--- a/XJTLU docker installation guidance.docx
+++ b/XJTLU docker installation guidance.docx
@@ -1,6 +1,6 @@
 
 <file path=word/document.xml><?xml version="1.0" encoding="utf-8"?>
-<w:document xmlns:wpc="http://schemas.microsoft.com/office/word/2010/wordprocessingCanvas" xmlns:cx="http://schemas.microsoft.com/office/drawing/2014/chartex" xmlns:cx1="http://schemas.microsoft.com/office/drawing/2015/9/8/chartex" xmlns:cx2="http://schemas.microsoft.com/office/drawing/2015/10/21/chartex" xmlns:cx3="http://schemas.microsoft.com/office/drawing/2016/5/9/chartex" xmlns:cx4="http://schemas.microsoft.com/office/drawing/2016/5/10/chartex" xmlns:cx5="http://schemas.microsoft.com/office/drawing/2016/5/11/chartex" xmlns:cx6="http://schemas.microsoft.com/office/drawing/2016/5/12/chartex" xmlns:cx7="http://schemas.microsoft.com/office/drawing/2016/5/13/chartex" xmlns:cx8="http://schemas.microsoft.com/office/drawing/2016/5/14/chartex" xmlns:mc="http://schemas.openxmlformats.org/markup-compatibility/2006" xmlns:aink="http://schemas.microsoft.com/office/drawing/2016/ink" xmlns:am3d="http://schemas.microsoft.com/office/drawing/2017/model3d" xmlns:o="urn:schemas-microsoft-com:office:office" xmlns:oel="http://schemas.microsoft.com/office/2019/extlst" xmlns:r="http://schemas.openxmlformats.org/officeDocument/2006/relationships" xmlns:m="http://schemas.openxmlformats.org/officeDocument/2006/math" xmlns:v="urn:schemas-microsoft-com:vml" xmlns:wp14="http://schemas.microsoft.com/office/word/2010/wordprocessingDrawing" xmlns:wp="http://schemas.openxmlformats.org/drawingml/2006/wordprocessingDrawing" xmlns:w10="urn:schemas-microsoft-com:office:word" xmlns:w="http://schemas.openxmlformats.org/wordprocessingml/2006/main" xmlns:w14="http://schemas.microsoft.com/office/word/2010/wordml" xmlns:w15="http://schemas.microsoft.com/office/word/2012/wordml" xmlns:w16cex="http://schemas.microsoft.com/office/word/2018/wordml/cex" xmlns:w16cid="http://schemas.microsoft.com/office/word/2016/wordml/cid" xmlns:w16="http://schemas.microsoft.com/office/word/2018/wordml" xmlns:w16du="http://schemas.microsoft.com/office/word/2023/wordml/word16du" xmlns:w16sdtdh="http://schemas.microsoft.com/office/word/2020/wordml/sdtdatahash" xmlns:w16sdtfl="http://schemas.microsoft.com/office/word/2024/wordml/sdtformatlock" xmlns:w16se="http://schemas.microsoft.com/office/word/2015/wordml/symex" xmlns:wpg="http://schemas.microsoft.com/office/word/2010/wordprocessingGroup" xmlns:wpi="http://schemas.microsoft.com/office/word/2010/wordprocessingInk" xmlns:wne="http://schemas.microsoft.com/office/word/2006/wordml" xmlns:wps="http://schemas.microsoft.com/office/word/2010/wordprocessingShape" mc:Ignorable="w14 w15 w16se w16cid w16 w16cex w16sdtdh w16sdtfl w16du wp14">
+<w:document xmlns:wpc="http://schemas.microsoft.com/office/word/2010/wordprocessingCanvas" xmlns:cx="http://schemas.microsoft.com/office/drawing/2014/chartex" xmlns:cx1="http://schemas.microsoft.com/office/drawing/2015/9/8/chartex" xmlns:cx2="http://schemas.microsoft.com/office/drawing/2015/10/21/chartex" xmlns:cx3="http://schemas.microsoft.com/office/drawing/2016/5/9/chartex" xmlns:cx4="http://schemas.microsoft.com/office/drawing/2016/5/10/chartex" xmlns:cx5="http://schemas.microsoft.com/office/drawing/2016/5/11/chartex" xmlns:cx6="http://schemas.microsoft.com/office/drawing/2016/5/12/chartex" xmlns:cx7="http://schemas.microsoft.com/office/drawing/2016/5/13/chartex" xmlns:cx8="http://schemas.microsoft.com/office/drawing/2016/5/14/chartex" xmlns:mc="http://schemas.openxmlformats.org/markup-compatibility/2006" xmlns:aink="http://schemas.microsoft.com/office/drawing/2016/ink" xmlns:am3d="http://schemas.microsoft.com/office/drawing/2017/model3d" xmlns:o="urn:schemas-microsoft-com:office:office" xmlns:r="http://schemas.openxmlformats.org/officeDocument/2006/relationships" xmlns:m="http://schemas.openxmlformats.org/officeDocument/2006/math" xmlns:v="urn:schemas-microsoft-com:vml" xmlns:wp14="http://schemas.microsoft.com/office/word/2010/wordprocessingDrawing" xmlns:wp="http://schemas.openxmlformats.org/drawingml/2006/wordprocessingDrawing" xmlns:w10="urn:schemas-microsoft-com:office:word" xmlns:w="http://schemas.openxmlformats.org/wordprocessingml/2006/main" xmlns:w14="http://schemas.microsoft.com/office/word/2010/wordml" xmlns:w15="http://schemas.microsoft.com/office/word/2012/wordml" xmlns:w16cex="http://schemas.microsoft.com/office/word/2018/wordml/cex" xmlns:w16cid="http://schemas.microsoft.com/office/word/2016/wordml/cid" xmlns:w16="http://schemas.microsoft.com/office/word/2018/wordml" xmlns:w16sdtdh="http://schemas.microsoft.com/office/word/2020/wordml/sdtdatahash" xmlns:w16se="http://schemas.microsoft.com/office/word/2015/wordml/symex" xmlns:wpg="http://schemas.microsoft.com/office/word/2010/wordprocessingGroup" xmlns:wpi="http://schemas.microsoft.com/office/word/2010/wordprocessingInk" xmlns:wne="http://schemas.microsoft.com/office/word/2006/wordml" xmlns:wps="http://schemas.microsoft.com/office/word/2010/wordprocessingShape" mc:Ignorable="w14 w15 w16se w16cid w16 w16cex w16sdtdh wp14">
   <w:body>
     <w:p>
       <w:pPr>
@@ -33,7 +33,21 @@
         <w:rPr>
           <w:rFonts w:ascii="Times" w:eastAsia="SimSun" w:hAnsi="Times" w:cs="Times New Roman"/>
         </w:rPr>
-        <w:t>Author: Zhennong Chen, Xingyi Yao</w:t>
+        <w:t xml:space="preserve">Author: Zhennong Chen, </w:t>
+      </w:r>
+      <w:proofErr w:type="spellStart"/>
+      <w:r>
+        <w:rPr>
+          <w:rFonts w:ascii="Times" w:eastAsia="SimSun" w:hAnsi="Times" w:cs="Times New Roman"/>
+        </w:rPr>
+        <w:t>Xingyi</w:t>
+      </w:r>
+      <w:proofErr w:type="spellEnd"/>
+      <w:r>
+        <w:rPr>
+          <w:rFonts w:ascii="Times" w:eastAsia="SimSun" w:hAnsi="Times" w:cs="Times New Roman"/>
+        </w:rPr>
+        <w:t xml:space="preserve"> Yao</w:t>
       </w:r>
     </w:p>
     <w:p>
@@ -83,12 +97,14 @@
         </w:rPr>
         <w:t>下载</w:t>
       </w:r>
+      <w:proofErr w:type="spellStart"/>
       <w:r>
         <w:rPr>
           <w:rFonts w:ascii="Times" w:eastAsia="SimSun" w:hAnsi="Times" w:cs="SimSun" w:hint="eastAsia"/>
         </w:rPr>
         <w:t>Github</w:t>
       </w:r>
+      <w:proofErr w:type="spellEnd"/>
       <w:r>
         <w:rPr>
           <w:rFonts w:ascii="Times" w:eastAsia="SimSun" w:hAnsi="Times" w:cs="SimSun"/>
@@ -127,15 +143,29 @@
         </w:rPr>
         <w:t>在</w:t>
       </w:r>
-      <w:hyperlink r:id="rId5" w:history="1">
-        <w:r>
-          <w:rPr>
-            <w:rStyle w:val="Hyperlink"/>
-            <w:rFonts w:ascii="Times" w:eastAsia="SimSun" w:hAnsi="Times" w:cs="SimSun"/>
-          </w:rPr>
-          <w:t>https://github.com/zhennongchen/Standard_dockers.git</w:t>
-        </w:r>
-      </w:hyperlink>
+      <w:r>
+        <w:fldChar w:fldCharType="begin"/>
+      </w:r>
+      <w:r>
+        <w:instrText xml:space="preserve"> HYPERLINK "https://github.com/zhennongchen/Standard_dockers.git" </w:instrText>
+      </w:r>
+      <w:r>
+        <w:fldChar w:fldCharType="separate"/>
+      </w:r>
+      <w:r>
+        <w:rPr>
+          <w:rStyle w:val="Hyperlink"/>
+          <w:rFonts w:ascii="Times" w:eastAsia="SimSun" w:hAnsi="Times" w:cs="SimSun"/>
+        </w:rPr>
+        <w:t>https://github.com/zhennongchen/Standard_dockers.git</w:t>
+      </w:r>
+      <w:r>
+        <w:rPr>
+          <w:rStyle w:val="Hyperlink"/>
+          <w:rFonts w:ascii="Times" w:eastAsia="SimSun" w:hAnsi="Times" w:cs="SimSun"/>
+        </w:rPr>
+        <w:fldChar w:fldCharType="end"/>
+      </w:r>
       <w:r>
         <w:rPr>
           <w:rFonts w:ascii="Times" w:eastAsia="SimSun" w:hAnsi="Times" w:cs="SimSun" w:hint="eastAsia"/>
@@ -164,7 +194,21 @@
         <w:rPr>
           <w:rFonts w:ascii="Times" w:eastAsia="SimSun" w:hAnsi="Times" w:cs="SimSun"/>
         </w:rPr>
-        <w:t xml:space="preserve"> with Github Desktop</w:t>
+        <w:t xml:space="preserve"> with </w:t>
+      </w:r>
+      <w:proofErr w:type="spellStart"/>
+      <w:r>
+        <w:rPr>
+          <w:rFonts w:ascii="Times" w:eastAsia="SimSun" w:hAnsi="Times" w:cs="SimSun"/>
+        </w:rPr>
+        <w:t>Github</w:t>
+      </w:r>
+      <w:proofErr w:type="spellEnd"/>
+      <w:r>
+        <w:rPr>
+          <w:rFonts w:ascii="Times" w:eastAsia="SimSun" w:hAnsi="Times" w:cs="SimSun"/>
+        </w:rPr>
+        <w:t xml:space="preserve"> Desktop</w:t>
       </w:r>
       <w:r>
         <w:rPr>
@@ -356,12 +400,14 @@
           <w:rFonts w:ascii="Times" w:eastAsia="Times New Roman" w:hAnsi="Times" w:cs="Times New Roman"/>
         </w:rPr>
       </w:pPr>
+      <w:proofErr w:type="spellStart"/>
       <w:r>
         <w:rPr>
           <w:rFonts w:ascii="Times" w:eastAsia="Times New Roman" w:hAnsi="Times" w:cs="Times New Roman"/>
         </w:rPr>
         <w:t>nvidia-smi</w:t>
       </w:r>
+      <w:proofErr w:type="spellEnd"/>
     </w:p>
     <w:p>
       <w:pPr>
@@ -680,13 +726,23 @@
           <w:bCs/>
         </w:rPr>
       </w:pPr>
-      <w:r>
-        <w:rPr>
-          <w:rFonts w:ascii="Times" w:eastAsia="Times New Roman" w:hAnsi="Times" w:cs="Times New Roman"/>
-          <w:b/>
-          <w:bCs/>
-        </w:rPr>
-        <w:t>wsl --install -d Ubuntu-22.04</w:t>
+      <w:proofErr w:type="spellStart"/>
+      <w:r>
+        <w:rPr>
+          <w:rFonts w:ascii="Times" w:eastAsia="Times New Roman" w:hAnsi="Times" w:cs="Times New Roman"/>
+          <w:b/>
+          <w:bCs/>
+        </w:rPr>
+        <w:t>wsl</w:t>
+      </w:r>
+      <w:proofErr w:type="spellEnd"/>
+      <w:r>
+        <w:rPr>
+          <w:rFonts w:ascii="Times" w:eastAsia="Times New Roman" w:hAnsi="Times" w:cs="Times New Roman"/>
+          <w:b/>
+          <w:bCs/>
+        </w:rPr>
+        <w:t xml:space="preserve"> --install -d Ubuntu-22.04</w:t>
       </w:r>
     </w:p>
     <w:p>
@@ -740,8 +796,64 @@
         <w:rPr>
           <w:rFonts w:ascii="Times" w:eastAsia="SimSun" w:hAnsi="Times" w:cs="Times New Roman"/>
         </w:rPr>
+        <w:t>第一次打开</w:t>
+      </w:r>
+      <w:r>
+        <w:rPr>
+          <w:rFonts w:ascii="Times" w:eastAsia="Times New Roman" w:hAnsi="Times" w:cs="Times New Roman"/>
+        </w:rPr>
+        <w:t xml:space="preserve"> Ubuntu </w:t>
+      </w:r>
+      <w:r>
+        <w:rPr>
+          <w:rFonts w:ascii="Times" w:eastAsia="SimSun" w:hAnsi="Times" w:cs="Times New Roman"/>
+        </w:rPr>
+        <w:t>会让你设置用户名</w:t>
+      </w:r>
+      <w:r>
+        <w:rPr>
+          <w:rFonts w:ascii="Times" w:eastAsia="Times New Roman" w:hAnsi="Times" w:cs="Times New Roman"/>
+        </w:rPr>
+        <w:t>/</w:t>
+      </w:r>
+      <w:r>
+        <w:rPr>
+          <w:rFonts w:ascii="Times" w:eastAsia="SimSun" w:hAnsi="Times" w:cs="Times New Roman"/>
+        </w:rPr>
+        <w:t>密码</w:t>
+      </w:r>
+      <w:r>
+        <w:rPr>
+          <w:rFonts w:ascii="Times" w:eastAsia="SimSun" w:hAnsi="Times" w:cs="Times New Roman"/>
+        </w:rPr>
+        <w:t>（务必记住）</w:t>
+      </w:r>
+    </w:p>
+    <w:p>
+      <w:pPr>
+        <w:spacing w:before="100" w:beforeAutospacing="1" w:after="100" w:afterAutospacing="1" w:line="240" w:lineRule="auto"/>
+        <w:rPr>
+          <w:rFonts w:ascii="Times" w:eastAsia="SimSun" w:hAnsi="Times" w:cs="Times New Roman"/>
+        </w:rPr>
+      </w:pPr>
+      <w:r>
+        <w:rPr>
+          <w:rFonts w:ascii="Segoe UI Emoji" w:eastAsia="Times New Roman" w:hAnsi="Segoe UI Emoji" w:cs="Segoe UI Emoji"/>
+        </w:rPr>
         <w:lastRenderedPageBreak/>
-        <w:t>第一次打开</w:t>
+        <w:t>👉</w:t>
+      </w:r>
+      <w:r>
+        <w:rPr>
+          <w:rFonts w:ascii="Times" w:eastAsia="Times New Roman" w:hAnsi="Times" w:cs="Times New Roman"/>
+        </w:rPr>
+        <w:t xml:space="preserve"> </w:t>
+      </w:r>
+      <w:r>
+        <w:rPr>
+          <w:rFonts w:ascii="Times" w:eastAsia="SimSun" w:hAnsi="Times" w:cs="Times New Roman"/>
+        </w:rPr>
+        <w:t>这样你就能在电脑里有一个干净的</w:t>
       </w:r>
       <w:r>
         <w:rPr>
@@ -753,250 +865,208 @@
         <w:rPr>
           <w:rFonts w:ascii="Times" w:eastAsia="SimSun" w:hAnsi="Times" w:cs="Times New Roman"/>
         </w:rPr>
-        <w:t>会让你设置用户名</w:t>
-      </w:r>
-      <w:r>
-        <w:rPr>
-          <w:rFonts w:ascii="Times" w:eastAsia="Times New Roman" w:hAnsi="Times" w:cs="Times New Roman"/>
-        </w:rPr>
-        <w:t>/</w:t>
-      </w:r>
-      <w:r>
-        <w:rPr>
-          <w:rFonts w:ascii="Times" w:eastAsia="SimSun" w:hAnsi="Times" w:cs="Times New Roman"/>
-        </w:rPr>
-        <w:t>密码</w:t>
-      </w:r>
-      <w:r>
-        <w:rPr>
-          <w:rFonts w:ascii="Times" w:eastAsia="SimSun" w:hAnsi="Times" w:cs="Times New Roman"/>
-        </w:rPr>
-        <w:t>（务必记住）</w:t>
-      </w:r>
-    </w:p>
-    <w:p>
-      <w:pPr>
-        <w:spacing w:before="100" w:beforeAutospacing="1" w:after="100" w:afterAutospacing="1" w:line="240" w:lineRule="auto"/>
-        <w:rPr>
-          <w:rFonts w:ascii="Times" w:eastAsia="SimSun" w:hAnsi="Times" w:cs="Times New Roman"/>
-        </w:rPr>
-      </w:pPr>
-      <w:r>
-        <w:rPr>
-          <w:rFonts w:ascii="Segoe UI Emoji" w:eastAsia="Times New Roman" w:hAnsi="Segoe UI Emoji" w:cs="Segoe UI Emoji"/>
-        </w:rPr>
-        <w:t>👉</w:t>
-      </w:r>
-      <w:r>
-        <w:rPr>
-          <w:rFonts w:ascii="Times" w:eastAsia="Times New Roman" w:hAnsi="Times" w:cs="Times New Roman"/>
+        <w:t>环境。</w:t>
+      </w:r>
+    </w:p>
+    <w:p>
+      <w:pPr>
+        <w:spacing w:before="100" w:beforeAutospacing="1" w:after="100" w:afterAutospacing="1" w:line="240" w:lineRule="auto"/>
+        <w:rPr>
+          <w:rFonts w:ascii="Times" w:eastAsia="SimSun" w:hAnsi="Times" w:cs="Times New Roman"/>
+        </w:rPr>
+      </w:pPr>
+      <w:r>
+        <w:rPr>
+          <w:rFonts w:ascii="Times" w:eastAsia="SimSun" w:hAnsi="Times" w:cs="Times New Roman"/>
+        </w:rPr>
+        <w:t>然后去</w:t>
+      </w:r>
+      <w:r>
+        <w:rPr>
+          <w:rFonts w:ascii="Times" w:eastAsia="SimSun" w:hAnsi="Times" w:cs="Times New Roman"/>
+        </w:rPr>
+        <w:t xml:space="preserve">Docker desktop </w:t>
+      </w:r>
+      <w:r>
+        <w:rPr>
+          <w:rFonts w:ascii="Times" w:eastAsia="SimSun" w:hAnsi="Times" w:cs="Times New Roman"/>
+        </w:rPr>
+        <w:sym w:font="Wingdings" w:char="F0E0"/>
+      </w:r>
+      <w:r>
+        <w:rPr>
+          <w:rFonts w:ascii="Times" w:eastAsia="SimSun" w:hAnsi="Times" w:cs="Times New Roman"/>
+        </w:rPr>
+        <w:sym w:font="Wingdings" w:char="F0E0"/>
+      </w:r>
+      <w:r>
+        <w:rPr>
+          <w:rFonts w:ascii="Times" w:eastAsia="SimSun" w:hAnsi="Times" w:cs="Times New Roman"/>
+        </w:rPr>
+        <w:t>Resources</w:t>
+      </w:r>
+      <w:r>
+        <w:rPr>
+          <w:rFonts w:ascii="Times" w:eastAsia="SimSun" w:hAnsi="Times" w:cs="Times New Roman"/>
+        </w:rPr>
+        <w:sym w:font="Wingdings" w:char="F0E0"/>
+      </w:r>
+      <w:r>
+        <w:rPr>
+          <w:rFonts w:ascii="Times" w:eastAsia="SimSun" w:hAnsi="Times" w:cs="Times New Roman"/>
+        </w:rPr>
+        <w:t xml:space="preserve">WSL integration, </w:t>
+      </w:r>
+      <w:r>
+        <w:rPr>
+          <w:rFonts w:ascii="Times" w:eastAsia="SimSun" w:hAnsi="Times" w:cs="Times New Roman"/>
+        </w:rPr>
+        <w:t>应该可以看到多出来了一个</w:t>
+      </w:r>
+      <w:r>
+        <w:rPr>
+          <w:rFonts w:ascii="Times" w:eastAsia="SimSun" w:hAnsi="Times" w:cs="Times New Roman"/>
+        </w:rPr>
+        <w:t>Enable integration with additional distros: Ubuntu-22.04</w:t>
+      </w:r>
+      <w:r>
+        <w:rPr>
+          <w:rFonts w:ascii="Times" w:eastAsia="SimSun" w:hAnsi="Times" w:cs="Times New Roman"/>
+        </w:rPr>
+        <w:t>，勾选它。</w:t>
+      </w:r>
+    </w:p>
+    <w:p>
+      <w:pPr>
+        <w:spacing w:before="100" w:beforeAutospacing="1" w:after="100" w:afterAutospacing="1" w:line="240" w:lineRule="auto"/>
+        <w:rPr>
+          <w:rFonts w:ascii="Times" w:eastAsia="Times New Roman" w:hAnsi="Times" w:cs="Times New Roman"/>
+        </w:rPr>
+      </w:pPr>
+    </w:p>
+    <w:p>
+      <w:pPr>
+        <w:spacing w:before="100" w:beforeAutospacing="1" w:after="100" w:afterAutospacing="1" w:line="240" w:lineRule="auto"/>
+        <w:rPr>
+          <w:rFonts w:ascii="Times" w:eastAsia="SimSun" w:hAnsi="Times" w:cs="SimSun"/>
+          <w:b/>
+          <w:bCs/>
+        </w:rPr>
+      </w:pPr>
+      <w:r>
+        <w:rPr>
+          <w:rFonts w:ascii="Times" w:eastAsia="Times New Roman" w:hAnsi="Times" w:cs="Times New Roman"/>
+          <w:b/>
+          <w:bCs/>
+        </w:rPr>
+        <w:t xml:space="preserve">Step 4: </w:t>
+      </w:r>
+      <w:r>
+        <w:rPr>
+          <w:rFonts w:ascii="Times" w:eastAsia="SimSun" w:hAnsi="Times" w:cs="SimSun"/>
+          <w:b/>
+          <w:bCs/>
+        </w:rPr>
+        <w:t>在</w:t>
+      </w:r>
+      <w:proofErr w:type="spellStart"/>
+      <w:r>
+        <w:rPr>
+          <w:rFonts w:ascii="Times" w:eastAsia="SimSun" w:hAnsi="Times" w:cs="SimSun"/>
+          <w:b/>
+          <w:bCs/>
+        </w:rPr>
+        <w:t>P</w:t>
+      </w:r>
+      <w:r>
+        <w:rPr>
+          <w:rFonts w:ascii="Times" w:eastAsia="SimSun" w:hAnsi="Times" w:cs="SimSun"/>
+          <w:b/>
+          <w:bCs/>
+        </w:rPr>
+        <w:t>owershell</w:t>
+      </w:r>
+      <w:proofErr w:type="spellEnd"/>
+      <w:r>
+        <w:rPr>
+          <w:rFonts w:ascii="Times" w:eastAsia="SimSun" w:hAnsi="Times" w:cs="SimSun"/>
+          <w:b/>
+          <w:bCs/>
+        </w:rPr>
+        <w:t>里进入</w:t>
+      </w:r>
+      <w:r>
+        <w:rPr>
+          <w:rFonts w:ascii="Times" w:eastAsia="SimSun" w:hAnsi="Times" w:cs="SimSun"/>
+          <w:b/>
+          <w:bCs/>
+        </w:rPr>
+        <w:t>WSL Ubuntu:</w:t>
+      </w:r>
+    </w:p>
+    <w:p>
+      <w:pPr>
+        <w:spacing w:before="100" w:beforeAutospacing="1" w:after="100" w:afterAutospacing="1" w:line="240" w:lineRule="auto"/>
+        <w:rPr>
+          <w:rFonts w:ascii="Times" w:eastAsia="SimSun" w:hAnsi="Times" w:cs="SimSun"/>
+        </w:rPr>
+      </w:pPr>
+      <w:r>
+        <w:rPr>
+          <w:rFonts w:ascii="Times" w:eastAsia="SimSun" w:hAnsi="Times" w:cs="SimSun"/>
+        </w:rPr>
+        <w:t>关掉</w:t>
+      </w:r>
+      <w:proofErr w:type="spellStart"/>
+      <w:r>
+        <w:rPr>
+          <w:rFonts w:ascii="Times" w:eastAsia="SimSun" w:hAnsi="Times" w:cs="SimSun"/>
+        </w:rPr>
+        <w:t>powershell</w:t>
+      </w:r>
+      <w:proofErr w:type="spellEnd"/>
+      <w:r>
+        <w:rPr>
+          <w:rFonts w:ascii="Times" w:eastAsia="SimSun" w:hAnsi="Times" w:cs="SimSun"/>
+        </w:rPr>
+        <w:t>然后重新打开一个新的</w:t>
+      </w:r>
+      <w:proofErr w:type="spellStart"/>
+      <w:r>
+        <w:rPr>
+          <w:rFonts w:ascii="Times" w:eastAsia="SimSun" w:hAnsi="Times" w:cs="SimSun"/>
+        </w:rPr>
+        <w:t>powershell</w:t>
+      </w:r>
+      <w:proofErr w:type="spellEnd"/>
+    </w:p>
+    <w:p>
+      <w:pPr>
+        <w:spacing w:before="100" w:beforeAutospacing="1" w:after="100" w:afterAutospacing="1" w:line="240" w:lineRule="auto"/>
+        <w:rPr>
+          <w:rFonts w:ascii="Times" w:eastAsia="SimSun" w:hAnsi="Times" w:cs="SimSun"/>
+        </w:rPr>
+      </w:pPr>
+      <w:r>
+        <w:rPr>
+          <w:rFonts w:ascii="Times" w:eastAsia="SimSun" w:hAnsi="Times" w:cs="SimSun"/>
+        </w:rPr>
+        <w:t>输入</w:t>
+      </w:r>
+      <w:r>
+        <w:rPr>
+          <w:rFonts w:ascii="Times" w:eastAsia="SimSun" w:hAnsi="Times" w:cs="SimSun"/>
         </w:rPr>
         <w:t xml:space="preserve"> </w:t>
       </w:r>
-      <w:r>
-        <w:rPr>
-          <w:rFonts w:ascii="Times" w:eastAsia="SimSun" w:hAnsi="Times" w:cs="Times New Roman"/>
-        </w:rPr>
-        <w:t>这样你就能在电脑里有一个干净的</w:t>
-      </w:r>
-      <w:r>
-        <w:rPr>
-          <w:rFonts w:ascii="Times" w:eastAsia="Times New Roman" w:hAnsi="Times" w:cs="Times New Roman"/>
-        </w:rPr>
-        <w:t xml:space="preserve"> Ubuntu </w:t>
-      </w:r>
-      <w:r>
-        <w:rPr>
-          <w:rFonts w:ascii="Times" w:eastAsia="SimSun" w:hAnsi="Times" w:cs="Times New Roman"/>
-        </w:rPr>
-        <w:t>环境。</w:t>
-      </w:r>
-    </w:p>
-    <w:p>
-      <w:pPr>
-        <w:spacing w:before="100" w:beforeAutospacing="1" w:after="100" w:afterAutospacing="1" w:line="240" w:lineRule="auto"/>
-        <w:rPr>
-          <w:rFonts w:ascii="Times" w:eastAsia="SimSun" w:hAnsi="Times" w:cs="Times New Roman"/>
-        </w:rPr>
-      </w:pPr>
-      <w:r>
-        <w:rPr>
-          <w:rFonts w:ascii="Times" w:eastAsia="SimSun" w:hAnsi="Times" w:cs="Times New Roman"/>
-        </w:rPr>
-        <w:t>然后去</w:t>
-      </w:r>
-      <w:r>
-        <w:rPr>
-          <w:rFonts w:ascii="Times" w:eastAsia="SimSun" w:hAnsi="Times" w:cs="Times New Roman"/>
-        </w:rPr>
-        <w:t xml:space="preserve">Docker desktop </w:t>
-      </w:r>
-      <w:r>
-        <w:rPr>
-          <w:rFonts w:ascii="Times" w:eastAsia="SimSun" w:hAnsi="Times" w:cs="Times New Roman"/>
-        </w:rPr>
-        <w:sym w:font="Wingdings" w:char="F0E0"/>
-      </w:r>
-      <w:r>
-        <w:rPr>
-          <w:rFonts w:ascii="Times" w:eastAsia="SimSun" w:hAnsi="Times" w:cs="Times New Roman"/>
-        </w:rPr>
-        <w:sym w:font="Wingdings" w:char="F0E0"/>
-      </w:r>
-      <w:r>
-        <w:rPr>
-          <w:rFonts w:ascii="Times" w:eastAsia="SimSun" w:hAnsi="Times" w:cs="Times New Roman"/>
-        </w:rPr>
-        <w:t>Resources</w:t>
-      </w:r>
-      <w:r>
-        <w:rPr>
-          <w:rFonts w:ascii="Times" w:eastAsia="SimSun" w:hAnsi="Times" w:cs="Times New Roman"/>
-        </w:rPr>
-        <w:sym w:font="Wingdings" w:char="F0E0"/>
-      </w:r>
-      <w:r>
-        <w:rPr>
-          <w:rFonts w:ascii="Times" w:eastAsia="SimSun" w:hAnsi="Times" w:cs="Times New Roman"/>
-        </w:rPr>
-        <w:t xml:space="preserve">WSL integration, </w:t>
-      </w:r>
-      <w:r>
-        <w:rPr>
-          <w:rFonts w:ascii="Times" w:eastAsia="SimSun" w:hAnsi="Times" w:cs="Times New Roman"/>
-        </w:rPr>
-        <w:t>应该可以看到多出来了一个</w:t>
-      </w:r>
-      <w:r>
-        <w:rPr>
-          <w:rFonts w:ascii="Times" w:eastAsia="SimSun" w:hAnsi="Times" w:cs="Times New Roman"/>
-        </w:rPr>
-        <w:t>Enable integration with additional distros: Ubuntu-22.04</w:t>
-      </w:r>
-      <w:r>
-        <w:rPr>
-          <w:rFonts w:ascii="Times" w:eastAsia="SimSun" w:hAnsi="Times" w:cs="Times New Roman"/>
-        </w:rPr>
-        <w:t>，勾选它。</w:t>
-      </w:r>
-    </w:p>
-    <w:p>
-      <w:pPr>
-        <w:spacing w:before="100" w:beforeAutospacing="1" w:after="100" w:afterAutospacing="1" w:line="240" w:lineRule="auto"/>
-        <w:rPr>
-          <w:rFonts w:ascii="Times" w:eastAsia="Times New Roman" w:hAnsi="Times" w:cs="Times New Roman"/>
-        </w:rPr>
-      </w:pPr>
-    </w:p>
-    <w:p>
-      <w:pPr>
-        <w:spacing w:before="100" w:beforeAutospacing="1" w:after="100" w:afterAutospacing="1" w:line="240" w:lineRule="auto"/>
-        <w:rPr>
-          <w:rFonts w:ascii="Times" w:eastAsia="SimSun" w:hAnsi="Times" w:cs="SimSun"/>
-          <w:b/>
-          <w:bCs/>
-        </w:rPr>
-      </w:pPr>
-      <w:r>
-        <w:rPr>
-          <w:rFonts w:ascii="Times" w:eastAsia="Times New Roman" w:hAnsi="Times" w:cs="Times New Roman"/>
-          <w:b/>
-          <w:bCs/>
-        </w:rPr>
-        <w:t xml:space="preserve">Step 4: </w:t>
-      </w:r>
-      <w:r>
-        <w:rPr>
-          <w:rFonts w:ascii="Times" w:eastAsia="SimSun" w:hAnsi="Times" w:cs="SimSun"/>
-          <w:b/>
-          <w:bCs/>
-        </w:rPr>
-        <w:t>在</w:t>
-      </w:r>
-      <w:r>
-        <w:rPr>
-          <w:rFonts w:ascii="Times" w:eastAsia="SimSun" w:hAnsi="Times" w:cs="SimSun"/>
-          <w:b/>
-          <w:bCs/>
-        </w:rPr>
-        <w:t>P</w:t>
-      </w:r>
-      <w:r>
-        <w:rPr>
-          <w:rFonts w:ascii="Times" w:eastAsia="SimSun" w:hAnsi="Times" w:cs="SimSun"/>
-          <w:b/>
-          <w:bCs/>
-        </w:rPr>
-        <w:t>owershell</w:t>
-      </w:r>
-      <w:r>
-        <w:rPr>
-          <w:rFonts w:ascii="Times" w:eastAsia="SimSun" w:hAnsi="Times" w:cs="SimSun"/>
-          <w:b/>
-          <w:bCs/>
-        </w:rPr>
-        <w:t>里进入</w:t>
-      </w:r>
-      <w:r>
-        <w:rPr>
-          <w:rFonts w:ascii="Times" w:eastAsia="SimSun" w:hAnsi="Times" w:cs="SimSun"/>
-          <w:b/>
-          <w:bCs/>
-        </w:rPr>
-        <w:t>WSL Ubuntu:</w:t>
-      </w:r>
-    </w:p>
-    <w:p>
-      <w:pPr>
-        <w:spacing w:before="100" w:beforeAutospacing="1" w:after="100" w:afterAutospacing="1" w:line="240" w:lineRule="auto"/>
-        <w:rPr>
-          <w:rFonts w:ascii="Times" w:eastAsia="SimSun" w:hAnsi="Times" w:cs="SimSun"/>
-        </w:rPr>
-      </w:pPr>
-      <w:r>
-        <w:rPr>
-          <w:rFonts w:ascii="Times" w:eastAsia="SimSun" w:hAnsi="Times" w:cs="SimSun"/>
-        </w:rPr>
-        <w:t>关掉</w:t>
-      </w:r>
-      <w:r>
-        <w:rPr>
-          <w:rFonts w:ascii="Times" w:eastAsia="SimSun" w:hAnsi="Times" w:cs="SimSun"/>
-        </w:rPr>
-        <w:t>powershell</w:t>
-      </w:r>
-      <w:r>
-        <w:rPr>
-          <w:rFonts w:ascii="Times" w:eastAsia="SimSun" w:hAnsi="Times" w:cs="SimSun"/>
-        </w:rPr>
-        <w:t>然后重新打开一个新的</w:t>
-      </w:r>
-      <w:r>
-        <w:rPr>
-          <w:rFonts w:ascii="Times" w:eastAsia="SimSun" w:hAnsi="Times" w:cs="SimSun"/>
-        </w:rPr>
-        <w:t>powershell</w:t>
-      </w:r>
-    </w:p>
-    <w:p>
-      <w:pPr>
-        <w:spacing w:before="100" w:beforeAutospacing="1" w:after="100" w:afterAutospacing="1" w:line="240" w:lineRule="auto"/>
-        <w:rPr>
-          <w:rFonts w:ascii="Times" w:eastAsia="SimSun" w:hAnsi="Times" w:cs="SimSun"/>
-        </w:rPr>
-      </w:pPr>
-      <w:r>
-        <w:rPr>
-          <w:rFonts w:ascii="Times" w:eastAsia="SimSun" w:hAnsi="Times" w:cs="SimSun"/>
-        </w:rPr>
-        <w:t>输入</w:t>
-      </w:r>
-      <w:r>
-        <w:rPr>
-          <w:rFonts w:ascii="Times" w:eastAsia="SimSun" w:hAnsi="Times" w:cs="SimSun"/>
-        </w:rPr>
-        <w:t xml:space="preserve"> wsl</w:t>
-      </w:r>
+      <w:proofErr w:type="spellStart"/>
+      <w:r>
+        <w:rPr>
+          <w:rFonts w:ascii="Times" w:eastAsia="SimSun" w:hAnsi="Times" w:cs="SimSun"/>
+        </w:rPr>
+        <w:t>wsl</w:t>
+      </w:r>
+      <w:proofErr w:type="spellEnd"/>
       <w:r>
         <w:rPr>
           <w:rFonts w:ascii="Times" w:eastAsia="SimSun" w:hAnsi="Times" w:cs="SimSun"/>
@@ -1044,7 +1114,7 @@
                     <pic:cNvPicPr/>
                   </pic:nvPicPr>
                   <pic:blipFill>
-                    <a:blip r:embed="rId6">
+                    <a:blip r:embed="rId5">
                       <a:extLst>
                         <a:ext uri="{28A0092B-C50C-407E-A947-70E740481C1C}">
                           <a14:useLocalDpi xmlns:a14="http://schemas.microsoft.com/office/drawing/2010/main" val="0"/>
@@ -1090,11 +1160,19 @@
         </w:rPr>
         <w:t xml:space="preserve"> </w:t>
       </w:r>
-      <w:r>
-        <w:rPr>
-          <w:rFonts w:ascii="Times" w:eastAsia="Times New Roman" w:hAnsi="Times" w:cs="Times New Roman"/>
-        </w:rPr>
-        <w:t>sudo apt-get update</w:t>
+      <w:proofErr w:type="spellStart"/>
+      <w:r>
+        <w:rPr>
+          <w:rFonts w:ascii="Times" w:eastAsia="Times New Roman" w:hAnsi="Times" w:cs="Times New Roman"/>
+        </w:rPr>
+        <w:t>sudo</w:t>
+      </w:r>
+      <w:proofErr w:type="spellEnd"/>
+      <w:r>
+        <w:rPr>
+          <w:rFonts w:ascii="Times" w:eastAsia="Times New Roman" w:hAnsi="Times" w:cs="Times New Roman"/>
+        </w:rPr>
+        <w:t xml:space="preserve"> apt-get update</w:t>
       </w:r>
     </w:p>
     <w:p>
@@ -1254,8 +1332,16 @@
         <w:rPr>
           <w:rFonts w:ascii="Times" w:eastAsia="SimSun" w:hAnsi="Times" w:cs="Times New Roman"/>
         </w:rPr>
-        <w:t>/mnt</w:t>
-      </w:r>
+        <w:t>/</w:t>
+      </w:r>
+      <w:proofErr w:type="spellStart"/>
+      <w:r>
+        <w:rPr>
+          <w:rFonts w:ascii="Times" w:eastAsia="SimSun" w:hAnsi="Times" w:cs="Times New Roman"/>
+        </w:rPr>
+        <w:t>mnt</w:t>
+      </w:r>
+      <w:proofErr w:type="spellEnd"/>
       <w:r>
         <w:rPr>
           <w:rFonts w:ascii="Times" w:eastAsia="SimSun" w:hAnsi="Times" w:cs="Times New Roman"/>
@@ -1280,8 +1366,27 @@
           <w:b/>
           <w:bCs/>
         </w:rPr>
-        <w:t>/mnt/d/</w:t>
-      </w:r>
+        <w:t>/</w:t>
+      </w:r>
+      <w:proofErr w:type="spellStart"/>
+      <w:r>
+        <w:rPr>
+          <w:rFonts w:ascii="Times" w:eastAsia="SimSun" w:hAnsi="Times" w:cs="Times New Roman"/>
+          <w:b/>
+          <w:bCs/>
+        </w:rPr>
+        <w:t>mnt</w:t>
+      </w:r>
+      <w:proofErr w:type="spellEnd"/>
+      <w:r>
+        <w:rPr>
+          <w:rFonts w:ascii="Times" w:eastAsia="SimSun" w:hAnsi="Times" w:cs="Times New Roman"/>
+          <w:b/>
+          <w:bCs/>
+        </w:rPr>
+        <w:t>/d/</w:t>
+      </w:r>
+      <w:proofErr w:type="spellStart"/>
       <w:r>
         <w:rPr>
           <w:rFonts w:ascii="Times" w:eastAsia="SimSun" w:hAnsi="Times" w:cs="Times New Roman"/>
@@ -1322,14 +1427,25 @@
         </w:rPr>
         <w:t>s</w:t>
       </w:r>
-      <w:r>
-        <w:rPr>
-          <w:rFonts w:ascii="Times" w:eastAsia="SimSun" w:hAnsi="Times" w:cs="Times New Roman"/>
-          <w:b/>
-          <w:bCs/>
-        </w:rPr>
-        <w:t>/docker_pytorch</w:t>
-      </w:r>
+      <w:proofErr w:type="spellEnd"/>
+      <w:r>
+        <w:rPr>
+          <w:rFonts w:ascii="Times" w:eastAsia="SimSun" w:hAnsi="Times" w:cs="Times New Roman"/>
+          <w:b/>
+          <w:bCs/>
+        </w:rPr>
+        <w:t>/</w:t>
+      </w:r>
+      <w:proofErr w:type="spellStart"/>
+      <w:r>
+        <w:rPr>
+          <w:rFonts w:ascii="Times" w:eastAsia="SimSun" w:hAnsi="Times" w:cs="Times New Roman"/>
+          <w:b/>
+          <w:bCs/>
+        </w:rPr>
+        <w:t>docker_pytorch</w:t>
+      </w:r>
+      <w:proofErr w:type="spellEnd"/>
     </w:p>
     <w:p>
       <w:pPr>
@@ -1376,13 +1492,30 @@
           <w:rFonts w:ascii="Times" w:eastAsia="SimSun" w:hAnsi="Times" w:cs="Times New Roman"/>
           <w:color w:val="4472C4" w:themeColor="accent1"/>
         </w:rPr>
-        <w:t>zhennongchen@5YPFKZ3:/mnt/d/</w:t>
-      </w:r>
+        <w:t>zhennongchen@5YPFKZ3:/</w:t>
+      </w:r>
+      <w:proofErr w:type="spellStart"/>
       <w:r>
         <w:rPr>
           <w:rFonts w:ascii="Times" w:eastAsia="SimSun" w:hAnsi="Times" w:cs="Times New Roman"/>
           <w:color w:val="4472C4" w:themeColor="accent1"/>
         </w:rPr>
+        <w:t>mnt</w:t>
+      </w:r>
+      <w:proofErr w:type="spellEnd"/>
+      <w:r>
+        <w:rPr>
+          <w:rFonts w:ascii="Times" w:eastAsia="SimSun" w:hAnsi="Times" w:cs="Times New Roman"/>
+          <w:color w:val="4472C4" w:themeColor="accent1"/>
+        </w:rPr>
+        <w:t>/d/</w:t>
+      </w:r>
+      <w:proofErr w:type="spellStart"/>
+      <w:r>
+        <w:rPr>
+          <w:rFonts w:ascii="Times" w:eastAsia="SimSun" w:hAnsi="Times" w:cs="Times New Roman"/>
+          <w:color w:val="4472C4" w:themeColor="accent1"/>
+        </w:rPr>
         <w:t>Standard_</w:t>
       </w:r>
       <w:r>
@@ -1399,28 +1532,29 @@
         </w:rPr>
         <w:t>s</w:t>
       </w:r>
+      <w:proofErr w:type="spellEnd"/>
       <w:r>
         <w:rPr>
           <w:rFonts w:ascii="Times" w:eastAsia="SimSun" w:hAnsi="Times" w:cs="Times New Roman"/>
           <w:color w:val="4472C4" w:themeColor="accent1"/>
         </w:rPr>
-        <w:t>/docker_pytorch$ ls</w:t>
-      </w:r>
-    </w:p>
-    <w:p>
-      <w:pPr>
-        <w:spacing w:before="100" w:beforeAutospacing="1" w:after="100" w:afterAutospacing="1" w:line="240" w:lineRule="auto"/>
+        <w:t>/</w:t>
+      </w:r>
+      <w:proofErr w:type="spellStart"/>
+      <w:r>
         <w:rPr>
           <w:rFonts w:ascii="Times" w:eastAsia="SimSun" w:hAnsi="Times" w:cs="Times New Roman"/>
           <w:color w:val="4472C4" w:themeColor="accent1"/>
         </w:rPr>
-      </w:pPr>
+        <w:t>docker_pytorch</w:t>
+      </w:r>
+      <w:proofErr w:type="spellEnd"/>
       <w:r>
         <w:rPr>
           <w:rFonts w:ascii="Times" w:eastAsia="SimSun" w:hAnsi="Times" w:cs="Times New Roman"/>
           <w:color w:val="4472C4" w:themeColor="accent1"/>
         </w:rPr>
-        <w:t>compile.sh          docker_build.sh  docker_run_compile.sh  entrypoint.sh     run_jupyter.sh</w:t>
+        <w:t>$ ls</w:t>
       </w:r>
     </w:p>
     <w:p>
@@ -1436,7 +1570,80 @@
           <w:rFonts w:ascii="Times" w:eastAsia="SimSun" w:hAnsi="Times" w:cs="Times New Roman"/>
           <w:color w:val="4472C4" w:themeColor="accent1"/>
         </w:rPr>
-        <w:t>docker-compose.yml  docker_run.sh    dockerfile             requirements.txt</w:t>
+        <w:t xml:space="preserve">compile.sh          </w:t>
+      </w:r>
+      <w:proofErr w:type="gramStart"/>
+      <w:r>
+        <w:rPr>
+          <w:rFonts w:ascii="Times" w:eastAsia="SimSun" w:hAnsi="Times" w:cs="Times New Roman"/>
+          <w:color w:val="4472C4" w:themeColor="accent1"/>
+        </w:rPr>
+        <w:t>docker_build.sh  docker_run_compile.sh</w:t>
+      </w:r>
+      <w:proofErr w:type="gramEnd"/>
+      <w:r>
+        <w:rPr>
+          <w:rFonts w:ascii="Times" w:eastAsia="SimSun" w:hAnsi="Times" w:cs="Times New Roman"/>
+          <w:color w:val="4472C4" w:themeColor="accent1"/>
+        </w:rPr>
+        <w:t xml:space="preserve">  entrypoint.sh     run_jupyter.sh</w:t>
+      </w:r>
+    </w:p>
+    <w:p>
+      <w:pPr>
+        <w:spacing w:before="100" w:beforeAutospacing="1" w:after="100" w:afterAutospacing="1" w:line="240" w:lineRule="auto"/>
+        <w:rPr>
+          <w:rFonts w:ascii="Times" w:eastAsia="SimSun" w:hAnsi="Times" w:cs="Times New Roman"/>
+          <w:color w:val="4472C4" w:themeColor="accent1"/>
+        </w:rPr>
+      </w:pPr>
+      <w:proofErr w:type="gramStart"/>
+      <w:r>
+        <w:rPr>
+          <w:rFonts w:ascii="Times" w:eastAsia="SimSun" w:hAnsi="Times" w:cs="Times New Roman"/>
+          <w:color w:val="4472C4" w:themeColor="accent1"/>
+        </w:rPr>
+        <w:t>docker-</w:t>
+      </w:r>
+      <w:proofErr w:type="spellStart"/>
+      <w:r>
+        <w:rPr>
+          <w:rFonts w:ascii="Times" w:eastAsia="SimSun" w:hAnsi="Times" w:cs="Times New Roman"/>
+          <w:color w:val="4472C4" w:themeColor="accent1"/>
+        </w:rPr>
+        <w:t>compose.yml</w:t>
+      </w:r>
+      <w:proofErr w:type="spellEnd"/>
+      <w:r>
+        <w:rPr>
+          <w:rFonts w:ascii="Times" w:eastAsia="SimSun" w:hAnsi="Times" w:cs="Times New Roman"/>
+          <w:color w:val="4472C4" w:themeColor="accent1"/>
+        </w:rPr>
+        <w:t xml:space="preserve">  docker_run.sh</w:t>
+      </w:r>
+      <w:proofErr w:type="gramEnd"/>
+      <w:r>
+        <w:rPr>
+          <w:rFonts w:ascii="Times" w:eastAsia="SimSun" w:hAnsi="Times" w:cs="Times New Roman"/>
+          <w:color w:val="4472C4" w:themeColor="accent1"/>
+        </w:rPr>
+        <w:t xml:space="preserve">    </w:t>
+      </w:r>
+      <w:proofErr w:type="spellStart"/>
+      <w:r>
+        <w:rPr>
+          <w:rFonts w:ascii="Times" w:eastAsia="SimSun" w:hAnsi="Times" w:cs="Times New Roman"/>
+          <w:color w:val="4472C4" w:themeColor="accent1"/>
+        </w:rPr>
+        <w:t>dockerfile</w:t>
+      </w:r>
+      <w:proofErr w:type="spellEnd"/>
+      <w:r>
+        <w:rPr>
+          <w:rFonts w:ascii="Times" w:eastAsia="SimSun" w:hAnsi="Times" w:cs="Times New Roman"/>
+          <w:color w:val="4472C4" w:themeColor="accent1"/>
+        </w:rPr>
+        <w:t xml:space="preserve">             requirements.txt</w:t>
       </w:r>
     </w:p>
     <w:p>
@@ -1570,7 +1777,7 @@
                     <pic:cNvPicPr/>
                   </pic:nvPicPr>
                   <pic:blipFill>
-                    <a:blip r:embed="rId7">
+                    <a:blip r:embed="rId6">
                       <a:extLst>
                         <a:ext uri="{28A0092B-C50C-407E-A947-70E740481C1C}">
                           <a14:useLocalDpi xmlns:a14="http://schemas.microsoft.com/office/drawing/2010/main" val="0"/>
@@ -1863,7 +2070,7 @@
                     <pic:cNvPicPr/>
                   </pic:nvPicPr>
                   <pic:blipFill>
-                    <a:blip r:embed="rId8">
+                    <a:blip r:embed="rId7">
                       <a:extLst>
                         <a:ext uri="{28A0092B-C50C-407E-A947-70E740481C1C}">
                           <a14:useLocalDpi xmlns:a14="http://schemas.microsoft.com/office/drawing/2010/main" val="0"/>
@@ -2017,7 +2224,7 @@
                     <pic:cNvPicPr/>
                   </pic:nvPicPr>
                   <pic:blipFill>
-                    <a:blip r:embed="rId9">
+                    <a:blip r:embed="rId8">
                       <a:extLst>
                         <a:ext uri="{28A0092B-C50C-407E-A947-70E740481C1C}">
                           <a14:useLocalDpi xmlns:a14="http://schemas.microsoft.com/office/drawing/2010/main" val="0"/>
@@ -2188,7 +2395,7 @@
                     <pic:cNvPicPr/>
                   </pic:nvPicPr>
                   <pic:blipFill>
-                    <a:blip r:embed="rId10">
+                    <a:blip r:embed="rId9">
                       <a:extLst>
                         <a:ext uri="{28A0092B-C50C-407E-A947-70E740481C1C}">
                           <a14:useLocalDpi xmlns:a14="http://schemas.microsoft.com/office/drawing/2010/main" val="0"/>
@@ -2312,7 +2519,25 @@
         <w:rPr>
           <w:rFonts w:ascii="Times" w:eastAsia="SimSun" w:hAnsi="Times" w:cs="Times New Roman"/>
         </w:rPr>
-        <w:t>/docker_pytorch/dockerfile</w:t>
+        <w:t>/docker_pytorch</w:t>
+      </w:r>
+      <w:r>
+        <w:rPr>
+          <w:rFonts w:ascii="Times" w:eastAsia="SimSun" w:hAnsi="Times" w:cs="Times New Roman" w:hint="eastAsia"/>
+        </w:rPr>
+        <w:t>_</w:t>
+      </w:r>
+      <w:r>
+        <w:rPr>
+          <w:rFonts w:ascii="Times" w:eastAsia="SimSun" w:hAnsi="Times" w:cs="Times New Roman"/>
+        </w:rPr>
+        <w:t>cuda11</w:t>
+      </w:r>
+      <w:r>
+        <w:rPr>
+          <w:rFonts w:ascii="Times" w:eastAsia="SimSun" w:hAnsi="Times" w:cs="Times New Roman"/>
+        </w:rPr>
+        <w:t>/dockerfile</w:t>
       </w:r>
       <w:r>
         <w:rPr>
@@ -2344,16 +2569,28 @@
         <w:rPr>
           <w:rFonts w:ascii="Times" w:eastAsia="SimSun" w:hAnsi="Times" w:cs="Times New Roman"/>
         </w:rPr>
-        <w:t>FROM pytorch/pytorch:2.0.1-cuda11.7-cudnn8-runtime</w:t>
-      </w:r>
-    </w:p>
-    <w:p>
-      <w:pPr>
-        <w:spacing w:before="100" w:beforeAutospacing="1" w:after="100" w:afterAutospacing="1" w:line="240" w:lineRule="auto"/>
-        <w:rPr>
-          <w:rFonts w:ascii="Times" w:eastAsia="SimSun" w:hAnsi="Times" w:cs="Times New Roman"/>
-          <w:b/>
-          <w:bCs/>
+        <w:t xml:space="preserve">FROM </w:t>
+      </w:r>
+      <w:proofErr w:type="spellStart"/>
+      <w:r>
+        <w:rPr>
+          <w:rFonts w:ascii="Times" w:eastAsia="SimSun" w:hAnsi="Times" w:cs="Times New Roman"/>
+        </w:rPr>
+        <w:t>nvidia</w:t>
+      </w:r>
+      <w:proofErr w:type="spellEnd"/>
+      <w:r>
+        <w:rPr>
+          <w:rFonts w:ascii="Times" w:eastAsia="SimSun" w:hAnsi="Times" w:cs="Times New Roman"/>
+        </w:rPr>
+        <w:t>/cuda:11.0.3-cudnn8-devel-ubuntu20.04</w:t>
+      </w:r>
+    </w:p>
+    <w:p>
+      <w:pPr>
+        <w:spacing w:before="100" w:beforeAutospacing="1" w:after="100" w:afterAutospacing="1" w:line="240" w:lineRule="auto"/>
+        <w:rPr>
+          <w:rFonts w:ascii="Times" w:eastAsia="SimSun" w:hAnsi="Times" w:cs="Times New Roman"/>
         </w:rPr>
       </w:pPr>
       <w:r>
@@ -2362,12 +2599,14 @@
         </w:rPr>
         <w:t>然后去</w:t>
       </w:r>
+      <w:proofErr w:type="spellStart"/>
       <w:r>
         <w:rPr>
           <w:rFonts w:ascii="Times" w:eastAsia="SimSun" w:hAnsi="Times" w:cs="Times New Roman"/>
         </w:rPr>
         <w:t>wsl</w:t>
       </w:r>
+      <w:proofErr w:type="spellEnd"/>
       <w:r>
         <w:rPr>
           <w:rFonts w:ascii="Times" w:eastAsia="SimSun" w:hAnsi="Times" w:cs="Times New Roman"/>
@@ -2382,39 +2621,84 @@
         </w:rPr>
         <w:t>输入</w:t>
       </w:r>
-      <w:r>
-        <w:rPr>
-          <w:rFonts w:ascii="Times" w:eastAsia="SimSun" w:hAnsi="Times" w:cs="Times New Roman"/>
-          <w:b/>
-          <w:bCs/>
-        </w:rPr>
-        <w:t>sudo docker pull pytorch/pytorch:2.0.1-cuda11.7-cudnn8-runtime</w:t>
-      </w:r>
-    </w:p>
-    <w:p>
-      <w:pPr>
-        <w:spacing w:before="100" w:beforeAutospacing="1" w:after="100" w:afterAutospacing="1" w:line="240" w:lineRule="auto"/>
-        <w:rPr>
-          <w:rFonts w:ascii="Times" w:eastAsia="SimSun" w:hAnsi="Times" w:cs="SimSun"/>
-          <w:b/>
-          <w:bCs/>
-        </w:rPr>
-      </w:pPr>
-      <w:r>
-        <w:rPr>
-          <w:rFonts w:ascii="Times" w:eastAsia="SimSun" w:hAnsi="Times" w:cs="SimSun"/>
-          <w:b/>
-          <w:bCs/>
-        </w:rPr>
+      <w:proofErr w:type="spellStart"/>
+      <w:r>
+        <w:rPr>
+          <w:rFonts w:ascii="Times" w:eastAsia="SimSun" w:hAnsi="Times" w:cs="Times New Roman"/>
+          <w:b/>
+          <w:bCs/>
+        </w:rPr>
+        <w:t>sudo</w:t>
+      </w:r>
+      <w:proofErr w:type="spellEnd"/>
+      <w:r>
+        <w:rPr>
+          <w:rFonts w:ascii="Times" w:eastAsia="SimSun" w:hAnsi="Times" w:cs="Times New Roman"/>
+          <w:b/>
+          <w:bCs/>
+        </w:rPr>
+        <w:t xml:space="preserve"> docker pull </w:t>
+      </w:r>
+      <w:proofErr w:type="spellStart"/>
+      <w:r>
+        <w:rPr>
+          <w:rFonts w:ascii="Times" w:eastAsia="SimSun" w:hAnsi="Times" w:cs="Times New Roman"/>
+        </w:rPr>
+        <w:t>nvidia</w:t>
+      </w:r>
+      <w:proofErr w:type="spellEnd"/>
+      <w:r>
+        <w:rPr>
+          <w:rFonts w:ascii="Times" w:eastAsia="SimSun" w:hAnsi="Times" w:cs="Times New Roman"/>
+        </w:rPr>
+        <w:t>/cuda:11.0.3-cudnn8-devel-ubuntu20.04</w:t>
+      </w:r>
+    </w:p>
+    <w:p>
+      <w:pPr>
+        <w:spacing w:before="100" w:beforeAutospacing="1" w:after="100" w:afterAutospacing="1" w:line="240" w:lineRule="auto"/>
+        <w:rPr>
+          <w:rFonts w:ascii="Times" w:eastAsia="SimSun" w:hAnsi="Times" w:cs="Times New Roman"/>
+          <w:b/>
+          <w:bCs/>
+        </w:rPr>
+      </w:pPr>
+    </w:p>
+    <w:p>
+      <w:pPr>
+        <w:spacing w:before="100" w:beforeAutospacing="1" w:after="100" w:afterAutospacing="1" w:line="240" w:lineRule="auto"/>
+        <w:rPr>
+          <w:rFonts w:ascii="Times" w:eastAsia="SimSun" w:hAnsi="Times" w:cs="SimSun"/>
+          <w:b/>
+          <w:bCs/>
+        </w:rPr>
+      </w:pPr>
+      <w:r>
+        <w:rPr>
+          <w:rFonts w:ascii="Times" w:eastAsia="SimSun" w:hAnsi="Times" w:cs="SimSun"/>
+          <w:b/>
+          <w:bCs/>
+        </w:rPr>
+        <w:lastRenderedPageBreak/>
         <w:t>即</w:t>
       </w:r>
-      <w:r>
-        <w:rPr>
-          <w:rFonts w:ascii="Times" w:eastAsia="SimSun" w:hAnsi="Times" w:cs="SimSun"/>
-          <w:b/>
-          <w:bCs/>
-        </w:rPr>
-        <w:t xml:space="preserve">sudo docker pull </w:t>
+      <w:proofErr w:type="spellStart"/>
+      <w:r>
+        <w:rPr>
+          <w:rFonts w:ascii="Times" w:eastAsia="SimSun" w:hAnsi="Times" w:cs="SimSun"/>
+          <w:b/>
+          <w:bCs/>
+        </w:rPr>
+        <w:t>sudo</w:t>
+      </w:r>
+      <w:proofErr w:type="spellEnd"/>
+      <w:r>
+        <w:rPr>
+          <w:rFonts w:ascii="Times" w:eastAsia="SimSun" w:hAnsi="Times" w:cs="SimSun"/>
+          <w:b/>
+          <w:bCs/>
+        </w:rPr>
+        <w:t xml:space="preserve"> docker pull </w:t>
       </w:r>
       <w:r>
         <w:rPr>
@@ -2464,7 +2748,6 @@
           <w:b/>
           <w:bCs/>
         </w:rPr>
-        <w:lastRenderedPageBreak/>
         <w:t>如果上面这一步失败：去做</w:t>
       </w:r>
       <w:r>
@@ -2547,15 +2830,33 @@
           <w:b/>
           <w:bCs/>
         </w:rPr>
-        <w:t xml:space="preserve">docker build -t pytorch:3.0 </w:t>
-      </w:r>
-      <w:r>
-        <w:rPr>
-          <w:rFonts w:ascii="Times" w:eastAsia="SimSun" w:hAnsi="Times" w:cs="SimSun"/>
-          <w:b/>
-          <w:bCs/>
-        </w:rPr>
-        <w:t>.(</w:t>
+        <w:t>docker build -t pytorch:3.</w:t>
+      </w:r>
+      <w:proofErr w:type="gramStart"/>
+      <w:r>
+        <w:rPr>
+          <w:rFonts w:ascii="Times" w:eastAsia="Times New Roman" w:hAnsi="Times" w:cs="Times New Roman"/>
+          <w:b/>
+          <w:bCs/>
+        </w:rPr>
+        <w:t xml:space="preserve">0 </w:t>
+      </w:r>
+      <w:r>
+        <w:rPr>
+          <w:rFonts w:ascii="Times" w:eastAsia="SimSun" w:hAnsi="Times" w:cs="SimSun"/>
+          <w:b/>
+          <w:bCs/>
+        </w:rPr>
+        <w:t>.</w:t>
+      </w:r>
+      <w:proofErr w:type="gramEnd"/>
+      <w:r>
+        <w:rPr>
+          <w:rFonts w:ascii="Times" w:eastAsia="SimSun" w:hAnsi="Times" w:cs="SimSun"/>
+          <w:b/>
+          <w:bCs/>
+        </w:rPr>
+        <w:t>(</w:t>
       </w:r>
       <w:r>
         <w:rPr>
@@ -2709,11 +3010,19 @@
         </w:rPr>
         <w:t>输入</w:t>
       </w:r>
-      <w:r>
-        <w:rPr>
-          <w:rFonts w:ascii="Times" w:eastAsia="SimSun" w:hAnsi="Times" w:cs="SimSun"/>
-        </w:rPr>
-        <w:t>sudo docker image ls,</w:t>
+      <w:proofErr w:type="spellStart"/>
+      <w:r>
+        <w:rPr>
+          <w:rFonts w:ascii="Times" w:eastAsia="SimSun" w:hAnsi="Times" w:cs="SimSun"/>
+        </w:rPr>
+        <w:t>sudo</w:t>
+      </w:r>
+      <w:proofErr w:type="spellEnd"/>
+      <w:r>
+        <w:rPr>
+          <w:rFonts w:ascii="Times" w:eastAsia="SimSun" w:hAnsi="Times" w:cs="SimSun"/>
+        </w:rPr>
+        <w:t xml:space="preserve"> docker image ls,</w:t>
       </w:r>
       <w:r>
         <w:rPr>
@@ -2786,7 +3095,7 @@
                     <pic:cNvPicPr/>
                   </pic:nvPicPr>
                   <pic:blipFill>
-                    <a:blip r:embed="rId11">
+                    <a:blip r:embed="rId10">
                       <a:extLst>
                         <a:ext uri="{28A0092B-C50C-407E-A947-70E740481C1C}">
                           <a14:useLocalDpi xmlns:a14="http://schemas.microsoft.com/office/drawing/2010/main" val="0"/>
@@ -2894,12 +3203,14 @@
         </w:rPr>
         <w:t>在</w:t>
       </w:r>
+      <w:proofErr w:type="spellStart"/>
       <w:r>
         <w:rPr>
           <w:rFonts w:ascii="Times" w:eastAsia="SimSun" w:hAnsi="Times" w:cs="Times New Roman"/>
         </w:rPr>
         <w:t>wsl</w:t>
       </w:r>
+      <w:proofErr w:type="spellEnd"/>
       <w:r>
         <w:rPr>
           <w:rFonts w:ascii="Times" w:eastAsia="SimSun" w:hAnsi="Times" w:cs="Times New Roman"/>
@@ -3003,7 +3314,7 @@
                     <pic:cNvPicPr/>
                   </pic:nvPicPr>
                   <pic:blipFill>
-                    <a:blip r:embed="rId12">
+                    <a:blip r:embed="rId11">
                       <a:extLst>
                         <a:ext uri="{28A0092B-C50C-407E-A947-70E740481C1C}">
                           <a14:useLocalDpi xmlns:a14="http://schemas.microsoft.com/office/drawing/2010/main" val="0"/>
@@ -3096,7 +3407,7 @@
                     <pic:cNvPicPr/>
                   </pic:nvPicPr>
                   <pic:blipFill>
-                    <a:blip r:embed="rId13">
+                    <a:blip r:embed="rId12">
                       <a:extLst>
                         <a:ext uri="{28A0092B-C50C-407E-A947-70E740481C1C}">
                           <a14:useLocalDpi xmlns:a14="http://schemas.microsoft.com/office/drawing/2010/main" val="0"/>
@@ -3186,6 +3497,7 @@
         </w:rPr>
         <w:t>名字是</w:t>
       </w:r>
+      <w:proofErr w:type="spellStart"/>
       <w:r>
         <w:rPr>
           <w:rFonts w:ascii="Times" w:eastAsia="SimSun" w:hAnsi="Times" w:cs="SimSun"/>
@@ -3194,6 +3506,7 @@
         </w:rPr>
         <w:t>pytorch_container</w:t>
       </w:r>
+      <w:proofErr w:type="spellEnd"/>
       <w:r>
         <w:rPr>
           <w:rFonts w:ascii="Times" w:eastAsia="SimSun" w:hAnsi="Times" w:cs="SimSun" w:hint="eastAsia"/>
@@ -3266,6 +3579,7 @@
           <w:b/>
           <w:bCs/>
         </w:rPr>
+        <w:lastRenderedPageBreak/>
         <w:t>这个</w:t>
       </w:r>
       <w:r>
@@ -3332,6 +3646,7 @@
         </w:rPr>
         <w:t>（</w:t>
       </w:r>
+      <w:proofErr w:type="spellStart"/>
       <w:r>
         <w:rPr>
           <w:rFonts w:ascii="Times" w:eastAsia="SimSun" w:hAnsi="Times" w:cs="SimSun"/>
@@ -3340,6 +3655,7 @@
         </w:rPr>
         <w:t>C</w:t>
       </w:r>
+      <w:proofErr w:type="spellEnd"/>
       <w:r>
         <w:rPr>
           <w:rFonts w:ascii="Times" w:eastAsia="SimSun" w:hAnsi="Times" w:cs="SimSun"/>
@@ -3364,6 +3680,7 @@
         </w:rPr>
         <w:t>（</w:t>
       </w:r>
+      <w:proofErr w:type="spellStart"/>
       <w:r>
         <w:rPr>
           <w:rFonts w:ascii="Times" w:eastAsia="SimSun" w:hAnsi="Times" w:cs="SimSun"/>
@@ -3372,6 +3689,7 @@
         </w:rPr>
         <w:t>D</w:t>
       </w:r>
+      <w:proofErr w:type="spellEnd"/>
       <w:r>
         <w:rPr>
           <w:rFonts w:ascii="Times" w:eastAsia="SimSun" w:hAnsi="Times" w:cs="SimSun"/>
@@ -3462,7 +3780,7 @@
         </w:rPr>
         <w:t>地址栏输入</w:t>
       </w:r>
-      <w:hyperlink r:id="rId14" w:history="1">
+      <w:hyperlink r:id="rId13" w:history="1">
         <w:r>
           <w:rPr>
             <w:rStyle w:val="Hyperlink"/>
@@ -3481,6 +3799,7 @@
         </w:rPr>
         <w:t>，密码是</w:t>
       </w:r>
+      <w:proofErr w:type="spellStart"/>
       <w:r>
         <w:rPr>
           <w:rFonts w:ascii="Times" w:eastAsia="SimSun" w:hAnsi="Times" w:cs="Times New Roman"/>
@@ -3489,6 +3808,7 @@
         </w:rPr>
         <w:t>mypw</w:t>
       </w:r>
+      <w:proofErr w:type="spellEnd"/>
       <w:r>
         <w:rPr>
           <w:rFonts w:ascii="Times" w:eastAsia="SimSun" w:hAnsi="Times" w:cs="Times New Roman"/>
@@ -3524,7 +3844,7 @@
                     <pic:cNvPicPr/>
                   </pic:nvPicPr>
                   <pic:blipFill>
-                    <a:blip r:embed="rId15">
+                    <a:blip r:embed="rId14">
                       <a:extLst>
                         <a:ext uri="{28A0092B-C50C-407E-A947-70E740481C1C}">
                           <a14:useLocalDpi xmlns:a14="http://schemas.microsoft.com/office/drawing/2010/main" val="0"/>
@@ -3642,7 +3962,7 @@
                     <pic:cNvPicPr/>
                   </pic:nvPicPr>
                   <pic:blipFill>
-                    <a:blip r:embed="rId16">
+                    <a:blip r:embed="rId15">
                       <a:extLst>
                         <a:ext uri="{28A0092B-C50C-407E-A947-70E740481C1C}">
                           <a14:useLocalDpi xmlns:a14="http://schemas.microsoft.com/office/drawing/2010/main" val="0"/>
@@ -3702,6 +4022,7 @@
         </w:rPr>
         <w:t>：在</w:t>
       </w:r>
+      <w:proofErr w:type="spellStart"/>
       <w:r>
         <w:rPr>
           <w:rFonts w:ascii="Times" w:eastAsia="SimSun" w:hAnsi="Times" w:cs="SimSun"/>
@@ -3710,6 +4031,7 @@
         </w:rPr>
         <w:t>VSCode</w:t>
       </w:r>
+      <w:proofErr w:type="spellEnd"/>
       <w:r>
         <w:rPr>
           <w:rFonts w:ascii="Times" w:eastAsia="SimSun" w:hAnsi="Times" w:cs="SimSun"/>
@@ -3740,12 +4062,14 @@
         </w:rPr>
         <w:t>下载</w:t>
       </w:r>
+      <w:proofErr w:type="spellStart"/>
       <w:r>
         <w:rPr>
           <w:rFonts w:ascii="Times" w:eastAsia="SimSun" w:hAnsi="Times" w:cs="Times New Roman"/>
         </w:rPr>
         <w:t>VScode</w:t>
       </w:r>
+      <w:proofErr w:type="spellEnd"/>
       <w:r>
         <w:rPr>
           <w:rFonts w:ascii="Times" w:eastAsia="SimSun" w:hAnsi="Times" w:cs="Times New Roman"/>
@@ -3861,7 +4185,7 @@
                     <pic:cNvPicPr/>
                   </pic:nvPicPr>
                   <pic:blipFill>
-                    <a:blip r:embed="rId17">
+                    <a:blip r:embed="rId16">
                       <a:extLst>
                         <a:ext uri="{28A0092B-C50C-407E-A947-70E740481C1C}">
                           <a14:useLocalDpi xmlns:a14="http://schemas.microsoft.com/office/drawing/2010/main" val="0"/>
@@ -3979,7 +4303,7 @@
                     <pic:cNvPicPr/>
                   </pic:nvPicPr>
                   <pic:blipFill>
-                    <a:blip r:embed="rId18">
+                    <a:blip r:embed="rId17">
                       <a:extLst>
                         <a:ext uri="{28A0092B-C50C-407E-A947-70E740481C1C}">
                           <a14:useLocalDpi xmlns:a14="http://schemas.microsoft.com/office/drawing/2010/main" val="0"/>
@@ -4025,12 +4349,14 @@
         </w:rPr>
         <w:t>在</w:t>
       </w:r>
+      <w:proofErr w:type="spellStart"/>
       <w:r>
         <w:rPr>
           <w:rFonts w:ascii="Times" w:eastAsia="SimSun" w:hAnsi="Times" w:cs="Times New Roman"/>
         </w:rPr>
         <w:t>VSCode</w:t>
       </w:r>
+      <w:proofErr w:type="spellEnd"/>
       <w:r>
         <w:rPr>
           <w:rFonts w:ascii="Times" w:eastAsia="SimSun" w:hAnsi="Times" w:cs="Times New Roman" w:hint="eastAsia"/>
@@ -4059,7 +4385,7 @@
                     <pic:cNvPicPr/>
                   </pic:nvPicPr>
                   <pic:blipFill>
-                    <a:blip r:embed="rId19">
+                    <a:blip r:embed="rId18">
                       <a:extLst>
                         <a:ext uri="{28A0092B-C50C-407E-A947-70E740481C1C}">
                           <a14:useLocalDpi xmlns:a14="http://schemas.microsoft.com/office/drawing/2010/main" val="0"/>
@@ -4143,12 +4469,14 @@
         </w:rPr>
         <w:t>此时会新跳出来一个</w:t>
       </w:r>
+      <w:proofErr w:type="spellStart"/>
       <w:r>
         <w:rPr>
           <w:rFonts w:ascii="Times" w:eastAsia="SimSun" w:hAnsi="Times" w:cs="Times New Roman"/>
         </w:rPr>
         <w:t>vscode</w:t>
       </w:r>
+      <w:proofErr w:type="spellEnd"/>
       <w:r>
         <w:rPr>
           <w:rFonts w:ascii="Times" w:eastAsia="SimSun" w:hAnsi="Times" w:cs="Times New Roman"/>
@@ -4163,6 +4491,7 @@
         </w:rPr>
         <w:t>它的左下角应该是</w:t>
       </w:r>
+      <w:proofErr w:type="spellStart"/>
       <w:r>
         <w:rPr>
           <w:rFonts w:ascii="Times" w:eastAsia="SimSun" w:hAnsi="Times" w:cs="Times New Roman"/>
@@ -4171,6 +4500,7 @@
         </w:rPr>
         <w:t>ContainerXXX</w:t>
       </w:r>
+      <w:proofErr w:type="spellEnd"/>
       <w:r>
         <w:rPr>
           <w:rFonts w:ascii="Times" w:eastAsia="SimSun" w:hAnsi="Times" w:cs="Times New Roman"/>
@@ -4260,12 +4590,14 @@
         </w:rPr>
         <w:t>盘所有文件，说明此时在</w:t>
       </w:r>
+      <w:proofErr w:type="spellStart"/>
       <w:r>
         <w:rPr>
           <w:rFonts w:ascii="Times" w:eastAsia="SimSun" w:hAnsi="Times" w:cs="Times New Roman"/>
         </w:rPr>
         <w:t>vscode</w:t>
       </w:r>
+      <w:proofErr w:type="spellEnd"/>
       <w:r>
         <w:rPr>
           <w:rFonts w:ascii="Times" w:eastAsia="SimSun" w:hAnsi="Times" w:cs="Times New Roman"/>
@@ -4341,6 +4673,7 @@
         </w:rPr>
         <w:t>什么时候使用</w:t>
       </w:r>
+      <w:proofErr w:type="spellStart"/>
       <w:r>
         <w:rPr>
           <w:rFonts w:ascii="Times" w:eastAsia="SimSun" w:hAnsi="Times" w:cs="Times New Roman"/>
@@ -4349,6 +4682,7 @@
         </w:rPr>
         <w:t>VScode</w:t>
       </w:r>
+      <w:proofErr w:type="spellEnd"/>
       <w:r>
         <w:rPr>
           <w:rFonts w:ascii="Times" w:eastAsia="SimSun" w:hAnsi="Times" w:cs="Times New Roman"/>
@@ -4389,23 +4723,33 @@
           <w:rFonts w:ascii="Times" w:eastAsia="SimSun" w:hAnsi="Times" w:cs="Times New Roman"/>
         </w:rPr>
       </w:pPr>
+      <w:proofErr w:type="spellStart"/>
       <w:r>
         <w:rPr>
           <w:rFonts w:ascii="Times" w:eastAsia="SimSun" w:hAnsi="Times" w:cs="Times New Roman"/>
         </w:rPr>
         <w:t>VScode</w:t>
       </w:r>
+      <w:proofErr w:type="spellEnd"/>
       <w:r>
         <w:rPr>
           <w:rFonts w:ascii="Times" w:eastAsia="SimSun" w:hAnsi="Times" w:cs="Times New Roman"/>
         </w:rPr>
         <w:t>是用来写代码的，当你进入</w:t>
       </w:r>
-      <w:r>
-        <w:rPr>
-          <w:rFonts w:ascii="Times" w:eastAsia="SimSun" w:hAnsi="Times" w:cs="Times New Roman"/>
-        </w:rPr>
-        <w:t>vscode container</w:t>
+      <w:proofErr w:type="spellStart"/>
+      <w:r>
+        <w:rPr>
+          <w:rFonts w:ascii="Times" w:eastAsia="SimSun" w:hAnsi="Times" w:cs="Times New Roman"/>
+        </w:rPr>
+        <w:t>vscode</w:t>
+      </w:r>
+      <w:proofErr w:type="spellEnd"/>
+      <w:r>
+        <w:rPr>
+          <w:rFonts w:ascii="Times" w:eastAsia="SimSun" w:hAnsi="Times" w:cs="Times New Roman"/>
+        </w:rPr>
+        <w:t xml:space="preserve"> container</w:t>
       </w:r>
       <w:r>
         <w:rPr>
@@ -4469,12 +4813,14 @@
         </w:rPr>
         <w:t>运行文件的，当你在</w:t>
       </w:r>
+      <w:proofErr w:type="spellStart"/>
       <w:r>
         <w:rPr>
           <w:rFonts w:ascii="Times" w:eastAsia="SimSun" w:hAnsi="Times" w:cs="Times New Roman"/>
         </w:rPr>
         <w:t>VScode</w:t>
       </w:r>
+      <w:proofErr w:type="spellEnd"/>
       <w:r>
         <w:rPr>
           <w:rFonts w:ascii="Times" w:eastAsia="SimSun" w:hAnsi="Times" w:cs="Times New Roman"/>
@@ -4529,16 +4875,24 @@
         </w:rPr>
         <w:t>同时网页也有</w:t>
       </w:r>
+      <w:proofErr w:type="spellStart"/>
       <w:r>
         <w:rPr>
           <w:rFonts w:ascii="Times" w:eastAsia="SimSun" w:hAnsi="Times" w:cs="Times New Roman" w:hint="eastAsia"/>
         </w:rPr>
-        <w:t>jupyter notebook</w:t>
-      </w:r>
+        <w:t>jupyter</w:t>
+      </w:r>
+      <w:proofErr w:type="spellEnd"/>
       <w:r>
         <w:rPr>
           <w:rFonts w:ascii="Times" w:eastAsia="SimSun" w:hAnsi="Times" w:cs="Times New Roman" w:hint="eastAsia"/>
         </w:rPr>
+        <w:t xml:space="preserve"> notebook</w:t>
+      </w:r>
+      <w:r>
+        <w:rPr>
+          <w:rFonts w:ascii="Times" w:eastAsia="SimSun" w:hAnsi="Times" w:cs="Times New Roman" w:hint="eastAsia"/>
+        </w:rPr>
         <w:t>的功能（</w:t>
       </w:r>
       <w:r>
@@ -4553,12 +4907,14 @@
         </w:rPr>
         <w:t>那一栏），点进去可以创建</w:t>
       </w:r>
+      <w:proofErr w:type="spellStart"/>
       <w:r>
         <w:rPr>
           <w:rFonts w:ascii="Times" w:eastAsia="SimSun" w:hAnsi="Times" w:cs="Times New Roman" w:hint="eastAsia"/>
         </w:rPr>
         <w:t>jupyternotebook</w:t>
       </w:r>
+      <w:proofErr w:type="spellEnd"/>
       <w:r>
         <w:rPr>
           <w:rFonts w:ascii="Times" w:eastAsia="SimSun" w:hAnsi="Times" w:cs="Times New Roman" w:hint="eastAsia"/>
@@ -4594,7 +4950,7 @@
                     <pic:cNvPicPr/>
                   </pic:nvPicPr>
                   <pic:blipFill>
-                    <a:blip r:embed="rId15">
+                    <a:blip r:embed="rId14">
                       <a:extLst>
                         <a:ext uri="{28A0092B-C50C-407E-A947-70E740481C1C}">
                           <a14:useLocalDpi xmlns:a14="http://schemas.microsoft.com/office/drawing/2010/main" val="0"/>
@@ -4666,11 +5022,19 @@
         </w:rPr>
         <w:t>查看：</w:t>
       </w:r>
-      <w:r>
-        <w:rPr>
-          <w:rFonts w:ascii="Times" w:eastAsia="SimSun" w:hAnsi="Times" w:cs="Times New Roman"/>
-        </w:rPr>
-        <w:t>sudo docker image ls</w:t>
+      <w:proofErr w:type="spellStart"/>
+      <w:r>
+        <w:rPr>
+          <w:rFonts w:ascii="Times" w:eastAsia="SimSun" w:hAnsi="Times" w:cs="Times New Roman"/>
+        </w:rPr>
+        <w:t>sudo</w:t>
+      </w:r>
+      <w:proofErr w:type="spellEnd"/>
+      <w:r>
+        <w:rPr>
+          <w:rFonts w:ascii="Times" w:eastAsia="SimSun" w:hAnsi="Times" w:cs="Times New Roman"/>
+        </w:rPr>
+        <w:t xml:space="preserve"> docker image ls</w:t>
       </w:r>
     </w:p>
     <w:p>
@@ -4687,12 +5051,42 @@
         <w:lastRenderedPageBreak/>
         <w:t>删除：</w:t>
       </w:r>
-      <w:r>
-        <w:rPr>
-          <w:rFonts w:ascii="Times" w:eastAsia="SimSun" w:hAnsi="Times" w:cs="Times New Roman"/>
-        </w:rPr>
-        <w:t>sudo docker rmi image_ID</w:t>
-      </w:r>
+      <w:proofErr w:type="spellStart"/>
+      <w:r>
+        <w:rPr>
+          <w:rFonts w:ascii="Times" w:eastAsia="SimSun" w:hAnsi="Times" w:cs="Times New Roman"/>
+        </w:rPr>
+        <w:t>sudo</w:t>
+      </w:r>
+      <w:proofErr w:type="spellEnd"/>
+      <w:r>
+        <w:rPr>
+          <w:rFonts w:ascii="Times" w:eastAsia="SimSun" w:hAnsi="Times" w:cs="Times New Roman"/>
+        </w:rPr>
+        <w:t xml:space="preserve"> docker </w:t>
+      </w:r>
+      <w:proofErr w:type="spellStart"/>
+      <w:r>
+        <w:rPr>
+          <w:rFonts w:ascii="Times" w:eastAsia="SimSun" w:hAnsi="Times" w:cs="Times New Roman"/>
+        </w:rPr>
+        <w:t>rmi</w:t>
+      </w:r>
+      <w:proofErr w:type="spellEnd"/>
+      <w:r>
+        <w:rPr>
+          <w:rFonts w:ascii="Times" w:eastAsia="SimSun" w:hAnsi="Times" w:cs="Times New Roman"/>
+        </w:rPr>
+        <w:t xml:space="preserve"> </w:t>
+      </w:r>
+      <w:proofErr w:type="spellStart"/>
+      <w:r>
+        <w:rPr>
+          <w:rFonts w:ascii="Times" w:eastAsia="SimSun" w:hAnsi="Times" w:cs="Times New Roman"/>
+        </w:rPr>
+        <w:t>image_ID</w:t>
+      </w:r>
+      <w:proofErr w:type="spellEnd"/>
     </w:p>
     <w:p>
       <w:pPr>
@@ -4745,7 +5139,21 @@
         <w:rPr>
           <w:rFonts w:ascii="Times" w:eastAsia="SimSun" w:hAnsi="Times" w:cs="Times New Roman"/>
         </w:rPr>
-        <w:t xml:space="preserve"> sudo docker container ls</w:t>
+        <w:t xml:space="preserve"> </w:t>
+      </w:r>
+      <w:proofErr w:type="spellStart"/>
+      <w:r>
+        <w:rPr>
+          <w:rFonts w:ascii="Times" w:eastAsia="SimSun" w:hAnsi="Times" w:cs="Times New Roman"/>
+        </w:rPr>
+        <w:t>sudo</w:t>
+      </w:r>
+      <w:proofErr w:type="spellEnd"/>
+      <w:r>
+        <w:rPr>
+          <w:rFonts w:ascii="Times" w:eastAsia="SimSun" w:hAnsi="Times" w:cs="Times New Roman"/>
+        </w:rPr>
+        <w:t xml:space="preserve"> docker container ls</w:t>
       </w:r>
     </w:p>
     <w:p>
@@ -4761,11 +5169,33 @@
         </w:rPr>
         <w:t>删除：先</w:t>
       </w:r>
-      <w:r>
-        <w:rPr>
-          <w:rFonts w:ascii="Times" w:eastAsia="SimSun" w:hAnsi="Times" w:cs="Times New Roman"/>
-        </w:rPr>
-        <w:t xml:space="preserve">sudo docker container stop container_ID, </w:t>
+      <w:proofErr w:type="spellStart"/>
+      <w:r>
+        <w:rPr>
+          <w:rFonts w:ascii="Times" w:eastAsia="SimSun" w:hAnsi="Times" w:cs="Times New Roman"/>
+        </w:rPr>
+        <w:t>sudo</w:t>
+      </w:r>
+      <w:proofErr w:type="spellEnd"/>
+      <w:r>
+        <w:rPr>
+          <w:rFonts w:ascii="Times" w:eastAsia="SimSun" w:hAnsi="Times" w:cs="Times New Roman"/>
+        </w:rPr>
+        <w:t xml:space="preserve"> docker container stop </w:t>
+      </w:r>
+      <w:proofErr w:type="spellStart"/>
+      <w:r>
+        <w:rPr>
+          <w:rFonts w:ascii="Times" w:eastAsia="SimSun" w:hAnsi="Times" w:cs="Times New Roman"/>
+        </w:rPr>
+        <w:t>container_ID</w:t>
+      </w:r>
+      <w:proofErr w:type="spellEnd"/>
+      <w:r>
+        <w:rPr>
+          <w:rFonts w:ascii="Times" w:eastAsia="SimSun" w:hAnsi="Times" w:cs="Times New Roman"/>
+        </w:rPr>
+        <w:t xml:space="preserve">, </w:t>
       </w:r>
       <w:r>
         <w:rPr>
@@ -4773,12 +5203,28 @@
         </w:rPr>
         <w:t>然后再</w:t>
       </w:r>
-      <w:r>
-        <w:rPr>
-          <w:rFonts w:ascii="Times" w:eastAsia="SimSun" w:hAnsi="Times" w:cs="Times New Roman"/>
-        </w:rPr>
-        <w:t>sudo docker container rm container_ID</w:t>
-      </w:r>
+      <w:proofErr w:type="spellStart"/>
+      <w:r>
+        <w:rPr>
+          <w:rFonts w:ascii="Times" w:eastAsia="SimSun" w:hAnsi="Times" w:cs="Times New Roman"/>
+        </w:rPr>
+        <w:t>sudo</w:t>
+      </w:r>
+      <w:proofErr w:type="spellEnd"/>
+      <w:r>
+        <w:rPr>
+          <w:rFonts w:ascii="Times" w:eastAsia="SimSun" w:hAnsi="Times" w:cs="Times New Roman"/>
+        </w:rPr>
+        <w:t xml:space="preserve"> docker container rm </w:t>
+      </w:r>
+      <w:proofErr w:type="spellStart"/>
+      <w:r>
+        <w:rPr>
+          <w:rFonts w:ascii="Times" w:eastAsia="SimSun" w:hAnsi="Times" w:cs="Times New Roman"/>
+        </w:rPr>
+        <w:t>container_ID</w:t>
+      </w:r>
+      <w:proofErr w:type="spellEnd"/>
     </w:p>
     <w:p>
       <w:pPr>
@@ -4859,12 +5305,14 @@
         </w:rPr>
         <w:t>先进入</w:t>
       </w:r>
+      <w:proofErr w:type="spellStart"/>
       <w:r>
         <w:rPr>
           <w:rFonts w:ascii="Times" w:eastAsia="SimSun" w:hAnsi="Times" w:cs="Times New Roman" w:hint="eastAsia"/>
         </w:rPr>
         <w:t>wsl</w:t>
       </w:r>
+      <w:proofErr w:type="spellEnd"/>
     </w:p>
     <w:p>
       <w:pPr>
@@ -4879,11 +5327,19 @@
         </w:rPr>
         <w:t>然后</w:t>
       </w:r>
-      <w:r>
-        <w:rPr>
-          <w:rFonts w:ascii="Times" w:eastAsia="SimSun" w:hAnsi="Times" w:cs="Times New Roman"/>
-        </w:rPr>
-        <w:t>sudo docker container ls</w:t>
+      <w:proofErr w:type="spellStart"/>
+      <w:r>
+        <w:rPr>
+          <w:rFonts w:ascii="Times" w:eastAsia="SimSun" w:hAnsi="Times" w:cs="Times New Roman"/>
+        </w:rPr>
+        <w:t>sudo</w:t>
+      </w:r>
+      <w:proofErr w:type="spellEnd"/>
+      <w:r>
+        <w:rPr>
+          <w:rFonts w:ascii="Times" w:eastAsia="SimSun" w:hAnsi="Times" w:cs="Times New Roman"/>
+        </w:rPr>
+        <w:t xml:space="preserve"> docker container ls</w:t>
       </w:r>
       <w:r>
         <w:rPr>
@@ -4923,11 +5379,19 @@
         </w:rPr>
         <w:t>然后在</w:t>
       </w:r>
-      <w:r>
-        <w:rPr>
-          <w:rFonts w:ascii="Times" w:eastAsia="SimSun" w:hAnsi="Times" w:cs="Times New Roman"/>
-        </w:rPr>
-        <w:t>wsl terminal</w:t>
+      <w:proofErr w:type="spellStart"/>
+      <w:r>
+        <w:rPr>
+          <w:rFonts w:ascii="Times" w:eastAsia="SimSun" w:hAnsi="Times" w:cs="Times New Roman"/>
+        </w:rPr>
+        <w:t>wsl</w:t>
+      </w:r>
+      <w:proofErr w:type="spellEnd"/>
+      <w:r>
+        <w:rPr>
+          <w:rFonts w:ascii="Times" w:eastAsia="SimSun" w:hAnsi="Times" w:cs="Times New Roman"/>
+        </w:rPr>
+        <w:t xml:space="preserve"> terminal</w:t>
       </w:r>
       <w:r>
         <w:rPr>
@@ -4935,11 +5399,19 @@
         </w:rPr>
         <w:t>里</w:t>
       </w:r>
-      <w:r>
-        <w:rPr>
-          <w:rFonts w:ascii="Times" w:eastAsia="SimSun" w:hAnsi="Times" w:cs="Times New Roman"/>
-        </w:rPr>
-        <w:t>sudo docker exec -it -u 0 ID bash</w:t>
+      <w:proofErr w:type="spellStart"/>
+      <w:r>
+        <w:rPr>
+          <w:rFonts w:ascii="Times" w:eastAsia="SimSun" w:hAnsi="Times" w:cs="Times New Roman"/>
+        </w:rPr>
+        <w:t>sudo</w:t>
+      </w:r>
+      <w:proofErr w:type="spellEnd"/>
+      <w:r>
+        <w:rPr>
+          <w:rFonts w:ascii="Times" w:eastAsia="SimSun" w:hAnsi="Times" w:cs="Times New Roman"/>
+        </w:rPr>
+        <w:t xml:space="preserve"> docker exec -it -u 0 ID bash</w:t>
       </w:r>
     </w:p>
     <w:p>
@@ -5005,12 +5477,14 @@
         </w:rPr>
         <w:t>安装好后</w:t>
       </w:r>
+      <w:proofErr w:type="spellStart"/>
       <w:r>
         <w:rPr>
           <w:rFonts w:ascii="Times" w:eastAsia="SimSun" w:hAnsi="Times" w:cs="Times New Roman"/>
         </w:rPr>
         <w:t>ctrl+A+D</w:t>
       </w:r>
+      <w:proofErr w:type="spellEnd"/>
       <w:r>
         <w:rPr>
           <w:rFonts w:ascii="Times" w:eastAsia="SimSun" w:hAnsi="Times" w:cs="Times New Roman"/>
@@ -5050,7 +5524,7 @@
 </file>
 
 <file path=word/numbering.xml><?xml version="1.0" encoding="utf-8"?>
-<w:numbering xmlns:wpc="http://schemas.microsoft.com/office/word/2010/wordprocessingCanvas" xmlns:cx="http://schemas.microsoft.com/office/drawing/2014/chartex" xmlns:cx1="http://schemas.microsoft.com/office/drawing/2015/9/8/chartex" xmlns:cx2="http://schemas.microsoft.com/office/drawing/2015/10/21/chartex" xmlns:cx3="http://schemas.microsoft.com/office/drawing/2016/5/9/chartex" xmlns:cx4="http://schemas.microsoft.com/office/drawing/2016/5/10/chartex" xmlns:cx5="http://schemas.microsoft.com/office/drawing/2016/5/11/chartex" xmlns:cx6="http://schemas.microsoft.com/office/drawing/2016/5/12/chartex" xmlns:cx7="http://schemas.microsoft.com/office/drawing/2016/5/13/chartex" xmlns:cx8="http://schemas.microsoft.com/office/drawing/2016/5/14/chartex" xmlns:mc="http://schemas.openxmlformats.org/markup-compatibility/2006" xmlns:aink="http://schemas.microsoft.com/office/drawing/2016/ink" xmlns:am3d="http://schemas.microsoft.com/office/drawing/2017/model3d" xmlns:o="urn:schemas-microsoft-com:office:office" xmlns:oel="http://schemas.microsoft.com/office/2019/extlst" xmlns:r="http://schemas.openxmlformats.org/officeDocument/2006/relationships" xmlns:m="http://schemas.openxmlformats.org/officeDocument/2006/math" xmlns:v="urn:schemas-microsoft-com:vml" xmlns:wp14="http://schemas.microsoft.com/office/word/2010/wordprocessingDrawing" xmlns:wp="http://schemas.openxmlformats.org/drawingml/2006/wordprocessingDrawing" xmlns:w10="urn:schemas-microsoft-com:office:word" xmlns:w="http://schemas.openxmlformats.org/wordprocessingml/2006/main" xmlns:w14="http://schemas.microsoft.com/office/word/2010/wordml" xmlns:w15="http://schemas.microsoft.com/office/word/2012/wordml" xmlns:w16cex="http://schemas.microsoft.com/office/word/2018/wordml/cex" xmlns:w16cid="http://schemas.microsoft.com/office/word/2016/wordml/cid" xmlns:w16="http://schemas.microsoft.com/office/word/2018/wordml" xmlns:w16du="http://schemas.microsoft.com/office/word/2023/wordml/word16du" xmlns:w16sdtdh="http://schemas.microsoft.com/office/word/2020/wordml/sdtdatahash" xmlns:w16sdtfl="http://schemas.microsoft.com/office/word/2024/wordml/sdtformatlock" xmlns:w16se="http://schemas.microsoft.com/office/word/2015/wordml/symex" xmlns:wpg="http://schemas.microsoft.com/office/word/2010/wordprocessingGroup" xmlns:wpi="http://schemas.microsoft.com/office/word/2010/wordprocessingInk" xmlns:wne="http://schemas.microsoft.com/office/word/2006/wordml" xmlns:wps="http://schemas.microsoft.com/office/word/2010/wordprocessingShape" mc:Ignorable="w14 w15 w16se w16cid w16 w16cex w16sdtdh w16sdtfl w16du wp14">
+<w:numbering xmlns:wpc="http://schemas.microsoft.com/office/word/2010/wordprocessingCanvas" xmlns:cx="http://schemas.microsoft.com/office/drawing/2014/chartex" xmlns:cx1="http://schemas.microsoft.com/office/drawing/2015/9/8/chartex" xmlns:cx2="http://schemas.microsoft.com/office/drawing/2015/10/21/chartex" xmlns:cx3="http://schemas.microsoft.com/office/drawing/2016/5/9/chartex" xmlns:cx4="http://schemas.microsoft.com/office/drawing/2016/5/10/chartex" xmlns:cx5="http://schemas.microsoft.com/office/drawing/2016/5/11/chartex" xmlns:cx6="http://schemas.microsoft.com/office/drawing/2016/5/12/chartex" xmlns:cx7="http://schemas.microsoft.com/office/drawing/2016/5/13/chartex" xmlns:cx8="http://schemas.microsoft.com/office/drawing/2016/5/14/chartex" xmlns:mc="http://schemas.openxmlformats.org/markup-compatibility/2006" xmlns:aink="http://schemas.microsoft.com/office/drawing/2016/ink" xmlns:am3d="http://schemas.microsoft.com/office/drawing/2017/model3d" xmlns:o="urn:schemas-microsoft-com:office:office" xmlns:r="http://schemas.openxmlformats.org/officeDocument/2006/relationships" xmlns:m="http://schemas.openxmlformats.org/officeDocument/2006/math" xmlns:v="urn:schemas-microsoft-com:vml" xmlns:wp14="http://schemas.microsoft.com/office/word/2010/wordprocessingDrawing" xmlns:wp="http://schemas.openxmlformats.org/drawingml/2006/wordprocessingDrawing" xmlns:w10="urn:schemas-microsoft-com:office:word" xmlns:w="http://schemas.openxmlformats.org/wordprocessingml/2006/main" xmlns:w14="http://schemas.microsoft.com/office/word/2010/wordml" xmlns:w15="http://schemas.microsoft.com/office/word/2012/wordml" xmlns:w16cex="http://schemas.microsoft.com/office/word/2018/wordml/cex" xmlns:w16cid="http://schemas.microsoft.com/office/word/2016/wordml/cid" xmlns:w16="http://schemas.microsoft.com/office/word/2018/wordml" xmlns:w16sdtdh="http://schemas.microsoft.com/office/word/2020/wordml/sdtdatahash" xmlns:w16se="http://schemas.microsoft.com/office/word/2015/wordml/symex" xmlns:wpg="http://schemas.microsoft.com/office/word/2010/wordprocessingGroup" xmlns:wpi="http://schemas.microsoft.com/office/word/2010/wordprocessingInk" xmlns:wne="http://schemas.microsoft.com/office/word/2006/wordml" xmlns:wps="http://schemas.microsoft.com/office/word/2010/wordprocessingShape" mc:Ignorable="w14 w15 w16se w16cid w16 w16cex w16sdtdh wp14">
   <w:abstractNum w:abstractNumId="0" w15:restartNumberingAfterBreak="0">
     <w:nsid w:val="4559311E"/>
     <w:multiLevelType w:val="multilevel"/>
@@ -5164,14 +5638,14 @@
       </w:pPr>
     </w:lvl>
   </w:abstractNum>
-  <w:num w:numId="1" w16cid:durableId="1827280108">
+  <w:num w:numId="1">
     <w:abstractNumId w:val="0"/>
   </w:num>
 </w:numbering>
 </file>
 
 <file path=word/styles.xml><?xml version="1.0" encoding="utf-8"?>
-<w:styles xmlns:mc="http://schemas.openxmlformats.org/markup-compatibility/2006" xmlns:r="http://schemas.openxmlformats.org/officeDocument/2006/relationships" xmlns:w="http://schemas.openxmlformats.org/wordprocessingml/2006/main" xmlns:w14="http://schemas.microsoft.com/office/word/2010/wordml" xmlns:w15="http://schemas.microsoft.com/office/word/2012/wordml" xmlns:w16cex="http://schemas.microsoft.com/office/word/2018/wordml/cex" xmlns:w16cid="http://schemas.microsoft.com/office/word/2016/wordml/cid" xmlns:w16="http://schemas.microsoft.com/office/word/2018/wordml" xmlns:w16du="http://schemas.microsoft.com/office/word/2023/wordml/word16du" xmlns:w16sdtdh="http://schemas.microsoft.com/office/word/2020/wordml/sdtdatahash" xmlns:w16sdtfl="http://schemas.microsoft.com/office/word/2024/wordml/sdtformatlock" xmlns:w16se="http://schemas.microsoft.com/office/word/2015/wordml/symex" mc:Ignorable="w14 w15 w16se w16cid w16 w16cex w16sdtdh w16sdtfl w16du">
+<w:styles xmlns:mc="http://schemas.openxmlformats.org/markup-compatibility/2006" xmlns:r="http://schemas.openxmlformats.org/officeDocument/2006/relationships" xmlns:w="http://schemas.openxmlformats.org/wordprocessingml/2006/main" xmlns:w14="http://schemas.microsoft.com/office/word/2010/wordml" xmlns:w15="http://schemas.microsoft.com/office/word/2012/wordml" xmlns:w16cex="http://schemas.microsoft.com/office/word/2018/wordml/cex" xmlns:w16cid="http://schemas.microsoft.com/office/word/2016/wordml/cid" xmlns:w16="http://schemas.microsoft.com/office/word/2018/wordml" xmlns:w16sdtdh="http://schemas.microsoft.com/office/word/2020/wordml/sdtdatahash" xmlns:w16se="http://schemas.microsoft.com/office/word/2015/wordml/symex" mc:Ignorable="w14 w15 w16se w16cid w16 w16cex w16sdtdh">
   <w:docDefaults>
     <w:rPrDefault>
       <w:rPr>

--- a/XJTLU docker installation guidance.docx
+++ b/XJTLU docker installation guidance.docx
@@ -33,21 +33,7 @@
         <w:rPr>
           <w:rFonts w:ascii="Times" w:eastAsia="SimSun" w:hAnsi="Times" w:cs="Times New Roman"/>
         </w:rPr>
-        <w:t xml:space="preserve">Author: Zhennong Chen, </w:t>
-      </w:r>
-      <w:proofErr w:type="spellStart"/>
-      <w:r>
-        <w:rPr>
-          <w:rFonts w:ascii="Times" w:eastAsia="SimSun" w:hAnsi="Times" w:cs="Times New Roman"/>
-        </w:rPr>
-        <w:t>Xingyi</w:t>
-      </w:r>
-      <w:proofErr w:type="spellEnd"/>
-      <w:r>
-        <w:rPr>
-          <w:rFonts w:ascii="Times" w:eastAsia="SimSun" w:hAnsi="Times" w:cs="Times New Roman"/>
-        </w:rPr>
-        <w:t xml:space="preserve"> Yao</w:t>
+        <w:t>Author: Zhennong Chen, Xingyi Yao</w:t>
       </w:r>
     </w:p>
     <w:p>
@@ -97,14 +83,12 @@
         </w:rPr>
         <w:t>下载</w:t>
       </w:r>
-      <w:proofErr w:type="spellStart"/>
       <w:r>
         <w:rPr>
           <w:rFonts w:ascii="Times" w:eastAsia="SimSun" w:hAnsi="Times" w:cs="SimSun" w:hint="eastAsia"/>
         </w:rPr>
         <w:t>Github</w:t>
       </w:r>
-      <w:proofErr w:type="spellEnd"/>
       <w:r>
         <w:rPr>
           <w:rFonts w:ascii="Times" w:eastAsia="SimSun" w:hAnsi="Times" w:cs="SimSun"/>
@@ -143,29 +127,15 @@
         </w:rPr>
         <w:t>在</w:t>
       </w:r>
-      <w:r>
-        <w:fldChar w:fldCharType="begin"/>
-      </w:r>
-      <w:r>
-        <w:instrText xml:space="preserve"> HYPERLINK "https://github.com/zhennongchen/Standard_dockers.git" </w:instrText>
-      </w:r>
-      <w:r>
-        <w:fldChar w:fldCharType="separate"/>
-      </w:r>
-      <w:r>
-        <w:rPr>
-          <w:rStyle w:val="Hyperlink"/>
-          <w:rFonts w:ascii="Times" w:eastAsia="SimSun" w:hAnsi="Times" w:cs="SimSun"/>
-        </w:rPr>
-        <w:t>https://github.com/zhennongchen/Standard_dockers.git</w:t>
-      </w:r>
-      <w:r>
-        <w:rPr>
-          <w:rStyle w:val="Hyperlink"/>
-          <w:rFonts w:ascii="Times" w:eastAsia="SimSun" w:hAnsi="Times" w:cs="SimSun"/>
-        </w:rPr>
-        <w:fldChar w:fldCharType="end"/>
-      </w:r>
+      <w:hyperlink r:id="rId5" w:history="1">
+        <w:r>
+          <w:rPr>
+            <w:rStyle w:val="Hyperlink"/>
+            <w:rFonts w:ascii="Times" w:eastAsia="SimSun" w:hAnsi="Times" w:cs="SimSun"/>
+          </w:rPr>
+          <w:t>https://github.com/zhennongchen/Standard_dockers.git</w:t>
+        </w:r>
+      </w:hyperlink>
       <w:r>
         <w:rPr>
           <w:rFonts w:ascii="Times" w:eastAsia="SimSun" w:hAnsi="Times" w:cs="SimSun" w:hint="eastAsia"/>
@@ -194,21 +164,7 @@
         <w:rPr>
           <w:rFonts w:ascii="Times" w:eastAsia="SimSun" w:hAnsi="Times" w:cs="SimSun"/>
         </w:rPr>
-        <w:t xml:space="preserve"> with </w:t>
-      </w:r>
-      <w:proofErr w:type="spellStart"/>
-      <w:r>
-        <w:rPr>
-          <w:rFonts w:ascii="Times" w:eastAsia="SimSun" w:hAnsi="Times" w:cs="SimSun"/>
-        </w:rPr>
-        <w:t>Github</w:t>
-      </w:r>
-      <w:proofErr w:type="spellEnd"/>
-      <w:r>
-        <w:rPr>
-          <w:rFonts w:ascii="Times" w:eastAsia="SimSun" w:hAnsi="Times" w:cs="SimSun"/>
-        </w:rPr>
-        <w:t xml:space="preserve"> Desktop</w:t>
+        <w:t xml:space="preserve"> with Github Desktop</w:t>
       </w:r>
       <w:r>
         <w:rPr>
@@ -400,14 +356,12 @@
           <w:rFonts w:ascii="Times" w:eastAsia="Times New Roman" w:hAnsi="Times" w:cs="Times New Roman"/>
         </w:rPr>
       </w:pPr>
-      <w:proofErr w:type="spellStart"/>
       <w:r>
         <w:rPr>
           <w:rFonts w:ascii="Times" w:eastAsia="Times New Roman" w:hAnsi="Times" w:cs="Times New Roman"/>
         </w:rPr>
         <w:t>nvidia-smi</w:t>
       </w:r>
-      <w:proofErr w:type="spellEnd"/>
     </w:p>
     <w:p>
       <w:pPr>
@@ -726,23 +680,13 @@
           <w:bCs/>
         </w:rPr>
       </w:pPr>
-      <w:proofErr w:type="spellStart"/>
-      <w:r>
-        <w:rPr>
-          <w:rFonts w:ascii="Times" w:eastAsia="Times New Roman" w:hAnsi="Times" w:cs="Times New Roman"/>
-          <w:b/>
-          <w:bCs/>
-        </w:rPr>
-        <w:t>wsl</w:t>
-      </w:r>
-      <w:proofErr w:type="spellEnd"/>
-      <w:r>
-        <w:rPr>
-          <w:rFonts w:ascii="Times" w:eastAsia="Times New Roman" w:hAnsi="Times" w:cs="Times New Roman"/>
-          <w:b/>
-          <w:bCs/>
-        </w:rPr>
-        <w:t xml:space="preserve"> --install -d Ubuntu-22.04</w:t>
+      <w:r>
+        <w:rPr>
+          <w:rFonts w:ascii="Times" w:eastAsia="Times New Roman" w:hAnsi="Times" w:cs="Times New Roman"/>
+          <w:b/>
+          <w:bCs/>
+        </w:rPr>
+        <w:t>wsl --install -d Ubuntu-22.04</w:t>
       </w:r>
     </w:p>
     <w:p>
@@ -969,7 +913,6 @@
         </w:rPr>
         <w:t>在</w:t>
       </w:r>
-      <w:proofErr w:type="spellStart"/>
       <w:r>
         <w:rPr>
           <w:rFonts w:ascii="Times" w:eastAsia="SimSun" w:hAnsi="Times" w:cs="SimSun"/>
@@ -986,7 +929,6 @@
         </w:rPr>
         <w:t>owershell</w:t>
       </w:r>
-      <w:proofErr w:type="spellEnd"/>
       <w:r>
         <w:rPr>
           <w:rFonts w:ascii="Times" w:eastAsia="SimSun" w:hAnsi="Times" w:cs="SimSun"/>
@@ -1017,28 +959,24 @@
         </w:rPr>
         <w:t>关掉</w:t>
       </w:r>
-      <w:proofErr w:type="spellStart"/>
       <w:r>
         <w:rPr>
           <w:rFonts w:ascii="Times" w:eastAsia="SimSun" w:hAnsi="Times" w:cs="SimSun"/>
         </w:rPr>
         <w:t>powershell</w:t>
       </w:r>
-      <w:proofErr w:type="spellEnd"/>
       <w:r>
         <w:rPr>
           <w:rFonts w:ascii="Times" w:eastAsia="SimSun" w:hAnsi="Times" w:cs="SimSun"/>
         </w:rPr>
         <w:t>然后重新打开一个新的</w:t>
       </w:r>
-      <w:proofErr w:type="spellStart"/>
       <w:r>
         <w:rPr>
           <w:rFonts w:ascii="Times" w:eastAsia="SimSun" w:hAnsi="Times" w:cs="SimSun"/>
         </w:rPr>
         <w:t>powershell</w:t>
       </w:r>
-      <w:proofErr w:type="spellEnd"/>
     </w:p>
     <w:p>
       <w:pPr>
@@ -1057,16 +995,8 @@
         <w:rPr>
           <w:rFonts w:ascii="Times" w:eastAsia="SimSun" w:hAnsi="Times" w:cs="SimSun"/>
         </w:rPr>
-        <w:t xml:space="preserve"> </w:t>
-      </w:r>
-      <w:proofErr w:type="spellStart"/>
-      <w:r>
-        <w:rPr>
-          <w:rFonts w:ascii="Times" w:eastAsia="SimSun" w:hAnsi="Times" w:cs="SimSun"/>
-        </w:rPr>
-        <w:t>wsl</w:t>
-      </w:r>
-      <w:proofErr w:type="spellEnd"/>
+        <w:t xml:space="preserve"> wsl</w:t>
+      </w:r>
       <w:r>
         <w:rPr>
           <w:rFonts w:ascii="Times" w:eastAsia="SimSun" w:hAnsi="Times" w:cs="SimSun"/>
@@ -1114,7 +1044,7 @@
                     <pic:cNvPicPr/>
                   </pic:nvPicPr>
                   <pic:blipFill>
-                    <a:blip r:embed="rId5">
+                    <a:blip r:embed="rId6">
                       <a:extLst>
                         <a:ext uri="{28A0092B-C50C-407E-A947-70E740481C1C}">
                           <a14:useLocalDpi xmlns:a14="http://schemas.microsoft.com/office/drawing/2010/main" val="0"/>
@@ -1160,19 +1090,11 @@
         </w:rPr>
         <w:t xml:space="preserve"> </w:t>
       </w:r>
-      <w:proofErr w:type="spellStart"/>
-      <w:r>
-        <w:rPr>
-          <w:rFonts w:ascii="Times" w:eastAsia="Times New Roman" w:hAnsi="Times" w:cs="Times New Roman"/>
-        </w:rPr>
-        <w:t>sudo</w:t>
-      </w:r>
-      <w:proofErr w:type="spellEnd"/>
-      <w:r>
-        <w:rPr>
-          <w:rFonts w:ascii="Times" w:eastAsia="Times New Roman" w:hAnsi="Times" w:cs="Times New Roman"/>
-        </w:rPr>
-        <w:t xml:space="preserve"> apt-get update</w:t>
+      <w:r>
+        <w:rPr>
+          <w:rFonts w:ascii="Times" w:eastAsia="Times New Roman" w:hAnsi="Times" w:cs="Times New Roman"/>
+        </w:rPr>
+        <w:t>sudo apt-get update</w:t>
       </w:r>
     </w:p>
     <w:p>
@@ -1332,16 +1254,8 @@
         <w:rPr>
           <w:rFonts w:ascii="Times" w:eastAsia="SimSun" w:hAnsi="Times" w:cs="Times New Roman"/>
         </w:rPr>
-        <w:t>/</w:t>
-      </w:r>
-      <w:proofErr w:type="spellStart"/>
-      <w:r>
-        <w:rPr>
-          <w:rFonts w:ascii="Times" w:eastAsia="SimSun" w:hAnsi="Times" w:cs="Times New Roman"/>
-        </w:rPr>
-        <w:t>mnt</w:t>
-      </w:r>
-      <w:proofErr w:type="spellEnd"/>
+        <w:t>/mnt</w:t>
+      </w:r>
       <w:r>
         <w:rPr>
           <w:rFonts w:ascii="Times" w:eastAsia="SimSun" w:hAnsi="Times" w:cs="Times New Roman"/>
@@ -1366,27 +1280,8 @@
           <w:b/>
           <w:bCs/>
         </w:rPr>
-        <w:t>/</w:t>
-      </w:r>
-      <w:proofErr w:type="spellStart"/>
-      <w:r>
-        <w:rPr>
-          <w:rFonts w:ascii="Times" w:eastAsia="SimSun" w:hAnsi="Times" w:cs="Times New Roman"/>
-          <w:b/>
-          <w:bCs/>
-        </w:rPr>
-        <w:t>mnt</w:t>
-      </w:r>
-      <w:proofErr w:type="spellEnd"/>
-      <w:r>
-        <w:rPr>
-          <w:rFonts w:ascii="Times" w:eastAsia="SimSun" w:hAnsi="Times" w:cs="Times New Roman"/>
-          <w:b/>
-          <w:bCs/>
-        </w:rPr>
-        <w:t>/d/</w:t>
-      </w:r>
-      <w:proofErr w:type="spellStart"/>
+        <w:t>/mnt/d/</w:t>
+      </w:r>
       <w:r>
         <w:rPr>
           <w:rFonts w:ascii="Times" w:eastAsia="SimSun" w:hAnsi="Times" w:cs="Times New Roman"/>
@@ -1427,25 +1322,14 @@
         </w:rPr>
         <w:t>s</w:t>
       </w:r>
-      <w:proofErr w:type="spellEnd"/>
-      <w:r>
-        <w:rPr>
-          <w:rFonts w:ascii="Times" w:eastAsia="SimSun" w:hAnsi="Times" w:cs="Times New Roman"/>
-          <w:b/>
-          <w:bCs/>
-        </w:rPr>
-        <w:t>/</w:t>
-      </w:r>
-      <w:proofErr w:type="spellStart"/>
-      <w:r>
-        <w:rPr>
-          <w:rFonts w:ascii="Times" w:eastAsia="SimSun" w:hAnsi="Times" w:cs="Times New Roman"/>
-          <w:b/>
-          <w:bCs/>
-        </w:rPr>
-        <w:t>docker_pytorch</w:t>
-      </w:r>
-      <w:proofErr w:type="spellEnd"/>
+      <w:r>
+        <w:rPr>
+          <w:rFonts w:ascii="Times" w:eastAsia="SimSun" w:hAnsi="Times" w:cs="Times New Roman"/>
+          <w:b/>
+          <w:bCs/>
+        </w:rPr>
+        <w:t>/docker_pytorch</w:t>
+      </w:r>
     </w:p>
     <w:p>
       <w:pPr>
@@ -1492,158 +1376,67 @@
           <w:rFonts w:ascii="Times" w:eastAsia="SimSun" w:hAnsi="Times" w:cs="Times New Roman"/>
           <w:color w:val="4472C4" w:themeColor="accent1"/>
         </w:rPr>
-        <w:t>zhennongchen@5YPFKZ3:/</w:t>
-      </w:r>
-      <w:proofErr w:type="spellStart"/>
+        <w:t>zhennongchen@5YPFKZ3:/mnt/d/</w:t>
+      </w:r>
       <w:r>
         <w:rPr>
           <w:rFonts w:ascii="Times" w:eastAsia="SimSun" w:hAnsi="Times" w:cs="Times New Roman"/>
           <w:color w:val="4472C4" w:themeColor="accent1"/>
         </w:rPr>
-        <w:t>mnt</w:t>
-      </w:r>
-      <w:proofErr w:type="spellEnd"/>
+        <w:t>Standard_</w:t>
+      </w:r>
       <w:r>
         <w:rPr>
           <w:rFonts w:ascii="Times" w:eastAsia="SimSun" w:hAnsi="Times" w:cs="Times New Roman"/>
           <w:color w:val="4472C4" w:themeColor="accent1"/>
         </w:rPr>
-        <w:t>/d/</w:t>
-      </w:r>
-      <w:proofErr w:type="spellStart"/>
+        <w:t>docker</w:t>
+      </w:r>
       <w:r>
         <w:rPr>
           <w:rFonts w:ascii="Times" w:eastAsia="SimSun" w:hAnsi="Times" w:cs="Times New Roman"/>
           <w:color w:val="4472C4" w:themeColor="accent1"/>
         </w:rPr>
-        <w:t>Standard_</w:t>
+        <w:t>s</w:t>
       </w:r>
       <w:r>
         <w:rPr>
           <w:rFonts w:ascii="Times" w:eastAsia="SimSun" w:hAnsi="Times" w:cs="Times New Roman"/>
           <w:color w:val="4472C4" w:themeColor="accent1"/>
         </w:rPr>
-        <w:t>docker</w:t>
-      </w:r>
-      <w:r>
+        <w:t>/docker_pytorch$ ls</w:t>
+      </w:r>
+    </w:p>
+    <w:p>
+      <w:pPr>
+        <w:spacing w:before="100" w:beforeAutospacing="1" w:after="100" w:afterAutospacing="1" w:line="240" w:lineRule="auto"/>
         <w:rPr>
           <w:rFonts w:ascii="Times" w:eastAsia="SimSun" w:hAnsi="Times" w:cs="Times New Roman"/>
           <w:color w:val="4472C4" w:themeColor="accent1"/>
         </w:rPr>
-        <w:t>s</w:t>
-      </w:r>
-      <w:proofErr w:type="spellEnd"/>
+      </w:pPr>
       <w:r>
         <w:rPr>
           <w:rFonts w:ascii="Times" w:eastAsia="SimSun" w:hAnsi="Times" w:cs="Times New Roman"/>
           <w:color w:val="4472C4" w:themeColor="accent1"/>
         </w:rPr>
-        <w:t>/</w:t>
-      </w:r>
-      <w:proofErr w:type="spellStart"/>
-      <w:r>
+        <w:t>compile.sh          docker_build.sh  docker_run_compile.sh  entrypoint.sh     run_jupyter.sh</w:t>
+      </w:r>
+    </w:p>
+    <w:p>
+      <w:pPr>
+        <w:spacing w:before="100" w:beforeAutospacing="1" w:after="100" w:afterAutospacing="1" w:line="240" w:lineRule="auto"/>
         <w:rPr>
           <w:rFonts w:ascii="Times" w:eastAsia="SimSun" w:hAnsi="Times" w:cs="Times New Roman"/>
           <w:color w:val="4472C4" w:themeColor="accent1"/>
         </w:rPr>
-        <w:t>docker_pytorch</w:t>
-      </w:r>
-      <w:proofErr w:type="spellEnd"/>
+      </w:pPr>
       <w:r>
         <w:rPr>
           <w:rFonts w:ascii="Times" w:eastAsia="SimSun" w:hAnsi="Times" w:cs="Times New Roman"/>
           <w:color w:val="4472C4" w:themeColor="accent1"/>
         </w:rPr>
-        <w:t>$ ls</w:t>
-      </w:r>
-    </w:p>
-    <w:p>
-      <w:pPr>
-        <w:spacing w:before="100" w:beforeAutospacing="1" w:after="100" w:afterAutospacing="1" w:line="240" w:lineRule="auto"/>
-        <w:rPr>
-          <w:rFonts w:ascii="Times" w:eastAsia="SimSun" w:hAnsi="Times" w:cs="Times New Roman"/>
-          <w:color w:val="4472C4" w:themeColor="accent1"/>
-        </w:rPr>
-      </w:pPr>
-      <w:r>
-        <w:rPr>
-          <w:rFonts w:ascii="Times" w:eastAsia="SimSun" w:hAnsi="Times" w:cs="Times New Roman"/>
-          <w:color w:val="4472C4" w:themeColor="accent1"/>
-        </w:rPr>
-        <w:t xml:space="preserve">compile.sh          </w:t>
-      </w:r>
-      <w:proofErr w:type="gramStart"/>
-      <w:r>
-        <w:rPr>
-          <w:rFonts w:ascii="Times" w:eastAsia="SimSun" w:hAnsi="Times" w:cs="Times New Roman"/>
-          <w:color w:val="4472C4" w:themeColor="accent1"/>
-        </w:rPr>
-        <w:t>docker_build.sh  docker_run_compile.sh</w:t>
-      </w:r>
-      <w:proofErr w:type="gramEnd"/>
-      <w:r>
-        <w:rPr>
-          <w:rFonts w:ascii="Times" w:eastAsia="SimSun" w:hAnsi="Times" w:cs="Times New Roman"/>
-          <w:color w:val="4472C4" w:themeColor="accent1"/>
-        </w:rPr>
-        <w:t xml:space="preserve">  entrypoint.sh     run_jupyter.sh</w:t>
-      </w:r>
-    </w:p>
-    <w:p>
-      <w:pPr>
-        <w:spacing w:before="100" w:beforeAutospacing="1" w:after="100" w:afterAutospacing="1" w:line="240" w:lineRule="auto"/>
-        <w:rPr>
-          <w:rFonts w:ascii="Times" w:eastAsia="SimSun" w:hAnsi="Times" w:cs="Times New Roman"/>
-          <w:color w:val="4472C4" w:themeColor="accent1"/>
-        </w:rPr>
-      </w:pPr>
-      <w:proofErr w:type="gramStart"/>
-      <w:r>
-        <w:rPr>
-          <w:rFonts w:ascii="Times" w:eastAsia="SimSun" w:hAnsi="Times" w:cs="Times New Roman"/>
-          <w:color w:val="4472C4" w:themeColor="accent1"/>
-        </w:rPr>
-        <w:t>docker-</w:t>
-      </w:r>
-      <w:proofErr w:type="spellStart"/>
-      <w:r>
-        <w:rPr>
-          <w:rFonts w:ascii="Times" w:eastAsia="SimSun" w:hAnsi="Times" w:cs="Times New Roman"/>
-          <w:color w:val="4472C4" w:themeColor="accent1"/>
-        </w:rPr>
-        <w:t>compose.yml</w:t>
-      </w:r>
-      <w:proofErr w:type="spellEnd"/>
-      <w:r>
-        <w:rPr>
-          <w:rFonts w:ascii="Times" w:eastAsia="SimSun" w:hAnsi="Times" w:cs="Times New Roman"/>
-          <w:color w:val="4472C4" w:themeColor="accent1"/>
-        </w:rPr>
-        <w:t xml:space="preserve">  docker_run.sh</w:t>
-      </w:r>
-      <w:proofErr w:type="gramEnd"/>
-      <w:r>
-        <w:rPr>
-          <w:rFonts w:ascii="Times" w:eastAsia="SimSun" w:hAnsi="Times" w:cs="Times New Roman"/>
-          <w:color w:val="4472C4" w:themeColor="accent1"/>
-        </w:rPr>
-        <w:t xml:space="preserve">    </w:t>
-      </w:r>
-      <w:proofErr w:type="spellStart"/>
-      <w:r>
-        <w:rPr>
-          <w:rFonts w:ascii="Times" w:eastAsia="SimSun" w:hAnsi="Times" w:cs="Times New Roman"/>
-          <w:color w:val="4472C4" w:themeColor="accent1"/>
-        </w:rPr>
-        <w:t>dockerfile</w:t>
-      </w:r>
-      <w:proofErr w:type="spellEnd"/>
-      <w:r>
-        <w:rPr>
-          <w:rFonts w:ascii="Times" w:eastAsia="SimSun" w:hAnsi="Times" w:cs="Times New Roman"/>
-          <w:color w:val="4472C4" w:themeColor="accent1"/>
-        </w:rPr>
-        <w:t xml:space="preserve">             requirements.txt</w:t>
+        <w:t>docker-compose.yml  docker_run.sh    dockerfile             requirements.txt</w:t>
       </w:r>
     </w:p>
     <w:p>
@@ -1777,7 +1570,7 @@
                     <pic:cNvPicPr/>
                   </pic:nvPicPr>
                   <pic:blipFill>
-                    <a:blip r:embed="rId6">
+                    <a:blip r:embed="rId7">
                       <a:extLst>
                         <a:ext uri="{28A0092B-C50C-407E-A947-70E740481C1C}">
                           <a14:useLocalDpi xmlns:a14="http://schemas.microsoft.com/office/drawing/2010/main" val="0"/>
@@ -2070,7 +1863,7 @@
                     <pic:cNvPicPr/>
                   </pic:nvPicPr>
                   <pic:blipFill>
-                    <a:blip r:embed="rId7">
+                    <a:blip r:embed="rId8">
                       <a:extLst>
                         <a:ext uri="{28A0092B-C50C-407E-A947-70E740481C1C}">
                           <a14:useLocalDpi xmlns:a14="http://schemas.microsoft.com/office/drawing/2010/main" val="0"/>
@@ -2224,7 +2017,7 @@
                     <pic:cNvPicPr/>
                   </pic:nvPicPr>
                   <pic:blipFill>
-                    <a:blip r:embed="rId8">
+                    <a:blip r:embed="rId9">
                       <a:extLst>
                         <a:ext uri="{28A0092B-C50C-407E-A947-70E740481C1C}">
                           <a14:useLocalDpi xmlns:a14="http://schemas.microsoft.com/office/drawing/2010/main" val="0"/>
@@ -2395,7 +2188,7 @@
                     <pic:cNvPicPr/>
                   </pic:nvPicPr>
                   <pic:blipFill>
-                    <a:blip r:embed="rId9">
+                    <a:blip r:embed="rId10">
                       <a:extLst>
                         <a:ext uri="{28A0092B-C50C-407E-A947-70E740481C1C}">
                           <a14:useLocalDpi xmlns:a14="http://schemas.microsoft.com/office/drawing/2010/main" val="0"/>
@@ -2569,21 +2362,7 @@
         <w:rPr>
           <w:rFonts w:ascii="Times" w:eastAsia="SimSun" w:hAnsi="Times" w:cs="Times New Roman"/>
         </w:rPr>
-        <w:t xml:space="preserve">FROM </w:t>
-      </w:r>
-      <w:proofErr w:type="spellStart"/>
-      <w:r>
-        <w:rPr>
-          <w:rFonts w:ascii="Times" w:eastAsia="SimSun" w:hAnsi="Times" w:cs="Times New Roman"/>
-        </w:rPr>
-        <w:t>nvidia</w:t>
-      </w:r>
-      <w:proofErr w:type="spellEnd"/>
-      <w:r>
-        <w:rPr>
-          <w:rFonts w:ascii="Times" w:eastAsia="SimSun" w:hAnsi="Times" w:cs="Times New Roman"/>
-        </w:rPr>
-        <w:t>/cuda:11.0.3-cudnn8-devel-ubuntu20.04</w:t>
+        <w:t>FROM nvidia/cuda:11.0.3-cudnn8-devel-ubuntu20.04</w:t>
       </w:r>
     </w:p>
     <w:p>
@@ -2599,14 +2378,12 @@
         </w:rPr>
         <w:t>然后去</w:t>
       </w:r>
-      <w:proofErr w:type="spellStart"/>
       <w:r>
         <w:rPr>
           <w:rFonts w:ascii="Times" w:eastAsia="SimSun" w:hAnsi="Times" w:cs="Times New Roman"/>
         </w:rPr>
         <w:t>wsl</w:t>
       </w:r>
-      <w:proofErr w:type="spellEnd"/>
       <w:r>
         <w:rPr>
           <w:rFonts w:ascii="Times" w:eastAsia="SimSun" w:hAnsi="Times" w:cs="Times New Roman"/>
@@ -2621,37 +2398,19 @@
         </w:rPr>
         <w:t>输入</w:t>
       </w:r>
-      <w:proofErr w:type="spellStart"/>
-      <w:r>
-        <w:rPr>
-          <w:rFonts w:ascii="Times" w:eastAsia="SimSun" w:hAnsi="Times" w:cs="Times New Roman"/>
-          <w:b/>
-          <w:bCs/>
-        </w:rPr>
-        <w:t>sudo</w:t>
-      </w:r>
-      <w:proofErr w:type="spellEnd"/>
-      <w:r>
-        <w:rPr>
-          <w:rFonts w:ascii="Times" w:eastAsia="SimSun" w:hAnsi="Times" w:cs="Times New Roman"/>
-          <w:b/>
-          <w:bCs/>
-        </w:rPr>
-        <w:t xml:space="preserve"> docker pull </w:t>
-      </w:r>
-      <w:proofErr w:type="spellStart"/>
-      <w:r>
-        <w:rPr>
-          <w:rFonts w:ascii="Times" w:eastAsia="SimSun" w:hAnsi="Times" w:cs="Times New Roman"/>
-        </w:rPr>
-        <w:t>nvidia</w:t>
-      </w:r>
-      <w:proofErr w:type="spellEnd"/>
-      <w:r>
-        <w:rPr>
-          <w:rFonts w:ascii="Times" w:eastAsia="SimSun" w:hAnsi="Times" w:cs="Times New Roman"/>
-        </w:rPr>
-        <w:t>/cuda:11.0.3-cudnn8-devel-ubuntu20.04</w:t>
+      <w:r>
+        <w:rPr>
+          <w:rFonts w:ascii="Times" w:eastAsia="SimSun" w:hAnsi="Times" w:cs="Times New Roman"/>
+          <w:b/>
+          <w:bCs/>
+        </w:rPr>
+        <w:t xml:space="preserve">sudo docker pull </w:t>
+      </w:r>
+      <w:r>
+        <w:rPr>
+          <w:rFonts w:ascii="Times" w:eastAsia="SimSun" w:hAnsi="Times" w:cs="Times New Roman"/>
+        </w:rPr>
+        <w:t>nvidia/cuda:11.0.3-cudnn8-devel-ubuntu20.04</w:t>
       </w:r>
     </w:p>
     <w:p>
@@ -2682,23 +2441,13 @@
         <w:lastRenderedPageBreak/>
         <w:t>即</w:t>
       </w:r>
-      <w:proofErr w:type="spellStart"/>
-      <w:r>
-        <w:rPr>
-          <w:rFonts w:ascii="Times" w:eastAsia="SimSun" w:hAnsi="Times" w:cs="SimSun"/>
-          <w:b/>
-          <w:bCs/>
-        </w:rPr>
-        <w:t>sudo</w:t>
-      </w:r>
-      <w:proofErr w:type="spellEnd"/>
-      <w:r>
-        <w:rPr>
-          <w:rFonts w:ascii="Times" w:eastAsia="SimSun" w:hAnsi="Times" w:cs="SimSun"/>
-          <w:b/>
-          <w:bCs/>
-        </w:rPr>
-        <w:t xml:space="preserve"> docker pull </w:t>
+      <w:r>
+        <w:rPr>
+          <w:rFonts w:ascii="Times" w:eastAsia="SimSun" w:hAnsi="Times" w:cs="SimSun"/>
+          <w:b/>
+          <w:bCs/>
+        </w:rPr>
+        <w:t xml:space="preserve">sudo docker pull </w:t>
       </w:r>
       <w:r>
         <w:rPr>
@@ -2830,33 +2579,15 @@
           <w:b/>
           <w:bCs/>
         </w:rPr>
-        <w:t>docker build -t pytorch:3.</w:t>
-      </w:r>
-      <w:proofErr w:type="gramStart"/>
-      <w:r>
-        <w:rPr>
-          <w:rFonts w:ascii="Times" w:eastAsia="Times New Roman" w:hAnsi="Times" w:cs="Times New Roman"/>
-          <w:b/>
-          <w:bCs/>
-        </w:rPr>
-        <w:t xml:space="preserve">0 </w:t>
-      </w:r>
-      <w:r>
-        <w:rPr>
-          <w:rFonts w:ascii="Times" w:eastAsia="SimSun" w:hAnsi="Times" w:cs="SimSun"/>
-          <w:b/>
-          <w:bCs/>
-        </w:rPr>
-        <w:t>.</w:t>
-      </w:r>
-      <w:proofErr w:type="gramEnd"/>
-      <w:r>
-        <w:rPr>
-          <w:rFonts w:ascii="Times" w:eastAsia="SimSun" w:hAnsi="Times" w:cs="SimSun"/>
-          <w:b/>
-          <w:bCs/>
-        </w:rPr>
-        <w:t>(</w:t>
+        <w:t xml:space="preserve">docker build -t pytorch:3.0 </w:t>
+      </w:r>
+      <w:r>
+        <w:rPr>
+          <w:rFonts w:ascii="Times" w:eastAsia="SimSun" w:hAnsi="Times" w:cs="SimSun"/>
+          <w:b/>
+          <w:bCs/>
+        </w:rPr>
+        <w:t>.(</w:t>
       </w:r>
       <w:r>
         <w:rPr>
@@ -3010,19 +2741,11 @@
         </w:rPr>
         <w:t>输入</w:t>
       </w:r>
-      <w:proofErr w:type="spellStart"/>
-      <w:r>
-        <w:rPr>
-          <w:rFonts w:ascii="Times" w:eastAsia="SimSun" w:hAnsi="Times" w:cs="SimSun"/>
-        </w:rPr>
-        <w:t>sudo</w:t>
-      </w:r>
-      <w:proofErr w:type="spellEnd"/>
-      <w:r>
-        <w:rPr>
-          <w:rFonts w:ascii="Times" w:eastAsia="SimSun" w:hAnsi="Times" w:cs="SimSun"/>
-        </w:rPr>
-        <w:t xml:space="preserve"> docker image ls,</w:t>
+      <w:r>
+        <w:rPr>
+          <w:rFonts w:ascii="Times" w:eastAsia="SimSun" w:hAnsi="Times" w:cs="SimSun"/>
+        </w:rPr>
+        <w:t>sudo docker image ls,</w:t>
       </w:r>
       <w:r>
         <w:rPr>
@@ -3095,7 +2818,7 @@
                     <pic:cNvPicPr/>
                   </pic:nvPicPr>
                   <pic:blipFill>
-                    <a:blip r:embed="rId10">
+                    <a:blip r:embed="rId11">
                       <a:extLst>
                         <a:ext uri="{28A0092B-C50C-407E-A947-70E740481C1C}">
                           <a14:useLocalDpi xmlns:a14="http://schemas.microsoft.com/office/drawing/2010/main" val="0"/>
@@ -3203,14 +2926,12 @@
         </w:rPr>
         <w:t>在</w:t>
       </w:r>
-      <w:proofErr w:type="spellStart"/>
       <w:r>
         <w:rPr>
           <w:rFonts w:ascii="Times" w:eastAsia="SimSun" w:hAnsi="Times" w:cs="Times New Roman"/>
         </w:rPr>
         <w:t>wsl</w:t>
       </w:r>
-      <w:proofErr w:type="spellEnd"/>
       <w:r>
         <w:rPr>
           <w:rFonts w:ascii="Times" w:eastAsia="SimSun" w:hAnsi="Times" w:cs="Times New Roman"/>
@@ -3314,7 +3035,7 @@
                     <pic:cNvPicPr/>
                   </pic:nvPicPr>
                   <pic:blipFill>
-                    <a:blip r:embed="rId11">
+                    <a:blip r:embed="rId12">
                       <a:extLst>
                         <a:ext uri="{28A0092B-C50C-407E-A947-70E740481C1C}">
                           <a14:useLocalDpi xmlns:a14="http://schemas.microsoft.com/office/drawing/2010/main" val="0"/>
@@ -3407,7 +3128,7 @@
                     <pic:cNvPicPr/>
                   </pic:nvPicPr>
                   <pic:blipFill>
-                    <a:blip r:embed="rId12">
+                    <a:blip r:embed="rId13">
                       <a:extLst>
                         <a:ext uri="{28A0092B-C50C-407E-A947-70E740481C1C}">
                           <a14:useLocalDpi xmlns:a14="http://schemas.microsoft.com/office/drawing/2010/main" val="0"/>
@@ -3497,7 +3218,6 @@
         </w:rPr>
         <w:t>名字是</w:t>
       </w:r>
-      <w:proofErr w:type="spellStart"/>
       <w:r>
         <w:rPr>
           <w:rFonts w:ascii="Times" w:eastAsia="SimSun" w:hAnsi="Times" w:cs="SimSun"/>
@@ -3506,7 +3226,6 @@
         </w:rPr>
         <w:t>pytorch_container</w:t>
       </w:r>
-      <w:proofErr w:type="spellEnd"/>
       <w:r>
         <w:rPr>
           <w:rFonts w:ascii="Times" w:eastAsia="SimSun" w:hAnsi="Times" w:cs="SimSun" w:hint="eastAsia"/>
@@ -3646,7 +3365,6 @@
         </w:rPr>
         <w:t>（</w:t>
       </w:r>
-      <w:proofErr w:type="spellStart"/>
       <w:r>
         <w:rPr>
           <w:rFonts w:ascii="Times" w:eastAsia="SimSun" w:hAnsi="Times" w:cs="SimSun"/>
@@ -3655,7 +3373,6 @@
         </w:rPr>
         <w:t>C</w:t>
       </w:r>
-      <w:proofErr w:type="spellEnd"/>
       <w:r>
         <w:rPr>
           <w:rFonts w:ascii="Times" w:eastAsia="SimSun" w:hAnsi="Times" w:cs="SimSun"/>
@@ -3680,7 +3397,6 @@
         </w:rPr>
         <w:t>（</w:t>
       </w:r>
-      <w:proofErr w:type="spellStart"/>
       <w:r>
         <w:rPr>
           <w:rFonts w:ascii="Times" w:eastAsia="SimSun" w:hAnsi="Times" w:cs="SimSun"/>
@@ -3689,7 +3405,6 @@
         </w:rPr>
         <w:t>D</w:t>
       </w:r>
-      <w:proofErr w:type="spellEnd"/>
       <w:r>
         <w:rPr>
           <w:rFonts w:ascii="Times" w:eastAsia="SimSun" w:hAnsi="Times" w:cs="SimSun"/>
@@ -3780,7 +3495,7 @@
         </w:rPr>
         <w:t>地址栏输入</w:t>
       </w:r>
-      <w:hyperlink r:id="rId13" w:history="1">
+      <w:hyperlink r:id="rId14" w:history="1">
         <w:r>
           <w:rPr>
             <w:rStyle w:val="Hyperlink"/>
@@ -3799,7 +3514,6 @@
         </w:rPr>
         <w:t>，密码是</w:t>
       </w:r>
-      <w:proofErr w:type="spellStart"/>
       <w:r>
         <w:rPr>
           <w:rFonts w:ascii="Times" w:eastAsia="SimSun" w:hAnsi="Times" w:cs="Times New Roman"/>
@@ -3808,7 +3522,6 @@
         </w:rPr>
         <w:t>mypw</w:t>
       </w:r>
-      <w:proofErr w:type="spellEnd"/>
       <w:r>
         <w:rPr>
           <w:rFonts w:ascii="Times" w:eastAsia="SimSun" w:hAnsi="Times" w:cs="Times New Roman"/>
@@ -3844,7 +3557,7 @@
                     <pic:cNvPicPr/>
                   </pic:nvPicPr>
                   <pic:blipFill>
-                    <a:blip r:embed="rId14">
+                    <a:blip r:embed="rId15">
                       <a:extLst>
                         <a:ext uri="{28A0092B-C50C-407E-A947-70E740481C1C}">
                           <a14:useLocalDpi xmlns:a14="http://schemas.microsoft.com/office/drawing/2010/main" val="0"/>
@@ -3962,7 +3675,7 @@
                     <pic:cNvPicPr/>
                   </pic:nvPicPr>
                   <pic:blipFill>
-                    <a:blip r:embed="rId15">
+                    <a:blip r:embed="rId16">
                       <a:extLst>
                         <a:ext uri="{28A0092B-C50C-407E-A947-70E740481C1C}">
                           <a14:useLocalDpi xmlns:a14="http://schemas.microsoft.com/office/drawing/2010/main" val="0"/>
@@ -4022,7 +3735,6 @@
         </w:rPr>
         <w:t>：在</w:t>
       </w:r>
-      <w:proofErr w:type="spellStart"/>
       <w:r>
         <w:rPr>
           <w:rFonts w:ascii="Times" w:eastAsia="SimSun" w:hAnsi="Times" w:cs="SimSun"/>
@@ -4031,7 +3743,6 @@
         </w:rPr>
         <w:t>VSCode</w:t>
       </w:r>
-      <w:proofErr w:type="spellEnd"/>
       <w:r>
         <w:rPr>
           <w:rFonts w:ascii="Times" w:eastAsia="SimSun" w:hAnsi="Times" w:cs="SimSun"/>
@@ -4062,14 +3773,12 @@
         </w:rPr>
         <w:t>下载</w:t>
       </w:r>
-      <w:proofErr w:type="spellStart"/>
       <w:r>
         <w:rPr>
           <w:rFonts w:ascii="Times" w:eastAsia="SimSun" w:hAnsi="Times" w:cs="Times New Roman"/>
         </w:rPr>
         <w:t>VScode</w:t>
       </w:r>
-      <w:proofErr w:type="spellEnd"/>
       <w:r>
         <w:rPr>
           <w:rFonts w:ascii="Times" w:eastAsia="SimSun" w:hAnsi="Times" w:cs="Times New Roman"/>
@@ -4185,7 +3894,7 @@
                     <pic:cNvPicPr/>
                   </pic:nvPicPr>
                   <pic:blipFill>
-                    <a:blip r:embed="rId16">
+                    <a:blip r:embed="rId17">
                       <a:extLst>
                         <a:ext uri="{28A0092B-C50C-407E-A947-70E740481C1C}">
                           <a14:useLocalDpi xmlns:a14="http://schemas.microsoft.com/office/drawing/2010/main" val="0"/>
@@ -4303,7 +4012,7 @@
                     <pic:cNvPicPr/>
                   </pic:nvPicPr>
                   <pic:blipFill>
-                    <a:blip r:embed="rId17">
+                    <a:blip r:embed="rId18">
                       <a:extLst>
                         <a:ext uri="{28A0092B-C50C-407E-A947-70E740481C1C}">
                           <a14:useLocalDpi xmlns:a14="http://schemas.microsoft.com/office/drawing/2010/main" val="0"/>
@@ -4349,14 +4058,12 @@
         </w:rPr>
         <w:t>在</w:t>
       </w:r>
-      <w:proofErr w:type="spellStart"/>
       <w:r>
         <w:rPr>
           <w:rFonts w:ascii="Times" w:eastAsia="SimSun" w:hAnsi="Times" w:cs="Times New Roman"/>
         </w:rPr>
         <w:t>VSCode</w:t>
       </w:r>
-      <w:proofErr w:type="spellEnd"/>
       <w:r>
         <w:rPr>
           <w:rFonts w:ascii="Times" w:eastAsia="SimSun" w:hAnsi="Times" w:cs="Times New Roman" w:hint="eastAsia"/>
@@ -4385,7 +4092,7 @@
                     <pic:cNvPicPr/>
                   </pic:nvPicPr>
                   <pic:blipFill>
-                    <a:blip r:embed="rId18">
+                    <a:blip r:embed="rId19">
                       <a:extLst>
                         <a:ext uri="{28A0092B-C50C-407E-A947-70E740481C1C}">
                           <a14:useLocalDpi xmlns:a14="http://schemas.microsoft.com/office/drawing/2010/main" val="0"/>
@@ -4469,14 +4176,12 @@
         </w:rPr>
         <w:t>此时会新跳出来一个</w:t>
       </w:r>
-      <w:proofErr w:type="spellStart"/>
       <w:r>
         <w:rPr>
           <w:rFonts w:ascii="Times" w:eastAsia="SimSun" w:hAnsi="Times" w:cs="Times New Roman"/>
         </w:rPr>
         <w:t>vscode</w:t>
       </w:r>
-      <w:proofErr w:type="spellEnd"/>
       <w:r>
         <w:rPr>
           <w:rFonts w:ascii="Times" w:eastAsia="SimSun" w:hAnsi="Times" w:cs="Times New Roman"/>
@@ -4491,7 +4196,6 @@
         </w:rPr>
         <w:t>它的左下角应该是</w:t>
       </w:r>
-      <w:proofErr w:type="spellStart"/>
       <w:r>
         <w:rPr>
           <w:rFonts w:ascii="Times" w:eastAsia="SimSun" w:hAnsi="Times" w:cs="Times New Roman"/>
@@ -4500,7 +4204,6 @@
         </w:rPr>
         <w:t>ContainerXXX</w:t>
       </w:r>
-      <w:proofErr w:type="spellEnd"/>
       <w:r>
         <w:rPr>
           <w:rFonts w:ascii="Times" w:eastAsia="SimSun" w:hAnsi="Times" w:cs="Times New Roman"/>
@@ -4590,14 +4293,12 @@
         </w:rPr>
         <w:t>盘所有文件，说明此时在</w:t>
       </w:r>
-      <w:proofErr w:type="spellStart"/>
       <w:r>
         <w:rPr>
           <w:rFonts w:ascii="Times" w:eastAsia="SimSun" w:hAnsi="Times" w:cs="Times New Roman"/>
         </w:rPr>
         <w:t>vscode</w:t>
       </w:r>
-      <w:proofErr w:type="spellEnd"/>
       <w:r>
         <w:rPr>
           <w:rFonts w:ascii="Times" w:eastAsia="SimSun" w:hAnsi="Times" w:cs="Times New Roman"/>
@@ -4673,7 +4374,6 @@
         </w:rPr>
         <w:t>什么时候使用</w:t>
       </w:r>
-      <w:proofErr w:type="spellStart"/>
       <w:r>
         <w:rPr>
           <w:rFonts w:ascii="Times" w:eastAsia="SimSun" w:hAnsi="Times" w:cs="Times New Roman"/>
@@ -4682,7 +4382,6 @@
         </w:rPr>
         <w:t>VScode</w:t>
       </w:r>
-      <w:proofErr w:type="spellEnd"/>
       <w:r>
         <w:rPr>
           <w:rFonts w:ascii="Times" w:eastAsia="SimSun" w:hAnsi="Times" w:cs="Times New Roman"/>
@@ -4723,33 +4422,23 @@
           <w:rFonts w:ascii="Times" w:eastAsia="SimSun" w:hAnsi="Times" w:cs="Times New Roman"/>
         </w:rPr>
       </w:pPr>
-      <w:proofErr w:type="spellStart"/>
       <w:r>
         <w:rPr>
           <w:rFonts w:ascii="Times" w:eastAsia="SimSun" w:hAnsi="Times" w:cs="Times New Roman"/>
         </w:rPr>
         <w:t>VScode</w:t>
       </w:r>
-      <w:proofErr w:type="spellEnd"/>
       <w:r>
         <w:rPr>
           <w:rFonts w:ascii="Times" w:eastAsia="SimSun" w:hAnsi="Times" w:cs="Times New Roman"/>
         </w:rPr>
         <w:t>是用来写代码的，当你进入</w:t>
       </w:r>
-      <w:proofErr w:type="spellStart"/>
-      <w:r>
-        <w:rPr>
-          <w:rFonts w:ascii="Times" w:eastAsia="SimSun" w:hAnsi="Times" w:cs="Times New Roman"/>
-        </w:rPr>
-        <w:t>vscode</w:t>
-      </w:r>
-      <w:proofErr w:type="spellEnd"/>
-      <w:r>
-        <w:rPr>
-          <w:rFonts w:ascii="Times" w:eastAsia="SimSun" w:hAnsi="Times" w:cs="Times New Roman"/>
-        </w:rPr>
-        <w:t xml:space="preserve"> container</w:t>
+      <w:r>
+        <w:rPr>
+          <w:rFonts w:ascii="Times" w:eastAsia="SimSun" w:hAnsi="Times" w:cs="Times New Roman"/>
+        </w:rPr>
+        <w:t>vscode container</w:t>
       </w:r>
       <w:r>
         <w:rPr>
@@ -4813,14 +4502,12 @@
         </w:rPr>
         <w:t>运行文件的，当你在</w:t>
       </w:r>
-      <w:proofErr w:type="spellStart"/>
       <w:r>
         <w:rPr>
           <w:rFonts w:ascii="Times" w:eastAsia="SimSun" w:hAnsi="Times" w:cs="Times New Roman"/>
         </w:rPr>
         <w:t>VScode</w:t>
       </w:r>
-      <w:proofErr w:type="spellEnd"/>
       <w:r>
         <w:rPr>
           <w:rFonts w:ascii="Times" w:eastAsia="SimSun" w:hAnsi="Times" w:cs="Times New Roman"/>
@@ -4875,46 +4562,36 @@
         </w:rPr>
         <w:t>同时网页也有</w:t>
       </w:r>
-      <w:proofErr w:type="spellStart"/>
       <w:r>
         <w:rPr>
           <w:rFonts w:ascii="Times" w:eastAsia="SimSun" w:hAnsi="Times" w:cs="Times New Roman" w:hint="eastAsia"/>
         </w:rPr>
-        <w:t>jupyter</w:t>
-      </w:r>
-      <w:proofErr w:type="spellEnd"/>
+        <w:t>jupyter notebook</w:t>
+      </w:r>
       <w:r>
         <w:rPr>
           <w:rFonts w:ascii="Times" w:eastAsia="SimSun" w:hAnsi="Times" w:cs="Times New Roman" w:hint="eastAsia"/>
         </w:rPr>
-        <w:t xml:space="preserve"> notebook</w:t>
+        <w:t>的功能（</w:t>
       </w:r>
       <w:r>
         <w:rPr>
           <w:rFonts w:ascii="Times" w:eastAsia="SimSun" w:hAnsi="Times" w:cs="Times New Roman" w:hint="eastAsia"/>
         </w:rPr>
-        <w:t>的功能（</w:t>
+        <w:t>Notebook</w:t>
       </w:r>
       <w:r>
         <w:rPr>
           <w:rFonts w:ascii="Times" w:eastAsia="SimSun" w:hAnsi="Times" w:cs="Times New Roman" w:hint="eastAsia"/>
         </w:rPr>
-        <w:t>Notebook</w:t>
+        <w:t>那一栏），点进去可以创建</w:t>
       </w:r>
       <w:r>
         <w:rPr>
           <w:rFonts w:ascii="Times" w:eastAsia="SimSun" w:hAnsi="Times" w:cs="Times New Roman" w:hint="eastAsia"/>
         </w:rPr>
-        <w:t>那一栏），点进去可以创建</w:t>
-      </w:r>
-      <w:proofErr w:type="spellStart"/>
-      <w:r>
-        <w:rPr>
-          <w:rFonts w:ascii="Times" w:eastAsia="SimSun" w:hAnsi="Times" w:cs="Times New Roman" w:hint="eastAsia"/>
-        </w:rPr>
         <w:t>jupyternotebook</w:t>
       </w:r>
-      <w:proofErr w:type="spellEnd"/>
       <w:r>
         <w:rPr>
           <w:rFonts w:ascii="Times" w:eastAsia="SimSun" w:hAnsi="Times" w:cs="Times New Roman" w:hint="eastAsia"/>
@@ -4950,7 +4627,7 @@
                     <pic:cNvPicPr/>
                   </pic:nvPicPr>
                   <pic:blipFill>
-                    <a:blip r:embed="rId14">
+                    <a:blip r:embed="rId15">
                       <a:extLst>
                         <a:ext uri="{28A0092B-C50C-407E-A947-70E740481C1C}">
                           <a14:useLocalDpi xmlns:a14="http://schemas.microsoft.com/office/drawing/2010/main" val="0"/>
@@ -5022,19 +4699,11 @@
         </w:rPr>
         <w:t>查看：</w:t>
       </w:r>
-      <w:proofErr w:type="spellStart"/>
-      <w:r>
-        <w:rPr>
-          <w:rFonts w:ascii="Times" w:eastAsia="SimSun" w:hAnsi="Times" w:cs="Times New Roman"/>
-        </w:rPr>
-        <w:t>sudo</w:t>
-      </w:r>
-      <w:proofErr w:type="spellEnd"/>
-      <w:r>
-        <w:rPr>
-          <w:rFonts w:ascii="Times" w:eastAsia="SimSun" w:hAnsi="Times" w:cs="Times New Roman"/>
-        </w:rPr>
-        <w:t xml:space="preserve"> docker image ls</w:t>
+      <w:r>
+        <w:rPr>
+          <w:rFonts w:ascii="Times" w:eastAsia="SimSun" w:hAnsi="Times" w:cs="Times New Roman"/>
+        </w:rPr>
+        <w:t>sudo docker image ls</w:t>
       </w:r>
     </w:p>
     <w:p>
@@ -5051,42 +4720,12 @@
         <w:lastRenderedPageBreak/>
         <w:t>删除：</w:t>
       </w:r>
-      <w:proofErr w:type="spellStart"/>
-      <w:r>
-        <w:rPr>
-          <w:rFonts w:ascii="Times" w:eastAsia="SimSun" w:hAnsi="Times" w:cs="Times New Roman"/>
-        </w:rPr>
-        <w:t>sudo</w:t>
-      </w:r>
-      <w:proofErr w:type="spellEnd"/>
-      <w:r>
-        <w:rPr>
-          <w:rFonts w:ascii="Times" w:eastAsia="SimSun" w:hAnsi="Times" w:cs="Times New Roman"/>
-        </w:rPr>
-        <w:t xml:space="preserve"> docker </w:t>
-      </w:r>
-      <w:proofErr w:type="spellStart"/>
-      <w:r>
-        <w:rPr>
-          <w:rFonts w:ascii="Times" w:eastAsia="SimSun" w:hAnsi="Times" w:cs="Times New Roman"/>
-        </w:rPr>
-        <w:t>rmi</w:t>
-      </w:r>
-      <w:proofErr w:type="spellEnd"/>
-      <w:r>
-        <w:rPr>
-          <w:rFonts w:ascii="Times" w:eastAsia="SimSun" w:hAnsi="Times" w:cs="Times New Roman"/>
-        </w:rPr>
-        <w:t xml:space="preserve"> </w:t>
-      </w:r>
-      <w:proofErr w:type="spellStart"/>
-      <w:r>
-        <w:rPr>
-          <w:rFonts w:ascii="Times" w:eastAsia="SimSun" w:hAnsi="Times" w:cs="Times New Roman"/>
-        </w:rPr>
-        <w:t>image_ID</w:t>
-      </w:r>
-      <w:proofErr w:type="spellEnd"/>
+      <w:r>
+        <w:rPr>
+          <w:rFonts w:ascii="Times" w:eastAsia="SimSun" w:hAnsi="Times" w:cs="Times New Roman"/>
+        </w:rPr>
+        <w:t>sudo docker rmi image_ID</w:t>
+      </w:r>
     </w:p>
     <w:p>
       <w:pPr>
@@ -5139,21 +4778,7 @@
         <w:rPr>
           <w:rFonts w:ascii="Times" w:eastAsia="SimSun" w:hAnsi="Times" w:cs="Times New Roman"/>
         </w:rPr>
-        <w:t xml:space="preserve"> </w:t>
-      </w:r>
-      <w:proofErr w:type="spellStart"/>
-      <w:r>
-        <w:rPr>
-          <w:rFonts w:ascii="Times" w:eastAsia="SimSun" w:hAnsi="Times" w:cs="Times New Roman"/>
-        </w:rPr>
-        <w:t>sudo</w:t>
-      </w:r>
-      <w:proofErr w:type="spellEnd"/>
-      <w:r>
-        <w:rPr>
-          <w:rFonts w:ascii="Times" w:eastAsia="SimSun" w:hAnsi="Times" w:cs="Times New Roman"/>
-        </w:rPr>
-        <w:t xml:space="preserve"> docker container ls</w:t>
+        <w:t xml:space="preserve"> sudo docker container ls</w:t>
       </w:r>
     </w:p>
     <w:p>
@@ -5169,33 +4794,11 @@
         </w:rPr>
         <w:t>删除：先</w:t>
       </w:r>
-      <w:proofErr w:type="spellStart"/>
-      <w:r>
-        <w:rPr>
-          <w:rFonts w:ascii="Times" w:eastAsia="SimSun" w:hAnsi="Times" w:cs="Times New Roman"/>
-        </w:rPr>
-        <w:t>sudo</w:t>
-      </w:r>
-      <w:proofErr w:type="spellEnd"/>
-      <w:r>
-        <w:rPr>
-          <w:rFonts w:ascii="Times" w:eastAsia="SimSun" w:hAnsi="Times" w:cs="Times New Roman"/>
-        </w:rPr>
-        <w:t xml:space="preserve"> docker container stop </w:t>
-      </w:r>
-      <w:proofErr w:type="spellStart"/>
-      <w:r>
-        <w:rPr>
-          <w:rFonts w:ascii="Times" w:eastAsia="SimSun" w:hAnsi="Times" w:cs="Times New Roman"/>
-        </w:rPr>
-        <w:t>container_ID</w:t>
-      </w:r>
-      <w:proofErr w:type="spellEnd"/>
-      <w:r>
-        <w:rPr>
-          <w:rFonts w:ascii="Times" w:eastAsia="SimSun" w:hAnsi="Times" w:cs="Times New Roman"/>
-        </w:rPr>
-        <w:t xml:space="preserve">, </w:t>
+      <w:r>
+        <w:rPr>
+          <w:rFonts w:ascii="Times" w:eastAsia="SimSun" w:hAnsi="Times" w:cs="Times New Roman"/>
+        </w:rPr>
+        <w:t xml:space="preserve">sudo docker container stop container_ID, </w:t>
       </w:r>
       <w:r>
         <w:rPr>
@@ -5203,28 +4806,12 @@
         </w:rPr>
         <w:t>然后再</w:t>
       </w:r>
-      <w:proofErr w:type="spellStart"/>
-      <w:r>
-        <w:rPr>
-          <w:rFonts w:ascii="Times" w:eastAsia="SimSun" w:hAnsi="Times" w:cs="Times New Roman"/>
-        </w:rPr>
-        <w:t>sudo</w:t>
-      </w:r>
-      <w:proofErr w:type="spellEnd"/>
-      <w:r>
-        <w:rPr>
-          <w:rFonts w:ascii="Times" w:eastAsia="SimSun" w:hAnsi="Times" w:cs="Times New Roman"/>
-        </w:rPr>
-        <w:t xml:space="preserve"> docker container rm </w:t>
-      </w:r>
-      <w:proofErr w:type="spellStart"/>
-      <w:r>
-        <w:rPr>
-          <w:rFonts w:ascii="Times" w:eastAsia="SimSun" w:hAnsi="Times" w:cs="Times New Roman"/>
-        </w:rPr>
-        <w:t>container_ID</w:t>
-      </w:r>
-      <w:proofErr w:type="spellEnd"/>
+      <w:r>
+        <w:rPr>
+          <w:rFonts w:ascii="Times" w:eastAsia="SimSun" w:hAnsi="Times" w:cs="Times New Roman"/>
+        </w:rPr>
+        <w:t>sudo docker container rm container_ID</w:t>
+      </w:r>
     </w:p>
     <w:p>
       <w:pPr>
@@ -5305,14 +4892,12 @@
         </w:rPr>
         <w:t>先进入</w:t>
       </w:r>
-      <w:proofErr w:type="spellStart"/>
       <w:r>
         <w:rPr>
           <w:rFonts w:ascii="Times" w:eastAsia="SimSun" w:hAnsi="Times" w:cs="Times New Roman" w:hint="eastAsia"/>
         </w:rPr>
         <w:t>wsl</w:t>
       </w:r>
-      <w:proofErr w:type="spellEnd"/>
     </w:p>
     <w:p>
       <w:pPr>
@@ -5327,19 +4912,11 @@
         </w:rPr>
         <w:t>然后</w:t>
       </w:r>
-      <w:proofErr w:type="spellStart"/>
-      <w:r>
-        <w:rPr>
-          <w:rFonts w:ascii="Times" w:eastAsia="SimSun" w:hAnsi="Times" w:cs="Times New Roman"/>
-        </w:rPr>
-        <w:t>sudo</w:t>
-      </w:r>
-      <w:proofErr w:type="spellEnd"/>
-      <w:r>
-        <w:rPr>
-          <w:rFonts w:ascii="Times" w:eastAsia="SimSun" w:hAnsi="Times" w:cs="Times New Roman"/>
-        </w:rPr>
-        <w:t xml:space="preserve"> docker container ls</w:t>
+      <w:r>
+        <w:rPr>
+          <w:rFonts w:ascii="Times" w:eastAsia="SimSun" w:hAnsi="Times" w:cs="Times New Roman"/>
+        </w:rPr>
+        <w:t>sudo docker container ls</w:t>
       </w:r>
       <w:r>
         <w:rPr>
@@ -5379,19 +4956,11 @@
         </w:rPr>
         <w:t>然后在</w:t>
       </w:r>
-      <w:proofErr w:type="spellStart"/>
-      <w:r>
-        <w:rPr>
-          <w:rFonts w:ascii="Times" w:eastAsia="SimSun" w:hAnsi="Times" w:cs="Times New Roman"/>
-        </w:rPr>
-        <w:t>wsl</w:t>
-      </w:r>
-      <w:proofErr w:type="spellEnd"/>
-      <w:r>
-        <w:rPr>
-          <w:rFonts w:ascii="Times" w:eastAsia="SimSun" w:hAnsi="Times" w:cs="Times New Roman"/>
-        </w:rPr>
-        <w:t xml:space="preserve"> terminal</w:t>
+      <w:r>
+        <w:rPr>
+          <w:rFonts w:ascii="Times" w:eastAsia="SimSun" w:hAnsi="Times" w:cs="Times New Roman"/>
+        </w:rPr>
+        <w:t>wsl terminal</w:t>
       </w:r>
       <w:r>
         <w:rPr>
@@ -5399,19 +4968,11 @@
         </w:rPr>
         <w:t>里</w:t>
       </w:r>
-      <w:proofErr w:type="spellStart"/>
-      <w:r>
-        <w:rPr>
-          <w:rFonts w:ascii="Times" w:eastAsia="SimSun" w:hAnsi="Times" w:cs="Times New Roman"/>
-        </w:rPr>
-        <w:t>sudo</w:t>
-      </w:r>
-      <w:proofErr w:type="spellEnd"/>
-      <w:r>
-        <w:rPr>
-          <w:rFonts w:ascii="Times" w:eastAsia="SimSun" w:hAnsi="Times" w:cs="Times New Roman"/>
-        </w:rPr>
-        <w:t xml:space="preserve"> docker exec -it -u 0 ID bash</w:t>
+      <w:r>
+        <w:rPr>
+          <w:rFonts w:ascii="Times" w:eastAsia="SimSun" w:hAnsi="Times" w:cs="Times New Roman"/>
+        </w:rPr>
+        <w:t>sudo docker exec -it -u 0 ID bash</w:t>
       </w:r>
     </w:p>
     <w:p>
@@ -5477,14 +5038,12 @@
         </w:rPr>
         <w:t>安装好后</w:t>
       </w:r>
-      <w:proofErr w:type="spellStart"/>
       <w:r>
         <w:rPr>
           <w:rFonts w:ascii="Times" w:eastAsia="SimSun" w:hAnsi="Times" w:cs="Times New Roman"/>
         </w:rPr>
         <w:t>ctrl+A+D</w:t>
       </w:r>
-      <w:proofErr w:type="spellEnd"/>
       <w:r>
         <w:rPr>
           <w:rFonts w:ascii="Times" w:eastAsia="SimSun" w:hAnsi="Times" w:cs="Times New Roman"/>
@@ -5496,6 +5055,196 @@
           <w:rFonts w:ascii="Times" w:eastAsia="SimSun" w:hAnsi="Times" w:cs="Times New Roman"/>
         </w:rPr>
         <w:t>root</w:t>
+      </w:r>
+    </w:p>
+    <w:p>
+      <w:pPr>
+        <w:spacing w:before="100" w:beforeAutospacing="1" w:after="100" w:afterAutospacing="1" w:line="240" w:lineRule="auto"/>
+        <w:rPr>
+          <w:rFonts w:ascii="Times" w:eastAsia="SimSun" w:hAnsi="Times" w:cs="Times New Roman"/>
+        </w:rPr>
+      </w:pPr>
+      <w:r>
+        <w:rPr>
+          <w:rFonts w:ascii="Times" w:eastAsia="SimSun" w:hAnsi="Times" w:cs="Times New Roman"/>
+        </w:rPr>
+        <w:t xml:space="preserve">5. </w:t>
+      </w:r>
+      <w:r>
+        <w:rPr>
+          <w:rFonts w:ascii="Times" w:eastAsia="SimSun" w:hAnsi="Times" w:cs="Times New Roman" w:hint="eastAsia"/>
+        </w:rPr>
+        <w:t>如果在</w:t>
+      </w:r>
+      <w:r>
+        <w:rPr>
+          <w:rFonts w:ascii="Times" w:eastAsia="SimSun" w:hAnsi="Times" w:cs="Times New Roman" w:hint="eastAsia"/>
+        </w:rPr>
+        <w:t>container</w:t>
+      </w:r>
+      <w:r>
+        <w:rPr>
+          <w:rFonts w:ascii="Times" w:eastAsia="SimSun" w:hAnsi="Times" w:cs="Times New Roman" w:hint="eastAsia"/>
+        </w:rPr>
+        <w:t>里连不上</w:t>
+      </w:r>
+      <w:r>
+        <w:rPr>
+          <w:rFonts w:ascii="Times" w:eastAsia="SimSun" w:hAnsi="Times" w:cs="Times New Roman" w:hint="eastAsia"/>
+        </w:rPr>
+        <w:t>V</w:t>
+      </w:r>
+      <w:r>
+        <w:rPr>
+          <w:rFonts w:ascii="Times" w:eastAsia="SimSun" w:hAnsi="Times" w:cs="Times New Roman"/>
+        </w:rPr>
+        <w:t>PN</w:t>
+      </w:r>
+      <w:r>
+        <w:rPr>
+          <w:rFonts w:ascii="Times" w:eastAsia="SimSun" w:hAnsi="Times" w:cs="Times New Roman" w:hint="eastAsia"/>
+        </w:rPr>
+        <w:t>（比如用不了</w:t>
+      </w:r>
+      <w:r>
+        <w:rPr>
+          <w:rFonts w:ascii="Times" w:eastAsia="SimSun" w:hAnsi="Times" w:cs="Times New Roman" w:hint="eastAsia"/>
+        </w:rPr>
+        <w:t>copilot</w:t>
+      </w:r>
+      <w:r>
+        <w:rPr>
+          <w:rFonts w:ascii="Times" w:eastAsia="SimSun" w:hAnsi="Times" w:cs="Times New Roman" w:hint="eastAsia"/>
+        </w:rPr>
+        <w:t>）</w:t>
+      </w:r>
+    </w:p>
+    <w:p>
+      <w:pPr>
+        <w:spacing w:before="100" w:beforeAutospacing="1" w:after="100" w:afterAutospacing="1" w:line="240" w:lineRule="auto"/>
+        <w:rPr>
+          <w:rFonts w:ascii="Times" w:eastAsia="SimSun" w:hAnsi="Times" w:cs="Times New Roman"/>
+        </w:rPr>
+      </w:pPr>
+      <w:r>
+        <w:rPr>
+          <w:rFonts w:ascii="Times" w:eastAsia="SimSun" w:hAnsi="Times" w:cs="Times New Roman" w:hint="eastAsia"/>
+        </w:rPr>
+        <w:t>在</w:t>
+      </w:r>
+      <w:r>
+        <w:rPr>
+          <w:rFonts w:ascii="Times" w:eastAsia="SimSun" w:hAnsi="Times" w:cs="Times New Roman" w:hint="eastAsia"/>
+        </w:rPr>
+        <w:t>container</w:t>
+      </w:r>
+      <w:r>
+        <w:rPr>
+          <w:rFonts w:ascii="Times" w:eastAsia="SimSun" w:hAnsi="Times" w:cs="Times New Roman" w:hint="eastAsia"/>
+        </w:rPr>
+        <w:t>的</w:t>
+      </w:r>
+      <w:r>
+        <w:rPr>
+          <w:rFonts w:ascii="Times" w:eastAsia="SimSun" w:hAnsi="Times" w:cs="Times New Roman" w:hint="eastAsia"/>
+        </w:rPr>
+        <w:t>terminal</w:t>
+      </w:r>
+      <w:r>
+        <w:rPr>
+          <w:rFonts w:ascii="Times" w:eastAsia="SimSun" w:hAnsi="Times" w:cs="Times New Roman" w:hint="eastAsia"/>
+        </w:rPr>
+        <w:t>里输</w:t>
+      </w:r>
+    </w:p>
+    <w:p>
+      <w:pPr>
+        <w:spacing w:before="100" w:beforeAutospacing="1" w:after="100" w:afterAutospacing="1" w:line="240" w:lineRule="auto"/>
+        <w:rPr>
+          <w:rFonts w:ascii="Times" w:eastAsia="SimSun" w:hAnsi="Times" w:cs="Times New Roman"/>
+        </w:rPr>
+      </w:pPr>
+      <w:r>
+        <w:rPr>
+          <w:rFonts w:ascii="Times" w:eastAsia="SimSun" w:hAnsi="Times" w:cs="Times New Roman"/>
+        </w:rPr>
+        <w:t>(base) root@cf50883f4616:/host# echo $HTTP_PROXY</w:t>
+      </w:r>
+    </w:p>
+    <w:p>
+      <w:pPr>
+        <w:spacing w:before="100" w:beforeAutospacing="1" w:after="100" w:afterAutospacing="1" w:line="240" w:lineRule="auto"/>
+        <w:rPr>
+          <w:rFonts w:ascii="Times" w:eastAsia="SimSun" w:hAnsi="Times" w:cs="Times New Roman"/>
+        </w:rPr>
+      </w:pPr>
+      <w:r>
+        <w:rPr>
+          <w:rFonts w:ascii="Times" w:eastAsia="SimSun" w:hAnsi="Times" w:cs="Times New Roman"/>
+        </w:rPr>
+        <w:t xml:space="preserve"># </w:t>
+      </w:r>
+      <w:r>
+        <w:rPr>
+          <w:rFonts w:ascii="Times" w:eastAsia="SimSun" w:hAnsi="Times" w:cs="Times New Roman" w:hint="eastAsia"/>
+        </w:rPr>
+        <w:t>这里很可能会返回空白，接着输下面的内容：</w:t>
+      </w:r>
+    </w:p>
+    <w:p>
+      <w:pPr>
+        <w:spacing w:before="100" w:beforeAutospacing="1" w:after="100" w:afterAutospacing="1" w:line="240" w:lineRule="auto"/>
+        <w:rPr>
+          <w:rFonts w:ascii="Times" w:eastAsia="SimSun" w:hAnsi="Times" w:cs="Times New Roman"/>
+        </w:rPr>
+      </w:pPr>
+      <w:r>
+        <w:rPr>
+          <w:rFonts w:ascii="Times" w:eastAsia="SimSun" w:hAnsi="Times" w:cs="Times New Roman"/>
+        </w:rPr>
+        <w:t>(base) root@cf50883f4616:/host# unset HTTP_PROXY HTTPS_PROXY http_proxy https_proxy</w:t>
+      </w:r>
+    </w:p>
+    <w:p>
+      <w:pPr>
+        <w:spacing w:before="100" w:beforeAutospacing="1" w:after="100" w:afterAutospacing="1" w:line="240" w:lineRule="auto"/>
+        <w:rPr>
+          <w:rFonts w:ascii="Times" w:eastAsia="SimSun" w:hAnsi="Times" w:cs="Times New Roman"/>
+        </w:rPr>
+      </w:pPr>
+      <w:r>
+        <w:rPr>
+          <w:rFonts w:ascii="Times" w:eastAsia="SimSun" w:hAnsi="Times" w:cs="Times New Roman"/>
+        </w:rPr>
+        <w:t>(base) root@cf50883f4616:/host# export HTTP_PROXY=http://host.docker.internal:7890</w:t>
+      </w:r>
+    </w:p>
+    <w:p>
+      <w:pPr>
+        <w:spacing w:before="100" w:beforeAutospacing="1" w:after="100" w:afterAutospacing="1" w:line="240" w:lineRule="auto"/>
+        <w:rPr>
+          <w:rFonts w:ascii="Times" w:eastAsia="SimSun" w:hAnsi="Times" w:cs="Times New Roman"/>
+        </w:rPr>
+      </w:pPr>
+      <w:r>
+        <w:rPr>
+          <w:rFonts w:ascii="Times" w:eastAsia="SimSun" w:hAnsi="Times" w:cs="Times New Roman"/>
+        </w:rPr>
+        <w:t>(base) root@cf50883f4616:/host# export HTTPS_PROXY=http://host.docker.internal:7890</w:t>
+      </w:r>
+    </w:p>
+    <w:p>
+      <w:pPr>
+        <w:spacing w:before="100" w:beforeAutospacing="1" w:after="100" w:afterAutospacing="1" w:line="240" w:lineRule="auto"/>
+        <w:rPr>
+          <w:rFonts w:ascii="Times" w:eastAsia="SimSun" w:hAnsi="Times" w:cs="Times New Roman" w:hint="eastAsia"/>
+        </w:rPr>
+      </w:pPr>
+      <w:r>
+        <w:rPr>
+          <w:rFonts w:ascii="Times" w:eastAsia="SimSun" w:hAnsi="Times" w:cs="Times New Roman"/>
+        </w:rPr>
+        <w:t>(base) root@cf50883f4616:/host# export NO_PROXY=localhost,127.0.0.1,::1</w:t>
       </w:r>
     </w:p>
     <w:p>

--- a/XJTLU docker installation guidance.docx
+++ b/XJTLU docker installation guidance.docx
@@ -457,7 +457,7 @@
       <w:pPr>
         <w:spacing w:before="100" w:beforeAutospacing="1" w:after="100" w:afterAutospacing="1" w:line="240" w:lineRule="auto"/>
         <w:rPr>
-          <w:rFonts w:ascii="Times" w:eastAsia="Times New Roman" w:hAnsi="Times" w:cs="Times New Roman"/>
+          <w:rFonts w:ascii="Times" w:eastAsia="Times New Roman" w:hAnsi="Times" w:cs="Times New Roman" w:hint="eastAsia"/>
         </w:rPr>
       </w:pPr>
       <w:r>
@@ -477,6 +477,30 @@
           <w:rFonts w:ascii="Times" w:eastAsia="SimSun" w:hAnsi="Times" w:cs="Times New Roman"/>
         </w:rPr>
         <w:t>。</w:t>
+      </w:r>
+      <w:r>
+        <w:rPr>
+          <w:rFonts w:ascii="Times" w:eastAsia="SimSun" w:hAnsi="Times" w:cs="Times New Roman" w:hint="eastAsia"/>
+        </w:rPr>
+        <w:t xml:space="preserve"> </w:t>
+      </w:r>
+      <w:r>
+        <w:rPr>
+          <w:rFonts w:ascii="Times" w:eastAsia="SimSun" w:hAnsi="Times" w:cs="Times New Roman" w:hint="eastAsia"/>
+        </w:rPr>
+        <w:t>版本</w:t>
+      </w:r>
+      <w:r>
+        <w:rPr>
+          <w:rFonts w:ascii="Times" w:eastAsia="SimSun" w:hAnsi="Times" w:cs="Times New Roman" w:hint="eastAsia"/>
+        </w:rPr>
+        <w:t>4</w:t>
+      </w:r>
+      <w:r>
+        <w:rPr>
+          <w:rFonts w:ascii="Times" w:eastAsia="SimSun" w:hAnsi="Times" w:cs="Times New Roman"/>
+        </w:rPr>
+        <w:t>.49</w:t>
       </w:r>
     </w:p>
     <w:p>
@@ -5237,7 +5261,7 @@
       <w:pPr>
         <w:spacing w:before="100" w:beforeAutospacing="1" w:after="100" w:afterAutospacing="1" w:line="240" w:lineRule="auto"/>
         <w:rPr>
-          <w:rFonts w:ascii="Times" w:eastAsia="SimSun" w:hAnsi="Times" w:cs="Times New Roman" w:hint="eastAsia"/>
+          <w:rFonts w:ascii="Times" w:eastAsia="SimSun" w:hAnsi="Times" w:cs="Times New Roman"/>
         </w:rPr>
       </w:pPr>
       <w:r>

--- a/XJTLU docker installation guidance.docx
+++ b/XJTLU docker installation guidance.docx
@@ -1,20 +1,20 @@
 
 <file path=word/document.xml><?xml version="1.0" encoding="utf-8"?>
-<w:document xmlns:wpc="http://schemas.microsoft.com/office/word/2010/wordprocessingCanvas" xmlns:cx="http://schemas.microsoft.com/office/drawing/2014/chartex" xmlns:cx1="http://schemas.microsoft.com/office/drawing/2015/9/8/chartex" xmlns:cx2="http://schemas.microsoft.com/office/drawing/2015/10/21/chartex" xmlns:cx3="http://schemas.microsoft.com/office/drawing/2016/5/9/chartex" xmlns:cx4="http://schemas.microsoft.com/office/drawing/2016/5/10/chartex" xmlns:cx5="http://schemas.microsoft.com/office/drawing/2016/5/11/chartex" xmlns:cx6="http://schemas.microsoft.com/office/drawing/2016/5/12/chartex" xmlns:cx7="http://schemas.microsoft.com/office/drawing/2016/5/13/chartex" xmlns:cx8="http://schemas.microsoft.com/office/drawing/2016/5/14/chartex" xmlns:mc="http://schemas.openxmlformats.org/markup-compatibility/2006" xmlns:aink="http://schemas.microsoft.com/office/drawing/2016/ink" xmlns:am3d="http://schemas.microsoft.com/office/drawing/2017/model3d" xmlns:o="urn:schemas-microsoft-com:office:office" xmlns:r="http://schemas.openxmlformats.org/officeDocument/2006/relationships" xmlns:m="http://schemas.openxmlformats.org/officeDocument/2006/math" xmlns:v="urn:schemas-microsoft-com:vml" xmlns:wp14="http://schemas.microsoft.com/office/word/2010/wordprocessingDrawing" xmlns:wp="http://schemas.openxmlformats.org/drawingml/2006/wordprocessingDrawing" xmlns:w10="urn:schemas-microsoft-com:office:word" xmlns:w="http://schemas.openxmlformats.org/wordprocessingml/2006/main" xmlns:w14="http://schemas.microsoft.com/office/word/2010/wordml" xmlns:w15="http://schemas.microsoft.com/office/word/2012/wordml" xmlns:w16cex="http://schemas.microsoft.com/office/word/2018/wordml/cex" xmlns:w16cid="http://schemas.microsoft.com/office/word/2016/wordml/cid" xmlns:w16="http://schemas.microsoft.com/office/word/2018/wordml" xmlns:w16sdtdh="http://schemas.microsoft.com/office/word/2020/wordml/sdtdatahash" xmlns:w16se="http://schemas.microsoft.com/office/word/2015/wordml/symex" xmlns:wpg="http://schemas.microsoft.com/office/word/2010/wordprocessingGroup" xmlns:wpi="http://schemas.microsoft.com/office/word/2010/wordprocessingInk" xmlns:wne="http://schemas.microsoft.com/office/word/2006/wordml" xmlns:wps="http://schemas.microsoft.com/office/word/2010/wordprocessingShape" mc:Ignorable="w14 w15 w16se w16cid w16 w16cex w16sdtdh wp14">
+<w:document xmlns:wpc="http://schemas.microsoft.com/office/word/2010/wordprocessingCanvas" xmlns:cx="http://schemas.microsoft.com/office/drawing/2014/chartex" xmlns:cx1="http://schemas.microsoft.com/office/drawing/2015/9/8/chartex" xmlns:cx2="http://schemas.microsoft.com/office/drawing/2015/10/21/chartex" xmlns:cx3="http://schemas.microsoft.com/office/drawing/2016/5/9/chartex" xmlns:cx4="http://schemas.microsoft.com/office/drawing/2016/5/10/chartex" xmlns:cx5="http://schemas.microsoft.com/office/drawing/2016/5/11/chartex" xmlns:cx6="http://schemas.microsoft.com/office/drawing/2016/5/12/chartex" xmlns:cx7="http://schemas.microsoft.com/office/drawing/2016/5/13/chartex" xmlns:cx8="http://schemas.microsoft.com/office/drawing/2016/5/14/chartex" xmlns:mc="http://schemas.openxmlformats.org/markup-compatibility/2006" xmlns:aink="http://schemas.microsoft.com/office/drawing/2016/ink" xmlns:am3d="http://schemas.microsoft.com/office/drawing/2017/model3d" xmlns:o="urn:schemas-microsoft-com:office:office" xmlns:oel="http://schemas.microsoft.com/office/2019/extlst" xmlns:r="http://schemas.openxmlformats.org/officeDocument/2006/relationships" xmlns:m="http://schemas.openxmlformats.org/officeDocument/2006/math" xmlns:v="urn:schemas-microsoft-com:vml" xmlns:wp14="http://schemas.microsoft.com/office/word/2010/wordprocessingDrawing" xmlns:wp="http://schemas.openxmlformats.org/drawingml/2006/wordprocessingDrawing" xmlns:w10="urn:schemas-microsoft-com:office:word" xmlns:w="http://schemas.openxmlformats.org/wordprocessingml/2006/main" xmlns:w14="http://schemas.microsoft.com/office/word/2010/wordml" xmlns:w15="http://schemas.microsoft.com/office/word/2012/wordml" xmlns:w16cex="http://schemas.microsoft.com/office/word/2018/wordml/cex" xmlns:w16cid="http://schemas.microsoft.com/office/word/2016/wordml/cid" xmlns:w16="http://schemas.microsoft.com/office/word/2018/wordml" xmlns:w16du="http://schemas.microsoft.com/office/word/2023/wordml/word16du" xmlns:w16sdtdh="http://schemas.microsoft.com/office/word/2020/wordml/sdtdatahash" xmlns:w16sdtfl="http://schemas.microsoft.com/office/word/2024/wordml/sdtformatlock" xmlns:w16se="http://schemas.microsoft.com/office/word/2015/wordml/symex" xmlns:wpg="http://schemas.microsoft.com/office/word/2010/wordprocessingGroup" xmlns:wpi="http://schemas.microsoft.com/office/word/2010/wordprocessingInk" xmlns:wne="http://schemas.microsoft.com/office/word/2006/wordml" xmlns:wps="http://schemas.microsoft.com/office/word/2010/wordprocessingShape" mc:Ignorable="w14 w15 w16se w16cid w16 w16cex w16sdtdh w16sdtfl w16du wp14">
   <w:body>
     <w:p>
       <w:pPr>
         <w:spacing w:before="100" w:beforeAutospacing="1" w:after="100" w:afterAutospacing="1" w:line="240" w:lineRule="auto"/>
         <w:jc w:val="center"/>
         <w:rPr>
-          <w:rFonts w:ascii="Times" w:eastAsia="SimSun" w:hAnsi="Times" w:cs="Times New Roman"/>
-          <w:b/>
-          <w:bCs/>
-        </w:rPr>
-      </w:pPr>
-      <w:r>
-        <w:rPr>
-          <w:rFonts w:ascii="Times" w:eastAsia="SimSun" w:hAnsi="Times" w:cs="Times New Roman"/>
+          <w:rFonts w:ascii="Times" w:eastAsia="宋体" w:hAnsi="Times" w:cs="Times New Roman"/>
+          <w:b/>
+          <w:bCs/>
+        </w:rPr>
+      </w:pPr>
+      <w:r>
+        <w:rPr>
+          <w:rFonts w:ascii="Times" w:eastAsia="宋体" w:hAnsi="Times" w:cs="Times New Roman"/>
           <w:b/>
           <w:bCs/>
         </w:rPr>
@@ -26,12 +26,12 @@
         <w:spacing w:before="100" w:beforeAutospacing="1" w:after="100" w:afterAutospacing="1" w:line="240" w:lineRule="auto"/>
         <w:jc w:val="center"/>
         <w:rPr>
-          <w:rFonts w:ascii="Times" w:eastAsia="SimSun" w:hAnsi="Times" w:cs="Times New Roman"/>
-        </w:rPr>
-      </w:pPr>
-      <w:r>
-        <w:rPr>
-          <w:rFonts w:ascii="Times" w:eastAsia="SimSun" w:hAnsi="Times" w:cs="Times New Roman"/>
+          <w:rFonts w:ascii="Times" w:eastAsia="宋体" w:hAnsi="Times" w:cs="Times New Roman"/>
+        </w:rPr>
+      </w:pPr>
+      <w:r>
+        <w:rPr>
+          <w:rFonts w:ascii="Times" w:eastAsia="宋体" w:hAnsi="Times" w:cs="Times New Roman"/>
         </w:rPr>
         <w:t>Author: Zhennong Chen, Xingyi Yao</w:t>
       </w:r>
@@ -40,7 +40,7 @@
       <w:pPr>
         <w:spacing w:before="100" w:beforeAutospacing="1" w:after="100" w:afterAutospacing="1" w:line="240" w:lineRule="auto"/>
         <w:rPr>
-          <w:rFonts w:ascii="Times" w:eastAsia="SimSun" w:hAnsi="Times" w:cs="SimSun"/>
+          <w:rFonts w:ascii="Times" w:eastAsia="宋体" w:hAnsi="Times" w:cs="宋体"/>
           <w:b/>
           <w:bCs/>
         </w:rPr>
@@ -63,7 +63,7 @@
       </w:r>
       <w:r>
         <w:rPr>
-          <w:rFonts w:ascii="Times" w:eastAsia="SimSun" w:hAnsi="Times" w:cs="SimSun"/>
+          <w:rFonts w:ascii="Times" w:eastAsia="宋体" w:hAnsi="Times" w:cs="宋体"/>
           <w:b/>
           <w:bCs/>
         </w:rPr>
@@ -74,42 +74,42 @@
       <w:pPr>
         <w:spacing w:before="100" w:beforeAutospacing="1" w:after="100" w:afterAutospacing="1" w:line="240" w:lineRule="auto"/>
         <w:rPr>
-          <w:rFonts w:ascii="Times" w:eastAsia="SimSun" w:hAnsi="Times" w:cs="SimSun"/>
-        </w:rPr>
-      </w:pPr>
-      <w:r>
-        <w:rPr>
-          <w:rFonts w:ascii="Times" w:eastAsia="SimSun" w:hAnsi="Times" w:cs="SimSun" w:hint="eastAsia"/>
+          <w:rFonts w:ascii="Times" w:eastAsia="宋体" w:hAnsi="Times" w:cs="宋体"/>
+        </w:rPr>
+      </w:pPr>
+      <w:r>
+        <w:rPr>
+          <w:rFonts w:ascii="Times" w:eastAsia="宋体" w:hAnsi="Times" w:cs="宋体" w:hint="eastAsia"/>
         </w:rPr>
         <w:t>下载</w:t>
       </w:r>
       <w:r>
         <w:rPr>
-          <w:rFonts w:ascii="Times" w:eastAsia="SimSun" w:hAnsi="Times" w:cs="SimSun" w:hint="eastAsia"/>
+          <w:rFonts w:ascii="Times" w:eastAsia="宋体" w:hAnsi="Times" w:cs="宋体" w:hint="eastAsia"/>
         </w:rPr>
         <w:t>Github</w:t>
       </w:r>
       <w:r>
         <w:rPr>
-          <w:rFonts w:ascii="Times" w:eastAsia="SimSun" w:hAnsi="Times" w:cs="SimSun"/>
+          <w:rFonts w:ascii="Times" w:eastAsia="宋体" w:hAnsi="Times" w:cs="宋体"/>
         </w:rPr>
         <w:t xml:space="preserve"> D</w:t>
       </w:r>
       <w:r>
         <w:rPr>
-          <w:rFonts w:ascii="Times" w:eastAsia="SimSun" w:hAnsi="Times" w:cs="SimSun" w:hint="eastAsia"/>
+          <w:rFonts w:ascii="Times" w:eastAsia="宋体" w:hAnsi="Times" w:cs="宋体" w:hint="eastAsia"/>
         </w:rPr>
         <w:t>esktop</w:t>
       </w:r>
       <w:r>
         <w:rPr>
-          <w:rFonts w:ascii="Times" w:eastAsia="SimSun" w:hAnsi="Times" w:cs="SimSun"/>
+          <w:rFonts w:ascii="Times" w:eastAsia="宋体" w:hAnsi="Times" w:cs="宋体"/>
         </w:rPr>
         <w:t xml:space="preserve"> </w:t>
       </w:r>
       <w:r>
         <w:rPr>
-          <w:rFonts w:ascii="Times" w:eastAsia="SimSun" w:hAnsi="Times" w:cs="SimSun" w:hint="eastAsia"/>
+          <w:rFonts w:ascii="Times" w:eastAsia="宋体" w:hAnsi="Times" w:cs="宋体" w:hint="eastAsia"/>
         </w:rPr>
         <w:t>app</w:t>
       </w:r>
@@ -118,12 +118,12 @@
       <w:pPr>
         <w:spacing w:before="100" w:beforeAutospacing="1" w:after="100" w:afterAutospacing="1" w:line="240" w:lineRule="auto"/>
         <w:rPr>
-          <w:rFonts w:ascii="Times" w:eastAsia="SimSun" w:hAnsi="Times" w:cs="SimSun"/>
-        </w:rPr>
-      </w:pPr>
-      <w:r>
-        <w:rPr>
-          <w:rFonts w:ascii="Times" w:eastAsia="SimSun" w:hAnsi="Times" w:cs="SimSun" w:hint="eastAsia"/>
+          <w:rFonts w:ascii="Times" w:eastAsia="宋体" w:hAnsi="Times" w:cs="宋体"/>
+        </w:rPr>
+      </w:pPr>
+      <w:r>
+        <w:rPr>
+          <w:rFonts w:ascii="Times" w:eastAsia="宋体" w:hAnsi="Times" w:cs="宋体" w:hint="eastAsia"/>
         </w:rPr>
         <w:t>在</w:t>
       </w:r>
@@ -131,68 +131,68 @@
         <w:r>
           <w:rPr>
             <w:rStyle w:val="Hyperlink"/>
-            <w:rFonts w:ascii="Times" w:eastAsia="SimSun" w:hAnsi="Times" w:cs="SimSun"/>
+            <w:rFonts w:ascii="Times" w:eastAsia="宋体" w:hAnsi="Times" w:cs="宋体"/>
           </w:rPr>
           <w:t>https://github.com/zhennongchen/Standard_dockers.git</w:t>
         </w:r>
       </w:hyperlink>
       <w:r>
         <w:rPr>
-          <w:rFonts w:ascii="Times" w:eastAsia="SimSun" w:hAnsi="Times" w:cs="SimSun" w:hint="eastAsia"/>
+          <w:rFonts w:ascii="Times" w:eastAsia="宋体" w:hAnsi="Times" w:cs="宋体" w:hint="eastAsia"/>
         </w:rPr>
         <w:t>上，点击绿色的</w:t>
       </w:r>
       <w:r>
         <w:rPr>
-          <w:rFonts w:ascii="Times" w:eastAsia="SimSun" w:hAnsi="Times" w:cs="SimSun" w:hint="eastAsia"/>
+          <w:rFonts w:ascii="Times" w:eastAsia="宋体" w:hAnsi="Times" w:cs="宋体" w:hint="eastAsia"/>
         </w:rPr>
         <w:t>Code</w:t>
       </w:r>
       <w:r>
         <w:rPr>
-          <w:rFonts w:ascii="Times" w:eastAsia="SimSun" w:hAnsi="Times" w:cs="SimSun" w:hint="eastAsia"/>
+          <w:rFonts w:ascii="Times" w:eastAsia="宋体" w:hAnsi="Times" w:cs="宋体" w:hint="eastAsia"/>
         </w:rPr>
         <w:t>按钮，选择</w:t>
       </w:r>
       <w:r>
         <w:rPr>
-          <w:rFonts w:ascii="Times" w:eastAsia="SimSun" w:hAnsi="Times" w:cs="SimSun" w:hint="eastAsia"/>
+          <w:rFonts w:ascii="Times" w:eastAsia="宋体" w:hAnsi="Times" w:cs="宋体" w:hint="eastAsia"/>
         </w:rPr>
         <w:t>Open</w:t>
       </w:r>
       <w:r>
         <w:rPr>
-          <w:rFonts w:ascii="Times" w:eastAsia="SimSun" w:hAnsi="Times" w:cs="SimSun"/>
+          <w:rFonts w:ascii="Times" w:eastAsia="宋体" w:hAnsi="Times" w:cs="宋体"/>
         </w:rPr>
         <w:t xml:space="preserve"> with Github Desktop</w:t>
       </w:r>
       <w:r>
         <w:rPr>
-          <w:rFonts w:ascii="Times" w:eastAsia="SimSun" w:hAnsi="Times" w:cs="SimSun" w:hint="eastAsia"/>
+          <w:rFonts w:ascii="Times" w:eastAsia="宋体" w:hAnsi="Times" w:cs="宋体" w:hint="eastAsia"/>
         </w:rPr>
         <w:t>，将它保存在你的电脑本地，推荐路径</w:t>
       </w:r>
       <w:r>
         <w:rPr>
-          <w:rFonts w:ascii="Times" w:eastAsia="SimSun" w:hAnsi="Times" w:cs="SimSun"/>
+          <w:rFonts w:ascii="Times" w:eastAsia="宋体" w:hAnsi="Times" w:cs="宋体"/>
         </w:rPr>
         <w:t>D</w:t>
       </w:r>
       <w:r>
         <w:rPr>
-          <w:rFonts w:ascii="Times" w:eastAsia="SimSun" w:hAnsi="Times" w:cs="SimSun"/>
+          <w:rFonts w:ascii="Times" w:eastAsia="宋体" w:hAnsi="Times" w:cs="宋体"/>
         </w:rPr>
         <w:t>盘，这样你就有一个</w:t>
       </w:r>
       <w:r>
         <w:rPr>
-          <w:rFonts w:ascii="Times" w:eastAsia="SimSun" w:hAnsi="Times" w:cs="SimSun"/>
+          <w:rFonts w:ascii="Times" w:eastAsia="宋体" w:hAnsi="Times" w:cs="宋体"/>
         </w:rPr>
         <w:t>D:\</w:t>
       </w:r>
       <w:r>
         <w:rPr>
-          <w:rFonts w:ascii="Times" w:eastAsia="SimSun" w:hAnsi="Times" w:cs="SimSun"/>
+          <w:rFonts w:ascii="Times" w:eastAsia="宋体" w:hAnsi="Times" w:cs="宋体"/>
         </w:rPr>
         <w:t>Standard_dockers</w:t>
       </w:r>
@@ -226,7 +226,7 @@
       </w:r>
       <w:r>
         <w:rPr>
-          <w:rFonts w:ascii="Times" w:eastAsia="SimSun" w:hAnsi="Times" w:cs="Times New Roman"/>
+          <w:rFonts w:ascii="Times" w:eastAsia="宋体" w:hAnsi="Times" w:cs="Times New Roman"/>
           <w:b/>
           <w:bCs/>
         </w:rPr>
@@ -242,7 +242,7 @@
       </w:r>
       <w:r>
         <w:rPr>
-          <w:rFonts w:ascii="Times" w:eastAsia="SimSun" w:hAnsi="Times" w:cs="Times New Roman"/>
+          <w:rFonts w:ascii="Times" w:eastAsia="宋体" w:hAnsi="Times" w:cs="Times New Roman"/>
           <w:b/>
           <w:bCs/>
         </w:rPr>
@@ -258,7 +258,7 @@
       </w:pPr>
       <w:r>
         <w:rPr>
-          <w:rFonts w:ascii="Times" w:eastAsia="SimSun" w:hAnsi="Times" w:cs="Times New Roman"/>
+          <w:rFonts w:ascii="Times" w:eastAsia="宋体" w:hAnsi="Times" w:cs="Times New Roman"/>
         </w:rPr>
         <w:t>确认电脑里已经有</w:t>
       </w:r>
@@ -270,7 +270,7 @@
       </w:r>
       <w:r>
         <w:rPr>
-          <w:rFonts w:ascii="Times" w:eastAsia="SimSun" w:hAnsi="Times" w:cs="Times New Roman"/>
+          <w:rFonts w:ascii="Times" w:eastAsia="宋体" w:hAnsi="Times" w:cs="Times New Roman"/>
         </w:rPr>
         <w:t>驱动（最新版</w:t>
       </w:r>
@@ -282,7 +282,7 @@
       </w:r>
       <w:r>
         <w:rPr>
-          <w:rFonts w:ascii="Times" w:eastAsia="SimSun" w:hAnsi="Times" w:cs="Times New Roman"/>
+          <w:rFonts w:ascii="Times" w:eastAsia="宋体" w:hAnsi="Times" w:cs="Times New Roman"/>
         </w:rPr>
         <w:t>或</w:t>
       </w:r>
@@ -294,7 +294,7 @@
       </w:r>
       <w:r>
         <w:rPr>
-          <w:rFonts w:ascii="Times" w:eastAsia="SimSun" w:hAnsi="Times" w:cs="Times New Roman"/>
+          <w:rFonts w:ascii="Times" w:eastAsia="宋体" w:hAnsi="Times" w:cs="Times New Roman"/>
         </w:rPr>
         <w:t>都行）。</w:t>
       </w:r>
@@ -308,7 +308,7 @@
       </w:pPr>
       <w:r>
         <w:rPr>
-          <w:rFonts w:ascii="Times" w:eastAsia="SimSun" w:hAnsi="Times" w:cs="Times New Roman"/>
+          <w:rFonts w:ascii="Times" w:eastAsia="宋体" w:hAnsi="Times" w:cs="Times New Roman"/>
         </w:rPr>
         <w:t>检查方法：</w:t>
       </w:r>
@@ -320,7 +320,7 @@
       </w:r>
       <w:r>
         <w:rPr>
-          <w:rFonts w:ascii="Times" w:eastAsia="SimSun" w:hAnsi="Times" w:cs="Times New Roman"/>
+          <w:rFonts w:ascii="Times" w:eastAsia="宋体" w:hAnsi="Times" w:cs="Times New Roman"/>
         </w:rPr>
         <w:t>上打开</w:t>
       </w:r>
@@ -332,7 +332,7 @@
       </w:r>
       <w:r>
         <w:rPr>
-          <w:rFonts w:ascii="Times" w:eastAsia="SimSun" w:hAnsi="Times" w:cs="Times New Roman"/>
+          <w:rFonts w:ascii="Times" w:eastAsia="宋体" w:hAnsi="Times" w:cs="Times New Roman"/>
         </w:rPr>
         <w:t>控制面板</w:t>
       </w:r>
@@ -344,7 +344,7 @@
       </w:r>
       <w:r>
         <w:rPr>
-          <w:rFonts w:ascii="Times" w:eastAsia="SimSun" w:hAnsi="Times" w:cs="Times New Roman"/>
+          <w:rFonts w:ascii="Times" w:eastAsia="宋体" w:hAnsi="Times" w:cs="Times New Roman"/>
         </w:rPr>
         <w:t>或在命令行输入：</w:t>
       </w:r>
@@ -406,7 +406,7 @@
       </w:r>
       <w:r>
         <w:rPr>
-          <w:rFonts w:ascii="Times" w:eastAsia="SimSun" w:hAnsi="Times" w:cs="Times New Roman"/>
+          <w:rFonts w:ascii="Times" w:eastAsia="宋体" w:hAnsi="Times" w:cs="Times New Roman"/>
           <w:b/>
           <w:bCs/>
         </w:rPr>
@@ -430,13 +430,13 @@
       </w:pPr>
       <w:r>
         <w:rPr>
-          <w:rFonts w:ascii="Times" w:eastAsia="SimSun" w:hAnsi="Times" w:cs="Times New Roman"/>
+          <w:rFonts w:ascii="Times" w:eastAsia="宋体" w:hAnsi="Times" w:cs="Times New Roman"/>
         </w:rPr>
         <w:t>谷歌</w:t>
       </w:r>
       <w:r>
         <w:rPr>
-          <w:rFonts w:ascii="Times" w:eastAsia="SimSun" w:hAnsi="Times" w:cs="Times New Roman"/>
+          <w:rFonts w:ascii="Times" w:eastAsia="宋体" w:hAnsi="Times" w:cs="Times New Roman"/>
         </w:rPr>
         <w:t>去</w:t>
       </w:r>
@@ -448,7 +448,7 @@
       </w:r>
       <w:r>
         <w:rPr>
-          <w:rFonts w:ascii="Times" w:eastAsia="SimSun" w:hAnsi="Times" w:cs="Times New Roman"/>
+          <w:rFonts w:ascii="Times" w:eastAsia="宋体" w:hAnsi="Times" w:cs="Times New Roman"/>
         </w:rPr>
         <w:t>官网</w:t>
       </w:r>
@@ -457,12 +457,12 @@
       <w:pPr>
         <w:spacing w:before="100" w:beforeAutospacing="1" w:after="100" w:afterAutospacing="1" w:line="240" w:lineRule="auto"/>
         <w:rPr>
-          <w:rFonts w:ascii="Times" w:eastAsia="Times New Roman" w:hAnsi="Times" w:cs="Times New Roman" w:hint="eastAsia"/>
-        </w:rPr>
-      </w:pPr>
-      <w:r>
-        <w:rPr>
-          <w:rFonts w:ascii="Times" w:eastAsia="SimSun" w:hAnsi="Times" w:cs="Times New Roman"/>
+          <w:rFonts w:ascii="Times" w:eastAsia="Times New Roman" w:hAnsi="Times" w:cs="Times New Roman"/>
+        </w:rPr>
+      </w:pPr>
+      <w:r>
+        <w:rPr>
+          <w:rFonts w:ascii="Times" w:eastAsia="宋体" w:hAnsi="Times" w:cs="Times New Roman"/>
         </w:rPr>
         <w:t>下载</w:t>
       </w:r>
@@ -474,31 +474,31 @@
       </w:r>
       <w:r>
         <w:rPr>
-          <w:rFonts w:ascii="Times" w:eastAsia="SimSun" w:hAnsi="Times" w:cs="Times New Roman"/>
+          <w:rFonts w:ascii="Times" w:eastAsia="宋体" w:hAnsi="Times" w:cs="Times New Roman"/>
         </w:rPr>
         <w:t>。</w:t>
       </w:r>
       <w:r>
         <w:rPr>
-          <w:rFonts w:ascii="Times" w:eastAsia="SimSun" w:hAnsi="Times" w:cs="Times New Roman" w:hint="eastAsia"/>
+          <w:rFonts w:ascii="Times" w:eastAsia="宋体" w:hAnsi="Times" w:cs="Times New Roman" w:hint="eastAsia"/>
         </w:rPr>
         <w:t xml:space="preserve"> </w:t>
       </w:r>
       <w:r>
         <w:rPr>
-          <w:rFonts w:ascii="Times" w:eastAsia="SimSun" w:hAnsi="Times" w:cs="Times New Roman" w:hint="eastAsia"/>
+          <w:rFonts w:ascii="Times" w:eastAsia="宋体" w:hAnsi="Times" w:cs="Times New Roman" w:hint="eastAsia"/>
         </w:rPr>
         <w:t>版本</w:t>
       </w:r>
       <w:r>
         <w:rPr>
-          <w:rFonts w:ascii="Times" w:eastAsia="SimSun" w:hAnsi="Times" w:cs="Times New Roman" w:hint="eastAsia"/>
+          <w:rFonts w:ascii="Times" w:eastAsia="宋体" w:hAnsi="Times" w:cs="Times New Roman" w:hint="eastAsia"/>
         </w:rPr>
         <w:t>4</w:t>
       </w:r>
       <w:r>
         <w:rPr>
-          <w:rFonts w:ascii="Times" w:eastAsia="SimSun" w:hAnsi="Times" w:cs="Times New Roman"/>
+          <w:rFonts w:ascii="Times" w:eastAsia="宋体" w:hAnsi="Times" w:cs="Times New Roman"/>
         </w:rPr>
         <w:t>.49</w:t>
       </w:r>
@@ -512,7 +512,7 @@
       </w:pPr>
       <w:r>
         <w:rPr>
-          <w:rFonts w:ascii="Times" w:eastAsia="SimSun" w:hAnsi="Times" w:cs="Times New Roman"/>
+          <w:rFonts w:ascii="Times" w:eastAsia="宋体" w:hAnsi="Times" w:cs="Times New Roman"/>
         </w:rPr>
         <w:t>安装时勾选</w:t>
       </w:r>
@@ -530,55 +530,55 @@
       </w:r>
       <w:r>
         <w:rPr>
-          <w:rFonts w:ascii="Times" w:eastAsia="SimSun" w:hAnsi="Times" w:cs="Times New Roman"/>
+          <w:rFonts w:ascii="Times" w:eastAsia="宋体" w:hAnsi="Times" w:cs="Times New Roman"/>
         </w:rPr>
         <w:t>或者</w:t>
       </w:r>
       <w:r>
         <w:rPr>
-          <w:rFonts w:ascii="Times" w:eastAsia="SimSun" w:hAnsi="Times" w:cs="Times New Roman" w:hint="eastAsia"/>
+          <w:rFonts w:ascii="Times" w:eastAsia="宋体" w:hAnsi="Times" w:cs="Times New Roman" w:hint="eastAsia"/>
         </w:rPr>
         <w:t xml:space="preserve"> </w:t>
       </w:r>
       <w:r>
         <w:rPr>
-          <w:rFonts w:ascii="Times" w:eastAsia="SimSun" w:hAnsi="Times" w:cs="Times New Roman"/>
+          <w:rFonts w:ascii="Times" w:eastAsia="宋体" w:hAnsi="Times" w:cs="Times New Roman"/>
         </w:rPr>
         <w:t>安装完点击设置</w:t>
       </w:r>
       <w:r>
         <w:rPr>
-          <w:rFonts w:ascii="Times" w:eastAsia="SimSun" w:hAnsi="Times" w:cs="Times New Roman"/>
+          <w:rFonts w:ascii="Times" w:eastAsia="宋体" w:hAnsi="Times" w:cs="Times New Roman"/>
         </w:rPr>
         <w:sym w:font="Wingdings" w:char="F0E0"/>
       </w:r>
       <w:r>
         <w:rPr>
-          <w:rFonts w:ascii="Times" w:eastAsia="SimSun" w:hAnsi="Times" w:cs="Times New Roman"/>
+          <w:rFonts w:ascii="Times" w:eastAsia="宋体" w:hAnsi="Times" w:cs="Times New Roman"/>
         </w:rPr>
         <w:t>Resources</w:t>
       </w:r>
       <w:r>
         <w:rPr>
-          <w:rFonts w:ascii="Times" w:eastAsia="SimSun" w:hAnsi="Times" w:cs="Times New Roman"/>
+          <w:rFonts w:ascii="Times" w:eastAsia="宋体" w:hAnsi="Times" w:cs="Times New Roman"/>
         </w:rPr>
         <w:sym w:font="Wingdings" w:char="F0E0"/>
       </w:r>
       <w:r>
         <w:rPr>
-          <w:rFonts w:ascii="Times" w:eastAsia="SimSun" w:hAnsi="Times" w:cs="Times New Roman"/>
+          <w:rFonts w:ascii="Times" w:eastAsia="宋体" w:hAnsi="Times" w:cs="Times New Roman"/>
         </w:rPr>
         <w:t>WSL integration</w:t>
       </w:r>
       <w:r>
         <w:rPr>
-          <w:rFonts w:ascii="Times" w:eastAsia="SimSun" w:hAnsi="Times" w:cs="Times New Roman"/>
+          <w:rFonts w:ascii="Times" w:eastAsia="宋体" w:hAnsi="Times" w:cs="Times New Roman"/>
         </w:rPr>
         <w:t>，勾选</w:t>
       </w:r>
       <w:r>
         <w:rPr>
-          <w:rFonts w:ascii="Times" w:eastAsia="SimSun" w:hAnsi="Times" w:cs="Times New Roman"/>
+          <w:rFonts w:ascii="Times" w:eastAsia="宋体" w:hAnsi="Times" w:cs="Times New Roman"/>
         </w:rPr>
         <w:t>Enable integration with my default WSL distro</w:t>
       </w:r>
@@ -626,7 +626,7 @@
       </w:r>
       <w:r>
         <w:rPr>
-          <w:rFonts w:ascii="Times" w:eastAsia="SimSun" w:hAnsi="Times" w:cs="Times New Roman"/>
+          <w:rFonts w:ascii="Times" w:eastAsia="宋体" w:hAnsi="Times" w:cs="Times New Roman"/>
           <w:b/>
           <w:bCs/>
         </w:rPr>
@@ -642,7 +642,7 @@
       </w:r>
       <w:r>
         <w:rPr>
-          <w:rFonts w:ascii="Times" w:eastAsia="SimSun" w:hAnsi="Times" w:cs="SimSun"/>
+          <w:rFonts w:ascii="Times" w:eastAsia="宋体" w:hAnsi="Times" w:cs="宋体"/>
           <w:b/>
           <w:bCs/>
         </w:rPr>
@@ -650,7 +650,7 @@
       </w:r>
       <w:r>
         <w:rPr>
-          <w:rFonts w:ascii="Times" w:eastAsia="SimSun" w:hAnsi="Times" w:cs="SimSun"/>
+          <w:rFonts w:ascii="Times" w:eastAsia="宋体" w:hAnsi="Times" w:cs="宋体"/>
           <w:b/>
           <w:bCs/>
         </w:rPr>
@@ -666,19 +666,19 @@
       </w:pPr>
       <w:r>
         <w:rPr>
-          <w:rFonts w:ascii="Times" w:eastAsia="SimSun" w:hAnsi="Times" w:cs="Times New Roman"/>
+          <w:rFonts w:ascii="Times" w:eastAsia="宋体" w:hAnsi="Times" w:cs="Times New Roman"/>
         </w:rPr>
         <w:t>在</w:t>
       </w:r>
       <w:r>
         <w:rPr>
-          <w:rFonts w:ascii="Times" w:eastAsia="SimSun" w:hAnsi="Times" w:cs="Times New Roman"/>
+          <w:rFonts w:ascii="Times" w:eastAsia="宋体" w:hAnsi="Times" w:cs="Times New Roman"/>
         </w:rPr>
         <w:t>Windows</w:t>
       </w:r>
       <w:r>
         <w:rPr>
-          <w:rFonts w:ascii="Times" w:eastAsia="SimSun" w:hAnsi="Times" w:cs="Times New Roman"/>
+          <w:rFonts w:ascii="Times" w:eastAsia="宋体" w:hAnsi="Times" w:cs="Times New Roman"/>
         </w:rPr>
         <w:t>的</w:t>
       </w:r>
@@ -690,7 +690,7 @@
       </w:r>
       <w:r>
         <w:rPr>
-          <w:rFonts w:ascii="Times" w:eastAsia="SimSun" w:hAnsi="Times" w:cs="Times New Roman"/>
+          <w:rFonts w:ascii="Times" w:eastAsia="宋体" w:hAnsi="Times" w:cs="Times New Roman"/>
         </w:rPr>
         <w:t>（管理员模式）里运行：</w:t>
       </w:r>
@@ -722,7 +722,7 @@
       </w:pPr>
       <w:r>
         <w:rPr>
-          <w:rFonts w:ascii="Times" w:eastAsia="SimSun" w:hAnsi="Times" w:cs="Times New Roman"/>
+          <w:rFonts w:ascii="Times" w:eastAsia="宋体" w:hAnsi="Times" w:cs="Times New Roman"/>
         </w:rPr>
         <w:t>会自动安装</w:t>
       </w:r>
@@ -734,7 +734,7 @@
       </w:r>
       <w:r>
         <w:rPr>
-          <w:rFonts w:ascii="Times" w:eastAsia="SimSun" w:hAnsi="Times" w:cs="Times New Roman"/>
+          <w:rFonts w:ascii="Times" w:eastAsia="宋体" w:hAnsi="Times" w:cs="Times New Roman"/>
         </w:rPr>
         <w:t>子系统。</w:t>
       </w:r>
@@ -748,7 +748,7 @@
       </w:pPr>
       <w:r>
         <w:rPr>
-          <w:rFonts w:ascii="Times" w:eastAsia="SimSun" w:hAnsi="Times" w:cs="Times New Roman"/>
+          <w:rFonts w:ascii="Times" w:eastAsia="宋体" w:hAnsi="Times" w:cs="Times New Roman"/>
         </w:rPr>
         <w:t>装完后重启电脑。</w:t>
       </w:r>
@@ -762,7 +762,7 @@
       </w:pPr>
       <w:r>
         <w:rPr>
-          <w:rFonts w:ascii="Times" w:eastAsia="SimSun" w:hAnsi="Times" w:cs="Times New Roman"/>
+          <w:rFonts w:ascii="Times" w:eastAsia="宋体" w:hAnsi="Times" w:cs="Times New Roman"/>
         </w:rPr>
         <w:t>第一次打开</w:t>
       </w:r>
@@ -774,7 +774,7 @@
       </w:r>
       <w:r>
         <w:rPr>
-          <w:rFonts w:ascii="Times" w:eastAsia="SimSun" w:hAnsi="Times" w:cs="Times New Roman"/>
+          <w:rFonts w:ascii="Times" w:eastAsia="宋体" w:hAnsi="Times" w:cs="Times New Roman"/>
         </w:rPr>
         <w:t>会让你设置用户名</w:t>
       </w:r>
@@ -786,13 +786,13 @@
       </w:r>
       <w:r>
         <w:rPr>
-          <w:rFonts w:ascii="Times" w:eastAsia="SimSun" w:hAnsi="Times" w:cs="Times New Roman"/>
+          <w:rFonts w:ascii="Times" w:eastAsia="宋体" w:hAnsi="Times" w:cs="Times New Roman"/>
         </w:rPr>
         <w:t>密码</w:t>
       </w:r>
       <w:r>
         <w:rPr>
-          <w:rFonts w:ascii="Times" w:eastAsia="SimSun" w:hAnsi="Times" w:cs="Times New Roman"/>
+          <w:rFonts w:ascii="Times" w:eastAsia="宋体" w:hAnsi="Times" w:cs="Times New Roman"/>
         </w:rPr>
         <w:t>（务必记住）</w:t>
       </w:r>
@@ -801,7 +801,7 @@
       <w:pPr>
         <w:spacing w:before="100" w:beforeAutospacing="1" w:after="100" w:afterAutospacing="1" w:line="240" w:lineRule="auto"/>
         <w:rPr>
-          <w:rFonts w:ascii="Times" w:eastAsia="SimSun" w:hAnsi="Times" w:cs="Times New Roman"/>
+          <w:rFonts w:ascii="Times" w:eastAsia="宋体" w:hAnsi="Times" w:cs="Times New Roman"/>
         </w:rPr>
       </w:pPr>
       <w:r>
@@ -819,7 +819,7 @@
       </w:r>
       <w:r>
         <w:rPr>
-          <w:rFonts w:ascii="Times" w:eastAsia="SimSun" w:hAnsi="Times" w:cs="Times New Roman"/>
+          <w:rFonts w:ascii="Times" w:eastAsia="宋体" w:hAnsi="Times" w:cs="Times New Roman"/>
         </w:rPr>
         <w:t>这样你就能在电脑里有一个干净的</w:t>
       </w:r>
@@ -831,7 +831,7 @@
       </w:r>
       <w:r>
         <w:rPr>
-          <w:rFonts w:ascii="Times" w:eastAsia="SimSun" w:hAnsi="Times" w:cs="Times New Roman"/>
+          <w:rFonts w:ascii="Times" w:eastAsia="宋体" w:hAnsi="Times" w:cs="Times New Roman"/>
         </w:rPr>
         <w:t>环境。</w:t>
       </w:r>
@@ -840,66 +840,66 @@
       <w:pPr>
         <w:spacing w:before="100" w:beforeAutospacing="1" w:after="100" w:afterAutospacing="1" w:line="240" w:lineRule="auto"/>
         <w:rPr>
-          <w:rFonts w:ascii="Times" w:eastAsia="SimSun" w:hAnsi="Times" w:cs="Times New Roman"/>
-        </w:rPr>
-      </w:pPr>
-      <w:r>
-        <w:rPr>
-          <w:rFonts w:ascii="Times" w:eastAsia="SimSun" w:hAnsi="Times" w:cs="Times New Roman"/>
+          <w:rFonts w:ascii="Times" w:eastAsia="宋体" w:hAnsi="Times" w:cs="Times New Roman"/>
+        </w:rPr>
+      </w:pPr>
+      <w:r>
+        <w:rPr>
+          <w:rFonts w:ascii="Times" w:eastAsia="宋体" w:hAnsi="Times" w:cs="Times New Roman"/>
         </w:rPr>
         <w:t>然后去</w:t>
       </w:r>
       <w:r>
         <w:rPr>
-          <w:rFonts w:ascii="Times" w:eastAsia="SimSun" w:hAnsi="Times" w:cs="Times New Roman"/>
+          <w:rFonts w:ascii="Times" w:eastAsia="宋体" w:hAnsi="Times" w:cs="Times New Roman"/>
         </w:rPr>
         <w:t xml:space="preserve">Docker desktop </w:t>
       </w:r>
       <w:r>
         <w:rPr>
-          <w:rFonts w:ascii="Times" w:eastAsia="SimSun" w:hAnsi="Times" w:cs="Times New Roman"/>
+          <w:rFonts w:ascii="Times" w:eastAsia="宋体" w:hAnsi="Times" w:cs="Times New Roman"/>
         </w:rPr>
         <w:sym w:font="Wingdings" w:char="F0E0"/>
       </w:r>
       <w:r>
         <w:rPr>
-          <w:rFonts w:ascii="Times" w:eastAsia="SimSun" w:hAnsi="Times" w:cs="Times New Roman"/>
+          <w:rFonts w:ascii="Times" w:eastAsia="宋体" w:hAnsi="Times" w:cs="Times New Roman"/>
         </w:rPr>
         <w:sym w:font="Wingdings" w:char="F0E0"/>
       </w:r>
       <w:r>
         <w:rPr>
-          <w:rFonts w:ascii="Times" w:eastAsia="SimSun" w:hAnsi="Times" w:cs="Times New Roman"/>
+          <w:rFonts w:ascii="Times" w:eastAsia="宋体" w:hAnsi="Times" w:cs="Times New Roman"/>
         </w:rPr>
         <w:t>Resources</w:t>
       </w:r>
       <w:r>
         <w:rPr>
-          <w:rFonts w:ascii="Times" w:eastAsia="SimSun" w:hAnsi="Times" w:cs="Times New Roman"/>
+          <w:rFonts w:ascii="Times" w:eastAsia="宋体" w:hAnsi="Times" w:cs="Times New Roman"/>
         </w:rPr>
         <w:sym w:font="Wingdings" w:char="F0E0"/>
       </w:r>
       <w:r>
         <w:rPr>
-          <w:rFonts w:ascii="Times" w:eastAsia="SimSun" w:hAnsi="Times" w:cs="Times New Roman"/>
+          <w:rFonts w:ascii="Times" w:eastAsia="宋体" w:hAnsi="Times" w:cs="Times New Roman"/>
         </w:rPr>
         <w:t xml:space="preserve">WSL integration, </w:t>
       </w:r>
       <w:r>
         <w:rPr>
-          <w:rFonts w:ascii="Times" w:eastAsia="SimSun" w:hAnsi="Times" w:cs="Times New Roman"/>
+          <w:rFonts w:ascii="Times" w:eastAsia="宋体" w:hAnsi="Times" w:cs="Times New Roman"/>
         </w:rPr>
         <w:t>应该可以看到多出来了一个</w:t>
       </w:r>
       <w:r>
         <w:rPr>
-          <w:rFonts w:ascii="Times" w:eastAsia="SimSun" w:hAnsi="Times" w:cs="Times New Roman"/>
+          <w:rFonts w:ascii="Times" w:eastAsia="宋体" w:hAnsi="Times" w:cs="Times New Roman"/>
         </w:rPr>
         <w:t>Enable integration with additional distros: Ubuntu-22.04</w:t>
       </w:r>
       <w:r>
         <w:rPr>
-          <w:rFonts w:ascii="Times" w:eastAsia="SimSun" w:hAnsi="Times" w:cs="Times New Roman"/>
+          <w:rFonts w:ascii="Times" w:eastAsia="宋体" w:hAnsi="Times" w:cs="Times New Roman"/>
         </w:rPr>
         <w:t>，勾选它。</w:t>
       </w:r>
@@ -916,7 +916,7 @@
       <w:pPr>
         <w:spacing w:before="100" w:beforeAutospacing="1" w:after="100" w:afterAutospacing="1" w:line="240" w:lineRule="auto"/>
         <w:rPr>
-          <w:rFonts w:ascii="Times" w:eastAsia="SimSun" w:hAnsi="Times" w:cs="SimSun"/>
+          <w:rFonts w:ascii="Times" w:eastAsia="宋体" w:hAnsi="Times" w:cs="宋体"/>
           <w:b/>
           <w:bCs/>
         </w:rPr>
@@ -931,7 +931,7 @@
       </w:r>
       <w:r>
         <w:rPr>
-          <w:rFonts w:ascii="Times" w:eastAsia="SimSun" w:hAnsi="Times" w:cs="SimSun"/>
+          <w:rFonts w:ascii="Times" w:eastAsia="宋体" w:hAnsi="Times" w:cs="宋体"/>
           <w:b/>
           <w:bCs/>
         </w:rPr>
@@ -939,7 +939,7 @@
       </w:r>
       <w:r>
         <w:rPr>
-          <w:rFonts w:ascii="Times" w:eastAsia="SimSun" w:hAnsi="Times" w:cs="SimSun"/>
+          <w:rFonts w:ascii="Times" w:eastAsia="宋体" w:hAnsi="Times" w:cs="宋体"/>
           <w:b/>
           <w:bCs/>
         </w:rPr>
@@ -947,7 +947,7 @@
       </w:r>
       <w:r>
         <w:rPr>
-          <w:rFonts w:ascii="Times" w:eastAsia="SimSun" w:hAnsi="Times" w:cs="SimSun"/>
+          <w:rFonts w:ascii="Times" w:eastAsia="宋体" w:hAnsi="Times" w:cs="宋体"/>
           <w:b/>
           <w:bCs/>
         </w:rPr>
@@ -955,7 +955,7 @@
       </w:r>
       <w:r>
         <w:rPr>
-          <w:rFonts w:ascii="Times" w:eastAsia="SimSun" w:hAnsi="Times" w:cs="SimSun"/>
+          <w:rFonts w:ascii="Times" w:eastAsia="宋体" w:hAnsi="Times" w:cs="宋体"/>
           <w:b/>
           <w:bCs/>
         </w:rPr>
@@ -963,7 +963,7 @@
       </w:r>
       <w:r>
         <w:rPr>
-          <w:rFonts w:ascii="Times" w:eastAsia="SimSun" w:hAnsi="Times" w:cs="SimSun"/>
+          <w:rFonts w:ascii="Times" w:eastAsia="宋体" w:hAnsi="Times" w:cs="宋体"/>
           <w:b/>
           <w:bCs/>
         </w:rPr>
@@ -974,30 +974,30 @@
       <w:pPr>
         <w:spacing w:before="100" w:beforeAutospacing="1" w:after="100" w:afterAutospacing="1" w:line="240" w:lineRule="auto"/>
         <w:rPr>
-          <w:rFonts w:ascii="Times" w:eastAsia="SimSun" w:hAnsi="Times" w:cs="SimSun"/>
-        </w:rPr>
-      </w:pPr>
-      <w:r>
-        <w:rPr>
-          <w:rFonts w:ascii="Times" w:eastAsia="SimSun" w:hAnsi="Times" w:cs="SimSun"/>
+          <w:rFonts w:ascii="Times" w:eastAsia="宋体" w:hAnsi="Times" w:cs="宋体"/>
+        </w:rPr>
+      </w:pPr>
+      <w:r>
+        <w:rPr>
+          <w:rFonts w:ascii="Times" w:eastAsia="宋体" w:hAnsi="Times" w:cs="宋体"/>
         </w:rPr>
         <w:t>关掉</w:t>
       </w:r>
       <w:r>
         <w:rPr>
-          <w:rFonts w:ascii="Times" w:eastAsia="SimSun" w:hAnsi="Times" w:cs="SimSun"/>
+          <w:rFonts w:ascii="Times" w:eastAsia="宋体" w:hAnsi="Times" w:cs="宋体"/>
         </w:rPr>
         <w:t>powershell</w:t>
       </w:r>
       <w:r>
         <w:rPr>
-          <w:rFonts w:ascii="Times" w:eastAsia="SimSun" w:hAnsi="Times" w:cs="SimSun"/>
+          <w:rFonts w:ascii="Times" w:eastAsia="宋体" w:hAnsi="Times" w:cs="宋体"/>
         </w:rPr>
         <w:t>然后重新打开一个新的</w:t>
       </w:r>
       <w:r>
         <w:rPr>
-          <w:rFonts w:ascii="Times" w:eastAsia="SimSun" w:hAnsi="Times" w:cs="SimSun"/>
+          <w:rFonts w:ascii="Times" w:eastAsia="宋体" w:hAnsi="Times" w:cs="宋体"/>
         </w:rPr>
         <w:t>powershell</w:t>
       </w:r>
@@ -1006,36 +1006,36 @@
       <w:pPr>
         <w:spacing w:before="100" w:beforeAutospacing="1" w:after="100" w:afterAutospacing="1" w:line="240" w:lineRule="auto"/>
         <w:rPr>
-          <w:rFonts w:ascii="Times" w:eastAsia="SimSun" w:hAnsi="Times" w:cs="SimSun"/>
-        </w:rPr>
-      </w:pPr>
-      <w:r>
-        <w:rPr>
-          <w:rFonts w:ascii="Times" w:eastAsia="SimSun" w:hAnsi="Times" w:cs="SimSun"/>
+          <w:rFonts w:ascii="Times" w:eastAsia="宋体" w:hAnsi="Times" w:cs="宋体"/>
+        </w:rPr>
+      </w:pPr>
+      <w:r>
+        <w:rPr>
+          <w:rFonts w:ascii="Times" w:eastAsia="宋体" w:hAnsi="Times" w:cs="宋体"/>
         </w:rPr>
         <w:t>输入</w:t>
       </w:r>
       <w:r>
         <w:rPr>
-          <w:rFonts w:ascii="Times" w:eastAsia="SimSun" w:hAnsi="Times" w:cs="SimSun"/>
+          <w:rFonts w:ascii="Times" w:eastAsia="宋体" w:hAnsi="Times" w:cs="宋体"/>
         </w:rPr>
         <w:t xml:space="preserve"> wsl</w:t>
       </w:r>
       <w:r>
         <w:rPr>
-          <w:rFonts w:ascii="Times" w:eastAsia="SimSun" w:hAnsi="Times" w:cs="SimSun"/>
+          <w:rFonts w:ascii="Times" w:eastAsia="宋体" w:hAnsi="Times" w:cs="宋体"/>
         </w:rPr>
         <w:t>，应该出现以下变化（用户名后面跟着</w:t>
       </w:r>
       <w:r>
         <w:rPr>
-          <w:rFonts w:ascii="Times" w:eastAsia="SimSun" w:hAnsi="Times" w:cs="SimSun"/>
+          <w:rFonts w:ascii="Times" w:eastAsia="宋体" w:hAnsi="Times" w:cs="宋体"/>
         </w:rPr>
         <w:t>@XXXX</w:t>
       </w:r>
       <w:r>
         <w:rPr>
-          <w:rFonts w:ascii="Times" w:eastAsia="SimSun" w:hAnsi="Times" w:cs="SimSun"/>
+          <w:rFonts w:ascii="Times" w:eastAsia="宋体" w:hAnsi="Times" w:cs="宋体"/>
         </w:rPr>
         <w:t>）</w:t>
       </w:r>
@@ -1044,12 +1044,12 @@
       <w:pPr>
         <w:spacing w:before="100" w:beforeAutospacing="1" w:after="100" w:afterAutospacing="1" w:line="240" w:lineRule="auto"/>
         <w:rPr>
-          <w:rFonts w:ascii="Times" w:eastAsia="SimSun" w:hAnsi="Times" w:cs="SimSun"/>
-        </w:rPr>
-      </w:pPr>
-      <w:r>
-        <w:rPr>
-          <w:rFonts w:ascii="Times" w:eastAsia="SimSun" w:hAnsi="Times" w:cs="SimSun"/>
+          <w:rFonts w:ascii="Times" w:eastAsia="宋体" w:hAnsi="Times" w:cs="宋体"/>
+        </w:rPr>
+      </w:pPr>
+      <w:r>
+        <w:rPr>
+          <w:rFonts w:ascii="Times" w:eastAsia="宋体" w:hAnsi="Times" w:cs="宋体"/>
           <w:noProof/>
         </w:rPr>
         <w:drawing>
@@ -1104,13 +1104,13 @@
       </w:pPr>
       <w:r>
         <w:rPr>
-          <w:rFonts w:ascii="Times" w:eastAsia="SimSun" w:hAnsi="Times" w:cs="Times New Roman"/>
+          <w:rFonts w:ascii="Times" w:eastAsia="宋体" w:hAnsi="Times" w:cs="Times New Roman"/>
         </w:rPr>
         <w:t>最后，运行</w:t>
       </w:r>
       <w:r>
         <w:rPr>
-          <w:rFonts w:ascii="Times" w:eastAsia="SimSun" w:hAnsi="Times" w:cs="Times New Roman"/>
+          <w:rFonts w:ascii="Times" w:eastAsia="宋体" w:hAnsi="Times" w:cs="Times New Roman"/>
         </w:rPr>
         <w:t xml:space="preserve"> </w:t>
       </w:r>
@@ -1148,7 +1148,7 @@
       </w:r>
       <w:r>
         <w:rPr>
-          <w:rFonts w:ascii="Times" w:eastAsia="SimSun" w:hAnsi="Times" w:cs="Times New Roman"/>
+          <w:rFonts w:ascii="Times" w:eastAsia="宋体" w:hAnsi="Times" w:cs="Times New Roman"/>
           <w:b/>
           <w:bCs/>
         </w:rPr>
@@ -1156,7 +1156,7 @@
       </w:r>
       <w:r>
         <w:rPr>
-          <w:rFonts w:ascii="Times" w:eastAsia="SimSun" w:hAnsi="Times" w:cs="Times New Roman"/>
+          <w:rFonts w:ascii="Times" w:eastAsia="宋体" w:hAnsi="Times" w:cs="Times New Roman"/>
           <w:b/>
           <w:bCs/>
         </w:rPr>
@@ -1164,7 +1164,7 @@
       </w:r>
       <w:r>
         <w:rPr>
-          <w:rFonts w:ascii="Times" w:eastAsia="SimSun" w:hAnsi="Times" w:cs="Times New Roman"/>
+          <w:rFonts w:ascii="Times" w:eastAsia="宋体" w:hAnsi="Times" w:cs="Times New Roman"/>
           <w:b/>
           <w:bCs/>
         </w:rPr>
@@ -1172,7 +1172,7 @@
       </w:r>
       <w:r>
         <w:rPr>
-          <w:rFonts w:ascii="Times" w:eastAsia="SimSun" w:hAnsi="Times" w:cs="Times New Roman"/>
+          <w:rFonts w:ascii="Times" w:eastAsia="宋体" w:hAnsi="Times" w:cs="Times New Roman"/>
           <w:b/>
           <w:bCs/>
         </w:rPr>
@@ -1183,54 +1183,54 @@
       <w:pPr>
         <w:spacing w:before="100" w:beforeAutospacing="1" w:after="100" w:afterAutospacing="1" w:line="240" w:lineRule="auto"/>
         <w:rPr>
-          <w:rFonts w:ascii="Times" w:eastAsia="SimSun" w:hAnsi="Times" w:cs="Times New Roman"/>
-        </w:rPr>
-      </w:pPr>
-      <w:r>
-        <w:rPr>
-          <w:rFonts w:ascii="Times" w:eastAsia="SimSun" w:hAnsi="Times" w:cs="Times New Roman"/>
+          <w:rFonts w:ascii="Times" w:eastAsia="宋体" w:hAnsi="Times" w:cs="Times New Roman"/>
+        </w:rPr>
+      </w:pPr>
+      <w:r>
+        <w:rPr>
+          <w:rFonts w:ascii="Times" w:eastAsia="宋体" w:hAnsi="Times" w:cs="Times New Roman"/>
         </w:rPr>
         <w:t>以你的</w:t>
       </w:r>
       <w:r>
         <w:rPr>
-          <w:rFonts w:ascii="Times" w:eastAsia="SimSun" w:hAnsi="Times" w:cs="Times New Roman"/>
+          <w:rFonts w:ascii="Times" w:eastAsia="宋体" w:hAnsi="Times" w:cs="Times New Roman"/>
         </w:rPr>
         <w:t>docker folder</w:t>
       </w:r>
       <w:r>
         <w:rPr>
-          <w:rFonts w:ascii="Times" w:eastAsia="SimSun" w:hAnsi="Times" w:cs="Times New Roman"/>
+          <w:rFonts w:ascii="Times" w:eastAsia="宋体" w:hAnsi="Times" w:cs="Times New Roman"/>
         </w:rPr>
         <w:t>在</w:t>
       </w:r>
       <w:r>
         <w:rPr>
-          <w:rFonts w:ascii="Times" w:eastAsia="SimSun" w:hAnsi="Times" w:cs="Times New Roman"/>
+          <w:rFonts w:ascii="Times" w:eastAsia="宋体" w:hAnsi="Times" w:cs="Times New Roman"/>
         </w:rPr>
         <w:t>D:\</w:t>
       </w:r>
       <w:r>
         <w:rPr>
-          <w:rFonts w:ascii="Times" w:eastAsia="SimSun" w:hAnsi="Times" w:cs="Times New Roman"/>
+          <w:rFonts w:ascii="Times" w:eastAsia="宋体" w:hAnsi="Times" w:cs="Times New Roman"/>
         </w:rPr>
         <w:t>Standard_</w:t>
       </w:r>
       <w:r>
         <w:rPr>
-          <w:rFonts w:ascii="Times" w:eastAsia="SimSun" w:hAnsi="Times" w:cs="Times New Roman"/>
+          <w:rFonts w:ascii="Times" w:eastAsia="宋体" w:hAnsi="Times" w:cs="Times New Roman"/>
         </w:rPr>
         <w:t>docker</w:t>
       </w:r>
       <w:r>
         <w:rPr>
-          <w:rFonts w:ascii="Times" w:eastAsia="SimSun" w:hAnsi="Times" w:cs="Times New Roman"/>
+          <w:rFonts w:ascii="Times" w:eastAsia="宋体" w:hAnsi="Times" w:cs="Times New Roman"/>
         </w:rPr>
         <w:t>s</w:t>
       </w:r>
       <w:r>
         <w:rPr>
-          <w:rFonts w:ascii="Times" w:eastAsia="SimSun" w:hAnsi="Times" w:cs="Times New Roman"/>
+          <w:rFonts w:ascii="Times" w:eastAsia="宋体" w:hAnsi="Times" w:cs="Times New Roman"/>
         </w:rPr>
         <w:t>为例</w:t>
       </w:r>
@@ -1239,68 +1239,68 @@
       <w:pPr>
         <w:spacing w:before="100" w:beforeAutospacing="1" w:after="100" w:afterAutospacing="1" w:line="240" w:lineRule="auto"/>
         <w:rPr>
-          <w:rFonts w:ascii="Times" w:eastAsia="SimSun" w:hAnsi="Times" w:cs="Times New Roman"/>
-          <w:b/>
-          <w:bCs/>
-        </w:rPr>
-      </w:pPr>
-      <w:r>
-        <w:rPr>
-          <w:rFonts w:ascii="Times" w:eastAsia="SimSun" w:hAnsi="Times" w:cs="Times New Roman"/>
+          <w:rFonts w:ascii="Times" w:eastAsia="宋体" w:hAnsi="Times" w:cs="Times New Roman"/>
+          <w:b/>
+          <w:bCs/>
+        </w:rPr>
+      </w:pPr>
+      <w:r>
+        <w:rPr>
+          <w:rFonts w:ascii="Times" w:eastAsia="宋体" w:hAnsi="Times" w:cs="Times New Roman"/>
         </w:rPr>
         <w:t>在</w:t>
       </w:r>
       <w:r>
         <w:rPr>
-          <w:rFonts w:ascii="Times" w:eastAsia="SimSun" w:hAnsi="Times" w:cs="Times New Roman"/>
+          <w:rFonts w:ascii="Times" w:eastAsia="宋体" w:hAnsi="Times" w:cs="Times New Roman"/>
         </w:rPr>
         <w:t>WSL</w:t>
       </w:r>
       <w:r>
         <w:rPr>
-          <w:rFonts w:ascii="Times" w:eastAsia="SimSun" w:hAnsi="Times" w:cs="Times New Roman"/>
+          <w:rFonts w:ascii="Times" w:eastAsia="宋体" w:hAnsi="Times" w:cs="Times New Roman"/>
         </w:rPr>
         <w:t>里一直</w:t>
       </w:r>
       <w:r>
         <w:rPr>
-          <w:rFonts w:ascii="Times" w:eastAsia="SimSun" w:hAnsi="Times" w:cs="Times New Roman"/>
+          <w:rFonts w:ascii="Times" w:eastAsia="宋体" w:hAnsi="Times" w:cs="Times New Roman"/>
         </w:rPr>
         <w:t>cd ..</w:t>
       </w:r>
       <w:r>
         <w:rPr>
-          <w:rFonts w:ascii="Times" w:eastAsia="SimSun" w:hAnsi="Times" w:cs="Times New Roman"/>
+          <w:rFonts w:ascii="Times" w:eastAsia="宋体" w:hAnsi="Times" w:cs="Times New Roman"/>
         </w:rPr>
         <w:t>，直到看到</w:t>
       </w:r>
       <w:r>
         <w:rPr>
-          <w:rFonts w:ascii="Times" w:eastAsia="SimSun" w:hAnsi="Times" w:cs="Times New Roman"/>
+          <w:rFonts w:ascii="Times" w:eastAsia="宋体" w:hAnsi="Times" w:cs="Times New Roman"/>
         </w:rPr>
         <w:t>/mnt</w:t>
       </w:r>
       <w:r>
         <w:rPr>
-          <w:rFonts w:ascii="Times" w:eastAsia="SimSun" w:hAnsi="Times" w:cs="Times New Roman"/>
+          <w:rFonts w:ascii="Times" w:eastAsia="宋体" w:hAnsi="Times" w:cs="Times New Roman"/>
         </w:rPr>
         <w:t>，然后再一路</w:t>
       </w:r>
       <w:r>
         <w:rPr>
-          <w:rFonts w:ascii="Times" w:eastAsia="SimSun" w:hAnsi="Times" w:cs="Times New Roman"/>
+          <w:rFonts w:ascii="Times" w:eastAsia="宋体" w:hAnsi="Times" w:cs="Times New Roman"/>
         </w:rPr>
         <w:t>cd</w:t>
       </w:r>
       <w:r>
         <w:rPr>
-          <w:rFonts w:ascii="Times" w:eastAsia="SimSun" w:hAnsi="Times" w:cs="Times New Roman"/>
+          <w:rFonts w:ascii="Times" w:eastAsia="宋体" w:hAnsi="Times" w:cs="Times New Roman"/>
         </w:rPr>
         <w:t>到</w:t>
       </w:r>
       <w:r>
         <w:rPr>
-          <w:rFonts w:ascii="Times" w:eastAsia="SimSun" w:hAnsi="Times" w:cs="Times New Roman"/>
+          <w:rFonts w:ascii="Times" w:eastAsia="宋体" w:hAnsi="Times" w:cs="Times New Roman"/>
           <w:b/>
           <w:bCs/>
         </w:rPr>
@@ -1308,7 +1308,7 @@
       </w:r>
       <w:r>
         <w:rPr>
-          <w:rFonts w:ascii="Times" w:eastAsia="SimSun" w:hAnsi="Times" w:cs="Times New Roman"/>
+          <w:rFonts w:ascii="Times" w:eastAsia="宋体" w:hAnsi="Times" w:cs="Times New Roman"/>
           <w:b/>
           <w:bCs/>
         </w:rPr>
@@ -1316,7 +1316,7 @@
       </w:r>
       <w:r>
         <w:rPr>
-          <w:rFonts w:ascii="Times" w:eastAsia="SimSun" w:hAnsi="Times" w:cs="Times New Roman" w:hint="eastAsia"/>
+          <w:rFonts w:ascii="Times" w:eastAsia="宋体" w:hAnsi="Times" w:cs="Times New Roman" w:hint="eastAsia"/>
           <w:b/>
           <w:bCs/>
         </w:rPr>
@@ -1324,7 +1324,7 @@
       </w:r>
       <w:r>
         <w:rPr>
-          <w:rFonts w:ascii="Times" w:eastAsia="SimSun" w:hAnsi="Times" w:cs="Times New Roman"/>
+          <w:rFonts w:ascii="Times" w:eastAsia="宋体" w:hAnsi="Times" w:cs="Times New Roman"/>
           <w:b/>
           <w:bCs/>
         </w:rPr>
@@ -1332,7 +1332,7 @@
       </w:r>
       <w:r>
         <w:rPr>
-          <w:rFonts w:ascii="Times" w:eastAsia="SimSun" w:hAnsi="Times" w:cs="Times New Roman"/>
+          <w:rFonts w:ascii="Times" w:eastAsia="宋体" w:hAnsi="Times" w:cs="Times New Roman"/>
           <w:b/>
           <w:bCs/>
         </w:rPr>
@@ -1340,7 +1340,7 @@
       </w:r>
       <w:r>
         <w:rPr>
-          <w:rFonts w:ascii="Times" w:eastAsia="SimSun" w:hAnsi="Times" w:cs="Times New Roman"/>
+          <w:rFonts w:ascii="Times" w:eastAsia="宋体" w:hAnsi="Times" w:cs="Times New Roman"/>
           <w:b/>
           <w:bCs/>
         </w:rPr>
@@ -1348,7 +1348,7 @@
       </w:r>
       <w:r>
         <w:rPr>
-          <w:rFonts w:ascii="Times" w:eastAsia="SimSun" w:hAnsi="Times" w:cs="Times New Roman"/>
+          <w:rFonts w:ascii="Times" w:eastAsia="宋体" w:hAnsi="Times" w:cs="Times New Roman"/>
           <w:b/>
           <w:bCs/>
         </w:rPr>
@@ -1359,30 +1359,30 @@
       <w:pPr>
         <w:spacing w:before="100" w:beforeAutospacing="1" w:after="100" w:afterAutospacing="1" w:line="240" w:lineRule="auto"/>
         <w:rPr>
-          <w:rFonts w:ascii="Times" w:eastAsia="SimSun" w:hAnsi="Times" w:cs="Times New Roman"/>
-        </w:rPr>
-      </w:pPr>
-      <w:r>
-        <w:rPr>
-          <w:rFonts w:ascii="Times" w:eastAsia="SimSun" w:hAnsi="Times" w:cs="Times New Roman"/>
+          <w:rFonts w:ascii="Times" w:eastAsia="宋体" w:hAnsi="Times" w:cs="Times New Roman"/>
+        </w:rPr>
+      </w:pPr>
+      <w:r>
+        <w:rPr>
+          <w:rFonts w:ascii="Times" w:eastAsia="宋体" w:hAnsi="Times" w:cs="Times New Roman"/>
         </w:rPr>
         <w:t>用</w:t>
       </w:r>
       <w:r>
         <w:rPr>
-          <w:rFonts w:ascii="Times" w:eastAsia="SimSun" w:hAnsi="Times" w:cs="Times New Roman"/>
+          <w:rFonts w:ascii="Times" w:eastAsia="宋体" w:hAnsi="Times" w:cs="Times New Roman"/>
         </w:rPr>
         <w:t>ls</w:t>
       </w:r>
       <w:r>
         <w:rPr>
-          <w:rFonts w:ascii="Times" w:eastAsia="SimSun" w:hAnsi="Times" w:cs="Times New Roman"/>
+          <w:rFonts w:ascii="Times" w:eastAsia="宋体" w:hAnsi="Times" w:cs="Times New Roman"/>
         </w:rPr>
         <w:t>应该能看到以下</w:t>
       </w:r>
       <w:r>
         <w:rPr>
-          <w:rFonts w:ascii="Times" w:eastAsia="SimSun" w:hAnsi="Times" w:cs="Times New Roman"/>
+          <w:rFonts w:ascii="Times" w:eastAsia="宋体" w:hAnsi="Times" w:cs="Times New Roman"/>
         </w:rPr>
         <w:t>files</w:t>
       </w:r>
@@ -1391,41 +1391,41 @@
       <w:pPr>
         <w:spacing w:before="100" w:beforeAutospacing="1" w:after="100" w:afterAutospacing="1" w:line="240" w:lineRule="auto"/>
         <w:rPr>
-          <w:rFonts w:ascii="Times" w:eastAsia="SimSun" w:hAnsi="Times" w:cs="Times New Roman"/>
+          <w:rFonts w:ascii="Times" w:eastAsia="宋体" w:hAnsi="Times" w:cs="Times New Roman"/>
           <w:color w:val="4472C4" w:themeColor="accent1"/>
         </w:rPr>
       </w:pPr>
       <w:r>
         <w:rPr>
-          <w:rFonts w:ascii="Times" w:eastAsia="SimSun" w:hAnsi="Times" w:cs="Times New Roman"/>
+          <w:rFonts w:ascii="Times" w:eastAsia="宋体" w:hAnsi="Times" w:cs="Times New Roman"/>
           <w:color w:val="4472C4" w:themeColor="accent1"/>
         </w:rPr>
         <w:t>zhennongchen@5YPFKZ3:/mnt/d/</w:t>
       </w:r>
       <w:r>
         <w:rPr>
-          <w:rFonts w:ascii="Times" w:eastAsia="SimSun" w:hAnsi="Times" w:cs="Times New Roman"/>
+          <w:rFonts w:ascii="Times" w:eastAsia="宋体" w:hAnsi="Times" w:cs="Times New Roman"/>
           <w:color w:val="4472C4" w:themeColor="accent1"/>
         </w:rPr>
         <w:t>Standard_</w:t>
       </w:r>
       <w:r>
         <w:rPr>
-          <w:rFonts w:ascii="Times" w:eastAsia="SimSun" w:hAnsi="Times" w:cs="Times New Roman"/>
+          <w:rFonts w:ascii="Times" w:eastAsia="宋体" w:hAnsi="Times" w:cs="Times New Roman"/>
           <w:color w:val="4472C4" w:themeColor="accent1"/>
         </w:rPr>
         <w:t>docker</w:t>
       </w:r>
       <w:r>
         <w:rPr>
-          <w:rFonts w:ascii="Times" w:eastAsia="SimSun" w:hAnsi="Times" w:cs="Times New Roman"/>
+          <w:rFonts w:ascii="Times" w:eastAsia="宋体" w:hAnsi="Times" w:cs="Times New Roman"/>
           <w:color w:val="4472C4" w:themeColor="accent1"/>
         </w:rPr>
         <w:t>s</w:t>
       </w:r>
       <w:r>
         <w:rPr>
-          <w:rFonts w:ascii="Times" w:eastAsia="SimSun" w:hAnsi="Times" w:cs="Times New Roman"/>
+          <w:rFonts w:ascii="Times" w:eastAsia="宋体" w:hAnsi="Times" w:cs="Times New Roman"/>
           <w:color w:val="4472C4" w:themeColor="accent1"/>
         </w:rPr>
         <w:t>/docker_pytorch$ ls</w:t>
@@ -1435,13 +1435,13 @@
       <w:pPr>
         <w:spacing w:before="100" w:beforeAutospacing="1" w:after="100" w:afterAutospacing="1" w:line="240" w:lineRule="auto"/>
         <w:rPr>
-          <w:rFonts w:ascii="Times" w:eastAsia="SimSun" w:hAnsi="Times" w:cs="Times New Roman"/>
+          <w:rFonts w:ascii="Times" w:eastAsia="宋体" w:hAnsi="Times" w:cs="Times New Roman"/>
           <w:color w:val="4472C4" w:themeColor="accent1"/>
         </w:rPr>
       </w:pPr>
       <w:r>
         <w:rPr>
-          <w:rFonts w:ascii="Times" w:eastAsia="SimSun" w:hAnsi="Times" w:cs="Times New Roman"/>
+          <w:rFonts w:ascii="Times" w:eastAsia="宋体" w:hAnsi="Times" w:cs="Times New Roman"/>
           <w:color w:val="4472C4" w:themeColor="accent1"/>
         </w:rPr>
         <w:t>compile.sh          docker_build.sh  docker_run_compile.sh  entrypoint.sh     run_jupyter.sh</w:t>
@@ -1451,13 +1451,13 @@
       <w:pPr>
         <w:spacing w:before="100" w:beforeAutospacing="1" w:after="100" w:afterAutospacing="1" w:line="240" w:lineRule="auto"/>
         <w:rPr>
-          <w:rFonts w:ascii="Times" w:eastAsia="SimSun" w:hAnsi="Times" w:cs="Times New Roman"/>
+          <w:rFonts w:ascii="Times" w:eastAsia="宋体" w:hAnsi="Times" w:cs="Times New Roman"/>
           <w:color w:val="4472C4" w:themeColor="accent1"/>
         </w:rPr>
       </w:pPr>
       <w:r>
         <w:rPr>
-          <w:rFonts w:ascii="Times" w:eastAsia="SimSun" w:hAnsi="Times" w:cs="Times New Roman"/>
+          <w:rFonts w:ascii="Times" w:eastAsia="宋体" w:hAnsi="Times" w:cs="Times New Roman"/>
           <w:color w:val="4472C4" w:themeColor="accent1"/>
         </w:rPr>
         <w:t>docker-compose.yml  docker_run.sh    dockerfile             requirements.txt</w:t>
@@ -1518,7 +1518,7 @@
       </w:r>
       <w:r>
         <w:rPr>
-          <w:rFonts w:ascii="Times" w:eastAsia="SimSun" w:hAnsi="Times" w:cs="Times New Roman"/>
+          <w:rFonts w:ascii="Times" w:eastAsia="宋体" w:hAnsi="Times" w:cs="Times New Roman"/>
           <w:b/>
           <w:bCs/>
         </w:rPr>
@@ -1526,7 +1526,7 @@
       </w:r>
       <w:r>
         <w:rPr>
-          <w:rFonts w:ascii="Times" w:eastAsia="SimSun" w:hAnsi="Times" w:cs="Times New Roman"/>
+          <w:rFonts w:ascii="Times" w:eastAsia="宋体" w:hAnsi="Times" w:cs="Times New Roman"/>
           <w:b/>
           <w:bCs/>
         </w:rPr>
@@ -1534,7 +1534,7 @@
       </w:r>
       <w:r>
         <w:rPr>
-          <w:rFonts w:ascii="Times" w:eastAsia="SimSun" w:hAnsi="Times" w:cs="Times New Roman"/>
+          <w:rFonts w:ascii="Times" w:eastAsia="宋体" w:hAnsi="Times" w:cs="Times New Roman"/>
           <w:b/>
           <w:bCs/>
         </w:rPr>
@@ -1542,7 +1542,7 @@
       </w:r>
       <w:r>
         <w:rPr>
-          <w:rFonts w:ascii="Times" w:eastAsia="SimSun" w:hAnsi="Times" w:cs="Times New Roman"/>
+          <w:rFonts w:ascii="Times" w:eastAsia="宋体" w:hAnsi="Times" w:cs="Times New Roman"/>
           <w:b/>
           <w:bCs/>
         </w:rPr>
@@ -1550,7 +1550,7 @@
       </w:r>
       <w:r>
         <w:rPr>
-          <w:rFonts w:ascii="Times" w:eastAsia="SimSun" w:hAnsi="Times" w:cs="Times New Roman"/>
+          <w:rFonts w:ascii="Times" w:eastAsia="宋体" w:hAnsi="Times" w:cs="Times New Roman"/>
           <w:b/>
           <w:bCs/>
         </w:rPr>
@@ -1561,12 +1561,12 @@
       <w:pPr>
         <w:spacing w:before="100" w:beforeAutospacing="1" w:after="100" w:afterAutospacing="1" w:line="240" w:lineRule="auto"/>
         <w:rPr>
-          <w:rFonts w:ascii="Times" w:eastAsia="SimSun" w:hAnsi="Times" w:cs="Times New Roman"/>
-        </w:rPr>
-      </w:pPr>
-      <w:r>
-        <w:rPr>
-          <w:rFonts w:ascii="Times" w:eastAsia="SimSun" w:hAnsi="Times" w:cs="Times New Roman"/>
+          <w:rFonts w:ascii="Times" w:eastAsia="宋体" w:hAnsi="Times" w:cs="Times New Roman"/>
+        </w:rPr>
+      </w:pPr>
+      <w:r>
+        <w:rPr>
+          <w:rFonts w:ascii="Times" w:eastAsia="宋体" w:hAnsi="Times" w:cs="Times New Roman"/>
           <w:noProof/>
         </w:rPr>
         <w:lastRenderedPageBreak/>
@@ -1622,25 +1622,25 @@
       </w:r>
       <w:r>
         <w:rPr>
-          <w:rFonts w:ascii="Times" w:eastAsia="SimSun" w:hAnsi="Times" w:cs="Times New Roman"/>
+          <w:rFonts w:ascii="Times" w:eastAsia="宋体" w:hAnsi="Times" w:cs="Times New Roman"/>
         </w:rPr>
         <w:t>打开你的</w:t>
       </w:r>
       <w:r>
         <w:rPr>
-          <w:rFonts w:ascii="Times" w:eastAsia="SimSun" w:hAnsi="Times" w:cs="Times New Roman"/>
+          <w:rFonts w:ascii="Times" w:eastAsia="宋体" w:hAnsi="Times" w:cs="Times New Roman"/>
         </w:rPr>
         <w:t>VPN</w:t>
       </w:r>
       <w:r>
         <w:rPr>
-          <w:rFonts w:ascii="Times" w:eastAsia="SimSun" w:hAnsi="Times" w:cs="Times New Roman"/>
+          <w:rFonts w:ascii="Times" w:eastAsia="宋体" w:hAnsi="Times" w:cs="Times New Roman"/>
         </w:rPr>
         <w:t>，勾选</w:t>
       </w:r>
       <w:r>
         <w:rPr>
-          <w:rFonts w:ascii="Times" w:eastAsia="SimSun" w:hAnsi="Times" w:cs="Times New Roman"/>
+          <w:rFonts w:ascii="Times" w:eastAsia="宋体" w:hAnsi="Times" w:cs="Times New Roman"/>
           <w:b/>
           <w:bCs/>
         </w:rPr>
@@ -1648,7 +1648,7 @@
       </w:r>
       <w:r>
         <w:rPr>
-          <w:rFonts w:ascii="Times" w:eastAsia="SimSun" w:hAnsi="Times" w:cs="Times New Roman"/>
+          <w:rFonts w:ascii="Times" w:eastAsia="宋体" w:hAnsi="Times" w:cs="Times New Roman"/>
           <w:b/>
           <w:bCs/>
         </w:rPr>
@@ -1656,7 +1656,7 @@
       </w:r>
       <w:r>
         <w:rPr>
-          <w:rFonts w:ascii="Times" w:eastAsia="SimSun" w:hAnsi="Times" w:cs="Times New Roman"/>
+          <w:rFonts w:ascii="Times" w:eastAsia="宋体" w:hAnsi="Times" w:cs="Times New Roman"/>
           <w:b/>
           <w:bCs/>
         </w:rPr>
@@ -1664,7 +1664,7 @@
       </w:r>
       <w:r>
         <w:rPr>
-          <w:rFonts w:ascii="Times" w:eastAsia="SimSun" w:hAnsi="Times" w:cs="Times New Roman"/>
+          <w:rFonts w:ascii="Times" w:eastAsia="宋体" w:hAnsi="Times" w:cs="Times New Roman"/>
           <w:b/>
           <w:bCs/>
         </w:rPr>
@@ -1672,7 +1672,7 @@
       </w:r>
       <w:r>
         <w:rPr>
-          <w:rFonts w:ascii="Times" w:eastAsia="SimSun" w:hAnsi="Times" w:cs="Times New Roman" w:hint="eastAsia"/>
+          <w:rFonts w:ascii="Times" w:eastAsia="宋体" w:hAnsi="Times" w:cs="Times New Roman" w:hint="eastAsia"/>
           <w:b/>
           <w:bCs/>
         </w:rPr>
@@ -1680,7 +1680,7 @@
       </w:r>
       <w:r>
         <w:rPr>
-          <w:rFonts w:ascii="Times" w:eastAsia="SimSun" w:hAnsi="Times" w:cs="Times New Roman"/>
+          <w:rFonts w:ascii="Times" w:eastAsia="宋体" w:hAnsi="Times" w:cs="Times New Roman"/>
           <w:b/>
           <w:bCs/>
         </w:rPr>
@@ -1688,31 +1688,31 @@
       </w:r>
       <w:r>
         <w:rPr>
-          <w:rFonts w:ascii="Times" w:eastAsia="SimSun" w:hAnsi="Times" w:cs="Times New Roman"/>
+          <w:rFonts w:ascii="Times" w:eastAsia="宋体" w:hAnsi="Times" w:cs="Times New Roman"/>
         </w:rPr>
         <w:t>，并且记下你的</w:t>
       </w:r>
       <w:r>
         <w:rPr>
-          <w:rFonts w:ascii="Times" w:eastAsia="SimSun" w:hAnsi="Times" w:cs="Times New Roman"/>
+          <w:rFonts w:ascii="Times" w:eastAsia="宋体" w:hAnsi="Times" w:cs="Times New Roman"/>
         </w:rPr>
         <w:t>port number</w:t>
       </w:r>
       <w:r>
         <w:rPr>
-          <w:rFonts w:ascii="Times" w:eastAsia="SimSun" w:hAnsi="Times" w:cs="Times New Roman"/>
+          <w:rFonts w:ascii="Times" w:eastAsia="宋体" w:hAnsi="Times" w:cs="Times New Roman"/>
         </w:rPr>
         <w:t>（下面例子里</w:t>
       </w:r>
       <w:r>
         <w:rPr>
-          <w:rFonts w:ascii="Times" w:eastAsia="SimSun" w:hAnsi="Times" w:cs="Times New Roman"/>
+          <w:rFonts w:ascii="Times" w:eastAsia="宋体" w:hAnsi="Times" w:cs="Times New Roman"/>
         </w:rPr>
         <w:t>port = 7890</w:t>
       </w:r>
       <w:r>
         <w:rPr>
-          <w:rFonts w:ascii="Times" w:eastAsia="SimSun" w:hAnsi="Times" w:cs="Times New Roman"/>
+          <w:rFonts w:ascii="Times" w:eastAsia="宋体" w:hAnsi="Times" w:cs="Times New Roman"/>
         </w:rPr>
         <w:t>）</w:t>
       </w:r>
@@ -1721,92 +1721,92 @@
       <w:pPr>
         <w:spacing w:before="100" w:beforeAutospacing="1" w:after="100" w:afterAutospacing="1" w:line="240" w:lineRule="auto"/>
         <w:rPr>
-          <w:rFonts w:ascii="Times" w:eastAsia="SimSun" w:hAnsi="Times" w:cs="Times New Roman"/>
-        </w:rPr>
-      </w:pPr>
-    </w:p>
-    <w:p>
-      <w:pPr>
-        <w:spacing w:before="100" w:beforeAutospacing="1" w:after="100" w:afterAutospacing="1" w:line="240" w:lineRule="auto"/>
-        <w:rPr>
-          <w:rFonts w:ascii="Times" w:eastAsia="SimSun" w:hAnsi="Times" w:cs="Times New Roman"/>
-        </w:rPr>
-      </w:pPr>
-      <w:r>
-        <w:rPr>
-          <w:rFonts w:ascii="Times" w:eastAsia="SimSun" w:hAnsi="Times" w:cs="Times New Roman" w:hint="eastAsia"/>
+          <w:rFonts w:ascii="Times" w:eastAsia="宋体" w:hAnsi="Times" w:cs="Times New Roman"/>
+        </w:rPr>
+      </w:pPr>
+    </w:p>
+    <w:p>
+      <w:pPr>
+        <w:spacing w:before="100" w:beforeAutospacing="1" w:after="100" w:afterAutospacing="1" w:line="240" w:lineRule="auto"/>
+        <w:rPr>
+          <w:rFonts w:ascii="Times" w:eastAsia="宋体" w:hAnsi="Times" w:cs="Times New Roman"/>
+        </w:rPr>
+      </w:pPr>
+      <w:r>
+        <w:rPr>
+          <w:rFonts w:ascii="Times" w:eastAsia="宋体" w:hAnsi="Times" w:cs="Times New Roman" w:hint="eastAsia"/>
         </w:rPr>
         <w:t>（</w:t>
       </w:r>
       <w:r>
         <w:rPr>
-          <w:rFonts w:ascii="Times" w:eastAsia="SimSun" w:hAnsi="Times" w:cs="Times New Roman" w:hint="eastAsia"/>
+          <w:rFonts w:ascii="Times" w:eastAsia="宋体" w:hAnsi="Times" w:cs="Times New Roman" w:hint="eastAsia"/>
         </w:rPr>
         <w:t>Optional</w:t>
       </w:r>
       <w:r>
         <w:rPr>
-          <w:rFonts w:ascii="Times" w:eastAsia="SimSun" w:hAnsi="Times" w:cs="Times New Roman" w:hint="eastAsia"/>
+          <w:rFonts w:ascii="Times" w:eastAsia="宋体" w:hAnsi="Times" w:cs="Times New Roman" w:hint="eastAsia"/>
         </w:rPr>
         <w:t>可以不做）</w:t>
       </w:r>
       <w:r>
         <w:rPr>
-          <w:rFonts w:ascii="Times" w:eastAsia="SimSun" w:hAnsi="Times" w:cs="Times New Roman"/>
+          <w:rFonts w:ascii="Times" w:eastAsia="宋体" w:hAnsi="Times" w:cs="Times New Roman"/>
         </w:rPr>
         <w:t>然后在</w:t>
       </w:r>
       <w:r>
         <w:rPr>
-          <w:rFonts w:ascii="Times" w:eastAsia="SimSun" w:hAnsi="Times" w:cs="Times New Roman"/>
+          <w:rFonts w:ascii="Times" w:eastAsia="宋体" w:hAnsi="Times" w:cs="Times New Roman"/>
         </w:rPr>
         <w:t>windows</w:t>
       </w:r>
       <w:r>
         <w:rPr>
-          <w:rFonts w:ascii="Times" w:eastAsia="SimSun" w:hAnsi="Times" w:cs="Times New Roman"/>
+          <w:rFonts w:ascii="Times" w:eastAsia="宋体" w:hAnsi="Times" w:cs="Times New Roman"/>
         </w:rPr>
         <w:t>的</w:t>
       </w:r>
       <w:r>
         <w:rPr>
-          <w:rFonts w:ascii="Times" w:eastAsia="SimSun" w:hAnsi="Times" w:cs="Times New Roman"/>
+          <w:rFonts w:ascii="Times" w:eastAsia="宋体" w:hAnsi="Times" w:cs="Times New Roman"/>
         </w:rPr>
         <w:t>File Explorer</w:t>
       </w:r>
       <w:r>
         <w:rPr>
-          <w:rFonts w:ascii="Times" w:eastAsia="SimSun" w:hAnsi="Times" w:cs="Times New Roman"/>
+          <w:rFonts w:ascii="Times" w:eastAsia="宋体" w:hAnsi="Times" w:cs="Times New Roman"/>
         </w:rPr>
         <w:t>里，进入这个路径：</w:t>
       </w:r>
       <w:r>
         <w:rPr>
-          <w:rFonts w:ascii="Times" w:eastAsia="SimSun" w:hAnsi="Times" w:cs="Times New Roman"/>
+          <w:rFonts w:ascii="Times" w:eastAsia="宋体" w:hAnsi="Times" w:cs="Times New Roman"/>
         </w:rPr>
         <w:t xml:space="preserve">C:\Users\Zhennong.Chen\.docker </w:t>
       </w:r>
       <w:r>
         <w:rPr>
-          <w:rFonts w:ascii="Times" w:eastAsia="SimSun" w:hAnsi="Times" w:cs="Times New Roman"/>
+          <w:rFonts w:ascii="Times" w:eastAsia="宋体" w:hAnsi="Times" w:cs="Times New Roman"/>
         </w:rPr>
         <w:t>（改成你自己的</w:t>
       </w:r>
       <w:r>
         <w:rPr>
-          <w:rFonts w:ascii="Times" w:eastAsia="SimSun" w:hAnsi="Times" w:cs="Times New Roman"/>
+          <w:rFonts w:ascii="Times" w:eastAsia="宋体" w:hAnsi="Times" w:cs="Times New Roman"/>
         </w:rPr>
         <w:t>user name</w:t>
       </w:r>
       <w:r>
         <w:rPr>
-          <w:rFonts w:ascii="Times" w:eastAsia="SimSun" w:hAnsi="Times" w:cs="Times New Roman"/>
+          <w:rFonts w:ascii="Times" w:eastAsia="宋体" w:hAnsi="Times" w:cs="Times New Roman"/>
         </w:rPr>
         <w:t>），找到</w:t>
       </w:r>
       <w:r>
         <w:rPr>
-          <w:rFonts w:ascii="Times" w:eastAsia="SimSun" w:hAnsi="Times" w:cs="Times New Roman"/>
+          <w:rFonts w:ascii="Times" w:eastAsia="宋体" w:hAnsi="Times" w:cs="Times New Roman"/>
           <w:b/>
           <w:bCs/>
         </w:rPr>
@@ -1814,7 +1814,7 @@
       </w:r>
       <w:r>
         <w:rPr>
-          <w:rFonts w:ascii="Times" w:eastAsia="SimSun" w:hAnsi="Times" w:cs="Times New Roman"/>
+          <w:rFonts w:ascii="Times" w:eastAsia="宋体" w:hAnsi="Times" w:cs="Times New Roman"/>
           <w:b/>
           <w:bCs/>
         </w:rPr>
@@ -1822,7 +1822,7 @@
       </w:r>
       <w:r>
         <w:rPr>
-          <w:rFonts w:ascii="Times" w:eastAsia="SimSun" w:hAnsi="Times" w:cs="Times New Roman"/>
+          <w:rFonts w:ascii="Times" w:eastAsia="宋体" w:hAnsi="Times" w:cs="Times New Roman"/>
           <w:b/>
           <w:bCs/>
         </w:rPr>
@@ -1830,7 +1830,7 @@
       </w:r>
       <w:r>
         <w:rPr>
-          <w:rFonts w:ascii="Times" w:eastAsia="SimSun" w:hAnsi="Times" w:cs="Times New Roman"/>
+          <w:rFonts w:ascii="Times" w:eastAsia="宋体" w:hAnsi="Times" w:cs="Times New Roman"/>
           <w:b/>
           <w:bCs/>
         </w:rPr>
@@ -1838,7 +1838,7 @@
       </w:r>
       <w:r>
         <w:rPr>
-          <w:rFonts w:ascii="Times" w:eastAsia="SimSun" w:hAnsi="Times" w:cs="Times New Roman"/>
+          <w:rFonts w:ascii="Times" w:eastAsia="宋体" w:hAnsi="Times" w:cs="Times New Roman"/>
           <w:b/>
           <w:bCs/>
         </w:rPr>
@@ -1846,7 +1846,7 @@
       </w:r>
       <w:r>
         <w:rPr>
-          <w:rFonts w:ascii="Times" w:eastAsia="SimSun" w:hAnsi="Times" w:cs="Times New Roman"/>
+          <w:rFonts w:ascii="Times" w:eastAsia="宋体" w:hAnsi="Times" w:cs="Times New Roman"/>
           <w:b/>
           <w:bCs/>
         </w:rPr>
@@ -1854,7 +1854,7 @@
       </w:r>
       <w:r>
         <w:rPr>
-          <w:rFonts w:ascii="Times" w:eastAsia="SimSun" w:hAnsi="Times" w:cs="Times New Roman"/>
+          <w:rFonts w:ascii="Times" w:eastAsia="宋体" w:hAnsi="Times" w:cs="Times New Roman"/>
         </w:rPr>
         <w:t>。</w:t>
       </w:r>
@@ -1863,12 +1863,12 @@
       <w:pPr>
         <w:spacing w:before="100" w:beforeAutospacing="1" w:after="100" w:afterAutospacing="1" w:line="240" w:lineRule="auto"/>
         <w:rPr>
-          <w:rFonts w:ascii="Times" w:eastAsia="SimSun" w:hAnsi="Times" w:cs="Times New Roman"/>
-        </w:rPr>
-      </w:pPr>
-      <w:r>
-        <w:rPr>
-          <w:rFonts w:ascii="Times" w:eastAsia="SimSun" w:hAnsi="Times" w:cs="Times New Roman"/>
+          <w:rFonts w:ascii="Times" w:eastAsia="宋体" w:hAnsi="Times" w:cs="Times New Roman"/>
+        </w:rPr>
+      </w:pPr>
+      <w:r>
+        <w:rPr>
+          <w:rFonts w:ascii="Times" w:eastAsia="宋体" w:hAnsi="Times" w:cs="Times New Roman"/>
           <w:noProof/>
         </w:rPr>
         <w:drawing>
@@ -1918,12 +1918,12 @@
       <w:pPr>
         <w:spacing w:before="100" w:beforeAutospacing="1" w:after="100" w:afterAutospacing="1" w:line="240" w:lineRule="auto"/>
         <w:rPr>
-          <w:rFonts w:ascii="Times" w:eastAsia="SimSun" w:hAnsi="Times" w:cs="Times New Roman"/>
-        </w:rPr>
-      </w:pPr>
-      <w:r>
-        <w:rPr>
-          <w:rFonts w:ascii="Times" w:eastAsia="SimSun" w:hAnsi="Times" w:cs="Times New Roman"/>
+          <w:rFonts w:ascii="Times" w:eastAsia="宋体" w:hAnsi="Times" w:cs="Times New Roman"/>
+        </w:rPr>
+      </w:pPr>
+      <w:r>
+        <w:rPr>
+          <w:rFonts w:ascii="Times" w:eastAsia="宋体" w:hAnsi="Times" w:cs="Times New Roman"/>
           <w:b/>
           <w:bCs/>
         </w:rPr>
@@ -1931,7 +1931,7 @@
       </w:r>
       <w:r>
         <w:rPr>
-          <w:rFonts w:ascii="Times" w:eastAsia="SimSun" w:hAnsi="Times" w:cs="Times New Roman"/>
+          <w:rFonts w:ascii="Times" w:eastAsia="宋体" w:hAnsi="Times" w:cs="Times New Roman"/>
           <w:b/>
           <w:bCs/>
         </w:rPr>
@@ -1939,7 +1939,7 @@
       </w:r>
       <w:r>
         <w:rPr>
-          <w:rFonts w:ascii="Times" w:eastAsia="SimSun" w:hAnsi="Times" w:cs="Times New Roman"/>
+          <w:rFonts w:ascii="Times" w:eastAsia="宋体" w:hAnsi="Times" w:cs="Times New Roman"/>
           <w:b/>
           <w:bCs/>
         </w:rPr>
@@ -1947,67 +1947,67 @@
       </w:r>
       <w:r>
         <w:rPr>
-          <w:rFonts w:ascii="Times" w:eastAsia="SimSun" w:hAnsi="Times" w:cs="Times New Roman"/>
+          <w:rFonts w:ascii="Times" w:eastAsia="宋体" w:hAnsi="Times" w:cs="Times New Roman"/>
         </w:rPr>
         <w:t>（注意</w:t>
       </w:r>
       <w:r>
         <w:rPr>
-          <w:rFonts w:ascii="Times" w:eastAsia="SimSun" w:hAnsi="Times" w:cs="Times New Roman"/>
+          <w:rFonts w:ascii="Times" w:eastAsia="宋体" w:hAnsi="Times" w:cs="Times New Roman"/>
         </w:rPr>
         <w:t>port number</w:t>
       </w:r>
       <w:r>
         <w:rPr>
-          <w:rFonts w:ascii="Times" w:eastAsia="SimSun" w:hAnsi="Times" w:cs="Times New Roman"/>
+          <w:rFonts w:ascii="Times" w:eastAsia="宋体" w:hAnsi="Times" w:cs="Times New Roman"/>
         </w:rPr>
         <w:t>要根据你</w:t>
       </w:r>
       <w:r>
         <w:rPr>
-          <w:rFonts w:ascii="Times" w:eastAsia="SimSun" w:hAnsi="Times" w:cs="Times New Roman"/>
+          <w:rFonts w:ascii="Times" w:eastAsia="宋体" w:hAnsi="Times" w:cs="Times New Roman"/>
         </w:rPr>
         <w:t>VPN</w:t>
       </w:r>
       <w:r>
         <w:rPr>
-          <w:rFonts w:ascii="Times" w:eastAsia="SimSun" w:hAnsi="Times" w:cs="Times New Roman"/>
+          <w:rFonts w:ascii="Times" w:eastAsia="宋体" w:hAnsi="Times" w:cs="Times New Roman"/>
         </w:rPr>
         <w:t>实际的</w:t>
       </w:r>
       <w:r>
         <w:rPr>
-          <w:rFonts w:ascii="Times" w:eastAsia="SimSun" w:hAnsi="Times" w:cs="Times New Roman"/>
+          <w:rFonts w:ascii="Times" w:eastAsia="宋体" w:hAnsi="Times" w:cs="Times New Roman"/>
         </w:rPr>
         <w:t>port number</w:t>
       </w:r>
       <w:r>
         <w:rPr>
-          <w:rFonts w:ascii="Times" w:eastAsia="SimSun" w:hAnsi="Times" w:cs="Times New Roman"/>
+          <w:rFonts w:ascii="Times" w:eastAsia="宋体" w:hAnsi="Times" w:cs="Times New Roman"/>
         </w:rPr>
         <w:t>来填写，我的例子里</w:t>
       </w:r>
       <w:r>
         <w:rPr>
-          <w:rFonts w:ascii="Times" w:eastAsia="SimSun" w:hAnsi="Times" w:cs="Times New Roman"/>
+          <w:rFonts w:ascii="Times" w:eastAsia="宋体" w:hAnsi="Times" w:cs="Times New Roman"/>
         </w:rPr>
         <w:t>port number</w:t>
       </w:r>
       <w:r>
         <w:rPr>
-          <w:rFonts w:ascii="Times" w:eastAsia="SimSun" w:hAnsi="Times" w:cs="Times New Roman"/>
+          <w:rFonts w:ascii="Times" w:eastAsia="宋体" w:hAnsi="Times" w:cs="Times New Roman"/>
         </w:rPr>
         <w:t>是</w:t>
       </w:r>
       <w:r>
         <w:rPr>
-          <w:rFonts w:ascii="Times" w:eastAsia="SimSun" w:hAnsi="Times" w:cs="Times New Roman"/>
+          <w:rFonts w:ascii="Times" w:eastAsia="宋体" w:hAnsi="Times" w:cs="Times New Roman"/>
         </w:rPr>
         <w:t>7890</w:t>
       </w:r>
       <w:r>
         <w:rPr>
-          <w:rFonts w:ascii="Times" w:eastAsia="SimSun" w:hAnsi="Times" w:cs="Times New Roman"/>
+          <w:rFonts w:ascii="Times" w:eastAsia="宋体" w:hAnsi="Times" w:cs="Times New Roman"/>
         </w:rPr>
         <w:t>）</w:t>
       </w:r>
@@ -2016,12 +2016,12 @@
       <w:pPr>
         <w:spacing w:before="100" w:beforeAutospacing="1" w:after="100" w:afterAutospacing="1" w:line="240" w:lineRule="auto"/>
         <w:rPr>
-          <w:rFonts w:ascii="Times" w:eastAsia="SimSun" w:hAnsi="Times" w:cs="Times New Roman"/>
-        </w:rPr>
-      </w:pPr>
-      <w:r>
-        <w:rPr>
-          <w:rFonts w:ascii="Times" w:eastAsia="SimSun" w:hAnsi="Times" w:cs="Times New Roman"/>
+          <w:rFonts w:ascii="Times" w:eastAsia="宋体" w:hAnsi="Times" w:cs="Times New Roman"/>
+        </w:rPr>
+      </w:pPr>
+      <w:r>
+        <w:rPr>
+          <w:rFonts w:ascii="Times" w:eastAsia="宋体" w:hAnsi="Times" w:cs="Times New Roman"/>
           <w:noProof/>
         </w:rPr>
         <w:lastRenderedPageBreak/>
@@ -2080,78 +2080,78 @@
       <w:pPr>
         <w:spacing w:before="100" w:beforeAutospacing="1" w:after="100" w:afterAutospacing="1" w:line="240" w:lineRule="auto"/>
         <w:rPr>
-          <w:rFonts w:ascii="Times" w:eastAsia="SimSun" w:hAnsi="Times" w:cs="SimSun"/>
-        </w:rPr>
-      </w:pPr>
-      <w:r>
-        <w:rPr>
-          <w:rFonts w:ascii="Times" w:eastAsia="SimSun" w:hAnsi="Times" w:cs="SimSun" w:hint="eastAsia"/>
+          <w:rFonts w:ascii="Times" w:eastAsia="宋体" w:hAnsi="Times" w:cs="宋体"/>
+        </w:rPr>
+      </w:pPr>
+      <w:r>
+        <w:rPr>
+          <w:rFonts w:ascii="Times" w:eastAsia="宋体" w:hAnsi="Times" w:cs="宋体" w:hint="eastAsia"/>
         </w:rPr>
         <w:t>（</w:t>
       </w:r>
       <w:r>
         <w:rPr>
-          <w:rFonts w:ascii="Times" w:eastAsia="SimSun" w:hAnsi="Times" w:cs="SimSun" w:hint="eastAsia"/>
+          <w:rFonts w:ascii="Times" w:eastAsia="宋体" w:hAnsi="Times" w:cs="宋体" w:hint="eastAsia"/>
         </w:rPr>
         <w:t xml:space="preserve">Optional </w:t>
       </w:r>
       <w:r>
         <w:rPr>
-          <w:rFonts w:ascii="Times" w:eastAsia="SimSun" w:hAnsi="Times" w:cs="SimSun" w:hint="eastAsia"/>
+          <w:rFonts w:ascii="Times" w:eastAsia="宋体" w:hAnsi="Times" w:cs="宋体" w:hint="eastAsia"/>
         </w:rPr>
         <w:t>可以不做）</w:t>
       </w:r>
       <w:r>
         <w:rPr>
-          <w:rFonts w:ascii="Times" w:eastAsia="SimSun" w:hAnsi="Times" w:cs="SimSun"/>
+          <w:rFonts w:ascii="Times" w:eastAsia="宋体" w:hAnsi="Times" w:cs="宋体"/>
         </w:rPr>
         <w:t>最后到</w:t>
       </w:r>
       <w:r>
         <w:rPr>
-          <w:rFonts w:ascii="Times" w:eastAsia="SimSun" w:hAnsi="Times" w:cs="SimSun"/>
+          <w:rFonts w:ascii="Times" w:eastAsia="宋体" w:hAnsi="Times" w:cs="宋体"/>
         </w:rPr>
         <w:t>docker desktop</w:t>
       </w:r>
       <w:r>
         <w:rPr>
-          <w:rFonts w:ascii="Times" w:eastAsia="SimSun" w:hAnsi="Times" w:cs="SimSun"/>
+          <w:rFonts w:ascii="Times" w:eastAsia="宋体" w:hAnsi="Times" w:cs="宋体"/>
         </w:rPr>
         <w:t>的设置</w:t>
       </w:r>
       <w:r>
         <w:rPr>
-          <w:rFonts w:ascii="Times" w:eastAsia="SimSun" w:hAnsi="Times" w:cs="SimSun"/>
+          <w:rFonts w:ascii="Times" w:eastAsia="宋体" w:hAnsi="Times" w:cs="宋体"/>
         </w:rPr>
         <w:sym w:font="Wingdings" w:char="F0E0"/>
       </w:r>
       <w:r>
         <w:rPr>
-          <w:rFonts w:ascii="Times" w:eastAsia="SimSun" w:hAnsi="Times" w:cs="SimSun"/>
+          <w:rFonts w:ascii="Times" w:eastAsia="宋体" w:hAnsi="Times" w:cs="宋体"/>
         </w:rPr>
         <w:t>Resources</w:t>
       </w:r>
       <w:r>
         <w:rPr>
-          <w:rFonts w:ascii="Times" w:eastAsia="SimSun" w:hAnsi="Times" w:cs="SimSun"/>
+          <w:rFonts w:ascii="Times" w:eastAsia="宋体" w:hAnsi="Times" w:cs="宋体"/>
         </w:rPr>
         <w:sym w:font="Wingdings" w:char="F0E0"/>
       </w:r>
       <w:r>
         <w:rPr>
-          <w:rFonts w:ascii="Times" w:eastAsia="SimSun" w:hAnsi="Times" w:cs="SimSun"/>
+          <w:rFonts w:ascii="Times" w:eastAsia="宋体" w:hAnsi="Times" w:cs="宋体"/>
         </w:rPr>
         <w:t>Proxies</w:t>
       </w:r>
       <w:r>
         <w:rPr>
-          <w:rFonts w:ascii="Times" w:eastAsia="SimSun" w:hAnsi="Times" w:cs="SimSun"/>
+          <w:rFonts w:ascii="Times" w:eastAsia="宋体" w:hAnsi="Times" w:cs="宋体"/>
         </w:rPr>
         <w:t>里，勾选</w:t>
       </w:r>
       <w:r>
         <w:rPr>
-          <w:rFonts w:ascii="Times" w:eastAsia="SimSun" w:hAnsi="Times" w:cs="SimSun"/>
+          <w:rFonts w:ascii="Times" w:eastAsia="宋体" w:hAnsi="Times" w:cs="宋体"/>
           <w:b/>
           <w:bCs/>
         </w:rPr>
@@ -2159,7 +2159,7 @@
       </w:r>
       <w:r>
         <w:rPr>
-          <w:rFonts w:ascii="Times" w:eastAsia="SimSun" w:hAnsi="Times" w:cs="SimSun"/>
+          <w:rFonts w:ascii="Times" w:eastAsia="宋体" w:hAnsi="Times" w:cs="宋体"/>
           <w:b/>
           <w:bCs/>
         </w:rPr>
@@ -2167,19 +2167,19 @@
       </w:r>
       <w:r>
         <w:rPr>
-          <w:rFonts w:ascii="Times" w:eastAsia="SimSun" w:hAnsi="Times" w:cs="SimSun"/>
+          <w:rFonts w:ascii="Times" w:eastAsia="宋体" w:hAnsi="Times" w:cs="宋体"/>
         </w:rPr>
         <w:t>然后填写以下内容（</w:t>
       </w:r>
       <w:r>
         <w:rPr>
-          <w:rFonts w:ascii="Times" w:eastAsia="SimSun" w:hAnsi="Times" w:cs="SimSun"/>
+          <w:rFonts w:ascii="Times" w:eastAsia="宋体" w:hAnsi="Times" w:cs="宋体"/>
         </w:rPr>
         <w:t>port number</w:t>
       </w:r>
       <w:r>
         <w:rPr>
-          <w:rFonts w:ascii="Times" w:eastAsia="SimSun" w:hAnsi="Times" w:cs="SimSun"/>
+          <w:rFonts w:ascii="Times" w:eastAsia="宋体" w:hAnsi="Times" w:cs="宋体"/>
         </w:rPr>
         <w:t>要注意）</w:t>
       </w:r>
@@ -2274,7 +2274,7 @@
       </w:r>
       <w:r>
         <w:rPr>
-          <w:rFonts w:ascii="Times" w:eastAsia="SimSun" w:hAnsi="Times" w:cs="Times New Roman"/>
+          <w:rFonts w:ascii="Times" w:eastAsia="宋体" w:hAnsi="Times" w:cs="Times New Roman"/>
           <w:b/>
           <w:bCs/>
         </w:rPr>
@@ -2282,7 +2282,7 @@
       </w:r>
       <w:r>
         <w:rPr>
-          <w:rFonts w:ascii="Times" w:eastAsia="SimSun" w:hAnsi="Times" w:cs="Times New Roman"/>
+          <w:rFonts w:ascii="Times" w:eastAsia="宋体" w:hAnsi="Times" w:cs="Times New Roman"/>
           <w:b/>
           <w:bCs/>
         </w:rPr>
@@ -2293,78 +2293,78 @@
       <w:pPr>
         <w:spacing w:before="100" w:beforeAutospacing="1" w:after="100" w:afterAutospacing="1" w:line="240" w:lineRule="auto"/>
         <w:rPr>
-          <w:rFonts w:ascii="Times" w:eastAsia="SimSun" w:hAnsi="Times" w:cs="Times New Roman"/>
-        </w:rPr>
-      </w:pPr>
-      <w:r>
-        <w:rPr>
-          <w:rFonts w:ascii="Times" w:eastAsia="SimSun" w:hAnsi="Times" w:cs="Times New Roman" w:hint="eastAsia"/>
+          <w:rFonts w:ascii="Times" w:eastAsia="宋体" w:hAnsi="Times" w:cs="Times New Roman"/>
+        </w:rPr>
+      </w:pPr>
+      <w:r>
+        <w:rPr>
+          <w:rFonts w:ascii="Times" w:eastAsia="宋体" w:hAnsi="Times" w:cs="Times New Roman" w:hint="eastAsia"/>
         </w:rPr>
         <w:t xml:space="preserve">(1) </w:t>
       </w:r>
       <w:r>
         <w:rPr>
-          <w:rFonts w:ascii="Times" w:eastAsia="SimSun" w:hAnsi="Times" w:cs="Times New Roman"/>
+          <w:rFonts w:ascii="Times" w:eastAsia="宋体" w:hAnsi="Times" w:cs="Times New Roman"/>
         </w:rPr>
         <w:t>在文件夹中打开</w:t>
       </w:r>
       <w:r>
         <w:rPr>
-          <w:rFonts w:ascii="Times" w:eastAsia="SimSun" w:hAnsi="Times" w:cs="Times New Roman"/>
+          <w:rFonts w:ascii="Times" w:eastAsia="宋体" w:hAnsi="Times" w:cs="Times New Roman"/>
         </w:rPr>
         <w:t>D:/</w:t>
       </w:r>
       <w:r>
         <w:rPr>
-          <w:rFonts w:ascii="Times" w:eastAsia="SimSun" w:hAnsi="Times" w:cs="Times New Roman"/>
+          <w:rFonts w:ascii="Times" w:eastAsia="宋体" w:hAnsi="Times" w:cs="Times New Roman"/>
         </w:rPr>
         <w:t>Standard_</w:t>
       </w:r>
       <w:r>
         <w:rPr>
-          <w:rFonts w:ascii="Times" w:eastAsia="SimSun" w:hAnsi="Times" w:cs="Times New Roman"/>
+          <w:rFonts w:ascii="Times" w:eastAsia="宋体" w:hAnsi="Times" w:cs="Times New Roman"/>
         </w:rPr>
         <w:t>docker</w:t>
       </w:r>
       <w:r>
         <w:rPr>
-          <w:rFonts w:ascii="Times" w:eastAsia="SimSun" w:hAnsi="Times" w:cs="Times New Roman"/>
+          <w:rFonts w:ascii="Times" w:eastAsia="宋体" w:hAnsi="Times" w:cs="Times New Roman"/>
         </w:rPr>
         <w:t>s</w:t>
       </w:r>
       <w:r>
         <w:rPr>
-          <w:rFonts w:ascii="Times" w:eastAsia="SimSun" w:hAnsi="Times" w:cs="Times New Roman"/>
+          <w:rFonts w:ascii="Times" w:eastAsia="宋体" w:hAnsi="Times" w:cs="Times New Roman"/>
         </w:rPr>
         <w:t>/docker_pytorch</w:t>
       </w:r>
       <w:r>
         <w:rPr>
-          <w:rFonts w:ascii="Times" w:eastAsia="SimSun" w:hAnsi="Times" w:cs="Times New Roman" w:hint="eastAsia"/>
+          <w:rFonts w:ascii="Times" w:eastAsia="宋体" w:hAnsi="Times" w:cs="Times New Roman" w:hint="eastAsia"/>
         </w:rPr>
         <w:t>_</w:t>
       </w:r>
       <w:r>
         <w:rPr>
-          <w:rFonts w:ascii="Times" w:eastAsia="SimSun" w:hAnsi="Times" w:cs="Times New Roman"/>
+          <w:rFonts w:ascii="Times" w:eastAsia="宋体" w:hAnsi="Times" w:cs="Times New Roman"/>
         </w:rPr>
         <w:t>cuda11</w:t>
       </w:r>
       <w:r>
         <w:rPr>
-          <w:rFonts w:ascii="Times" w:eastAsia="SimSun" w:hAnsi="Times" w:cs="Times New Roman"/>
+          <w:rFonts w:ascii="Times" w:eastAsia="宋体" w:hAnsi="Times" w:cs="Times New Roman"/>
         </w:rPr>
         <w:t>/dockerfile</w:t>
       </w:r>
       <w:r>
         <w:rPr>
-          <w:rFonts w:ascii="Times" w:eastAsia="SimSun" w:hAnsi="Times" w:cs="Times New Roman"/>
+          <w:rFonts w:ascii="Times" w:eastAsia="宋体" w:hAnsi="Times" w:cs="Times New Roman"/>
         </w:rPr>
         <w:t>，找到第一行有一个</w:t>
       </w:r>
       <w:r>
         <w:rPr>
-          <w:rFonts w:ascii="Times" w:eastAsia="SimSun" w:hAnsi="Times" w:cs="Times New Roman"/>
+          <w:rFonts w:ascii="Times" w:eastAsia="宋体" w:hAnsi="Times" w:cs="Times New Roman"/>
         </w:rPr>
         <w:t>FROM</w:t>
       </w:r>
@@ -2373,18 +2373,18 @@
       <w:pPr>
         <w:spacing w:before="100" w:beforeAutospacing="1" w:after="100" w:afterAutospacing="1" w:line="240" w:lineRule="auto"/>
         <w:rPr>
-          <w:rFonts w:ascii="Times" w:eastAsia="SimSun" w:hAnsi="Times" w:cs="Times New Roman"/>
-        </w:rPr>
-      </w:pPr>
-      <w:r>
-        <w:rPr>
-          <w:rFonts w:ascii="Times" w:eastAsia="SimSun" w:hAnsi="Times" w:cs="Times New Roman"/>
+          <w:rFonts w:ascii="Times" w:eastAsia="宋体" w:hAnsi="Times" w:cs="Times New Roman"/>
+        </w:rPr>
+      </w:pPr>
+      <w:r>
+        <w:rPr>
+          <w:rFonts w:ascii="Times" w:eastAsia="宋体" w:hAnsi="Times" w:cs="Times New Roman"/>
         </w:rPr>
         <w:t>比如</w:t>
       </w:r>
       <w:r>
         <w:rPr>
-          <w:rFonts w:ascii="Times" w:eastAsia="SimSun" w:hAnsi="Times" w:cs="Times New Roman"/>
+          <w:rFonts w:ascii="Times" w:eastAsia="宋体" w:hAnsi="Times" w:cs="Times New Roman"/>
         </w:rPr>
         <w:t>FROM nvidia/cuda:11.0.3-cudnn8-devel-ubuntu20.04</w:t>
       </w:r>
@@ -2393,30 +2393,30 @@
       <w:pPr>
         <w:spacing w:before="100" w:beforeAutospacing="1" w:after="100" w:afterAutospacing="1" w:line="240" w:lineRule="auto"/>
         <w:rPr>
-          <w:rFonts w:ascii="Times" w:eastAsia="SimSun" w:hAnsi="Times" w:cs="Times New Roman"/>
-        </w:rPr>
-      </w:pPr>
-      <w:r>
-        <w:rPr>
-          <w:rFonts w:ascii="Times" w:eastAsia="SimSun" w:hAnsi="Times" w:cs="Times New Roman"/>
+          <w:rFonts w:ascii="Times" w:eastAsia="宋体" w:hAnsi="Times" w:cs="Times New Roman"/>
+        </w:rPr>
+      </w:pPr>
+      <w:r>
+        <w:rPr>
+          <w:rFonts w:ascii="Times" w:eastAsia="宋体" w:hAnsi="Times" w:cs="Times New Roman"/>
         </w:rPr>
         <w:t>然后去</w:t>
       </w:r>
       <w:r>
         <w:rPr>
-          <w:rFonts w:ascii="Times" w:eastAsia="SimSun" w:hAnsi="Times" w:cs="Times New Roman"/>
+          <w:rFonts w:ascii="Times" w:eastAsia="宋体" w:hAnsi="Times" w:cs="Times New Roman"/>
         </w:rPr>
         <w:t>wsl</w:t>
       </w:r>
       <w:r>
         <w:rPr>
-          <w:rFonts w:ascii="Times" w:eastAsia="SimSun" w:hAnsi="Times" w:cs="Times New Roman"/>
+          <w:rFonts w:ascii="Times" w:eastAsia="宋体" w:hAnsi="Times" w:cs="Times New Roman"/>
         </w:rPr>
         <w:t>里，</w:t>
       </w:r>
       <w:r>
         <w:rPr>
-          <w:rFonts w:ascii="Times" w:eastAsia="SimSun" w:hAnsi="Times" w:cs="Times New Roman"/>
+          <w:rFonts w:ascii="Times" w:eastAsia="宋体" w:hAnsi="Times" w:cs="Times New Roman"/>
           <w:b/>
           <w:bCs/>
         </w:rPr>
@@ -2424,7 +2424,7 @@
       </w:r>
       <w:r>
         <w:rPr>
-          <w:rFonts w:ascii="Times" w:eastAsia="SimSun" w:hAnsi="Times" w:cs="Times New Roman"/>
+          <w:rFonts w:ascii="Times" w:eastAsia="宋体" w:hAnsi="Times" w:cs="Times New Roman"/>
           <w:b/>
           <w:bCs/>
         </w:rPr>
@@ -2432,7 +2432,7 @@
       </w:r>
       <w:r>
         <w:rPr>
-          <w:rFonts w:ascii="Times" w:eastAsia="SimSun" w:hAnsi="Times" w:cs="Times New Roman"/>
+          <w:rFonts w:ascii="Times" w:eastAsia="宋体" w:hAnsi="Times" w:cs="Times New Roman"/>
         </w:rPr>
         <w:t>nvidia/cuda:11.0.3-cudnn8-devel-ubuntu20.04</w:t>
       </w:r>
@@ -2441,24 +2441,24 @@
       <w:pPr>
         <w:spacing w:before="100" w:beforeAutospacing="1" w:after="100" w:afterAutospacing="1" w:line="240" w:lineRule="auto"/>
         <w:rPr>
-          <w:rFonts w:ascii="Times" w:eastAsia="SimSun" w:hAnsi="Times" w:cs="Times New Roman"/>
-          <w:b/>
-          <w:bCs/>
-        </w:rPr>
-      </w:pPr>
-    </w:p>
-    <w:p>
-      <w:pPr>
-        <w:spacing w:before="100" w:beforeAutospacing="1" w:after="100" w:afterAutospacing="1" w:line="240" w:lineRule="auto"/>
-        <w:rPr>
-          <w:rFonts w:ascii="Times" w:eastAsia="SimSun" w:hAnsi="Times" w:cs="SimSun"/>
-          <w:b/>
-          <w:bCs/>
-        </w:rPr>
-      </w:pPr>
-      <w:r>
-        <w:rPr>
-          <w:rFonts w:ascii="Times" w:eastAsia="SimSun" w:hAnsi="Times" w:cs="SimSun"/>
+          <w:rFonts w:ascii="Times" w:eastAsia="宋体" w:hAnsi="Times" w:cs="Times New Roman"/>
+          <w:b/>
+          <w:bCs/>
+        </w:rPr>
+      </w:pPr>
+    </w:p>
+    <w:p>
+      <w:pPr>
+        <w:spacing w:before="100" w:beforeAutospacing="1" w:after="100" w:afterAutospacing="1" w:line="240" w:lineRule="auto"/>
+        <w:rPr>
+          <w:rFonts w:ascii="Times" w:eastAsia="宋体" w:hAnsi="Times" w:cs="宋体"/>
+          <w:b/>
+          <w:bCs/>
+        </w:rPr>
+      </w:pPr>
+      <w:r>
+        <w:rPr>
+          <w:rFonts w:ascii="Times" w:eastAsia="宋体" w:hAnsi="Times" w:cs="宋体"/>
           <w:b/>
           <w:bCs/>
         </w:rPr>
@@ -2467,7 +2467,7 @@
       </w:r>
       <w:r>
         <w:rPr>
-          <w:rFonts w:ascii="Times" w:eastAsia="SimSun" w:hAnsi="Times" w:cs="SimSun"/>
+          <w:rFonts w:ascii="Times" w:eastAsia="宋体" w:hAnsi="Times" w:cs="宋体"/>
           <w:b/>
           <w:bCs/>
         </w:rPr>
@@ -2475,7 +2475,7 @@
       </w:r>
       <w:r>
         <w:rPr>
-          <w:rFonts w:ascii="Times" w:eastAsia="SimSun" w:hAnsi="Times" w:cs="SimSun"/>
+          <w:rFonts w:ascii="Times" w:eastAsia="宋体" w:hAnsi="Times" w:cs="宋体"/>
           <w:b/>
           <w:bCs/>
         </w:rPr>
@@ -2483,7 +2483,7 @@
       </w:r>
       <w:r>
         <w:rPr>
-          <w:rFonts w:ascii="Times" w:eastAsia="SimSun" w:hAnsi="Times" w:cs="SimSun"/>
+          <w:rFonts w:ascii="Times" w:eastAsia="宋体" w:hAnsi="Times" w:cs="宋体"/>
           <w:b/>
           <w:bCs/>
         </w:rPr>
@@ -2491,7 +2491,7 @@
       </w:r>
       <w:r>
         <w:rPr>
-          <w:rFonts w:ascii="Times" w:eastAsia="SimSun" w:hAnsi="Times" w:cs="SimSun"/>
+          <w:rFonts w:ascii="Times" w:eastAsia="宋体" w:hAnsi="Times" w:cs="宋体"/>
           <w:b/>
           <w:bCs/>
         </w:rPr>
@@ -2499,7 +2499,7 @@
       </w:r>
       <w:r>
         <w:rPr>
-          <w:rFonts w:ascii="Times" w:eastAsia="SimSun" w:hAnsi="Times" w:cs="SimSun" w:hint="eastAsia"/>
+          <w:rFonts w:ascii="Times" w:eastAsia="宋体" w:hAnsi="Times" w:cs="宋体" w:hint="eastAsia"/>
           <w:b/>
           <w:bCs/>
         </w:rPr>
@@ -2510,14 +2510,14 @@
       <w:pPr>
         <w:spacing w:before="100" w:beforeAutospacing="1" w:after="100" w:afterAutospacing="1" w:line="240" w:lineRule="auto"/>
         <w:rPr>
-          <w:rFonts w:ascii="Times" w:eastAsia="SimSun" w:hAnsi="Times" w:cs="SimSun"/>
-          <w:b/>
-          <w:bCs/>
-        </w:rPr>
-      </w:pPr>
-      <w:r>
-        <w:rPr>
-          <w:rFonts w:ascii="Times" w:eastAsia="SimSun" w:hAnsi="Times" w:cs="SimSun" w:hint="eastAsia"/>
+          <w:rFonts w:ascii="Times" w:eastAsia="宋体" w:hAnsi="Times" w:cs="宋体"/>
+          <w:b/>
+          <w:bCs/>
+        </w:rPr>
+      </w:pPr>
+      <w:r>
+        <w:rPr>
+          <w:rFonts w:ascii="Times" w:eastAsia="宋体" w:hAnsi="Times" w:cs="宋体" w:hint="eastAsia"/>
           <w:b/>
           <w:bCs/>
         </w:rPr>
@@ -2525,7 +2525,7 @@
       </w:r>
       <w:r>
         <w:rPr>
-          <w:rFonts w:ascii="Times" w:eastAsia="SimSun" w:hAnsi="Times" w:cs="SimSun" w:hint="eastAsia"/>
+          <w:rFonts w:ascii="Times" w:eastAsia="宋体" w:hAnsi="Times" w:cs="宋体" w:hint="eastAsia"/>
           <w:b/>
           <w:bCs/>
         </w:rPr>
@@ -2533,7 +2533,7 @@
       </w:r>
       <w:r>
         <w:rPr>
-          <w:rFonts w:ascii="Times" w:eastAsia="SimSun" w:hAnsi="Times" w:cs="SimSun" w:hint="eastAsia"/>
+          <w:rFonts w:ascii="Times" w:eastAsia="宋体" w:hAnsi="Times" w:cs="宋体" w:hint="eastAsia"/>
           <w:b/>
           <w:bCs/>
         </w:rPr>
@@ -2541,7 +2541,7 @@
       </w:r>
       <w:r>
         <w:rPr>
-          <w:rFonts w:ascii="Times" w:eastAsia="SimSun" w:hAnsi="Times" w:cs="SimSun" w:hint="eastAsia"/>
+          <w:rFonts w:ascii="Times" w:eastAsia="宋体" w:hAnsi="Times" w:cs="宋体" w:hint="eastAsia"/>
           <w:b/>
           <w:bCs/>
         </w:rPr>
@@ -2549,7 +2549,7 @@
       </w:r>
       <w:r>
         <w:rPr>
-          <w:rFonts w:ascii="Times" w:eastAsia="SimSun" w:hAnsi="Times" w:cs="SimSun" w:hint="eastAsia"/>
+          <w:rFonts w:ascii="Times" w:eastAsia="宋体" w:hAnsi="Times" w:cs="宋体" w:hint="eastAsia"/>
           <w:b/>
           <w:bCs/>
         </w:rPr>
@@ -2560,40 +2560,40 @@
       <w:pPr>
         <w:spacing w:before="100" w:beforeAutospacing="1" w:after="100" w:afterAutospacing="1" w:line="240" w:lineRule="auto"/>
         <w:rPr>
-          <w:rFonts w:ascii="Times" w:eastAsia="SimSun" w:hAnsi="Times" w:cs="SimSun"/>
-        </w:rPr>
-      </w:pPr>
-    </w:p>
-    <w:p>
-      <w:pPr>
-        <w:spacing w:before="100" w:beforeAutospacing="1" w:after="100" w:afterAutospacing="1" w:line="240" w:lineRule="auto"/>
-        <w:rPr>
-          <w:rFonts w:ascii="Times" w:eastAsia="SimSun" w:hAnsi="Times" w:cs="SimSun"/>
-          <w:b/>
-          <w:bCs/>
-        </w:rPr>
-      </w:pPr>
-      <w:r>
-        <w:rPr>
-          <w:rFonts w:ascii="Times" w:eastAsia="SimSun" w:hAnsi="Times" w:cs="SimSun" w:hint="eastAsia"/>
+          <w:rFonts w:ascii="Times" w:eastAsia="宋体" w:hAnsi="Times" w:cs="宋体"/>
+        </w:rPr>
+      </w:pPr>
+    </w:p>
+    <w:p>
+      <w:pPr>
+        <w:spacing w:before="100" w:beforeAutospacing="1" w:after="100" w:afterAutospacing="1" w:line="240" w:lineRule="auto"/>
+        <w:rPr>
+          <w:rFonts w:ascii="Times" w:eastAsia="宋体" w:hAnsi="Times" w:cs="宋体"/>
+          <w:b/>
+          <w:bCs/>
+        </w:rPr>
+      </w:pPr>
+      <w:r>
+        <w:rPr>
+          <w:rFonts w:ascii="Times" w:eastAsia="宋体" w:hAnsi="Times" w:cs="宋体" w:hint="eastAsia"/>
         </w:rPr>
         <w:t xml:space="preserve">(2) </w:t>
       </w:r>
       <w:r>
         <w:rPr>
-          <w:rFonts w:ascii="Times" w:eastAsia="SimSun" w:hAnsi="Times" w:cs="SimSun" w:hint="eastAsia"/>
+          <w:rFonts w:ascii="Times" w:eastAsia="宋体" w:hAnsi="Times" w:cs="宋体" w:hint="eastAsia"/>
         </w:rPr>
         <w:t>接下来，再在</w:t>
       </w:r>
       <w:r>
         <w:rPr>
-          <w:rFonts w:ascii="Times" w:eastAsia="SimSun" w:hAnsi="Times" w:cs="SimSun" w:hint="eastAsia"/>
+          <w:rFonts w:ascii="Times" w:eastAsia="宋体" w:hAnsi="Times" w:cs="宋体" w:hint="eastAsia"/>
         </w:rPr>
         <w:t>terminal</w:t>
       </w:r>
       <w:r>
         <w:rPr>
-          <w:rFonts w:ascii="Times" w:eastAsia="SimSun" w:hAnsi="Times" w:cs="SimSun"/>
+          <w:rFonts w:ascii="Times" w:eastAsia="宋体" w:hAnsi="Times" w:cs="宋体"/>
         </w:rPr>
         <w:t>输入</w:t>
       </w:r>
@@ -2607,7 +2607,7 @@
       </w:r>
       <w:r>
         <w:rPr>
-          <w:rFonts w:ascii="Times" w:eastAsia="SimSun" w:hAnsi="Times" w:cs="SimSun"/>
+          <w:rFonts w:ascii="Times" w:eastAsia="宋体" w:hAnsi="Times" w:cs="宋体"/>
           <w:b/>
           <w:bCs/>
         </w:rPr>
@@ -2615,7 +2615,7 @@
       </w:r>
       <w:r>
         <w:rPr>
-          <w:rFonts w:ascii="Times" w:eastAsia="SimSun" w:hAnsi="Times" w:cs="SimSun"/>
+          <w:rFonts w:ascii="Times" w:eastAsia="宋体" w:hAnsi="Times" w:cs="宋体"/>
           <w:b/>
           <w:bCs/>
         </w:rPr>
@@ -2623,7 +2623,7 @@
       </w:r>
       <w:r>
         <w:rPr>
-          <w:rFonts w:ascii="Times" w:eastAsia="SimSun" w:hAnsi="Times" w:cs="SimSun"/>
+          <w:rFonts w:ascii="Times" w:eastAsia="宋体" w:hAnsi="Times" w:cs="宋体"/>
           <w:b/>
           <w:bCs/>
         </w:rPr>
@@ -2631,7 +2631,7 @@
       </w:r>
       <w:r>
         <w:rPr>
-          <w:rFonts w:ascii="Times" w:eastAsia="SimSun" w:hAnsi="Times" w:cs="SimSun"/>
+          <w:rFonts w:ascii="Times" w:eastAsia="宋体" w:hAnsi="Times" w:cs="宋体"/>
           <w:b/>
           <w:bCs/>
         </w:rPr>
@@ -2639,7 +2639,7 @@
       </w:r>
       <w:r>
         <w:rPr>
-          <w:rFonts w:ascii="Times" w:eastAsia="SimSun" w:hAnsi="Times" w:cs="SimSun"/>
+          <w:rFonts w:ascii="Times" w:eastAsia="宋体" w:hAnsi="Times" w:cs="宋体"/>
           <w:b/>
           <w:bCs/>
         </w:rPr>
@@ -2647,7 +2647,7 @@
       </w:r>
       <w:r>
         <w:rPr>
-          <w:rFonts w:ascii="Times" w:eastAsia="SimSun" w:hAnsi="Times" w:cs="SimSun"/>
+          <w:rFonts w:ascii="Times" w:eastAsia="宋体" w:hAnsi="Times" w:cs="宋体"/>
           <w:b/>
           <w:bCs/>
         </w:rPr>
@@ -2655,7 +2655,7 @@
       </w:r>
       <w:r>
         <w:rPr>
-          <w:rFonts w:ascii="Times" w:eastAsia="SimSun" w:hAnsi="Times" w:cs="SimSun"/>
+          <w:rFonts w:ascii="Times" w:eastAsia="宋体" w:hAnsi="Times" w:cs="宋体"/>
           <w:b/>
           <w:bCs/>
         </w:rPr>
@@ -2663,7 +2663,7 @@
       </w:r>
       <w:r>
         <w:rPr>
-          <w:rFonts w:ascii="Times" w:eastAsia="SimSun" w:hAnsi="Times" w:cs="SimSun"/>
+          <w:rFonts w:ascii="Times" w:eastAsia="宋体" w:hAnsi="Times" w:cs="宋体"/>
           <w:b/>
           <w:bCs/>
         </w:rPr>
@@ -2671,7 +2671,7 @@
       </w:r>
       <w:r>
         <w:rPr>
-          <w:rFonts w:ascii="Times" w:eastAsia="SimSun" w:hAnsi="Times" w:cs="SimSun"/>
+          <w:rFonts w:ascii="Times" w:eastAsia="宋体" w:hAnsi="Times" w:cs="宋体"/>
           <w:b/>
           <w:bCs/>
         </w:rPr>
@@ -2682,20 +2682,20 @@
       <w:pPr>
         <w:spacing w:before="100" w:beforeAutospacing="1" w:after="100" w:afterAutospacing="1" w:line="240" w:lineRule="auto"/>
         <w:rPr>
-          <w:rFonts w:ascii="Times" w:eastAsia="SimSun" w:hAnsi="Times" w:cs="SimSun"/>
-          <w:b/>
-          <w:bCs/>
-        </w:rPr>
-      </w:pPr>
-      <w:r>
-        <w:rPr>
-          <w:rFonts w:ascii="Times" w:eastAsia="SimSun" w:hAnsi="Times" w:cs="SimSun" w:hint="eastAsia"/>
+          <w:rFonts w:ascii="Times" w:eastAsia="宋体" w:hAnsi="Times" w:cs="宋体"/>
+          <w:b/>
+          <w:bCs/>
+        </w:rPr>
+      </w:pPr>
+      <w:r>
+        <w:rPr>
+          <w:rFonts w:ascii="Times" w:eastAsia="宋体" w:hAnsi="Times" w:cs="宋体" w:hint="eastAsia"/>
         </w:rPr>
         <w:t>其中</w:t>
       </w:r>
       <w:r>
         <w:rPr>
-          <w:rFonts w:ascii="Times" w:eastAsia="SimSun" w:hAnsi="Times" w:cs="SimSun" w:hint="eastAsia"/>
+          <w:rFonts w:ascii="Times" w:eastAsia="宋体" w:hAnsi="Times" w:cs="宋体" w:hint="eastAsia"/>
           <w:b/>
           <w:bCs/>
         </w:rPr>
@@ -2703,7 +2703,7 @@
       </w:r>
       <w:r>
         <w:rPr>
-          <w:rFonts w:ascii="Times" w:eastAsia="SimSun" w:hAnsi="Times" w:cs="SimSun"/>
+          <w:rFonts w:ascii="Times" w:eastAsia="宋体" w:hAnsi="Times" w:cs="宋体"/>
           <w:b/>
           <w:bCs/>
         </w:rPr>
@@ -2711,7 +2711,7 @@
       </w:r>
       <w:r>
         <w:rPr>
-          <w:rFonts w:ascii="Times" w:eastAsia="SimSun" w:hAnsi="Times" w:cs="SimSun" w:hint="eastAsia"/>
+          <w:rFonts w:ascii="Times" w:eastAsia="宋体" w:hAnsi="Times" w:cs="宋体" w:hint="eastAsia"/>
           <w:b/>
           <w:bCs/>
         </w:rPr>
@@ -2719,7 +2719,7 @@
       </w:r>
       <w:r>
         <w:rPr>
-          <w:rFonts w:ascii="Times" w:eastAsia="SimSun" w:hAnsi="Times" w:cs="SimSun" w:hint="eastAsia"/>
+          <w:rFonts w:ascii="Times" w:eastAsia="宋体" w:hAnsi="Times" w:cs="宋体" w:hint="eastAsia"/>
           <w:b/>
           <w:bCs/>
         </w:rPr>
@@ -2727,7 +2727,7 @@
       </w:r>
       <w:r>
         <w:rPr>
-          <w:rFonts w:ascii="Times" w:eastAsia="SimSun" w:hAnsi="Times" w:cs="SimSun" w:hint="eastAsia"/>
+          <w:rFonts w:ascii="Times" w:eastAsia="宋体" w:hAnsi="Times" w:cs="宋体" w:hint="eastAsia"/>
           <w:b/>
           <w:bCs/>
         </w:rPr>
@@ -2738,78 +2738,78 @@
       <w:pPr>
         <w:spacing w:before="100" w:beforeAutospacing="1" w:after="100" w:afterAutospacing="1" w:line="240" w:lineRule="auto"/>
         <w:rPr>
-          <w:rFonts w:ascii="Times" w:eastAsia="SimSun" w:hAnsi="Times" w:cs="SimSun"/>
-        </w:rPr>
-      </w:pPr>
-      <w:r>
-        <w:rPr>
-          <w:rFonts w:ascii="Times" w:eastAsia="SimSun" w:hAnsi="Times" w:cs="SimSun"/>
+          <w:rFonts w:ascii="Times" w:eastAsia="宋体" w:hAnsi="Times" w:cs="宋体"/>
+        </w:rPr>
+      </w:pPr>
+      <w:r>
+        <w:rPr>
+          <w:rFonts w:ascii="Times" w:eastAsia="宋体" w:hAnsi="Times" w:cs="宋体"/>
         </w:rPr>
         <w:t>等运行结束，</w:t>
       </w:r>
       <w:r>
         <w:rPr>
-          <w:rFonts w:ascii="Times" w:eastAsia="SimSun" w:hAnsi="Times" w:cs="SimSun" w:hint="eastAsia"/>
+          <w:rFonts w:ascii="Times" w:eastAsia="宋体" w:hAnsi="Times" w:cs="宋体" w:hint="eastAsia"/>
         </w:rPr>
         <w:t>在</w:t>
       </w:r>
       <w:r>
         <w:rPr>
-          <w:rFonts w:ascii="Times" w:eastAsia="SimSun" w:hAnsi="Times" w:cs="SimSun" w:hint="eastAsia"/>
+          <w:rFonts w:ascii="Times" w:eastAsia="宋体" w:hAnsi="Times" w:cs="宋体" w:hint="eastAsia"/>
         </w:rPr>
         <w:t>terminal</w:t>
       </w:r>
       <w:r>
         <w:rPr>
-          <w:rFonts w:ascii="Times" w:eastAsia="SimSun" w:hAnsi="Times" w:cs="SimSun"/>
+          <w:rFonts w:ascii="Times" w:eastAsia="宋体" w:hAnsi="Times" w:cs="宋体"/>
         </w:rPr>
         <w:t>输入</w:t>
       </w:r>
       <w:r>
         <w:rPr>
-          <w:rFonts w:ascii="Times" w:eastAsia="SimSun" w:hAnsi="Times" w:cs="SimSun"/>
+          <w:rFonts w:ascii="Times" w:eastAsia="宋体" w:hAnsi="Times" w:cs="宋体"/>
         </w:rPr>
         <w:t>sudo docker image ls,</w:t>
       </w:r>
       <w:r>
         <w:rPr>
-          <w:rFonts w:ascii="Times" w:eastAsia="SimSun" w:hAnsi="Times" w:cs="SimSun"/>
+          <w:rFonts w:ascii="Times" w:eastAsia="宋体" w:hAnsi="Times" w:cs="宋体"/>
         </w:rPr>
         <w:t>看到有一个</w:t>
       </w:r>
       <w:r>
         <w:rPr>
-          <w:rFonts w:ascii="Times" w:eastAsia="SimSun" w:hAnsi="Times" w:cs="SimSun"/>
+          <w:rFonts w:ascii="Times" w:eastAsia="宋体" w:hAnsi="Times" w:cs="宋体"/>
         </w:rPr>
         <w:t>image</w:t>
       </w:r>
       <w:r>
         <w:rPr>
-          <w:rFonts w:ascii="Times" w:eastAsia="SimSun" w:hAnsi="Times" w:cs="SimSun"/>
+          <w:rFonts w:ascii="Times" w:eastAsia="宋体" w:hAnsi="Times" w:cs="宋体"/>
         </w:rPr>
         <w:t>的名字是</w:t>
       </w:r>
       <w:r>
         <w:rPr>
-          <w:rFonts w:ascii="Times" w:eastAsia="SimSun" w:hAnsi="Times" w:cs="SimSun"/>
+          <w:rFonts w:ascii="Times" w:eastAsia="宋体" w:hAnsi="Times" w:cs="宋体"/>
         </w:rPr>
         <w:t>pytorch:3.0</w:t>
       </w:r>
       <w:r>
         <w:rPr>
-          <w:rFonts w:ascii="Times" w:eastAsia="SimSun" w:hAnsi="Times" w:cs="SimSun"/>
+          <w:rFonts w:ascii="Times" w:eastAsia="宋体" w:hAnsi="Times" w:cs="宋体"/>
         </w:rPr>
         <w:t>即表示</w:t>
       </w:r>
       <w:r>
         <w:rPr>
-          <w:rFonts w:ascii="Times" w:eastAsia="SimSun" w:hAnsi="Times" w:cs="SimSun"/>
+          <w:rFonts w:ascii="Times" w:eastAsia="宋体" w:hAnsi="Times" w:cs="宋体"/>
         </w:rPr>
         <w:t>docker image</w:t>
       </w:r>
       <w:r>
         <w:rPr>
-          <w:rFonts w:ascii="Times" w:eastAsia="SimSun" w:hAnsi="Times" w:cs="SimSun"/>
+          <w:rFonts w:ascii="Times" w:eastAsia="宋体" w:hAnsi="Times" w:cs="宋体"/>
         </w:rPr>
         <w:t>安装成功</w:t>
       </w:r>
@@ -2818,12 +2818,12 @@
       <w:pPr>
         <w:spacing w:before="100" w:beforeAutospacing="1" w:after="100" w:afterAutospacing="1" w:line="240" w:lineRule="auto"/>
         <w:rPr>
-          <w:rFonts w:ascii="Times" w:eastAsia="SimSun" w:hAnsi="Times" w:cs="SimSun"/>
-        </w:rPr>
-      </w:pPr>
-      <w:r>
-        <w:rPr>
-          <w:rFonts w:ascii="Times" w:eastAsia="SimSun" w:hAnsi="Times" w:cs="SimSun"/>
+          <w:rFonts w:ascii="Times" w:eastAsia="宋体" w:hAnsi="Times" w:cs="宋体"/>
+        </w:rPr>
+      </w:pPr>
+      <w:r>
+        <w:rPr>
+          <w:rFonts w:ascii="Times" w:eastAsia="宋体" w:hAnsi="Times" w:cs="宋体"/>
           <w:noProof/>
         </w:rPr>
         <w:drawing>
@@ -2873,14 +2873,14 @@
       <w:pPr>
         <w:spacing w:before="100" w:beforeAutospacing="1" w:after="100" w:afterAutospacing="1" w:line="240" w:lineRule="auto"/>
         <w:rPr>
-          <w:rFonts w:ascii="Times" w:eastAsia="SimSun" w:hAnsi="Times" w:cs="SimSun"/>
-          <w:b/>
-          <w:bCs/>
-        </w:rPr>
-      </w:pPr>
-      <w:r>
-        <w:rPr>
-          <w:rFonts w:ascii="Times" w:eastAsia="SimSun" w:hAnsi="Times" w:cs="SimSun" w:hint="eastAsia"/>
+          <w:rFonts w:ascii="Times" w:eastAsia="宋体" w:hAnsi="Times" w:cs="宋体"/>
+          <w:b/>
+          <w:bCs/>
+        </w:rPr>
+      </w:pPr>
+      <w:r>
+        <w:rPr>
+          <w:rFonts w:ascii="Times" w:eastAsia="宋体" w:hAnsi="Times" w:cs="宋体" w:hint="eastAsia"/>
           <w:b/>
           <w:bCs/>
         </w:rPr>
@@ -2891,7 +2891,7 @@
       <w:pPr>
         <w:spacing w:before="100" w:beforeAutospacing="1" w:after="100" w:afterAutospacing="1" w:line="240" w:lineRule="auto"/>
         <w:rPr>
-          <w:rFonts w:ascii="Times" w:eastAsia="SimSun" w:hAnsi="Times" w:cs="SimSun"/>
+          <w:rFonts w:ascii="Times" w:eastAsia="宋体" w:hAnsi="Times" w:cs="宋体"/>
         </w:rPr>
       </w:pPr>
     </w:p>
@@ -2922,7 +2922,7 @@
       </w:r>
       <w:r>
         <w:rPr>
-          <w:rFonts w:ascii="Times" w:eastAsia="SimSun" w:hAnsi="Times" w:cs="SimSun"/>
+          <w:rFonts w:ascii="Times" w:eastAsia="宋体" w:hAnsi="Times" w:cs="宋体"/>
           <w:b/>
           <w:bCs/>
         </w:rPr>
@@ -2930,7 +2930,7 @@
       </w:r>
       <w:r>
         <w:rPr>
-          <w:rFonts w:ascii="Times" w:eastAsia="SimSun" w:hAnsi="Times" w:cs="SimSun"/>
+          <w:rFonts w:ascii="Times" w:eastAsia="宋体" w:hAnsi="Times" w:cs="宋体"/>
           <w:b/>
           <w:bCs/>
         </w:rPr>
@@ -2946,25 +2946,25 @@
       </w:pPr>
       <w:r>
         <w:rPr>
-          <w:rFonts w:ascii="Times" w:eastAsia="SimSun" w:hAnsi="Times" w:cs="Times New Roman"/>
+          <w:rFonts w:ascii="Times" w:eastAsia="宋体" w:hAnsi="Times" w:cs="Times New Roman"/>
         </w:rPr>
         <w:t>在</w:t>
       </w:r>
       <w:r>
         <w:rPr>
-          <w:rFonts w:ascii="Times" w:eastAsia="SimSun" w:hAnsi="Times" w:cs="Times New Roman"/>
+          <w:rFonts w:ascii="Times" w:eastAsia="宋体" w:hAnsi="Times" w:cs="Times New Roman"/>
         </w:rPr>
         <w:t>wsl</w:t>
       </w:r>
       <w:r>
         <w:rPr>
-          <w:rFonts w:ascii="Times" w:eastAsia="SimSun" w:hAnsi="Times" w:cs="Times New Roman"/>
+          <w:rFonts w:ascii="Times" w:eastAsia="宋体" w:hAnsi="Times" w:cs="Times New Roman"/>
         </w:rPr>
         <w:t>里</w:t>
       </w:r>
       <w:r>
         <w:rPr>
-          <w:rFonts w:ascii="Times" w:eastAsia="SimSun" w:hAnsi="Times" w:cs="Times New Roman"/>
+          <w:rFonts w:ascii="Times" w:eastAsia="宋体" w:hAnsi="Times" w:cs="Times New Roman"/>
         </w:rPr>
         <w:t>运行：</w:t>
       </w:r>
@@ -2987,12 +2987,12 @@
       <w:pPr>
         <w:spacing w:before="100" w:beforeAutospacing="1" w:after="100" w:afterAutospacing="1" w:line="240" w:lineRule="auto"/>
         <w:rPr>
-          <w:rFonts w:ascii="Times" w:eastAsia="SimSun" w:hAnsi="Times" w:cs="SimSun"/>
-        </w:rPr>
-      </w:pPr>
-      <w:r>
-        <w:rPr>
-          <w:rFonts w:ascii="Times" w:eastAsia="SimSun" w:hAnsi="Times" w:cs="SimSun"/>
+          <w:rFonts w:ascii="Times" w:eastAsia="宋体" w:hAnsi="Times" w:cs="宋体"/>
+        </w:rPr>
+      </w:pPr>
+      <w:r>
+        <w:rPr>
+          <w:rFonts w:ascii="Times" w:eastAsia="宋体" w:hAnsi="Times" w:cs="宋体"/>
         </w:rPr>
         <w:t>出现以下结果则表示安装成功</w:t>
       </w:r>
@@ -3001,14 +3001,14 @@
       <w:pPr>
         <w:spacing w:before="100" w:beforeAutospacing="1" w:after="100" w:afterAutospacing="1" w:line="240" w:lineRule="auto"/>
         <w:rPr>
-          <w:rFonts w:ascii="Times" w:eastAsia="SimSun" w:hAnsi="Times" w:cs="SimSun"/>
-          <w:b/>
-          <w:bCs/>
-        </w:rPr>
-      </w:pPr>
-      <w:r>
-        <w:rPr>
-          <w:rFonts w:ascii="Times" w:eastAsia="SimSun" w:hAnsi="Times" w:cs="SimSun" w:hint="eastAsia"/>
+          <w:rFonts w:ascii="Times" w:eastAsia="宋体" w:hAnsi="Times" w:cs="宋体"/>
+          <w:b/>
+          <w:bCs/>
+        </w:rPr>
+      </w:pPr>
+      <w:r>
+        <w:rPr>
+          <w:rFonts w:ascii="Times" w:eastAsia="宋体" w:hAnsi="Times" w:cs="宋体" w:hint="eastAsia"/>
           <w:b/>
           <w:bCs/>
         </w:rPr>
@@ -3016,7 +3016,7 @@
       </w:r>
       <w:r>
         <w:rPr>
-          <w:rFonts w:ascii="Times" w:eastAsia="SimSun" w:hAnsi="Times" w:cs="SimSun" w:hint="eastAsia"/>
+          <w:rFonts w:ascii="Times" w:eastAsia="宋体" w:hAnsi="Times" w:cs="宋体" w:hint="eastAsia"/>
           <w:b/>
           <w:bCs/>
         </w:rPr>
@@ -3024,7 +3024,7 @@
       </w:r>
       <w:r>
         <w:rPr>
-          <w:rFonts w:ascii="Times" w:eastAsia="SimSun" w:hAnsi="Times" w:cs="SimSun" w:hint="eastAsia"/>
+          <w:rFonts w:ascii="Times" w:eastAsia="宋体" w:hAnsi="Times" w:cs="宋体" w:hint="eastAsia"/>
           <w:b/>
           <w:bCs/>
         </w:rPr>
@@ -3090,36 +3090,36 @@
       <w:pPr>
         <w:spacing w:before="100" w:beforeAutospacing="1" w:after="100" w:afterAutospacing="1" w:line="240" w:lineRule="auto"/>
         <w:rPr>
-          <w:rFonts w:ascii="Times" w:eastAsia="SimSun" w:hAnsi="Times" w:cs="SimSun"/>
-        </w:rPr>
-      </w:pPr>
-      <w:r>
-        <w:rPr>
-          <w:rFonts w:ascii="Times" w:eastAsia="SimSun" w:hAnsi="Times" w:cs="SimSun"/>
+          <w:rFonts w:ascii="Times" w:eastAsia="宋体" w:hAnsi="Times" w:cs="宋体"/>
+        </w:rPr>
+      </w:pPr>
+      <w:r>
+        <w:rPr>
+          <w:rFonts w:ascii="Times" w:eastAsia="宋体" w:hAnsi="Times" w:cs="宋体"/>
         </w:rPr>
         <w:t>可以用</w:t>
       </w:r>
       <w:r>
         <w:rPr>
-          <w:rFonts w:ascii="Times" w:eastAsia="SimSun" w:hAnsi="Times" w:cs="SimSun"/>
+          <w:rFonts w:ascii="Times" w:eastAsia="宋体" w:hAnsi="Times" w:cs="宋体"/>
         </w:rPr>
         <w:t>docker container ls</w:t>
       </w:r>
       <w:r>
         <w:rPr>
-          <w:rFonts w:ascii="Times" w:eastAsia="SimSun" w:hAnsi="Times" w:cs="SimSun"/>
+          <w:rFonts w:ascii="Times" w:eastAsia="宋体" w:hAnsi="Times" w:cs="宋体"/>
         </w:rPr>
         <w:t>来确认你已经创建好了</w:t>
       </w:r>
       <w:r>
         <w:rPr>
-          <w:rFonts w:ascii="Times" w:eastAsia="SimSun" w:hAnsi="Times" w:cs="SimSun"/>
+          <w:rFonts w:ascii="Times" w:eastAsia="宋体" w:hAnsi="Times" w:cs="宋体"/>
         </w:rPr>
         <w:t>docker container</w:t>
       </w:r>
       <w:r>
         <w:rPr>
-          <w:rFonts w:ascii="Times" w:eastAsia="SimSun" w:hAnsi="Times" w:cs="SimSun"/>
+          <w:rFonts w:ascii="Times" w:eastAsia="宋体" w:hAnsi="Times" w:cs="宋体"/>
         </w:rPr>
         <w:t>：</w:t>
       </w:r>
@@ -3128,12 +3128,12 @@
       <w:pPr>
         <w:spacing w:before="100" w:beforeAutospacing="1" w:after="100" w:afterAutospacing="1" w:line="240" w:lineRule="auto"/>
         <w:rPr>
-          <w:rFonts w:ascii="Times" w:eastAsia="SimSun" w:hAnsi="Times" w:cs="SimSun"/>
-        </w:rPr>
-      </w:pPr>
-      <w:r>
-        <w:rPr>
-          <w:rFonts w:ascii="Times" w:eastAsia="SimSun" w:hAnsi="Times" w:cs="SimSun"/>
+          <w:rFonts w:ascii="Times" w:eastAsia="宋体" w:hAnsi="Times" w:cs="宋体"/>
+        </w:rPr>
+      </w:pPr>
+      <w:r>
+        <w:rPr>
+          <w:rFonts w:ascii="Times" w:eastAsia="宋体" w:hAnsi="Times" w:cs="宋体"/>
           <w:noProof/>
         </w:rPr>
         <w:drawing>
@@ -3183,12 +3183,12 @@
       <w:pPr>
         <w:spacing w:before="100" w:beforeAutospacing="1" w:after="100" w:afterAutospacing="1" w:line="240" w:lineRule="auto"/>
         <w:rPr>
-          <w:rFonts w:ascii="Times" w:eastAsia="SimSun" w:hAnsi="Times" w:cs="SimSun"/>
-        </w:rPr>
-      </w:pPr>
-      <w:r>
-        <w:rPr>
-          <w:rFonts w:ascii="Times" w:eastAsia="SimSun" w:hAnsi="Times" w:cs="SimSun"/>
+          <w:rFonts w:ascii="Times" w:eastAsia="宋体" w:hAnsi="Times" w:cs="宋体"/>
+        </w:rPr>
+      </w:pPr>
+      <w:r>
+        <w:rPr>
+          <w:rFonts w:ascii="Times" w:eastAsia="宋体" w:hAnsi="Times" w:cs="宋体"/>
           <w:b/>
           <w:bCs/>
         </w:rPr>
@@ -3196,7 +3196,7 @@
       </w:r>
       <w:r>
         <w:rPr>
-          <w:rFonts w:ascii="Times" w:eastAsia="SimSun" w:hAnsi="Times" w:cs="SimSun"/>
+          <w:rFonts w:ascii="Times" w:eastAsia="宋体" w:hAnsi="Times" w:cs="宋体"/>
           <w:b/>
           <w:bCs/>
         </w:rPr>
@@ -3204,7 +3204,7 @@
       </w:r>
       <w:r>
         <w:rPr>
-          <w:rFonts w:ascii="Times" w:eastAsia="SimSun" w:hAnsi="Times" w:cs="SimSun"/>
+          <w:rFonts w:ascii="Times" w:eastAsia="宋体" w:hAnsi="Times" w:cs="宋体"/>
           <w:b/>
           <w:bCs/>
         </w:rPr>
@@ -3212,7 +3212,7 @@
       </w:r>
       <w:r>
         <w:rPr>
-          <w:rFonts w:ascii="Times" w:eastAsia="SimSun" w:hAnsi="Times" w:cs="SimSun"/>
+          <w:rFonts w:ascii="Times" w:eastAsia="宋体" w:hAnsi="Times" w:cs="宋体"/>
           <w:b/>
           <w:bCs/>
         </w:rPr>
@@ -3220,7 +3220,7 @@
       </w:r>
       <w:r>
         <w:rPr>
-          <w:rFonts w:ascii="Times" w:eastAsia="SimSun" w:hAnsi="Times" w:cs="SimSun"/>
+          <w:rFonts w:ascii="Times" w:eastAsia="宋体" w:hAnsi="Times" w:cs="宋体"/>
           <w:b/>
           <w:bCs/>
         </w:rPr>
@@ -3228,7 +3228,7 @@
       </w:r>
       <w:r>
         <w:rPr>
-          <w:rFonts w:ascii="Times" w:eastAsia="SimSun" w:hAnsi="Times" w:cs="SimSun"/>
+          <w:rFonts w:ascii="Times" w:eastAsia="宋体" w:hAnsi="Times" w:cs="宋体"/>
           <w:b/>
           <w:bCs/>
         </w:rPr>
@@ -3236,7 +3236,7 @@
       </w:r>
       <w:r>
         <w:rPr>
-          <w:rFonts w:ascii="Times" w:eastAsia="SimSun" w:hAnsi="Times" w:cs="SimSun"/>
+          <w:rFonts w:ascii="Times" w:eastAsia="宋体" w:hAnsi="Times" w:cs="宋体"/>
           <w:b/>
           <w:bCs/>
         </w:rPr>
@@ -3244,7 +3244,7 @@
       </w:r>
       <w:r>
         <w:rPr>
-          <w:rFonts w:ascii="Times" w:eastAsia="SimSun" w:hAnsi="Times" w:cs="SimSun"/>
+          <w:rFonts w:ascii="Times" w:eastAsia="宋体" w:hAnsi="Times" w:cs="宋体"/>
           <w:b/>
           <w:bCs/>
         </w:rPr>
@@ -3252,7 +3252,7 @@
       </w:r>
       <w:r>
         <w:rPr>
-          <w:rFonts w:ascii="Times" w:eastAsia="SimSun" w:hAnsi="Times" w:cs="SimSun" w:hint="eastAsia"/>
+          <w:rFonts w:ascii="Times" w:eastAsia="宋体" w:hAnsi="Times" w:cs="宋体" w:hint="eastAsia"/>
           <w:b/>
           <w:bCs/>
         </w:rPr>
@@ -3260,49 +3260,49 @@
       </w:r>
       <w:r>
         <w:rPr>
-          <w:rFonts w:ascii="Times" w:eastAsia="SimSun" w:hAnsi="Times" w:cs="SimSun" w:hint="eastAsia"/>
+          <w:rFonts w:ascii="Times" w:eastAsia="宋体" w:hAnsi="Times" w:cs="宋体" w:hint="eastAsia"/>
         </w:rPr>
         <w:t>名字可以在</w:t>
       </w:r>
       <w:r>
         <w:rPr>
-          <w:rFonts w:ascii="Times" w:eastAsia="SimSun" w:hAnsi="Times" w:cs="Times New Roman"/>
+          <w:rFonts w:ascii="Times" w:eastAsia="宋体" w:hAnsi="Times" w:cs="Times New Roman"/>
         </w:rPr>
         <w:t>D:/</w:t>
       </w:r>
       <w:r>
         <w:rPr>
-          <w:rFonts w:ascii="Times" w:eastAsia="SimSun" w:hAnsi="Times" w:cs="Times New Roman"/>
+          <w:rFonts w:ascii="Times" w:eastAsia="宋体" w:hAnsi="Times" w:cs="Times New Roman"/>
         </w:rPr>
         <w:t>Standard_</w:t>
       </w:r>
       <w:r>
         <w:rPr>
-          <w:rFonts w:ascii="Times" w:eastAsia="SimSun" w:hAnsi="Times" w:cs="Times New Roman"/>
+          <w:rFonts w:ascii="Times" w:eastAsia="宋体" w:hAnsi="Times" w:cs="Times New Roman"/>
         </w:rPr>
         <w:t>docker</w:t>
       </w:r>
       <w:r>
         <w:rPr>
-          <w:rFonts w:ascii="Times" w:eastAsia="SimSun" w:hAnsi="Times" w:cs="Times New Roman"/>
+          <w:rFonts w:ascii="Times" w:eastAsia="宋体" w:hAnsi="Times" w:cs="Times New Roman"/>
         </w:rPr>
         <w:t>s</w:t>
       </w:r>
       <w:r>
         <w:rPr>
-          <w:rFonts w:ascii="Times" w:eastAsia="SimSun" w:hAnsi="Times" w:cs="Times New Roman"/>
+          <w:rFonts w:ascii="Times" w:eastAsia="宋体" w:hAnsi="Times" w:cs="Times New Roman"/>
         </w:rPr>
         <w:t>/docker_pytorch/</w:t>
       </w:r>
       <w:r>
         <w:rPr>
-          <w:rFonts w:ascii="Times" w:eastAsia="SimSun" w:hAnsi="Times" w:cs="Times New Roman" w:hint="eastAsia"/>
+          <w:rFonts w:ascii="Times" w:eastAsia="宋体" w:hAnsi="Times" w:cs="Times New Roman" w:hint="eastAsia"/>
         </w:rPr>
         <w:t>run_jupyter.sh</w:t>
       </w:r>
       <w:r>
         <w:rPr>
-          <w:rFonts w:ascii="Times" w:eastAsia="SimSun" w:hAnsi="Times" w:cs="Times New Roman" w:hint="eastAsia"/>
+          <w:rFonts w:ascii="Times" w:eastAsia="宋体" w:hAnsi="Times" w:cs="Times New Roman" w:hint="eastAsia"/>
         </w:rPr>
         <w:t>里修改</w:t>
       </w:r>
@@ -3311,14 +3311,14 @@
       <w:pPr>
         <w:spacing w:before="100" w:beforeAutospacing="1" w:after="100" w:afterAutospacing="1" w:line="240" w:lineRule="auto"/>
         <w:rPr>
-          <w:rFonts w:ascii="Times" w:eastAsia="SimSun" w:hAnsi="Times" w:cs="SimSun"/>
-          <w:b/>
-          <w:bCs/>
-        </w:rPr>
-      </w:pPr>
-      <w:r>
-        <w:rPr>
-          <w:rFonts w:ascii="Times" w:eastAsia="SimSun" w:hAnsi="Times" w:cs="SimSun"/>
+          <w:rFonts w:ascii="Times" w:eastAsia="宋体" w:hAnsi="Times" w:cs="宋体"/>
+          <w:b/>
+          <w:bCs/>
+        </w:rPr>
+      </w:pPr>
+      <w:r>
+        <w:rPr>
+          <w:rFonts w:ascii="Times" w:eastAsia="宋体" w:hAnsi="Times" w:cs="宋体"/>
           <w:b/>
           <w:bCs/>
         </w:rPr>
@@ -3327,7 +3327,7 @@
       </w:r>
       <w:r>
         <w:rPr>
-          <w:rFonts w:ascii="Times" w:eastAsia="SimSun" w:hAnsi="Times" w:cs="SimSun"/>
+          <w:rFonts w:ascii="Times" w:eastAsia="宋体" w:hAnsi="Times" w:cs="宋体"/>
           <w:b/>
           <w:bCs/>
         </w:rPr>
@@ -3335,7 +3335,7 @@
       </w:r>
       <w:r>
         <w:rPr>
-          <w:rFonts w:ascii="Times" w:eastAsia="SimSun" w:hAnsi="Times" w:cs="SimSun"/>
+          <w:rFonts w:ascii="Times" w:eastAsia="宋体" w:hAnsi="Times" w:cs="宋体"/>
           <w:b/>
           <w:bCs/>
         </w:rPr>
@@ -3343,7 +3343,7 @@
       </w:r>
       <w:r>
         <w:rPr>
-          <w:rFonts w:ascii="Times" w:eastAsia="SimSun" w:hAnsi="Times" w:cs="SimSun"/>
+          <w:rFonts w:ascii="Times" w:eastAsia="宋体" w:hAnsi="Times" w:cs="宋体"/>
           <w:b/>
           <w:bCs/>
         </w:rPr>
@@ -3351,7 +3351,7 @@
       </w:r>
       <w:r>
         <w:rPr>
-          <w:rFonts w:ascii="Times" w:eastAsia="SimSun" w:hAnsi="Times" w:cs="SimSun"/>
+          <w:rFonts w:ascii="Times" w:eastAsia="宋体" w:hAnsi="Times" w:cs="宋体"/>
           <w:b/>
           <w:bCs/>
         </w:rPr>
@@ -3359,7 +3359,7 @@
       </w:r>
       <w:r>
         <w:rPr>
-          <w:rFonts w:ascii="Times" w:eastAsia="SimSun" w:hAnsi="Times" w:cs="SimSun" w:hint="eastAsia"/>
+          <w:rFonts w:ascii="Times" w:eastAsia="宋体" w:hAnsi="Times" w:cs="宋体" w:hint="eastAsia"/>
           <w:b/>
           <w:bCs/>
         </w:rPr>
@@ -3367,7 +3367,7 @@
       </w:r>
       <w:r>
         <w:rPr>
-          <w:rFonts w:ascii="Times" w:eastAsia="SimSun" w:hAnsi="Times" w:cs="SimSun"/>
+          <w:rFonts w:ascii="Times" w:eastAsia="宋体" w:hAnsi="Times" w:cs="宋体"/>
           <w:b/>
           <w:bCs/>
         </w:rPr>
@@ -3375,7 +3375,7 @@
       </w:r>
       <w:r>
         <w:rPr>
-          <w:rFonts w:ascii="Times" w:eastAsia="SimSun" w:hAnsi="Times" w:cs="SimSun"/>
+          <w:rFonts w:ascii="Times" w:eastAsia="宋体" w:hAnsi="Times" w:cs="宋体"/>
           <w:b/>
           <w:bCs/>
         </w:rPr>
@@ -3383,7 +3383,7 @@
       </w:r>
       <w:r>
         <w:rPr>
-          <w:rFonts w:ascii="Times" w:eastAsia="SimSun" w:hAnsi="Times" w:cs="SimSun"/>
+          <w:rFonts w:ascii="Times" w:eastAsia="宋体" w:hAnsi="Times" w:cs="宋体"/>
           <w:b/>
           <w:bCs/>
         </w:rPr>
@@ -3391,7 +3391,7 @@
       </w:r>
       <w:r>
         <w:rPr>
-          <w:rFonts w:ascii="Times" w:eastAsia="SimSun" w:hAnsi="Times" w:cs="SimSun"/>
+          <w:rFonts w:ascii="Times" w:eastAsia="宋体" w:hAnsi="Times" w:cs="宋体"/>
           <w:b/>
           <w:bCs/>
         </w:rPr>
@@ -3399,7 +3399,7 @@
       </w:r>
       <w:r>
         <w:rPr>
-          <w:rFonts w:ascii="Times" w:eastAsia="SimSun" w:hAnsi="Times" w:cs="SimSun"/>
+          <w:rFonts w:ascii="Times" w:eastAsia="宋体" w:hAnsi="Times" w:cs="宋体"/>
           <w:b/>
           <w:bCs/>
         </w:rPr>
@@ -3407,7 +3407,7 @@
       </w:r>
       <w:r>
         <w:rPr>
-          <w:rFonts w:ascii="Times" w:eastAsia="SimSun" w:hAnsi="Times" w:cs="SimSun"/>
+          <w:rFonts w:ascii="Times" w:eastAsia="宋体" w:hAnsi="Times" w:cs="宋体"/>
           <w:b/>
           <w:bCs/>
         </w:rPr>
@@ -3415,7 +3415,7 @@
       </w:r>
       <w:r>
         <w:rPr>
-          <w:rFonts w:ascii="Times" w:eastAsia="SimSun" w:hAnsi="Times" w:cs="SimSun"/>
+          <w:rFonts w:ascii="Times" w:eastAsia="宋体" w:hAnsi="Times" w:cs="宋体"/>
           <w:b/>
           <w:bCs/>
         </w:rPr>
@@ -3423,7 +3423,7 @@
       </w:r>
       <w:r>
         <w:rPr>
-          <w:rFonts w:ascii="Times" w:eastAsia="SimSun" w:hAnsi="Times" w:cs="SimSun"/>
+          <w:rFonts w:ascii="Times" w:eastAsia="宋体" w:hAnsi="Times" w:cs="宋体"/>
           <w:b/>
           <w:bCs/>
         </w:rPr>
@@ -3431,7 +3431,7 @@
       </w:r>
       <w:r>
         <w:rPr>
-          <w:rFonts w:ascii="Times" w:eastAsia="SimSun" w:hAnsi="Times" w:cs="SimSun"/>
+          <w:rFonts w:ascii="Times" w:eastAsia="宋体" w:hAnsi="Times" w:cs="宋体"/>
           <w:b/>
           <w:bCs/>
         </w:rPr>
@@ -3439,7 +3439,7 @@
       </w:r>
       <w:r>
         <w:rPr>
-          <w:rFonts w:ascii="Times" w:eastAsia="SimSun" w:hAnsi="Times" w:cs="SimSun" w:hint="eastAsia"/>
+          <w:rFonts w:ascii="Times" w:eastAsia="宋体" w:hAnsi="Times" w:cs="宋体" w:hint="eastAsia"/>
           <w:b/>
           <w:bCs/>
         </w:rPr>
@@ -3483,7 +3483,7 @@
       </w:r>
       <w:r>
         <w:rPr>
-          <w:rFonts w:ascii="Times" w:eastAsia="SimSun" w:hAnsi="Times" w:cs="SimSun"/>
+          <w:rFonts w:ascii="Times" w:eastAsia="宋体" w:hAnsi="Times" w:cs="宋体"/>
           <w:b/>
           <w:bCs/>
         </w:rPr>
@@ -3491,7 +3491,7 @@
       </w:r>
       <w:r>
         <w:rPr>
-          <w:rFonts w:ascii="Times" w:eastAsia="SimSun" w:hAnsi="Times" w:cs="SimSun"/>
+          <w:rFonts w:ascii="Times" w:eastAsia="宋体" w:hAnsi="Times" w:cs="宋体"/>
           <w:b/>
           <w:bCs/>
         </w:rPr>
@@ -3502,18 +3502,18 @@
       <w:pPr>
         <w:spacing w:before="100" w:beforeAutospacing="1" w:after="100" w:afterAutospacing="1" w:line="240" w:lineRule="auto"/>
         <w:rPr>
-          <w:rFonts w:ascii="Times" w:eastAsia="SimSun" w:hAnsi="Times" w:cs="Times New Roman"/>
-        </w:rPr>
-      </w:pPr>
-      <w:r>
-        <w:rPr>
-          <w:rFonts w:ascii="Times" w:eastAsia="SimSun" w:hAnsi="Times" w:cs="Times New Roman"/>
+          <w:rFonts w:ascii="Times" w:eastAsia="宋体" w:hAnsi="Times" w:cs="Times New Roman"/>
+        </w:rPr>
+      </w:pPr>
+      <w:r>
+        <w:rPr>
+          <w:rFonts w:ascii="Times" w:eastAsia="宋体" w:hAnsi="Times" w:cs="Times New Roman"/>
         </w:rPr>
         <w:t>打开浏览器，</w:t>
       </w:r>
       <w:r>
         <w:rPr>
-          <w:rFonts w:ascii="Times" w:eastAsia="SimSun" w:hAnsi="Times" w:cs="Times New Roman"/>
+          <w:rFonts w:ascii="Times" w:eastAsia="宋体" w:hAnsi="Times" w:cs="Times New Roman"/>
           <w:b/>
           <w:bCs/>
         </w:rPr>
@@ -3523,7 +3523,7 @@
         <w:r>
           <w:rPr>
             <w:rStyle w:val="Hyperlink"/>
-            <w:rFonts w:ascii="Times" w:eastAsia="SimSun" w:hAnsi="Times" w:cs="Times New Roman"/>
+            <w:rFonts w:ascii="Times" w:eastAsia="宋体" w:hAnsi="Times" w:cs="Times New Roman"/>
             <w:b/>
             <w:bCs/>
           </w:rPr>
@@ -3532,7 +3532,7 @@
       </w:hyperlink>
       <w:r>
         <w:rPr>
-          <w:rFonts w:ascii="Times" w:eastAsia="SimSun" w:hAnsi="Times" w:cs="Times New Roman"/>
+          <w:rFonts w:ascii="Times" w:eastAsia="宋体" w:hAnsi="Times" w:cs="Times New Roman"/>
           <w:b/>
           <w:bCs/>
         </w:rPr>
@@ -3540,7 +3540,7 @@
       </w:r>
       <w:r>
         <w:rPr>
-          <w:rFonts w:ascii="Times" w:eastAsia="SimSun" w:hAnsi="Times" w:cs="Times New Roman"/>
+          <w:rFonts w:ascii="Times" w:eastAsia="宋体" w:hAnsi="Times" w:cs="Times New Roman"/>
           <w:b/>
           <w:bCs/>
         </w:rPr>
@@ -3548,7 +3548,7 @@
       </w:r>
       <w:r>
         <w:rPr>
-          <w:rFonts w:ascii="Times" w:eastAsia="SimSun" w:hAnsi="Times" w:cs="Times New Roman"/>
+          <w:rFonts w:ascii="Times" w:eastAsia="宋体" w:hAnsi="Times" w:cs="Times New Roman"/>
         </w:rPr>
         <w:t>，出现以下界面</w:t>
       </w:r>
@@ -3557,12 +3557,12 @@
       <w:pPr>
         <w:spacing w:before="100" w:beforeAutospacing="1" w:after="100" w:afterAutospacing="1" w:line="240" w:lineRule="auto"/>
         <w:rPr>
-          <w:rFonts w:ascii="Times" w:eastAsia="SimSun" w:hAnsi="Times" w:cs="SimSun"/>
-        </w:rPr>
-      </w:pPr>
-      <w:r>
-        <w:rPr>
-          <w:rFonts w:ascii="Times" w:eastAsia="SimSun" w:hAnsi="Times" w:cs="SimSun"/>
+          <w:rFonts w:ascii="Times" w:eastAsia="宋体" w:hAnsi="Times" w:cs="宋体"/>
+        </w:rPr>
+      </w:pPr>
+      <w:r>
+        <w:rPr>
+          <w:rFonts w:ascii="Times" w:eastAsia="宋体" w:hAnsi="Times" w:cs="宋体"/>
           <w:noProof/>
         </w:rPr>
         <w:drawing>
@@ -3612,60 +3612,60 @@
       <w:pPr>
         <w:spacing w:before="100" w:beforeAutospacing="1" w:after="100" w:afterAutospacing="1" w:line="240" w:lineRule="auto"/>
         <w:rPr>
-          <w:rFonts w:ascii="Times" w:eastAsia="SimSun" w:hAnsi="Times" w:cs="SimSun"/>
-        </w:rPr>
-      </w:pPr>
-      <w:r>
-        <w:rPr>
-          <w:rFonts w:ascii="Times" w:eastAsia="SimSun" w:hAnsi="Times" w:cs="SimSun"/>
+          <w:rFonts w:ascii="Times" w:eastAsia="宋体" w:hAnsi="Times" w:cs="宋体"/>
+        </w:rPr>
+      </w:pPr>
+      <w:r>
+        <w:rPr>
+          <w:rFonts w:ascii="Times" w:eastAsia="宋体" w:hAnsi="Times" w:cs="宋体"/>
         </w:rPr>
         <w:t>点击</w:t>
       </w:r>
       <w:r>
         <w:rPr>
-          <w:rFonts w:ascii="Times" w:eastAsia="SimSun" w:hAnsi="Times" w:cs="SimSun"/>
+          <w:rFonts w:ascii="Times" w:eastAsia="宋体" w:hAnsi="Times" w:cs="宋体"/>
         </w:rPr>
         <w:t>terminal</w:t>
       </w:r>
       <w:r>
         <w:rPr>
-          <w:rFonts w:ascii="Times" w:eastAsia="SimSun" w:hAnsi="Times" w:cs="SimSun"/>
+          <w:rFonts w:ascii="Times" w:eastAsia="宋体" w:hAnsi="Times" w:cs="宋体"/>
         </w:rPr>
         <w:t>，然后在里面尝试</w:t>
       </w:r>
       <w:r>
         <w:rPr>
-          <w:rFonts w:ascii="Times" w:eastAsia="SimSun" w:hAnsi="Times" w:cs="SimSun"/>
+          <w:rFonts w:ascii="Times" w:eastAsia="宋体" w:hAnsi="Times" w:cs="宋体"/>
         </w:rPr>
         <w:t>以下代码，如果没有报错</w:t>
       </w:r>
       <w:r>
         <w:rPr>
-          <w:rFonts w:ascii="Times" w:eastAsia="SimSun" w:hAnsi="Times" w:cs="SimSun" w:hint="eastAsia"/>
+          <w:rFonts w:ascii="Times" w:eastAsia="宋体" w:hAnsi="Times" w:cs="宋体" w:hint="eastAsia"/>
         </w:rPr>
         <w:t>以及</w:t>
       </w:r>
       <w:r>
         <w:rPr>
-          <w:rFonts w:ascii="Times" w:eastAsia="SimSun" w:hAnsi="Times" w:cs="SimSun" w:hint="eastAsia"/>
+          <w:rFonts w:ascii="Times" w:eastAsia="宋体" w:hAnsi="Times" w:cs="宋体" w:hint="eastAsia"/>
         </w:rPr>
         <w:t>C</w:t>
       </w:r>
       <w:r>
         <w:rPr>
-          <w:rFonts w:ascii="Times" w:eastAsia="SimSun" w:hAnsi="Times" w:cs="SimSun"/>
+          <w:rFonts w:ascii="Times" w:eastAsia="宋体" w:hAnsi="Times" w:cs="宋体"/>
         </w:rPr>
         <w:t>UDA</w:t>
       </w:r>
       <w:r>
         <w:rPr>
-          <w:rFonts w:ascii="Times" w:eastAsia="SimSun" w:hAnsi="Times" w:cs="SimSun"/>
+          <w:rFonts w:ascii="Times" w:eastAsia="宋体" w:hAnsi="Times" w:cs="宋体"/>
         </w:rPr>
         <w:t xml:space="preserve"> = True</w:t>
       </w:r>
       <w:r>
         <w:rPr>
-          <w:rFonts w:ascii="Times" w:eastAsia="SimSun" w:hAnsi="Times" w:cs="SimSun"/>
+          <w:rFonts w:ascii="Times" w:eastAsia="宋体" w:hAnsi="Times" w:cs="宋体"/>
         </w:rPr>
         <w:t>说明一切成功</w:t>
       </w:r>
@@ -3674,12 +3674,12 @@
       <w:pPr>
         <w:spacing w:before="100" w:beforeAutospacing="1" w:after="100" w:afterAutospacing="1" w:line="240" w:lineRule="auto"/>
         <w:rPr>
-          <w:rFonts w:ascii="Times" w:eastAsia="SimSun" w:hAnsi="Times" w:cs="SimSun"/>
-        </w:rPr>
-      </w:pPr>
-      <w:r>
-        <w:rPr>
-          <w:rFonts w:ascii="Times" w:eastAsia="SimSun" w:hAnsi="Times" w:cs="SimSun"/>
+          <w:rFonts w:ascii="Times" w:eastAsia="宋体" w:hAnsi="Times" w:cs="宋体"/>
+        </w:rPr>
+      </w:pPr>
+      <w:r>
+        <w:rPr>
+          <w:rFonts w:ascii="Times" w:eastAsia="宋体" w:hAnsi="Times" w:cs="宋体"/>
           <w:noProof/>
         </w:rPr>
         <w:lastRenderedPageBreak/>
@@ -3753,7 +3753,7 @@
       </w:r>
       <w:r>
         <w:rPr>
-          <w:rFonts w:ascii="Times" w:eastAsia="SimSun" w:hAnsi="Times" w:cs="SimSun"/>
+          <w:rFonts w:ascii="Times" w:eastAsia="宋体" w:hAnsi="Times" w:cs="宋体"/>
           <w:b/>
           <w:bCs/>
         </w:rPr>
@@ -3761,7 +3761,7 @@
       </w:r>
       <w:r>
         <w:rPr>
-          <w:rFonts w:ascii="Times" w:eastAsia="SimSun" w:hAnsi="Times" w:cs="SimSun"/>
+          <w:rFonts w:ascii="Times" w:eastAsia="宋体" w:hAnsi="Times" w:cs="宋体"/>
           <w:b/>
           <w:bCs/>
         </w:rPr>
@@ -3769,7 +3769,7 @@
       </w:r>
       <w:r>
         <w:rPr>
-          <w:rFonts w:ascii="Times" w:eastAsia="SimSun" w:hAnsi="Times" w:cs="SimSun"/>
+          <w:rFonts w:ascii="Times" w:eastAsia="宋体" w:hAnsi="Times" w:cs="宋体"/>
           <w:b/>
           <w:bCs/>
         </w:rPr>
@@ -3777,7 +3777,7 @@
       </w:r>
       <w:r>
         <w:rPr>
-          <w:rFonts w:ascii="Times" w:eastAsia="SimSun" w:hAnsi="Times" w:cs="SimSun"/>
+          <w:rFonts w:ascii="Times" w:eastAsia="宋体" w:hAnsi="Times" w:cs="宋体"/>
           <w:b/>
           <w:bCs/>
         </w:rPr>
@@ -3788,30 +3788,30 @@
       <w:pPr>
         <w:spacing w:before="100" w:beforeAutospacing="1" w:after="100" w:afterAutospacing="1" w:line="240" w:lineRule="auto"/>
         <w:rPr>
-          <w:rFonts w:ascii="Times" w:eastAsia="SimSun" w:hAnsi="Times" w:cs="Times New Roman"/>
-        </w:rPr>
-      </w:pPr>
-      <w:r>
-        <w:rPr>
-          <w:rFonts w:ascii="Times" w:eastAsia="SimSun" w:hAnsi="Times" w:cs="Times New Roman"/>
+          <w:rFonts w:ascii="Times" w:eastAsia="宋体" w:hAnsi="Times" w:cs="Times New Roman"/>
+        </w:rPr>
+      </w:pPr>
+      <w:r>
+        <w:rPr>
+          <w:rFonts w:ascii="Times" w:eastAsia="宋体" w:hAnsi="Times" w:cs="Times New Roman"/>
         </w:rPr>
         <w:t>下载</w:t>
       </w:r>
       <w:r>
         <w:rPr>
-          <w:rFonts w:ascii="Times" w:eastAsia="SimSun" w:hAnsi="Times" w:cs="Times New Roman"/>
+          <w:rFonts w:ascii="Times" w:eastAsia="宋体" w:hAnsi="Times" w:cs="Times New Roman"/>
         </w:rPr>
         <w:t>VScode</w:t>
       </w:r>
       <w:r>
         <w:rPr>
-          <w:rFonts w:ascii="Times" w:eastAsia="SimSun" w:hAnsi="Times" w:cs="Times New Roman"/>
+          <w:rFonts w:ascii="Times" w:eastAsia="宋体" w:hAnsi="Times" w:cs="Times New Roman"/>
         </w:rPr>
         <w:t>桌面版，</w:t>
       </w:r>
       <w:r>
         <w:rPr>
-          <w:rFonts w:ascii="Times" w:eastAsia="SimSun" w:hAnsi="Times" w:cs="Times New Roman"/>
+          <w:rFonts w:ascii="Times" w:eastAsia="宋体" w:hAnsi="Times" w:cs="Times New Roman"/>
           <w:b/>
           <w:bCs/>
         </w:rPr>
@@ -3819,7 +3819,7 @@
       </w:r>
       <w:r>
         <w:rPr>
-          <w:rFonts w:ascii="Times" w:eastAsia="SimSun" w:hAnsi="Times" w:cs="Times New Roman"/>
+          <w:rFonts w:ascii="Times" w:eastAsia="宋体" w:hAnsi="Times" w:cs="Times New Roman"/>
           <w:b/>
           <w:bCs/>
         </w:rPr>
@@ -3827,7 +3827,7 @@
       </w:r>
       <w:r>
         <w:rPr>
-          <w:rFonts w:ascii="Times" w:eastAsia="SimSun" w:hAnsi="Times" w:cs="Times New Roman"/>
+          <w:rFonts w:ascii="Times" w:eastAsia="宋体" w:hAnsi="Times" w:cs="Times New Roman"/>
           <w:b/>
           <w:bCs/>
         </w:rPr>
@@ -3835,7 +3835,7 @@
       </w:r>
       <w:r>
         <w:rPr>
-          <w:rFonts w:ascii="Times" w:eastAsia="SimSun" w:hAnsi="Times" w:cs="Times New Roman"/>
+          <w:rFonts w:ascii="Times" w:eastAsia="宋体" w:hAnsi="Times" w:cs="Times New Roman"/>
         </w:rPr>
         <w:t>。</w:t>
       </w:r>
@@ -3844,48 +3844,48 @@
       <w:pPr>
         <w:spacing w:before="100" w:beforeAutospacing="1" w:after="100" w:afterAutospacing="1" w:line="240" w:lineRule="auto"/>
         <w:rPr>
-          <w:rFonts w:ascii="Times" w:eastAsia="SimSun" w:hAnsi="Times" w:cs="Times New Roman"/>
-        </w:rPr>
-      </w:pPr>
-      <w:r>
-        <w:rPr>
-          <w:rFonts w:ascii="Times" w:eastAsia="SimSun" w:hAnsi="Times" w:cs="Times New Roman"/>
+          <w:rFonts w:ascii="Times" w:eastAsia="宋体" w:hAnsi="Times" w:cs="Times New Roman"/>
+        </w:rPr>
+      </w:pPr>
+      <w:r>
+        <w:rPr>
+          <w:rFonts w:ascii="Times" w:eastAsia="宋体" w:hAnsi="Times" w:cs="Times New Roman"/>
         </w:rPr>
         <w:t>在左边栏找到</w:t>
       </w:r>
       <w:r>
         <w:rPr>
-          <w:rFonts w:ascii="Times" w:eastAsia="SimSun" w:hAnsi="Times" w:cs="Times New Roman"/>
+          <w:rFonts w:ascii="Times" w:eastAsia="宋体" w:hAnsi="Times" w:cs="Times New Roman"/>
         </w:rPr>
         <w:t>E</w:t>
       </w:r>
       <w:r>
         <w:rPr>
-          <w:rFonts w:ascii="Times" w:eastAsia="SimSun" w:hAnsi="Times" w:cs="Times New Roman"/>
+          <w:rFonts w:ascii="Times" w:eastAsia="宋体" w:hAnsi="Times" w:cs="Times New Roman"/>
         </w:rPr>
         <w:t>xtensions</w:t>
       </w:r>
       <w:r>
         <w:rPr>
-          <w:rFonts w:ascii="Times" w:eastAsia="SimSun" w:hAnsi="Times" w:cs="Times New Roman"/>
+          <w:rFonts w:ascii="Times" w:eastAsia="宋体" w:hAnsi="Times" w:cs="Times New Roman"/>
         </w:rPr>
         <w:t>，下载</w:t>
       </w:r>
       <w:r>
         <w:rPr>
-          <w:rFonts w:ascii="Times" w:eastAsia="SimSun" w:hAnsi="Times" w:cs="Times New Roman"/>
+          <w:rFonts w:ascii="Times" w:eastAsia="宋体" w:hAnsi="Times" w:cs="Times New Roman"/>
         </w:rPr>
         <w:t>Dev Containers</w:t>
       </w:r>
       <w:r>
         <w:rPr>
-          <w:rFonts w:ascii="Times" w:eastAsia="SimSun" w:hAnsi="Times" w:cs="Times New Roman"/>
+          <w:rFonts w:ascii="Times" w:eastAsia="宋体" w:hAnsi="Times" w:cs="Times New Roman"/>
         </w:rPr>
         <w:t>和</w:t>
       </w:r>
       <w:r>
         <w:rPr>
-          <w:rFonts w:ascii="Times" w:eastAsia="SimSun" w:hAnsi="Times" w:cs="Times New Roman"/>
+          <w:rFonts w:ascii="Times" w:eastAsia="宋体" w:hAnsi="Times" w:cs="Times New Roman"/>
         </w:rPr>
         <w:t>Docker</w:t>
       </w:r>
@@ -3894,12 +3894,12 @@
       <w:pPr>
         <w:spacing w:before="100" w:beforeAutospacing="1" w:after="100" w:afterAutospacing="1" w:line="240" w:lineRule="auto"/>
         <w:rPr>
-          <w:rFonts w:ascii="Times" w:eastAsia="SimSun" w:hAnsi="Times" w:cs="Times New Roman"/>
-        </w:rPr>
-      </w:pPr>
-      <w:r>
-        <w:rPr>
-          <w:rFonts w:ascii="Times" w:eastAsia="SimSun" w:hAnsi="Times" w:cs="Times New Roman"/>
+          <w:rFonts w:ascii="Times" w:eastAsia="宋体" w:hAnsi="Times" w:cs="Times New Roman"/>
+        </w:rPr>
+      </w:pPr>
+      <w:r>
+        <w:rPr>
+          <w:rFonts w:ascii="Times" w:eastAsia="宋体" w:hAnsi="Times" w:cs="Times New Roman"/>
           <w:noProof/>
         </w:rPr>
         <w:drawing>
@@ -3949,60 +3949,60 @@
       <w:pPr>
         <w:spacing w:before="100" w:beforeAutospacing="1" w:after="100" w:afterAutospacing="1" w:line="240" w:lineRule="auto"/>
         <w:rPr>
-          <w:rFonts w:ascii="Times" w:eastAsia="SimSun" w:hAnsi="Times" w:cs="Times New Roman"/>
-        </w:rPr>
-      </w:pPr>
-      <w:r>
-        <w:rPr>
-          <w:rFonts w:ascii="Times" w:eastAsia="SimSun" w:hAnsi="Times" w:cs="Times New Roman"/>
+          <w:rFonts w:ascii="Times" w:eastAsia="宋体" w:hAnsi="Times" w:cs="Times New Roman"/>
+        </w:rPr>
+      </w:pPr>
+      <w:r>
+        <w:rPr>
+          <w:rFonts w:ascii="Times" w:eastAsia="宋体" w:hAnsi="Times" w:cs="Times New Roman"/>
         </w:rPr>
         <w:t>下载完之后左边栏会出现一个新图标，</w:t>
       </w:r>
       <w:r>
         <w:rPr>
-          <w:rFonts w:ascii="Times" w:eastAsia="SimSun" w:hAnsi="Times" w:cs="Times New Roman"/>
+          <w:rFonts w:ascii="Times" w:eastAsia="宋体" w:hAnsi="Times" w:cs="Times New Roman"/>
           <w:color w:val="EE0000"/>
         </w:rPr>
         <w:t>点击它就能看到此时我们电脑里存在的</w:t>
       </w:r>
       <w:r>
         <w:rPr>
-          <w:rFonts w:ascii="Times" w:eastAsia="SimSun" w:hAnsi="Times" w:cs="Times New Roman"/>
+          <w:rFonts w:ascii="Times" w:eastAsia="宋体" w:hAnsi="Times" w:cs="Times New Roman"/>
           <w:color w:val="EE0000"/>
         </w:rPr>
         <w:t>docker image</w:t>
       </w:r>
       <w:r>
         <w:rPr>
-          <w:rFonts w:ascii="Times" w:eastAsia="SimSun" w:hAnsi="Times" w:cs="Times New Roman"/>
+          <w:rFonts w:ascii="Times" w:eastAsia="宋体" w:hAnsi="Times" w:cs="Times New Roman"/>
           <w:color w:val="EE0000"/>
         </w:rPr>
         <w:t>以及</w:t>
       </w:r>
       <w:r>
         <w:rPr>
-          <w:rFonts w:ascii="Times" w:eastAsia="SimSun" w:hAnsi="Times" w:cs="Times New Roman"/>
+          <w:rFonts w:ascii="Times" w:eastAsia="宋体" w:hAnsi="Times" w:cs="Times New Roman"/>
           <w:color w:val="EE0000"/>
         </w:rPr>
         <w:t>docker container</w:t>
       </w:r>
       <w:r>
         <w:rPr>
-          <w:rFonts w:ascii="Times" w:eastAsia="SimSun" w:hAnsi="Times" w:cs="Times New Roman" w:hint="eastAsia"/>
+          <w:rFonts w:ascii="Times" w:eastAsia="宋体" w:hAnsi="Times" w:cs="Times New Roman" w:hint="eastAsia"/>
           <w:color w:val="EE0000"/>
         </w:rPr>
         <w:t>（请确认已经能出现你装好的</w:t>
       </w:r>
       <w:r>
         <w:rPr>
-          <w:rFonts w:ascii="Times" w:eastAsia="SimSun" w:hAnsi="Times" w:cs="Times New Roman" w:hint="eastAsia"/>
+          <w:rFonts w:ascii="Times" w:eastAsia="宋体" w:hAnsi="Times" w:cs="Times New Roman" w:hint="eastAsia"/>
           <w:color w:val="EE0000"/>
         </w:rPr>
         <w:t>container</w:t>
       </w:r>
       <w:r>
         <w:rPr>
-          <w:rFonts w:ascii="Times" w:eastAsia="SimSun" w:hAnsi="Times" w:cs="Times New Roman" w:hint="eastAsia"/>
+          <w:rFonts w:ascii="Times" w:eastAsia="宋体" w:hAnsi="Times" w:cs="Times New Roman" w:hint="eastAsia"/>
           <w:color w:val="EE0000"/>
         </w:rPr>
         <w:t>）</w:t>
@@ -4012,12 +4012,12 @@
       <w:pPr>
         <w:spacing w:before="100" w:beforeAutospacing="1" w:after="100" w:afterAutospacing="1" w:line="240" w:lineRule="auto"/>
         <w:rPr>
-          <w:rFonts w:ascii="Times" w:eastAsia="SimSun" w:hAnsi="Times" w:cs="Times New Roman"/>
-        </w:rPr>
-      </w:pPr>
-      <w:r>
-        <w:rPr>
-          <w:rFonts w:ascii="Times" w:eastAsia="SimSun" w:hAnsi="Times" w:cs="Times New Roman"/>
+          <w:rFonts w:ascii="Times" w:eastAsia="宋体" w:hAnsi="Times" w:cs="Times New Roman"/>
+        </w:rPr>
+      </w:pPr>
+      <w:r>
+        <w:rPr>
+          <w:rFonts w:ascii="Times" w:eastAsia="宋体" w:hAnsi="Times" w:cs="Times New Roman"/>
           <w:noProof/>
         </w:rPr>
         <w:drawing>
@@ -4067,36 +4067,36 @@
       <w:pPr>
         <w:spacing w:before="100" w:beforeAutospacing="1" w:after="100" w:afterAutospacing="1" w:line="240" w:lineRule="auto"/>
         <w:rPr>
-          <w:rFonts w:ascii="Times" w:eastAsia="SimSun" w:hAnsi="Times" w:cs="Times New Roman"/>
-        </w:rPr>
-      </w:pPr>
-      <w:r>
-        <w:rPr>
-          <w:rFonts w:ascii="Times" w:eastAsia="SimSun" w:hAnsi="Times" w:cs="Times New Roman" w:hint="eastAsia"/>
+          <w:rFonts w:ascii="Times" w:eastAsia="宋体" w:hAnsi="Times" w:cs="Times New Roman"/>
+        </w:rPr>
+      </w:pPr>
+      <w:r>
+        <w:rPr>
+          <w:rFonts w:ascii="Times" w:eastAsia="宋体" w:hAnsi="Times" w:cs="Times New Roman" w:hint="eastAsia"/>
         </w:rPr>
         <w:t>然后</w:t>
       </w:r>
       <w:r>
         <w:rPr>
-          <w:rFonts w:ascii="Times" w:eastAsia="SimSun" w:hAnsi="Times" w:cs="Times New Roman"/>
+          <w:rFonts w:ascii="Times" w:eastAsia="宋体" w:hAnsi="Times" w:cs="Times New Roman"/>
         </w:rPr>
         <w:t>在</w:t>
       </w:r>
       <w:r>
         <w:rPr>
-          <w:rFonts w:ascii="Times" w:eastAsia="SimSun" w:hAnsi="Times" w:cs="Times New Roman"/>
+          <w:rFonts w:ascii="Times" w:eastAsia="宋体" w:hAnsi="Times" w:cs="Times New Roman"/>
         </w:rPr>
         <w:t>VSCode</w:t>
       </w:r>
       <w:r>
         <w:rPr>
-          <w:rFonts w:ascii="Times" w:eastAsia="SimSun" w:hAnsi="Times" w:cs="Times New Roman" w:hint="eastAsia"/>
+          <w:rFonts w:ascii="Times" w:eastAsia="宋体" w:hAnsi="Times" w:cs="Times New Roman" w:hint="eastAsia"/>
         </w:rPr>
         <w:t>界面的左下方有两个小蓝箭头</w:t>
       </w:r>
       <w:r>
         <w:rPr>
-          <w:rFonts w:ascii="Times" w:eastAsia="SimSun" w:hAnsi="Times" w:cs="Times New Roman" w:hint="eastAsia"/>
+          <w:rFonts w:ascii="Times" w:eastAsia="宋体" w:hAnsi="Times" w:cs="Times New Roman" w:hint="eastAsia"/>
           <w:noProof/>
           <w:lang w:val="zh-CN"/>
         </w:rPr>
@@ -4144,43 +4144,43 @@
       </w:r>
       <w:r>
         <w:rPr>
-          <w:rFonts w:ascii="Times" w:eastAsia="SimSun" w:hAnsi="Times" w:cs="Times New Roman" w:hint="eastAsia"/>
+          <w:rFonts w:ascii="Times" w:eastAsia="宋体" w:hAnsi="Times" w:cs="Times New Roman" w:hint="eastAsia"/>
         </w:rPr>
         <w:t>，</w:t>
       </w:r>
       <w:r>
         <w:rPr>
-          <w:rFonts w:ascii="Times" w:eastAsia="SimSun" w:hAnsi="Times" w:cs="Times New Roman" w:hint="eastAsia"/>
+          <w:rFonts w:ascii="Times" w:eastAsia="宋体" w:hAnsi="Times" w:cs="Times New Roman" w:hint="eastAsia"/>
         </w:rPr>
         <w:t>点进它，然后上面下拉栏点进</w:t>
       </w:r>
       <w:r>
         <w:rPr>
-          <w:rFonts w:ascii="Times" w:eastAsia="SimSun" w:hAnsi="Times" w:cs="Times New Roman" w:hint="eastAsia"/>
+          <w:rFonts w:ascii="Times" w:eastAsia="宋体" w:hAnsi="Times" w:cs="Times New Roman" w:hint="eastAsia"/>
         </w:rPr>
         <w:t>Attach to Running Container,</w:t>
       </w:r>
       <w:r>
         <w:rPr>
-          <w:rFonts w:ascii="Times" w:eastAsia="SimSun" w:hAnsi="Times" w:cs="Times New Roman"/>
+          <w:rFonts w:ascii="Times" w:eastAsia="宋体" w:hAnsi="Times" w:cs="Times New Roman"/>
         </w:rPr>
         <w:t>选择</w:t>
       </w:r>
       <w:r>
         <w:rPr>
-          <w:rFonts w:ascii="Times" w:eastAsia="SimSun" w:hAnsi="Times" w:cs="Times New Roman" w:hint="eastAsia"/>
+          <w:rFonts w:ascii="Times" w:eastAsia="宋体" w:hAnsi="Times" w:cs="Times New Roman" w:hint="eastAsia"/>
         </w:rPr>
         <w:t>你想要的</w:t>
       </w:r>
       <w:r>
         <w:rPr>
-          <w:rFonts w:ascii="Times" w:eastAsia="SimSun" w:hAnsi="Times" w:cs="Times New Roman"/>
+          <w:rFonts w:ascii="Times" w:eastAsia="宋体" w:hAnsi="Times" w:cs="Times New Roman"/>
         </w:rPr>
         <w:t>container</w:t>
       </w:r>
       <w:r>
         <w:rPr>
-          <w:rFonts w:ascii="Times" w:eastAsia="SimSun" w:hAnsi="Times" w:cs="Times New Roman"/>
+          <w:rFonts w:ascii="Times" w:eastAsia="宋体" w:hAnsi="Times" w:cs="Times New Roman"/>
         </w:rPr>
         <w:t>后进入</w:t>
       </w:r>
@@ -4189,32 +4189,32 @@
       <w:pPr>
         <w:spacing w:before="100" w:beforeAutospacing="1" w:after="100" w:afterAutospacing="1" w:line="240" w:lineRule="auto"/>
         <w:rPr>
-          <w:rFonts w:ascii="Times" w:eastAsia="SimSun" w:hAnsi="Times" w:cs="Times New Roman"/>
-          <w:b/>
-          <w:bCs/>
-        </w:rPr>
-      </w:pPr>
-      <w:r>
-        <w:rPr>
-          <w:rFonts w:ascii="Times" w:eastAsia="SimSun" w:hAnsi="Times" w:cs="Times New Roman"/>
+          <w:rFonts w:ascii="Times" w:eastAsia="宋体" w:hAnsi="Times" w:cs="Times New Roman"/>
+          <w:b/>
+          <w:bCs/>
+        </w:rPr>
+      </w:pPr>
+      <w:r>
+        <w:rPr>
+          <w:rFonts w:ascii="Times" w:eastAsia="宋体" w:hAnsi="Times" w:cs="Times New Roman"/>
         </w:rPr>
         <w:t>此时会新跳出来一个</w:t>
       </w:r>
       <w:r>
         <w:rPr>
-          <w:rFonts w:ascii="Times" w:eastAsia="SimSun" w:hAnsi="Times" w:cs="Times New Roman"/>
+          <w:rFonts w:ascii="Times" w:eastAsia="宋体" w:hAnsi="Times" w:cs="Times New Roman"/>
         </w:rPr>
         <w:t>vscode</w:t>
       </w:r>
       <w:r>
         <w:rPr>
-          <w:rFonts w:ascii="Times" w:eastAsia="SimSun" w:hAnsi="Times" w:cs="Times New Roman"/>
+          <w:rFonts w:ascii="Times" w:eastAsia="宋体" w:hAnsi="Times" w:cs="Times New Roman"/>
         </w:rPr>
         <w:t>的窗口，</w:t>
       </w:r>
       <w:r>
         <w:rPr>
-          <w:rFonts w:ascii="Times" w:eastAsia="SimSun" w:hAnsi="Times" w:cs="Times New Roman"/>
+          <w:rFonts w:ascii="Times" w:eastAsia="宋体" w:hAnsi="Times" w:cs="Times New Roman"/>
           <w:b/>
           <w:bCs/>
         </w:rPr>
@@ -4222,7 +4222,7 @@
       </w:r>
       <w:r>
         <w:rPr>
-          <w:rFonts w:ascii="Times" w:eastAsia="SimSun" w:hAnsi="Times" w:cs="Times New Roman"/>
+          <w:rFonts w:ascii="Times" w:eastAsia="宋体" w:hAnsi="Times" w:cs="Times New Roman"/>
           <w:b/>
           <w:bCs/>
         </w:rPr>
@@ -4230,7 +4230,7 @@
       </w:r>
       <w:r>
         <w:rPr>
-          <w:rFonts w:ascii="Times" w:eastAsia="SimSun" w:hAnsi="Times" w:cs="Times New Roman"/>
+          <w:rFonts w:ascii="Times" w:eastAsia="宋体" w:hAnsi="Times" w:cs="Times New Roman"/>
           <w:b/>
           <w:bCs/>
         </w:rPr>
@@ -4241,103 +4241,103 @@
       <w:pPr>
         <w:spacing w:before="100" w:beforeAutospacing="1" w:after="100" w:afterAutospacing="1" w:line="240" w:lineRule="auto"/>
         <w:rPr>
-          <w:rFonts w:ascii="Times" w:eastAsia="SimSun" w:hAnsi="Times" w:cs="Times New Roman"/>
-        </w:rPr>
-      </w:pPr>
-      <w:r>
-        <w:rPr>
-          <w:rFonts w:ascii="Times" w:eastAsia="SimSun" w:hAnsi="Times" w:cs="Times New Roman"/>
+          <w:rFonts w:ascii="Times" w:eastAsia="宋体" w:hAnsi="Times" w:cs="Times New Roman"/>
+        </w:rPr>
+      </w:pPr>
+      <w:r>
+        <w:rPr>
+          <w:rFonts w:ascii="Times" w:eastAsia="宋体" w:hAnsi="Times" w:cs="Times New Roman"/>
         </w:rPr>
         <w:t>在左边栏</w:t>
       </w:r>
       <w:r>
         <w:rPr>
-          <w:rFonts w:ascii="Times" w:eastAsia="SimSun" w:hAnsi="Times" w:cs="Times New Roman"/>
+          <w:rFonts w:ascii="Times" w:eastAsia="宋体" w:hAnsi="Times" w:cs="Times New Roman"/>
         </w:rPr>
         <w:t>Open f</w:t>
       </w:r>
       <w:r>
         <w:rPr>
-          <w:rFonts w:ascii="Times" w:eastAsia="SimSun" w:hAnsi="Times" w:cs="Times New Roman" w:hint="eastAsia"/>
+          <w:rFonts w:ascii="Times" w:eastAsia="宋体" w:hAnsi="Times" w:cs="Times New Roman" w:hint="eastAsia"/>
         </w:rPr>
         <w:t>old</w:t>
       </w:r>
       <w:r>
         <w:rPr>
-          <w:rFonts w:ascii="Times" w:eastAsia="SimSun" w:hAnsi="Times" w:cs="Times New Roman"/>
+          <w:rFonts w:ascii="Times" w:eastAsia="宋体" w:hAnsi="Times" w:cs="Times New Roman"/>
         </w:rPr>
         <w:t>e</w:t>
       </w:r>
       <w:r>
         <w:rPr>
-          <w:rFonts w:ascii="Times" w:eastAsia="SimSun" w:hAnsi="Times" w:cs="Times New Roman" w:hint="eastAsia"/>
+          <w:rFonts w:ascii="Times" w:eastAsia="宋体" w:hAnsi="Times" w:cs="Times New Roman" w:hint="eastAsia"/>
         </w:rPr>
         <w:t>r</w:t>
       </w:r>
       <w:r>
         <w:rPr>
-          <w:rFonts w:ascii="Times" w:eastAsia="SimSun" w:hAnsi="Times" w:cs="Times New Roman"/>
+          <w:rFonts w:ascii="Times" w:eastAsia="宋体" w:hAnsi="Times" w:cs="Times New Roman"/>
         </w:rPr>
         <w:t>里打开</w:t>
       </w:r>
       <w:r>
         <w:rPr>
-          <w:rFonts w:ascii="Times" w:eastAsia="SimSun" w:hAnsi="Times" w:cs="Times New Roman"/>
+          <w:rFonts w:ascii="Times" w:eastAsia="宋体" w:hAnsi="Times" w:cs="Times New Roman"/>
           <w:color w:val="EE0000"/>
         </w:rPr>
         <w:t>/host</w:t>
       </w:r>
       <w:r>
         <w:rPr>
-          <w:rFonts w:ascii="Times" w:eastAsia="SimSun" w:hAnsi="Times" w:cs="Times New Roman"/>
+          <w:rFonts w:ascii="Times" w:eastAsia="宋体" w:hAnsi="Times" w:cs="Times New Roman"/>
         </w:rPr>
         <w:t>，就会看到我们的</w:t>
       </w:r>
       <w:r>
         <w:rPr>
-          <w:rFonts w:ascii="Times" w:eastAsia="SimSun" w:hAnsi="Times" w:cs="Times New Roman"/>
+          <w:rFonts w:ascii="Times" w:eastAsia="宋体" w:hAnsi="Times" w:cs="Times New Roman"/>
         </w:rPr>
         <w:t>C</w:t>
       </w:r>
       <w:r>
         <w:rPr>
-          <w:rFonts w:ascii="Times" w:eastAsia="SimSun" w:hAnsi="Times" w:cs="Times New Roman"/>
+          <w:rFonts w:ascii="Times" w:eastAsia="宋体" w:hAnsi="Times" w:cs="Times New Roman"/>
         </w:rPr>
         <w:t>盘和</w:t>
       </w:r>
       <w:r>
         <w:rPr>
-          <w:rFonts w:ascii="Times" w:eastAsia="SimSun" w:hAnsi="Times" w:cs="Times New Roman"/>
+          <w:rFonts w:ascii="Times" w:eastAsia="宋体" w:hAnsi="Times" w:cs="Times New Roman"/>
         </w:rPr>
         <w:t>D</w:t>
       </w:r>
       <w:r>
         <w:rPr>
-          <w:rFonts w:ascii="Times" w:eastAsia="SimSun" w:hAnsi="Times" w:cs="Times New Roman"/>
+          <w:rFonts w:ascii="Times" w:eastAsia="宋体" w:hAnsi="Times" w:cs="Times New Roman"/>
         </w:rPr>
         <w:t>盘所有文件，说明此时在</w:t>
       </w:r>
       <w:r>
         <w:rPr>
-          <w:rFonts w:ascii="Times" w:eastAsia="SimSun" w:hAnsi="Times" w:cs="Times New Roman"/>
+          <w:rFonts w:ascii="Times" w:eastAsia="宋体" w:hAnsi="Times" w:cs="Times New Roman"/>
         </w:rPr>
         <w:t>vscode</w:t>
       </w:r>
       <w:r>
         <w:rPr>
-          <w:rFonts w:ascii="Times" w:eastAsia="SimSun" w:hAnsi="Times" w:cs="Times New Roman"/>
+          <w:rFonts w:ascii="Times" w:eastAsia="宋体" w:hAnsi="Times" w:cs="Times New Roman"/>
         </w:rPr>
         <w:t>里我们已经能够同步</w:t>
       </w:r>
       <w:r>
         <w:rPr>
-          <w:rFonts w:ascii="Times" w:eastAsia="SimSun" w:hAnsi="Times" w:cs="Times New Roman"/>
+          <w:rFonts w:ascii="Times" w:eastAsia="宋体" w:hAnsi="Times" w:cs="Times New Roman"/>
         </w:rPr>
         <w:t>access</w:t>
       </w:r>
       <w:r>
         <w:rPr>
-          <w:rFonts w:ascii="Times" w:eastAsia="SimSun" w:hAnsi="Times" w:cs="Times New Roman"/>
+          <w:rFonts w:ascii="Times" w:eastAsia="宋体" w:hAnsi="Times" w:cs="Times New Roman"/>
         </w:rPr>
         <w:t>和编辑本地的文件</w:t>
       </w:r>
@@ -4346,28 +4346,28 @@
       <w:pPr>
         <w:spacing w:before="100" w:beforeAutospacing="1" w:after="100" w:afterAutospacing="1" w:line="240" w:lineRule="auto"/>
         <w:rPr>
-          <w:rFonts w:ascii="Times" w:eastAsia="SimSun" w:hAnsi="Times" w:cs="Times New Roman"/>
-        </w:rPr>
-      </w:pPr>
-    </w:p>
-    <w:p>
-      <w:pPr>
-        <w:spacing w:before="100" w:beforeAutospacing="1" w:after="100" w:afterAutospacing="1" w:line="240" w:lineRule="auto"/>
-        <w:rPr>
-          <w:rFonts w:ascii="Times" w:eastAsia="SimSun" w:hAnsi="Times" w:cs="Times New Roman"/>
-        </w:rPr>
-      </w:pPr>
-    </w:p>
-    <w:p>
-      <w:pPr>
-        <w:spacing w:before="100" w:beforeAutospacing="1" w:after="100" w:afterAutospacing="1" w:line="240" w:lineRule="auto"/>
-        <w:rPr>
-          <w:rFonts w:ascii="Times" w:eastAsia="SimSun" w:hAnsi="Times" w:cs="Times New Roman"/>
-        </w:rPr>
-      </w:pPr>
-      <w:r>
-        <w:rPr>
-          <w:rFonts w:ascii="Times" w:eastAsia="SimSun" w:hAnsi="Times" w:cs="Times New Roman"/>
+          <w:rFonts w:ascii="Times" w:eastAsia="宋体" w:hAnsi="Times" w:cs="Times New Roman"/>
+        </w:rPr>
+      </w:pPr>
+    </w:p>
+    <w:p>
+      <w:pPr>
+        <w:spacing w:before="100" w:beforeAutospacing="1" w:after="100" w:afterAutospacing="1" w:line="240" w:lineRule="auto"/>
+        <w:rPr>
+          <w:rFonts w:ascii="Times" w:eastAsia="宋体" w:hAnsi="Times" w:cs="Times New Roman"/>
+        </w:rPr>
+      </w:pPr>
+    </w:p>
+    <w:p>
+      <w:pPr>
+        <w:spacing w:before="100" w:beforeAutospacing="1" w:after="100" w:afterAutospacing="1" w:line="240" w:lineRule="auto"/>
+        <w:rPr>
+          <w:rFonts w:ascii="Times" w:eastAsia="宋体" w:hAnsi="Times" w:cs="Times New Roman"/>
+        </w:rPr>
+      </w:pPr>
+      <w:r>
+        <w:rPr>
+          <w:rFonts w:ascii="Times" w:eastAsia="宋体" w:hAnsi="Times" w:cs="Times New Roman"/>
         </w:rPr>
         <w:lastRenderedPageBreak/>
         <w:t>Q&amp;A</w:t>
@@ -4377,14 +4377,14 @@
       <w:pPr>
         <w:spacing w:before="100" w:beforeAutospacing="1" w:after="100" w:afterAutospacing="1" w:line="240" w:lineRule="auto"/>
         <w:rPr>
-          <w:rFonts w:ascii="Times" w:eastAsia="SimSun" w:hAnsi="Times" w:cs="Times New Roman"/>
-          <w:b/>
-          <w:bCs/>
-        </w:rPr>
-      </w:pPr>
-      <w:r>
-        <w:rPr>
-          <w:rFonts w:ascii="Times" w:eastAsia="SimSun" w:hAnsi="Times" w:cs="Times New Roman"/>
+          <w:rFonts w:ascii="Times" w:eastAsia="宋体" w:hAnsi="Times" w:cs="Times New Roman"/>
+          <w:b/>
+          <w:bCs/>
+        </w:rPr>
+      </w:pPr>
+      <w:r>
+        <w:rPr>
+          <w:rFonts w:ascii="Times" w:eastAsia="宋体" w:hAnsi="Times" w:cs="Times New Roman"/>
           <w:b/>
           <w:bCs/>
         </w:rPr>
@@ -4392,7 +4392,7 @@
       </w:r>
       <w:r>
         <w:rPr>
-          <w:rFonts w:ascii="Times" w:eastAsia="SimSun" w:hAnsi="Times" w:cs="Times New Roman"/>
+          <w:rFonts w:ascii="Times" w:eastAsia="宋体" w:hAnsi="Times" w:cs="Times New Roman"/>
           <w:b/>
           <w:bCs/>
         </w:rPr>
@@ -4400,7 +4400,7 @@
       </w:r>
       <w:r>
         <w:rPr>
-          <w:rFonts w:ascii="Times" w:eastAsia="SimSun" w:hAnsi="Times" w:cs="Times New Roman"/>
+          <w:rFonts w:ascii="Times" w:eastAsia="宋体" w:hAnsi="Times" w:cs="Times New Roman"/>
           <w:b/>
           <w:bCs/>
         </w:rPr>
@@ -4408,7 +4408,7 @@
       </w:r>
       <w:r>
         <w:rPr>
-          <w:rFonts w:ascii="Times" w:eastAsia="SimSun" w:hAnsi="Times" w:cs="Times New Roman"/>
+          <w:rFonts w:ascii="Times" w:eastAsia="宋体" w:hAnsi="Times" w:cs="Times New Roman"/>
           <w:b/>
           <w:bCs/>
         </w:rPr>
@@ -4416,7 +4416,7 @@
       </w:r>
       <w:r>
         <w:rPr>
-          <w:rFonts w:ascii="Times" w:eastAsia="SimSun" w:hAnsi="Times" w:cs="Times New Roman"/>
+          <w:rFonts w:ascii="Times" w:eastAsia="宋体" w:hAnsi="Times" w:cs="Times New Roman"/>
           <w:b/>
           <w:bCs/>
         </w:rPr>
@@ -4424,7 +4424,7 @@
       </w:r>
       <w:r>
         <w:rPr>
-          <w:rFonts w:ascii="Times" w:eastAsia="SimSun" w:hAnsi="Times" w:cs="Times New Roman"/>
+          <w:rFonts w:ascii="Times" w:eastAsia="宋体" w:hAnsi="Times" w:cs="Times New Roman"/>
           <w:b/>
           <w:bCs/>
         </w:rPr>
@@ -4432,7 +4432,7 @@
       </w:r>
       <w:r>
         <w:rPr>
-          <w:rFonts w:ascii="Times" w:eastAsia="SimSun" w:hAnsi="Times" w:cs="Times New Roman"/>
+          <w:rFonts w:ascii="Times" w:eastAsia="宋体" w:hAnsi="Times" w:cs="Times New Roman"/>
           <w:b/>
           <w:bCs/>
         </w:rPr>
@@ -4443,48 +4443,48 @@
       <w:pPr>
         <w:spacing w:before="100" w:beforeAutospacing="1" w:after="100" w:afterAutospacing="1" w:line="240" w:lineRule="auto"/>
         <w:rPr>
-          <w:rFonts w:ascii="Times" w:eastAsia="SimSun" w:hAnsi="Times" w:cs="Times New Roman"/>
-        </w:rPr>
-      </w:pPr>
-      <w:r>
-        <w:rPr>
-          <w:rFonts w:ascii="Times" w:eastAsia="SimSun" w:hAnsi="Times" w:cs="Times New Roman"/>
+          <w:rFonts w:ascii="Times" w:eastAsia="宋体" w:hAnsi="Times" w:cs="Times New Roman"/>
+        </w:rPr>
+      </w:pPr>
+      <w:r>
+        <w:rPr>
+          <w:rFonts w:ascii="Times" w:eastAsia="宋体" w:hAnsi="Times" w:cs="Times New Roman"/>
         </w:rPr>
         <w:t>VScode</w:t>
       </w:r>
       <w:r>
         <w:rPr>
-          <w:rFonts w:ascii="Times" w:eastAsia="SimSun" w:hAnsi="Times" w:cs="Times New Roman"/>
+          <w:rFonts w:ascii="Times" w:eastAsia="宋体" w:hAnsi="Times" w:cs="Times New Roman"/>
         </w:rPr>
         <w:t>是用来写代码的，当你进入</w:t>
       </w:r>
       <w:r>
         <w:rPr>
-          <w:rFonts w:ascii="Times" w:eastAsia="SimSun" w:hAnsi="Times" w:cs="Times New Roman"/>
+          <w:rFonts w:ascii="Times" w:eastAsia="宋体" w:hAnsi="Times" w:cs="Times New Roman"/>
         </w:rPr>
         <w:t>vscode container</w:t>
       </w:r>
       <w:r>
         <w:rPr>
-          <w:rFonts w:ascii="Times" w:eastAsia="SimSun" w:hAnsi="Times" w:cs="Times New Roman"/>
+          <w:rFonts w:ascii="Times" w:eastAsia="宋体" w:hAnsi="Times" w:cs="Times New Roman"/>
         </w:rPr>
         <w:t>后，你可以直接在左边的文件栏里</w:t>
       </w:r>
       <w:r>
         <w:rPr>
-          <w:rFonts w:ascii="Times" w:eastAsia="SimSun" w:hAnsi="Times" w:cs="Times New Roman"/>
+          <w:rFonts w:ascii="Times" w:eastAsia="宋体" w:hAnsi="Times" w:cs="Times New Roman"/>
         </w:rPr>
         <w:t>access/create/delete/edit</w:t>
       </w:r>
       <w:r>
         <w:rPr>
-          <w:rFonts w:ascii="Times" w:eastAsia="SimSun" w:hAnsi="Times" w:cs="Times New Roman"/>
+          <w:rFonts w:ascii="Times" w:eastAsia="宋体" w:hAnsi="Times" w:cs="Times New Roman"/>
         </w:rPr>
         <w:t>文件，这就是你写代码的过程。</w:t>
       </w:r>
       <w:r>
         <w:rPr>
-          <w:rFonts w:ascii="Times" w:eastAsia="SimSun" w:hAnsi="Times" w:cs="Times New Roman" w:hint="eastAsia"/>
+          <w:rFonts w:ascii="Times" w:eastAsia="宋体" w:hAnsi="Times" w:cs="Times New Roman" w:hint="eastAsia"/>
         </w:rPr>
         <w:t>你编辑过的文件是可以直接同步到本地的</w:t>
       </w:r>
@@ -4493,132 +4493,132 @@
       <w:pPr>
         <w:spacing w:before="100" w:beforeAutospacing="1" w:after="100" w:afterAutospacing="1" w:line="240" w:lineRule="auto"/>
         <w:rPr>
-          <w:rFonts w:ascii="Times" w:eastAsia="SimSun" w:hAnsi="Times" w:cs="Times New Roman"/>
-        </w:rPr>
-      </w:pPr>
-      <w:r>
-        <w:rPr>
-          <w:rFonts w:ascii="Times" w:eastAsia="SimSun" w:hAnsi="Times" w:cs="Times New Roman"/>
+          <w:rFonts w:ascii="Times" w:eastAsia="宋体" w:hAnsi="Times" w:cs="Times New Roman"/>
+        </w:rPr>
+      </w:pPr>
+      <w:r>
+        <w:rPr>
+          <w:rFonts w:ascii="Times" w:eastAsia="宋体" w:hAnsi="Times" w:cs="Times New Roman"/>
         </w:rPr>
         <w:t>网页里的</w:t>
       </w:r>
       <w:r>
         <w:rPr>
-          <w:rFonts w:ascii="Times" w:eastAsia="SimSun" w:hAnsi="Times" w:cs="Times New Roman"/>
+          <w:rFonts w:ascii="Times" w:eastAsia="宋体" w:hAnsi="Times" w:cs="Times New Roman"/>
         </w:rPr>
         <w:t>container</w:t>
       </w:r>
       <w:r>
         <w:rPr>
-          <w:rFonts w:ascii="Times" w:eastAsia="SimSun" w:hAnsi="Times" w:cs="Times New Roman"/>
+          <w:rFonts w:ascii="Times" w:eastAsia="宋体" w:hAnsi="Times" w:cs="Times New Roman"/>
         </w:rPr>
         <w:t>是</w:t>
       </w:r>
       <w:r>
         <w:rPr>
-          <w:rFonts w:ascii="Times" w:eastAsia="SimSun" w:hAnsi="Times" w:cs="Times New Roman" w:hint="eastAsia"/>
+          <w:rFonts w:ascii="Times" w:eastAsia="宋体" w:hAnsi="Times" w:cs="Times New Roman" w:hint="eastAsia"/>
         </w:rPr>
         <w:t>用来</w:t>
       </w:r>
       <w:r>
         <w:rPr>
-          <w:rFonts w:ascii="Times" w:eastAsia="SimSun" w:hAnsi="Times" w:cs="Times New Roman"/>
+          <w:rFonts w:ascii="Times" w:eastAsia="宋体" w:hAnsi="Times" w:cs="Times New Roman"/>
         </w:rPr>
         <w:t>运行文件的，当你在</w:t>
       </w:r>
       <w:r>
         <w:rPr>
-          <w:rFonts w:ascii="Times" w:eastAsia="SimSun" w:hAnsi="Times" w:cs="Times New Roman"/>
+          <w:rFonts w:ascii="Times" w:eastAsia="宋体" w:hAnsi="Times" w:cs="Times New Roman"/>
         </w:rPr>
         <w:t>VScode</w:t>
       </w:r>
       <w:r>
         <w:rPr>
-          <w:rFonts w:ascii="Times" w:eastAsia="SimSun" w:hAnsi="Times" w:cs="Times New Roman"/>
+          <w:rFonts w:ascii="Times" w:eastAsia="宋体" w:hAnsi="Times" w:cs="Times New Roman"/>
         </w:rPr>
         <w:t>里写好你的文件后，</w:t>
       </w:r>
       <w:r>
         <w:rPr>
-          <w:rFonts w:ascii="Times" w:eastAsia="SimSun" w:hAnsi="Times" w:cs="Times New Roman" w:hint="eastAsia"/>
+          <w:rFonts w:ascii="Times" w:eastAsia="宋体" w:hAnsi="Times" w:cs="Times New Roman" w:hint="eastAsia"/>
         </w:rPr>
         <w:t>你的电脑本地</w:t>
       </w:r>
       <w:r>
         <w:rPr>
-          <w:rFonts w:ascii="Times" w:eastAsia="SimSun" w:hAnsi="Times" w:cs="Times New Roman" w:hint="eastAsia"/>
+          <w:rFonts w:ascii="Times" w:eastAsia="宋体" w:hAnsi="Times" w:cs="Times New Roman" w:hint="eastAsia"/>
         </w:rPr>
         <w:t xml:space="preserve"> </w:t>
       </w:r>
       <w:r>
         <w:rPr>
-          <w:rFonts w:ascii="Times" w:eastAsia="SimSun" w:hAnsi="Times" w:cs="Times New Roman" w:hint="eastAsia"/>
+          <w:rFonts w:ascii="Times" w:eastAsia="宋体" w:hAnsi="Times" w:cs="Times New Roman" w:hint="eastAsia"/>
         </w:rPr>
         <w:t>real-time</w:t>
       </w:r>
       <w:r>
         <w:rPr>
-          <w:rFonts w:ascii="Times" w:eastAsia="SimSun" w:hAnsi="Times" w:cs="Times New Roman" w:hint="eastAsia"/>
+          <w:rFonts w:ascii="Times" w:eastAsia="宋体" w:hAnsi="Times" w:cs="Times New Roman" w:hint="eastAsia"/>
         </w:rPr>
         <w:t>地更新了这个文件，然后你就可以</w:t>
       </w:r>
       <w:r>
         <w:rPr>
-          <w:rFonts w:ascii="Times" w:eastAsia="SimSun" w:hAnsi="Times" w:cs="Times New Roman"/>
+          <w:rFonts w:ascii="Times" w:eastAsia="宋体" w:hAnsi="Times" w:cs="Times New Roman"/>
         </w:rPr>
         <w:t>转去网页里的</w:t>
       </w:r>
       <w:r>
         <w:rPr>
-          <w:rFonts w:ascii="Times" w:eastAsia="SimSun" w:hAnsi="Times" w:cs="Times New Roman"/>
+          <w:rFonts w:ascii="Times" w:eastAsia="宋体" w:hAnsi="Times" w:cs="Times New Roman"/>
         </w:rPr>
         <w:t>terminal</w:t>
       </w:r>
       <w:r>
         <w:rPr>
-          <w:rFonts w:ascii="Times" w:eastAsia="SimSun" w:hAnsi="Times" w:cs="Times New Roman"/>
+          <w:rFonts w:ascii="Times" w:eastAsia="宋体" w:hAnsi="Times" w:cs="Times New Roman"/>
         </w:rPr>
         <w:t>运行这个文件。</w:t>
       </w:r>
       <w:r>
         <w:rPr>
-          <w:rFonts w:ascii="Times" w:eastAsia="SimSun" w:hAnsi="Times" w:cs="Times New Roman" w:hint="eastAsia"/>
+          <w:rFonts w:ascii="Times" w:eastAsia="宋体" w:hAnsi="Times" w:cs="Times New Roman" w:hint="eastAsia"/>
         </w:rPr>
         <w:t>同时网页也有</w:t>
       </w:r>
       <w:r>
         <w:rPr>
-          <w:rFonts w:ascii="Times" w:eastAsia="SimSun" w:hAnsi="Times" w:cs="Times New Roman" w:hint="eastAsia"/>
+          <w:rFonts w:ascii="Times" w:eastAsia="宋体" w:hAnsi="Times" w:cs="Times New Roman" w:hint="eastAsia"/>
         </w:rPr>
         <w:t>jupyter notebook</w:t>
       </w:r>
       <w:r>
         <w:rPr>
-          <w:rFonts w:ascii="Times" w:eastAsia="SimSun" w:hAnsi="Times" w:cs="Times New Roman" w:hint="eastAsia"/>
+          <w:rFonts w:ascii="Times" w:eastAsia="宋体" w:hAnsi="Times" w:cs="Times New Roman" w:hint="eastAsia"/>
         </w:rPr>
         <w:t>的功能（</w:t>
       </w:r>
       <w:r>
         <w:rPr>
-          <w:rFonts w:ascii="Times" w:eastAsia="SimSun" w:hAnsi="Times" w:cs="Times New Roman" w:hint="eastAsia"/>
+          <w:rFonts w:ascii="Times" w:eastAsia="宋体" w:hAnsi="Times" w:cs="Times New Roman" w:hint="eastAsia"/>
         </w:rPr>
         <w:t>Notebook</w:t>
       </w:r>
       <w:r>
         <w:rPr>
-          <w:rFonts w:ascii="Times" w:eastAsia="SimSun" w:hAnsi="Times" w:cs="Times New Roman" w:hint="eastAsia"/>
+          <w:rFonts w:ascii="Times" w:eastAsia="宋体" w:hAnsi="Times" w:cs="Times New Roman" w:hint="eastAsia"/>
         </w:rPr>
         <w:t>那一栏），点进去可以创建</w:t>
       </w:r>
       <w:r>
         <w:rPr>
-          <w:rFonts w:ascii="Times" w:eastAsia="SimSun" w:hAnsi="Times" w:cs="Times New Roman" w:hint="eastAsia"/>
+          <w:rFonts w:ascii="Times" w:eastAsia="宋体" w:hAnsi="Times" w:cs="Times New Roman" w:hint="eastAsia"/>
         </w:rPr>
         <w:t>jupyternotebook</w:t>
       </w:r>
       <w:r>
         <w:rPr>
-          <w:rFonts w:ascii="Times" w:eastAsia="SimSun" w:hAnsi="Times" w:cs="Times New Roman" w:hint="eastAsia"/>
+          <w:rFonts w:ascii="Times" w:eastAsia="宋体" w:hAnsi="Times" w:cs="Times New Roman" w:hint="eastAsia"/>
         </w:rPr>
         <w:t>，适合一些需要可视化的代码。</w:t>
       </w:r>
@@ -4627,12 +4627,12 @@
       <w:pPr>
         <w:spacing w:before="100" w:beforeAutospacing="1" w:after="100" w:afterAutospacing="1" w:line="240" w:lineRule="auto"/>
         <w:rPr>
-          <w:rFonts w:ascii="Times" w:eastAsia="SimSun" w:hAnsi="Times" w:cs="Times New Roman"/>
-        </w:rPr>
-      </w:pPr>
-      <w:r>
-        <w:rPr>
-          <w:rFonts w:ascii="Times" w:eastAsia="SimSun" w:hAnsi="Times" w:cs="SimSun"/>
+          <w:rFonts w:ascii="Times" w:eastAsia="宋体" w:hAnsi="Times" w:cs="Times New Roman"/>
+        </w:rPr>
+      </w:pPr>
+      <w:r>
+        <w:rPr>
+          <w:rFonts w:ascii="Times" w:eastAsia="宋体" w:hAnsi="Times" w:cs="宋体"/>
           <w:noProof/>
         </w:rPr>
         <w:drawing>
@@ -4682,20 +4682,20 @@
       <w:pPr>
         <w:spacing w:before="100" w:beforeAutospacing="1" w:after="100" w:afterAutospacing="1" w:line="240" w:lineRule="auto"/>
         <w:rPr>
-          <w:rFonts w:ascii="Times" w:eastAsia="SimSun" w:hAnsi="Times" w:cs="Times New Roman"/>
-          <w:b/>
-          <w:bCs/>
-        </w:rPr>
-      </w:pPr>
-      <w:r>
-        <w:rPr>
-          <w:rFonts w:ascii="Times" w:eastAsia="SimSun" w:hAnsi="Times" w:cs="Times New Roman"/>
+          <w:rFonts w:ascii="Times" w:eastAsia="宋体" w:hAnsi="Times" w:cs="Times New Roman"/>
+          <w:b/>
+          <w:bCs/>
+        </w:rPr>
+      </w:pPr>
+      <w:r>
+        <w:rPr>
+          <w:rFonts w:ascii="Times" w:eastAsia="宋体" w:hAnsi="Times" w:cs="Times New Roman"/>
         </w:rPr>
         <w:t xml:space="preserve">2. </w:t>
       </w:r>
       <w:r>
         <w:rPr>
-          <w:rFonts w:ascii="Times" w:eastAsia="SimSun" w:hAnsi="Times" w:cs="Times New Roman"/>
+          <w:rFonts w:ascii="Times" w:eastAsia="宋体" w:hAnsi="Times" w:cs="Times New Roman"/>
           <w:b/>
           <w:bCs/>
         </w:rPr>
@@ -4703,7 +4703,7 @@
       </w:r>
       <w:r>
         <w:rPr>
-          <w:rFonts w:ascii="Times" w:eastAsia="SimSun" w:hAnsi="Times" w:cs="Times New Roman"/>
+          <w:rFonts w:ascii="Times" w:eastAsia="宋体" w:hAnsi="Times" w:cs="Times New Roman"/>
           <w:b/>
           <w:bCs/>
         </w:rPr>
@@ -4714,18 +4714,18 @@
       <w:pPr>
         <w:spacing w:before="100" w:beforeAutospacing="1" w:after="100" w:afterAutospacing="1" w:line="240" w:lineRule="auto"/>
         <w:rPr>
-          <w:rFonts w:ascii="Times" w:eastAsia="SimSun" w:hAnsi="Times" w:cs="Times New Roman"/>
-        </w:rPr>
-      </w:pPr>
-      <w:r>
-        <w:rPr>
-          <w:rFonts w:ascii="Times" w:eastAsia="SimSun" w:hAnsi="Times" w:cs="Times New Roman"/>
+          <w:rFonts w:ascii="Times" w:eastAsia="宋体" w:hAnsi="Times" w:cs="Times New Roman"/>
+        </w:rPr>
+      </w:pPr>
+      <w:r>
+        <w:rPr>
+          <w:rFonts w:ascii="Times" w:eastAsia="宋体" w:hAnsi="Times" w:cs="Times New Roman"/>
         </w:rPr>
         <w:t>查看：</w:t>
       </w:r>
       <w:r>
         <w:rPr>
-          <w:rFonts w:ascii="Times" w:eastAsia="SimSun" w:hAnsi="Times" w:cs="Times New Roman"/>
+          <w:rFonts w:ascii="Times" w:eastAsia="宋体" w:hAnsi="Times" w:cs="Times New Roman"/>
         </w:rPr>
         <w:t>sudo docker image ls</w:t>
       </w:r>
@@ -4734,19 +4734,19 @@
       <w:pPr>
         <w:spacing w:before="100" w:beforeAutospacing="1" w:after="100" w:afterAutospacing="1" w:line="240" w:lineRule="auto"/>
         <w:rPr>
-          <w:rFonts w:ascii="Times" w:eastAsia="SimSun" w:hAnsi="Times" w:cs="Times New Roman"/>
-        </w:rPr>
-      </w:pPr>
-      <w:r>
-        <w:rPr>
-          <w:rFonts w:ascii="Times" w:eastAsia="SimSun" w:hAnsi="Times" w:cs="Times New Roman"/>
+          <w:rFonts w:ascii="Times" w:eastAsia="宋体" w:hAnsi="Times" w:cs="Times New Roman"/>
+        </w:rPr>
+      </w:pPr>
+      <w:r>
+        <w:rPr>
+          <w:rFonts w:ascii="Times" w:eastAsia="宋体" w:hAnsi="Times" w:cs="Times New Roman"/>
         </w:rPr>
         <w:lastRenderedPageBreak/>
         <w:t>删除：</w:t>
       </w:r>
       <w:r>
         <w:rPr>
-          <w:rFonts w:ascii="Times" w:eastAsia="SimSun" w:hAnsi="Times" w:cs="Times New Roman"/>
+          <w:rFonts w:ascii="Times" w:eastAsia="宋体" w:hAnsi="Times" w:cs="Times New Roman"/>
         </w:rPr>
         <w:t>sudo docker rmi image_ID</w:t>
       </w:r>
@@ -4755,14 +4755,14 @@
       <w:pPr>
         <w:spacing w:before="100" w:beforeAutospacing="1" w:after="100" w:afterAutospacing="1" w:line="240" w:lineRule="auto"/>
         <w:rPr>
-          <w:rFonts w:ascii="Times" w:eastAsia="SimSun" w:hAnsi="Times" w:cs="Times New Roman"/>
-          <w:b/>
-          <w:bCs/>
-        </w:rPr>
-      </w:pPr>
-      <w:r>
-        <w:rPr>
-          <w:rFonts w:ascii="Times" w:eastAsia="SimSun" w:hAnsi="Times" w:cs="Times New Roman"/>
+          <w:rFonts w:ascii="Times" w:eastAsia="宋体" w:hAnsi="Times" w:cs="Times New Roman"/>
+          <w:b/>
+          <w:bCs/>
+        </w:rPr>
+      </w:pPr>
+      <w:r>
+        <w:rPr>
+          <w:rFonts w:ascii="Times" w:eastAsia="宋体" w:hAnsi="Times" w:cs="Times New Roman"/>
           <w:b/>
           <w:bCs/>
         </w:rPr>
@@ -4770,7 +4770,7 @@
       </w:r>
       <w:r>
         <w:rPr>
-          <w:rFonts w:ascii="Times" w:eastAsia="SimSun" w:hAnsi="Times" w:cs="Times New Roman"/>
+          <w:rFonts w:ascii="Times" w:eastAsia="宋体" w:hAnsi="Times" w:cs="Times New Roman"/>
           <w:b/>
           <w:bCs/>
         </w:rPr>
@@ -4778,7 +4778,7 @@
       </w:r>
       <w:r>
         <w:rPr>
-          <w:rFonts w:ascii="Times" w:eastAsia="SimSun" w:hAnsi="Times" w:cs="Times New Roman"/>
+          <w:rFonts w:ascii="Times" w:eastAsia="宋体" w:hAnsi="Times" w:cs="Times New Roman"/>
           <w:b/>
           <w:bCs/>
         </w:rPr>
@@ -4789,18 +4789,18 @@
       <w:pPr>
         <w:spacing w:before="100" w:beforeAutospacing="1" w:after="100" w:afterAutospacing="1" w:line="240" w:lineRule="auto"/>
         <w:rPr>
-          <w:rFonts w:ascii="Times" w:eastAsia="SimSun" w:hAnsi="Times" w:cs="Times New Roman"/>
-        </w:rPr>
-      </w:pPr>
-      <w:r>
-        <w:rPr>
-          <w:rFonts w:ascii="Times" w:eastAsia="SimSun" w:hAnsi="Times" w:cs="Times New Roman"/>
+          <w:rFonts w:ascii="Times" w:eastAsia="宋体" w:hAnsi="Times" w:cs="Times New Roman"/>
+        </w:rPr>
+      </w:pPr>
+      <w:r>
+        <w:rPr>
+          <w:rFonts w:ascii="Times" w:eastAsia="宋体" w:hAnsi="Times" w:cs="Times New Roman"/>
         </w:rPr>
         <w:t>查看：</w:t>
       </w:r>
       <w:r>
         <w:rPr>
-          <w:rFonts w:ascii="Times" w:eastAsia="SimSun" w:hAnsi="Times" w:cs="Times New Roman"/>
+          <w:rFonts w:ascii="Times" w:eastAsia="宋体" w:hAnsi="Times" w:cs="Times New Roman"/>
         </w:rPr>
         <w:t xml:space="preserve"> sudo docker container ls</w:t>
       </w:r>
@@ -4809,30 +4809,30 @@
       <w:pPr>
         <w:spacing w:before="100" w:beforeAutospacing="1" w:after="100" w:afterAutospacing="1" w:line="240" w:lineRule="auto"/>
         <w:rPr>
-          <w:rFonts w:ascii="Times" w:eastAsia="SimSun" w:hAnsi="Times" w:cs="Times New Roman"/>
-        </w:rPr>
-      </w:pPr>
-      <w:r>
-        <w:rPr>
-          <w:rFonts w:ascii="Times" w:eastAsia="SimSun" w:hAnsi="Times" w:cs="Times New Roman"/>
+          <w:rFonts w:ascii="Times" w:eastAsia="宋体" w:hAnsi="Times" w:cs="Times New Roman"/>
+        </w:rPr>
+      </w:pPr>
+      <w:r>
+        <w:rPr>
+          <w:rFonts w:ascii="Times" w:eastAsia="宋体" w:hAnsi="Times" w:cs="Times New Roman"/>
         </w:rPr>
         <w:t>删除：先</w:t>
       </w:r>
       <w:r>
         <w:rPr>
-          <w:rFonts w:ascii="Times" w:eastAsia="SimSun" w:hAnsi="Times" w:cs="Times New Roman"/>
+          <w:rFonts w:ascii="Times" w:eastAsia="宋体" w:hAnsi="Times" w:cs="Times New Roman"/>
         </w:rPr>
         <w:t xml:space="preserve">sudo docker container stop container_ID, </w:t>
       </w:r>
       <w:r>
         <w:rPr>
-          <w:rFonts w:ascii="Times" w:eastAsia="SimSun" w:hAnsi="Times" w:cs="Times New Roman"/>
+          <w:rFonts w:ascii="Times" w:eastAsia="宋体" w:hAnsi="Times" w:cs="Times New Roman"/>
         </w:rPr>
         <w:t>然后再</w:t>
       </w:r>
       <w:r>
         <w:rPr>
-          <w:rFonts w:ascii="Times" w:eastAsia="SimSun" w:hAnsi="Times" w:cs="Times New Roman"/>
+          <w:rFonts w:ascii="Times" w:eastAsia="宋体" w:hAnsi="Times" w:cs="Times New Roman"/>
         </w:rPr>
         <w:t>sudo docker container rm container_ID</w:t>
       </w:r>
@@ -4841,14 +4841,14 @@
       <w:pPr>
         <w:spacing w:before="100" w:beforeAutospacing="1" w:after="100" w:afterAutospacing="1" w:line="240" w:lineRule="auto"/>
         <w:rPr>
-          <w:rFonts w:ascii="Times" w:eastAsia="SimSun" w:hAnsi="Times" w:cs="Times New Roman"/>
-          <w:b/>
-          <w:bCs/>
-        </w:rPr>
-      </w:pPr>
-      <w:r>
-        <w:rPr>
-          <w:rFonts w:ascii="Times" w:eastAsia="SimSun" w:hAnsi="Times" w:cs="Times New Roman"/>
+          <w:rFonts w:ascii="Times" w:eastAsia="宋体" w:hAnsi="Times" w:cs="Times New Roman"/>
+          <w:b/>
+          <w:bCs/>
+        </w:rPr>
+      </w:pPr>
+      <w:r>
+        <w:rPr>
+          <w:rFonts w:ascii="Times" w:eastAsia="宋体" w:hAnsi="Times" w:cs="Times New Roman"/>
           <w:b/>
           <w:bCs/>
         </w:rPr>
@@ -4856,7 +4856,7 @@
       </w:r>
       <w:r>
         <w:rPr>
-          <w:rFonts w:ascii="Times" w:eastAsia="SimSun" w:hAnsi="Times" w:cs="Times New Roman"/>
+          <w:rFonts w:ascii="Times" w:eastAsia="宋体" w:hAnsi="Times" w:cs="Times New Roman"/>
           <w:b/>
           <w:bCs/>
         </w:rPr>
@@ -4864,7 +4864,7 @@
       </w:r>
       <w:r>
         <w:rPr>
-          <w:rFonts w:ascii="Times" w:eastAsia="SimSun" w:hAnsi="Times" w:cs="Times New Roman"/>
+          <w:rFonts w:ascii="Times" w:eastAsia="宋体" w:hAnsi="Times" w:cs="Times New Roman"/>
           <w:b/>
           <w:bCs/>
         </w:rPr>
@@ -4872,7 +4872,7 @@
       </w:r>
       <w:r>
         <w:rPr>
-          <w:rFonts w:ascii="Times" w:eastAsia="SimSun" w:hAnsi="Times" w:cs="Times New Roman"/>
+          <w:rFonts w:ascii="Times" w:eastAsia="宋体" w:hAnsi="Times" w:cs="Times New Roman"/>
           <w:b/>
           <w:bCs/>
         </w:rPr>
@@ -4880,7 +4880,7 @@
       </w:r>
       <w:r>
         <w:rPr>
-          <w:rFonts w:ascii="Times" w:eastAsia="SimSun" w:hAnsi="Times" w:cs="Times New Roman"/>
+          <w:rFonts w:ascii="Times" w:eastAsia="宋体" w:hAnsi="Times" w:cs="Times New Roman"/>
           <w:b/>
           <w:bCs/>
         </w:rPr>
@@ -4888,7 +4888,7 @@
       </w:r>
       <w:r>
         <w:rPr>
-          <w:rFonts w:ascii="Times" w:eastAsia="SimSun" w:hAnsi="Times" w:cs="Times New Roman"/>
+          <w:rFonts w:ascii="Times" w:eastAsia="宋体" w:hAnsi="Times" w:cs="Times New Roman"/>
           <w:b/>
           <w:bCs/>
         </w:rPr>
@@ -4896,7 +4896,7 @@
       </w:r>
       <w:r>
         <w:rPr>
-          <w:rFonts w:ascii="Times" w:eastAsia="SimSun" w:hAnsi="Times" w:cs="Times New Roman"/>
+          <w:rFonts w:ascii="Times" w:eastAsia="宋体" w:hAnsi="Times" w:cs="Times New Roman"/>
           <w:b/>
           <w:bCs/>
         </w:rPr>
@@ -4907,18 +4907,18 @@
       <w:pPr>
         <w:spacing w:before="100" w:beforeAutospacing="1" w:after="100" w:afterAutospacing="1" w:line="240" w:lineRule="auto"/>
         <w:rPr>
-          <w:rFonts w:ascii="Times" w:eastAsia="SimSun" w:hAnsi="Times" w:cs="Times New Roman"/>
-        </w:rPr>
-      </w:pPr>
-      <w:r>
-        <w:rPr>
-          <w:rFonts w:ascii="Times" w:eastAsia="SimSun" w:hAnsi="Times" w:cs="Times New Roman" w:hint="eastAsia"/>
+          <w:rFonts w:ascii="Times" w:eastAsia="宋体" w:hAnsi="Times" w:cs="Times New Roman"/>
+        </w:rPr>
+      </w:pPr>
+      <w:r>
+        <w:rPr>
+          <w:rFonts w:ascii="Times" w:eastAsia="宋体" w:hAnsi="Times" w:cs="Times New Roman" w:hint="eastAsia"/>
         </w:rPr>
         <w:t>先进入</w:t>
       </w:r>
       <w:r>
         <w:rPr>
-          <w:rFonts w:ascii="Times" w:eastAsia="SimSun" w:hAnsi="Times" w:cs="Times New Roman" w:hint="eastAsia"/>
+          <w:rFonts w:ascii="Times" w:eastAsia="宋体" w:hAnsi="Times" w:cs="Times New Roman" w:hint="eastAsia"/>
         </w:rPr>
         <w:t>wsl</w:t>
       </w:r>
@@ -4927,42 +4927,42 @@
       <w:pPr>
         <w:spacing w:before="100" w:beforeAutospacing="1" w:after="100" w:afterAutospacing="1" w:line="240" w:lineRule="auto"/>
         <w:rPr>
-          <w:rFonts w:ascii="Times" w:eastAsia="SimSun" w:hAnsi="Times" w:cs="Times New Roman"/>
-        </w:rPr>
-      </w:pPr>
-      <w:r>
-        <w:rPr>
-          <w:rFonts w:ascii="Times" w:eastAsia="SimSun" w:hAnsi="Times" w:cs="Times New Roman" w:hint="eastAsia"/>
+          <w:rFonts w:ascii="Times" w:eastAsia="宋体" w:hAnsi="Times" w:cs="Times New Roman"/>
+        </w:rPr>
+      </w:pPr>
+      <w:r>
+        <w:rPr>
+          <w:rFonts w:ascii="Times" w:eastAsia="宋体" w:hAnsi="Times" w:cs="Times New Roman" w:hint="eastAsia"/>
         </w:rPr>
         <w:t>然后</w:t>
       </w:r>
       <w:r>
         <w:rPr>
-          <w:rFonts w:ascii="Times" w:eastAsia="SimSun" w:hAnsi="Times" w:cs="Times New Roman"/>
+          <w:rFonts w:ascii="Times" w:eastAsia="宋体" w:hAnsi="Times" w:cs="Times New Roman"/>
         </w:rPr>
         <w:t>sudo docker container ls</w:t>
       </w:r>
       <w:r>
         <w:rPr>
-          <w:rFonts w:ascii="Times" w:eastAsia="SimSun" w:hAnsi="Times" w:cs="Times New Roman"/>
+          <w:rFonts w:ascii="Times" w:eastAsia="宋体" w:hAnsi="Times" w:cs="Times New Roman"/>
         </w:rPr>
         <w:t>获得当前</w:t>
       </w:r>
       <w:r>
         <w:rPr>
-          <w:rFonts w:ascii="Times" w:eastAsia="SimSun" w:hAnsi="Times" w:cs="Times New Roman"/>
+          <w:rFonts w:ascii="Times" w:eastAsia="宋体" w:hAnsi="Times" w:cs="Times New Roman"/>
         </w:rPr>
         <w:t>container</w:t>
       </w:r>
       <w:r>
         <w:rPr>
-          <w:rFonts w:ascii="Times" w:eastAsia="SimSun" w:hAnsi="Times" w:cs="Times New Roman"/>
+          <w:rFonts w:ascii="Times" w:eastAsia="宋体" w:hAnsi="Times" w:cs="Times New Roman"/>
         </w:rPr>
         <w:t>的</w:t>
       </w:r>
       <w:r>
         <w:rPr>
-          <w:rFonts w:ascii="Times" w:eastAsia="SimSun" w:hAnsi="Times" w:cs="Times New Roman"/>
+          <w:rFonts w:ascii="Times" w:eastAsia="宋体" w:hAnsi="Times" w:cs="Times New Roman"/>
         </w:rPr>
         <w:t>ID</w:t>
       </w:r>
@@ -4971,30 +4971,30 @@
       <w:pPr>
         <w:spacing w:before="100" w:beforeAutospacing="1" w:after="100" w:afterAutospacing="1" w:line="240" w:lineRule="auto"/>
         <w:rPr>
-          <w:rFonts w:ascii="Times" w:eastAsia="SimSun" w:hAnsi="Times" w:cs="Times New Roman"/>
-        </w:rPr>
-      </w:pPr>
-      <w:r>
-        <w:rPr>
-          <w:rFonts w:ascii="Times" w:eastAsia="SimSun" w:hAnsi="Times" w:cs="Times New Roman"/>
+          <w:rFonts w:ascii="Times" w:eastAsia="宋体" w:hAnsi="Times" w:cs="Times New Roman"/>
+        </w:rPr>
+      </w:pPr>
+      <w:r>
+        <w:rPr>
+          <w:rFonts w:ascii="Times" w:eastAsia="宋体" w:hAnsi="Times" w:cs="Times New Roman"/>
         </w:rPr>
         <w:t>然后在</w:t>
       </w:r>
       <w:r>
         <w:rPr>
-          <w:rFonts w:ascii="Times" w:eastAsia="SimSun" w:hAnsi="Times" w:cs="Times New Roman"/>
+          <w:rFonts w:ascii="Times" w:eastAsia="宋体" w:hAnsi="Times" w:cs="Times New Roman"/>
         </w:rPr>
         <w:t>wsl terminal</w:t>
       </w:r>
       <w:r>
         <w:rPr>
-          <w:rFonts w:ascii="Times" w:eastAsia="SimSun" w:hAnsi="Times" w:cs="Times New Roman"/>
+          <w:rFonts w:ascii="Times" w:eastAsia="宋体" w:hAnsi="Times" w:cs="Times New Roman"/>
         </w:rPr>
         <w:t>里</w:t>
       </w:r>
       <w:r>
         <w:rPr>
-          <w:rFonts w:ascii="Times" w:eastAsia="SimSun" w:hAnsi="Times" w:cs="Times New Roman"/>
+          <w:rFonts w:ascii="Times" w:eastAsia="宋体" w:hAnsi="Times" w:cs="Times New Roman"/>
         </w:rPr>
         <w:t>sudo docker exec -it -u 0 ID bash</w:t>
       </w:r>
@@ -5003,48 +5003,48 @@
       <w:pPr>
         <w:spacing w:before="100" w:beforeAutospacing="1" w:after="100" w:afterAutospacing="1" w:line="240" w:lineRule="auto"/>
         <w:rPr>
-          <w:rFonts w:ascii="Times" w:eastAsia="SimSun" w:hAnsi="Times" w:cs="Times New Roman"/>
-        </w:rPr>
-      </w:pPr>
-      <w:r>
-        <w:rPr>
-          <w:rFonts w:ascii="Times" w:eastAsia="SimSun" w:hAnsi="Times" w:cs="Times New Roman"/>
+          <w:rFonts w:ascii="Times" w:eastAsia="宋体" w:hAnsi="Times" w:cs="Times New Roman"/>
+        </w:rPr>
+      </w:pPr>
+      <w:r>
+        <w:rPr>
+          <w:rFonts w:ascii="Times" w:eastAsia="宋体" w:hAnsi="Times" w:cs="Times New Roman"/>
         </w:rPr>
         <w:t>然后就可以进入</w:t>
       </w:r>
       <w:r>
         <w:rPr>
-          <w:rFonts w:ascii="Times" w:eastAsia="SimSun" w:hAnsi="Times" w:cs="Times New Roman"/>
+          <w:rFonts w:ascii="Times" w:eastAsia="宋体" w:hAnsi="Times" w:cs="Times New Roman"/>
         </w:rPr>
         <w:t>container</w:t>
       </w:r>
       <w:r>
         <w:rPr>
-          <w:rFonts w:ascii="Times" w:eastAsia="SimSun" w:hAnsi="Times" w:cs="Times New Roman"/>
+          <w:rFonts w:ascii="Times" w:eastAsia="宋体" w:hAnsi="Times" w:cs="Times New Roman"/>
         </w:rPr>
         <w:t>的</w:t>
       </w:r>
       <w:r>
         <w:rPr>
-          <w:rFonts w:ascii="Times" w:eastAsia="SimSun" w:hAnsi="Times" w:cs="Times New Roman"/>
+          <w:rFonts w:ascii="Times" w:eastAsia="宋体" w:hAnsi="Times" w:cs="Times New Roman"/>
         </w:rPr>
         <w:t>root</w:t>
       </w:r>
       <w:r>
         <w:rPr>
-          <w:rFonts w:ascii="Times" w:eastAsia="SimSun" w:hAnsi="Times" w:cs="Times New Roman"/>
+          <w:rFonts w:ascii="Times" w:eastAsia="宋体" w:hAnsi="Times" w:cs="Times New Roman"/>
         </w:rPr>
         <w:t>，用</w:t>
       </w:r>
       <w:r>
         <w:rPr>
-          <w:rFonts w:ascii="Times" w:eastAsia="SimSun" w:hAnsi="Times" w:cs="Times New Roman"/>
+          <w:rFonts w:ascii="Times" w:eastAsia="宋体" w:hAnsi="Times" w:cs="Times New Roman"/>
         </w:rPr>
         <w:t>pip install</w:t>
       </w:r>
       <w:r>
         <w:rPr>
-          <w:rFonts w:ascii="Times" w:eastAsia="SimSun" w:hAnsi="Times" w:cs="Times New Roman"/>
+          <w:rFonts w:ascii="Times" w:eastAsia="宋体" w:hAnsi="Times" w:cs="Times New Roman"/>
         </w:rPr>
         <w:t>安装</w:t>
       </w:r>
@@ -5053,30 +5053,30 @@
       <w:pPr>
         <w:spacing w:before="100" w:beforeAutospacing="1" w:after="100" w:afterAutospacing="1" w:line="240" w:lineRule="auto"/>
         <w:rPr>
-          <w:rFonts w:ascii="Times" w:eastAsia="SimSun" w:hAnsi="Times" w:cs="Times New Roman"/>
-        </w:rPr>
-      </w:pPr>
-      <w:r>
-        <w:rPr>
-          <w:rFonts w:ascii="Times" w:eastAsia="SimSun" w:hAnsi="Times" w:cs="Times New Roman"/>
+          <w:rFonts w:ascii="Times" w:eastAsia="宋体" w:hAnsi="Times" w:cs="Times New Roman"/>
+        </w:rPr>
+      </w:pPr>
+      <w:r>
+        <w:rPr>
+          <w:rFonts w:ascii="Times" w:eastAsia="宋体" w:hAnsi="Times" w:cs="Times New Roman"/>
         </w:rPr>
         <w:t>安装好后</w:t>
       </w:r>
       <w:r>
         <w:rPr>
-          <w:rFonts w:ascii="Times" w:eastAsia="SimSun" w:hAnsi="Times" w:cs="Times New Roman"/>
+          <w:rFonts w:ascii="Times" w:eastAsia="宋体" w:hAnsi="Times" w:cs="Times New Roman"/>
         </w:rPr>
         <w:t>ctrl+A+D</w:t>
       </w:r>
       <w:r>
         <w:rPr>
-          <w:rFonts w:ascii="Times" w:eastAsia="SimSun" w:hAnsi="Times" w:cs="Times New Roman"/>
+          <w:rFonts w:ascii="Times" w:eastAsia="宋体" w:hAnsi="Times" w:cs="Times New Roman"/>
         </w:rPr>
         <w:t>退出</w:t>
       </w:r>
       <w:r>
         <w:rPr>
-          <w:rFonts w:ascii="Times" w:eastAsia="SimSun" w:hAnsi="Times" w:cs="Times New Roman"/>
+          <w:rFonts w:ascii="Times" w:eastAsia="宋体" w:hAnsi="Times" w:cs="Times New Roman"/>
         </w:rPr>
         <w:t>root</w:t>
       </w:r>
@@ -5085,60 +5085,80 @@
       <w:pPr>
         <w:spacing w:before="100" w:beforeAutospacing="1" w:after="100" w:afterAutospacing="1" w:line="240" w:lineRule="auto"/>
         <w:rPr>
-          <w:rFonts w:ascii="Times" w:eastAsia="SimSun" w:hAnsi="Times" w:cs="Times New Roman"/>
-        </w:rPr>
-      </w:pPr>
-      <w:r>
-        <w:rPr>
-          <w:rFonts w:ascii="Times" w:eastAsia="SimSun" w:hAnsi="Times" w:cs="Times New Roman"/>
+          <w:rFonts w:ascii="Times" w:eastAsia="宋体" w:hAnsi="Times" w:cs="Times New Roman"/>
+          <w:b/>
+          <w:bCs/>
+        </w:rPr>
+      </w:pPr>
+      <w:r>
+        <w:rPr>
+          <w:rFonts w:ascii="Times" w:eastAsia="宋体" w:hAnsi="Times" w:cs="Times New Roman"/>
+          <w:b/>
+          <w:bCs/>
         </w:rPr>
         <w:t xml:space="preserve">5. </w:t>
       </w:r>
       <w:r>
         <w:rPr>
-          <w:rFonts w:ascii="Times" w:eastAsia="SimSun" w:hAnsi="Times" w:cs="Times New Roman" w:hint="eastAsia"/>
+          <w:rFonts w:ascii="Times" w:eastAsia="宋体" w:hAnsi="Times" w:cs="Times New Roman" w:hint="eastAsia"/>
+          <w:b/>
+          <w:bCs/>
         </w:rPr>
         <w:t>如果在</w:t>
       </w:r>
       <w:r>
         <w:rPr>
-          <w:rFonts w:ascii="Times" w:eastAsia="SimSun" w:hAnsi="Times" w:cs="Times New Roman" w:hint="eastAsia"/>
+          <w:rFonts w:ascii="Times" w:eastAsia="宋体" w:hAnsi="Times" w:cs="Times New Roman" w:hint="eastAsia"/>
+          <w:b/>
+          <w:bCs/>
         </w:rPr>
         <w:t>container</w:t>
       </w:r>
       <w:r>
         <w:rPr>
-          <w:rFonts w:ascii="Times" w:eastAsia="SimSun" w:hAnsi="Times" w:cs="Times New Roman" w:hint="eastAsia"/>
+          <w:rFonts w:ascii="Times" w:eastAsia="宋体" w:hAnsi="Times" w:cs="Times New Roman" w:hint="eastAsia"/>
+          <w:b/>
+          <w:bCs/>
         </w:rPr>
         <w:t>里连不上</w:t>
       </w:r>
       <w:r>
         <w:rPr>
-          <w:rFonts w:ascii="Times" w:eastAsia="SimSun" w:hAnsi="Times" w:cs="Times New Roman" w:hint="eastAsia"/>
+          <w:rFonts w:ascii="Times" w:eastAsia="宋体" w:hAnsi="Times" w:cs="Times New Roman" w:hint="eastAsia"/>
+          <w:b/>
+          <w:bCs/>
         </w:rPr>
         <w:t>V</w:t>
       </w:r>
       <w:r>
         <w:rPr>
-          <w:rFonts w:ascii="Times" w:eastAsia="SimSun" w:hAnsi="Times" w:cs="Times New Roman"/>
+          <w:rFonts w:ascii="Times" w:eastAsia="宋体" w:hAnsi="Times" w:cs="Times New Roman"/>
+          <w:b/>
+          <w:bCs/>
         </w:rPr>
         <w:t>PN</w:t>
       </w:r>
       <w:r>
         <w:rPr>
-          <w:rFonts w:ascii="Times" w:eastAsia="SimSun" w:hAnsi="Times" w:cs="Times New Roman" w:hint="eastAsia"/>
+          <w:rFonts w:ascii="Times" w:eastAsia="宋体" w:hAnsi="Times" w:cs="Times New Roman" w:hint="eastAsia"/>
+          <w:b/>
+          <w:bCs/>
         </w:rPr>
         <w:t>（比如用不了</w:t>
       </w:r>
       <w:r>
         <w:rPr>
-          <w:rFonts w:ascii="Times" w:eastAsia="SimSun" w:hAnsi="Times" w:cs="Times New Roman" w:hint="eastAsia"/>
+          <w:rFonts w:ascii="Times" w:eastAsia="宋体" w:hAnsi="Times" w:cs="Times New Roman" w:hint="eastAsia"/>
+          <w:b/>
+          <w:bCs/>
         </w:rPr>
         <w:t>copilot</w:t>
       </w:r>
       <w:r>
         <w:rPr>
-          <w:rFonts w:ascii="Times" w:eastAsia="SimSun" w:hAnsi="Times" w:cs="Times New Roman" w:hint="eastAsia"/>
+          <w:rFonts w:ascii="Times" w:eastAsia="宋体" w:hAnsi="Times" w:cs="Times New Roman" w:hint="eastAsia"/>
+          <w:b/>
+          <w:bCs/>
         </w:rPr>
         <w:t>）</w:t>
       </w:r>
@@ -5147,36 +5167,36 @@
       <w:pPr>
         <w:spacing w:before="100" w:beforeAutospacing="1" w:after="100" w:afterAutospacing="1" w:line="240" w:lineRule="auto"/>
         <w:rPr>
-          <w:rFonts w:ascii="Times" w:eastAsia="SimSun" w:hAnsi="Times" w:cs="Times New Roman"/>
-        </w:rPr>
-      </w:pPr>
-      <w:r>
-        <w:rPr>
-          <w:rFonts w:ascii="Times" w:eastAsia="SimSun" w:hAnsi="Times" w:cs="Times New Roman" w:hint="eastAsia"/>
+          <w:rFonts w:ascii="Times" w:eastAsia="宋体" w:hAnsi="Times" w:cs="Times New Roman"/>
+        </w:rPr>
+      </w:pPr>
+      <w:r>
+        <w:rPr>
+          <w:rFonts w:ascii="Times" w:eastAsia="宋体" w:hAnsi="Times" w:cs="Times New Roman" w:hint="eastAsia"/>
         </w:rPr>
         <w:t>在</w:t>
       </w:r>
       <w:r>
         <w:rPr>
-          <w:rFonts w:ascii="Times" w:eastAsia="SimSun" w:hAnsi="Times" w:cs="Times New Roman" w:hint="eastAsia"/>
+          <w:rFonts w:ascii="Times" w:eastAsia="宋体" w:hAnsi="Times" w:cs="Times New Roman" w:hint="eastAsia"/>
         </w:rPr>
         <w:t>container</w:t>
       </w:r>
       <w:r>
         <w:rPr>
-          <w:rFonts w:ascii="Times" w:eastAsia="SimSun" w:hAnsi="Times" w:cs="Times New Roman" w:hint="eastAsia"/>
+          <w:rFonts w:ascii="Times" w:eastAsia="宋体" w:hAnsi="Times" w:cs="Times New Roman" w:hint="eastAsia"/>
         </w:rPr>
         <w:t>的</w:t>
       </w:r>
       <w:r>
         <w:rPr>
-          <w:rFonts w:ascii="Times" w:eastAsia="SimSun" w:hAnsi="Times" w:cs="Times New Roman" w:hint="eastAsia"/>
+          <w:rFonts w:ascii="Times" w:eastAsia="宋体" w:hAnsi="Times" w:cs="Times New Roman" w:hint="eastAsia"/>
         </w:rPr>
         <w:t>terminal</w:t>
       </w:r>
       <w:r>
         <w:rPr>
-          <w:rFonts w:ascii="Times" w:eastAsia="SimSun" w:hAnsi="Times" w:cs="Times New Roman" w:hint="eastAsia"/>
+          <w:rFonts w:ascii="Times" w:eastAsia="宋体" w:hAnsi="Times" w:cs="Times New Roman" w:hint="eastAsia"/>
         </w:rPr>
         <w:t>里输</w:t>
       </w:r>
@@ -5185,12 +5205,12 @@
       <w:pPr>
         <w:spacing w:before="100" w:beforeAutospacing="1" w:after="100" w:afterAutospacing="1" w:line="240" w:lineRule="auto"/>
         <w:rPr>
-          <w:rFonts w:ascii="Times" w:eastAsia="SimSun" w:hAnsi="Times" w:cs="Times New Roman"/>
-        </w:rPr>
-      </w:pPr>
-      <w:r>
-        <w:rPr>
-          <w:rFonts w:ascii="Times" w:eastAsia="SimSun" w:hAnsi="Times" w:cs="Times New Roman"/>
+          <w:rFonts w:ascii="Times" w:eastAsia="宋体" w:hAnsi="Times" w:cs="Times New Roman"/>
+        </w:rPr>
+      </w:pPr>
+      <w:r>
+        <w:rPr>
+          <w:rFonts w:ascii="Times" w:eastAsia="宋体" w:hAnsi="Times" w:cs="Times New Roman"/>
         </w:rPr>
         <w:t>(base) root@cf50883f4616:/host# echo $HTTP_PROXY</w:t>
       </w:r>
@@ -5199,18 +5219,18 @@
       <w:pPr>
         <w:spacing w:before="100" w:beforeAutospacing="1" w:after="100" w:afterAutospacing="1" w:line="240" w:lineRule="auto"/>
         <w:rPr>
-          <w:rFonts w:ascii="Times" w:eastAsia="SimSun" w:hAnsi="Times" w:cs="Times New Roman"/>
-        </w:rPr>
-      </w:pPr>
-      <w:r>
-        <w:rPr>
-          <w:rFonts w:ascii="Times" w:eastAsia="SimSun" w:hAnsi="Times" w:cs="Times New Roman"/>
+          <w:rFonts w:ascii="Times" w:eastAsia="宋体" w:hAnsi="Times" w:cs="Times New Roman"/>
+        </w:rPr>
+      </w:pPr>
+      <w:r>
+        <w:rPr>
+          <w:rFonts w:ascii="Times" w:eastAsia="宋体" w:hAnsi="Times" w:cs="Times New Roman"/>
         </w:rPr>
         <w:t xml:space="preserve"># </w:t>
       </w:r>
       <w:r>
         <w:rPr>
-          <w:rFonts w:ascii="Times" w:eastAsia="SimSun" w:hAnsi="Times" w:cs="Times New Roman" w:hint="eastAsia"/>
+          <w:rFonts w:ascii="Times" w:eastAsia="宋体" w:hAnsi="Times" w:cs="Times New Roman" w:hint="eastAsia"/>
         </w:rPr>
         <w:t>这里很可能会返回空白，接着输下面的内容：</w:t>
       </w:r>
@@ -5219,12 +5239,12 @@
       <w:pPr>
         <w:spacing w:before="100" w:beforeAutospacing="1" w:after="100" w:afterAutospacing="1" w:line="240" w:lineRule="auto"/>
         <w:rPr>
-          <w:rFonts w:ascii="Times" w:eastAsia="SimSun" w:hAnsi="Times" w:cs="Times New Roman"/>
-        </w:rPr>
-      </w:pPr>
-      <w:r>
-        <w:rPr>
-          <w:rFonts w:ascii="Times" w:eastAsia="SimSun" w:hAnsi="Times" w:cs="Times New Roman"/>
+          <w:rFonts w:ascii="Times" w:eastAsia="宋体" w:hAnsi="Times" w:cs="Times New Roman"/>
+        </w:rPr>
+      </w:pPr>
+      <w:r>
+        <w:rPr>
+          <w:rFonts w:ascii="Times" w:eastAsia="宋体" w:hAnsi="Times" w:cs="Times New Roman"/>
         </w:rPr>
         <w:t>(base) root@cf50883f4616:/host# unset HTTP_PROXY HTTPS_PROXY http_proxy https_proxy</w:t>
       </w:r>
@@ -5233,12 +5253,12 @@
       <w:pPr>
         <w:spacing w:before="100" w:beforeAutospacing="1" w:after="100" w:afterAutospacing="1" w:line="240" w:lineRule="auto"/>
         <w:rPr>
-          <w:rFonts w:ascii="Times" w:eastAsia="SimSun" w:hAnsi="Times" w:cs="Times New Roman"/>
-        </w:rPr>
-      </w:pPr>
-      <w:r>
-        <w:rPr>
-          <w:rFonts w:ascii="Times" w:eastAsia="SimSun" w:hAnsi="Times" w:cs="Times New Roman"/>
+          <w:rFonts w:ascii="Times" w:eastAsia="宋体" w:hAnsi="Times" w:cs="Times New Roman"/>
+        </w:rPr>
+      </w:pPr>
+      <w:r>
+        <w:rPr>
+          <w:rFonts w:ascii="Times" w:eastAsia="宋体" w:hAnsi="Times" w:cs="Times New Roman"/>
         </w:rPr>
         <w:t>(base) root@cf50883f4616:/host# export HTTP_PROXY=http://host.docker.internal:7890</w:t>
       </w:r>
@@ -5247,12 +5267,12 @@
       <w:pPr>
         <w:spacing w:before="100" w:beforeAutospacing="1" w:after="100" w:afterAutospacing="1" w:line="240" w:lineRule="auto"/>
         <w:rPr>
-          <w:rFonts w:ascii="Times" w:eastAsia="SimSun" w:hAnsi="Times" w:cs="Times New Roman"/>
-        </w:rPr>
-      </w:pPr>
-      <w:r>
-        <w:rPr>
-          <w:rFonts w:ascii="Times" w:eastAsia="SimSun" w:hAnsi="Times" w:cs="Times New Roman"/>
+          <w:rFonts w:ascii="Times" w:eastAsia="宋体" w:hAnsi="Times" w:cs="Times New Roman"/>
+        </w:rPr>
+      </w:pPr>
+      <w:r>
+        <w:rPr>
+          <w:rFonts w:ascii="Times" w:eastAsia="宋体" w:hAnsi="Times" w:cs="Times New Roman"/>
         </w:rPr>
         <w:t>(base) root@cf50883f4616:/host# export HTTPS_PROXY=http://host.docker.internal:7890</w:t>
       </w:r>
@@ -5261,12 +5281,12 @@
       <w:pPr>
         <w:spacing w:before="100" w:beforeAutospacing="1" w:after="100" w:afterAutospacing="1" w:line="240" w:lineRule="auto"/>
         <w:rPr>
-          <w:rFonts w:ascii="Times" w:eastAsia="SimSun" w:hAnsi="Times" w:cs="Times New Roman"/>
-        </w:rPr>
-      </w:pPr>
-      <w:r>
-        <w:rPr>
-          <w:rFonts w:ascii="Times" w:eastAsia="SimSun" w:hAnsi="Times" w:cs="Times New Roman"/>
+          <w:rFonts w:ascii="Times" w:eastAsia="宋体" w:hAnsi="Times" w:cs="Times New Roman"/>
+        </w:rPr>
+      </w:pPr>
+      <w:r>
+        <w:rPr>
+          <w:rFonts w:ascii="Times" w:eastAsia="宋体" w:hAnsi="Times" w:cs="Times New Roman"/>
         </w:rPr>
         <w:t>(base) root@cf50883f4616:/host# export NO_PROXY=localhost,127.0.0.1,::1</w:t>
       </w:r>
@@ -5275,9 +5295,521 @@
       <w:pPr>
         <w:spacing w:before="100" w:beforeAutospacing="1" w:after="100" w:afterAutospacing="1" w:line="240" w:lineRule="auto"/>
         <w:rPr>
-          <w:rFonts w:ascii="Times" w:eastAsia="SimSun" w:hAnsi="Times" w:cs="SimSun"/>
-        </w:rPr>
-      </w:pPr>
+          <w:rFonts w:ascii="Times" w:eastAsia="宋体" w:hAnsi="Times" w:cs="Times New Roman"/>
+          <w:b/>
+          <w:bCs/>
+        </w:rPr>
+      </w:pPr>
+      <w:r>
+        <w:rPr>
+          <w:rFonts w:ascii="Times" w:eastAsia="宋体" w:hAnsi="Times" w:cs="Times New Roman" w:hint="eastAsia"/>
+          <w:b/>
+          <w:bCs/>
+        </w:rPr>
+        <w:t>6</w:t>
+      </w:r>
+      <w:r>
+        <w:rPr>
+          <w:rFonts w:ascii="Times" w:eastAsia="宋体" w:hAnsi="Times" w:cs="Times New Roman"/>
+          <w:b/>
+          <w:bCs/>
+        </w:rPr>
+        <w:t xml:space="preserve">. </w:t>
+      </w:r>
+      <w:r>
+        <w:rPr>
+          <w:rFonts w:ascii="Times" w:eastAsia="宋体" w:hAnsi="Times" w:cs="Times New Roman" w:hint="eastAsia"/>
+          <w:b/>
+          <w:bCs/>
+        </w:rPr>
+        <w:t>如果在</w:t>
+      </w:r>
+      <w:r>
+        <w:rPr>
+          <w:rFonts w:ascii="Times" w:eastAsia="宋体" w:hAnsi="Times" w:cs="Times New Roman" w:hint="eastAsia"/>
+          <w:b/>
+          <w:bCs/>
+        </w:rPr>
+        <w:t>wsl</w:t>
+      </w:r>
+      <w:r>
+        <w:rPr>
+          <w:rFonts w:ascii="Times" w:eastAsia="宋体" w:hAnsi="Times" w:cs="Times New Roman" w:hint="eastAsia"/>
+          <w:b/>
+          <w:bCs/>
+        </w:rPr>
+        <w:t>里</w:t>
+      </w:r>
+      <w:r>
+        <w:rPr>
+          <w:rFonts w:ascii="Times" w:eastAsia="宋体" w:hAnsi="Times" w:cs="Times New Roman" w:hint="eastAsia"/>
+          <w:b/>
+          <w:bCs/>
+        </w:rPr>
+        <w:t>docker pull</w:t>
+      </w:r>
+      <w:r>
+        <w:rPr>
+          <w:rFonts w:ascii="Times" w:eastAsia="宋体" w:hAnsi="Times" w:cs="Times New Roman" w:hint="eastAsia"/>
+          <w:b/>
+          <w:bCs/>
+        </w:rPr>
+        <w:t>却</w:t>
+      </w:r>
+      <w:r>
+        <w:rPr>
+          <w:rFonts w:ascii="Times" w:eastAsia="宋体" w:hAnsi="Times" w:cs="Times New Roman" w:hint="eastAsia"/>
+          <w:b/>
+          <w:bCs/>
+        </w:rPr>
+        <w:t>pull</w:t>
+      </w:r>
+      <w:r>
+        <w:rPr>
+          <w:rFonts w:ascii="Times" w:eastAsia="宋体" w:hAnsi="Times" w:cs="Times New Roman" w:hint="eastAsia"/>
+          <w:b/>
+          <w:bCs/>
+        </w:rPr>
+        <w:t>不下来（但是电脑是可以连接谷歌等外网的）</w:t>
+      </w:r>
+    </w:p>
+    <w:p>
+      <w:pPr>
+        <w:spacing w:before="100" w:beforeAutospacing="1" w:after="100" w:afterAutospacing="1" w:line="240" w:lineRule="auto"/>
+        <w:rPr>
+          <w:rFonts w:ascii="Times" w:eastAsia="宋体" w:hAnsi="Times" w:cs="Times New Roman"/>
+        </w:rPr>
+      </w:pPr>
+      <w:r>
+        <w:rPr>
+          <w:rFonts w:ascii="Times" w:eastAsia="宋体" w:hAnsi="Times" w:cs="Times New Roman" w:hint="eastAsia"/>
+        </w:rPr>
+        <w:t>先检查</w:t>
+      </w:r>
+      <w:r>
+        <w:rPr>
+          <w:rFonts w:ascii="Times" w:eastAsia="宋体" w:hAnsi="Times" w:cs="Times New Roman" w:hint="eastAsia"/>
+        </w:rPr>
+        <w:t>DNS</w:t>
+      </w:r>
+    </w:p>
+    <w:p>
+      <w:pPr>
+        <w:spacing w:before="100" w:beforeAutospacing="1" w:after="100" w:afterAutospacing="1" w:line="240" w:lineRule="auto"/>
+        <w:rPr>
+          <w:rFonts w:ascii="Times" w:eastAsia="宋体" w:hAnsi="Times" w:cs="Times New Roman"/>
+        </w:rPr>
+      </w:pPr>
+      <w:r>
+        <w:rPr>
+          <w:rFonts w:ascii="Times" w:eastAsia="宋体" w:hAnsi="Times" w:cs="Times New Roman" w:hint="eastAsia"/>
+        </w:rPr>
+        <w:t>输入</w:t>
+      </w:r>
+      <w:r>
+        <w:rPr>
+          <w:rFonts w:ascii="Times" w:eastAsia="宋体" w:hAnsi="Times" w:cs="Times New Roman"/>
+        </w:rPr>
+        <w:t xml:space="preserve">nslookup registry-1.docker.io </w:t>
+      </w:r>
+    </w:p>
+    <w:p>
+      <w:pPr>
+        <w:spacing w:before="100" w:beforeAutospacing="1" w:after="100" w:afterAutospacing="1" w:line="240" w:lineRule="auto"/>
+        <w:rPr>
+          <w:rFonts w:ascii="Times" w:eastAsia="宋体" w:hAnsi="Times" w:cs="Times New Roman"/>
+        </w:rPr>
+      </w:pPr>
+      <w:r>
+        <w:rPr>
+          <w:rFonts w:ascii="Times" w:eastAsia="宋体" w:hAnsi="Times" w:cs="Times New Roman"/>
+        </w:rPr>
+        <w:t xml:space="preserve">Server: 10.255.255.254 Address: 10.255.255.254#53 </w:t>
+      </w:r>
+    </w:p>
+    <w:p>
+      <w:pPr>
+        <w:spacing w:before="100" w:beforeAutospacing="1" w:after="100" w:afterAutospacing="1" w:line="240" w:lineRule="auto"/>
+        <w:rPr>
+          <w:rFonts w:ascii="Times" w:eastAsia="宋体" w:hAnsi="Times" w:cs="Times New Roman"/>
+        </w:rPr>
+      </w:pPr>
+      <w:r>
+        <w:rPr>
+          <w:rFonts w:ascii="Times" w:eastAsia="宋体" w:hAnsi="Times" w:cs="Times New Roman"/>
+        </w:rPr>
+        <w:t>Non-authoritative answer: Name: registry-1.docker.io Address: 108.160.170.26 Name: registry-1.docker.io Address: 2a03:2880:f107:83:face:b00c:0:25de</w:t>
+      </w:r>
+    </w:p>
+    <w:p>
+      <w:pPr>
+        <w:spacing w:before="100" w:beforeAutospacing="1" w:after="100" w:afterAutospacing="1" w:line="240" w:lineRule="auto"/>
+        <w:rPr>
+          <w:rFonts w:ascii="Times" w:eastAsia="宋体" w:hAnsi="Times" w:cs="Times New Roman"/>
+        </w:rPr>
+      </w:pPr>
+      <w:r>
+        <w:rPr>
+          <w:rFonts w:ascii="Times" w:eastAsia="宋体" w:hAnsi="Times" w:cs="Times New Roman" w:hint="eastAsia"/>
+        </w:rPr>
+        <w:lastRenderedPageBreak/>
+        <w:t>如果看到这种</w:t>
+      </w:r>
+      <w:r>
+        <w:rPr>
+          <w:rFonts w:ascii="Times" w:eastAsia="宋体" w:hAnsi="Times" w:cs="Times New Roman" w:hint="eastAsia"/>
+        </w:rPr>
+        <w:t>server</w:t>
+      </w:r>
+      <w:r>
+        <w:rPr>
+          <w:rFonts w:ascii="Times" w:eastAsia="宋体" w:hAnsi="Times" w:cs="Times New Roman" w:hint="eastAsia"/>
+        </w:rPr>
+        <w:t>和下面的</w:t>
+      </w:r>
+      <w:r>
+        <w:rPr>
+          <w:rFonts w:ascii="Times" w:eastAsia="宋体" w:hAnsi="Times" w:cs="Times New Roman" w:hint="eastAsia"/>
+        </w:rPr>
+        <w:t>address</w:t>
+      </w:r>
+      <w:r>
+        <w:rPr>
+          <w:rFonts w:ascii="Times" w:eastAsia="宋体" w:hAnsi="Times" w:cs="Times New Roman" w:hint="eastAsia"/>
+        </w:rPr>
+        <w:t>不一样，大概就是</w:t>
+      </w:r>
+      <w:r>
+        <w:rPr>
+          <w:rFonts w:ascii="Times" w:eastAsia="宋体" w:hAnsi="Times" w:cs="Times New Roman" w:hint="eastAsia"/>
+        </w:rPr>
+        <w:t>DNS</w:t>
+      </w:r>
+      <w:r>
+        <w:rPr>
+          <w:rFonts w:ascii="Times" w:eastAsia="宋体" w:hAnsi="Times" w:cs="Times New Roman" w:hint="eastAsia"/>
+        </w:rPr>
+        <w:t>的问题</w:t>
+      </w:r>
+    </w:p>
+    <w:p>
+      <w:pPr>
+        <w:spacing w:before="100" w:beforeAutospacing="1" w:after="100" w:afterAutospacing="1" w:line="240" w:lineRule="auto"/>
+        <w:rPr>
+          <w:rFonts w:ascii="Times" w:eastAsia="宋体" w:hAnsi="Times" w:cs="Times New Roman"/>
+        </w:rPr>
+      </w:pPr>
+      <w:r>
+        <w:rPr>
+          <w:rFonts w:ascii="Times" w:eastAsia="宋体" w:hAnsi="Times" w:cs="Times New Roman" w:hint="eastAsia"/>
+        </w:rPr>
+        <w:t>我们尽量要让</w:t>
+      </w:r>
+      <w:r>
+        <w:rPr>
+          <w:rFonts w:ascii="Times" w:eastAsia="宋体" w:hAnsi="Times" w:cs="Times New Roman" w:hint="eastAsia"/>
+        </w:rPr>
+        <w:t>DNS</w:t>
+      </w:r>
+      <w:r>
+        <w:rPr>
+          <w:rFonts w:ascii="Times" w:eastAsia="宋体" w:hAnsi="Times" w:cs="Times New Roman" w:hint="eastAsia"/>
+        </w:rPr>
+        <w:t>为</w:t>
+      </w:r>
+      <w:r>
+        <w:rPr>
+          <w:rFonts w:ascii="Times" w:eastAsia="宋体" w:hAnsi="Times" w:cs="Times New Roman" w:hint="eastAsia"/>
+        </w:rPr>
+        <w:t>8.8.8.8</w:t>
+      </w:r>
+    </w:p>
+    <w:p>
+      <w:pPr>
+        <w:spacing w:before="100" w:beforeAutospacing="1" w:after="100" w:afterAutospacing="1" w:line="240" w:lineRule="auto"/>
+        <w:rPr>
+          <w:rFonts w:ascii="Times" w:eastAsia="宋体" w:hAnsi="Times" w:cs="Times New Roman"/>
+        </w:rPr>
+      </w:pPr>
+      <w:r>
+        <w:rPr>
+          <w:rFonts w:ascii="Times" w:eastAsia="宋体" w:hAnsi="Times" w:cs="Times New Roman" w:hint="eastAsia"/>
+        </w:rPr>
+        <w:t>我们去</w:t>
+      </w:r>
+      <w:r>
+        <w:rPr>
+          <w:rFonts w:ascii="Times" w:eastAsia="宋体" w:hAnsi="Times" w:cs="Times New Roman" w:hint="eastAsia"/>
+        </w:rPr>
+        <w:t>windows</w:t>
+      </w:r>
+      <w:r>
+        <w:rPr>
+          <w:rFonts w:ascii="Times" w:eastAsia="宋体" w:hAnsi="Times" w:cs="Times New Roman" w:hint="eastAsia"/>
+        </w:rPr>
+        <w:t>的设置里，以太网，</w:t>
+      </w:r>
+      <w:r>
+        <w:rPr>
+          <w:rFonts w:ascii="Times" w:eastAsia="宋体" w:hAnsi="Times" w:cs="Times New Roman" w:hint="eastAsia"/>
+        </w:rPr>
+        <w:t>DNS</w:t>
+      </w:r>
+      <w:r>
+        <w:rPr>
+          <w:rFonts w:ascii="Times" w:eastAsia="宋体" w:hAnsi="Times" w:cs="Times New Roman" w:hint="eastAsia"/>
+        </w:rPr>
+        <w:t>服务器分配，手动，首选</w:t>
+      </w:r>
+      <w:r>
+        <w:rPr>
+          <w:rFonts w:ascii="Times" w:eastAsia="宋体" w:hAnsi="Times" w:cs="Times New Roman" w:hint="eastAsia"/>
+        </w:rPr>
+        <w:t>8.8.8.8</w:t>
+      </w:r>
+      <w:r>
+        <w:rPr>
+          <w:rFonts w:ascii="Times" w:eastAsia="宋体" w:hAnsi="Times" w:cs="Times New Roman" w:hint="eastAsia"/>
+        </w:rPr>
+        <w:t>，备用</w:t>
+      </w:r>
+      <w:r>
+        <w:rPr>
+          <w:rFonts w:ascii="Times" w:eastAsia="宋体" w:hAnsi="Times" w:cs="Times New Roman" w:hint="eastAsia"/>
+        </w:rPr>
+        <w:t>1.1.1.1</w:t>
+      </w:r>
+      <w:r>
+        <w:rPr>
+          <w:rFonts w:ascii="Times" w:eastAsia="宋体" w:hAnsi="Times" w:cs="Times New Roman" w:hint="eastAsia"/>
+        </w:rPr>
+        <w:t>，</w:t>
+      </w:r>
+    </w:p>
+    <w:p>
+      <w:pPr>
+        <w:spacing w:before="100" w:beforeAutospacing="1" w:after="100" w:afterAutospacing="1" w:line="240" w:lineRule="auto"/>
+        <w:rPr>
+          <w:rFonts w:ascii="Times" w:eastAsia="宋体" w:hAnsi="Times" w:cs="Times New Roman"/>
+        </w:rPr>
+      </w:pPr>
+      <w:r>
+        <w:rPr>
+          <w:rFonts w:ascii="Times" w:eastAsia="宋体" w:hAnsi="Times" w:cs="Times New Roman" w:hint="eastAsia"/>
+        </w:rPr>
+        <w:t>然后在</w:t>
+      </w:r>
+      <w:r>
+        <w:rPr>
+          <w:rFonts w:ascii="Times" w:eastAsia="宋体" w:hAnsi="Times" w:cs="Times New Roman" w:hint="eastAsia"/>
+        </w:rPr>
+        <w:t>powershell</w:t>
+      </w:r>
+      <w:r>
+        <w:rPr>
+          <w:rFonts w:ascii="Times" w:eastAsia="宋体" w:hAnsi="Times" w:cs="Times New Roman" w:hint="eastAsia"/>
+        </w:rPr>
+        <w:t>里：</w:t>
+      </w:r>
+    </w:p>
+    <w:p>
+      <w:pPr>
+        <w:spacing w:before="100" w:beforeAutospacing="1" w:after="100" w:afterAutospacing="1" w:line="240" w:lineRule="auto"/>
+        <w:rPr>
+          <w:rFonts w:ascii="Times" w:eastAsia="宋体" w:hAnsi="Times" w:cs="Times New Roman" w:hint="eastAsia"/>
+        </w:rPr>
+      </w:pPr>
+      <w:r>
+        <w:rPr>
+          <w:rFonts w:ascii="Times" w:eastAsia="宋体" w:hAnsi="Times" w:cs="Times New Roman"/>
+        </w:rPr>
+        <w:t>ipconfig /flushdns</w:t>
+      </w:r>
+      <w:r>
+        <w:rPr>
+          <w:rFonts w:ascii="Times" w:eastAsia="宋体" w:hAnsi="Times" w:cs="Times New Roman"/>
+        </w:rPr>
+        <w:br/>
+        <w:t xml:space="preserve">wsl </w:t>
+      </w:r>
+      <w:r>
+        <w:rPr>
+          <w:rFonts w:ascii="Times" w:eastAsia="宋体" w:hAnsi="Times" w:cs="Times New Roman"/>
+        </w:rPr>
+        <w:t>–</w:t>
+      </w:r>
+      <w:r>
+        <w:rPr>
+          <w:rFonts w:ascii="Times" w:eastAsia="宋体" w:hAnsi="Times" w:cs="Times New Roman"/>
+        </w:rPr>
+        <w:t>shutdown</w:t>
+      </w:r>
+    </w:p>
+    <w:p>
+      <w:pPr>
+        <w:spacing w:before="100" w:beforeAutospacing="1" w:after="100" w:afterAutospacing="1" w:line="240" w:lineRule="auto"/>
+        <w:rPr>
+          <w:rFonts w:ascii="Times" w:eastAsia="宋体" w:hAnsi="Times" w:cs="Times New Roman"/>
+        </w:rPr>
+      </w:pPr>
+      <w:r>
+        <w:rPr>
+          <w:rFonts w:ascii="Times" w:eastAsia="宋体" w:hAnsi="Times" w:cs="Times New Roman" w:hint="eastAsia"/>
+        </w:rPr>
+        <w:t>然后重启</w:t>
+      </w:r>
+      <w:r>
+        <w:rPr>
+          <w:rFonts w:ascii="Times" w:eastAsia="宋体" w:hAnsi="Times" w:cs="Times New Roman" w:hint="eastAsia"/>
+        </w:rPr>
+        <w:t xml:space="preserve">dockerdesktop, </w:t>
+      </w:r>
+      <w:r>
+        <w:rPr>
+          <w:rFonts w:ascii="Times" w:eastAsia="宋体" w:hAnsi="Times" w:cs="Times New Roman" w:hint="eastAsia"/>
+        </w:rPr>
+        <w:t>重启</w:t>
+      </w:r>
+      <w:r>
+        <w:rPr>
+          <w:rFonts w:ascii="Times" w:eastAsia="宋体" w:hAnsi="Times" w:cs="Times New Roman" w:hint="eastAsia"/>
+        </w:rPr>
+        <w:t>wsl</w:t>
+      </w:r>
+    </w:p>
+    <w:p>
+      <w:pPr>
+        <w:spacing w:before="100" w:beforeAutospacing="1" w:after="100" w:afterAutospacing="1" w:line="240" w:lineRule="auto"/>
+        <w:rPr>
+          <w:rFonts w:ascii="Times" w:eastAsia="宋体" w:hAnsi="Times" w:cs="Times New Roman"/>
+        </w:rPr>
+      </w:pPr>
+      <w:r>
+        <w:rPr>
+          <w:rFonts w:ascii="Times" w:eastAsia="宋体" w:hAnsi="Times" w:cs="Times New Roman" w:hint="eastAsia"/>
+        </w:rPr>
+        <w:t>然后在</w:t>
+      </w:r>
+      <w:r>
+        <w:rPr>
+          <w:rFonts w:ascii="Times" w:eastAsia="宋体" w:hAnsi="Times" w:cs="Times New Roman" w:hint="eastAsia"/>
+        </w:rPr>
+        <w:t>wsl</w:t>
+      </w:r>
+      <w:r>
+        <w:rPr>
+          <w:rFonts w:ascii="Times" w:eastAsia="宋体" w:hAnsi="Times" w:cs="Times New Roman" w:hint="eastAsia"/>
+        </w:rPr>
+        <w:t>里</w:t>
+      </w:r>
+    </w:p>
+    <w:p>
+      <w:pPr>
+        <w:spacing w:before="100" w:beforeAutospacing="1" w:after="100" w:afterAutospacing="1" w:line="240" w:lineRule="auto"/>
+        <w:rPr>
+          <w:rFonts w:ascii="Times" w:eastAsia="宋体" w:hAnsi="Times" w:cs="Times New Roman" w:hint="eastAsia"/>
+        </w:rPr>
+      </w:pPr>
+      <w:r>
+        <w:rPr>
+          <w:rFonts w:ascii="Times" w:eastAsia="宋体" w:hAnsi="Times" w:cs="Times New Roman"/>
+        </w:rPr>
+        <w:t>sudo rm -f /etc/resolv.conf</w:t>
+      </w:r>
+    </w:p>
+    <w:p>
+      <w:pPr>
+        <w:spacing w:before="100" w:beforeAutospacing="1" w:after="100" w:afterAutospacing="1" w:line="240" w:lineRule="auto"/>
+        <w:rPr>
+          <w:rFonts w:ascii="Times" w:eastAsia="宋体" w:hAnsi="Times" w:cs="Times New Roman"/>
+        </w:rPr>
+      </w:pPr>
+      <w:r>
+        <w:rPr>
+          <w:rFonts w:ascii="Times" w:eastAsia="宋体" w:hAnsi="Times" w:cs="Times New Roman"/>
+        </w:rPr>
+        <w:t>sudo bash -c 'cat &gt; /etc/resolv.conf &lt;&lt;EOF</w:t>
+      </w:r>
+    </w:p>
+    <w:p>
+      <w:pPr>
+        <w:spacing w:before="100" w:beforeAutospacing="1" w:after="100" w:afterAutospacing="1" w:line="240" w:lineRule="auto"/>
+        <w:rPr>
+          <w:rFonts w:ascii="Times" w:eastAsia="宋体" w:hAnsi="Times" w:cs="Times New Roman"/>
+        </w:rPr>
+      </w:pPr>
+      <w:r>
+        <w:rPr>
+          <w:rFonts w:ascii="Times" w:eastAsia="宋体" w:hAnsi="Times" w:cs="Times New Roman"/>
+        </w:rPr>
+        <w:t>nameserver 8.8.8.8</w:t>
+      </w:r>
+    </w:p>
+    <w:p>
+      <w:pPr>
+        <w:spacing w:before="100" w:beforeAutospacing="1" w:after="100" w:afterAutospacing="1" w:line="240" w:lineRule="auto"/>
+        <w:rPr>
+          <w:rFonts w:ascii="Times" w:eastAsia="宋体" w:hAnsi="Times" w:cs="Times New Roman"/>
+        </w:rPr>
+      </w:pPr>
+      <w:r>
+        <w:rPr>
+          <w:rFonts w:ascii="Times" w:eastAsia="宋体" w:hAnsi="Times" w:cs="Times New Roman"/>
+        </w:rPr>
+        <w:t>nameserver 1.1.1.1</w:t>
+      </w:r>
+    </w:p>
+    <w:p>
+      <w:pPr>
+        <w:spacing w:before="100" w:beforeAutospacing="1" w:after="100" w:afterAutospacing="1" w:line="240" w:lineRule="auto"/>
+        <w:rPr>
+          <w:rFonts w:ascii="Times" w:eastAsia="宋体" w:hAnsi="Times" w:cs="Times New Roman" w:hint="eastAsia"/>
+        </w:rPr>
+      </w:pPr>
+      <w:r>
+        <w:rPr>
+          <w:rFonts w:ascii="Times" w:eastAsia="宋体" w:hAnsi="Times" w:cs="Times New Roman"/>
+        </w:rPr>
+        <w:t>EOF'</w:t>
+      </w:r>
+    </w:p>
+    <w:p>
+      <w:pPr>
+        <w:spacing w:before="100" w:beforeAutospacing="1" w:after="100" w:afterAutospacing="1" w:line="240" w:lineRule="auto"/>
+        <w:rPr>
+          <w:rFonts w:ascii="Times" w:eastAsia="宋体" w:hAnsi="Times" w:cs="宋体"/>
+        </w:rPr>
+      </w:pPr>
+      <w:r>
+        <w:rPr>
+          <w:rFonts w:ascii="Times" w:eastAsia="宋体" w:hAnsi="Times" w:cs="宋体" w:hint="eastAsia"/>
+        </w:rPr>
+        <w:t>然后再检查</w:t>
+      </w:r>
+      <w:r>
+        <w:rPr>
+          <w:rFonts w:ascii="Times" w:eastAsia="宋体" w:hAnsi="Times" w:cs="宋体"/>
+        </w:rPr>
+        <w:t>nslookup registry-1.docker.io</w:t>
+      </w:r>
+      <w:r>
+        <w:rPr>
+          <w:rFonts w:ascii="Times" w:eastAsia="宋体" w:hAnsi="Times" w:cs="宋体" w:hint="eastAsia"/>
+        </w:rPr>
+        <w:t>，应该正常，应该就能</w:t>
+      </w:r>
+      <w:r>
+        <w:rPr>
+          <w:rFonts w:ascii="Times" w:eastAsia="宋体" w:hAnsi="Times" w:cs="宋体" w:hint="eastAsia"/>
+        </w:rPr>
+        <w:t>pull</w:t>
+      </w:r>
+      <w:r>
+        <w:rPr>
+          <w:rFonts w:ascii="Times" w:eastAsia="宋体" w:hAnsi="Times" w:cs="宋体" w:hint="eastAsia"/>
+        </w:rPr>
+        <w:t>了。</w:t>
+      </w:r>
     </w:p>
     <w:p>
       <w:pPr>
@@ -5297,7 +5829,7 @@
 </file>
 
 <file path=word/numbering.xml><?xml version="1.0" encoding="utf-8"?>
-<w:numbering xmlns:wpc="http://schemas.microsoft.com/office/word/2010/wordprocessingCanvas" xmlns:cx="http://schemas.microsoft.com/office/drawing/2014/chartex" xmlns:cx1="http://schemas.microsoft.com/office/drawing/2015/9/8/chartex" xmlns:cx2="http://schemas.microsoft.com/office/drawing/2015/10/21/chartex" xmlns:cx3="http://schemas.microsoft.com/office/drawing/2016/5/9/chartex" xmlns:cx4="http://schemas.microsoft.com/office/drawing/2016/5/10/chartex" xmlns:cx5="http://schemas.microsoft.com/office/drawing/2016/5/11/chartex" xmlns:cx6="http://schemas.microsoft.com/office/drawing/2016/5/12/chartex" xmlns:cx7="http://schemas.microsoft.com/office/drawing/2016/5/13/chartex" xmlns:cx8="http://schemas.microsoft.com/office/drawing/2016/5/14/chartex" xmlns:mc="http://schemas.openxmlformats.org/markup-compatibility/2006" xmlns:aink="http://schemas.microsoft.com/office/drawing/2016/ink" xmlns:am3d="http://schemas.microsoft.com/office/drawing/2017/model3d" xmlns:o="urn:schemas-microsoft-com:office:office" xmlns:r="http://schemas.openxmlformats.org/officeDocument/2006/relationships" xmlns:m="http://schemas.openxmlformats.org/officeDocument/2006/math" xmlns:v="urn:schemas-microsoft-com:vml" xmlns:wp14="http://schemas.microsoft.com/office/word/2010/wordprocessingDrawing" xmlns:wp="http://schemas.openxmlformats.org/drawingml/2006/wordprocessingDrawing" xmlns:w10="urn:schemas-microsoft-com:office:word" xmlns:w="http://schemas.openxmlformats.org/wordprocessingml/2006/main" xmlns:w14="http://schemas.microsoft.com/office/word/2010/wordml" xmlns:w15="http://schemas.microsoft.com/office/word/2012/wordml" xmlns:w16cex="http://schemas.microsoft.com/office/word/2018/wordml/cex" xmlns:w16cid="http://schemas.microsoft.com/office/word/2016/wordml/cid" xmlns:w16="http://schemas.microsoft.com/office/word/2018/wordml" xmlns:w16sdtdh="http://schemas.microsoft.com/office/word/2020/wordml/sdtdatahash" xmlns:w16se="http://schemas.microsoft.com/office/word/2015/wordml/symex" xmlns:wpg="http://schemas.microsoft.com/office/word/2010/wordprocessingGroup" xmlns:wpi="http://schemas.microsoft.com/office/word/2010/wordprocessingInk" xmlns:wne="http://schemas.microsoft.com/office/word/2006/wordml" xmlns:wps="http://schemas.microsoft.com/office/word/2010/wordprocessingShape" mc:Ignorable="w14 w15 w16se w16cid w16 w16cex w16sdtdh wp14">
+<w:numbering xmlns:wpc="http://schemas.microsoft.com/office/word/2010/wordprocessingCanvas" xmlns:cx="http://schemas.microsoft.com/office/drawing/2014/chartex" xmlns:cx1="http://schemas.microsoft.com/office/drawing/2015/9/8/chartex" xmlns:cx2="http://schemas.microsoft.com/office/drawing/2015/10/21/chartex" xmlns:cx3="http://schemas.microsoft.com/office/drawing/2016/5/9/chartex" xmlns:cx4="http://schemas.microsoft.com/office/drawing/2016/5/10/chartex" xmlns:cx5="http://schemas.microsoft.com/office/drawing/2016/5/11/chartex" xmlns:cx6="http://schemas.microsoft.com/office/drawing/2016/5/12/chartex" xmlns:cx7="http://schemas.microsoft.com/office/drawing/2016/5/13/chartex" xmlns:cx8="http://schemas.microsoft.com/office/drawing/2016/5/14/chartex" xmlns:mc="http://schemas.openxmlformats.org/markup-compatibility/2006" xmlns:aink="http://schemas.microsoft.com/office/drawing/2016/ink" xmlns:am3d="http://schemas.microsoft.com/office/drawing/2017/model3d" xmlns:o="urn:schemas-microsoft-com:office:office" xmlns:oel="http://schemas.microsoft.com/office/2019/extlst" xmlns:r="http://schemas.openxmlformats.org/officeDocument/2006/relationships" xmlns:m="http://schemas.openxmlformats.org/officeDocument/2006/math" xmlns:v="urn:schemas-microsoft-com:vml" xmlns:wp14="http://schemas.microsoft.com/office/word/2010/wordprocessingDrawing" xmlns:wp="http://schemas.openxmlformats.org/drawingml/2006/wordprocessingDrawing" xmlns:w10="urn:schemas-microsoft-com:office:word" xmlns:w="http://schemas.openxmlformats.org/wordprocessingml/2006/main" xmlns:w14="http://schemas.microsoft.com/office/word/2010/wordml" xmlns:w15="http://schemas.microsoft.com/office/word/2012/wordml" xmlns:w16cex="http://schemas.microsoft.com/office/word/2018/wordml/cex" xmlns:w16cid="http://schemas.microsoft.com/office/word/2016/wordml/cid" xmlns:w16="http://schemas.microsoft.com/office/word/2018/wordml" xmlns:w16du="http://schemas.microsoft.com/office/word/2023/wordml/word16du" xmlns:w16sdtdh="http://schemas.microsoft.com/office/word/2020/wordml/sdtdatahash" xmlns:w16sdtfl="http://schemas.microsoft.com/office/word/2024/wordml/sdtformatlock" xmlns:w16se="http://schemas.microsoft.com/office/word/2015/wordml/symex" xmlns:wpg="http://schemas.microsoft.com/office/word/2010/wordprocessingGroup" xmlns:wpi="http://schemas.microsoft.com/office/word/2010/wordprocessingInk" xmlns:wne="http://schemas.microsoft.com/office/word/2006/wordml" xmlns:wps="http://schemas.microsoft.com/office/word/2010/wordprocessingShape" mc:Ignorable="w14 w15 w16se w16cid w16 w16cex w16sdtdh w16sdtfl w16du wp14">
   <w:abstractNum w:abstractNumId="0" w15:restartNumberingAfterBreak="0">
     <w:nsid w:val="4559311E"/>
     <w:multiLevelType w:val="multilevel"/>
@@ -5411,14 +5943,14 @@
       </w:pPr>
     </w:lvl>
   </w:abstractNum>
-  <w:num w:numId="1">
+  <w:num w:numId="1" w16cid:durableId="1944534108">
     <w:abstractNumId w:val="0"/>
   </w:num>
 </w:numbering>
 </file>
 
 <file path=word/styles.xml><?xml version="1.0" encoding="utf-8"?>
-<w:styles xmlns:mc="http://schemas.openxmlformats.org/markup-compatibility/2006" xmlns:r="http://schemas.openxmlformats.org/officeDocument/2006/relationships" xmlns:w="http://schemas.openxmlformats.org/wordprocessingml/2006/main" xmlns:w14="http://schemas.microsoft.com/office/word/2010/wordml" xmlns:w15="http://schemas.microsoft.com/office/word/2012/wordml" xmlns:w16cex="http://schemas.microsoft.com/office/word/2018/wordml/cex" xmlns:w16cid="http://schemas.microsoft.com/office/word/2016/wordml/cid" xmlns:w16="http://schemas.microsoft.com/office/word/2018/wordml" xmlns:w16sdtdh="http://schemas.microsoft.com/office/word/2020/wordml/sdtdatahash" xmlns:w16se="http://schemas.microsoft.com/office/word/2015/wordml/symex" mc:Ignorable="w14 w15 w16se w16cid w16 w16cex w16sdtdh">
+<w:styles xmlns:mc="http://schemas.openxmlformats.org/markup-compatibility/2006" xmlns:r="http://schemas.openxmlformats.org/officeDocument/2006/relationships" xmlns:w="http://schemas.openxmlformats.org/wordprocessingml/2006/main" xmlns:w14="http://schemas.microsoft.com/office/word/2010/wordml" xmlns:w15="http://schemas.microsoft.com/office/word/2012/wordml" xmlns:w16cex="http://schemas.microsoft.com/office/word/2018/wordml/cex" xmlns:w16cid="http://schemas.microsoft.com/office/word/2016/wordml/cid" xmlns:w16="http://schemas.microsoft.com/office/word/2018/wordml" xmlns:w16du="http://schemas.microsoft.com/office/word/2023/wordml/word16du" xmlns:w16sdtdh="http://schemas.microsoft.com/office/word/2020/wordml/sdtdatahash" xmlns:w16sdtfl="http://schemas.microsoft.com/office/word/2024/wordml/sdtformatlock" xmlns:w16se="http://schemas.microsoft.com/office/word/2015/wordml/symex" mc:Ignorable="w14 w15 w16se w16cid w16 w16cex w16sdtdh w16sdtfl w16du">
   <w:docDefaults>
     <w:rPrDefault>
       <w:rPr>
@@ -5815,11 +6347,11 @@
   <w:style w:type="paragraph" w:default="1" w:styleId="Normal">
     <w:name w:val="Normal"/>
     <w:qFormat/>
+    <w:rsid w:val="008B46FB"/>
   </w:style>
   <w:style w:type="character" w:default="1" w:styleId="DefaultParagraphFont">
     <w:name w:val="Default Paragraph Font"/>
     <w:uiPriority w:val="1"/>
-    <w:semiHidden/>
     <w:unhideWhenUsed/>
   </w:style>
   <w:style w:type="table" w:default="1" w:styleId="TableNormal">

--- a/XJTLU docker installation guidance.docx
+++ b/XJTLU docker installation guidance.docx
@@ -33,7 +33,21 @@
         <w:rPr>
           <w:rFonts w:ascii="Times" w:eastAsia="宋体" w:hAnsi="Times" w:cs="Times New Roman"/>
         </w:rPr>
-        <w:t>Author: Zhennong Chen, Xingyi Yao</w:t>
+        <w:t xml:space="preserve">Author: Zhennong Chen, </w:t>
+      </w:r>
+      <w:proofErr w:type="spellStart"/>
+      <w:r>
+        <w:rPr>
+          <w:rFonts w:ascii="Times" w:eastAsia="宋体" w:hAnsi="Times" w:cs="Times New Roman"/>
+        </w:rPr>
+        <w:t>Xingyi</w:t>
+      </w:r>
+      <w:proofErr w:type="spellEnd"/>
+      <w:r>
+        <w:rPr>
+          <w:rFonts w:ascii="Times" w:eastAsia="宋体" w:hAnsi="Times" w:cs="Times New Roman"/>
+        </w:rPr>
+        <w:t xml:space="preserve"> Yao</w:t>
       </w:r>
     </w:p>
     <w:p>
@@ -83,12 +97,14 @@
         </w:rPr>
         <w:t>下载</w:t>
       </w:r>
+      <w:proofErr w:type="spellStart"/>
       <w:r>
         <w:rPr>
           <w:rFonts w:ascii="Times" w:eastAsia="宋体" w:hAnsi="Times" w:cs="宋体" w:hint="eastAsia"/>
         </w:rPr>
         <w:t>Github</w:t>
       </w:r>
+      <w:proofErr w:type="spellEnd"/>
       <w:r>
         <w:rPr>
           <w:rFonts w:ascii="Times" w:eastAsia="宋体" w:hAnsi="Times" w:cs="宋体"/>
@@ -127,15 +143,25 @@
         </w:rPr>
         <w:t>在</w:t>
       </w:r>
-      <w:hyperlink r:id="rId5" w:history="1">
-        <w:r>
-          <w:rPr>
-            <w:rStyle w:val="Hyperlink"/>
-            <w:rFonts w:ascii="Times" w:eastAsia="宋体" w:hAnsi="Times" w:cs="宋体"/>
-          </w:rPr>
-          <w:t>https://github.com/zhennongchen/Standard_dockers.git</w:t>
-        </w:r>
-      </w:hyperlink>
+      <w:r>
+        <w:fldChar w:fldCharType="begin"/>
+      </w:r>
+      <w:r>
+        <w:instrText>HYPERLINK "https://github.com/zhennongchen/Standard_dockers.git"</w:instrText>
+      </w:r>
+      <w:r>
+        <w:fldChar w:fldCharType="separate"/>
+      </w:r>
+      <w:r>
+        <w:rPr>
+          <w:rStyle w:val="Hyperlink"/>
+          <w:rFonts w:ascii="Times" w:eastAsia="宋体" w:hAnsi="Times" w:cs="宋体"/>
+        </w:rPr>
+        <w:t>https://github.com/zhennongchen/Standard_dockers.git</w:t>
+      </w:r>
+      <w:r>
+        <w:fldChar w:fldCharType="end"/>
+      </w:r>
       <w:r>
         <w:rPr>
           <w:rFonts w:ascii="Times" w:eastAsia="宋体" w:hAnsi="Times" w:cs="宋体" w:hint="eastAsia"/>
@@ -164,7 +190,21 @@
         <w:rPr>
           <w:rFonts w:ascii="Times" w:eastAsia="宋体" w:hAnsi="Times" w:cs="宋体"/>
         </w:rPr>
-        <w:t xml:space="preserve"> with Github Desktop</w:t>
+        <w:t xml:space="preserve"> with </w:t>
+      </w:r>
+      <w:proofErr w:type="spellStart"/>
+      <w:r>
+        <w:rPr>
+          <w:rFonts w:ascii="Times" w:eastAsia="宋体" w:hAnsi="Times" w:cs="宋体"/>
+        </w:rPr>
+        <w:t>Github</w:t>
+      </w:r>
+      <w:proofErr w:type="spellEnd"/>
+      <w:r>
+        <w:rPr>
+          <w:rFonts w:ascii="Times" w:eastAsia="宋体" w:hAnsi="Times" w:cs="宋体"/>
+        </w:rPr>
+        <w:t xml:space="preserve"> Desktop</w:t>
       </w:r>
       <w:r>
         <w:rPr>
@@ -356,12 +396,14 @@
           <w:rFonts w:ascii="Times" w:eastAsia="Times New Roman" w:hAnsi="Times" w:cs="Times New Roman"/>
         </w:rPr>
       </w:pPr>
+      <w:proofErr w:type="spellStart"/>
       <w:r>
         <w:rPr>
           <w:rFonts w:ascii="Times" w:eastAsia="Times New Roman" w:hAnsi="Times" w:cs="Times New Roman"/>
         </w:rPr>
         <w:t>nvidia-smi</w:t>
       </w:r>
+      <w:proofErr w:type="spellEnd"/>
     </w:p>
     <w:p>
       <w:pPr>
@@ -704,13 +746,23 @@
           <w:bCs/>
         </w:rPr>
       </w:pPr>
-      <w:r>
-        <w:rPr>
-          <w:rFonts w:ascii="Times" w:eastAsia="Times New Roman" w:hAnsi="Times" w:cs="Times New Roman"/>
-          <w:b/>
-          <w:bCs/>
-        </w:rPr>
-        <w:t>wsl --install -d Ubuntu-22.04</w:t>
+      <w:proofErr w:type="spellStart"/>
+      <w:r>
+        <w:rPr>
+          <w:rFonts w:ascii="Times" w:eastAsia="Times New Roman" w:hAnsi="Times" w:cs="Times New Roman"/>
+          <w:b/>
+          <w:bCs/>
+        </w:rPr>
+        <w:t>wsl</w:t>
+      </w:r>
+      <w:proofErr w:type="spellEnd"/>
+      <w:r>
+        <w:rPr>
+          <w:rFonts w:ascii="Times" w:eastAsia="Times New Roman" w:hAnsi="Times" w:cs="Times New Roman"/>
+          <w:b/>
+          <w:bCs/>
+        </w:rPr>
+        <w:t xml:space="preserve"> --install -d Ubuntu-22.04</w:t>
       </w:r>
     </w:p>
     <w:p>
@@ -937,6 +989,7 @@
         </w:rPr>
         <w:t>在</w:t>
       </w:r>
+      <w:proofErr w:type="spellStart"/>
       <w:r>
         <w:rPr>
           <w:rFonts w:ascii="Times" w:eastAsia="宋体" w:hAnsi="Times" w:cs="宋体"/>
@@ -953,6 +1006,7 @@
         </w:rPr>
         <w:t>owershell</w:t>
       </w:r>
+      <w:proofErr w:type="spellEnd"/>
       <w:r>
         <w:rPr>
           <w:rFonts w:ascii="Times" w:eastAsia="宋体" w:hAnsi="Times" w:cs="宋体"/>
@@ -983,24 +1037,28 @@
         </w:rPr>
         <w:t>关掉</w:t>
       </w:r>
+      <w:proofErr w:type="spellStart"/>
       <w:r>
         <w:rPr>
           <w:rFonts w:ascii="Times" w:eastAsia="宋体" w:hAnsi="Times" w:cs="宋体"/>
         </w:rPr>
         <w:t>powershell</w:t>
       </w:r>
+      <w:proofErr w:type="spellEnd"/>
       <w:r>
         <w:rPr>
           <w:rFonts w:ascii="Times" w:eastAsia="宋体" w:hAnsi="Times" w:cs="宋体"/>
         </w:rPr>
         <w:t>然后重新打开一个新的</w:t>
       </w:r>
+      <w:proofErr w:type="spellStart"/>
       <w:r>
         <w:rPr>
           <w:rFonts w:ascii="Times" w:eastAsia="宋体" w:hAnsi="Times" w:cs="宋体"/>
         </w:rPr>
         <w:t>powershell</w:t>
       </w:r>
+      <w:proofErr w:type="spellEnd"/>
     </w:p>
     <w:p>
       <w:pPr>
@@ -1019,8 +1077,16 @@
         <w:rPr>
           <w:rFonts w:ascii="Times" w:eastAsia="宋体" w:hAnsi="Times" w:cs="宋体"/>
         </w:rPr>
-        <w:t xml:space="preserve"> wsl</w:t>
-      </w:r>
+        <w:t xml:space="preserve"> </w:t>
+      </w:r>
+      <w:proofErr w:type="spellStart"/>
+      <w:r>
+        <w:rPr>
+          <w:rFonts w:ascii="Times" w:eastAsia="宋体" w:hAnsi="Times" w:cs="宋体"/>
+        </w:rPr>
+        <w:t>wsl</w:t>
+      </w:r>
+      <w:proofErr w:type="spellEnd"/>
       <w:r>
         <w:rPr>
           <w:rFonts w:ascii="Times" w:eastAsia="宋体" w:hAnsi="Times" w:cs="宋体"/>
@@ -1068,7 +1134,7 @@
                     <pic:cNvPicPr/>
                   </pic:nvPicPr>
                   <pic:blipFill>
-                    <a:blip r:embed="rId6">
+                    <a:blip r:embed="rId5">
                       <a:extLst>
                         <a:ext uri="{28A0092B-C50C-407E-A947-70E740481C1C}">
                           <a14:useLocalDpi xmlns:a14="http://schemas.microsoft.com/office/drawing/2010/main" val="0"/>
@@ -1114,11 +1180,19 @@
         </w:rPr>
         <w:t xml:space="preserve"> </w:t>
       </w:r>
-      <w:r>
-        <w:rPr>
-          <w:rFonts w:ascii="Times" w:eastAsia="Times New Roman" w:hAnsi="Times" w:cs="Times New Roman"/>
-        </w:rPr>
-        <w:t>sudo apt-get update</w:t>
+      <w:proofErr w:type="spellStart"/>
+      <w:r>
+        <w:rPr>
+          <w:rFonts w:ascii="Times" w:eastAsia="Times New Roman" w:hAnsi="Times" w:cs="Times New Roman"/>
+        </w:rPr>
+        <w:t>sudo</w:t>
+      </w:r>
+      <w:proofErr w:type="spellEnd"/>
+      <w:r>
+        <w:rPr>
+          <w:rFonts w:ascii="Times" w:eastAsia="Times New Roman" w:hAnsi="Times" w:cs="Times New Roman"/>
+        </w:rPr>
+        <w:t xml:space="preserve"> apt-get update</w:t>
       </w:r>
     </w:p>
     <w:p>
@@ -1278,8 +1352,16 @@
         <w:rPr>
           <w:rFonts w:ascii="Times" w:eastAsia="宋体" w:hAnsi="Times" w:cs="Times New Roman"/>
         </w:rPr>
-        <w:t>/mnt</w:t>
-      </w:r>
+        <w:t>/</w:t>
+      </w:r>
+      <w:proofErr w:type="spellStart"/>
+      <w:r>
+        <w:rPr>
+          <w:rFonts w:ascii="Times" w:eastAsia="宋体" w:hAnsi="Times" w:cs="Times New Roman"/>
+        </w:rPr>
+        <w:t>mnt</w:t>
+      </w:r>
+      <w:proofErr w:type="spellEnd"/>
       <w:r>
         <w:rPr>
           <w:rFonts w:ascii="Times" w:eastAsia="宋体" w:hAnsi="Times" w:cs="Times New Roman"/>
@@ -1304,8 +1386,27 @@
           <w:b/>
           <w:bCs/>
         </w:rPr>
-        <w:t>/mnt/d/</w:t>
-      </w:r>
+        <w:t>/</w:t>
+      </w:r>
+      <w:proofErr w:type="spellStart"/>
+      <w:r>
+        <w:rPr>
+          <w:rFonts w:ascii="Times" w:eastAsia="宋体" w:hAnsi="Times" w:cs="Times New Roman"/>
+          <w:b/>
+          <w:bCs/>
+        </w:rPr>
+        <w:t>mnt</w:t>
+      </w:r>
+      <w:proofErr w:type="spellEnd"/>
+      <w:r>
+        <w:rPr>
+          <w:rFonts w:ascii="Times" w:eastAsia="宋体" w:hAnsi="Times" w:cs="Times New Roman"/>
+          <w:b/>
+          <w:bCs/>
+        </w:rPr>
+        <w:t>/d/</w:t>
+      </w:r>
+      <w:proofErr w:type="spellStart"/>
       <w:r>
         <w:rPr>
           <w:rFonts w:ascii="Times" w:eastAsia="宋体" w:hAnsi="Times" w:cs="Times New Roman"/>
@@ -1346,14 +1447,25 @@
         </w:rPr>
         <w:t>s</w:t>
       </w:r>
-      <w:r>
-        <w:rPr>
-          <w:rFonts w:ascii="Times" w:eastAsia="宋体" w:hAnsi="Times" w:cs="Times New Roman"/>
-          <w:b/>
-          <w:bCs/>
-        </w:rPr>
-        <w:t>/docker_pytorch</w:t>
-      </w:r>
+      <w:proofErr w:type="spellEnd"/>
+      <w:r>
+        <w:rPr>
+          <w:rFonts w:ascii="Times" w:eastAsia="宋体" w:hAnsi="Times" w:cs="Times New Roman"/>
+          <w:b/>
+          <w:bCs/>
+        </w:rPr>
+        <w:t>/</w:t>
+      </w:r>
+      <w:proofErr w:type="spellStart"/>
+      <w:r>
+        <w:rPr>
+          <w:rFonts w:ascii="Times" w:eastAsia="宋体" w:hAnsi="Times" w:cs="Times New Roman"/>
+          <w:b/>
+          <w:bCs/>
+        </w:rPr>
+        <w:t>docker_pytorch</w:t>
+      </w:r>
+      <w:proofErr w:type="spellEnd"/>
     </w:p>
     <w:p>
       <w:pPr>
@@ -1400,13 +1512,30 @@
           <w:rFonts w:ascii="Times" w:eastAsia="宋体" w:hAnsi="Times" w:cs="Times New Roman"/>
           <w:color w:val="4472C4" w:themeColor="accent1"/>
         </w:rPr>
-        <w:t>zhennongchen@5YPFKZ3:/mnt/d/</w:t>
-      </w:r>
+        <w:t>zhennongchen@5YPFKZ3:/</w:t>
+      </w:r>
+      <w:proofErr w:type="spellStart"/>
       <w:r>
         <w:rPr>
           <w:rFonts w:ascii="Times" w:eastAsia="宋体" w:hAnsi="Times" w:cs="Times New Roman"/>
           <w:color w:val="4472C4" w:themeColor="accent1"/>
         </w:rPr>
+        <w:t>mnt</w:t>
+      </w:r>
+      <w:proofErr w:type="spellEnd"/>
+      <w:r>
+        <w:rPr>
+          <w:rFonts w:ascii="Times" w:eastAsia="宋体" w:hAnsi="Times" w:cs="Times New Roman"/>
+          <w:color w:val="4472C4" w:themeColor="accent1"/>
+        </w:rPr>
+        <w:t>/d/</w:t>
+      </w:r>
+      <w:proofErr w:type="spellStart"/>
+      <w:r>
+        <w:rPr>
+          <w:rFonts w:ascii="Times" w:eastAsia="宋体" w:hAnsi="Times" w:cs="Times New Roman"/>
+          <w:color w:val="4472C4" w:themeColor="accent1"/>
+        </w:rPr>
         <w:t>Standard_</w:t>
       </w:r>
       <w:r>
@@ -1423,28 +1552,29 @@
         </w:rPr>
         <w:t>s</w:t>
       </w:r>
+      <w:proofErr w:type="spellEnd"/>
       <w:r>
         <w:rPr>
           <w:rFonts w:ascii="Times" w:eastAsia="宋体" w:hAnsi="Times" w:cs="Times New Roman"/>
           <w:color w:val="4472C4" w:themeColor="accent1"/>
         </w:rPr>
-        <w:t>/docker_pytorch$ ls</w:t>
-      </w:r>
-    </w:p>
-    <w:p>
-      <w:pPr>
-        <w:spacing w:before="100" w:beforeAutospacing="1" w:after="100" w:afterAutospacing="1" w:line="240" w:lineRule="auto"/>
+        <w:t>/</w:t>
+      </w:r>
+      <w:proofErr w:type="spellStart"/>
+      <w:r>
         <w:rPr>
           <w:rFonts w:ascii="Times" w:eastAsia="宋体" w:hAnsi="Times" w:cs="Times New Roman"/>
           <w:color w:val="4472C4" w:themeColor="accent1"/>
         </w:rPr>
-      </w:pPr>
+        <w:t>docker_pytorch</w:t>
+      </w:r>
+      <w:proofErr w:type="spellEnd"/>
       <w:r>
         <w:rPr>
           <w:rFonts w:ascii="Times" w:eastAsia="宋体" w:hAnsi="Times" w:cs="Times New Roman"/>
           <w:color w:val="4472C4" w:themeColor="accent1"/>
         </w:rPr>
-        <w:t>compile.sh          docker_build.sh  docker_run_compile.sh  entrypoint.sh     run_jupyter.sh</w:t>
+        <w:t>$ ls</w:t>
       </w:r>
     </w:p>
     <w:p>
@@ -1460,7 +1590,80 @@
           <w:rFonts w:ascii="Times" w:eastAsia="宋体" w:hAnsi="Times" w:cs="Times New Roman"/>
           <w:color w:val="4472C4" w:themeColor="accent1"/>
         </w:rPr>
-        <w:t>docker-compose.yml  docker_run.sh    dockerfile             requirements.txt</w:t>
+        <w:t xml:space="preserve">compile.sh          </w:t>
+      </w:r>
+      <w:proofErr w:type="gramStart"/>
+      <w:r>
+        <w:rPr>
+          <w:rFonts w:ascii="Times" w:eastAsia="宋体" w:hAnsi="Times" w:cs="Times New Roman"/>
+          <w:color w:val="4472C4" w:themeColor="accent1"/>
+        </w:rPr>
+        <w:t>docker_build.sh  docker_run_compile.sh</w:t>
+      </w:r>
+      <w:proofErr w:type="gramEnd"/>
+      <w:r>
+        <w:rPr>
+          <w:rFonts w:ascii="Times" w:eastAsia="宋体" w:hAnsi="Times" w:cs="Times New Roman"/>
+          <w:color w:val="4472C4" w:themeColor="accent1"/>
+        </w:rPr>
+        <w:t xml:space="preserve">  entrypoint.sh     run_jupyter.sh</w:t>
+      </w:r>
+    </w:p>
+    <w:p>
+      <w:pPr>
+        <w:spacing w:before="100" w:beforeAutospacing="1" w:after="100" w:afterAutospacing="1" w:line="240" w:lineRule="auto"/>
+        <w:rPr>
+          <w:rFonts w:ascii="Times" w:eastAsia="宋体" w:hAnsi="Times" w:cs="Times New Roman"/>
+          <w:color w:val="4472C4" w:themeColor="accent1"/>
+        </w:rPr>
+      </w:pPr>
+      <w:proofErr w:type="gramStart"/>
+      <w:r>
+        <w:rPr>
+          <w:rFonts w:ascii="Times" w:eastAsia="宋体" w:hAnsi="Times" w:cs="Times New Roman"/>
+          <w:color w:val="4472C4" w:themeColor="accent1"/>
+        </w:rPr>
+        <w:t>docker-</w:t>
+      </w:r>
+      <w:proofErr w:type="spellStart"/>
+      <w:r>
+        <w:rPr>
+          <w:rFonts w:ascii="Times" w:eastAsia="宋体" w:hAnsi="Times" w:cs="Times New Roman"/>
+          <w:color w:val="4472C4" w:themeColor="accent1"/>
+        </w:rPr>
+        <w:t>compose.yml</w:t>
+      </w:r>
+      <w:proofErr w:type="spellEnd"/>
+      <w:r>
+        <w:rPr>
+          <w:rFonts w:ascii="Times" w:eastAsia="宋体" w:hAnsi="Times" w:cs="Times New Roman"/>
+          <w:color w:val="4472C4" w:themeColor="accent1"/>
+        </w:rPr>
+        <w:t xml:space="preserve">  docker_run.sh</w:t>
+      </w:r>
+      <w:proofErr w:type="gramEnd"/>
+      <w:r>
+        <w:rPr>
+          <w:rFonts w:ascii="Times" w:eastAsia="宋体" w:hAnsi="Times" w:cs="Times New Roman"/>
+          <w:color w:val="4472C4" w:themeColor="accent1"/>
+        </w:rPr>
+        <w:t xml:space="preserve">    </w:t>
+      </w:r>
+      <w:proofErr w:type="spellStart"/>
+      <w:r>
+        <w:rPr>
+          <w:rFonts w:ascii="Times" w:eastAsia="宋体" w:hAnsi="Times" w:cs="Times New Roman"/>
+          <w:color w:val="4472C4" w:themeColor="accent1"/>
+        </w:rPr>
+        <w:t>dockerfile</w:t>
+      </w:r>
+      <w:proofErr w:type="spellEnd"/>
+      <w:r>
+        <w:rPr>
+          <w:rFonts w:ascii="Times" w:eastAsia="宋体" w:hAnsi="Times" w:cs="Times New Roman"/>
+          <w:color w:val="4472C4" w:themeColor="accent1"/>
+        </w:rPr>
+        <w:t xml:space="preserve">             requirements.txt</w:t>
       </w:r>
     </w:p>
     <w:p>
@@ -1594,7 +1797,7 @@
                     <pic:cNvPicPr/>
                   </pic:nvPicPr>
                   <pic:blipFill>
-                    <a:blip r:embed="rId7">
+                    <a:blip r:embed="rId6">
                       <a:extLst>
                         <a:ext uri="{28A0092B-C50C-407E-A947-70E740481C1C}">
                           <a14:useLocalDpi xmlns:a14="http://schemas.microsoft.com/office/drawing/2010/main" val="0"/>
@@ -1887,7 +2090,7 @@
                     <pic:cNvPicPr/>
                   </pic:nvPicPr>
                   <pic:blipFill>
-                    <a:blip r:embed="rId8">
+                    <a:blip r:embed="rId7">
                       <a:extLst>
                         <a:ext uri="{28A0092B-C50C-407E-A947-70E740481C1C}">
                           <a14:useLocalDpi xmlns:a14="http://schemas.microsoft.com/office/drawing/2010/main" val="0"/>
@@ -2041,7 +2244,7 @@
                     <pic:cNvPicPr/>
                   </pic:nvPicPr>
                   <pic:blipFill>
-                    <a:blip r:embed="rId9">
+                    <a:blip r:embed="rId8">
                       <a:extLst>
                         <a:ext uri="{28A0092B-C50C-407E-A947-70E740481C1C}">
                           <a14:useLocalDpi xmlns:a14="http://schemas.microsoft.com/office/drawing/2010/main" val="0"/>
@@ -2212,7 +2415,7 @@
                     <pic:cNvPicPr/>
                   </pic:nvPicPr>
                   <pic:blipFill>
-                    <a:blip r:embed="rId10">
+                    <a:blip r:embed="rId9">
                       <a:extLst>
                         <a:ext uri="{28A0092B-C50C-407E-A947-70E740481C1C}">
                           <a14:useLocalDpi xmlns:a14="http://schemas.microsoft.com/office/drawing/2010/main" val="0"/>
@@ -2386,7 +2589,21 @@
         <w:rPr>
           <w:rFonts w:ascii="Times" w:eastAsia="宋体" w:hAnsi="Times" w:cs="Times New Roman"/>
         </w:rPr>
-        <w:t>FROM nvidia/cuda:11.0.3-cudnn8-devel-ubuntu20.04</w:t>
+        <w:t xml:space="preserve">FROM </w:t>
+      </w:r>
+      <w:proofErr w:type="spellStart"/>
+      <w:r>
+        <w:rPr>
+          <w:rFonts w:ascii="Times" w:eastAsia="宋体" w:hAnsi="Times" w:cs="Times New Roman"/>
+        </w:rPr>
+        <w:t>nvidia</w:t>
+      </w:r>
+      <w:proofErr w:type="spellEnd"/>
+      <w:r>
+        <w:rPr>
+          <w:rFonts w:ascii="Times" w:eastAsia="宋体" w:hAnsi="Times" w:cs="Times New Roman"/>
+        </w:rPr>
+        <w:t>/cuda:11.0.3-cudnn8-devel-ubuntu20.04</w:t>
       </w:r>
     </w:p>
     <w:p>
@@ -2402,12 +2619,14 @@
         </w:rPr>
         <w:t>然后去</w:t>
       </w:r>
+      <w:proofErr w:type="spellStart"/>
       <w:r>
         <w:rPr>
           <w:rFonts w:ascii="Times" w:eastAsia="宋体" w:hAnsi="Times" w:cs="Times New Roman"/>
         </w:rPr>
         <w:t>wsl</w:t>
       </w:r>
+      <w:proofErr w:type="spellEnd"/>
       <w:r>
         <w:rPr>
           <w:rFonts w:ascii="Times" w:eastAsia="宋体" w:hAnsi="Times" w:cs="Times New Roman"/>
@@ -2422,19 +2641,37 @@
         </w:rPr>
         <w:t>输入</w:t>
       </w:r>
-      <w:r>
-        <w:rPr>
-          <w:rFonts w:ascii="Times" w:eastAsia="宋体" w:hAnsi="Times" w:cs="Times New Roman"/>
-          <w:b/>
-          <w:bCs/>
-        </w:rPr>
-        <w:t xml:space="preserve">sudo docker pull </w:t>
-      </w:r>
-      <w:r>
-        <w:rPr>
-          <w:rFonts w:ascii="Times" w:eastAsia="宋体" w:hAnsi="Times" w:cs="Times New Roman"/>
-        </w:rPr>
-        <w:t>nvidia/cuda:11.0.3-cudnn8-devel-ubuntu20.04</w:t>
+      <w:proofErr w:type="spellStart"/>
+      <w:r>
+        <w:rPr>
+          <w:rFonts w:ascii="Times" w:eastAsia="宋体" w:hAnsi="Times" w:cs="Times New Roman"/>
+          <w:b/>
+          <w:bCs/>
+        </w:rPr>
+        <w:t>sudo</w:t>
+      </w:r>
+      <w:proofErr w:type="spellEnd"/>
+      <w:r>
+        <w:rPr>
+          <w:rFonts w:ascii="Times" w:eastAsia="宋体" w:hAnsi="Times" w:cs="Times New Roman"/>
+          <w:b/>
+          <w:bCs/>
+        </w:rPr>
+        <w:t xml:space="preserve"> docker pull </w:t>
+      </w:r>
+      <w:proofErr w:type="spellStart"/>
+      <w:r>
+        <w:rPr>
+          <w:rFonts w:ascii="Times" w:eastAsia="宋体" w:hAnsi="Times" w:cs="Times New Roman"/>
+        </w:rPr>
+        <w:t>nvidia</w:t>
+      </w:r>
+      <w:proofErr w:type="spellEnd"/>
+      <w:r>
+        <w:rPr>
+          <w:rFonts w:ascii="Times" w:eastAsia="宋体" w:hAnsi="Times" w:cs="Times New Roman"/>
+        </w:rPr>
+        <w:t>/cuda:11.0.3-cudnn8-devel-ubuntu20.04</w:t>
       </w:r>
     </w:p>
     <w:p>
@@ -2465,13 +2702,23 @@
         <w:lastRenderedPageBreak/>
         <w:t>即</w:t>
       </w:r>
-      <w:r>
-        <w:rPr>
-          <w:rFonts w:ascii="Times" w:eastAsia="宋体" w:hAnsi="Times" w:cs="宋体"/>
-          <w:b/>
-          <w:bCs/>
-        </w:rPr>
-        <w:t xml:space="preserve">sudo docker pull </w:t>
+      <w:proofErr w:type="spellStart"/>
+      <w:r>
+        <w:rPr>
+          <w:rFonts w:ascii="Times" w:eastAsia="宋体" w:hAnsi="Times" w:cs="宋体"/>
+          <w:b/>
+          <w:bCs/>
+        </w:rPr>
+        <w:t>sudo</w:t>
+      </w:r>
+      <w:proofErr w:type="spellEnd"/>
+      <w:r>
+        <w:rPr>
+          <w:rFonts w:ascii="Times" w:eastAsia="宋体" w:hAnsi="Times" w:cs="宋体"/>
+          <w:b/>
+          <w:bCs/>
+        </w:rPr>
+        <w:t xml:space="preserve"> docker pull </w:t>
       </w:r>
       <w:r>
         <w:rPr>
@@ -2765,11 +3012,19 @@
         </w:rPr>
         <w:t>输入</w:t>
       </w:r>
-      <w:r>
-        <w:rPr>
-          <w:rFonts w:ascii="Times" w:eastAsia="宋体" w:hAnsi="Times" w:cs="宋体"/>
-        </w:rPr>
-        <w:t>sudo docker image ls,</w:t>
+      <w:proofErr w:type="spellStart"/>
+      <w:r>
+        <w:rPr>
+          <w:rFonts w:ascii="Times" w:eastAsia="宋体" w:hAnsi="Times" w:cs="宋体"/>
+        </w:rPr>
+        <w:t>sudo</w:t>
+      </w:r>
+      <w:proofErr w:type="spellEnd"/>
+      <w:r>
+        <w:rPr>
+          <w:rFonts w:ascii="Times" w:eastAsia="宋体" w:hAnsi="Times" w:cs="宋体"/>
+        </w:rPr>
+        <w:t xml:space="preserve"> docker image ls,</w:t>
       </w:r>
       <w:r>
         <w:rPr>
@@ -2842,7 +3097,7 @@
                     <pic:cNvPicPr/>
                   </pic:nvPicPr>
                   <pic:blipFill>
-                    <a:blip r:embed="rId11">
+                    <a:blip r:embed="rId10">
                       <a:extLst>
                         <a:ext uri="{28A0092B-C50C-407E-A947-70E740481C1C}">
                           <a14:useLocalDpi xmlns:a14="http://schemas.microsoft.com/office/drawing/2010/main" val="0"/>
@@ -2950,12 +3205,14 @@
         </w:rPr>
         <w:t>在</w:t>
       </w:r>
+      <w:proofErr w:type="spellStart"/>
       <w:r>
         <w:rPr>
           <w:rFonts w:ascii="Times" w:eastAsia="宋体" w:hAnsi="Times" w:cs="Times New Roman"/>
         </w:rPr>
         <w:t>wsl</w:t>
       </w:r>
+      <w:proofErr w:type="spellEnd"/>
       <w:r>
         <w:rPr>
           <w:rFonts w:ascii="Times" w:eastAsia="宋体" w:hAnsi="Times" w:cs="Times New Roman"/>
@@ -3059,7 +3316,7 @@
                     <pic:cNvPicPr/>
                   </pic:nvPicPr>
                   <pic:blipFill>
-                    <a:blip r:embed="rId12">
+                    <a:blip r:embed="rId11">
                       <a:extLst>
                         <a:ext uri="{28A0092B-C50C-407E-A947-70E740481C1C}">
                           <a14:useLocalDpi xmlns:a14="http://schemas.microsoft.com/office/drawing/2010/main" val="0"/>
@@ -3152,7 +3409,7 @@
                     <pic:cNvPicPr/>
                   </pic:nvPicPr>
                   <pic:blipFill>
-                    <a:blip r:embed="rId13">
+                    <a:blip r:embed="rId12">
                       <a:extLst>
                         <a:ext uri="{28A0092B-C50C-407E-A947-70E740481C1C}">
                           <a14:useLocalDpi xmlns:a14="http://schemas.microsoft.com/office/drawing/2010/main" val="0"/>
@@ -3242,6 +3499,7 @@
         </w:rPr>
         <w:t>名字是</w:t>
       </w:r>
+      <w:proofErr w:type="spellStart"/>
       <w:r>
         <w:rPr>
           <w:rFonts w:ascii="Times" w:eastAsia="宋体" w:hAnsi="Times" w:cs="宋体"/>
@@ -3250,6 +3508,7 @@
         </w:rPr>
         <w:t>pytorch_container</w:t>
       </w:r>
+      <w:proofErr w:type="spellEnd"/>
       <w:r>
         <w:rPr>
           <w:rFonts w:ascii="Times" w:eastAsia="宋体" w:hAnsi="Times" w:cs="宋体" w:hint="eastAsia"/>
@@ -3389,6 +3648,7 @@
         </w:rPr>
         <w:t>（</w:t>
       </w:r>
+      <w:proofErr w:type="spellStart"/>
       <w:r>
         <w:rPr>
           <w:rFonts w:ascii="Times" w:eastAsia="宋体" w:hAnsi="Times" w:cs="宋体"/>
@@ -3397,6 +3657,7 @@
         </w:rPr>
         <w:t>C</w:t>
       </w:r>
+      <w:proofErr w:type="spellEnd"/>
       <w:r>
         <w:rPr>
           <w:rFonts w:ascii="Times" w:eastAsia="宋体" w:hAnsi="Times" w:cs="宋体"/>
@@ -3421,6 +3682,7 @@
         </w:rPr>
         <w:t>（</w:t>
       </w:r>
+      <w:proofErr w:type="spellStart"/>
       <w:r>
         <w:rPr>
           <w:rFonts w:ascii="Times" w:eastAsia="宋体" w:hAnsi="Times" w:cs="宋体"/>
@@ -3429,6 +3691,7 @@
         </w:rPr>
         <w:t>D</w:t>
       </w:r>
+      <w:proofErr w:type="spellEnd"/>
       <w:r>
         <w:rPr>
           <w:rFonts w:ascii="Times" w:eastAsia="宋体" w:hAnsi="Times" w:cs="宋体"/>
@@ -3519,7 +3782,7 @@
         </w:rPr>
         <w:t>地址栏输入</w:t>
       </w:r>
-      <w:hyperlink r:id="rId14" w:history="1">
+      <w:hyperlink r:id="rId13" w:history="1">
         <w:r>
           <w:rPr>
             <w:rStyle w:val="Hyperlink"/>
@@ -3538,6 +3801,7 @@
         </w:rPr>
         <w:t>，密码是</w:t>
       </w:r>
+      <w:proofErr w:type="spellStart"/>
       <w:r>
         <w:rPr>
           <w:rFonts w:ascii="Times" w:eastAsia="宋体" w:hAnsi="Times" w:cs="Times New Roman"/>
@@ -3546,6 +3810,7 @@
         </w:rPr>
         <w:t>mypw</w:t>
       </w:r>
+      <w:proofErr w:type="spellEnd"/>
       <w:r>
         <w:rPr>
           <w:rFonts w:ascii="Times" w:eastAsia="宋体" w:hAnsi="Times" w:cs="Times New Roman"/>
@@ -3581,7 +3846,7 @@
                     <pic:cNvPicPr/>
                   </pic:nvPicPr>
                   <pic:blipFill>
-                    <a:blip r:embed="rId15">
+                    <a:blip r:embed="rId14">
                       <a:extLst>
                         <a:ext uri="{28A0092B-C50C-407E-A947-70E740481C1C}">
                           <a14:useLocalDpi xmlns:a14="http://schemas.microsoft.com/office/drawing/2010/main" val="0"/>
@@ -3699,7 +3964,7 @@
                     <pic:cNvPicPr/>
                   </pic:nvPicPr>
                   <pic:blipFill>
-                    <a:blip r:embed="rId16">
+                    <a:blip r:embed="rId15">
                       <a:extLst>
                         <a:ext uri="{28A0092B-C50C-407E-A947-70E740481C1C}">
                           <a14:useLocalDpi xmlns:a14="http://schemas.microsoft.com/office/drawing/2010/main" val="0"/>
@@ -3759,6 +4024,7 @@
         </w:rPr>
         <w:t>：在</w:t>
       </w:r>
+      <w:proofErr w:type="spellStart"/>
       <w:r>
         <w:rPr>
           <w:rFonts w:ascii="Times" w:eastAsia="宋体" w:hAnsi="Times" w:cs="宋体"/>
@@ -3767,6 +4033,7 @@
         </w:rPr>
         <w:t>VSCode</w:t>
       </w:r>
+      <w:proofErr w:type="spellEnd"/>
       <w:r>
         <w:rPr>
           <w:rFonts w:ascii="Times" w:eastAsia="宋体" w:hAnsi="Times" w:cs="宋体"/>
@@ -3797,12 +4064,14 @@
         </w:rPr>
         <w:t>下载</w:t>
       </w:r>
+      <w:proofErr w:type="spellStart"/>
       <w:r>
         <w:rPr>
           <w:rFonts w:ascii="Times" w:eastAsia="宋体" w:hAnsi="Times" w:cs="Times New Roman"/>
         </w:rPr>
         <w:t>VScode</w:t>
       </w:r>
+      <w:proofErr w:type="spellEnd"/>
       <w:r>
         <w:rPr>
           <w:rFonts w:ascii="Times" w:eastAsia="宋体" w:hAnsi="Times" w:cs="Times New Roman"/>
@@ -3918,7 +4187,7 @@
                     <pic:cNvPicPr/>
                   </pic:nvPicPr>
                   <pic:blipFill>
-                    <a:blip r:embed="rId17">
+                    <a:blip r:embed="rId16">
                       <a:extLst>
                         <a:ext uri="{28A0092B-C50C-407E-A947-70E740481C1C}">
                           <a14:useLocalDpi xmlns:a14="http://schemas.microsoft.com/office/drawing/2010/main" val="0"/>
@@ -4036,7 +4305,7 @@
                     <pic:cNvPicPr/>
                   </pic:nvPicPr>
                   <pic:blipFill>
-                    <a:blip r:embed="rId18">
+                    <a:blip r:embed="rId17">
                       <a:extLst>
                         <a:ext uri="{28A0092B-C50C-407E-A947-70E740481C1C}">
                           <a14:useLocalDpi xmlns:a14="http://schemas.microsoft.com/office/drawing/2010/main" val="0"/>
@@ -4082,12 +4351,14 @@
         </w:rPr>
         <w:t>在</w:t>
       </w:r>
+      <w:proofErr w:type="spellStart"/>
       <w:r>
         <w:rPr>
           <w:rFonts w:ascii="Times" w:eastAsia="宋体" w:hAnsi="Times" w:cs="Times New Roman"/>
         </w:rPr>
         <w:t>VSCode</w:t>
       </w:r>
+      <w:proofErr w:type="spellEnd"/>
       <w:r>
         <w:rPr>
           <w:rFonts w:ascii="Times" w:eastAsia="宋体" w:hAnsi="Times" w:cs="Times New Roman" w:hint="eastAsia"/>
@@ -4116,7 +4387,7 @@
                     <pic:cNvPicPr/>
                   </pic:nvPicPr>
                   <pic:blipFill>
-                    <a:blip r:embed="rId19">
+                    <a:blip r:embed="rId18">
                       <a:extLst>
                         <a:ext uri="{28A0092B-C50C-407E-A947-70E740481C1C}">
                           <a14:useLocalDpi xmlns:a14="http://schemas.microsoft.com/office/drawing/2010/main" val="0"/>
@@ -4200,12 +4471,14 @@
         </w:rPr>
         <w:t>此时会新跳出来一个</w:t>
       </w:r>
+      <w:proofErr w:type="spellStart"/>
       <w:r>
         <w:rPr>
           <w:rFonts w:ascii="Times" w:eastAsia="宋体" w:hAnsi="Times" w:cs="Times New Roman"/>
         </w:rPr>
         <w:t>vscode</w:t>
       </w:r>
+      <w:proofErr w:type="spellEnd"/>
       <w:r>
         <w:rPr>
           <w:rFonts w:ascii="Times" w:eastAsia="宋体" w:hAnsi="Times" w:cs="Times New Roman"/>
@@ -4220,6 +4493,7 @@
         </w:rPr>
         <w:t>它的左下角应该是</w:t>
       </w:r>
+      <w:proofErr w:type="spellStart"/>
       <w:r>
         <w:rPr>
           <w:rFonts w:ascii="Times" w:eastAsia="宋体" w:hAnsi="Times" w:cs="Times New Roman"/>
@@ -4228,6 +4502,7 @@
         </w:rPr>
         <w:t>ContainerXXX</w:t>
       </w:r>
+      <w:proofErr w:type="spellEnd"/>
       <w:r>
         <w:rPr>
           <w:rFonts w:ascii="Times" w:eastAsia="宋体" w:hAnsi="Times" w:cs="Times New Roman"/>
@@ -4317,12 +4592,14 @@
         </w:rPr>
         <w:t>盘所有文件，说明此时在</w:t>
       </w:r>
+      <w:proofErr w:type="spellStart"/>
       <w:r>
         <w:rPr>
           <w:rFonts w:ascii="Times" w:eastAsia="宋体" w:hAnsi="Times" w:cs="Times New Roman"/>
         </w:rPr>
         <w:t>vscode</w:t>
       </w:r>
+      <w:proofErr w:type="spellEnd"/>
       <w:r>
         <w:rPr>
           <w:rFonts w:ascii="Times" w:eastAsia="宋体" w:hAnsi="Times" w:cs="Times New Roman"/>
@@ -4398,6 +4675,7 @@
         </w:rPr>
         <w:t>什么时候使用</w:t>
       </w:r>
+      <w:proofErr w:type="spellStart"/>
       <w:r>
         <w:rPr>
           <w:rFonts w:ascii="Times" w:eastAsia="宋体" w:hAnsi="Times" w:cs="Times New Roman"/>
@@ -4406,6 +4684,7 @@
         </w:rPr>
         <w:t>VScode</w:t>
       </w:r>
+      <w:proofErr w:type="spellEnd"/>
       <w:r>
         <w:rPr>
           <w:rFonts w:ascii="Times" w:eastAsia="宋体" w:hAnsi="Times" w:cs="Times New Roman"/>
@@ -4446,23 +4725,33 @@
           <w:rFonts w:ascii="Times" w:eastAsia="宋体" w:hAnsi="Times" w:cs="Times New Roman"/>
         </w:rPr>
       </w:pPr>
+      <w:proofErr w:type="spellStart"/>
       <w:r>
         <w:rPr>
           <w:rFonts w:ascii="Times" w:eastAsia="宋体" w:hAnsi="Times" w:cs="Times New Roman"/>
         </w:rPr>
         <w:t>VScode</w:t>
       </w:r>
+      <w:proofErr w:type="spellEnd"/>
       <w:r>
         <w:rPr>
           <w:rFonts w:ascii="Times" w:eastAsia="宋体" w:hAnsi="Times" w:cs="Times New Roman"/>
         </w:rPr>
         <w:t>是用来写代码的，当你进入</w:t>
       </w:r>
-      <w:r>
-        <w:rPr>
-          <w:rFonts w:ascii="Times" w:eastAsia="宋体" w:hAnsi="Times" w:cs="Times New Roman"/>
-        </w:rPr>
-        <w:t>vscode container</w:t>
+      <w:proofErr w:type="spellStart"/>
+      <w:r>
+        <w:rPr>
+          <w:rFonts w:ascii="Times" w:eastAsia="宋体" w:hAnsi="Times" w:cs="Times New Roman"/>
+        </w:rPr>
+        <w:t>vscode</w:t>
+      </w:r>
+      <w:proofErr w:type="spellEnd"/>
+      <w:r>
+        <w:rPr>
+          <w:rFonts w:ascii="Times" w:eastAsia="宋体" w:hAnsi="Times" w:cs="Times New Roman"/>
+        </w:rPr>
+        <w:t xml:space="preserve"> container</w:t>
       </w:r>
       <w:r>
         <w:rPr>
@@ -4526,12 +4815,14 @@
         </w:rPr>
         <w:t>运行文件的，当你在</w:t>
       </w:r>
+      <w:proofErr w:type="spellStart"/>
       <w:r>
         <w:rPr>
           <w:rFonts w:ascii="Times" w:eastAsia="宋体" w:hAnsi="Times" w:cs="Times New Roman"/>
         </w:rPr>
         <w:t>VScode</w:t>
       </w:r>
+      <w:proofErr w:type="spellEnd"/>
       <w:r>
         <w:rPr>
           <w:rFonts w:ascii="Times" w:eastAsia="宋体" w:hAnsi="Times" w:cs="Times New Roman"/>
@@ -4586,16 +4877,24 @@
         </w:rPr>
         <w:t>同时网页也有</w:t>
       </w:r>
+      <w:proofErr w:type="spellStart"/>
       <w:r>
         <w:rPr>
           <w:rFonts w:ascii="Times" w:eastAsia="宋体" w:hAnsi="Times" w:cs="Times New Roman" w:hint="eastAsia"/>
         </w:rPr>
-        <w:t>jupyter notebook</w:t>
-      </w:r>
+        <w:t>jupyter</w:t>
+      </w:r>
+      <w:proofErr w:type="spellEnd"/>
       <w:r>
         <w:rPr>
           <w:rFonts w:ascii="Times" w:eastAsia="宋体" w:hAnsi="Times" w:cs="Times New Roman" w:hint="eastAsia"/>
         </w:rPr>
+        <w:t xml:space="preserve"> notebook</w:t>
+      </w:r>
+      <w:r>
+        <w:rPr>
+          <w:rFonts w:ascii="Times" w:eastAsia="宋体" w:hAnsi="Times" w:cs="Times New Roman" w:hint="eastAsia"/>
+        </w:rPr>
         <w:t>的功能（</w:t>
       </w:r>
       <w:r>
@@ -4610,12 +4909,14 @@
         </w:rPr>
         <w:t>那一栏），点进去可以创建</w:t>
       </w:r>
+      <w:proofErr w:type="spellStart"/>
       <w:r>
         <w:rPr>
           <w:rFonts w:ascii="Times" w:eastAsia="宋体" w:hAnsi="Times" w:cs="Times New Roman" w:hint="eastAsia"/>
         </w:rPr>
         <w:t>jupyternotebook</w:t>
       </w:r>
+      <w:proofErr w:type="spellEnd"/>
       <w:r>
         <w:rPr>
           <w:rFonts w:ascii="Times" w:eastAsia="宋体" w:hAnsi="Times" w:cs="Times New Roman" w:hint="eastAsia"/>
@@ -4651,7 +4952,7 @@
                     <pic:cNvPicPr/>
                   </pic:nvPicPr>
                   <pic:blipFill>
-                    <a:blip r:embed="rId15">
+                    <a:blip r:embed="rId14">
                       <a:extLst>
                         <a:ext uri="{28A0092B-C50C-407E-A947-70E740481C1C}">
                           <a14:useLocalDpi xmlns:a14="http://schemas.microsoft.com/office/drawing/2010/main" val="0"/>
@@ -4723,11 +5024,19 @@
         </w:rPr>
         <w:t>查看：</w:t>
       </w:r>
-      <w:r>
-        <w:rPr>
-          <w:rFonts w:ascii="Times" w:eastAsia="宋体" w:hAnsi="Times" w:cs="Times New Roman"/>
-        </w:rPr>
-        <w:t>sudo docker image ls</w:t>
+      <w:proofErr w:type="spellStart"/>
+      <w:r>
+        <w:rPr>
+          <w:rFonts w:ascii="Times" w:eastAsia="宋体" w:hAnsi="Times" w:cs="Times New Roman"/>
+        </w:rPr>
+        <w:t>sudo</w:t>
+      </w:r>
+      <w:proofErr w:type="spellEnd"/>
+      <w:r>
+        <w:rPr>
+          <w:rFonts w:ascii="Times" w:eastAsia="宋体" w:hAnsi="Times" w:cs="Times New Roman"/>
+        </w:rPr>
+        <w:t xml:space="preserve"> docker image ls</w:t>
       </w:r>
     </w:p>
     <w:p>
@@ -4744,12 +5053,42 @@
         <w:lastRenderedPageBreak/>
         <w:t>删除：</w:t>
       </w:r>
-      <w:r>
-        <w:rPr>
-          <w:rFonts w:ascii="Times" w:eastAsia="宋体" w:hAnsi="Times" w:cs="Times New Roman"/>
-        </w:rPr>
-        <w:t>sudo docker rmi image_ID</w:t>
-      </w:r>
+      <w:proofErr w:type="spellStart"/>
+      <w:r>
+        <w:rPr>
+          <w:rFonts w:ascii="Times" w:eastAsia="宋体" w:hAnsi="Times" w:cs="Times New Roman"/>
+        </w:rPr>
+        <w:t>sudo</w:t>
+      </w:r>
+      <w:proofErr w:type="spellEnd"/>
+      <w:r>
+        <w:rPr>
+          <w:rFonts w:ascii="Times" w:eastAsia="宋体" w:hAnsi="Times" w:cs="Times New Roman"/>
+        </w:rPr>
+        <w:t xml:space="preserve"> docker </w:t>
+      </w:r>
+      <w:proofErr w:type="spellStart"/>
+      <w:r>
+        <w:rPr>
+          <w:rFonts w:ascii="Times" w:eastAsia="宋体" w:hAnsi="Times" w:cs="Times New Roman"/>
+        </w:rPr>
+        <w:t>rmi</w:t>
+      </w:r>
+      <w:proofErr w:type="spellEnd"/>
+      <w:r>
+        <w:rPr>
+          <w:rFonts w:ascii="Times" w:eastAsia="宋体" w:hAnsi="Times" w:cs="Times New Roman"/>
+        </w:rPr>
+        <w:t xml:space="preserve"> </w:t>
+      </w:r>
+      <w:proofErr w:type="spellStart"/>
+      <w:r>
+        <w:rPr>
+          <w:rFonts w:ascii="Times" w:eastAsia="宋体" w:hAnsi="Times" w:cs="Times New Roman"/>
+        </w:rPr>
+        <w:t>image_ID</w:t>
+      </w:r>
+      <w:proofErr w:type="spellEnd"/>
     </w:p>
     <w:p>
       <w:pPr>
@@ -4802,7 +5141,21 @@
         <w:rPr>
           <w:rFonts w:ascii="Times" w:eastAsia="宋体" w:hAnsi="Times" w:cs="Times New Roman"/>
         </w:rPr>
-        <w:t xml:space="preserve"> sudo docker container ls</w:t>
+        <w:t xml:space="preserve"> </w:t>
+      </w:r>
+      <w:proofErr w:type="spellStart"/>
+      <w:r>
+        <w:rPr>
+          <w:rFonts w:ascii="Times" w:eastAsia="宋体" w:hAnsi="Times" w:cs="Times New Roman"/>
+        </w:rPr>
+        <w:t>sudo</w:t>
+      </w:r>
+      <w:proofErr w:type="spellEnd"/>
+      <w:r>
+        <w:rPr>
+          <w:rFonts w:ascii="Times" w:eastAsia="宋体" w:hAnsi="Times" w:cs="Times New Roman"/>
+        </w:rPr>
+        <w:t xml:space="preserve"> docker container ls</w:t>
       </w:r>
     </w:p>
     <w:p>
@@ -4818,11 +5171,33 @@
         </w:rPr>
         <w:t>删除：先</w:t>
       </w:r>
-      <w:r>
-        <w:rPr>
-          <w:rFonts w:ascii="Times" w:eastAsia="宋体" w:hAnsi="Times" w:cs="Times New Roman"/>
-        </w:rPr>
-        <w:t xml:space="preserve">sudo docker container stop container_ID, </w:t>
+      <w:proofErr w:type="spellStart"/>
+      <w:r>
+        <w:rPr>
+          <w:rFonts w:ascii="Times" w:eastAsia="宋体" w:hAnsi="Times" w:cs="Times New Roman"/>
+        </w:rPr>
+        <w:t>sudo</w:t>
+      </w:r>
+      <w:proofErr w:type="spellEnd"/>
+      <w:r>
+        <w:rPr>
+          <w:rFonts w:ascii="Times" w:eastAsia="宋体" w:hAnsi="Times" w:cs="Times New Roman"/>
+        </w:rPr>
+        <w:t xml:space="preserve"> docker container stop </w:t>
+      </w:r>
+      <w:proofErr w:type="spellStart"/>
+      <w:r>
+        <w:rPr>
+          <w:rFonts w:ascii="Times" w:eastAsia="宋体" w:hAnsi="Times" w:cs="Times New Roman"/>
+        </w:rPr>
+        <w:t>container_ID</w:t>
+      </w:r>
+      <w:proofErr w:type="spellEnd"/>
+      <w:r>
+        <w:rPr>
+          <w:rFonts w:ascii="Times" w:eastAsia="宋体" w:hAnsi="Times" w:cs="Times New Roman"/>
+        </w:rPr>
+        <w:t xml:space="preserve">, </w:t>
       </w:r>
       <w:r>
         <w:rPr>
@@ -4830,12 +5205,28 @@
         </w:rPr>
         <w:t>然后再</w:t>
       </w:r>
-      <w:r>
-        <w:rPr>
-          <w:rFonts w:ascii="Times" w:eastAsia="宋体" w:hAnsi="Times" w:cs="Times New Roman"/>
-        </w:rPr>
-        <w:t>sudo docker container rm container_ID</w:t>
-      </w:r>
+      <w:proofErr w:type="spellStart"/>
+      <w:r>
+        <w:rPr>
+          <w:rFonts w:ascii="Times" w:eastAsia="宋体" w:hAnsi="Times" w:cs="Times New Roman"/>
+        </w:rPr>
+        <w:t>sudo</w:t>
+      </w:r>
+      <w:proofErr w:type="spellEnd"/>
+      <w:r>
+        <w:rPr>
+          <w:rFonts w:ascii="Times" w:eastAsia="宋体" w:hAnsi="Times" w:cs="Times New Roman"/>
+        </w:rPr>
+        <w:t xml:space="preserve"> docker container rm </w:t>
+      </w:r>
+      <w:proofErr w:type="spellStart"/>
+      <w:r>
+        <w:rPr>
+          <w:rFonts w:ascii="Times" w:eastAsia="宋体" w:hAnsi="Times" w:cs="Times New Roman"/>
+        </w:rPr>
+        <w:t>container_ID</w:t>
+      </w:r>
+      <w:proofErr w:type="spellEnd"/>
     </w:p>
     <w:p>
       <w:pPr>
@@ -4916,12 +5307,14 @@
         </w:rPr>
         <w:t>先进入</w:t>
       </w:r>
+      <w:proofErr w:type="spellStart"/>
       <w:r>
         <w:rPr>
           <w:rFonts w:ascii="Times" w:eastAsia="宋体" w:hAnsi="Times" w:cs="Times New Roman" w:hint="eastAsia"/>
         </w:rPr>
         <w:t>wsl</w:t>
       </w:r>
+      <w:proofErr w:type="spellEnd"/>
     </w:p>
     <w:p>
       <w:pPr>
@@ -4936,11 +5329,19 @@
         </w:rPr>
         <w:t>然后</w:t>
       </w:r>
-      <w:r>
-        <w:rPr>
-          <w:rFonts w:ascii="Times" w:eastAsia="宋体" w:hAnsi="Times" w:cs="Times New Roman"/>
-        </w:rPr>
-        <w:t>sudo docker container ls</w:t>
+      <w:proofErr w:type="spellStart"/>
+      <w:r>
+        <w:rPr>
+          <w:rFonts w:ascii="Times" w:eastAsia="宋体" w:hAnsi="Times" w:cs="Times New Roman"/>
+        </w:rPr>
+        <w:t>sudo</w:t>
+      </w:r>
+      <w:proofErr w:type="spellEnd"/>
+      <w:r>
+        <w:rPr>
+          <w:rFonts w:ascii="Times" w:eastAsia="宋体" w:hAnsi="Times" w:cs="Times New Roman"/>
+        </w:rPr>
+        <w:t xml:space="preserve"> docker container ls</w:t>
       </w:r>
       <w:r>
         <w:rPr>
@@ -4980,11 +5381,19 @@
         </w:rPr>
         <w:t>然后在</w:t>
       </w:r>
-      <w:r>
-        <w:rPr>
-          <w:rFonts w:ascii="Times" w:eastAsia="宋体" w:hAnsi="Times" w:cs="Times New Roman"/>
-        </w:rPr>
-        <w:t>wsl terminal</w:t>
+      <w:proofErr w:type="spellStart"/>
+      <w:r>
+        <w:rPr>
+          <w:rFonts w:ascii="Times" w:eastAsia="宋体" w:hAnsi="Times" w:cs="Times New Roman"/>
+        </w:rPr>
+        <w:t>wsl</w:t>
+      </w:r>
+      <w:proofErr w:type="spellEnd"/>
+      <w:r>
+        <w:rPr>
+          <w:rFonts w:ascii="Times" w:eastAsia="宋体" w:hAnsi="Times" w:cs="Times New Roman"/>
+        </w:rPr>
+        <w:t xml:space="preserve"> terminal</w:t>
       </w:r>
       <w:r>
         <w:rPr>
@@ -4992,11 +5401,19 @@
         </w:rPr>
         <w:t>里</w:t>
       </w:r>
-      <w:r>
-        <w:rPr>
-          <w:rFonts w:ascii="Times" w:eastAsia="宋体" w:hAnsi="Times" w:cs="Times New Roman"/>
-        </w:rPr>
-        <w:t>sudo docker exec -it -u 0 ID bash</w:t>
+      <w:proofErr w:type="spellStart"/>
+      <w:r>
+        <w:rPr>
+          <w:rFonts w:ascii="Times" w:eastAsia="宋体" w:hAnsi="Times" w:cs="Times New Roman"/>
+        </w:rPr>
+        <w:t>sudo</w:t>
+      </w:r>
+      <w:proofErr w:type="spellEnd"/>
+      <w:r>
+        <w:rPr>
+          <w:rFonts w:ascii="Times" w:eastAsia="宋体" w:hAnsi="Times" w:cs="Times New Roman"/>
+        </w:rPr>
+        <w:t xml:space="preserve"> docker exec -it -u 0 ID bash</w:t>
       </w:r>
     </w:p>
     <w:p>
@@ -5062,12 +5479,14 @@
         </w:rPr>
         <w:t>安装好后</w:t>
       </w:r>
+      <w:proofErr w:type="spellStart"/>
       <w:r>
         <w:rPr>
           <w:rFonts w:ascii="Times" w:eastAsia="宋体" w:hAnsi="Times" w:cs="Times New Roman"/>
         </w:rPr>
         <w:t>ctrl+A+D</w:t>
       </w:r>
+      <w:proofErr w:type="spellEnd"/>
       <w:r>
         <w:rPr>
           <w:rFonts w:ascii="Times" w:eastAsia="宋体" w:hAnsi="Times" w:cs="Times New Roman"/>
@@ -5086,79 +5505,59 @@
         <w:spacing w:before="100" w:beforeAutospacing="1" w:after="100" w:afterAutospacing="1" w:line="240" w:lineRule="auto"/>
         <w:rPr>
           <w:rFonts w:ascii="Times" w:eastAsia="宋体" w:hAnsi="Times" w:cs="Times New Roman"/>
-          <w:b/>
-          <w:bCs/>
-        </w:rPr>
-      </w:pPr>
-      <w:r>
-        <w:rPr>
-          <w:rFonts w:ascii="Times" w:eastAsia="宋体" w:hAnsi="Times" w:cs="Times New Roman"/>
-          <w:b/>
-          <w:bCs/>
+        </w:rPr>
+      </w:pPr>
+      <w:r>
+        <w:rPr>
+          <w:rFonts w:ascii="Times" w:eastAsia="宋体" w:hAnsi="Times" w:cs="Times New Roman"/>
         </w:rPr>
         <w:t xml:space="preserve">5. </w:t>
       </w:r>
       <w:r>
         <w:rPr>
           <w:rFonts w:ascii="Times" w:eastAsia="宋体" w:hAnsi="Times" w:cs="Times New Roman" w:hint="eastAsia"/>
-          <w:b/>
-          <w:bCs/>
         </w:rPr>
         <w:t>如果在</w:t>
       </w:r>
       <w:r>
         <w:rPr>
           <w:rFonts w:ascii="Times" w:eastAsia="宋体" w:hAnsi="Times" w:cs="Times New Roman" w:hint="eastAsia"/>
-          <w:b/>
-          <w:bCs/>
         </w:rPr>
         <w:t>container</w:t>
       </w:r>
       <w:r>
         <w:rPr>
           <w:rFonts w:ascii="Times" w:eastAsia="宋体" w:hAnsi="Times" w:cs="Times New Roman" w:hint="eastAsia"/>
-          <w:b/>
-          <w:bCs/>
         </w:rPr>
         <w:t>里连不上</w:t>
       </w:r>
       <w:r>
         <w:rPr>
           <w:rFonts w:ascii="Times" w:eastAsia="宋体" w:hAnsi="Times" w:cs="Times New Roman" w:hint="eastAsia"/>
-          <w:b/>
-          <w:bCs/>
         </w:rPr>
         <w:t>V</w:t>
       </w:r>
       <w:r>
         <w:rPr>
           <w:rFonts w:ascii="Times" w:eastAsia="宋体" w:hAnsi="Times" w:cs="Times New Roman"/>
-          <w:b/>
-          <w:bCs/>
         </w:rPr>
         <w:t>PN</w:t>
       </w:r>
       <w:r>
         <w:rPr>
           <w:rFonts w:ascii="Times" w:eastAsia="宋体" w:hAnsi="Times" w:cs="Times New Roman" w:hint="eastAsia"/>
-          <w:b/>
-          <w:bCs/>
         </w:rPr>
         <w:t>（比如用不了</w:t>
       </w:r>
       <w:r>
         <w:rPr>
           <w:rFonts w:ascii="Times" w:eastAsia="宋体" w:hAnsi="Times" w:cs="Times New Roman" w:hint="eastAsia"/>
-          <w:b/>
-          <w:bCs/>
         </w:rPr>
         <w:t>copilot</w:t>
       </w:r>
       <w:r>
         <w:rPr>
           <w:rFonts w:ascii="Times" w:eastAsia="宋体" w:hAnsi="Times" w:cs="Times New Roman" w:hint="eastAsia"/>
-          <w:b/>
-          <w:bCs/>
         </w:rPr>
         <w:t>）</w:t>
       </w:r>
@@ -5246,8 +5645,30 @@
         <w:rPr>
           <w:rFonts w:ascii="Times" w:eastAsia="宋体" w:hAnsi="Times" w:cs="Times New Roman"/>
         </w:rPr>
-        <w:t>(base) root@cf50883f4616:/host# unset HTTP_PROXY HTTPS_PROXY http_proxy https_proxy</w:t>
-      </w:r>
+        <w:t xml:space="preserve">(base) root@cf50883f4616:/host# unset HTTP_PROXY HTTPS_PROXY </w:t>
+      </w:r>
+      <w:proofErr w:type="spellStart"/>
+      <w:r>
+        <w:rPr>
+          <w:rFonts w:ascii="Times" w:eastAsia="宋体" w:hAnsi="Times" w:cs="Times New Roman"/>
+        </w:rPr>
+        <w:t>http_proxy</w:t>
+      </w:r>
+      <w:proofErr w:type="spellEnd"/>
+      <w:r>
+        <w:rPr>
+          <w:rFonts w:ascii="Times" w:eastAsia="宋体" w:hAnsi="Times" w:cs="Times New Roman"/>
+        </w:rPr>
+        <w:t xml:space="preserve"> </w:t>
+      </w:r>
+      <w:proofErr w:type="spellStart"/>
+      <w:r>
+        <w:rPr>
+          <w:rFonts w:ascii="Times" w:eastAsia="宋体" w:hAnsi="Times" w:cs="Times New Roman"/>
+        </w:rPr>
+        <w:t>https_proxy</w:t>
+      </w:r>
+      <w:proofErr w:type="spellEnd"/>
     </w:p>
     <w:p>
       <w:pPr>
@@ -5288,528 +5709,30 @@
         <w:rPr>
           <w:rFonts w:ascii="Times" w:eastAsia="宋体" w:hAnsi="Times" w:cs="Times New Roman"/>
         </w:rPr>
-        <w:t>(base) root@cf50883f4616:/host# export NO_PROXY=localhost,127.0.0.1,::1</w:t>
-      </w:r>
-    </w:p>
-    <w:p>
-      <w:pPr>
-        <w:spacing w:before="100" w:beforeAutospacing="1" w:after="100" w:afterAutospacing="1" w:line="240" w:lineRule="auto"/>
-        <w:rPr>
-          <w:rFonts w:ascii="Times" w:eastAsia="宋体" w:hAnsi="Times" w:cs="Times New Roman"/>
-          <w:b/>
-          <w:bCs/>
-        </w:rPr>
-      </w:pPr>
-      <w:r>
-        <w:rPr>
-          <w:rFonts w:ascii="Times" w:eastAsia="宋体" w:hAnsi="Times" w:cs="Times New Roman" w:hint="eastAsia"/>
-          <w:b/>
-          <w:bCs/>
-        </w:rPr>
-        <w:t>6</w:t>
-      </w:r>
-      <w:r>
-        <w:rPr>
-          <w:rFonts w:ascii="Times" w:eastAsia="宋体" w:hAnsi="Times" w:cs="Times New Roman"/>
-          <w:b/>
-          <w:bCs/>
-        </w:rPr>
-        <w:t xml:space="preserve">. </w:t>
-      </w:r>
-      <w:r>
-        <w:rPr>
-          <w:rFonts w:ascii="Times" w:eastAsia="宋体" w:hAnsi="Times" w:cs="Times New Roman" w:hint="eastAsia"/>
-          <w:b/>
-          <w:bCs/>
-        </w:rPr>
-        <w:t>如果在</w:t>
-      </w:r>
-      <w:r>
-        <w:rPr>
-          <w:rFonts w:ascii="Times" w:eastAsia="宋体" w:hAnsi="Times" w:cs="Times New Roman" w:hint="eastAsia"/>
-          <w:b/>
-          <w:bCs/>
-        </w:rPr>
-        <w:t>wsl</w:t>
-      </w:r>
-      <w:r>
-        <w:rPr>
-          <w:rFonts w:ascii="Times" w:eastAsia="宋体" w:hAnsi="Times" w:cs="Times New Roman" w:hint="eastAsia"/>
-          <w:b/>
-          <w:bCs/>
-        </w:rPr>
-        <w:t>里</w:t>
-      </w:r>
-      <w:r>
-        <w:rPr>
-          <w:rFonts w:ascii="Times" w:eastAsia="宋体" w:hAnsi="Times" w:cs="Times New Roman" w:hint="eastAsia"/>
-          <w:b/>
-          <w:bCs/>
-        </w:rPr>
-        <w:t>docker pull</w:t>
-      </w:r>
-      <w:r>
-        <w:rPr>
-          <w:rFonts w:ascii="Times" w:eastAsia="宋体" w:hAnsi="Times" w:cs="Times New Roman" w:hint="eastAsia"/>
-          <w:b/>
-          <w:bCs/>
-        </w:rPr>
-        <w:t>却</w:t>
-      </w:r>
-      <w:r>
-        <w:rPr>
-          <w:rFonts w:ascii="Times" w:eastAsia="宋体" w:hAnsi="Times" w:cs="Times New Roman" w:hint="eastAsia"/>
-          <w:b/>
-          <w:bCs/>
-        </w:rPr>
-        <w:t>pull</w:t>
-      </w:r>
-      <w:r>
-        <w:rPr>
-          <w:rFonts w:ascii="Times" w:eastAsia="宋体" w:hAnsi="Times" w:cs="Times New Roman" w:hint="eastAsia"/>
-          <w:b/>
-          <w:bCs/>
-        </w:rPr>
-        <w:t>不下来（但是电脑是可以连接谷歌等外网的）</w:t>
-      </w:r>
-    </w:p>
-    <w:p>
-      <w:pPr>
-        <w:spacing w:before="100" w:beforeAutospacing="1" w:after="100" w:afterAutospacing="1" w:line="240" w:lineRule="auto"/>
-        <w:rPr>
-          <w:rFonts w:ascii="Times" w:eastAsia="宋体" w:hAnsi="Times" w:cs="Times New Roman"/>
-        </w:rPr>
-      </w:pPr>
-      <w:r>
-        <w:rPr>
-          <w:rFonts w:ascii="Times" w:eastAsia="宋体" w:hAnsi="Times" w:cs="Times New Roman" w:hint="eastAsia"/>
-        </w:rPr>
-        <w:t>先检查</w:t>
-      </w:r>
-      <w:r>
-        <w:rPr>
-          <w:rFonts w:ascii="Times" w:eastAsia="宋体" w:hAnsi="Times" w:cs="Times New Roman" w:hint="eastAsia"/>
-        </w:rPr>
-        <w:t>DNS</w:t>
-      </w:r>
-    </w:p>
-    <w:p>
-      <w:pPr>
-        <w:spacing w:before="100" w:beforeAutospacing="1" w:after="100" w:afterAutospacing="1" w:line="240" w:lineRule="auto"/>
-        <w:rPr>
-          <w:rFonts w:ascii="Times" w:eastAsia="宋体" w:hAnsi="Times" w:cs="Times New Roman"/>
-        </w:rPr>
-      </w:pPr>
-      <w:r>
-        <w:rPr>
-          <w:rFonts w:ascii="Times" w:eastAsia="宋体" w:hAnsi="Times" w:cs="Times New Roman" w:hint="eastAsia"/>
-        </w:rPr>
-        <w:t>输入</w:t>
-      </w:r>
-      <w:r>
-        <w:rPr>
-          <w:rFonts w:ascii="Times" w:eastAsia="宋体" w:hAnsi="Times" w:cs="Times New Roman"/>
-        </w:rPr>
-        <w:t xml:space="preserve">nslookup registry-1.docker.io </w:t>
-      </w:r>
-    </w:p>
-    <w:p>
-      <w:pPr>
-        <w:spacing w:before="100" w:beforeAutospacing="1" w:after="100" w:afterAutospacing="1" w:line="240" w:lineRule="auto"/>
-        <w:rPr>
-          <w:rFonts w:ascii="Times" w:eastAsia="宋体" w:hAnsi="Times" w:cs="Times New Roman"/>
-        </w:rPr>
-      </w:pPr>
-      <w:r>
-        <w:rPr>
-          <w:rFonts w:ascii="Times" w:eastAsia="宋体" w:hAnsi="Times" w:cs="Times New Roman"/>
-        </w:rPr>
-        <w:t xml:space="preserve">Server: 10.255.255.254 Address: 10.255.255.254#53 </w:t>
-      </w:r>
-    </w:p>
-    <w:p>
-      <w:pPr>
-        <w:spacing w:before="100" w:beforeAutospacing="1" w:after="100" w:afterAutospacing="1" w:line="240" w:lineRule="auto"/>
-        <w:rPr>
-          <w:rFonts w:ascii="Times" w:eastAsia="宋体" w:hAnsi="Times" w:cs="Times New Roman"/>
-        </w:rPr>
-      </w:pPr>
-      <w:r>
-        <w:rPr>
-          <w:rFonts w:ascii="Times" w:eastAsia="宋体" w:hAnsi="Times" w:cs="Times New Roman"/>
-        </w:rPr>
-        <w:t>Non-authoritative answer: Name: registry-1.docker.io Address: 108.160.170.26 Name: registry-1.docker.io Address: 2a03:2880:f107:83:face:b00c:0:25de</w:t>
-      </w:r>
-    </w:p>
-    <w:p>
-      <w:pPr>
-        <w:spacing w:before="100" w:beforeAutospacing="1" w:after="100" w:afterAutospacing="1" w:line="240" w:lineRule="auto"/>
-        <w:rPr>
-          <w:rFonts w:ascii="Times" w:eastAsia="宋体" w:hAnsi="Times" w:cs="Times New Roman"/>
-        </w:rPr>
-      </w:pPr>
-      <w:r>
-        <w:rPr>
-          <w:rFonts w:ascii="Times" w:eastAsia="宋体" w:hAnsi="Times" w:cs="Times New Roman" w:hint="eastAsia"/>
-        </w:rPr>
-        <w:lastRenderedPageBreak/>
-        <w:t>如果看到这种</w:t>
-      </w:r>
-      <w:r>
-        <w:rPr>
-          <w:rFonts w:ascii="Times" w:eastAsia="宋体" w:hAnsi="Times" w:cs="Times New Roman" w:hint="eastAsia"/>
-        </w:rPr>
-        <w:t>server</w:t>
-      </w:r>
-      <w:r>
-        <w:rPr>
-          <w:rFonts w:ascii="Times" w:eastAsia="宋体" w:hAnsi="Times" w:cs="Times New Roman" w:hint="eastAsia"/>
-        </w:rPr>
-        <w:t>和下面的</w:t>
-      </w:r>
-      <w:r>
-        <w:rPr>
-          <w:rFonts w:ascii="Times" w:eastAsia="宋体" w:hAnsi="Times" w:cs="Times New Roman" w:hint="eastAsia"/>
-        </w:rPr>
-        <w:t>address</w:t>
-      </w:r>
-      <w:r>
-        <w:rPr>
-          <w:rFonts w:ascii="Times" w:eastAsia="宋体" w:hAnsi="Times" w:cs="Times New Roman" w:hint="eastAsia"/>
-        </w:rPr>
-        <w:t>不一样，大概就是</w:t>
-      </w:r>
-      <w:r>
-        <w:rPr>
-          <w:rFonts w:ascii="Times" w:eastAsia="宋体" w:hAnsi="Times" w:cs="Times New Roman" w:hint="eastAsia"/>
-        </w:rPr>
-        <w:t>DNS</w:t>
-      </w:r>
-      <w:r>
-        <w:rPr>
-          <w:rFonts w:ascii="Times" w:eastAsia="宋体" w:hAnsi="Times" w:cs="Times New Roman" w:hint="eastAsia"/>
-        </w:rPr>
-        <w:t>的问题</w:t>
-      </w:r>
-    </w:p>
-    <w:p>
-      <w:pPr>
-        <w:spacing w:before="100" w:beforeAutospacing="1" w:after="100" w:afterAutospacing="1" w:line="240" w:lineRule="auto"/>
-        <w:rPr>
-          <w:rFonts w:ascii="Times" w:eastAsia="宋体" w:hAnsi="Times" w:cs="Times New Roman"/>
-        </w:rPr>
-      </w:pPr>
-      <w:r>
-        <w:rPr>
-          <w:rFonts w:ascii="Times" w:eastAsia="宋体" w:hAnsi="Times" w:cs="Times New Roman" w:hint="eastAsia"/>
-        </w:rPr>
-        <w:t>我们尽量要让</w:t>
-      </w:r>
-      <w:r>
-        <w:rPr>
-          <w:rFonts w:ascii="Times" w:eastAsia="宋体" w:hAnsi="Times" w:cs="Times New Roman" w:hint="eastAsia"/>
-        </w:rPr>
-        <w:t>DNS</w:t>
-      </w:r>
-      <w:r>
-        <w:rPr>
-          <w:rFonts w:ascii="Times" w:eastAsia="宋体" w:hAnsi="Times" w:cs="Times New Roman" w:hint="eastAsia"/>
-        </w:rPr>
-        <w:t>为</w:t>
-      </w:r>
-      <w:r>
-        <w:rPr>
-          <w:rFonts w:ascii="Times" w:eastAsia="宋体" w:hAnsi="Times" w:cs="Times New Roman" w:hint="eastAsia"/>
-        </w:rPr>
-        <w:t>8.8.8.8</w:t>
-      </w:r>
-    </w:p>
-    <w:p>
-      <w:pPr>
-        <w:spacing w:before="100" w:beforeAutospacing="1" w:after="100" w:afterAutospacing="1" w:line="240" w:lineRule="auto"/>
-        <w:rPr>
-          <w:rFonts w:ascii="Times" w:eastAsia="宋体" w:hAnsi="Times" w:cs="Times New Roman"/>
-        </w:rPr>
-      </w:pPr>
-      <w:r>
-        <w:rPr>
-          <w:rFonts w:ascii="Times" w:eastAsia="宋体" w:hAnsi="Times" w:cs="Times New Roman" w:hint="eastAsia"/>
-        </w:rPr>
-        <w:t>我们去</w:t>
-      </w:r>
-      <w:r>
-        <w:rPr>
-          <w:rFonts w:ascii="Times" w:eastAsia="宋体" w:hAnsi="Times" w:cs="Times New Roman" w:hint="eastAsia"/>
-        </w:rPr>
-        <w:t>windows</w:t>
-      </w:r>
-      <w:r>
-        <w:rPr>
-          <w:rFonts w:ascii="Times" w:eastAsia="宋体" w:hAnsi="Times" w:cs="Times New Roman" w:hint="eastAsia"/>
-        </w:rPr>
-        <w:t>的设置里，以太网，</w:t>
-      </w:r>
-      <w:r>
-        <w:rPr>
-          <w:rFonts w:ascii="Times" w:eastAsia="宋体" w:hAnsi="Times" w:cs="Times New Roman" w:hint="eastAsia"/>
-        </w:rPr>
-        <w:t>DNS</w:t>
-      </w:r>
-      <w:r>
-        <w:rPr>
-          <w:rFonts w:ascii="Times" w:eastAsia="宋体" w:hAnsi="Times" w:cs="Times New Roman" w:hint="eastAsia"/>
-        </w:rPr>
-        <w:t>服务器分配，手动，首选</w:t>
-      </w:r>
-      <w:r>
-        <w:rPr>
-          <w:rFonts w:ascii="Times" w:eastAsia="宋体" w:hAnsi="Times" w:cs="Times New Roman" w:hint="eastAsia"/>
-        </w:rPr>
-        <w:t>8.8.8.8</w:t>
-      </w:r>
-      <w:r>
-        <w:rPr>
-          <w:rFonts w:ascii="Times" w:eastAsia="宋体" w:hAnsi="Times" w:cs="Times New Roman" w:hint="eastAsia"/>
-        </w:rPr>
-        <w:t>，备用</w:t>
-      </w:r>
-      <w:r>
-        <w:rPr>
-          <w:rFonts w:ascii="Times" w:eastAsia="宋体" w:hAnsi="Times" w:cs="Times New Roman" w:hint="eastAsia"/>
-        </w:rPr>
-        <w:t>1.1.1.1</w:t>
-      </w:r>
-      <w:r>
-        <w:rPr>
-          <w:rFonts w:ascii="Times" w:eastAsia="宋体" w:hAnsi="Times" w:cs="Times New Roman" w:hint="eastAsia"/>
-        </w:rPr>
-        <w:t>，</w:t>
-      </w:r>
-    </w:p>
-    <w:p>
-      <w:pPr>
-        <w:spacing w:before="100" w:beforeAutospacing="1" w:after="100" w:afterAutospacing="1" w:line="240" w:lineRule="auto"/>
-        <w:rPr>
-          <w:rFonts w:ascii="Times" w:eastAsia="宋体" w:hAnsi="Times" w:cs="Times New Roman"/>
-        </w:rPr>
-      </w:pPr>
-      <w:r>
-        <w:rPr>
-          <w:rFonts w:ascii="Times" w:eastAsia="宋体" w:hAnsi="Times" w:cs="Times New Roman" w:hint="eastAsia"/>
-        </w:rPr>
-        <w:t>然后在</w:t>
-      </w:r>
-      <w:r>
-        <w:rPr>
-          <w:rFonts w:ascii="Times" w:eastAsia="宋体" w:hAnsi="Times" w:cs="Times New Roman" w:hint="eastAsia"/>
-        </w:rPr>
-        <w:t>powershell</w:t>
-      </w:r>
-      <w:r>
-        <w:rPr>
-          <w:rFonts w:ascii="Times" w:eastAsia="宋体" w:hAnsi="Times" w:cs="Times New Roman" w:hint="eastAsia"/>
-        </w:rPr>
-        <w:t>里：</w:t>
-      </w:r>
-    </w:p>
-    <w:p>
-      <w:pPr>
-        <w:spacing w:before="100" w:beforeAutospacing="1" w:after="100" w:afterAutospacing="1" w:line="240" w:lineRule="auto"/>
-        <w:rPr>
-          <w:rFonts w:ascii="Times" w:eastAsia="宋体" w:hAnsi="Times" w:cs="Times New Roman" w:hint="eastAsia"/>
-        </w:rPr>
-      </w:pPr>
-      <w:r>
-        <w:rPr>
-          <w:rFonts w:ascii="Times" w:eastAsia="宋体" w:hAnsi="Times" w:cs="Times New Roman"/>
-        </w:rPr>
-        <w:t>ipconfig /flushdns</w:t>
-      </w:r>
-      <w:r>
-        <w:rPr>
-          <w:rFonts w:ascii="Times" w:eastAsia="宋体" w:hAnsi="Times" w:cs="Times New Roman"/>
-        </w:rPr>
-        <w:br/>
-        <w:t xml:space="preserve">wsl </w:t>
-      </w:r>
-      <w:r>
-        <w:rPr>
-          <w:rFonts w:ascii="Times" w:eastAsia="宋体" w:hAnsi="Times" w:cs="Times New Roman"/>
-        </w:rPr>
-        <w:t>–</w:t>
-      </w:r>
-      <w:r>
-        <w:rPr>
-          <w:rFonts w:ascii="Times" w:eastAsia="宋体" w:hAnsi="Times" w:cs="Times New Roman"/>
-        </w:rPr>
-        <w:t>shutdown</w:t>
-      </w:r>
-    </w:p>
-    <w:p>
-      <w:pPr>
-        <w:spacing w:before="100" w:beforeAutospacing="1" w:after="100" w:afterAutospacing="1" w:line="240" w:lineRule="auto"/>
-        <w:rPr>
-          <w:rFonts w:ascii="Times" w:eastAsia="宋体" w:hAnsi="Times" w:cs="Times New Roman"/>
-        </w:rPr>
-      </w:pPr>
-      <w:r>
-        <w:rPr>
-          <w:rFonts w:ascii="Times" w:eastAsia="宋体" w:hAnsi="Times" w:cs="Times New Roman" w:hint="eastAsia"/>
-        </w:rPr>
-        <w:t>然后重启</w:t>
-      </w:r>
-      <w:r>
-        <w:rPr>
-          <w:rFonts w:ascii="Times" w:eastAsia="宋体" w:hAnsi="Times" w:cs="Times New Roman" w:hint="eastAsia"/>
-        </w:rPr>
-        <w:t xml:space="preserve">dockerdesktop, </w:t>
-      </w:r>
-      <w:r>
-        <w:rPr>
-          <w:rFonts w:ascii="Times" w:eastAsia="宋体" w:hAnsi="Times" w:cs="Times New Roman" w:hint="eastAsia"/>
-        </w:rPr>
-        <w:t>重启</w:t>
-      </w:r>
-      <w:r>
-        <w:rPr>
-          <w:rFonts w:ascii="Times" w:eastAsia="宋体" w:hAnsi="Times" w:cs="Times New Roman" w:hint="eastAsia"/>
-        </w:rPr>
-        <w:t>wsl</w:t>
-      </w:r>
-    </w:p>
-    <w:p>
-      <w:pPr>
-        <w:spacing w:before="100" w:beforeAutospacing="1" w:after="100" w:afterAutospacing="1" w:line="240" w:lineRule="auto"/>
-        <w:rPr>
-          <w:rFonts w:ascii="Times" w:eastAsia="宋体" w:hAnsi="Times" w:cs="Times New Roman"/>
-        </w:rPr>
-      </w:pPr>
-      <w:r>
-        <w:rPr>
-          <w:rFonts w:ascii="Times" w:eastAsia="宋体" w:hAnsi="Times" w:cs="Times New Roman" w:hint="eastAsia"/>
-        </w:rPr>
-        <w:t>然后在</w:t>
-      </w:r>
-      <w:r>
-        <w:rPr>
-          <w:rFonts w:ascii="Times" w:eastAsia="宋体" w:hAnsi="Times" w:cs="Times New Roman" w:hint="eastAsia"/>
-        </w:rPr>
-        <w:t>wsl</w:t>
-      </w:r>
-      <w:r>
-        <w:rPr>
-          <w:rFonts w:ascii="Times" w:eastAsia="宋体" w:hAnsi="Times" w:cs="Times New Roman" w:hint="eastAsia"/>
-        </w:rPr>
-        <w:t>里</w:t>
-      </w:r>
-    </w:p>
-    <w:p>
-      <w:pPr>
-        <w:spacing w:before="100" w:beforeAutospacing="1" w:after="100" w:afterAutospacing="1" w:line="240" w:lineRule="auto"/>
-        <w:rPr>
-          <w:rFonts w:ascii="Times" w:eastAsia="宋体" w:hAnsi="Times" w:cs="Times New Roman" w:hint="eastAsia"/>
-        </w:rPr>
-      </w:pPr>
-      <w:r>
-        <w:rPr>
-          <w:rFonts w:ascii="Times" w:eastAsia="宋体" w:hAnsi="Times" w:cs="Times New Roman"/>
-        </w:rPr>
-        <w:t>sudo rm -f /etc/resolv.conf</w:t>
-      </w:r>
-    </w:p>
-    <w:p>
-      <w:pPr>
-        <w:spacing w:before="100" w:beforeAutospacing="1" w:after="100" w:afterAutospacing="1" w:line="240" w:lineRule="auto"/>
-        <w:rPr>
-          <w:rFonts w:ascii="Times" w:eastAsia="宋体" w:hAnsi="Times" w:cs="Times New Roman"/>
-        </w:rPr>
-      </w:pPr>
-      <w:r>
-        <w:rPr>
-          <w:rFonts w:ascii="Times" w:eastAsia="宋体" w:hAnsi="Times" w:cs="Times New Roman"/>
-        </w:rPr>
-        <w:t>sudo bash -c 'cat &gt; /etc/resolv.conf &lt;&lt;EOF</w:t>
-      </w:r>
-    </w:p>
-    <w:p>
-      <w:pPr>
-        <w:spacing w:before="100" w:beforeAutospacing="1" w:after="100" w:afterAutospacing="1" w:line="240" w:lineRule="auto"/>
-        <w:rPr>
-          <w:rFonts w:ascii="Times" w:eastAsia="宋体" w:hAnsi="Times" w:cs="Times New Roman"/>
-        </w:rPr>
-      </w:pPr>
-      <w:r>
-        <w:rPr>
-          <w:rFonts w:ascii="Times" w:eastAsia="宋体" w:hAnsi="Times" w:cs="Times New Roman"/>
-        </w:rPr>
-        <w:t>nameserver 8.8.8.8</w:t>
-      </w:r>
-    </w:p>
-    <w:p>
-      <w:pPr>
-        <w:spacing w:before="100" w:beforeAutospacing="1" w:after="100" w:afterAutospacing="1" w:line="240" w:lineRule="auto"/>
-        <w:rPr>
-          <w:rFonts w:ascii="Times" w:eastAsia="宋体" w:hAnsi="Times" w:cs="Times New Roman"/>
-        </w:rPr>
-      </w:pPr>
-      <w:r>
-        <w:rPr>
-          <w:rFonts w:ascii="Times" w:eastAsia="宋体" w:hAnsi="Times" w:cs="Times New Roman"/>
-        </w:rPr>
-        <w:t>nameserver 1.1.1.1</w:t>
-      </w:r>
-    </w:p>
-    <w:p>
-      <w:pPr>
-        <w:spacing w:before="100" w:beforeAutospacing="1" w:after="100" w:afterAutospacing="1" w:line="240" w:lineRule="auto"/>
-        <w:rPr>
-          <w:rFonts w:ascii="Times" w:eastAsia="宋体" w:hAnsi="Times" w:cs="Times New Roman" w:hint="eastAsia"/>
-        </w:rPr>
-      </w:pPr>
-      <w:r>
-        <w:rPr>
-          <w:rFonts w:ascii="Times" w:eastAsia="宋体" w:hAnsi="Times" w:cs="Times New Roman"/>
-        </w:rPr>
-        <w:t>EOF'</w:t>
-      </w:r>
-    </w:p>
-    <w:p>
-      <w:pPr>
-        <w:spacing w:before="100" w:beforeAutospacing="1" w:after="100" w:afterAutospacing="1" w:line="240" w:lineRule="auto"/>
-        <w:rPr>
-          <w:rFonts w:ascii="Times" w:eastAsia="宋体" w:hAnsi="Times" w:cs="宋体"/>
-        </w:rPr>
-      </w:pPr>
-      <w:r>
-        <w:rPr>
-          <w:rFonts w:ascii="Times" w:eastAsia="宋体" w:hAnsi="Times" w:cs="宋体" w:hint="eastAsia"/>
-        </w:rPr>
-        <w:t>然后再检查</w:t>
-      </w:r>
-      <w:r>
-        <w:rPr>
-          <w:rFonts w:ascii="Times" w:eastAsia="宋体" w:hAnsi="Times" w:cs="宋体"/>
-        </w:rPr>
-        <w:t>nslookup registry-1.docker.io</w:t>
-      </w:r>
-      <w:r>
-        <w:rPr>
-          <w:rFonts w:ascii="Times" w:eastAsia="宋体" w:hAnsi="Times" w:cs="宋体" w:hint="eastAsia"/>
-        </w:rPr>
-        <w:t>，应该正常，应该就能</w:t>
-      </w:r>
-      <w:r>
-        <w:rPr>
-          <w:rFonts w:ascii="Times" w:eastAsia="宋体" w:hAnsi="Times" w:cs="宋体" w:hint="eastAsia"/>
-        </w:rPr>
-        <w:t>pull</w:t>
-      </w:r>
-      <w:r>
-        <w:rPr>
-          <w:rFonts w:ascii="Times" w:eastAsia="宋体" w:hAnsi="Times" w:cs="宋体" w:hint="eastAsia"/>
-        </w:rPr>
-        <w:t>了。</w:t>
-      </w:r>
+        <w:t>(base) root@cf50883f4616:/host# export NO_PROXY=localhost,127.0.</w:t>
+      </w:r>
+      <w:proofErr w:type="gramStart"/>
+      <w:r>
+        <w:rPr>
+          <w:rFonts w:ascii="Times" w:eastAsia="宋体" w:hAnsi="Times" w:cs="Times New Roman"/>
+        </w:rPr>
+        <w:t>0.1,::</w:t>
+      </w:r>
+      <w:proofErr w:type="gramEnd"/>
+      <w:r>
+        <w:rPr>
+          <w:rFonts w:ascii="Times" w:eastAsia="宋体" w:hAnsi="Times" w:cs="Times New Roman"/>
+        </w:rPr>
+        <w:t>1</w:t>
+      </w:r>
+    </w:p>
+    <w:p>
+      <w:pPr>
+        <w:spacing w:before="100" w:beforeAutospacing="1" w:after="100" w:afterAutospacing="1" w:line="240" w:lineRule="auto"/>
+        <w:rPr>
+          <w:rFonts w:ascii="Times" w:eastAsia="宋体" w:hAnsi="Times" w:cs="宋体"/>
+        </w:rPr>
+      </w:pPr>
     </w:p>
     <w:p>
       <w:pPr>
@@ -5943,7 +5866,7 @@
       </w:pPr>
     </w:lvl>
   </w:abstractNum>
-  <w:num w:numId="1" w16cid:durableId="1944534108">
+  <w:num w:numId="1" w16cid:durableId="1270510486">
     <w:abstractNumId w:val="0"/>
   </w:num>
 </w:numbering>
@@ -6347,11 +6270,11 @@
   <w:style w:type="paragraph" w:default="1" w:styleId="Normal">
     <w:name w:val="Normal"/>
     <w:qFormat/>
-    <w:rsid w:val="008B46FB"/>
   </w:style>
   <w:style w:type="character" w:default="1" w:styleId="DefaultParagraphFont">
     <w:name w:val="Default Paragraph Font"/>
     <w:uiPriority w:val="1"/>
+    <w:semiHidden/>
     <w:unhideWhenUsed/>
   </w:style>
   <w:style w:type="table" w:default="1" w:styleId="TableNormal">

--- a/XJTLU docker installation guidance.docx
+++ b/XJTLU docker installation guidance.docx
@@ -7,14 +7,14 @@
         <w:spacing w:before="100" w:beforeAutospacing="1" w:after="100" w:afterAutospacing="1" w:line="240" w:lineRule="auto"/>
         <w:jc w:val="center"/>
         <w:rPr>
-          <w:rFonts w:ascii="Times" w:eastAsia="宋体" w:hAnsi="Times" w:cs="Times New Roman"/>
-          <w:b/>
-          <w:bCs/>
-        </w:rPr>
-      </w:pPr>
-      <w:r>
-        <w:rPr>
-          <w:rFonts w:ascii="Times" w:eastAsia="宋体" w:hAnsi="Times" w:cs="Times New Roman"/>
+          <w:rFonts w:ascii="Times" w:eastAsia="SimSun" w:hAnsi="Times" w:cs="Times New Roman"/>
+          <w:b/>
+          <w:bCs/>
+        </w:rPr>
+      </w:pPr>
+      <w:r>
+        <w:rPr>
+          <w:rFonts w:ascii="Times" w:eastAsia="SimSun" w:hAnsi="Times" w:cs="Times New Roman"/>
           <w:b/>
           <w:bCs/>
         </w:rPr>
@@ -26,35 +26,21 @@
         <w:spacing w:before="100" w:beforeAutospacing="1" w:after="100" w:afterAutospacing="1" w:line="240" w:lineRule="auto"/>
         <w:jc w:val="center"/>
         <w:rPr>
-          <w:rFonts w:ascii="Times" w:eastAsia="宋体" w:hAnsi="Times" w:cs="Times New Roman"/>
-        </w:rPr>
-      </w:pPr>
-      <w:r>
-        <w:rPr>
-          <w:rFonts w:ascii="Times" w:eastAsia="宋体" w:hAnsi="Times" w:cs="Times New Roman"/>
-        </w:rPr>
-        <w:t xml:space="preserve">Author: Zhennong Chen, </w:t>
-      </w:r>
-      <w:proofErr w:type="spellStart"/>
-      <w:r>
-        <w:rPr>
-          <w:rFonts w:ascii="Times" w:eastAsia="宋体" w:hAnsi="Times" w:cs="Times New Roman"/>
-        </w:rPr>
-        <w:t>Xingyi</w:t>
-      </w:r>
-      <w:proofErr w:type="spellEnd"/>
-      <w:r>
-        <w:rPr>
-          <w:rFonts w:ascii="Times" w:eastAsia="宋体" w:hAnsi="Times" w:cs="Times New Roman"/>
-        </w:rPr>
-        <w:t xml:space="preserve"> Yao</w:t>
-      </w:r>
-    </w:p>
-    <w:p>
-      <w:pPr>
-        <w:spacing w:before="100" w:beforeAutospacing="1" w:after="100" w:afterAutospacing="1" w:line="240" w:lineRule="auto"/>
-        <w:rPr>
-          <w:rFonts w:ascii="Times" w:eastAsia="宋体" w:hAnsi="Times" w:cs="宋体"/>
+          <w:rFonts w:ascii="Times" w:eastAsia="SimSun" w:hAnsi="Times" w:cs="Times New Roman"/>
+        </w:rPr>
+      </w:pPr>
+      <w:r>
+        <w:rPr>
+          <w:rFonts w:ascii="Times" w:eastAsia="SimSun" w:hAnsi="Times" w:cs="Times New Roman"/>
+        </w:rPr>
+        <w:t>Author: Zhennong Chen, Xingyi Yao</w:t>
+      </w:r>
+    </w:p>
+    <w:p>
+      <w:pPr>
+        <w:spacing w:before="100" w:beforeAutospacing="1" w:after="100" w:afterAutospacing="1" w:line="240" w:lineRule="auto"/>
+        <w:rPr>
+          <w:rFonts w:ascii="Times" w:eastAsia="SimSun" w:hAnsi="Times" w:cs="SimSun"/>
           <w:b/>
           <w:bCs/>
         </w:rPr>
@@ -77,7 +63,7 @@
       </w:r>
       <w:r>
         <w:rPr>
-          <w:rFonts w:ascii="Times" w:eastAsia="宋体" w:hAnsi="Times" w:cs="宋体"/>
+          <w:rFonts w:ascii="Times" w:eastAsia="SimSun" w:hAnsi="Times" w:cs="SimSun"/>
           <w:b/>
           <w:bCs/>
         </w:rPr>
@@ -88,44 +74,42 @@
       <w:pPr>
         <w:spacing w:before="100" w:beforeAutospacing="1" w:after="100" w:afterAutospacing="1" w:line="240" w:lineRule="auto"/>
         <w:rPr>
-          <w:rFonts w:ascii="Times" w:eastAsia="宋体" w:hAnsi="Times" w:cs="宋体"/>
-        </w:rPr>
-      </w:pPr>
-      <w:r>
-        <w:rPr>
-          <w:rFonts w:ascii="Times" w:eastAsia="宋体" w:hAnsi="Times" w:cs="宋体" w:hint="eastAsia"/>
+          <w:rFonts w:ascii="Times" w:eastAsia="SimSun" w:hAnsi="Times" w:cs="SimSun"/>
+        </w:rPr>
+      </w:pPr>
+      <w:r>
+        <w:rPr>
+          <w:rFonts w:ascii="Times" w:eastAsia="SimSun" w:hAnsi="Times" w:cs="SimSun" w:hint="eastAsia"/>
         </w:rPr>
         <w:t>下载</w:t>
       </w:r>
-      <w:proofErr w:type="spellStart"/>
-      <w:r>
-        <w:rPr>
-          <w:rFonts w:ascii="Times" w:eastAsia="宋体" w:hAnsi="Times" w:cs="宋体" w:hint="eastAsia"/>
+      <w:r>
+        <w:rPr>
+          <w:rFonts w:ascii="Times" w:eastAsia="SimSun" w:hAnsi="Times" w:cs="SimSun" w:hint="eastAsia"/>
         </w:rPr>
         <w:t>Github</w:t>
       </w:r>
-      <w:proofErr w:type="spellEnd"/>
-      <w:r>
-        <w:rPr>
-          <w:rFonts w:ascii="Times" w:eastAsia="宋体" w:hAnsi="Times" w:cs="宋体"/>
+      <w:r>
+        <w:rPr>
+          <w:rFonts w:ascii="Times" w:eastAsia="SimSun" w:hAnsi="Times" w:cs="SimSun"/>
         </w:rPr>
         <w:t xml:space="preserve"> D</w:t>
       </w:r>
       <w:r>
         <w:rPr>
-          <w:rFonts w:ascii="Times" w:eastAsia="宋体" w:hAnsi="Times" w:cs="宋体" w:hint="eastAsia"/>
+          <w:rFonts w:ascii="Times" w:eastAsia="SimSun" w:hAnsi="Times" w:cs="SimSun" w:hint="eastAsia"/>
         </w:rPr>
         <w:t>esktop</w:t>
       </w:r>
       <w:r>
         <w:rPr>
-          <w:rFonts w:ascii="Times" w:eastAsia="宋体" w:hAnsi="Times" w:cs="宋体"/>
+          <w:rFonts w:ascii="Times" w:eastAsia="SimSun" w:hAnsi="Times" w:cs="SimSun"/>
         </w:rPr>
         <w:t xml:space="preserve"> </w:t>
       </w:r>
       <w:r>
         <w:rPr>
-          <w:rFonts w:ascii="Times" w:eastAsia="宋体" w:hAnsi="Times" w:cs="宋体" w:hint="eastAsia"/>
+          <w:rFonts w:ascii="Times" w:eastAsia="SimSun" w:hAnsi="Times" w:cs="SimSun" w:hint="eastAsia"/>
         </w:rPr>
         <w:t>app</w:t>
       </w:r>
@@ -134,105 +118,81 @@
       <w:pPr>
         <w:spacing w:before="100" w:beforeAutospacing="1" w:after="100" w:afterAutospacing="1" w:line="240" w:lineRule="auto"/>
         <w:rPr>
-          <w:rFonts w:ascii="Times" w:eastAsia="宋体" w:hAnsi="Times" w:cs="宋体"/>
-        </w:rPr>
-      </w:pPr>
-      <w:r>
-        <w:rPr>
-          <w:rFonts w:ascii="Times" w:eastAsia="宋体" w:hAnsi="Times" w:cs="宋体" w:hint="eastAsia"/>
+          <w:rFonts w:ascii="Times" w:eastAsia="SimSun" w:hAnsi="Times" w:cs="SimSun"/>
+        </w:rPr>
+      </w:pPr>
+      <w:r>
+        <w:rPr>
+          <w:rFonts w:ascii="Times" w:eastAsia="SimSun" w:hAnsi="Times" w:cs="SimSun" w:hint="eastAsia"/>
         </w:rPr>
         <w:t>在</w:t>
       </w:r>
-      <w:r>
-        <w:fldChar w:fldCharType="begin"/>
-      </w:r>
-      <w:r>
-        <w:instrText>HYPERLINK "https://github.com/zhennongchen/Standard_dockers.git"</w:instrText>
-      </w:r>
-      <w:r>
-        <w:fldChar w:fldCharType="separate"/>
-      </w:r>
-      <w:r>
-        <w:rPr>
-          <w:rStyle w:val="Hyperlink"/>
-          <w:rFonts w:ascii="Times" w:eastAsia="宋体" w:hAnsi="Times" w:cs="宋体"/>
-        </w:rPr>
-        <w:t>https://github.com/zhennongchen/Standard_dockers.git</w:t>
-      </w:r>
-      <w:r>
-        <w:fldChar w:fldCharType="end"/>
-      </w:r>
-      <w:r>
-        <w:rPr>
-          <w:rFonts w:ascii="Times" w:eastAsia="宋体" w:hAnsi="Times" w:cs="宋体" w:hint="eastAsia"/>
+      <w:hyperlink r:id="rId5" w:history="1">
+        <w:r>
+          <w:rPr>
+            <w:rStyle w:val="Hyperlink"/>
+            <w:rFonts w:ascii="Times" w:eastAsia="SimSun" w:hAnsi="Times" w:cs="SimSun"/>
+          </w:rPr>
+          <w:t>https://github.com/zhennongchen/Standard_dockers.git</w:t>
+        </w:r>
+      </w:hyperlink>
+      <w:r>
+        <w:rPr>
+          <w:rFonts w:ascii="Times" w:eastAsia="SimSun" w:hAnsi="Times" w:cs="SimSun" w:hint="eastAsia"/>
         </w:rPr>
         <w:t>上，点击绿色的</w:t>
       </w:r>
       <w:r>
         <w:rPr>
-          <w:rFonts w:ascii="Times" w:eastAsia="宋体" w:hAnsi="Times" w:cs="宋体" w:hint="eastAsia"/>
+          <w:rFonts w:ascii="Times" w:eastAsia="SimSun" w:hAnsi="Times" w:cs="SimSun" w:hint="eastAsia"/>
         </w:rPr>
         <w:t>Code</w:t>
       </w:r>
       <w:r>
         <w:rPr>
-          <w:rFonts w:ascii="Times" w:eastAsia="宋体" w:hAnsi="Times" w:cs="宋体" w:hint="eastAsia"/>
+          <w:rFonts w:ascii="Times" w:eastAsia="SimSun" w:hAnsi="Times" w:cs="SimSun" w:hint="eastAsia"/>
         </w:rPr>
         <w:t>按钮，选择</w:t>
       </w:r>
       <w:r>
         <w:rPr>
-          <w:rFonts w:ascii="Times" w:eastAsia="宋体" w:hAnsi="Times" w:cs="宋体" w:hint="eastAsia"/>
+          <w:rFonts w:ascii="Times" w:eastAsia="SimSun" w:hAnsi="Times" w:cs="SimSun" w:hint="eastAsia"/>
         </w:rPr>
         <w:t>Open</w:t>
       </w:r>
       <w:r>
         <w:rPr>
-          <w:rFonts w:ascii="Times" w:eastAsia="宋体" w:hAnsi="Times" w:cs="宋体"/>
-        </w:rPr>
-        <w:t xml:space="preserve"> with </w:t>
-      </w:r>
-      <w:proofErr w:type="spellStart"/>
-      <w:r>
-        <w:rPr>
-          <w:rFonts w:ascii="Times" w:eastAsia="宋体" w:hAnsi="Times" w:cs="宋体"/>
-        </w:rPr>
-        <w:t>Github</w:t>
-      </w:r>
-      <w:proofErr w:type="spellEnd"/>
-      <w:r>
-        <w:rPr>
-          <w:rFonts w:ascii="Times" w:eastAsia="宋体" w:hAnsi="Times" w:cs="宋体"/>
-        </w:rPr>
-        <w:t xml:space="preserve"> Desktop</w:t>
-      </w:r>
-      <w:r>
-        <w:rPr>
-          <w:rFonts w:ascii="Times" w:eastAsia="宋体" w:hAnsi="Times" w:cs="宋体" w:hint="eastAsia"/>
+          <w:rFonts w:ascii="Times" w:eastAsia="SimSun" w:hAnsi="Times" w:cs="SimSun"/>
+        </w:rPr>
+        <w:t xml:space="preserve"> with Github Desktop</w:t>
+      </w:r>
+      <w:r>
+        <w:rPr>
+          <w:rFonts w:ascii="Times" w:eastAsia="SimSun" w:hAnsi="Times" w:cs="SimSun" w:hint="eastAsia"/>
         </w:rPr>
         <w:t>，将它保存在你的电脑本地，推荐路径</w:t>
       </w:r>
       <w:r>
         <w:rPr>
-          <w:rFonts w:ascii="Times" w:eastAsia="宋体" w:hAnsi="Times" w:cs="宋体"/>
+          <w:rFonts w:ascii="Times" w:eastAsia="SimSun" w:hAnsi="Times" w:cs="SimSun"/>
         </w:rPr>
         <w:t>D</w:t>
       </w:r>
       <w:r>
         <w:rPr>
-          <w:rFonts w:ascii="Times" w:eastAsia="宋体" w:hAnsi="Times" w:cs="宋体"/>
+          <w:rFonts w:ascii="Times" w:eastAsia="SimSun" w:hAnsi="Times" w:cs="SimSun"/>
         </w:rPr>
         <w:t>盘，这样你就有一个</w:t>
       </w:r>
       <w:r>
         <w:rPr>
-          <w:rFonts w:ascii="Times" w:eastAsia="宋体" w:hAnsi="Times" w:cs="宋体"/>
+          <w:rFonts w:ascii="Times" w:eastAsia="SimSun" w:hAnsi="Times" w:cs="SimSun"/>
         </w:rPr>
         <w:t>D:\</w:t>
       </w:r>
       <w:r>
         <w:rPr>
-          <w:rFonts w:ascii="Times" w:eastAsia="宋体" w:hAnsi="Times" w:cs="宋体"/>
+          <w:rFonts w:ascii="Times" w:eastAsia="SimSun" w:hAnsi="Times" w:cs="SimSun"/>
         </w:rPr>
         <w:t>Standard_dockers</w:t>
       </w:r>
@@ -266,7 +226,7 @@
       </w:r>
       <w:r>
         <w:rPr>
-          <w:rFonts w:ascii="Times" w:eastAsia="宋体" w:hAnsi="Times" w:cs="Times New Roman"/>
+          <w:rFonts w:ascii="Times" w:eastAsia="SimSun" w:hAnsi="Times" w:cs="Times New Roman"/>
           <w:b/>
           <w:bCs/>
         </w:rPr>
@@ -282,7 +242,7 @@
       </w:r>
       <w:r>
         <w:rPr>
-          <w:rFonts w:ascii="Times" w:eastAsia="宋体" w:hAnsi="Times" w:cs="Times New Roman"/>
+          <w:rFonts w:ascii="Times" w:eastAsia="SimSun" w:hAnsi="Times" w:cs="Times New Roman"/>
           <w:b/>
           <w:bCs/>
         </w:rPr>
@@ -298,7 +258,7 @@
       </w:pPr>
       <w:r>
         <w:rPr>
-          <w:rFonts w:ascii="Times" w:eastAsia="宋体" w:hAnsi="Times" w:cs="Times New Roman"/>
+          <w:rFonts w:ascii="Times" w:eastAsia="SimSun" w:hAnsi="Times" w:cs="Times New Roman"/>
         </w:rPr>
         <w:t>确认电脑里已经有</w:t>
       </w:r>
@@ -310,7 +270,7 @@
       </w:r>
       <w:r>
         <w:rPr>
-          <w:rFonts w:ascii="Times" w:eastAsia="宋体" w:hAnsi="Times" w:cs="Times New Roman"/>
+          <w:rFonts w:ascii="Times" w:eastAsia="SimSun" w:hAnsi="Times" w:cs="Times New Roman"/>
         </w:rPr>
         <w:t>驱动（最新版</w:t>
       </w:r>
@@ -322,7 +282,7 @@
       </w:r>
       <w:r>
         <w:rPr>
-          <w:rFonts w:ascii="Times" w:eastAsia="宋体" w:hAnsi="Times" w:cs="Times New Roman"/>
+          <w:rFonts w:ascii="Times" w:eastAsia="SimSun" w:hAnsi="Times" w:cs="Times New Roman"/>
         </w:rPr>
         <w:t>或</w:t>
       </w:r>
@@ -334,7 +294,7 @@
       </w:r>
       <w:r>
         <w:rPr>
-          <w:rFonts w:ascii="Times" w:eastAsia="宋体" w:hAnsi="Times" w:cs="Times New Roman"/>
+          <w:rFonts w:ascii="Times" w:eastAsia="SimSun" w:hAnsi="Times" w:cs="Times New Roman"/>
         </w:rPr>
         <w:t>都行）。</w:t>
       </w:r>
@@ -348,7 +308,7 @@
       </w:pPr>
       <w:r>
         <w:rPr>
-          <w:rFonts w:ascii="Times" w:eastAsia="宋体" w:hAnsi="Times" w:cs="Times New Roman"/>
+          <w:rFonts w:ascii="Times" w:eastAsia="SimSun" w:hAnsi="Times" w:cs="Times New Roman"/>
         </w:rPr>
         <w:t>检查方法：</w:t>
       </w:r>
@@ -360,7 +320,7 @@
       </w:r>
       <w:r>
         <w:rPr>
-          <w:rFonts w:ascii="Times" w:eastAsia="宋体" w:hAnsi="Times" w:cs="Times New Roman"/>
+          <w:rFonts w:ascii="Times" w:eastAsia="SimSun" w:hAnsi="Times" w:cs="Times New Roman"/>
         </w:rPr>
         <w:t>上打开</w:t>
       </w:r>
@@ -372,7 +332,7 @@
       </w:r>
       <w:r>
         <w:rPr>
-          <w:rFonts w:ascii="Times" w:eastAsia="宋体" w:hAnsi="Times" w:cs="Times New Roman"/>
+          <w:rFonts w:ascii="Times" w:eastAsia="SimSun" w:hAnsi="Times" w:cs="Times New Roman"/>
         </w:rPr>
         <w:t>控制面板</w:t>
       </w:r>
@@ -384,7 +344,7 @@
       </w:r>
       <w:r>
         <w:rPr>
-          <w:rFonts w:ascii="Times" w:eastAsia="宋体" w:hAnsi="Times" w:cs="Times New Roman"/>
+          <w:rFonts w:ascii="Times" w:eastAsia="SimSun" w:hAnsi="Times" w:cs="Times New Roman"/>
         </w:rPr>
         <w:t>或在命令行输入：</w:t>
       </w:r>
@@ -396,14 +356,12 @@
           <w:rFonts w:ascii="Times" w:eastAsia="Times New Roman" w:hAnsi="Times" w:cs="Times New Roman"/>
         </w:rPr>
       </w:pPr>
-      <w:proofErr w:type="spellStart"/>
       <w:r>
         <w:rPr>
           <w:rFonts w:ascii="Times" w:eastAsia="Times New Roman" w:hAnsi="Times" w:cs="Times New Roman"/>
         </w:rPr>
         <w:t>nvidia-smi</w:t>
       </w:r>
-      <w:proofErr w:type="spellEnd"/>
     </w:p>
     <w:p>
       <w:pPr>
@@ -448,7 +406,7 @@
       </w:r>
       <w:r>
         <w:rPr>
-          <w:rFonts w:ascii="Times" w:eastAsia="宋体" w:hAnsi="Times" w:cs="Times New Roman"/>
+          <w:rFonts w:ascii="Times" w:eastAsia="SimSun" w:hAnsi="Times" w:cs="Times New Roman"/>
           <w:b/>
           <w:bCs/>
         </w:rPr>
@@ -472,13 +430,13 @@
       </w:pPr>
       <w:r>
         <w:rPr>
-          <w:rFonts w:ascii="Times" w:eastAsia="宋体" w:hAnsi="Times" w:cs="Times New Roman"/>
+          <w:rFonts w:ascii="Times" w:eastAsia="SimSun" w:hAnsi="Times" w:cs="Times New Roman"/>
         </w:rPr>
         <w:t>谷歌</w:t>
       </w:r>
       <w:r>
         <w:rPr>
-          <w:rFonts w:ascii="Times" w:eastAsia="宋体" w:hAnsi="Times" w:cs="Times New Roman"/>
+          <w:rFonts w:ascii="Times" w:eastAsia="SimSun" w:hAnsi="Times" w:cs="Times New Roman"/>
         </w:rPr>
         <w:t>去</w:t>
       </w:r>
@@ -490,7 +448,7 @@
       </w:r>
       <w:r>
         <w:rPr>
-          <w:rFonts w:ascii="Times" w:eastAsia="宋体" w:hAnsi="Times" w:cs="Times New Roman"/>
+          <w:rFonts w:ascii="Times" w:eastAsia="SimSun" w:hAnsi="Times" w:cs="Times New Roman"/>
         </w:rPr>
         <w:t>官网</w:t>
       </w:r>
@@ -504,7 +462,7 @@
       </w:pPr>
       <w:r>
         <w:rPr>
-          <w:rFonts w:ascii="Times" w:eastAsia="宋体" w:hAnsi="Times" w:cs="Times New Roman"/>
+          <w:rFonts w:ascii="Times" w:eastAsia="SimSun" w:hAnsi="Times" w:cs="Times New Roman"/>
         </w:rPr>
         <w:t>下载</w:t>
       </w:r>
@@ -516,45 +474,51 @@
       </w:r>
       <w:r>
         <w:rPr>
-          <w:rFonts w:ascii="Times" w:eastAsia="宋体" w:hAnsi="Times" w:cs="Times New Roman"/>
+          <w:rFonts w:ascii="Times" w:eastAsia="SimSun" w:hAnsi="Times" w:cs="Times New Roman"/>
         </w:rPr>
         <w:t>。</w:t>
       </w:r>
       <w:r>
         <w:rPr>
-          <w:rFonts w:ascii="Times" w:eastAsia="宋体" w:hAnsi="Times" w:cs="Times New Roman" w:hint="eastAsia"/>
+          <w:rFonts w:ascii="Times" w:eastAsia="SimSun" w:hAnsi="Times" w:cs="Times New Roman" w:hint="eastAsia"/>
         </w:rPr>
         <w:t xml:space="preserve"> </w:t>
       </w:r>
       <w:r>
         <w:rPr>
-          <w:rFonts w:ascii="Times" w:eastAsia="宋体" w:hAnsi="Times" w:cs="Times New Roman" w:hint="eastAsia"/>
+          <w:rFonts w:ascii="Times" w:eastAsia="SimSun" w:hAnsi="Times" w:cs="Times New Roman" w:hint="eastAsia"/>
         </w:rPr>
         <w:t>版本</w:t>
       </w:r>
       <w:r>
         <w:rPr>
-          <w:rFonts w:ascii="Times" w:eastAsia="宋体" w:hAnsi="Times" w:cs="Times New Roman" w:hint="eastAsia"/>
+          <w:rFonts w:ascii="Times" w:eastAsia="SimSun" w:hAnsi="Times" w:cs="Times New Roman" w:hint="eastAsia"/>
         </w:rPr>
         <w:t>4</w:t>
       </w:r>
       <w:r>
         <w:rPr>
-          <w:rFonts w:ascii="Times" w:eastAsia="宋体" w:hAnsi="Times" w:cs="Times New Roman"/>
-        </w:rPr>
-        <w:t>.49</w:t>
-      </w:r>
-    </w:p>
-    <w:p>
-      <w:pPr>
-        <w:spacing w:before="100" w:beforeAutospacing="1" w:after="100" w:afterAutospacing="1" w:line="240" w:lineRule="auto"/>
-        <w:rPr>
-          <w:rFonts w:ascii="Times" w:eastAsia="Times New Roman" w:hAnsi="Times" w:cs="Times New Roman"/>
-        </w:rPr>
-      </w:pPr>
-      <w:r>
-        <w:rPr>
-          <w:rFonts w:ascii="Times" w:eastAsia="宋体" w:hAnsi="Times" w:cs="Times New Roman"/>
+          <w:rFonts w:ascii="Times" w:eastAsia="SimSun" w:hAnsi="Times" w:cs="Times New Roman"/>
+        </w:rPr>
+        <w:t>.4</w:t>
+      </w:r>
+      <w:r>
+        <w:rPr>
+          <w:rFonts w:ascii="Times" w:eastAsia="SimSun" w:hAnsi="Times" w:cs="Times New Roman"/>
+        </w:rPr>
+        <w:t>8</w:t>
+      </w:r>
+    </w:p>
+    <w:p>
+      <w:pPr>
+        <w:spacing w:before="100" w:beforeAutospacing="1" w:after="100" w:afterAutospacing="1" w:line="240" w:lineRule="auto"/>
+        <w:rPr>
+          <w:rFonts w:ascii="Times" w:eastAsia="Times New Roman" w:hAnsi="Times" w:cs="Times New Roman" w:hint="eastAsia"/>
+        </w:rPr>
+      </w:pPr>
+      <w:r>
+        <w:rPr>
+          <w:rFonts w:ascii="Times" w:eastAsia="SimSun" w:hAnsi="Times" w:cs="Times New Roman"/>
         </w:rPr>
         <w:t>安装时勾选</w:t>
       </w:r>
@@ -572,58 +536,76 @@
       </w:r>
       <w:r>
         <w:rPr>
-          <w:rFonts w:ascii="Times" w:eastAsia="宋体" w:hAnsi="Times" w:cs="Times New Roman"/>
+          <w:rFonts w:ascii="Times" w:eastAsia="SimSun" w:hAnsi="Times" w:cs="Times New Roman"/>
         </w:rPr>
         <w:t>或者</w:t>
       </w:r>
       <w:r>
         <w:rPr>
-          <w:rFonts w:ascii="Times" w:eastAsia="宋体" w:hAnsi="Times" w:cs="Times New Roman" w:hint="eastAsia"/>
+          <w:rFonts w:ascii="Times" w:eastAsia="SimSun" w:hAnsi="Times" w:cs="Times New Roman" w:hint="eastAsia"/>
         </w:rPr>
         <w:t xml:space="preserve"> </w:t>
       </w:r>
       <w:r>
         <w:rPr>
-          <w:rFonts w:ascii="Times" w:eastAsia="宋体" w:hAnsi="Times" w:cs="Times New Roman"/>
+          <w:rFonts w:ascii="Times" w:eastAsia="SimSun" w:hAnsi="Times" w:cs="Times New Roman"/>
         </w:rPr>
         <w:t>安装完点击设置</w:t>
       </w:r>
       <w:r>
         <w:rPr>
-          <w:rFonts w:ascii="Times" w:eastAsia="宋体" w:hAnsi="Times" w:cs="Times New Roman"/>
+          <w:rFonts w:ascii="Times" w:eastAsia="SimSun" w:hAnsi="Times" w:cs="Times New Roman"/>
         </w:rPr>
         <w:sym w:font="Wingdings" w:char="F0E0"/>
       </w:r>
       <w:r>
         <w:rPr>
-          <w:rFonts w:ascii="Times" w:eastAsia="宋体" w:hAnsi="Times" w:cs="Times New Roman"/>
+          <w:rFonts w:ascii="Times" w:eastAsia="SimSun" w:hAnsi="Times" w:cs="Times New Roman"/>
         </w:rPr>
         <w:t>Resources</w:t>
       </w:r>
       <w:r>
         <w:rPr>
-          <w:rFonts w:ascii="Times" w:eastAsia="宋体" w:hAnsi="Times" w:cs="Times New Roman"/>
+          <w:rFonts w:ascii="Times" w:eastAsia="SimSun" w:hAnsi="Times" w:cs="Times New Roman"/>
         </w:rPr>
         <w:sym w:font="Wingdings" w:char="F0E0"/>
       </w:r>
       <w:r>
         <w:rPr>
-          <w:rFonts w:ascii="Times" w:eastAsia="宋体" w:hAnsi="Times" w:cs="Times New Roman"/>
+          <w:rFonts w:ascii="Times" w:eastAsia="SimSun" w:hAnsi="Times" w:cs="Times New Roman"/>
         </w:rPr>
         <w:t>WSL integration</w:t>
       </w:r>
       <w:r>
         <w:rPr>
-          <w:rFonts w:ascii="Times" w:eastAsia="宋体" w:hAnsi="Times" w:cs="Times New Roman"/>
+          <w:rFonts w:ascii="Times" w:eastAsia="SimSun" w:hAnsi="Times" w:cs="Times New Roman"/>
         </w:rPr>
         <w:t>，勾选</w:t>
       </w:r>
       <w:r>
         <w:rPr>
-          <w:rFonts w:ascii="Times" w:eastAsia="宋体" w:hAnsi="Times" w:cs="Times New Roman"/>
+          <w:rFonts w:ascii="Times" w:eastAsia="SimSun" w:hAnsi="Times" w:cs="Times New Roman"/>
         </w:rPr>
         <w:t>Enable integration with my default WSL distro</w:t>
       </w:r>
+      <w:r>
+        <w:rPr>
+          <w:rFonts w:ascii="Times" w:eastAsia="SimSun" w:hAnsi="Times" w:cs="Times New Roman" w:hint="eastAsia"/>
+        </w:rPr>
+        <w:t xml:space="preserve"> (</w:t>
+      </w:r>
+      <w:r>
+        <w:rPr>
+          <w:rFonts w:ascii="Times" w:eastAsia="SimSun" w:hAnsi="Times" w:cs="Times New Roman" w:hint="eastAsia"/>
+        </w:rPr>
+        <w:t>如果没有这个选项就要进行</w:t>
+      </w:r>
+      <w:r>
+        <w:rPr>
+          <w:rFonts w:ascii="Times" w:eastAsia="SimSun" w:hAnsi="Times" w:cs="Times New Roman" w:hint="eastAsia"/>
+        </w:rPr>
+        <w:t>step 3)</w:t>
+      </w:r>
     </w:p>
     <w:p>
       <w:pPr>
@@ -668,7 +650,7 @@
       </w:r>
       <w:r>
         <w:rPr>
-          <w:rFonts w:ascii="Times" w:eastAsia="宋体" w:hAnsi="Times" w:cs="Times New Roman"/>
+          <w:rFonts w:ascii="Times" w:eastAsia="SimSun" w:hAnsi="Times" w:cs="Times New Roman"/>
           <w:b/>
           <w:bCs/>
         </w:rPr>
@@ -684,7 +666,7 @@
       </w:r>
       <w:r>
         <w:rPr>
-          <w:rFonts w:ascii="Times" w:eastAsia="宋体" w:hAnsi="Times" w:cs="宋体"/>
+          <w:rFonts w:ascii="Times" w:eastAsia="SimSun" w:hAnsi="Times" w:cs="SimSun"/>
           <w:b/>
           <w:bCs/>
         </w:rPr>
@@ -692,7 +674,7 @@
       </w:r>
       <w:r>
         <w:rPr>
-          <w:rFonts w:ascii="Times" w:eastAsia="宋体" w:hAnsi="Times" w:cs="宋体"/>
+          <w:rFonts w:ascii="Times" w:eastAsia="SimSun" w:hAnsi="Times" w:cs="SimSun"/>
           <w:b/>
           <w:bCs/>
         </w:rPr>
@@ -703,24 +685,24 @@
       <w:pPr>
         <w:spacing w:before="100" w:beforeAutospacing="1" w:after="100" w:afterAutospacing="1" w:line="240" w:lineRule="auto"/>
         <w:rPr>
-          <w:rFonts w:ascii="Times" w:eastAsia="Times New Roman" w:hAnsi="Times" w:cs="Times New Roman"/>
-        </w:rPr>
-      </w:pPr>
-      <w:r>
-        <w:rPr>
-          <w:rFonts w:ascii="Times" w:eastAsia="宋体" w:hAnsi="Times" w:cs="Times New Roman"/>
+          <w:rFonts w:ascii="Times" w:eastAsia="SimSun" w:hAnsi="Times" w:cs="Times New Roman"/>
+        </w:rPr>
+      </w:pPr>
+      <w:r>
+        <w:rPr>
+          <w:rFonts w:ascii="Times" w:eastAsia="SimSun" w:hAnsi="Times" w:cs="Times New Roman"/>
         </w:rPr>
         <w:t>在</w:t>
       </w:r>
       <w:r>
         <w:rPr>
-          <w:rFonts w:ascii="Times" w:eastAsia="宋体" w:hAnsi="Times" w:cs="Times New Roman"/>
+          <w:rFonts w:ascii="Times" w:eastAsia="SimSun" w:hAnsi="Times" w:cs="Times New Roman"/>
         </w:rPr>
         <w:t>Windows</w:t>
       </w:r>
       <w:r>
         <w:rPr>
-          <w:rFonts w:ascii="Times" w:eastAsia="宋体" w:hAnsi="Times" w:cs="Times New Roman"/>
+          <w:rFonts w:ascii="Times" w:eastAsia="SimSun" w:hAnsi="Times" w:cs="Times New Roman"/>
         </w:rPr>
         <w:t>的</w:t>
       </w:r>
@@ -732,7 +714,7 @@
       </w:r>
       <w:r>
         <w:rPr>
-          <w:rFonts w:ascii="Times" w:eastAsia="宋体" w:hAnsi="Times" w:cs="Times New Roman"/>
+          <w:rFonts w:ascii="Times" w:eastAsia="SimSun" w:hAnsi="Times" w:cs="Times New Roman"/>
         </w:rPr>
         <w:t>（管理员模式）里运行：</w:t>
       </w:r>
@@ -741,41 +723,90 @@
       <w:pPr>
         <w:spacing w:before="100" w:beforeAutospacing="1" w:after="100" w:afterAutospacing="1" w:line="240" w:lineRule="auto"/>
         <w:rPr>
-          <w:rFonts w:ascii="Times" w:eastAsia="Times New Roman" w:hAnsi="Times" w:cs="Times New Roman"/>
-          <w:b/>
-          <w:bCs/>
-        </w:rPr>
-      </w:pPr>
-      <w:proofErr w:type="spellStart"/>
-      <w:r>
-        <w:rPr>
-          <w:rFonts w:ascii="Times" w:eastAsia="Times New Roman" w:hAnsi="Times" w:cs="Times New Roman"/>
-          <w:b/>
-          <w:bCs/>
+          <w:rFonts w:ascii="Times" w:eastAsia="SimSun" w:hAnsi="Times" w:cs="Times New Roman"/>
+        </w:rPr>
+      </w:pPr>
+      <w:r>
+        <w:rPr>
+          <w:rFonts w:ascii="Times" w:eastAsia="SimSun" w:hAnsi="Times" w:cs="Times New Roman" w:hint="eastAsia"/>
+        </w:rPr>
+        <w:t>先确认</w:t>
+      </w:r>
+      <w:r>
+        <w:rPr>
+          <w:rFonts w:ascii="Times" w:eastAsia="SimSun" w:hAnsi="Times" w:cs="Times New Roman" w:hint="eastAsia"/>
         </w:rPr>
         <w:t>wsl</w:t>
       </w:r>
-      <w:proofErr w:type="spellEnd"/>
-      <w:r>
-        <w:rPr>
-          <w:rFonts w:ascii="Times" w:eastAsia="Times New Roman" w:hAnsi="Times" w:cs="Times New Roman"/>
-          <w:b/>
-          <w:bCs/>
-        </w:rPr>
-        <w:t xml:space="preserve"> --install -d Ubuntu-22.04</w:t>
-      </w:r>
-    </w:p>
-    <w:p>
-      <w:pPr>
-        <w:spacing w:before="100" w:beforeAutospacing="1" w:after="100" w:afterAutospacing="1" w:line="240" w:lineRule="auto"/>
-        <w:rPr>
-          <w:rFonts w:ascii="Times" w:eastAsia="Times New Roman" w:hAnsi="Times" w:cs="Times New Roman"/>
-        </w:rPr>
-      </w:pPr>
-      <w:r>
-        <w:rPr>
-          <w:rFonts w:ascii="Times" w:eastAsia="宋体" w:hAnsi="Times" w:cs="Times New Roman"/>
-        </w:rPr>
+      <w:r>
+        <w:rPr>
+          <w:rFonts w:ascii="Times" w:eastAsia="SimSun" w:hAnsi="Times" w:cs="Times New Roman" w:hint="eastAsia"/>
+        </w:rPr>
+        <w:t>是否需要更新：</w:t>
+      </w:r>
+      <w:r>
+        <w:rPr>
+          <w:rFonts w:ascii="Times" w:eastAsia="SimSun" w:hAnsi="Times" w:cs="Times New Roman" w:hint="eastAsia"/>
+        </w:rPr>
+        <w:t xml:space="preserve">wsl </w:t>
+      </w:r>
+      <w:r>
+        <w:rPr>
+          <w:rFonts w:ascii="Times" w:eastAsia="SimSun" w:hAnsi="Times" w:cs="Times New Roman"/>
+        </w:rPr>
+        <w:t>–</w:t>
+      </w:r>
+      <w:r>
+        <w:rPr>
+          <w:rFonts w:ascii="Times" w:eastAsia="SimSun" w:hAnsi="Times" w:cs="Times New Roman" w:hint="eastAsia"/>
+        </w:rPr>
+        <w:t>update</w:t>
+      </w:r>
+    </w:p>
+    <w:p>
+      <w:pPr>
+        <w:spacing w:before="100" w:beforeAutospacing="1" w:after="100" w:afterAutospacing="1" w:line="240" w:lineRule="auto"/>
+        <w:rPr>
+          <w:rFonts w:ascii="Times" w:eastAsia="Times New Roman" w:hAnsi="Times" w:cs="Times New Roman" w:hint="eastAsia"/>
+        </w:rPr>
+      </w:pPr>
+      <w:r>
+        <w:rPr>
+          <w:rFonts w:ascii="Times" w:eastAsia="SimSun" w:hAnsi="Times" w:cs="Times New Roman" w:hint="eastAsia"/>
+        </w:rPr>
+        <w:t>然后：</w:t>
+      </w:r>
+    </w:p>
+    <w:p>
+      <w:pPr>
+        <w:spacing w:before="100" w:beforeAutospacing="1" w:after="100" w:afterAutospacing="1" w:line="240" w:lineRule="auto"/>
+        <w:rPr>
+          <w:rFonts w:ascii="Times" w:eastAsia="Times New Roman" w:hAnsi="Times" w:cs="Times New Roman"/>
+          <w:b/>
+          <w:bCs/>
+        </w:rPr>
+      </w:pPr>
+      <w:r>
+        <w:rPr>
+          <w:rFonts w:ascii="Times" w:eastAsia="Times New Roman" w:hAnsi="Times" w:cs="Times New Roman"/>
+          <w:b/>
+          <w:bCs/>
+        </w:rPr>
+        <w:t>wsl --install -d Ubuntu-22.04</w:t>
+      </w:r>
+    </w:p>
+    <w:p>
+      <w:pPr>
+        <w:spacing w:before="100" w:beforeAutospacing="1" w:after="100" w:afterAutospacing="1" w:line="240" w:lineRule="auto"/>
+        <w:rPr>
+          <w:rFonts w:ascii="Times" w:eastAsia="Times New Roman" w:hAnsi="Times" w:cs="Times New Roman"/>
+        </w:rPr>
+      </w:pPr>
+      <w:r>
+        <w:rPr>
+          <w:rFonts w:ascii="Times" w:eastAsia="SimSun" w:hAnsi="Times" w:cs="Times New Roman"/>
+        </w:rPr>
+        <w:lastRenderedPageBreak/>
         <w:t>会自动安装</w:t>
       </w:r>
       <w:r>
@@ -786,7 +817,7 @@
       </w:r>
       <w:r>
         <w:rPr>
-          <w:rFonts w:ascii="Times" w:eastAsia="宋体" w:hAnsi="Times" w:cs="Times New Roman"/>
+          <w:rFonts w:ascii="Times" w:eastAsia="SimSun" w:hAnsi="Times" w:cs="Times New Roman"/>
         </w:rPr>
         <w:t>子系统。</w:t>
       </w:r>
@@ -800,7 +831,7 @@
       </w:pPr>
       <w:r>
         <w:rPr>
-          <w:rFonts w:ascii="Times" w:eastAsia="宋体" w:hAnsi="Times" w:cs="Times New Roman"/>
+          <w:rFonts w:ascii="Times" w:eastAsia="SimSun" w:hAnsi="Times" w:cs="Times New Roman"/>
         </w:rPr>
         <w:t>装完后重启电脑。</w:t>
       </w:r>
@@ -814,7 +845,7 @@
       </w:pPr>
       <w:r>
         <w:rPr>
-          <w:rFonts w:ascii="Times" w:eastAsia="宋体" w:hAnsi="Times" w:cs="Times New Roman"/>
+          <w:rFonts w:ascii="Times" w:eastAsia="SimSun" w:hAnsi="Times" w:cs="Times New Roman"/>
         </w:rPr>
         <w:t>第一次打开</w:t>
       </w:r>
@@ -826,7 +857,7 @@
       </w:r>
       <w:r>
         <w:rPr>
-          <w:rFonts w:ascii="Times" w:eastAsia="宋体" w:hAnsi="Times" w:cs="Times New Roman"/>
+          <w:rFonts w:ascii="Times" w:eastAsia="SimSun" w:hAnsi="Times" w:cs="Times New Roman"/>
         </w:rPr>
         <w:t>会让你设置用户名</w:t>
       </w:r>
@@ -838,13 +869,13 @@
       </w:r>
       <w:r>
         <w:rPr>
-          <w:rFonts w:ascii="Times" w:eastAsia="宋体" w:hAnsi="Times" w:cs="Times New Roman"/>
+          <w:rFonts w:ascii="Times" w:eastAsia="SimSun" w:hAnsi="Times" w:cs="Times New Roman"/>
         </w:rPr>
         <w:t>密码</w:t>
       </w:r>
       <w:r>
         <w:rPr>
-          <w:rFonts w:ascii="Times" w:eastAsia="宋体" w:hAnsi="Times" w:cs="Times New Roman"/>
+          <w:rFonts w:ascii="Times" w:eastAsia="SimSun" w:hAnsi="Times" w:cs="Times New Roman"/>
         </w:rPr>
         <w:t>（务必记住）</w:t>
       </w:r>
@@ -853,14 +884,13 @@
       <w:pPr>
         <w:spacing w:before="100" w:beforeAutospacing="1" w:after="100" w:afterAutospacing="1" w:line="240" w:lineRule="auto"/>
         <w:rPr>
-          <w:rFonts w:ascii="Times" w:eastAsia="宋体" w:hAnsi="Times" w:cs="Times New Roman"/>
+          <w:rFonts w:ascii="Times" w:eastAsia="SimSun" w:hAnsi="Times" w:cs="Times New Roman"/>
         </w:rPr>
       </w:pPr>
       <w:r>
         <w:rPr>
           <w:rFonts w:ascii="Segoe UI Emoji" w:eastAsia="Times New Roman" w:hAnsi="Segoe UI Emoji" w:cs="Segoe UI Emoji"/>
         </w:rPr>
-        <w:lastRenderedPageBreak/>
         <w:t>👉</w:t>
       </w:r>
       <w:r>
@@ -871,7 +901,7 @@
       </w:r>
       <w:r>
         <w:rPr>
-          <w:rFonts w:ascii="Times" w:eastAsia="宋体" w:hAnsi="Times" w:cs="Times New Roman"/>
+          <w:rFonts w:ascii="Times" w:eastAsia="SimSun" w:hAnsi="Times" w:cs="Times New Roman"/>
         </w:rPr>
         <w:t>这样你就能在电脑里有一个干净的</w:t>
       </w:r>
@@ -883,7 +913,7 @@
       </w:r>
       <w:r>
         <w:rPr>
-          <w:rFonts w:ascii="Times" w:eastAsia="宋体" w:hAnsi="Times" w:cs="Times New Roman"/>
+          <w:rFonts w:ascii="Times" w:eastAsia="SimSun" w:hAnsi="Times" w:cs="Times New Roman"/>
         </w:rPr>
         <w:t>环境。</w:t>
       </w:r>
@@ -892,66 +922,66 @@
       <w:pPr>
         <w:spacing w:before="100" w:beforeAutospacing="1" w:after="100" w:afterAutospacing="1" w:line="240" w:lineRule="auto"/>
         <w:rPr>
-          <w:rFonts w:ascii="Times" w:eastAsia="宋体" w:hAnsi="Times" w:cs="Times New Roman"/>
-        </w:rPr>
-      </w:pPr>
-      <w:r>
-        <w:rPr>
-          <w:rFonts w:ascii="Times" w:eastAsia="宋体" w:hAnsi="Times" w:cs="Times New Roman"/>
+          <w:rFonts w:ascii="Times" w:eastAsia="SimSun" w:hAnsi="Times" w:cs="Times New Roman"/>
+        </w:rPr>
+      </w:pPr>
+      <w:r>
+        <w:rPr>
+          <w:rFonts w:ascii="Times" w:eastAsia="SimSun" w:hAnsi="Times" w:cs="Times New Roman"/>
         </w:rPr>
         <w:t>然后去</w:t>
       </w:r>
       <w:r>
         <w:rPr>
-          <w:rFonts w:ascii="Times" w:eastAsia="宋体" w:hAnsi="Times" w:cs="Times New Roman"/>
+          <w:rFonts w:ascii="Times" w:eastAsia="SimSun" w:hAnsi="Times" w:cs="Times New Roman"/>
         </w:rPr>
         <w:t xml:space="preserve">Docker desktop </w:t>
       </w:r>
       <w:r>
         <w:rPr>
-          <w:rFonts w:ascii="Times" w:eastAsia="宋体" w:hAnsi="Times" w:cs="Times New Roman"/>
+          <w:rFonts w:ascii="Times" w:eastAsia="SimSun" w:hAnsi="Times" w:cs="Times New Roman"/>
         </w:rPr>
         <w:sym w:font="Wingdings" w:char="F0E0"/>
       </w:r>
       <w:r>
         <w:rPr>
-          <w:rFonts w:ascii="Times" w:eastAsia="宋体" w:hAnsi="Times" w:cs="Times New Roman"/>
+          <w:rFonts w:ascii="Times" w:eastAsia="SimSun" w:hAnsi="Times" w:cs="Times New Roman"/>
         </w:rPr>
         <w:sym w:font="Wingdings" w:char="F0E0"/>
       </w:r>
       <w:r>
         <w:rPr>
-          <w:rFonts w:ascii="Times" w:eastAsia="宋体" w:hAnsi="Times" w:cs="Times New Roman"/>
+          <w:rFonts w:ascii="Times" w:eastAsia="SimSun" w:hAnsi="Times" w:cs="Times New Roman"/>
         </w:rPr>
         <w:t>Resources</w:t>
       </w:r>
       <w:r>
         <w:rPr>
-          <w:rFonts w:ascii="Times" w:eastAsia="宋体" w:hAnsi="Times" w:cs="Times New Roman"/>
+          <w:rFonts w:ascii="Times" w:eastAsia="SimSun" w:hAnsi="Times" w:cs="Times New Roman"/>
         </w:rPr>
         <w:sym w:font="Wingdings" w:char="F0E0"/>
       </w:r>
       <w:r>
         <w:rPr>
-          <w:rFonts w:ascii="Times" w:eastAsia="宋体" w:hAnsi="Times" w:cs="Times New Roman"/>
+          <w:rFonts w:ascii="Times" w:eastAsia="SimSun" w:hAnsi="Times" w:cs="Times New Roman"/>
         </w:rPr>
         <w:t xml:space="preserve">WSL integration, </w:t>
       </w:r>
       <w:r>
         <w:rPr>
-          <w:rFonts w:ascii="Times" w:eastAsia="宋体" w:hAnsi="Times" w:cs="Times New Roman"/>
+          <w:rFonts w:ascii="Times" w:eastAsia="SimSun" w:hAnsi="Times" w:cs="Times New Roman"/>
         </w:rPr>
         <w:t>应该可以看到多出来了一个</w:t>
       </w:r>
       <w:r>
         <w:rPr>
-          <w:rFonts w:ascii="Times" w:eastAsia="宋体" w:hAnsi="Times" w:cs="Times New Roman"/>
+          <w:rFonts w:ascii="Times" w:eastAsia="SimSun" w:hAnsi="Times" w:cs="Times New Roman"/>
         </w:rPr>
         <w:t>Enable integration with additional distros: Ubuntu-22.04</w:t>
       </w:r>
       <w:r>
         <w:rPr>
-          <w:rFonts w:ascii="Times" w:eastAsia="宋体" w:hAnsi="Times" w:cs="Times New Roman"/>
+          <w:rFonts w:ascii="Times" w:eastAsia="SimSun" w:hAnsi="Times" w:cs="Times New Roman"/>
         </w:rPr>
         <w:t>，勾选它。</w:t>
       </w:r>
@@ -968,7 +998,7 @@
       <w:pPr>
         <w:spacing w:before="100" w:beforeAutospacing="1" w:after="100" w:afterAutospacing="1" w:line="240" w:lineRule="auto"/>
         <w:rPr>
-          <w:rFonts w:ascii="Times" w:eastAsia="宋体" w:hAnsi="Times" w:cs="宋体"/>
+          <w:rFonts w:ascii="Times" w:eastAsia="SimSun" w:hAnsi="Times" w:cs="SimSun"/>
           <w:b/>
           <w:bCs/>
         </w:rPr>
@@ -983,16 +1013,15 @@
       </w:r>
       <w:r>
         <w:rPr>
-          <w:rFonts w:ascii="Times" w:eastAsia="宋体" w:hAnsi="Times" w:cs="宋体"/>
+          <w:rFonts w:ascii="Times" w:eastAsia="SimSun" w:hAnsi="Times" w:cs="SimSun"/>
           <w:b/>
           <w:bCs/>
         </w:rPr>
         <w:t>在</w:t>
       </w:r>
-      <w:proofErr w:type="spellStart"/>
-      <w:r>
-        <w:rPr>
-          <w:rFonts w:ascii="Times" w:eastAsia="宋体" w:hAnsi="Times" w:cs="宋体"/>
+      <w:r>
+        <w:rPr>
+          <w:rFonts w:ascii="Times" w:eastAsia="SimSun" w:hAnsi="Times" w:cs="SimSun"/>
           <w:b/>
           <w:bCs/>
         </w:rPr>
@@ -1000,16 +1029,15 @@
       </w:r>
       <w:r>
         <w:rPr>
-          <w:rFonts w:ascii="Times" w:eastAsia="宋体" w:hAnsi="Times" w:cs="宋体"/>
+          <w:rFonts w:ascii="Times" w:eastAsia="SimSun" w:hAnsi="Times" w:cs="SimSun"/>
           <w:b/>
           <w:bCs/>
         </w:rPr>
         <w:t>owershell</w:t>
       </w:r>
-      <w:proofErr w:type="spellEnd"/>
-      <w:r>
-        <w:rPr>
-          <w:rFonts w:ascii="Times" w:eastAsia="宋体" w:hAnsi="Times" w:cs="宋体"/>
+      <w:r>
+        <w:rPr>
+          <w:rFonts w:ascii="Times" w:eastAsia="SimSun" w:hAnsi="Times" w:cs="SimSun"/>
           <w:b/>
           <w:bCs/>
         </w:rPr>
@@ -1017,7 +1045,7 @@
       </w:r>
       <w:r>
         <w:rPr>
-          <w:rFonts w:ascii="Times" w:eastAsia="宋体" w:hAnsi="Times" w:cs="宋体"/>
+          <w:rFonts w:ascii="Times" w:eastAsia="SimSun" w:hAnsi="Times" w:cs="SimSun"/>
           <w:b/>
           <w:bCs/>
         </w:rPr>
@@ -1028,80 +1056,68 @@
       <w:pPr>
         <w:spacing w:before="100" w:beforeAutospacing="1" w:after="100" w:afterAutospacing="1" w:line="240" w:lineRule="auto"/>
         <w:rPr>
-          <w:rFonts w:ascii="Times" w:eastAsia="宋体" w:hAnsi="Times" w:cs="宋体"/>
-        </w:rPr>
-      </w:pPr>
-      <w:r>
-        <w:rPr>
-          <w:rFonts w:ascii="Times" w:eastAsia="宋体" w:hAnsi="Times" w:cs="宋体"/>
+          <w:rFonts w:ascii="Times" w:eastAsia="SimSun" w:hAnsi="Times" w:cs="SimSun"/>
+        </w:rPr>
+      </w:pPr>
+      <w:r>
+        <w:rPr>
+          <w:rFonts w:ascii="Times" w:eastAsia="SimSun" w:hAnsi="Times" w:cs="SimSun"/>
         </w:rPr>
         <w:t>关掉</w:t>
       </w:r>
-      <w:proofErr w:type="spellStart"/>
-      <w:r>
-        <w:rPr>
-          <w:rFonts w:ascii="Times" w:eastAsia="宋体" w:hAnsi="Times" w:cs="宋体"/>
+      <w:r>
+        <w:rPr>
+          <w:rFonts w:ascii="Times" w:eastAsia="SimSun" w:hAnsi="Times" w:cs="SimSun"/>
         </w:rPr>
         <w:t>powershell</w:t>
       </w:r>
-      <w:proofErr w:type="spellEnd"/>
-      <w:r>
-        <w:rPr>
-          <w:rFonts w:ascii="Times" w:eastAsia="宋体" w:hAnsi="Times" w:cs="宋体"/>
+      <w:r>
+        <w:rPr>
+          <w:rFonts w:ascii="Times" w:eastAsia="SimSun" w:hAnsi="Times" w:cs="SimSun"/>
         </w:rPr>
         <w:t>然后重新打开一个新的</w:t>
       </w:r>
-      <w:proofErr w:type="spellStart"/>
-      <w:r>
-        <w:rPr>
-          <w:rFonts w:ascii="Times" w:eastAsia="宋体" w:hAnsi="Times" w:cs="宋体"/>
+      <w:r>
+        <w:rPr>
+          <w:rFonts w:ascii="Times" w:eastAsia="SimSun" w:hAnsi="Times" w:cs="SimSun"/>
         </w:rPr>
         <w:t>powershell</w:t>
       </w:r>
-      <w:proofErr w:type="spellEnd"/>
-    </w:p>
-    <w:p>
-      <w:pPr>
-        <w:spacing w:before="100" w:beforeAutospacing="1" w:after="100" w:afterAutospacing="1" w:line="240" w:lineRule="auto"/>
-        <w:rPr>
-          <w:rFonts w:ascii="Times" w:eastAsia="宋体" w:hAnsi="Times" w:cs="宋体"/>
-        </w:rPr>
-      </w:pPr>
-      <w:r>
-        <w:rPr>
-          <w:rFonts w:ascii="Times" w:eastAsia="宋体" w:hAnsi="Times" w:cs="宋体"/>
+    </w:p>
+    <w:p>
+      <w:pPr>
+        <w:spacing w:before="100" w:beforeAutospacing="1" w:after="100" w:afterAutospacing="1" w:line="240" w:lineRule="auto"/>
+        <w:rPr>
+          <w:rFonts w:ascii="Times" w:eastAsia="SimSun" w:hAnsi="Times" w:cs="SimSun"/>
+        </w:rPr>
+      </w:pPr>
+      <w:r>
+        <w:rPr>
+          <w:rFonts w:ascii="Times" w:eastAsia="SimSun" w:hAnsi="Times" w:cs="SimSun"/>
         </w:rPr>
         <w:t>输入</w:t>
       </w:r>
       <w:r>
         <w:rPr>
-          <w:rFonts w:ascii="Times" w:eastAsia="宋体" w:hAnsi="Times" w:cs="宋体"/>
-        </w:rPr>
-        <w:t xml:space="preserve"> </w:t>
-      </w:r>
-      <w:proofErr w:type="spellStart"/>
-      <w:r>
-        <w:rPr>
-          <w:rFonts w:ascii="Times" w:eastAsia="宋体" w:hAnsi="Times" w:cs="宋体"/>
-        </w:rPr>
-        <w:t>wsl</w:t>
-      </w:r>
-      <w:proofErr w:type="spellEnd"/>
-      <w:r>
-        <w:rPr>
-          <w:rFonts w:ascii="Times" w:eastAsia="宋体" w:hAnsi="Times" w:cs="宋体"/>
+          <w:rFonts w:ascii="Times" w:eastAsia="SimSun" w:hAnsi="Times" w:cs="SimSun"/>
+        </w:rPr>
+        <w:t xml:space="preserve"> wsl</w:t>
+      </w:r>
+      <w:r>
+        <w:rPr>
+          <w:rFonts w:ascii="Times" w:eastAsia="SimSun" w:hAnsi="Times" w:cs="SimSun"/>
         </w:rPr>
         <w:t>，应该出现以下变化（用户名后面跟着</w:t>
       </w:r>
       <w:r>
         <w:rPr>
-          <w:rFonts w:ascii="Times" w:eastAsia="宋体" w:hAnsi="Times" w:cs="宋体"/>
+          <w:rFonts w:ascii="Times" w:eastAsia="SimSun" w:hAnsi="Times" w:cs="SimSun"/>
         </w:rPr>
         <w:t>@XXXX</w:t>
       </w:r>
       <w:r>
         <w:rPr>
-          <w:rFonts w:ascii="Times" w:eastAsia="宋体" w:hAnsi="Times" w:cs="宋体"/>
+          <w:rFonts w:ascii="Times" w:eastAsia="SimSun" w:hAnsi="Times" w:cs="SimSun"/>
         </w:rPr>
         <w:t>）</w:t>
       </w:r>
@@ -1110,12 +1126,12 @@
       <w:pPr>
         <w:spacing w:before="100" w:beforeAutospacing="1" w:after="100" w:afterAutospacing="1" w:line="240" w:lineRule="auto"/>
         <w:rPr>
-          <w:rFonts w:ascii="Times" w:eastAsia="宋体" w:hAnsi="Times" w:cs="宋体"/>
-        </w:rPr>
-      </w:pPr>
-      <w:r>
-        <w:rPr>
-          <w:rFonts w:ascii="Times" w:eastAsia="宋体" w:hAnsi="Times" w:cs="宋体"/>
+          <w:rFonts w:ascii="Times" w:eastAsia="SimSun" w:hAnsi="Times" w:cs="SimSun"/>
+        </w:rPr>
+      </w:pPr>
+      <w:r>
+        <w:rPr>
+          <w:rFonts w:ascii="Times" w:eastAsia="SimSun" w:hAnsi="Times" w:cs="SimSun"/>
           <w:noProof/>
         </w:rPr>
         <w:drawing>
@@ -1134,7 +1150,7 @@
                     <pic:cNvPicPr/>
                   </pic:nvPicPr>
                   <pic:blipFill>
-                    <a:blip r:embed="rId5">
+                    <a:blip r:embed="rId6">
                       <a:extLst>
                         <a:ext uri="{28A0092B-C50C-407E-A947-70E740481C1C}">
                           <a14:useLocalDpi xmlns:a14="http://schemas.microsoft.com/office/drawing/2010/main" val="0"/>
@@ -1170,29 +1186,21 @@
       </w:pPr>
       <w:r>
         <w:rPr>
-          <w:rFonts w:ascii="Times" w:eastAsia="宋体" w:hAnsi="Times" w:cs="Times New Roman"/>
+          <w:rFonts w:ascii="Times" w:eastAsia="SimSun" w:hAnsi="Times" w:cs="Times New Roman"/>
         </w:rPr>
         <w:t>最后，运行</w:t>
       </w:r>
       <w:r>
         <w:rPr>
-          <w:rFonts w:ascii="Times" w:eastAsia="宋体" w:hAnsi="Times" w:cs="Times New Roman"/>
+          <w:rFonts w:ascii="Times" w:eastAsia="SimSun" w:hAnsi="Times" w:cs="Times New Roman"/>
         </w:rPr>
         <w:t xml:space="preserve"> </w:t>
       </w:r>
-      <w:proofErr w:type="spellStart"/>
-      <w:r>
-        <w:rPr>
-          <w:rFonts w:ascii="Times" w:eastAsia="Times New Roman" w:hAnsi="Times" w:cs="Times New Roman"/>
-        </w:rPr>
-        <w:t>sudo</w:t>
-      </w:r>
-      <w:proofErr w:type="spellEnd"/>
-      <w:r>
-        <w:rPr>
-          <w:rFonts w:ascii="Times" w:eastAsia="Times New Roman" w:hAnsi="Times" w:cs="Times New Roman"/>
-        </w:rPr>
-        <w:t xml:space="preserve"> apt-get update</w:t>
+      <w:r>
+        <w:rPr>
+          <w:rFonts w:ascii="Times" w:eastAsia="Times New Roman" w:hAnsi="Times" w:cs="Times New Roman"/>
+        </w:rPr>
+        <w:t>sudo apt-get update</w:t>
       </w:r>
     </w:p>
     <w:p>
@@ -1222,7 +1230,7 @@
       </w:r>
       <w:r>
         <w:rPr>
-          <w:rFonts w:ascii="Times" w:eastAsia="宋体" w:hAnsi="Times" w:cs="Times New Roman"/>
+          <w:rFonts w:ascii="Times" w:eastAsia="SimSun" w:hAnsi="Times" w:cs="Times New Roman"/>
           <w:b/>
           <w:bCs/>
         </w:rPr>
@@ -1230,7 +1238,7 @@
       </w:r>
       <w:r>
         <w:rPr>
-          <w:rFonts w:ascii="Times" w:eastAsia="宋体" w:hAnsi="Times" w:cs="Times New Roman"/>
+          <w:rFonts w:ascii="Times" w:eastAsia="SimSun" w:hAnsi="Times" w:cs="Times New Roman"/>
           <w:b/>
           <w:bCs/>
         </w:rPr>
@@ -1238,7 +1246,7 @@
       </w:r>
       <w:r>
         <w:rPr>
-          <w:rFonts w:ascii="Times" w:eastAsia="宋体" w:hAnsi="Times" w:cs="Times New Roman"/>
+          <w:rFonts w:ascii="Times" w:eastAsia="SimSun" w:hAnsi="Times" w:cs="Times New Roman"/>
           <w:b/>
           <w:bCs/>
         </w:rPr>
@@ -1246,7 +1254,7 @@
       </w:r>
       <w:r>
         <w:rPr>
-          <w:rFonts w:ascii="Times" w:eastAsia="宋体" w:hAnsi="Times" w:cs="Times New Roman"/>
+          <w:rFonts w:ascii="Times" w:eastAsia="SimSun" w:hAnsi="Times" w:cs="Times New Roman"/>
           <w:b/>
           <w:bCs/>
         </w:rPr>
@@ -1257,54 +1265,54 @@
       <w:pPr>
         <w:spacing w:before="100" w:beforeAutospacing="1" w:after="100" w:afterAutospacing="1" w:line="240" w:lineRule="auto"/>
         <w:rPr>
-          <w:rFonts w:ascii="Times" w:eastAsia="宋体" w:hAnsi="Times" w:cs="Times New Roman"/>
-        </w:rPr>
-      </w:pPr>
-      <w:r>
-        <w:rPr>
-          <w:rFonts w:ascii="Times" w:eastAsia="宋体" w:hAnsi="Times" w:cs="Times New Roman"/>
+          <w:rFonts w:ascii="Times" w:eastAsia="SimSun" w:hAnsi="Times" w:cs="Times New Roman"/>
+        </w:rPr>
+      </w:pPr>
+      <w:r>
+        <w:rPr>
+          <w:rFonts w:ascii="Times" w:eastAsia="SimSun" w:hAnsi="Times" w:cs="Times New Roman"/>
         </w:rPr>
         <w:t>以你的</w:t>
       </w:r>
       <w:r>
         <w:rPr>
-          <w:rFonts w:ascii="Times" w:eastAsia="宋体" w:hAnsi="Times" w:cs="Times New Roman"/>
+          <w:rFonts w:ascii="Times" w:eastAsia="SimSun" w:hAnsi="Times" w:cs="Times New Roman"/>
         </w:rPr>
         <w:t>docker folder</w:t>
       </w:r>
       <w:r>
         <w:rPr>
-          <w:rFonts w:ascii="Times" w:eastAsia="宋体" w:hAnsi="Times" w:cs="Times New Roman"/>
+          <w:rFonts w:ascii="Times" w:eastAsia="SimSun" w:hAnsi="Times" w:cs="Times New Roman"/>
         </w:rPr>
         <w:t>在</w:t>
       </w:r>
       <w:r>
         <w:rPr>
-          <w:rFonts w:ascii="Times" w:eastAsia="宋体" w:hAnsi="Times" w:cs="Times New Roman"/>
+          <w:rFonts w:ascii="Times" w:eastAsia="SimSun" w:hAnsi="Times" w:cs="Times New Roman"/>
         </w:rPr>
         <w:t>D:\</w:t>
       </w:r>
       <w:r>
         <w:rPr>
-          <w:rFonts w:ascii="Times" w:eastAsia="宋体" w:hAnsi="Times" w:cs="Times New Roman"/>
+          <w:rFonts w:ascii="Times" w:eastAsia="SimSun" w:hAnsi="Times" w:cs="Times New Roman"/>
         </w:rPr>
         <w:t>Standard_</w:t>
       </w:r>
       <w:r>
         <w:rPr>
-          <w:rFonts w:ascii="Times" w:eastAsia="宋体" w:hAnsi="Times" w:cs="Times New Roman"/>
+          <w:rFonts w:ascii="Times" w:eastAsia="SimSun" w:hAnsi="Times" w:cs="Times New Roman"/>
         </w:rPr>
         <w:t>docker</w:t>
       </w:r>
       <w:r>
         <w:rPr>
-          <w:rFonts w:ascii="Times" w:eastAsia="宋体" w:hAnsi="Times" w:cs="Times New Roman"/>
+          <w:rFonts w:ascii="Times" w:eastAsia="SimSun" w:hAnsi="Times" w:cs="Times New Roman"/>
         </w:rPr>
         <w:t>s</w:t>
       </w:r>
       <w:r>
         <w:rPr>
-          <w:rFonts w:ascii="Times" w:eastAsia="宋体" w:hAnsi="Times" w:cs="Times New Roman"/>
+          <w:rFonts w:ascii="Times" w:eastAsia="SimSun" w:hAnsi="Times" w:cs="Times New Roman"/>
         </w:rPr>
         <w:t>为例</w:t>
       </w:r>
@@ -1313,103 +1321,76 @@
       <w:pPr>
         <w:spacing w:before="100" w:beforeAutospacing="1" w:after="100" w:afterAutospacing="1" w:line="240" w:lineRule="auto"/>
         <w:rPr>
-          <w:rFonts w:ascii="Times" w:eastAsia="宋体" w:hAnsi="Times" w:cs="Times New Roman"/>
-          <w:b/>
-          <w:bCs/>
-        </w:rPr>
-      </w:pPr>
-      <w:r>
-        <w:rPr>
-          <w:rFonts w:ascii="Times" w:eastAsia="宋体" w:hAnsi="Times" w:cs="Times New Roman"/>
+          <w:rFonts w:ascii="Times" w:eastAsia="SimSun" w:hAnsi="Times" w:cs="Times New Roman"/>
+          <w:b/>
+          <w:bCs/>
+        </w:rPr>
+      </w:pPr>
+      <w:r>
+        <w:rPr>
+          <w:rFonts w:ascii="Times" w:eastAsia="SimSun" w:hAnsi="Times" w:cs="Times New Roman"/>
         </w:rPr>
         <w:t>在</w:t>
       </w:r>
       <w:r>
         <w:rPr>
-          <w:rFonts w:ascii="Times" w:eastAsia="宋体" w:hAnsi="Times" w:cs="Times New Roman"/>
+          <w:rFonts w:ascii="Times" w:eastAsia="SimSun" w:hAnsi="Times" w:cs="Times New Roman"/>
         </w:rPr>
         <w:t>WSL</w:t>
       </w:r>
       <w:r>
         <w:rPr>
-          <w:rFonts w:ascii="Times" w:eastAsia="宋体" w:hAnsi="Times" w:cs="Times New Roman"/>
+          <w:rFonts w:ascii="Times" w:eastAsia="SimSun" w:hAnsi="Times" w:cs="Times New Roman"/>
         </w:rPr>
         <w:t>里一直</w:t>
       </w:r>
       <w:r>
         <w:rPr>
-          <w:rFonts w:ascii="Times" w:eastAsia="宋体" w:hAnsi="Times" w:cs="Times New Roman"/>
+          <w:rFonts w:ascii="Times" w:eastAsia="SimSun" w:hAnsi="Times" w:cs="Times New Roman"/>
         </w:rPr>
         <w:t>cd ..</w:t>
       </w:r>
       <w:r>
         <w:rPr>
-          <w:rFonts w:ascii="Times" w:eastAsia="宋体" w:hAnsi="Times" w:cs="Times New Roman"/>
+          <w:rFonts w:ascii="Times" w:eastAsia="SimSun" w:hAnsi="Times" w:cs="Times New Roman"/>
         </w:rPr>
         <w:t>，直到看到</w:t>
       </w:r>
       <w:r>
         <w:rPr>
-          <w:rFonts w:ascii="Times" w:eastAsia="宋体" w:hAnsi="Times" w:cs="Times New Roman"/>
-        </w:rPr>
-        <w:t>/</w:t>
-      </w:r>
-      <w:proofErr w:type="spellStart"/>
-      <w:r>
-        <w:rPr>
-          <w:rFonts w:ascii="Times" w:eastAsia="宋体" w:hAnsi="Times" w:cs="Times New Roman"/>
-        </w:rPr>
-        <w:t>mnt</w:t>
-      </w:r>
-      <w:proofErr w:type="spellEnd"/>
-      <w:r>
-        <w:rPr>
-          <w:rFonts w:ascii="Times" w:eastAsia="宋体" w:hAnsi="Times" w:cs="Times New Roman"/>
+          <w:rFonts w:ascii="Times" w:eastAsia="SimSun" w:hAnsi="Times" w:cs="Times New Roman"/>
+        </w:rPr>
+        <w:t>/mnt</w:t>
+      </w:r>
+      <w:r>
+        <w:rPr>
+          <w:rFonts w:ascii="Times" w:eastAsia="SimSun" w:hAnsi="Times" w:cs="Times New Roman"/>
         </w:rPr>
         <w:t>，然后再一路</w:t>
       </w:r>
       <w:r>
         <w:rPr>
-          <w:rFonts w:ascii="Times" w:eastAsia="宋体" w:hAnsi="Times" w:cs="Times New Roman"/>
+          <w:rFonts w:ascii="Times" w:eastAsia="SimSun" w:hAnsi="Times" w:cs="Times New Roman"/>
         </w:rPr>
         <w:t>cd</w:t>
       </w:r>
       <w:r>
         <w:rPr>
-          <w:rFonts w:ascii="Times" w:eastAsia="宋体" w:hAnsi="Times" w:cs="Times New Roman"/>
+          <w:rFonts w:ascii="Times" w:eastAsia="SimSun" w:hAnsi="Times" w:cs="Times New Roman"/>
         </w:rPr>
         <w:t>到</w:t>
       </w:r>
       <w:r>
         <w:rPr>
-          <w:rFonts w:ascii="Times" w:eastAsia="宋体" w:hAnsi="Times" w:cs="Times New Roman"/>
-          <w:b/>
-          <w:bCs/>
-        </w:rPr>
-        <w:t>/</w:t>
-      </w:r>
-      <w:proofErr w:type="spellStart"/>
-      <w:r>
-        <w:rPr>
-          <w:rFonts w:ascii="Times" w:eastAsia="宋体" w:hAnsi="Times" w:cs="Times New Roman"/>
-          <w:b/>
-          <w:bCs/>
-        </w:rPr>
-        <w:t>mnt</w:t>
-      </w:r>
-      <w:proofErr w:type="spellEnd"/>
-      <w:r>
-        <w:rPr>
-          <w:rFonts w:ascii="Times" w:eastAsia="宋体" w:hAnsi="Times" w:cs="Times New Roman"/>
-          <w:b/>
-          <w:bCs/>
-        </w:rPr>
-        <w:t>/d/</w:t>
-      </w:r>
-      <w:proofErr w:type="spellStart"/>
-      <w:r>
-        <w:rPr>
-          <w:rFonts w:ascii="Times" w:eastAsia="宋体" w:hAnsi="Times" w:cs="Times New Roman"/>
+          <w:rFonts w:ascii="Times" w:eastAsia="SimSun" w:hAnsi="Times" w:cs="Times New Roman"/>
+          <w:b/>
+          <w:bCs/>
+        </w:rPr>
+        <w:t>/mnt/d/</w:t>
+      </w:r>
+      <w:r>
+        <w:rPr>
+          <w:rFonts w:ascii="Times" w:eastAsia="SimSun" w:hAnsi="Times" w:cs="Times New Roman"/>
           <w:b/>
           <w:bCs/>
         </w:rPr>
@@ -1417,7 +1398,7 @@
       </w:r>
       <w:r>
         <w:rPr>
-          <w:rFonts w:ascii="Times" w:eastAsia="宋体" w:hAnsi="Times" w:cs="Times New Roman" w:hint="eastAsia"/>
+          <w:rFonts w:ascii="Times" w:eastAsia="SimSun" w:hAnsi="Times" w:cs="Times New Roman" w:hint="eastAsia"/>
           <w:b/>
           <w:bCs/>
         </w:rPr>
@@ -1425,7 +1406,7 @@
       </w:r>
       <w:r>
         <w:rPr>
-          <w:rFonts w:ascii="Times" w:eastAsia="宋体" w:hAnsi="Times" w:cs="Times New Roman"/>
+          <w:rFonts w:ascii="Times" w:eastAsia="SimSun" w:hAnsi="Times" w:cs="Times New Roman"/>
           <w:b/>
           <w:bCs/>
         </w:rPr>
@@ -1433,7 +1414,7 @@
       </w:r>
       <w:r>
         <w:rPr>
-          <w:rFonts w:ascii="Times" w:eastAsia="宋体" w:hAnsi="Times" w:cs="Times New Roman"/>
+          <w:rFonts w:ascii="Times" w:eastAsia="SimSun" w:hAnsi="Times" w:cs="Times New Roman"/>
           <w:b/>
           <w:bCs/>
         </w:rPr>
@@ -1441,60 +1422,49 @@
       </w:r>
       <w:r>
         <w:rPr>
-          <w:rFonts w:ascii="Times" w:eastAsia="宋体" w:hAnsi="Times" w:cs="Times New Roman"/>
+          <w:rFonts w:ascii="Times" w:eastAsia="SimSun" w:hAnsi="Times" w:cs="Times New Roman"/>
           <w:b/>
           <w:bCs/>
         </w:rPr>
         <w:t>s</w:t>
       </w:r>
-      <w:proofErr w:type="spellEnd"/>
-      <w:r>
-        <w:rPr>
-          <w:rFonts w:ascii="Times" w:eastAsia="宋体" w:hAnsi="Times" w:cs="Times New Roman"/>
-          <w:b/>
-          <w:bCs/>
-        </w:rPr>
-        <w:t>/</w:t>
-      </w:r>
-      <w:proofErr w:type="spellStart"/>
-      <w:r>
-        <w:rPr>
-          <w:rFonts w:ascii="Times" w:eastAsia="宋体" w:hAnsi="Times" w:cs="Times New Roman"/>
-          <w:b/>
-          <w:bCs/>
-        </w:rPr>
-        <w:t>docker_pytorch</w:t>
-      </w:r>
-      <w:proofErr w:type="spellEnd"/>
-    </w:p>
-    <w:p>
-      <w:pPr>
-        <w:spacing w:before="100" w:beforeAutospacing="1" w:after="100" w:afterAutospacing="1" w:line="240" w:lineRule="auto"/>
-        <w:rPr>
-          <w:rFonts w:ascii="Times" w:eastAsia="宋体" w:hAnsi="Times" w:cs="Times New Roman"/>
-        </w:rPr>
-      </w:pPr>
-      <w:r>
-        <w:rPr>
-          <w:rFonts w:ascii="Times" w:eastAsia="宋体" w:hAnsi="Times" w:cs="Times New Roman"/>
+      <w:r>
+        <w:rPr>
+          <w:rFonts w:ascii="Times" w:eastAsia="SimSun" w:hAnsi="Times" w:cs="Times New Roman"/>
+          <w:b/>
+          <w:bCs/>
+        </w:rPr>
+        <w:t>/docker_pytorch</w:t>
+      </w:r>
+    </w:p>
+    <w:p>
+      <w:pPr>
+        <w:spacing w:before="100" w:beforeAutospacing="1" w:after="100" w:afterAutospacing="1" w:line="240" w:lineRule="auto"/>
+        <w:rPr>
+          <w:rFonts w:ascii="Times" w:eastAsia="SimSun" w:hAnsi="Times" w:cs="Times New Roman"/>
+        </w:rPr>
+      </w:pPr>
+      <w:r>
+        <w:rPr>
+          <w:rFonts w:ascii="Times" w:eastAsia="SimSun" w:hAnsi="Times" w:cs="Times New Roman"/>
         </w:rPr>
         <w:t>用</w:t>
       </w:r>
       <w:r>
         <w:rPr>
-          <w:rFonts w:ascii="Times" w:eastAsia="宋体" w:hAnsi="Times" w:cs="Times New Roman"/>
+          <w:rFonts w:ascii="Times" w:eastAsia="SimSun" w:hAnsi="Times" w:cs="Times New Roman"/>
         </w:rPr>
         <w:t>ls</w:t>
       </w:r>
       <w:r>
         <w:rPr>
-          <w:rFonts w:ascii="Times" w:eastAsia="宋体" w:hAnsi="Times" w:cs="Times New Roman"/>
+          <w:rFonts w:ascii="Times" w:eastAsia="SimSun" w:hAnsi="Times" w:cs="Times New Roman"/>
         </w:rPr>
         <w:t>应该能看到以下</w:t>
       </w:r>
       <w:r>
         <w:rPr>
-          <w:rFonts w:ascii="Times" w:eastAsia="宋体" w:hAnsi="Times" w:cs="Times New Roman"/>
+          <w:rFonts w:ascii="Times" w:eastAsia="SimSun" w:hAnsi="Times" w:cs="Times New Roman"/>
         </w:rPr>
         <w:t>files</w:t>
       </w:r>
@@ -1503,167 +1473,76 @@
       <w:pPr>
         <w:spacing w:before="100" w:beforeAutospacing="1" w:after="100" w:afterAutospacing="1" w:line="240" w:lineRule="auto"/>
         <w:rPr>
-          <w:rFonts w:ascii="Times" w:eastAsia="宋体" w:hAnsi="Times" w:cs="Times New Roman"/>
+          <w:rFonts w:ascii="Times" w:eastAsia="SimSun" w:hAnsi="Times" w:cs="Times New Roman"/>
           <w:color w:val="4472C4" w:themeColor="accent1"/>
         </w:rPr>
       </w:pPr>
       <w:r>
         <w:rPr>
-          <w:rFonts w:ascii="Times" w:eastAsia="宋体" w:hAnsi="Times" w:cs="Times New Roman"/>
+          <w:rFonts w:ascii="Times" w:eastAsia="SimSun" w:hAnsi="Times" w:cs="Times New Roman"/>
           <w:color w:val="4472C4" w:themeColor="accent1"/>
         </w:rPr>
-        <w:t>zhennongchen@5YPFKZ3:/</w:t>
-      </w:r>
-      <w:proofErr w:type="spellStart"/>
-      <w:r>
-        <w:rPr>
-          <w:rFonts w:ascii="Times" w:eastAsia="宋体" w:hAnsi="Times" w:cs="Times New Roman"/>
+        <w:t>zhennongchen@5YPFKZ3:/mnt/d/</w:t>
+      </w:r>
+      <w:r>
+        <w:rPr>
+          <w:rFonts w:ascii="Times" w:eastAsia="SimSun" w:hAnsi="Times" w:cs="Times New Roman"/>
           <w:color w:val="4472C4" w:themeColor="accent1"/>
         </w:rPr>
-        <w:t>mnt</w:t>
-      </w:r>
-      <w:proofErr w:type="spellEnd"/>
-      <w:r>
-        <w:rPr>
-          <w:rFonts w:ascii="Times" w:eastAsia="宋体" w:hAnsi="Times" w:cs="Times New Roman"/>
+        <w:t>Standard_</w:t>
+      </w:r>
+      <w:r>
+        <w:rPr>
+          <w:rFonts w:ascii="Times" w:eastAsia="SimSun" w:hAnsi="Times" w:cs="Times New Roman"/>
           <w:color w:val="4472C4" w:themeColor="accent1"/>
         </w:rPr>
-        <w:t>/d/</w:t>
-      </w:r>
-      <w:proofErr w:type="spellStart"/>
-      <w:r>
-        <w:rPr>
-          <w:rFonts w:ascii="Times" w:eastAsia="宋体" w:hAnsi="Times" w:cs="Times New Roman"/>
+        <w:t>docker</w:t>
+      </w:r>
+      <w:r>
+        <w:rPr>
+          <w:rFonts w:ascii="Times" w:eastAsia="SimSun" w:hAnsi="Times" w:cs="Times New Roman"/>
           <w:color w:val="4472C4" w:themeColor="accent1"/>
         </w:rPr>
-        <w:t>Standard_</w:t>
-      </w:r>
-      <w:r>
-        <w:rPr>
-          <w:rFonts w:ascii="Times" w:eastAsia="宋体" w:hAnsi="Times" w:cs="Times New Roman"/>
+        <w:t>s</w:t>
+      </w:r>
+      <w:r>
+        <w:rPr>
+          <w:rFonts w:ascii="Times" w:eastAsia="SimSun" w:hAnsi="Times" w:cs="Times New Roman"/>
           <w:color w:val="4472C4" w:themeColor="accent1"/>
         </w:rPr>
-        <w:t>docker</w:t>
-      </w:r>
-      <w:r>
-        <w:rPr>
-          <w:rFonts w:ascii="Times" w:eastAsia="宋体" w:hAnsi="Times" w:cs="Times New Roman"/>
+        <w:t>/docker_pytorch$ ls</w:t>
+      </w:r>
+    </w:p>
+    <w:p>
+      <w:pPr>
+        <w:spacing w:before="100" w:beforeAutospacing="1" w:after="100" w:afterAutospacing="1" w:line="240" w:lineRule="auto"/>
+        <w:rPr>
+          <w:rFonts w:ascii="Times" w:eastAsia="SimSun" w:hAnsi="Times" w:cs="Times New Roman"/>
           <w:color w:val="4472C4" w:themeColor="accent1"/>
         </w:rPr>
-        <w:t>s</w:t>
-      </w:r>
-      <w:proofErr w:type="spellEnd"/>
-      <w:r>
-        <w:rPr>
-          <w:rFonts w:ascii="Times" w:eastAsia="宋体" w:hAnsi="Times" w:cs="Times New Roman"/>
+      </w:pPr>
+      <w:r>
+        <w:rPr>
+          <w:rFonts w:ascii="Times" w:eastAsia="SimSun" w:hAnsi="Times" w:cs="Times New Roman"/>
           <w:color w:val="4472C4" w:themeColor="accent1"/>
         </w:rPr>
-        <w:t>/</w:t>
-      </w:r>
-      <w:proofErr w:type="spellStart"/>
-      <w:r>
-        <w:rPr>
-          <w:rFonts w:ascii="Times" w:eastAsia="宋体" w:hAnsi="Times" w:cs="Times New Roman"/>
+        <w:t>compile.sh          docker_build.sh  docker_run_compile.sh  entrypoint.sh     run_jupyter.sh</w:t>
+      </w:r>
+    </w:p>
+    <w:p>
+      <w:pPr>
+        <w:spacing w:before="100" w:beforeAutospacing="1" w:after="100" w:afterAutospacing="1" w:line="240" w:lineRule="auto"/>
+        <w:rPr>
+          <w:rFonts w:ascii="Times" w:eastAsia="SimSun" w:hAnsi="Times" w:cs="Times New Roman"/>
           <w:color w:val="4472C4" w:themeColor="accent1"/>
         </w:rPr>
-        <w:t>docker_pytorch</w:t>
-      </w:r>
-      <w:proofErr w:type="spellEnd"/>
-      <w:r>
-        <w:rPr>
-          <w:rFonts w:ascii="Times" w:eastAsia="宋体" w:hAnsi="Times" w:cs="Times New Roman"/>
+      </w:pPr>
+      <w:r>
+        <w:rPr>
+          <w:rFonts w:ascii="Times" w:eastAsia="SimSun" w:hAnsi="Times" w:cs="Times New Roman"/>
           <w:color w:val="4472C4" w:themeColor="accent1"/>
         </w:rPr>
-        <w:t>$ ls</w:t>
-      </w:r>
-    </w:p>
-    <w:p>
-      <w:pPr>
-        <w:spacing w:before="100" w:beforeAutospacing="1" w:after="100" w:afterAutospacing="1" w:line="240" w:lineRule="auto"/>
-        <w:rPr>
-          <w:rFonts w:ascii="Times" w:eastAsia="宋体" w:hAnsi="Times" w:cs="Times New Roman"/>
-          <w:color w:val="4472C4" w:themeColor="accent1"/>
-        </w:rPr>
-      </w:pPr>
-      <w:r>
-        <w:rPr>
-          <w:rFonts w:ascii="Times" w:eastAsia="宋体" w:hAnsi="Times" w:cs="Times New Roman"/>
-          <w:color w:val="4472C4" w:themeColor="accent1"/>
-        </w:rPr>
-        <w:t xml:space="preserve">compile.sh          </w:t>
-      </w:r>
-      <w:proofErr w:type="gramStart"/>
-      <w:r>
-        <w:rPr>
-          <w:rFonts w:ascii="Times" w:eastAsia="宋体" w:hAnsi="Times" w:cs="Times New Roman"/>
-          <w:color w:val="4472C4" w:themeColor="accent1"/>
-        </w:rPr>
-        <w:t>docker_build.sh  docker_run_compile.sh</w:t>
-      </w:r>
-      <w:proofErr w:type="gramEnd"/>
-      <w:r>
-        <w:rPr>
-          <w:rFonts w:ascii="Times" w:eastAsia="宋体" w:hAnsi="Times" w:cs="Times New Roman"/>
-          <w:color w:val="4472C4" w:themeColor="accent1"/>
-        </w:rPr>
-        <w:t xml:space="preserve">  entrypoint.sh     run_jupyter.sh</w:t>
-      </w:r>
-    </w:p>
-    <w:p>
-      <w:pPr>
-        <w:spacing w:before="100" w:beforeAutospacing="1" w:after="100" w:afterAutospacing="1" w:line="240" w:lineRule="auto"/>
-        <w:rPr>
-          <w:rFonts w:ascii="Times" w:eastAsia="宋体" w:hAnsi="Times" w:cs="Times New Roman"/>
-          <w:color w:val="4472C4" w:themeColor="accent1"/>
-        </w:rPr>
-      </w:pPr>
-      <w:proofErr w:type="gramStart"/>
-      <w:r>
-        <w:rPr>
-          <w:rFonts w:ascii="Times" w:eastAsia="宋体" w:hAnsi="Times" w:cs="Times New Roman"/>
-          <w:color w:val="4472C4" w:themeColor="accent1"/>
-        </w:rPr>
-        <w:t>docker-</w:t>
-      </w:r>
-      <w:proofErr w:type="spellStart"/>
-      <w:r>
-        <w:rPr>
-          <w:rFonts w:ascii="Times" w:eastAsia="宋体" w:hAnsi="Times" w:cs="Times New Roman"/>
-          <w:color w:val="4472C4" w:themeColor="accent1"/>
-        </w:rPr>
-        <w:t>compose.yml</w:t>
-      </w:r>
-      <w:proofErr w:type="spellEnd"/>
-      <w:r>
-        <w:rPr>
-          <w:rFonts w:ascii="Times" w:eastAsia="宋体" w:hAnsi="Times" w:cs="Times New Roman"/>
-          <w:color w:val="4472C4" w:themeColor="accent1"/>
-        </w:rPr>
-        <w:t xml:space="preserve">  docker_run.sh</w:t>
-      </w:r>
-      <w:proofErr w:type="gramEnd"/>
-      <w:r>
-        <w:rPr>
-          <w:rFonts w:ascii="Times" w:eastAsia="宋体" w:hAnsi="Times" w:cs="Times New Roman"/>
-          <w:color w:val="4472C4" w:themeColor="accent1"/>
-        </w:rPr>
-        <w:t xml:space="preserve">    </w:t>
-      </w:r>
-      <w:proofErr w:type="spellStart"/>
-      <w:r>
-        <w:rPr>
-          <w:rFonts w:ascii="Times" w:eastAsia="宋体" w:hAnsi="Times" w:cs="Times New Roman"/>
-          <w:color w:val="4472C4" w:themeColor="accent1"/>
-        </w:rPr>
-        <w:t>dockerfile</w:t>
-      </w:r>
-      <w:proofErr w:type="spellEnd"/>
-      <w:r>
-        <w:rPr>
-          <w:rFonts w:ascii="Times" w:eastAsia="宋体" w:hAnsi="Times" w:cs="Times New Roman"/>
-          <w:color w:val="4472C4" w:themeColor="accent1"/>
-        </w:rPr>
-        <w:t xml:space="preserve">             requirements.txt</w:t>
+        <w:t>docker-compose.yml  docker_run.sh    dockerfile             requirements.txt</w:t>
       </w:r>
     </w:p>
     <w:p>
@@ -1721,7 +1600,7 @@
       </w:r>
       <w:r>
         <w:rPr>
-          <w:rFonts w:ascii="Times" w:eastAsia="宋体" w:hAnsi="Times" w:cs="Times New Roman"/>
+          <w:rFonts w:ascii="Times" w:eastAsia="SimSun" w:hAnsi="Times" w:cs="Times New Roman"/>
           <w:b/>
           <w:bCs/>
         </w:rPr>
@@ -1729,7 +1608,7 @@
       </w:r>
       <w:r>
         <w:rPr>
-          <w:rFonts w:ascii="Times" w:eastAsia="宋体" w:hAnsi="Times" w:cs="Times New Roman"/>
+          <w:rFonts w:ascii="Times" w:eastAsia="SimSun" w:hAnsi="Times" w:cs="Times New Roman"/>
           <w:b/>
           <w:bCs/>
         </w:rPr>
@@ -1737,7 +1616,7 @@
       </w:r>
       <w:r>
         <w:rPr>
-          <w:rFonts w:ascii="Times" w:eastAsia="宋体" w:hAnsi="Times" w:cs="Times New Roman"/>
+          <w:rFonts w:ascii="Times" w:eastAsia="SimSun" w:hAnsi="Times" w:cs="Times New Roman"/>
           <w:b/>
           <w:bCs/>
         </w:rPr>
@@ -1745,7 +1624,7 @@
       </w:r>
       <w:r>
         <w:rPr>
-          <w:rFonts w:ascii="Times" w:eastAsia="宋体" w:hAnsi="Times" w:cs="Times New Roman"/>
+          <w:rFonts w:ascii="Times" w:eastAsia="SimSun" w:hAnsi="Times" w:cs="Times New Roman"/>
           <w:b/>
           <w:bCs/>
         </w:rPr>
@@ -1753,7 +1632,7 @@
       </w:r>
       <w:r>
         <w:rPr>
-          <w:rFonts w:ascii="Times" w:eastAsia="宋体" w:hAnsi="Times" w:cs="Times New Roman"/>
+          <w:rFonts w:ascii="Times" w:eastAsia="SimSun" w:hAnsi="Times" w:cs="Times New Roman"/>
           <w:b/>
           <w:bCs/>
         </w:rPr>
@@ -1764,12 +1643,12 @@
       <w:pPr>
         <w:spacing w:before="100" w:beforeAutospacing="1" w:after="100" w:afterAutospacing="1" w:line="240" w:lineRule="auto"/>
         <w:rPr>
-          <w:rFonts w:ascii="Times" w:eastAsia="宋体" w:hAnsi="Times" w:cs="Times New Roman"/>
-        </w:rPr>
-      </w:pPr>
-      <w:r>
-        <w:rPr>
-          <w:rFonts w:ascii="Times" w:eastAsia="宋体" w:hAnsi="Times" w:cs="Times New Roman"/>
+          <w:rFonts w:ascii="Times" w:eastAsia="SimSun" w:hAnsi="Times" w:cs="Times New Roman"/>
+        </w:rPr>
+      </w:pPr>
+      <w:r>
+        <w:rPr>
+          <w:rFonts w:ascii="Times" w:eastAsia="SimSun" w:hAnsi="Times" w:cs="Times New Roman"/>
           <w:noProof/>
         </w:rPr>
         <w:lastRenderedPageBreak/>
@@ -1797,7 +1676,7 @@
                     <pic:cNvPicPr/>
                   </pic:nvPicPr>
                   <pic:blipFill>
-                    <a:blip r:embed="rId6">
+                    <a:blip r:embed="rId7">
                       <a:extLst>
                         <a:ext uri="{28A0092B-C50C-407E-A947-70E740481C1C}">
                           <a14:useLocalDpi xmlns:a14="http://schemas.microsoft.com/office/drawing/2010/main" val="0"/>
@@ -1825,25 +1704,25 @@
       </w:r>
       <w:r>
         <w:rPr>
-          <w:rFonts w:ascii="Times" w:eastAsia="宋体" w:hAnsi="Times" w:cs="Times New Roman"/>
+          <w:rFonts w:ascii="Times" w:eastAsia="SimSun" w:hAnsi="Times" w:cs="Times New Roman"/>
         </w:rPr>
         <w:t>打开你的</w:t>
       </w:r>
       <w:r>
         <w:rPr>
-          <w:rFonts w:ascii="Times" w:eastAsia="宋体" w:hAnsi="Times" w:cs="Times New Roman"/>
+          <w:rFonts w:ascii="Times" w:eastAsia="SimSun" w:hAnsi="Times" w:cs="Times New Roman"/>
         </w:rPr>
         <w:t>VPN</w:t>
       </w:r>
       <w:r>
         <w:rPr>
-          <w:rFonts w:ascii="Times" w:eastAsia="宋体" w:hAnsi="Times" w:cs="Times New Roman"/>
+          <w:rFonts w:ascii="Times" w:eastAsia="SimSun" w:hAnsi="Times" w:cs="Times New Roman"/>
         </w:rPr>
         <w:t>，勾选</w:t>
       </w:r>
       <w:r>
         <w:rPr>
-          <w:rFonts w:ascii="Times" w:eastAsia="宋体" w:hAnsi="Times" w:cs="Times New Roman"/>
+          <w:rFonts w:ascii="Times" w:eastAsia="SimSun" w:hAnsi="Times" w:cs="Times New Roman"/>
           <w:b/>
           <w:bCs/>
         </w:rPr>
@@ -1851,7 +1730,7 @@
       </w:r>
       <w:r>
         <w:rPr>
-          <w:rFonts w:ascii="Times" w:eastAsia="宋体" w:hAnsi="Times" w:cs="Times New Roman"/>
+          <w:rFonts w:ascii="Times" w:eastAsia="SimSun" w:hAnsi="Times" w:cs="Times New Roman"/>
           <w:b/>
           <w:bCs/>
         </w:rPr>
@@ -1859,7 +1738,7 @@
       </w:r>
       <w:r>
         <w:rPr>
-          <w:rFonts w:ascii="Times" w:eastAsia="宋体" w:hAnsi="Times" w:cs="Times New Roman"/>
+          <w:rFonts w:ascii="Times" w:eastAsia="SimSun" w:hAnsi="Times" w:cs="Times New Roman"/>
           <w:b/>
           <w:bCs/>
         </w:rPr>
@@ -1867,7 +1746,7 @@
       </w:r>
       <w:r>
         <w:rPr>
-          <w:rFonts w:ascii="Times" w:eastAsia="宋体" w:hAnsi="Times" w:cs="Times New Roman"/>
+          <w:rFonts w:ascii="Times" w:eastAsia="SimSun" w:hAnsi="Times" w:cs="Times New Roman"/>
           <w:b/>
           <w:bCs/>
         </w:rPr>
@@ -1875,7 +1754,7 @@
       </w:r>
       <w:r>
         <w:rPr>
-          <w:rFonts w:ascii="Times" w:eastAsia="宋体" w:hAnsi="Times" w:cs="Times New Roman" w:hint="eastAsia"/>
+          <w:rFonts w:ascii="Times" w:eastAsia="SimSun" w:hAnsi="Times" w:cs="Times New Roman" w:hint="eastAsia"/>
           <w:b/>
           <w:bCs/>
         </w:rPr>
@@ -1883,7 +1762,7 @@
       </w:r>
       <w:r>
         <w:rPr>
-          <w:rFonts w:ascii="Times" w:eastAsia="宋体" w:hAnsi="Times" w:cs="Times New Roman"/>
+          <w:rFonts w:ascii="Times" w:eastAsia="SimSun" w:hAnsi="Times" w:cs="Times New Roman"/>
           <w:b/>
           <w:bCs/>
         </w:rPr>
@@ -1891,31 +1770,31 @@
       </w:r>
       <w:r>
         <w:rPr>
-          <w:rFonts w:ascii="Times" w:eastAsia="宋体" w:hAnsi="Times" w:cs="Times New Roman"/>
+          <w:rFonts w:ascii="Times" w:eastAsia="SimSun" w:hAnsi="Times" w:cs="Times New Roman"/>
         </w:rPr>
         <w:t>，并且记下你的</w:t>
       </w:r>
       <w:r>
         <w:rPr>
-          <w:rFonts w:ascii="Times" w:eastAsia="宋体" w:hAnsi="Times" w:cs="Times New Roman"/>
+          <w:rFonts w:ascii="Times" w:eastAsia="SimSun" w:hAnsi="Times" w:cs="Times New Roman"/>
         </w:rPr>
         <w:t>port number</w:t>
       </w:r>
       <w:r>
         <w:rPr>
-          <w:rFonts w:ascii="Times" w:eastAsia="宋体" w:hAnsi="Times" w:cs="Times New Roman"/>
+          <w:rFonts w:ascii="Times" w:eastAsia="SimSun" w:hAnsi="Times" w:cs="Times New Roman"/>
         </w:rPr>
         <w:t>（下面例子里</w:t>
       </w:r>
       <w:r>
         <w:rPr>
-          <w:rFonts w:ascii="Times" w:eastAsia="宋体" w:hAnsi="Times" w:cs="Times New Roman"/>
+          <w:rFonts w:ascii="Times" w:eastAsia="SimSun" w:hAnsi="Times" w:cs="Times New Roman"/>
         </w:rPr>
         <w:t>port = 7890</w:t>
       </w:r>
       <w:r>
         <w:rPr>
-          <w:rFonts w:ascii="Times" w:eastAsia="宋体" w:hAnsi="Times" w:cs="Times New Roman"/>
+          <w:rFonts w:ascii="Times" w:eastAsia="SimSun" w:hAnsi="Times" w:cs="Times New Roman"/>
         </w:rPr>
         <w:t>）</w:t>
       </w:r>
@@ -1924,92 +1803,92 @@
       <w:pPr>
         <w:spacing w:before="100" w:beforeAutospacing="1" w:after="100" w:afterAutospacing="1" w:line="240" w:lineRule="auto"/>
         <w:rPr>
-          <w:rFonts w:ascii="Times" w:eastAsia="宋体" w:hAnsi="Times" w:cs="Times New Roman"/>
-        </w:rPr>
-      </w:pPr>
-    </w:p>
-    <w:p>
-      <w:pPr>
-        <w:spacing w:before="100" w:beforeAutospacing="1" w:after="100" w:afterAutospacing="1" w:line="240" w:lineRule="auto"/>
-        <w:rPr>
-          <w:rFonts w:ascii="Times" w:eastAsia="宋体" w:hAnsi="Times" w:cs="Times New Roman"/>
-        </w:rPr>
-      </w:pPr>
-      <w:r>
-        <w:rPr>
-          <w:rFonts w:ascii="Times" w:eastAsia="宋体" w:hAnsi="Times" w:cs="Times New Roman" w:hint="eastAsia"/>
+          <w:rFonts w:ascii="Times" w:eastAsia="SimSun" w:hAnsi="Times" w:cs="Times New Roman"/>
+        </w:rPr>
+      </w:pPr>
+    </w:p>
+    <w:p>
+      <w:pPr>
+        <w:spacing w:before="100" w:beforeAutospacing="1" w:after="100" w:afterAutospacing="1" w:line="240" w:lineRule="auto"/>
+        <w:rPr>
+          <w:rFonts w:ascii="Times" w:eastAsia="SimSun" w:hAnsi="Times" w:cs="Times New Roman"/>
+        </w:rPr>
+      </w:pPr>
+      <w:r>
+        <w:rPr>
+          <w:rFonts w:ascii="Times" w:eastAsia="SimSun" w:hAnsi="Times" w:cs="Times New Roman" w:hint="eastAsia"/>
         </w:rPr>
         <w:t>（</w:t>
       </w:r>
       <w:r>
         <w:rPr>
-          <w:rFonts w:ascii="Times" w:eastAsia="宋体" w:hAnsi="Times" w:cs="Times New Roman" w:hint="eastAsia"/>
+          <w:rFonts w:ascii="Times" w:eastAsia="SimSun" w:hAnsi="Times" w:cs="Times New Roman" w:hint="eastAsia"/>
         </w:rPr>
         <w:t>Optional</w:t>
       </w:r>
       <w:r>
         <w:rPr>
-          <w:rFonts w:ascii="Times" w:eastAsia="宋体" w:hAnsi="Times" w:cs="Times New Roman" w:hint="eastAsia"/>
+          <w:rFonts w:ascii="Times" w:eastAsia="SimSun" w:hAnsi="Times" w:cs="Times New Roman" w:hint="eastAsia"/>
         </w:rPr>
         <w:t>可以不做）</w:t>
       </w:r>
       <w:r>
         <w:rPr>
-          <w:rFonts w:ascii="Times" w:eastAsia="宋体" w:hAnsi="Times" w:cs="Times New Roman"/>
+          <w:rFonts w:ascii="Times" w:eastAsia="SimSun" w:hAnsi="Times" w:cs="Times New Roman"/>
         </w:rPr>
         <w:t>然后在</w:t>
       </w:r>
       <w:r>
         <w:rPr>
-          <w:rFonts w:ascii="Times" w:eastAsia="宋体" w:hAnsi="Times" w:cs="Times New Roman"/>
+          <w:rFonts w:ascii="Times" w:eastAsia="SimSun" w:hAnsi="Times" w:cs="Times New Roman"/>
         </w:rPr>
         <w:t>windows</w:t>
       </w:r>
       <w:r>
         <w:rPr>
-          <w:rFonts w:ascii="Times" w:eastAsia="宋体" w:hAnsi="Times" w:cs="Times New Roman"/>
+          <w:rFonts w:ascii="Times" w:eastAsia="SimSun" w:hAnsi="Times" w:cs="Times New Roman"/>
         </w:rPr>
         <w:t>的</w:t>
       </w:r>
       <w:r>
         <w:rPr>
-          <w:rFonts w:ascii="Times" w:eastAsia="宋体" w:hAnsi="Times" w:cs="Times New Roman"/>
+          <w:rFonts w:ascii="Times" w:eastAsia="SimSun" w:hAnsi="Times" w:cs="Times New Roman"/>
         </w:rPr>
         <w:t>File Explorer</w:t>
       </w:r>
       <w:r>
         <w:rPr>
-          <w:rFonts w:ascii="Times" w:eastAsia="宋体" w:hAnsi="Times" w:cs="Times New Roman"/>
+          <w:rFonts w:ascii="Times" w:eastAsia="SimSun" w:hAnsi="Times" w:cs="Times New Roman"/>
         </w:rPr>
         <w:t>里，进入这个路径：</w:t>
       </w:r>
       <w:r>
         <w:rPr>
-          <w:rFonts w:ascii="Times" w:eastAsia="宋体" w:hAnsi="Times" w:cs="Times New Roman"/>
+          <w:rFonts w:ascii="Times" w:eastAsia="SimSun" w:hAnsi="Times" w:cs="Times New Roman"/>
         </w:rPr>
         <w:t xml:space="preserve">C:\Users\Zhennong.Chen\.docker </w:t>
       </w:r>
       <w:r>
         <w:rPr>
-          <w:rFonts w:ascii="Times" w:eastAsia="宋体" w:hAnsi="Times" w:cs="Times New Roman"/>
+          <w:rFonts w:ascii="Times" w:eastAsia="SimSun" w:hAnsi="Times" w:cs="Times New Roman"/>
         </w:rPr>
         <w:t>（改成你自己的</w:t>
       </w:r>
       <w:r>
         <w:rPr>
-          <w:rFonts w:ascii="Times" w:eastAsia="宋体" w:hAnsi="Times" w:cs="Times New Roman"/>
+          <w:rFonts w:ascii="Times" w:eastAsia="SimSun" w:hAnsi="Times" w:cs="Times New Roman"/>
         </w:rPr>
         <w:t>user name</w:t>
       </w:r>
       <w:r>
         <w:rPr>
-          <w:rFonts w:ascii="Times" w:eastAsia="宋体" w:hAnsi="Times" w:cs="Times New Roman"/>
+          <w:rFonts w:ascii="Times" w:eastAsia="SimSun" w:hAnsi="Times" w:cs="Times New Roman"/>
         </w:rPr>
         <w:t>），找到</w:t>
       </w:r>
       <w:r>
         <w:rPr>
-          <w:rFonts w:ascii="Times" w:eastAsia="宋体" w:hAnsi="Times" w:cs="Times New Roman"/>
+          <w:rFonts w:ascii="Times" w:eastAsia="SimSun" w:hAnsi="Times" w:cs="Times New Roman"/>
           <w:b/>
           <w:bCs/>
         </w:rPr>
@@ -2017,7 +1896,7 @@
       </w:r>
       <w:r>
         <w:rPr>
-          <w:rFonts w:ascii="Times" w:eastAsia="宋体" w:hAnsi="Times" w:cs="Times New Roman"/>
+          <w:rFonts w:ascii="Times" w:eastAsia="SimSun" w:hAnsi="Times" w:cs="Times New Roman"/>
           <w:b/>
           <w:bCs/>
         </w:rPr>
@@ -2025,7 +1904,7 @@
       </w:r>
       <w:r>
         <w:rPr>
-          <w:rFonts w:ascii="Times" w:eastAsia="宋体" w:hAnsi="Times" w:cs="Times New Roman"/>
+          <w:rFonts w:ascii="Times" w:eastAsia="SimSun" w:hAnsi="Times" w:cs="Times New Roman"/>
           <w:b/>
           <w:bCs/>
         </w:rPr>
@@ -2033,7 +1912,7 @@
       </w:r>
       <w:r>
         <w:rPr>
-          <w:rFonts w:ascii="Times" w:eastAsia="宋体" w:hAnsi="Times" w:cs="Times New Roman"/>
+          <w:rFonts w:ascii="Times" w:eastAsia="SimSun" w:hAnsi="Times" w:cs="Times New Roman"/>
           <w:b/>
           <w:bCs/>
         </w:rPr>
@@ -2041,7 +1920,7 @@
       </w:r>
       <w:r>
         <w:rPr>
-          <w:rFonts w:ascii="Times" w:eastAsia="宋体" w:hAnsi="Times" w:cs="Times New Roman"/>
+          <w:rFonts w:ascii="Times" w:eastAsia="SimSun" w:hAnsi="Times" w:cs="Times New Roman"/>
           <w:b/>
           <w:bCs/>
         </w:rPr>
@@ -2049,7 +1928,7 @@
       </w:r>
       <w:r>
         <w:rPr>
-          <w:rFonts w:ascii="Times" w:eastAsia="宋体" w:hAnsi="Times" w:cs="Times New Roman"/>
+          <w:rFonts w:ascii="Times" w:eastAsia="SimSun" w:hAnsi="Times" w:cs="Times New Roman"/>
           <w:b/>
           <w:bCs/>
         </w:rPr>
@@ -2057,7 +1936,7 @@
       </w:r>
       <w:r>
         <w:rPr>
-          <w:rFonts w:ascii="Times" w:eastAsia="宋体" w:hAnsi="Times" w:cs="Times New Roman"/>
+          <w:rFonts w:ascii="Times" w:eastAsia="SimSun" w:hAnsi="Times" w:cs="Times New Roman"/>
         </w:rPr>
         <w:t>。</w:t>
       </w:r>
@@ -2066,12 +1945,12 @@
       <w:pPr>
         <w:spacing w:before="100" w:beforeAutospacing="1" w:after="100" w:afterAutospacing="1" w:line="240" w:lineRule="auto"/>
         <w:rPr>
-          <w:rFonts w:ascii="Times" w:eastAsia="宋体" w:hAnsi="Times" w:cs="Times New Roman"/>
-        </w:rPr>
-      </w:pPr>
-      <w:r>
-        <w:rPr>
-          <w:rFonts w:ascii="Times" w:eastAsia="宋体" w:hAnsi="Times" w:cs="Times New Roman"/>
+          <w:rFonts w:ascii="Times" w:eastAsia="SimSun" w:hAnsi="Times" w:cs="Times New Roman"/>
+        </w:rPr>
+      </w:pPr>
+      <w:r>
+        <w:rPr>
+          <w:rFonts w:ascii="Times" w:eastAsia="SimSun" w:hAnsi="Times" w:cs="Times New Roman"/>
           <w:noProof/>
         </w:rPr>
         <w:drawing>
@@ -2090,7 +1969,7 @@
                     <pic:cNvPicPr/>
                   </pic:nvPicPr>
                   <pic:blipFill>
-                    <a:blip r:embed="rId7">
+                    <a:blip r:embed="rId8">
                       <a:extLst>
                         <a:ext uri="{28A0092B-C50C-407E-A947-70E740481C1C}">
                           <a14:useLocalDpi xmlns:a14="http://schemas.microsoft.com/office/drawing/2010/main" val="0"/>
@@ -2121,12 +2000,12 @@
       <w:pPr>
         <w:spacing w:before="100" w:beforeAutospacing="1" w:after="100" w:afterAutospacing="1" w:line="240" w:lineRule="auto"/>
         <w:rPr>
-          <w:rFonts w:ascii="Times" w:eastAsia="宋体" w:hAnsi="Times" w:cs="Times New Roman"/>
-        </w:rPr>
-      </w:pPr>
-      <w:r>
-        <w:rPr>
-          <w:rFonts w:ascii="Times" w:eastAsia="宋体" w:hAnsi="Times" w:cs="Times New Roman"/>
+          <w:rFonts w:ascii="Times" w:eastAsia="SimSun" w:hAnsi="Times" w:cs="Times New Roman"/>
+        </w:rPr>
+      </w:pPr>
+      <w:r>
+        <w:rPr>
+          <w:rFonts w:ascii="Times" w:eastAsia="SimSun" w:hAnsi="Times" w:cs="Times New Roman"/>
           <w:b/>
           <w:bCs/>
         </w:rPr>
@@ -2134,7 +2013,7 @@
       </w:r>
       <w:r>
         <w:rPr>
-          <w:rFonts w:ascii="Times" w:eastAsia="宋体" w:hAnsi="Times" w:cs="Times New Roman"/>
+          <w:rFonts w:ascii="Times" w:eastAsia="SimSun" w:hAnsi="Times" w:cs="Times New Roman"/>
           <w:b/>
           <w:bCs/>
         </w:rPr>
@@ -2142,7 +2021,7 @@
       </w:r>
       <w:r>
         <w:rPr>
-          <w:rFonts w:ascii="Times" w:eastAsia="宋体" w:hAnsi="Times" w:cs="Times New Roman"/>
+          <w:rFonts w:ascii="Times" w:eastAsia="SimSun" w:hAnsi="Times" w:cs="Times New Roman"/>
           <w:b/>
           <w:bCs/>
         </w:rPr>
@@ -2150,67 +2029,67 @@
       </w:r>
       <w:r>
         <w:rPr>
-          <w:rFonts w:ascii="Times" w:eastAsia="宋体" w:hAnsi="Times" w:cs="Times New Roman"/>
+          <w:rFonts w:ascii="Times" w:eastAsia="SimSun" w:hAnsi="Times" w:cs="Times New Roman"/>
         </w:rPr>
         <w:t>（注意</w:t>
       </w:r>
       <w:r>
         <w:rPr>
-          <w:rFonts w:ascii="Times" w:eastAsia="宋体" w:hAnsi="Times" w:cs="Times New Roman"/>
+          <w:rFonts w:ascii="Times" w:eastAsia="SimSun" w:hAnsi="Times" w:cs="Times New Roman"/>
         </w:rPr>
         <w:t>port number</w:t>
       </w:r>
       <w:r>
         <w:rPr>
-          <w:rFonts w:ascii="Times" w:eastAsia="宋体" w:hAnsi="Times" w:cs="Times New Roman"/>
+          <w:rFonts w:ascii="Times" w:eastAsia="SimSun" w:hAnsi="Times" w:cs="Times New Roman"/>
         </w:rPr>
         <w:t>要根据你</w:t>
       </w:r>
       <w:r>
         <w:rPr>
-          <w:rFonts w:ascii="Times" w:eastAsia="宋体" w:hAnsi="Times" w:cs="Times New Roman"/>
+          <w:rFonts w:ascii="Times" w:eastAsia="SimSun" w:hAnsi="Times" w:cs="Times New Roman"/>
         </w:rPr>
         <w:t>VPN</w:t>
       </w:r>
       <w:r>
         <w:rPr>
-          <w:rFonts w:ascii="Times" w:eastAsia="宋体" w:hAnsi="Times" w:cs="Times New Roman"/>
+          <w:rFonts w:ascii="Times" w:eastAsia="SimSun" w:hAnsi="Times" w:cs="Times New Roman"/>
         </w:rPr>
         <w:t>实际的</w:t>
       </w:r>
       <w:r>
         <w:rPr>
-          <w:rFonts w:ascii="Times" w:eastAsia="宋体" w:hAnsi="Times" w:cs="Times New Roman"/>
+          <w:rFonts w:ascii="Times" w:eastAsia="SimSun" w:hAnsi="Times" w:cs="Times New Roman"/>
         </w:rPr>
         <w:t>port number</w:t>
       </w:r>
       <w:r>
         <w:rPr>
-          <w:rFonts w:ascii="Times" w:eastAsia="宋体" w:hAnsi="Times" w:cs="Times New Roman"/>
+          <w:rFonts w:ascii="Times" w:eastAsia="SimSun" w:hAnsi="Times" w:cs="Times New Roman"/>
         </w:rPr>
         <w:t>来填写，我的例子里</w:t>
       </w:r>
       <w:r>
         <w:rPr>
-          <w:rFonts w:ascii="Times" w:eastAsia="宋体" w:hAnsi="Times" w:cs="Times New Roman"/>
+          <w:rFonts w:ascii="Times" w:eastAsia="SimSun" w:hAnsi="Times" w:cs="Times New Roman"/>
         </w:rPr>
         <w:t>port number</w:t>
       </w:r>
       <w:r>
         <w:rPr>
-          <w:rFonts w:ascii="Times" w:eastAsia="宋体" w:hAnsi="Times" w:cs="Times New Roman"/>
+          <w:rFonts w:ascii="Times" w:eastAsia="SimSun" w:hAnsi="Times" w:cs="Times New Roman"/>
         </w:rPr>
         <w:t>是</w:t>
       </w:r>
       <w:r>
         <w:rPr>
-          <w:rFonts w:ascii="Times" w:eastAsia="宋体" w:hAnsi="Times" w:cs="Times New Roman"/>
+          <w:rFonts w:ascii="Times" w:eastAsia="SimSun" w:hAnsi="Times" w:cs="Times New Roman"/>
         </w:rPr>
         <w:t>7890</w:t>
       </w:r>
       <w:r>
         <w:rPr>
-          <w:rFonts w:ascii="Times" w:eastAsia="宋体" w:hAnsi="Times" w:cs="Times New Roman"/>
+          <w:rFonts w:ascii="Times" w:eastAsia="SimSun" w:hAnsi="Times" w:cs="Times New Roman"/>
         </w:rPr>
         <w:t>）</w:t>
       </w:r>
@@ -2219,12 +2098,12 @@
       <w:pPr>
         <w:spacing w:before="100" w:beforeAutospacing="1" w:after="100" w:afterAutospacing="1" w:line="240" w:lineRule="auto"/>
         <w:rPr>
-          <w:rFonts w:ascii="Times" w:eastAsia="宋体" w:hAnsi="Times" w:cs="Times New Roman"/>
-        </w:rPr>
-      </w:pPr>
-      <w:r>
-        <w:rPr>
-          <w:rFonts w:ascii="Times" w:eastAsia="宋体" w:hAnsi="Times" w:cs="Times New Roman"/>
+          <w:rFonts w:ascii="Times" w:eastAsia="SimSun" w:hAnsi="Times" w:cs="Times New Roman"/>
+        </w:rPr>
+      </w:pPr>
+      <w:r>
+        <w:rPr>
+          <w:rFonts w:ascii="Times" w:eastAsia="SimSun" w:hAnsi="Times" w:cs="Times New Roman"/>
           <w:noProof/>
         </w:rPr>
         <w:lastRenderedPageBreak/>
@@ -2244,7 +2123,7 @@
                     <pic:cNvPicPr/>
                   </pic:nvPicPr>
                   <pic:blipFill>
-                    <a:blip r:embed="rId8">
+                    <a:blip r:embed="rId9">
                       <a:extLst>
                         <a:ext uri="{28A0092B-C50C-407E-A947-70E740481C1C}">
                           <a14:useLocalDpi xmlns:a14="http://schemas.microsoft.com/office/drawing/2010/main" val="0"/>
@@ -2283,78 +2162,78 @@
       <w:pPr>
         <w:spacing w:before="100" w:beforeAutospacing="1" w:after="100" w:afterAutospacing="1" w:line="240" w:lineRule="auto"/>
         <w:rPr>
-          <w:rFonts w:ascii="Times" w:eastAsia="宋体" w:hAnsi="Times" w:cs="宋体"/>
-        </w:rPr>
-      </w:pPr>
-      <w:r>
-        <w:rPr>
-          <w:rFonts w:ascii="Times" w:eastAsia="宋体" w:hAnsi="Times" w:cs="宋体" w:hint="eastAsia"/>
+          <w:rFonts w:ascii="Times" w:eastAsia="SimSun" w:hAnsi="Times" w:cs="SimSun"/>
+        </w:rPr>
+      </w:pPr>
+      <w:r>
+        <w:rPr>
+          <w:rFonts w:ascii="Times" w:eastAsia="SimSun" w:hAnsi="Times" w:cs="SimSun" w:hint="eastAsia"/>
         </w:rPr>
         <w:t>（</w:t>
       </w:r>
       <w:r>
         <w:rPr>
-          <w:rFonts w:ascii="Times" w:eastAsia="宋体" w:hAnsi="Times" w:cs="宋体" w:hint="eastAsia"/>
+          <w:rFonts w:ascii="Times" w:eastAsia="SimSun" w:hAnsi="Times" w:cs="SimSun" w:hint="eastAsia"/>
         </w:rPr>
         <w:t xml:space="preserve">Optional </w:t>
       </w:r>
       <w:r>
         <w:rPr>
-          <w:rFonts w:ascii="Times" w:eastAsia="宋体" w:hAnsi="Times" w:cs="宋体" w:hint="eastAsia"/>
+          <w:rFonts w:ascii="Times" w:eastAsia="SimSun" w:hAnsi="Times" w:cs="SimSun" w:hint="eastAsia"/>
         </w:rPr>
         <w:t>可以不做）</w:t>
       </w:r>
       <w:r>
         <w:rPr>
-          <w:rFonts w:ascii="Times" w:eastAsia="宋体" w:hAnsi="Times" w:cs="宋体"/>
+          <w:rFonts w:ascii="Times" w:eastAsia="SimSun" w:hAnsi="Times" w:cs="SimSun"/>
         </w:rPr>
         <w:t>最后到</w:t>
       </w:r>
       <w:r>
         <w:rPr>
-          <w:rFonts w:ascii="Times" w:eastAsia="宋体" w:hAnsi="Times" w:cs="宋体"/>
+          <w:rFonts w:ascii="Times" w:eastAsia="SimSun" w:hAnsi="Times" w:cs="SimSun"/>
         </w:rPr>
         <w:t>docker desktop</w:t>
       </w:r>
       <w:r>
         <w:rPr>
-          <w:rFonts w:ascii="Times" w:eastAsia="宋体" w:hAnsi="Times" w:cs="宋体"/>
+          <w:rFonts w:ascii="Times" w:eastAsia="SimSun" w:hAnsi="Times" w:cs="SimSun"/>
         </w:rPr>
         <w:t>的设置</w:t>
       </w:r>
       <w:r>
         <w:rPr>
-          <w:rFonts w:ascii="Times" w:eastAsia="宋体" w:hAnsi="Times" w:cs="宋体"/>
+          <w:rFonts w:ascii="Times" w:eastAsia="SimSun" w:hAnsi="Times" w:cs="SimSun"/>
         </w:rPr>
         <w:sym w:font="Wingdings" w:char="F0E0"/>
       </w:r>
       <w:r>
         <w:rPr>
-          <w:rFonts w:ascii="Times" w:eastAsia="宋体" w:hAnsi="Times" w:cs="宋体"/>
+          <w:rFonts w:ascii="Times" w:eastAsia="SimSun" w:hAnsi="Times" w:cs="SimSun"/>
         </w:rPr>
         <w:t>Resources</w:t>
       </w:r>
       <w:r>
         <w:rPr>
-          <w:rFonts w:ascii="Times" w:eastAsia="宋体" w:hAnsi="Times" w:cs="宋体"/>
+          <w:rFonts w:ascii="Times" w:eastAsia="SimSun" w:hAnsi="Times" w:cs="SimSun"/>
         </w:rPr>
         <w:sym w:font="Wingdings" w:char="F0E0"/>
       </w:r>
       <w:r>
         <w:rPr>
-          <w:rFonts w:ascii="Times" w:eastAsia="宋体" w:hAnsi="Times" w:cs="宋体"/>
+          <w:rFonts w:ascii="Times" w:eastAsia="SimSun" w:hAnsi="Times" w:cs="SimSun"/>
         </w:rPr>
         <w:t>Proxies</w:t>
       </w:r>
       <w:r>
         <w:rPr>
-          <w:rFonts w:ascii="Times" w:eastAsia="宋体" w:hAnsi="Times" w:cs="宋体"/>
+          <w:rFonts w:ascii="Times" w:eastAsia="SimSun" w:hAnsi="Times" w:cs="SimSun"/>
         </w:rPr>
         <w:t>里，勾选</w:t>
       </w:r>
       <w:r>
         <w:rPr>
-          <w:rFonts w:ascii="Times" w:eastAsia="宋体" w:hAnsi="Times" w:cs="宋体"/>
+          <w:rFonts w:ascii="Times" w:eastAsia="SimSun" w:hAnsi="Times" w:cs="SimSun"/>
           <w:b/>
           <w:bCs/>
         </w:rPr>
@@ -2362,7 +2241,7 @@
       </w:r>
       <w:r>
         <w:rPr>
-          <w:rFonts w:ascii="Times" w:eastAsia="宋体" w:hAnsi="Times" w:cs="宋体"/>
+          <w:rFonts w:ascii="Times" w:eastAsia="SimSun" w:hAnsi="Times" w:cs="SimSun"/>
           <w:b/>
           <w:bCs/>
         </w:rPr>
@@ -2370,19 +2249,19 @@
       </w:r>
       <w:r>
         <w:rPr>
-          <w:rFonts w:ascii="Times" w:eastAsia="宋体" w:hAnsi="Times" w:cs="宋体"/>
+          <w:rFonts w:ascii="Times" w:eastAsia="SimSun" w:hAnsi="Times" w:cs="SimSun"/>
         </w:rPr>
         <w:t>然后填写以下内容（</w:t>
       </w:r>
       <w:r>
         <w:rPr>
-          <w:rFonts w:ascii="Times" w:eastAsia="宋体" w:hAnsi="Times" w:cs="宋体"/>
+          <w:rFonts w:ascii="Times" w:eastAsia="SimSun" w:hAnsi="Times" w:cs="SimSun"/>
         </w:rPr>
         <w:t>port number</w:t>
       </w:r>
       <w:r>
         <w:rPr>
-          <w:rFonts w:ascii="Times" w:eastAsia="宋体" w:hAnsi="Times" w:cs="宋体"/>
+          <w:rFonts w:ascii="Times" w:eastAsia="SimSun" w:hAnsi="Times" w:cs="SimSun"/>
         </w:rPr>
         <w:t>要注意）</w:t>
       </w:r>
@@ -2415,7 +2294,7 @@
                     <pic:cNvPicPr/>
                   </pic:nvPicPr>
                   <pic:blipFill>
-                    <a:blip r:embed="rId9">
+                    <a:blip r:embed="rId10">
                       <a:extLst>
                         <a:ext uri="{28A0092B-C50C-407E-A947-70E740481C1C}">
                           <a14:useLocalDpi xmlns:a14="http://schemas.microsoft.com/office/drawing/2010/main" val="0"/>
@@ -2477,7 +2356,7 @@
       </w:r>
       <w:r>
         <w:rPr>
-          <w:rFonts w:ascii="Times" w:eastAsia="宋体" w:hAnsi="Times" w:cs="Times New Roman"/>
+          <w:rFonts w:ascii="Times" w:eastAsia="SimSun" w:hAnsi="Times" w:cs="Times New Roman"/>
           <w:b/>
           <w:bCs/>
         </w:rPr>
@@ -2485,7 +2364,7 @@
       </w:r>
       <w:r>
         <w:rPr>
-          <w:rFonts w:ascii="Times" w:eastAsia="宋体" w:hAnsi="Times" w:cs="Times New Roman"/>
+          <w:rFonts w:ascii="Times" w:eastAsia="SimSun" w:hAnsi="Times" w:cs="Times New Roman"/>
           <w:b/>
           <w:bCs/>
         </w:rPr>
@@ -2496,78 +2375,78 @@
       <w:pPr>
         <w:spacing w:before="100" w:beforeAutospacing="1" w:after="100" w:afterAutospacing="1" w:line="240" w:lineRule="auto"/>
         <w:rPr>
-          <w:rFonts w:ascii="Times" w:eastAsia="宋体" w:hAnsi="Times" w:cs="Times New Roman"/>
-        </w:rPr>
-      </w:pPr>
-      <w:r>
-        <w:rPr>
-          <w:rFonts w:ascii="Times" w:eastAsia="宋体" w:hAnsi="Times" w:cs="Times New Roman" w:hint="eastAsia"/>
+          <w:rFonts w:ascii="Times" w:eastAsia="SimSun" w:hAnsi="Times" w:cs="Times New Roman"/>
+        </w:rPr>
+      </w:pPr>
+      <w:r>
+        <w:rPr>
+          <w:rFonts w:ascii="Times" w:eastAsia="SimSun" w:hAnsi="Times" w:cs="Times New Roman" w:hint="eastAsia"/>
         </w:rPr>
         <w:t xml:space="preserve">(1) </w:t>
       </w:r>
       <w:r>
         <w:rPr>
-          <w:rFonts w:ascii="Times" w:eastAsia="宋体" w:hAnsi="Times" w:cs="Times New Roman"/>
+          <w:rFonts w:ascii="Times" w:eastAsia="SimSun" w:hAnsi="Times" w:cs="Times New Roman"/>
         </w:rPr>
         <w:t>在文件夹中打开</w:t>
       </w:r>
       <w:r>
         <w:rPr>
-          <w:rFonts w:ascii="Times" w:eastAsia="宋体" w:hAnsi="Times" w:cs="Times New Roman"/>
+          <w:rFonts w:ascii="Times" w:eastAsia="SimSun" w:hAnsi="Times" w:cs="Times New Roman"/>
         </w:rPr>
         <w:t>D:/</w:t>
       </w:r>
       <w:r>
         <w:rPr>
-          <w:rFonts w:ascii="Times" w:eastAsia="宋体" w:hAnsi="Times" w:cs="Times New Roman"/>
+          <w:rFonts w:ascii="Times" w:eastAsia="SimSun" w:hAnsi="Times" w:cs="Times New Roman"/>
         </w:rPr>
         <w:t>Standard_</w:t>
       </w:r>
       <w:r>
         <w:rPr>
-          <w:rFonts w:ascii="Times" w:eastAsia="宋体" w:hAnsi="Times" w:cs="Times New Roman"/>
+          <w:rFonts w:ascii="Times" w:eastAsia="SimSun" w:hAnsi="Times" w:cs="Times New Roman"/>
         </w:rPr>
         <w:t>docker</w:t>
       </w:r>
       <w:r>
         <w:rPr>
-          <w:rFonts w:ascii="Times" w:eastAsia="宋体" w:hAnsi="Times" w:cs="Times New Roman"/>
+          <w:rFonts w:ascii="Times" w:eastAsia="SimSun" w:hAnsi="Times" w:cs="Times New Roman"/>
         </w:rPr>
         <w:t>s</w:t>
       </w:r>
       <w:r>
         <w:rPr>
-          <w:rFonts w:ascii="Times" w:eastAsia="宋体" w:hAnsi="Times" w:cs="Times New Roman"/>
+          <w:rFonts w:ascii="Times" w:eastAsia="SimSun" w:hAnsi="Times" w:cs="Times New Roman"/>
         </w:rPr>
         <w:t>/docker_pytorch</w:t>
       </w:r>
       <w:r>
         <w:rPr>
-          <w:rFonts w:ascii="Times" w:eastAsia="宋体" w:hAnsi="Times" w:cs="Times New Roman" w:hint="eastAsia"/>
+          <w:rFonts w:ascii="Times" w:eastAsia="SimSun" w:hAnsi="Times" w:cs="Times New Roman" w:hint="eastAsia"/>
         </w:rPr>
         <w:t>_</w:t>
       </w:r>
       <w:r>
         <w:rPr>
-          <w:rFonts w:ascii="Times" w:eastAsia="宋体" w:hAnsi="Times" w:cs="Times New Roman"/>
+          <w:rFonts w:ascii="Times" w:eastAsia="SimSun" w:hAnsi="Times" w:cs="Times New Roman"/>
         </w:rPr>
         <w:t>cuda11</w:t>
       </w:r>
       <w:r>
         <w:rPr>
-          <w:rFonts w:ascii="Times" w:eastAsia="宋体" w:hAnsi="Times" w:cs="Times New Roman"/>
+          <w:rFonts w:ascii="Times" w:eastAsia="SimSun" w:hAnsi="Times" w:cs="Times New Roman"/>
         </w:rPr>
         <w:t>/dockerfile</w:t>
       </w:r>
       <w:r>
         <w:rPr>
-          <w:rFonts w:ascii="Times" w:eastAsia="宋体" w:hAnsi="Times" w:cs="Times New Roman"/>
+          <w:rFonts w:ascii="Times" w:eastAsia="SimSun" w:hAnsi="Times" w:cs="Times New Roman"/>
         </w:rPr>
         <w:t>，找到第一行有一个</w:t>
       </w:r>
       <w:r>
         <w:rPr>
-          <w:rFonts w:ascii="Times" w:eastAsia="宋体" w:hAnsi="Times" w:cs="Times New Roman"/>
+          <w:rFonts w:ascii="Times" w:eastAsia="SimSun" w:hAnsi="Times" w:cs="Times New Roman"/>
         </w:rPr>
         <w:t>FROM</w:t>
       </w:r>
@@ -2576,153 +2455,109 @@
       <w:pPr>
         <w:spacing w:before="100" w:beforeAutospacing="1" w:after="100" w:afterAutospacing="1" w:line="240" w:lineRule="auto"/>
         <w:rPr>
-          <w:rFonts w:ascii="Times" w:eastAsia="宋体" w:hAnsi="Times" w:cs="Times New Roman"/>
-        </w:rPr>
-      </w:pPr>
-      <w:r>
-        <w:rPr>
-          <w:rFonts w:ascii="Times" w:eastAsia="宋体" w:hAnsi="Times" w:cs="Times New Roman"/>
+          <w:rFonts w:ascii="Times" w:eastAsia="SimSun" w:hAnsi="Times" w:cs="Times New Roman"/>
+        </w:rPr>
+      </w:pPr>
+      <w:r>
+        <w:rPr>
+          <w:rFonts w:ascii="Times" w:eastAsia="SimSun" w:hAnsi="Times" w:cs="Times New Roman"/>
         </w:rPr>
         <w:t>比如</w:t>
       </w:r>
       <w:r>
         <w:rPr>
-          <w:rFonts w:ascii="Times" w:eastAsia="宋体" w:hAnsi="Times" w:cs="Times New Roman"/>
-        </w:rPr>
-        <w:t xml:space="preserve">FROM </w:t>
-      </w:r>
-      <w:proofErr w:type="spellStart"/>
-      <w:r>
-        <w:rPr>
-          <w:rFonts w:ascii="Times" w:eastAsia="宋体" w:hAnsi="Times" w:cs="Times New Roman"/>
-        </w:rPr>
-        <w:t>nvidia</w:t>
-      </w:r>
-      <w:proofErr w:type="spellEnd"/>
-      <w:r>
-        <w:rPr>
-          <w:rFonts w:ascii="Times" w:eastAsia="宋体" w:hAnsi="Times" w:cs="Times New Roman"/>
-        </w:rPr>
-        <w:t>/cuda:11.0.3-cudnn8-devel-ubuntu20.04</w:t>
-      </w:r>
-    </w:p>
-    <w:p>
-      <w:pPr>
-        <w:spacing w:before="100" w:beforeAutospacing="1" w:after="100" w:afterAutospacing="1" w:line="240" w:lineRule="auto"/>
-        <w:rPr>
-          <w:rFonts w:ascii="Times" w:eastAsia="宋体" w:hAnsi="Times" w:cs="Times New Roman"/>
-        </w:rPr>
-      </w:pPr>
-      <w:r>
-        <w:rPr>
-          <w:rFonts w:ascii="Times" w:eastAsia="宋体" w:hAnsi="Times" w:cs="Times New Roman"/>
+          <w:rFonts w:ascii="Times" w:eastAsia="SimSun" w:hAnsi="Times" w:cs="Times New Roman"/>
+        </w:rPr>
+        <w:t>FROM nvidia/cuda:11.0.3-cudnn8-devel-ubuntu20.04</w:t>
+      </w:r>
+    </w:p>
+    <w:p>
+      <w:pPr>
+        <w:spacing w:before="100" w:beforeAutospacing="1" w:after="100" w:afterAutospacing="1" w:line="240" w:lineRule="auto"/>
+        <w:rPr>
+          <w:rFonts w:ascii="Times" w:eastAsia="SimSun" w:hAnsi="Times" w:cs="Times New Roman"/>
+        </w:rPr>
+      </w:pPr>
+      <w:r>
+        <w:rPr>
+          <w:rFonts w:ascii="Times" w:eastAsia="SimSun" w:hAnsi="Times" w:cs="Times New Roman"/>
         </w:rPr>
         <w:t>然后去</w:t>
       </w:r>
-      <w:proofErr w:type="spellStart"/>
-      <w:r>
-        <w:rPr>
-          <w:rFonts w:ascii="Times" w:eastAsia="宋体" w:hAnsi="Times" w:cs="Times New Roman"/>
+      <w:r>
+        <w:rPr>
+          <w:rFonts w:ascii="Times" w:eastAsia="SimSun" w:hAnsi="Times" w:cs="Times New Roman"/>
         </w:rPr>
         <w:t>wsl</w:t>
       </w:r>
-      <w:proofErr w:type="spellEnd"/>
-      <w:r>
-        <w:rPr>
-          <w:rFonts w:ascii="Times" w:eastAsia="宋体" w:hAnsi="Times" w:cs="Times New Roman"/>
+      <w:r>
+        <w:rPr>
+          <w:rFonts w:ascii="Times" w:eastAsia="SimSun" w:hAnsi="Times" w:cs="Times New Roman"/>
         </w:rPr>
         <w:t>里，</w:t>
       </w:r>
       <w:r>
         <w:rPr>
-          <w:rFonts w:ascii="Times" w:eastAsia="宋体" w:hAnsi="Times" w:cs="Times New Roman"/>
+          <w:rFonts w:ascii="Times" w:eastAsia="SimSun" w:hAnsi="Times" w:cs="Times New Roman"/>
           <w:b/>
           <w:bCs/>
         </w:rPr>
         <w:t>输入</w:t>
       </w:r>
-      <w:proofErr w:type="spellStart"/>
-      <w:r>
-        <w:rPr>
-          <w:rFonts w:ascii="Times" w:eastAsia="宋体" w:hAnsi="Times" w:cs="Times New Roman"/>
-          <w:b/>
-          <w:bCs/>
-        </w:rPr>
-        <w:t>sudo</w:t>
-      </w:r>
-      <w:proofErr w:type="spellEnd"/>
-      <w:r>
-        <w:rPr>
-          <w:rFonts w:ascii="Times" w:eastAsia="宋体" w:hAnsi="Times" w:cs="Times New Roman"/>
-          <w:b/>
-          <w:bCs/>
-        </w:rPr>
-        <w:t xml:space="preserve"> docker pull </w:t>
-      </w:r>
-      <w:proofErr w:type="spellStart"/>
-      <w:r>
-        <w:rPr>
-          <w:rFonts w:ascii="Times" w:eastAsia="宋体" w:hAnsi="Times" w:cs="Times New Roman"/>
-        </w:rPr>
-        <w:t>nvidia</w:t>
-      </w:r>
-      <w:proofErr w:type="spellEnd"/>
-      <w:r>
-        <w:rPr>
-          <w:rFonts w:ascii="Times" w:eastAsia="宋体" w:hAnsi="Times" w:cs="Times New Roman"/>
-        </w:rPr>
-        <w:t>/cuda:11.0.3-cudnn8-devel-ubuntu20.04</w:t>
-      </w:r>
-    </w:p>
-    <w:p>
-      <w:pPr>
-        <w:spacing w:before="100" w:beforeAutospacing="1" w:after="100" w:afterAutospacing="1" w:line="240" w:lineRule="auto"/>
-        <w:rPr>
-          <w:rFonts w:ascii="Times" w:eastAsia="宋体" w:hAnsi="Times" w:cs="Times New Roman"/>
-          <w:b/>
-          <w:bCs/>
-        </w:rPr>
-      </w:pPr>
-    </w:p>
-    <w:p>
-      <w:pPr>
-        <w:spacing w:before="100" w:beforeAutospacing="1" w:after="100" w:afterAutospacing="1" w:line="240" w:lineRule="auto"/>
-        <w:rPr>
-          <w:rFonts w:ascii="Times" w:eastAsia="宋体" w:hAnsi="Times" w:cs="宋体"/>
-          <w:b/>
-          <w:bCs/>
-        </w:rPr>
-      </w:pPr>
-      <w:r>
-        <w:rPr>
-          <w:rFonts w:ascii="Times" w:eastAsia="宋体" w:hAnsi="Times" w:cs="宋体"/>
+      <w:r>
+        <w:rPr>
+          <w:rFonts w:ascii="Times" w:eastAsia="SimSun" w:hAnsi="Times" w:cs="Times New Roman"/>
+          <w:b/>
+          <w:bCs/>
+        </w:rPr>
+        <w:t xml:space="preserve">sudo docker pull </w:t>
+      </w:r>
+      <w:r>
+        <w:rPr>
+          <w:rFonts w:ascii="Times" w:eastAsia="SimSun" w:hAnsi="Times" w:cs="Times New Roman"/>
+        </w:rPr>
+        <w:t>nvidia/cuda:11.0.3-cudnn8-devel-ubuntu20.04</w:t>
+      </w:r>
+    </w:p>
+    <w:p>
+      <w:pPr>
+        <w:spacing w:before="100" w:beforeAutospacing="1" w:after="100" w:afterAutospacing="1" w:line="240" w:lineRule="auto"/>
+        <w:rPr>
+          <w:rFonts w:ascii="Times" w:eastAsia="SimSun" w:hAnsi="Times" w:cs="Times New Roman"/>
+          <w:b/>
+          <w:bCs/>
+        </w:rPr>
+      </w:pPr>
+    </w:p>
+    <w:p>
+      <w:pPr>
+        <w:spacing w:before="100" w:beforeAutospacing="1" w:after="100" w:afterAutospacing="1" w:line="240" w:lineRule="auto"/>
+        <w:rPr>
+          <w:rFonts w:ascii="Times" w:eastAsia="SimSun" w:hAnsi="Times" w:cs="SimSun"/>
+          <w:b/>
+          <w:bCs/>
+        </w:rPr>
+      </w:pPr>
+      <w:r>
+        <w:rPr>
+          <w:rFonts w:ascii="Times" w:eastAsia="SimSun" w:hAnsi="Times" w:cs="SimSun"/>
           <w:b/>
           <w:bCs/>
         </w:rPr>
         <w:lastRenderedPageBreak/>
         <w:t>即</w:t>
       </w:r>
-      <w:proofErr w:type="spellStart"/>
-      <w:r>
-        <w:rPr>
-          <w:rFonts w:ascii="Times" w:eastAsia="宋体" w:hAnsi="Times" w:cs="宋体"/>
-          <w:b/>
-          <w:bCs/>
-        </w:rPr>
-        <w:t>sudo</w:t>
-      </w:r>
-      <w:proofErr w:type="spellEnd"/>
-      <w:r>
-        <w:rPr>
-          <w:rFonts w:ascii="Times" w:eastAsia="宋体" w:hAnsi="Times" w:cs="宋体"/>
-          <w:b/>
-          <w:bCs/>
-        </w:rPr>
-        <w:t xml:space="preserve"> docker pull </w:t>
-      </w:r>
-      <w:r>
-        <w:rPr>
-          <w:rFonts w:ascii="Times" w:eastAsia="宋体" w:hAnsi="Times" w:cs="宋体"/>
+      <w:r>
+        <w:rPr>
+          <w:rFonts w:ascii="Times" w:eastAsia="SimSun" w:hAnsi="Times" w:cs="SimSun"/>
+          <w:b/>
+          <w:bCs/>
+        </w:rPr>
+        <w:t xml:space="preserve">sudo docker pull </w:t>
+      </w:r>
+      <w:r>
+        <w:rPr>
+          <w:rFonts w:ascii="Times" w:eastAsia="SimSun" w:hAnsi="Times" w:cs="SimSun"/>
           <w:b/>
           <w:bCs/>
         </w:rPr>
@@ -2730,7 +2565,7 @@
       </w:r>
       <w:r>
         <w:rPr>
-          <w:rFonts w:ascii="Times" w:eastAsia="宋体" w:hAnsi="Times" w:cs="宋体"/>
+          <w:rFonts w:ascii="Times" w:eastAsia="SimSun" w:hAnsi="Times" w:cs="SimSun"/>
           <w:b/>
           <w:bCs/>
         </w:rPr>
@@ -2738,7 +2573,7 @@
       </w:r>
       <w:r>
         <w:rPr>
-          <w:rFonts w:ascii="Times" w:eastAsia="宋体" w:hAnsi="Times" w:cs="宋体"/>
+          <w:rFonts w:ascii="Times" w:eastAsia="SimSun" w:hAnsi="Times" w:cs="SimSun"/>
           <w:b/>
           <w:bCs/>
         </w:rPr>
@@ -2746,7 +2581,7 @@
       </w:r>
       <w:r>
         <w:rPr>
-          <w:rFonts w:ascii="Times" w:eastAsia="宋体" w:hAnsi="Times" w:cs="宋体" w:hint="eastAsia"/>
+          <w:rFonts w:ascii="Times" w:eastAsia="SimSun" w:hAnsi="Times" w:cs="SimSun" w:hint="eastAsia"/>
           <w:b/>
           <w:bCs/>
         </w:rPr>
@@ -2757,14 +2592,14 @@
       <w:pPr>
         <w:spacing w:before="100" w:beforeAutospacing="1" w:after="100" w:afterAutospacing="1" w:line="240" w:lineRule="auto"/>
         <w:rPr>
-          <w:rFonts w:ascii="Times" w:eastAsia="宋体" w:hAnsi="Times" w:cs="宋体"/>
-          <w:b/>
-          <w:bCs/>
-        </w:rPr>
-      </w:pPr>
-      <w:r>
-        <w:rPr>
-          <w:rFonts w:ascii="Times" w:eastAsia="宋体" w:hAnsi="Times" w:cs="宋体" w:hint="eastAsia"/>
+          <w:rFonts w:ascii="Times" w:eastAsia="SimSun" w:hAnsi="Times" w:cs="SimSun"/>
+          <w:b/>
+          <w:bCs/>
+        </w:rPr>
+      </w:pPr>
+      <w:r>
+        <w:rPr>
+          <w:rFonts w:ascii="Times" w:eastAsia="SimSun" w:hAnsi="Times" w:cs="SimSun" w:hint="eastAsia"/>
           <w:b/>
           <w:bCs/>
         </w:rPr>
@@ -2772,7 +2607,7 @@
       </w:r>
       <w:r>
         <w:rPr>
-          <w:rFonts w:ascii="Times" w:eastAsia="宋体" w:hAnsi="Times" w:cs="宋体" w:hint="eastAsia"/>
+          <w:rFonts w:ascii="Times" w:eastAsia="SimSun" w:hAnsi="Times" w:cs="SimSun" w:hint="eastAsia"/>
           <w:b/>
           <w:bCs/>
         </w:rPr>
@@ -2780,7 +2615,7 @@
       </w:r>
       <w:r>
         <w:rPr>
-          <w:rFonts w:ascii="Times" w:eastAsia="宋体" w:hAnsi="Times" w:cs="宋体" w:hint="eastAsia"/>
+          <w:rFonts w:ascii="Times" w:eastAsia="SimSun" w:hAnsi="Times" w:cs="SimSun" w:hint="eastAsia"/>
           <w:b/>
           <w:bCs/>
         </w:rPr>
@@ -2788,7 +2623,7 @@
       </w:r>
       <w:r>
         <w:rPr>
-          <w:rFonts w:ascii="Times" w:eastAsia="宋体" w:hAnsi="Times" w:cs="宋体" w:hint="eastAsia"/>
+          <w:rFonts w:ascii="Times" w:eastAsia="SimSun" w:hAnsi="Times" w:cs="SimSun" w:hint="eastAsia"/>
           <w:b/>
           <w:bCs/>
         </w:rPr>
@@ -2796,7 +2631,7 @@
       </w:r>
       <w:r>
         <w:rPr>
-          <w:rFonts w:ascii="Times" w:eastAsia="宋体" w:hAnsi="Times" w:cs="宋体" w:hint="eastAsia"/>
+          <w:rFonts w:ascii="Times" w:eastAsia="SimSun" w:hAnsi="Times" w:cs="SimSun" w:hint="eastAsia"/>
           <w:b/>
           <w:bCs/>
         </w:rPr>
@@ -2807,40 +2642,40 @@
       <w:pPr>
         <w:spacing w:before="100" w:beforeAutospacing="1" w:after="100" w:afterAutospacing="1" w:line="240" w:lineRule="auto"/>
         <w:rPr>
-          <w:rFonts w:ascii="Times" w:eastAsia="宋体" w:hAnsi="Times" w:cs="宋体"/>
-        </w:rPr>
-      </w:pPr>
-    </w:p>
-    <w:p>
-      <w:pPr>
-        <w:spacing w:before="100" w:beforeAutospacing="1" w:after="100" w:afterAutospacing="1" w:line="240" w:lineRule="auto"/>
-        <w:rPr>
-          <w:rFonts w:ascii="Times" w:eastAsia="宋体" w:hAnsi="Times" w:cs="宋体"/>
-          <w:b/>
-          <w:bCs/>
-        </w:rPr>
-      </w:pPr>
-      <w:r>
-        <w:rPr>
-          <w:rFonts w:ascii="Times" w:eastAsia="宋体" w:hAnsi="Times" w:cs="宋体" w:hint="eastAsia"/>
+          <w:rFonts w:ascii="Times" w:eastAsia="SimSun" w:hAnsi="Times" w:cs="SimSun"/>
+        </w:rPr>
+      </w:pPr>
+    </w:p>
+    <w:p>
+      <w:pPr>
+        <w:spacing w:before="100" w:beforeAutospacing="1" w:after="100" w:afterAutospacing="1" w:line="240" w:lineRule="auto"/>
+        <w:rPr>
+          <w:rFonts w:ascii="Times" w:eastAsia="SimSun" w:hAnsi="Times" w:cs="SimSun"/>
+          <w:b/>
+          <w:bCs/>
+        </w:rPr>
+      </w:pPr>
+      <w:r>
+        <w:rPr>
+          <w:rFonts w:ascii="Times" w:eastAsia="SimSun" w:hAnsi="Times" w:cs="SimSun" w:hint="eastAsia"/>
         </w:rPr>
         <w:t xml:space="preserve">(2) </w:t>
       </w:r>
       <w:r>
         <w:rPr>
-          <w:rFonts w:ascii="Times" w:eastAsia="宋体" w:hAnsi="Times" w:cs="宋体" w:hint="eastAsia"/>
+          <w:rFonts w:ascii="Times" w:eastAsia="SimSun" w:hAnsi="Times" w:cs="SimSun" w:hint="eastAsia"/>
         </w:rPr>
         <w:t>接下来，再在</w:t>
       </w:r>
       <w:r>
         <w:rPr>
-          <w:rFonts w:ascii="Times" w:eastAsia="宋体" w:hAnsi="Times" w:cs="宋体" w:hint="eastAsia"/>
+          <w:rFonts w:ascii="Times" w:eastAsia="SimSun" w:hAnsi="Times" w:cs="SimSun" w:hint="eastAsia"/>
         </w:rPr>
         <w:t>terminal</w:t>
       </w:r>
       <w:r>
         <w:rPr>
-          <w:rFonts w:ascii="Times" w:eastAsia="宋体" w:hAnsi="Times" w:cs="宋体"/>
+          <w:rFonts w:ascii="Times" w:eastAsia="SimSun" w:hAnsi="Times" w:cs="SimSun"/>
         </w:rPr>
         <w:t>输入</w:t>
       </w:r>
@@ -2854,7 +2689,7 @@
       </w:r>
       <w:r>
         <w:rPr>
-          <w:rFonts w:ascii="Times" w:eastAsia="宋体" w:hAnsi="Times" w:cs="宋体"/>
+          <w:rFonts w:ascii="Times" w:eastAsia="SimSun" w:hAnsi="Times" w:cs="SimSun"/>
           <w:b/>
           <w:bCs/>
         </w:rPr>
@@ -2862,7 +2697,7 @@
       </w:r>
       <w:r>
         <w:rPr>
-          <w:rFonts w:ascii="Times" w:eastAsia="宋体" w:hAnsi="Times" w:cs="宋体"/>
+          <w:rFonts w:ascii="Times" w:eastAsia="SimSun" w:hAnsi="Times" w:cs="SimSun"/>
           <w:b/>
           <w:bCs/>
         </w:rPr>
@@ -2870,7 +2705,7 @@
       </w:r>
       <w:r>
         <w:rPr>
-          <w:rFonts w:ascii="Times" w:eastAsia="宋体" w:hAnsi="Times" w:cs="宋体"/>
+          <w:rFonts w:ascii="Times" w:eastAsia="SimSun" w:hAnsi="Times" w:cs="SimSun"/>
           <w:b/>
           <w:bCs/>
         </w:rPr>
@@ -2878,7 +2713,7 @@
       </w:r>
       <w:r>
         <w:rPr>
-          <w:rFonts w:ascii="Times" w:eastAsia="宋体" w:hAnsi="Times" w:cs="宋体"/>
+          <w:rFonts w:ascii="Times" w:eastAsia="SimSun" w:hAnsi="Times" w:cs="SimSun"/>
           <w:b/>
           <w:bCs/>
         </w:rPr>
@@ -2886,7 +2721,7 @@
       </w:r>
       <w:r>
         <w:rPr>
-          <w:rFonts w:ascii="Times" w:eastAsia="宋体" w:hAnsi="Times" w:cs="宋体"/>
+          <w:rFonts w:ascii="Times" w:eastAsia="SimSun" w:hAnsi="Times" w:cs="SimSun"/>
           <w:b/>
           <w:bCs/>
         </w:rPr>
@@ -2894,7 +2729,7 @@
       </w:r>
       <w:r>
         <w:rPr>
-          <w:rFonts w:ascii="Times" w:eastAsia="宋体" w:hAnsi="Times" w:cs="宋体"/>
+          <w:rFonts w:ascii="Times" w:eastAsia="SimSun" w:hAnsi="Times" w:cs="SimSun"/>
           <w:b/>
           <w:bCs/>
         </w:rPr>
@@ -2902,7 +2737,7 @@
       </w:r>
       <w:r>
         <w:rPr>
-          <w:rFonts w:ascii="Times" w:eastAsia="宋体" w:hAnsi="Times" w:cs="宋体"/>
+          <w:rFonts w:ascii="Times" w:eastAsia="SimSun" w:hAnsi="Times" w:cs="SimSun"/>
           <w:b/>
           <w:bCs/>
         </w:rPr>
@@ -2910,7 +2745,7 @@
       </w:r>
       <w:r>
         <w:rPr>
-          <w:rFonts w:ascii="Times" w:eastAsia="宋体" w:hAnsi="Times" w:cs="宋体"/>
+          <w:rFonts w:ascii="Times" w:eastAsia="SimSun" w:hAnsi="Times" w:cs="SimSun"/>
           <w:b/>
           <w:bCs/>
         </w:rPr>
@@ -2918,7 +2753,7 @@
       </w:r>
       <w:r>
         <w:rPr>
-          <w:rFonts w:ascii="Times" w:eastAsia="宋体" w:hAnsi="Times" w:cs="宋体"/>
+          <w:rFonts w:ascii="Times" w:eastAsia="SimSun" w:hAnsi="Times" w:cs="SimSun"/>
           <w:b/>
           <w:bCs/>
         </w:rPr>
@@ -2929,20 +2764,20 @@
       <w:pPr>
         <w:spacing w:before="100" w:beforeAutospacing="1" w:after="100" w:afterAutospacing="1" w:line="240" w:lineRule="auto"/>
         <w:rPr>
-          <w:rFonts w:ascii="Times" w:eastAsia="宋体" w:hAnsi="Times" w:cs="宋体"/>
-          <w:b/>
-          <w:bCs/>
-        </w:rPr>
-      </w:pPr>
-      <w:r>
-        <w:rPr>
-          <w:rFonts w:ascii="Times" w:eastAsia="宋体" w:hAnsi="Times" w:cs="宋体" w:hint="eastAsia"/>
+          <w:rFonts w:ascii="Times" w:eastAsia="SimSun" w:hAnsi="Times" w:cs="SimSun"/>
+          <w:b/>
+          <w:bCs/>
+        </w:rPr>
+      </w:pPr>
+      <w:r>
+        <w:rPr>
+          <w:rFonts w:ascii="Times" w:eastAsia="SimSun" w:hAnsi="Times" w:cs="SimSun" w:hint="eastAsia"/>
         </w:rPr>
         <w:t>其中</w:t>
       </w:r>
       <w:r>
         <w:rPr>
-          <w:rFonts w:ascii="Times" w:eastAsia="宋体" w:hAnsi="Times" w:cs="宋体" w:hint="eastAsia"/>
+          <w:rFonts w:ascii="Times" w:eastAsia="SimSun" w:hAnsi="Times" w:cs="SimSun" w:hint="eastAsia"/>
           <w:b/>
           <w:bCs/>
         </w:rPr>
@@ -2950,7 +2785,7 @@
       </w:r>
       <w:r>
         <w:rPr>
-          <w:rFonts w:ascii="Times" w:eastAsia="宋体" w:hAnsi="Times" w:cs="宋体"/>
+          <w:rFonts w:ascii="Times" w:eastAsia="SimSun" w:hAnsi="Times" w:cs="SimSun"/>
           <w:b/>
           <w:bCs/>
         </w:rPr>
@@ -2958,7 +2793,7 @@
       </w:r>
       <w:r>
         <w:rPr>
-          <w:rFonts w:ascii="Times" w:eastAsia="宋体" w:hAnsi="Times" w:cs="宋体" w:hint="eastAsia"/>
+          <w:rFonts w:ascii="Times" w:eastAsia="SimSun" w:hAnsi="Times" w:cs="SimSun" w:hint="eastAsia"/>
           <w:b/>
           <w:bCs/>
         </w:rPr>
@@ -2966,7 +2801,7 @@
       </w:r>
       <w:r>
         <w:rPr>
-          <w:rFonts w:ascii="Times" w:eastAsia="宋体" w:hAnsi="Times" w:cs="宋体" w:hint="eastAsia"/>
+          <w:rFonts w:ascii="Times" w:eastAsia="SimSun" w:hAnsi="Times" w:cs="SimSun" w:hint="eastAsia"/>
           <w:b/>
           <w:bCs/>
         </w:rPr>
@@ -2974,7 +2809,7 @@
       </w:r>
       <w:r>
         <w:rPr>
-          <w:rFonts w:ascii="Times" w:eastAsia="宋体" w:hAnsi="Times" w:cs="宋体" w:hint="eastAsia"/>
+          <w:rFonts w:ascii="Times" w:eastAsia="SimSun" w:hAnsi="Times" w:cs="SimSun" w:hint="eastAsia"/>
           <w:b/>
           <w:bCs/>
         </w:rPr>
@@ -2985,86 +2820,78 @@
       <w:pPr>
         <w:spacing w:before="100" w:beforeAutospacing="1" w:after="100" w:afterAutospacing="1" w:line="240" w:lineRule="auto"/>
         <w:rPr>
-          <w:rFonts w:ascii="Times" w:eastAsia="宋体" w:hAnsi="Times" w:cs="宋体"/>
-        </w:rPr>
-      </w:pPr>
-      <w:r>
-        <w:rPr>
-          <w:rFonts w:ascii="Times" w:eastAsia="宋体" w:hAnsi="Times" w:cs="宋体"/>
+          <w:rFonts w:ascii="Times" w:eastAsia="SimSun" w:hAnsi="Times" w:cs="SimSun"/>
+        </w:rPr>
+      </w:pPr>
+      <w:r>
+        <w:rPr>
+          <w:rFonts w:ascii="Times" w:eastAsia="SimSun" w:hAnsi="Times" w:cs="SimSun"/>
         </w:rPr>
         <w:t>等运行结束，</w:t>
       </w:r>
       <w:r>
         <w:rPr>
-          <w:rFonts w:ascii="Times" w:eastAsia="宋体" w:hAnsi="Times" w:cs="宋体" w:hint="eastAsia"/>
+          <w:rFonts w:ascii="Times" w:eastAsia="SimSun" w:hAnsi="Times" w:cs="SimSun" w:hint="eastAsia"/>
         </w:rPr>
         <w:t>在</w:t>
       </w:r>
       <w:r>
         <w:rPr>
-          <w:rFonts w:ascii="Times" w:eastAsia="宋体" w:hAnsi="Times" w:cs="宋体" w:hint="eastAsia"/>
+          <w:rFonts w:ascii="Times" w:eastAsia="SimSun" w:hAnsi="Times" w:cs="SimSun" w:hint="eastAsia"/>
         </w:rPr>
         <w:t>terminal</w:t>
       </w:r>
       <w:r>
         <w:rPr>
-          <w:rFonts w:ascii="Times" w:eastAsia="宋体" w:hAnsi="Times" w:cs="宋体"/>
+          <w:rFonts w:ascii="Times" w:eastAsia="SimSun" w:hAnsi="Times" w:cs="SimSun"/>
         </w:rPr>
         <w:t>输入</w:t>
       </w:r>
-      <w:proofErr w:type="spellStart"/>
-      <w:r>
-        <w:rPr>
-          <w:rFonts w:ascii="Times" w:eastAsia="宋体" w:hAnsi="Times" w:cs="宋体"/>
-        </w:rPr>
-        <w:t>sudo</w:t>
-      </w:r>
-      <w:proofErr w:type="spellEnd"/>
-      <w:r>
-        <w:rPr>
-          <w:rFonts w:ascii="Times" w:eastAsia="宋体" w:hAnsi="Times" w:cs="宋体"/>
-        </w:rPr>
-        <w:t xml:space="preserve"> docker image ls,</w:t>
-      </w:r>
-      <w:r>
-        <w:rPr>
-          <w:rFonts w:ascii="Times" w:eastAsia="宋体" w:hAnsi="Times" w:cs="宋体"/>
+      <w:r>
+        <w:rPr>
+          <w:rFonts w:ascii="Times" w:eastAsia="SimSun" w:hAnsi="Times" w:cs="SimSun"/>
+        </w:rPr>
+        <w:t>sudo docker image ls,</w:t>
+      </w:r>
+      <w:r>
+        <w:rPr>
+          <w:rFonts w:ascii="Times" w:eastAsia="SimSun" w:hAnsi="Times" w:cs="SimSun"/>
         </w:rPr>
         <w:t>看到有一个</w:t>
       </w:r>
       <w:r>
         <w:rPr>
-          <w:rFonts w:ascii="Times" w:eastAsia="宋体" w:hAnsi="Times" w:cs="宋体"/>
+          <w:rFonts w:ascii="Times" w:eastAsia="SimSun" w:hAnsi="Times" w:cs="SimSun"/>
         </w:rPr>
         <w:t>image</w:t>
       </w:r>
       <w:r>
         <w:rPr>
-          <w:rFonts w:ascii="Times" w:eastAsia="宋体" w:hAnsi="Times" w:cs="宋体"/>
+          <w:rFonts w:ascii="Times" w:eastAsia="SimSun" w:hAnsi="Times" w:cs="SimSun"/>
         </w:rPr>
         <w:t>的名字是</w:t>
       </w:r>
       <w:r>
         <w:rPr>
-          <w:rFonts w:ascii="Times" w:eastAsia="宋体" w:hAnsi="Times" w:cs="宋体"/>
+          <w:rFonts w:ascii="Times" w:eastAsia="SimSun" w:hAnsi="Times" w:cs="SimSun"/>
         </w:rPr>
         <w:t>pytorch:3.0</w:t>
       </w:r>
       <w:r>
         <w:rPr>
-          <w:rFonts w:ascii="Times" w:eastAsia="宋体" w:hAnsi="Times" w:cs="宋体"/>
+          <w:rFonts w:ascii="Times" w:eastAsia="SimSun" w:hAnsi="Times" w:cs="SimSun"/>
         </w:rPr>
         <w:t>即表示</w:t>
       </w:r>
       <w:r>
         <w:rPr>
-          <w:rFonts w:ascii="Times" w:eastAsia="宋体" w:hAnsi="Times" w:cs="宋体"/>
+          <w:rFonts w:ascii="Times" w:eastAsia="SimSun" w:hAnsi="Times" w:cs="SimSun"/>
         </w:rPr>
         <w:t>docker image</w:t>
       </w:r>
       <w:r>
         <w:rPr>
-          <w:rFonts w:ascii="Times" w:eastAsia="宋体" w:hAnsi="Times" w:cs="宋体"/>
+          <w:rFonts w:ascii="Times" w:eastAsia="SimSun" w:hAnsi="Times" w:cs="SimSun"/>
         </w:rPr>
         <w:t>安装成功</w:t>
       </w:r>
@@ -3073,12 +2900,12 @@
       <w:pPr>
         <w:spacing w:before="100" w:beforeAutospacing="1" w:after="100" w:afterAutospacing="1" w:line="240" w:lineRule="auto"/>
         <w:rPr>
-          <w:rFonts w:ascii="Times" w:eastAsia="宋体" w:hAnsi="Times" w:cs="宋体"/>
-        </w:rPr>
-      </w:pPr>
-      <w:r>
-        <w:rPr>
-          <w:rFonts w:ascii="Times" w:eastAsia="宋体" w:hAnsi="Times" w:cs="宋体"/>
+          <w:rFonts w:ascii="Times" w:eastAsia="SimSun" w:hAnsi="Times" w:cs="SimSun"/>
+        </w:rPr>
+      </w:pPr>
+      <w:r>
+        <w:rPr>
+          <w:rFonts w:ascii="Times" w:eastAsia="SimSun" w:hAnsi="Times" w:cs="SimSun"/>
           <w:noProof/>
         </w:rPr>
         <w:drawing>
@@ -3097,7 +2924,7 @@
                     <pic:cNvPicPr/>
                   </pic:nvPicPr>
                   <pic:blipFill>
-                    <a:blip r:embed="rId10">
+                    <a:blip r:embed="rId11">
                       <a:extLst>
                         <a:ext uri="{28A0092B-C50C-407E-A947-70E740481C1C}">
                           <a14:useLocalDpi xmlns:a14="http://schemas.microsoft.com/office/drawing/2010/main" val="0"/>
@@ -3128,14 +2955,14 @@
       <w:pPr>
         <w:spacing w:before="100" w:beforeAutospacing="1" w:after="100" w:afterAutospacing="1" w:line="240" w:lineRule="auto"/>
         <w:rPr>
-          <w:rFonts w:ascii="Times" w:eastAsia="宋体" w:hAnsi="Times" w:cs="宋体"/>
-          <w:b/>
-          <w:bCs/>
-        </w:rPr>
-      </w:pPr>
-      <w:r>
-        <w:rPr>
-          <w:rFonts w:ascii="Times" w:eastAsia="宋体" w:hAnsi="Times" w:cs="宋体" w:hint="eastAsia"/>
+          <w:rFonts w:ascii="Times" w:eastAsia="SimSun" w:hAnsi="Times" w:cs="SimSun"/>
+          <w:b/>
+          <w:bCs/>
+        </w:rPr>
+      </w:pPr>
+      <w:r>
+        <w:rPr>
+          <w:rFonts w:ascii="Times" w:eastAsia="SimSun" w:hAnsi="Times" w:cs="SimSun" w:hint="eastAsia"/>
           <w:b/>
           <w:bCs/>
         </w:rPr>
@@ -3146,7 +2973,7 @@
       <w:pPr>
         <w:spacing w:before="100" w:beforeAutospacing="1" w:after="100" w:afterAutospacing="1" w:line="240" w:lineRule="auto"/>
         <w:rPr>
-          <w:rFonts w:ascii="Times" w:eastAsia="宋体" w:hAnsi="Times" w:cs="宋体"/>
+          <w:rFonts w:ascii="Times" w:eastAsia="SimSun" w:hAnsi="Times" w:cs="SimSun"/>
         </w:rPr>
       </w:pPr>
     </w:p>
@@ -3177,7 +3004,7 @@
       </w:r>
       <w:r>
         <w:rPr>
-          <w:rFonts w:ascii="Times" w:eastAsia="宋体" w:hAnsi="Times" w:cs="宋体"/>
+          <w:rFonts w:ascii="Times" w:eastAsia="SimSun" w:hAnsi="Times" w:cs="SimSun"/>
           <w:b/>
           <w:bCs/>
         </w:rPr>
@@ -3185,7 +3012,7 @@
       </w:r>
       <w:r>
         <w:rPr>
-          <w:rFonts w:ascii="Times" w:eastAsia="宋体" w:hAnsi="Times" w:cs="宋体"/>
+          <w:rFonts w:ascii="Times" w:eastAsia="SimSun" w:hAnsi="Times" w:cs="SimSun"/>
           <w:b/>
           <w:bCs/>
         </w:rPr>
@@ -3201,27 +3028,25 @@
       </w:pPr>
       <w:r>
         <w:rPr>
-          <w:rFonts w:ascii="Times" w:eastAsia="宋体" w:hAnsi="Times" w:cs="Times New Roman"/>
+          <w:rFonts w:ascii="Times" w:eastAsia="SimSun" w:hAnsi="Times" w:cs="Times New Roman"/>
         </w:rPr>
         <w:t>在</w:t>
       </w:r>
-      <w:proofErr w:type="spellStart"/>
-      <w:r>
-        <w:rPr>
-          <w:rFonts w:ascii="Times" w:eastAsia="宋体" w:hAnsi="Times" w:cs="Times New Roman"/>
+      <w:r>
+        <w:rPr>
+          <w:rFonts w:ascii="Times" w:eastAsia="SimSun" w:hAnsi="Times" w:cs="Times New Roman"/>
         </w:rPr>
         <w:t>wsl</w:t>
       </w:r>
-      <w:proofErr w:type="spellEnd"/>
-      <w:r>
-        <w:rPr>
-          <w:rFonts w:ascii="Times" w:eastAsia="宋体" w:hAnsi="Times" w:cs="Times New Roman"/>
+      <w:r>
+        <w:rPr>
+          <w:rFonts w:ascii="Times" w:eastAsia="SimSun" w:hAnsi="Times" w:cs="Times New Roman"/>
         </w:rPr>
         <w:t>里</w:t>
       </w:r>
       <w:r>
         <w:rPr>
-          <w:rFonts w:ascii="Times" w:eastAsia="宋体" w:hAnsi="Times" w:cs="Times New Roman"/>
+          <w:rFonts w:ascii="Times" w:eastAsia="SimSun" w:hAnsi="Times" w:cs="Times New Roman"/>
         </w:rPr>
         <w:t>运行：</w:t>
       </w:r>
@@ -3244,12 +3069,12 @@
       <w:pPr>
         <w:spacing w:before="100" w:beforeAutospacing="1" w:after="100" w:afterAutospacing="1" w:line="240" w:lineRule="auto"/>
         <w:rPr>
-          <w:rFonts w:ascii="Times" w:eastAsia="宋体" w:hAnsi="Times" w:cs="宋体"/>
-        </w:rPr>
-      </w:pPr>
-      <w:r>
-        <w:rPr>
-          <w:rFonts w:ascii="Times" w:eastAsia="宋体" w:hAnsi="Times" w:cs="宋体"/>
+          <w:rFonts w:ascii="Times" w:eastAsia="SimSun" w:hAnsi="Times" w:cs="SimSun"/>
+        </w:rPr>
+      </w:pPr>
+      <w:r>
+        <w:rPr>
+          <w:rFonts w:ascii="Times" w:eastAsia="SimSun" w:hAnsi="Times" w:cs="SimSun"/>
         </w:rPr>
         <w:t>出现以下结果则表示安装成功</w:t>
       </w:r>
@@ -3258,14 +3083,14 @@
       <w:pPr>
         <w:spacing w:before="100" w:beforeAutospacing="1" w:after="100" w:afterAutospacing="1" w:line="240" w:lineRule="auto"/>
         <w:rPr>
-          <w:rFonts w:ascii="Times" w:eastAsia="宋体" w:hAnsi="Times" w:cs="宋体"/>
-          <w:b/>
-          <w:bCs/>
-        </w:rPr>
-      </w:pPr>
-      <w:r>
-        <w:rPr>
-          <w:rFonts w:ascii="Times" w:eastAsia="宋体" w:hAnsi="Times" w:cs="宋体" w:hint="eastAsia"/>
+          <w:rFonts w:ascii="Times" w:eastAsia="SimSun" w:hAnsi="Times" w:cs="SimSun"/>
+          <w:b/>
+          <w:bCs/>
+        </w:rPr>
+      </w:pPr>
+      <w:r>
+        <w:rPr>
+          <w:rFonts w:ascii="Times" w:eastAsia="SimSun" w:hAnsi="Times" w:cs="SimSun" w:hint="eastAsia"/>
           <w:b/>
           <w:bCs/>
         </w:rPr>
@@ -3273,7 +3098,7 @@
       </w:r>
       <w:r>
         <w:rPr>
-          <w:rFonts w:ascii="Times" w:eastAsia="宋体" w:hAnsi="Times" w:cs="宋体" w:hint="eastAsia"/>
+          <w:rFonts w:ascii="Times" w:eastAsia="SimSun" w:hAnsi="Times" w:cs="SimSun" w:hint="eastAsia"/>
           <w:b/>
           <w:bCs/>
         </w:rPr>
@@ -3281,7 +3106,7 @@
       </w:r>
       <w:r>
         <w:rPr>
-          <w:rFonts w:ascii="Times" w:eastAsia="宋体" w:hAnsi="Times" w:cs="宋体" w:hint="eastAsia"/>
+          <w:rFonts w:ascii="Times" w:eastAsia="SimSun" w:hAnsi="Times" w:cs="SimSun" w:hint="eastAsia"/>
           <w:b/>
           <w:bCs/>
         </w:rPr>
@@ -3316,7 +3141,7 @@
                     <pic:cNvPicPr/>
                   </pic:nvPicPr>
                   <pic:blipFill>
-                    <a:blip r:embed="rId11">
+                    <a:blip r:embed="rId12">
                       <a:extLst>
                         <a:ext uri="{28A0092B-C50C-407E-A947-70E740481C1C}">
                           <a14:useLocalDpi xmlns:a14="http://schemas.microsoft.com/office/drawing/2010/main" val="0"/>
@@ -3347,36 +3172,36 @@
       <w:pPr>
         <w:spacing w:before="100" w:beforeAutospacing="1" w:after="100" w:afterAutospacing="1" w:line="240" w:lineRule="auto"/>
         <w:rPr>
-          <w:rFonts w:ascii="Times" w:eastAsia="宋体" w:hAnsi="Times" w:cs="宋体"/>
-        </w:rPr>
-      </w:pPr>
-      <w:r>
-        <w:rPr>
-          <w:rFonts w:ascii="Times" w:eastAsia="宋体" w:hAnsi="Times" w:cs="宋体"/>
+          <w:rFonts w:ascii="Times" w:eastAsia="SimSun" w:hAnsi="Times" w:cs="SimSun"/>
+        </w:rPr>
+      </w:pPr>
+      <w:r>
+        <w:rPr>
+          <w:rFonts w:ascii="Times" w:eastAsia="SimSun" w:hAnsi="Times" w:cs="SimSun"/>
         </w:rPr>
         <w:t>可以用</w:t>
       </w:r>
       <w:r>
         <w:rPr>
-          <w:rFonts w:ascii="Times" w:eastAsia="宋体" w:hAnsi="Times" w:cs="宋体"/>
+          <w:rFonts w:ascii="Times" w:eastAsia="SimSun" w:hAnsi="Times" w:cs="SimSun"/>
         </w:rPr>
         <w:t>docker container ls</w:t>
       </w:r>
       <w:r>
         <w:rPr>
-          <w:rFonts w:ascii="Times" w:eastAsia="宋体" w:hAnsi="Times" w:cs="宋体"/>
+          <w:rFonts w:ascii="Times" w:eastAsia="SimSun" w:hAnsi="Times" w:cs="SimSun"/>
         </w:rPr>
         <w:t>来确认你已经创建好了</w:t>
       </w:r>
       <w:r>
         <w:rPr>
-          <w:rFonts w:ascii="Times" w:eastAsia="宋体" w:hAnsi="Times" w:cs="宋体"/>
+          <w:rFonts w:ascii="Times" w:eastAsia="SimSun" w:hAnsi="Times" w:cs="SimSun"/>
         </w:rPr>
         <w:t>docker container</w:t>
       </w:r>
       <w:r>
         <w:rPr>
-          <w:rFonts w:ascii="Times" w:eastAsia="宋体" w:hAnsi="Times" w:cs="宋体"/>
+          <w:rFonts w:ascii="Times" w:eastAsia="SimSun" w:hAnsi="Times" w:cs="SimSun"/>
         </w:rPr>
         <w:t>：</w:t>
       </w:r>
@@ -3385,12 +3210,12 @@
       <w:pPr>
         <w:spacing w:before="100" w:beforeAutospacing="1" w:after="100" w:afterAutospacing="1" w:line="240" w:lineRule="auto"/>
         <w:rPr>
-          <w:rFonts w:ascii="Times" w:eastAsia="宋体" w:hAnsi="Times" w:cs="宋体"/>
-        </w:rPr>
-      </w:pPr>
-      <w:r>
-        <w:rPr>
-          <w:rFonts w:ascii="Times" w:eastAsia="宋体" w:hAnsi="Times" w:cs="宋体"/>
+          <w:rFonts w:ascii="Times" w:eastAsia="SimSun" w:hAnsi="Times" w:cs="SimSun"/>
+        </w:rPr>
+      </w:pPr>
+      <w:r>
+        <w:rPr>
+          <w:rFonts w:ascii="Times" w:eastAsia="SimSun" w:hAnsi="Times" w:cs="SimSun"/>
           <w:noProof/>
         </w:rPr>
         <w:drawing>
@@ -3409,7 +3234,7 @@
                     <pic:cNvPicPr/>
                   </pic:nvPicPr>
                   <pic:blipFill>
-                    <a:blip r:embed="rId12">
+                    <a:blip r:embed="rId13">
                       <a:extLst>
                         <a:ext uri="{28A0092B-C50C-407E-A947-70E740481C1C}">
                           <a14:useLocalDpi xmlns:a14="http://schemas.microsoft.com/office/drawing/2010/main" val="0"/>
@@ -3440,12 +3265,12 @@
       <w:pPr>
         <w:spacing w:before="100" w:beforeAutospacing="1" w:after="100" w:afterAutospacing="1" w:line="240" w:lineRule="auto"/>
         <w:rPr>
-          <w:rFonts w:ascii="Times" w:eastAsia="宋体" w:hAnsi="Times" w:cs="宋体"/>
-        </w:rPr>
-      </w:pPr>
-      <w:r>
-        <w:rPr>
-          <w:rFonts w:ascii="Times" w:eastAsia="宋体" w:hAnsi="Times" w:cs="宋体"/>
+          <w:rFonts w:ascii="Times" w:eastAsia="SimSun" w:hAnsi="Times" w:cs="SimSun"/>
+        </w:rPr>
+      </w:pPr>
+      <w:r>
+        <w:rPr>
+          <w:rFonts w:ascii="Times" w:eastAsia="SimSun" w:hAnsi="Times" w:cs="SimSun"/>
           <w:b/>
           <w:bCs/>
         </w:rPr>
@@ -3453,7 +3278,7 @@
       </w:r>
       <w:r>
         <w:rPr>
-          <w:rFonts w:ascii="Times" w:eastAsia="宋体" w:hAnsi="Times" w:cs="宋体"/>
+          <w:rFonts w:ascii="Times" w:eastAsia="SimSun" w:hAnsi="Times" w:cs="SimSun"/>
           <w:b/>
           <w:bCs/>
         </w:rPr>
@@ -3461,7 +3286,7 @@
       </w:r>
       <w:r>
         <w:rPr>
-          <w:rFonts w:ascii="Times" w:eastAsia="宋体" w:hAnsi="Times" w:cs="宋体"/>
+          <w:rFonts w:ascii="Times" w:eastAsia="SimSun" w:hAnsi="Times" w:cs="SimSun"/>
           <w:b/>
           <w:bCs/>
         </w:rPr>
@@ -3469,7 +3294,7 @@
       </w:r>
       <w:r>
         <w:rPr>
-          <w:rFonts w:ascii="Times" w:eastAsia="宋体" w:hAnsi="Times" w:cs="宋体"/>
+          <w:rFonts w:ascii="Times" w:eastAsia="SimSun" w:hAnsi="Times" w:cs="SimSun"/>
           <w:b/>
           <w:bCs/>
         </w:rPr>
@@ -3477,7 +3302,7 @@
       </w:r>
       <w:r>
         <w:rPr>
-          <w:rFonts w:ascii="Times" w:eastAsia="宋体" w:hAnsi="Times" w:cs="宋体"/>
+          <w:rFonts w:ascii="Times" w:eastAsia="SimSun" w:hAnsi="Times" w:cs="SimSun"/>
           <w:b/>
           <w:bCs/>
         </w:rPr>
@@ -3485,7 +3310,7 @@
       </w:r>
       <w:r>
         <w:rPr>
-          <w:rFonts w:ascii="Times" w:eastAsia="宋体" w:hAnsi="Times" w:cs="宋体"/>
+          <w:rFonts w:ascii="Times" w:eastAsia="SimSun" w:hAnsi="Times" w:cs="SimSun"/>
           <w:b/>
           <w:bCs/>
         </w:rPr>
@@ -3493,25 +3318,23 @@
       </w:r>
       <w:r>
         <w:rPr>
-          <w:rFonts w:ascii="Times" w:eastAsia="宋体" w:hAnsi="Times" w:cs="宋体"/>
+          <w:rFonts w:ascii="Times" w:eastAsia="SimSun" w:hAnsi="Times" w:cs="SimSun"/>
           <w:b/>
           <w:bCs/>
         </w:rPr>
         <w:t>名字是</w:t>
       </w:r>
-      <w:proofErr w:type="spellStart"/>
-      <w:r>
-        <w:rPr>
-          <w:rFonts w:ascii="Times" w:eastAsia="宋体" w:hAnsi="Times" w:cs="宋体"/>
+      <w:r>
+        <w:rPr>
+          <w:rFonts w:ascii="Times" w:eastAsia="SimSun" w:hAnsi="Times" w:cs="SimSun"/>
           <w:b/>
           <w:bCs/>
         </w:rPr>
         <w:t>pytorch_container</w:t>
       </w:r>
-      <w:proofErr w:type="spellEnd"/>
-      <w:r>
-        <w:rPr>
-          <w:rFonts w:ascii="Times" w:eastAsia="宋体" w:hAnsi="Times" w:cs="宋体" w:hint="eastAsia"/>
+      <w:r>
+        <w:rPr>
+          <w:rFonts w:ascii="Times" w:eastAsia="SimSun" w:hAnsi="Times" w:cs="SimSun" w:hint="eastAsia"/>
           <w:b/>
           <w:bCs/>
         </w:rPr>
@@ -3519,49 +3342,49 @@
       </w:r>
       <w:r>
         <w:rPr>
-          <w:rFonts w:ascii="Times" w:eastAsia="宋体" w:hAnsi="Times" w:cs="宋体" w:hint="eastAsia"/>
+          <w:rFonts w:ascii="Times" w:eastAsia="SimSun" w:hAnsi="Times" w:cs="SimSun" w:hint="eastAsia"/>
         </w:rPr>
         <w:t>名字可以在</w:t>
       </w:r>
       <w:r>
         <w:rPr>
-          <w:rFonts w:ascii="Times" w:eastAsia="宋体" w:hAnsi="Times" w:cs="Times New Roman"/>
+          <w:rFonts w:ascii="Times" w:eastAsia="SimSun" w:hAnsi="Times" w:cs="Times New Roman"/>
         </w:rPr>
         <w:t>D:/</w:t>
       </w:r>
       <w:r>
         <w:rPr>
-          <w:rFonts w:ascii="Times" w:eastAsia="宋体" w:hAnsi="Times" w:cs="Times New Roman"/>
+          <w:rFonts w:ascii="Times" w:eastAsia="SimSun" w:hAnsi="Times" w:cs="Times New Roman"/>
         </w:rPr>
         <w:t>Standard_</w:t>
       </w:r>
       <w:r>
         <w:rPr>
-          <w:rFonts w:ascii="Times" w:eastAsia="宋体" w:hAnsi="Times" w:cs="Times New Roman"/>
+          <w:rFonts w:ascii="Times" w:eastAsia="SimSun" w:hAnsi="Times" w:cs="Times New Roman"/>
         </w:rPr>
         <w:t>docker</w:t>
       </w:r>
       <w:r>
         <w:rPr>
-          <w:rFonts w:ascii="Times" w:eastAsia="宋体" w:hAnsi="Times" w:cs="Times New Roman"/>
+          <w:rFonts w:ascii="Times" w:eastAsia="SimSun" w:hAnsi="Times" w:cs="Times New Roman"/>
         </w:rPr>
         <w:t>s</w:t>
       </w:r>
       <w:r>
         <w:rPr>
-          <w:rFonts w:ascii="Times" w:eastAsia="宋体" w:hAnsi="Times" w:cs="Times New Roman"/>
+          <w:rFonts w:ascii="Times" w:eastAsia="SimSun" w:hAnsi="Times" w:cs="Times New Roman"/>
         </w:rPr>
         <w:t>/docker_pytorch/</w:t>
       </w:r>
       <w:r>
         <w:rPr>
-          <w:rFonts w:ascii="Times" w:eastAsia="宋体" w:hAnsi="Times" w:cs="Times New Roman" w:hint="eastAsia"/>
+          <w:rFonts w:ascii="Times" w:eastAsia="SimSun" w:hAnsi="Times" w:cs="Times New Roman" w:hint="eastAsia"/>
         </w:rPr>
         <w:t>run_jupyter.sh</w:t>
       </w:r>
       <w:r>
         <w:rPr>
-          <w:rFonts w:ascii="Times" w:eastAsia="宋体" w:hAnsi="Times" w:cs="Times New Roman" w:hint="eastAsia"/>
+          <w:rFonts w:ascii="Times" w:eastAsia="SimSun" w:hAnsi="Times" w:cs="Times New Roman" w:hint="eastAsia"/>
         </w:rPr>
         <w:t>里修改</w:t>
       </w:r>
@@ -3570,14 +3393,14 @@
       <w:pPr>
         <w:spacing w:before="100" w:beforeAutospacing="1" w:after="100" w:afterAutospacing="1" w:line="240" w:lineRule="auto"/>
         <w:rPr>
-          <w:rFonts w:ascii="Times" w:eastAsia="宋体" w:hAnsi="Times" w:cs="宋体"/>
-          <w:b/>
-          <w:bCs/>
-        </w:rPr>
-      </w:pPr>
-      <w:r>
-        <w:rPr>
-          <w:rFonts w:ascii="Times" w:eastAsia="宋体" w:hAnsi="Times" w:cs="宋体"/>
+          <w:rFonts w:ascii="Times" w:eastAsia="SimSun" w:hAnsi="Times" w:cs="SimSun"/>
+          <w:b/>
+          <w:bCs/>
+        </w:rPr>
+      </w:pPr>
+      <w:r>
+        <w:rPr>
+          <w:rFonts w:ascii="Times" w:eastAsia="SimSun" w:hAnsi="Times" w:cs="SimSun"/>
           <w:b/>
           <w:bCs/>
         </w:rPr>
@@ -3586,7 +3409,7 @@
       </w:r>
       <w:r>
         <w:rPr>
-          <w:rFonts w:ascii="Times" w:eastAsia="宋体" w:hAnsi="Times" w:cs="宋体"/>
+          <w:rFonts w:ascii="Times" w:eastAsia="SimSun" w:hAnsi="Times" w:cs="SimSun"/>
           <w:b/>
           <w:bCs/>
         </w:rPr>
@@ -3594,7 +3417,7 @@
       </w:r>
       <w:r>
         <w:rPr>
-          <w:rFonts w:ascii="Times" w:eastAsia="宋体" w:hAnsi="Times" w:cs="宋体"/>
+          <w:rFonts w:ascii="Times" w:eastAsia="SimSun" w:hAnsi="Times" w:cs="SimSun"/>
           <w:b/>
           <w:bCs/>
         </w:rPr>
@@ -3602,7 +3425,7 @@
       </w:r>
       <w:r>
         <w:rPr>
-          <w:rFonts w:ascii="Times" w:eastAsia="宋体" w:hAnsi="Times" w:cs="宋体"/>
+          <w:rFonts w:ascii="Times" w:eastAsia="SimSun" w:hAnsi="Times" w:cs="SimSun"/>
           <w:b/>
           <w:bCs/>
         </w:rPr>
@@ -3610,7 +3433,7 @@
       </w:r>
       <w:r>
         <w:rPr>
-          <w:rFonts w:ascii="Times" w:eastAsia="宋体" w:hAnsi="Times" w:cs="宋体"/>
+          <w:rFonts w:ascii="Times" w:eastAsia="SimSun" w:hAnsi="Times" w:cs="SimSun"/>
           <w:b/>
           <w:bCs/>
         </w:rPr>
@@ -3618,7 +3441,7 @@
       </w:r>
       <w:r>
         <w:rPr>
-          <w:rFonts w:ascii="Times" w:eastAsia="宋体" w:hAnsi="Times" w:cs="宋体" w:hint="eastAsia"/>
+          <w:rFonts w:ascii="Times" w:eastAsia="SimSun" w:hAnsi="Times" w:cs="SimSun" w:hint="eastAsia"/>
           <w:b/>
           <w:bCs/>
         </w:rPr>
@@ -3626,7 +3449,7 @@
       </w:r>
       <w:r>
         <w:rPr>
-          <w:rFonts w:ascii="Times" w:eastAsia="宋体" w:hAnsi="Times" w:cs="宋体"/>
+          <w:rFonts w:ascii="Times" w:eastAsia="SimSun" w:hAnsi="Times" w:cs="SimSun"/>
           <w:b/>
           <w:bCs/>
         </w:rPr>
@@ -3634,7 +3457,7 @@
       </w:r>
       <w:r>
         <w:rPr>
-          <w:rFonts w:ascii="Times" w:eastAsia="宋体" w:hAnsi="Times" w:cs="宋体"/>
+          <w:rFonts w:ascii="Times" w:eastAsia="SimSun" w:hAnsi="Times" w:cs="SimSun"/>
           <w:b/>
           <w:bCs/>
         </w:rPr>
@@ -3642,25 +3465,23 @@
       </w:r>
       <w:r>
         <w:rPr>
-          <w:rFonts w:ascii="Times" w:eastAsia="宋体" w:hAnsi="Times" w:cs="宋体"/>
+          <w:rFonts w:ascii="Times" w:eastAsia="SimSun" w:hAnsi="Times" w:cs="SimSun"/>
           <w:b/>
           <w:bCs/>
         </w:rPr>
         <w:t>（</w:t>
       </w:r>
-      <w:proofErr w:type="spellStart"/>
-      <w:r>
-        <w:rPr>
-          <w:rFonts w:ascii="Times" w:eastAsia="宋体" w:hAnsi="Times" w:cs="宋体"/>
+      <w:r>
+        <w:rPr>
+          <w:rFonts w:ascii="Times" w:eastAsia="SimSun" w:hAnsi="Times" w:cs="SimSun"/>
           <w:b/>
           <w:bCs/>
         </w:rPr>
         <w:t>C</w:t>
       </w:r>
-      <w:proofErr w:type="spellEnd"/>
-      <w:r>
-        <w:rPr>
-          <w:rFonts w:ascii="Times" w:eastAsia="宋体" w:hAnsi="Times" w:cs="宋体"/>
+      <w:r>
+        <w:rPr>
+          <w:rFonts w:ascii="Times" w:eastAsia="SimSun" w:hAnsi="Times" w:cs="SimSun"/>
           <w:b/>
           <w:bCs/>
         </w:rPr>
@@ -3668,7 +3489,7 @@
       </w:r>
       <w:r>
         <w:rPr>
-          <w:rFonts w:ascii="Times" w:eastAsia="宋体" w:hAnsi="Times" w:cs="宋体"/>
+          <w:rFonts w:ascii="Times" w:eastAsia="SimSun" w:hAnsi="Times" w:cs="SimSun"/>
           <w:b/>
           <w:bCs/>
         </w:rPr>
@@ -3676,25 +3497,23 @@
       </w:r>
       <w:r>
         <w:rPr>
-          <w:rFonts w:ascii="Times" w:eastAsia="宋体" w:hAnsi="Times" w:cs="宋体"/>
+          <w:rFonts w:ascii="Times" w:eastAsia="SimSun" w:hAnsi="Times" w:cs="SimSun"/>
           <w:b/>
           <w:bCs/>
         </w:rPr>
         <w:t>（</w:t>
       </w:r>
-      <w:proofErr w:type="spellStart"/>
-      <w:r>
-        <w:rPr>
-          <w:rFonts w:ascii="Times" w:eastAsia="宋体" w:hAnsi="Times" w:cs="宋体"/>
+      <w:r>
+        <w:rPr>
+          <w:rFonts w:ascii="Times" w:eastAsia="SimSun" w:hAnsi="Times" w:cs="SimSun"/>
           <w:b/>
           <w:bCs/>
         </w:rPr>
         <w:t>D</w:t>
       </w:r>
-      <w:proofErr w:type="spellEnd"/>
-      <w:r>
-        <w:rPr>
-          <w:rFonts w:ascii="Times" w:eastAsia="宋体" w:hAnsi="Times" w:cs="宋体"/>
+      <w:r>
+        <w:rPr>
+          <w:rFonts w:ascii="Times" w:eastAsia="SimSun" w:hAnsi="Times" w:cs="SimSun"/>
           <w:b/>
           <w:bCs/>
         </w:rPr>
@@ -3702,7 +3521,7 @@
       </w:r>
       <w:r>
         <w:rPr>
-          <w:rFonts w:ascii="Times" w:eastAsia="宋体" w:hAnsi="Times" w:cs="宋体" w:hint="eastAsia"/>
+          <w:rFonts w:ascii="Times" w:eastAsia="SimSun" w:hAnsi="Times" w:cs="SimSun" w:hint="eastAsia"/>
           <w:b/>
           <w:bCs/>
         </w:rPr>
@@ -3746,7 +3565,7 @@
       </w:r>
       <w:r>
         <w:rPr>
-          <w:rFonts w:ascii="Times" w:eastAsia="宋体" w:hAnsi="Times" w:cs="宋体"/>
+          <w:rFonts w:ascii="Times" w:eastAsia="SimSun" w:hAnsi="Times" w:cs="SimSun"/>
           <w:b/>
           <w:bCs/>
         </w:rPr>
@@ -3754,7 +3573,7 @@
       </w:r>
       <w:r>
         <w:rPr>
-          <w:rFonts w:ascii="Times" w:eastAsia="宋体" w:hAnsi="Times" w:cs="宋体"/>
+          <w:rFonts w:ascii="Times" w:eastAsia="SimSun" w:hAnsi="Times" w:cs="SimSun"/>
           <w:b/>
           <w:bCs/>
         </w:rPr>
@@ -3765,28 +3584,28 @@
       <w:pPr>
         <w:spacing w:before="100" w:beforeAutospacing="1" w:after="100" w:afterAutospacing="1" w:line="240" w:lineRule="auto"/>
         <w:rPr>
-          <w:rFonts w:ascii="Times" w:eastAsia="宋体" w:hAnsi="Times" w:cs="Times New Roman"/>
-        </w:rPr>
-      </w:pPr>
-      <w:r>
-        <w:rPr>
-          <w:rFonts w:ascii="Times" w:eastAsia="宋体" w:hAnsi="Times" w:cs="Times New Roman"/>
+          <w:rFonts w:ascii="Times" w:eastAsia="SimSun" w:hAnsi="Times" w:cs="Times New Roman"/>
+        </w:rPr>
+      </w:pPr>
+      <w:r>
+        <w:rPr>
+          <w:rFonts w:ascii="Times" w:eastAsia="SimSun" w:hAnsi="Times" w:cs="Times New Roman"/>
         </w:rPr>
         <w:t>打开浏览器，</w:t>
       </w:r>
       <w:r>
         <w:rPr>
-          <w:rFonts w:ascii="Times" w:eastAsia="宋体" w:hAnsi="Times" w:cs="Times New Roman"/>
+          <w:rFonts w:ascii="Times" w:eastAsia="SimSun" w:hAnsi="Times" w:cs="Times New Roman"/>
           <w:b/>
           <w:bCs/>
         </w:rPr>
         <w:t>地址栏输入</w:t>
       </w:r>
-      <w:hyperlink r:id="rId13" w:history="1">
+      <w:hyperlink r:id="rId14" w:history="1">
         <w:r>
           <w:rPr>
             <w:rStyle w:val="Hyperlink"/>
-            <w:rFonts w:ascii="Times" w:eastAsia="宋体" w:hAnsi="Times" w:cs="Times New Roman"/>
+            <w:rFonts w:ascii="Times" w:eastAsia="SimSun" w:hAnsi="Times" w:cs="Times New Roman"/>
             <w:b/>
             <w:bCs/>
           </w:rPr>
@@ -3795,25 +3614,23 @@
       </w:hyperlink>
       <w:r>
         <w:rPr>
-          <w:rFonts w:ascii="Times" w:eastAsia="宋体" w:hAnsi="Times" w:cs="Times New Roman"/>
+          <w:rFonts w:ascii="Times" w:eastAsia="SimSun" w:hAnsi="Times" w:cs="Times New Roman"/>
           <w:b/>
           <w:bCs/>
         </w:rPr>
         <w:t>，密码是</w:t>
       </w:r>
-      <w:proofErr w:type="spellStart"/>
-      <w:r>
-        <w:rPr>
-          <w:rFonts w:ascii="Times" w:eastAsia="宋体" w:hAnsi="Times" w:cs="Times New Roman"/>
+      <w:r>
+        <w:rPr>
+          <w:rFonts w:ascii="Times" w:eastAsia="SimSun" w:hAnsi="Times" w:cs="Times New Roman"/>
           <w:b/>
           <w:bCs/>
         </w:rPr>
         <w:t>mypw</w:t>
       </w:r>
-      <w:proofErr w:type="spellEnd"/>
-      <w:r>
-        <w:rPr>
-          <w:rFonts w:ascii="Times" w:eastAsia="宋体" w:hAnsi="Times" w:cs="Times New Roman"/>
+      <w:r>
+        <w:rPr>
+          <w:rFonts w:ascii="Times" w:eastAsia="SimSun" w:hAnsi="Times" w:cs="Times New Roman"/>
         </w:rPr>
         <w:t>，出现以下界面</w:t>
       </w:r>
@@ -3822,12 +3639,12 @@
       <w:pPr>
         <w:spacing w:before="100" w:beforeAutospacing="1" w:after="100" w:afterAutospacing="1" w:line="240" w:lineRule="auto"/>
         <w:rPr>
-          <w:rFonts w:ascii="Times" w:eastAsia="宋体" w:hAnsi="Times" w:cs="宋体"/>
-        </w:rPr>
-      </w:pPr>
-      <w:r>
-        <w:rPr>
-          <w:rFonts w:ascii="Times" w:eastAsia="宋体" w:hAnsi="Times" w:cs="宋体"/>
+          <w:rFonts w:ascii="Times" w:eastAsia="SimSun" w:hAnsi="Times" w:cs="SimSun"/>
+        </w:rPr>
+      </w:pPr>
+      <w:r>
+        <w:rPr>
+          <w:rFonts w:ascii="Times" w:eastAsia="SimSun" w:hAnsi="Times" w:cs="SimSun"/>
           <w:noProof/>
         </w:rPr>
         <w:drawing>
@@ -3846,7 +3663,7 @@
                     <pic:cNvPicPr/>
                   </pic:nvPicPr>
                   <pic:blipFill>
-                    <a:blip r:embed="rId14">
+                    <a:blip r:embed="rId15">
                       <a:extLst>
                         <a:ext uri="{28A0092B-C50C-407E-A947-70E740481C1C}">
                           <a14:useLocalDpi xmlns:a14="http://schemas.microsoft.com/office/drawing/2010/main" val="0"/>
@@ -3877,60 +3694,60 @@
       <w:pPr>
         <w:spacing w:before="100" w:beforeAutospacing="1" w:after="100" w:afterAutospacing="1" w:line="240" w:lineRule="auto"/>
         <w:rPr>
-          <w:rFonts w:ascii="Times" w:eastAsia="宋体" w:hAnsi="Times" w:cs="宋体"/>
-        </w:rPr>
-      </w:pPr>
-      <w:r>
-        <w:rPr>
-          <w:rFonts w:ascii="Times" w:eastAsia="宋体" w:hAnsi="Times" w:cs="宋体"/>
+          <w:rFonts w:ascii="Times" w:eastAsia="SimSun" w:hAnsi="Times" w:cs="SimSun"/>
+        </w:rPr>
+      </w:pPr>
+      <w:r>
+        <w:rPr>
+          <w:rFonts w:ascii="Times" w:eastAsia="SimSun" w:hAnsi="Times" w:cs="SimSun"/>
         </w:rPr>
         <w:t>点击</w:t>
       </w:r>
       <w:r>
         <w:rPr>
-          <w:rFonts w:ascii="Times" w:eastAsia="宋体" w:hAnsi="Times" w:cs="宋体"/>
+          <w:rFonts w:ascii="Times" w:eastAsia="SimSun" w:hAnsi="Times" w:cs="SimSun"/>
         </w:rPr>
         <w:t>terminal</w:t>
       </w:r>
       <w:r>
         <w:rPr>
-          <w:rFonts w:ascii="Times" w:eastAsia="宋体" w:hAnsi="Times" w:cs="宋体"/>
+          <w:rFonts w:ascii="Times" w:eastAsia="SimSun" w:hAnsi="Times" w:cs="SimSun"/>
         </w:rPr>
         <w:t>，然后在里面尝试</w:t>
       </w:r>
       <w:r>
         <w:rPr>
-          <w:rFonts w:ascii="Times" w:eastAsia="宋体" w:hAnsi="Times" w:cs="宋体"/>
+          <w:rFonts w:ascii="Times" w:eastAsia="SimSun" w:hAnsi="Times" w:cs="SimSun"/>
         </w:rPr>
         <w:t>以下代码，如果没有报错</w:t>
       </w:r>
       <w:r>
         <w:rPr>
-          <w:rFonts w:ascii="Times" w:eastAsia="宋体" w:hAnsi="Times" w:cs="宋体" w:hint="eastAsia"/>
+          <w:rFonts w:ascii="Times" w:eastAsia="SimSun" w:hAnsi="Times" w:cs="SimSun" w:hint="eastAsia"/>
         </w:rPr>
         <w:t>以及</w:t>
       </w:r>
       <w:r>
         <w:rPr>
-          <w:rFonts w:ascii="Times" w:eastAsia="宋体" w:hAnsi="Times" w:cs="宋体" w:hint="eastAsia"/>
+          <w:rFonts w:ascii="Times" w:eastAsia="SimSun" w:hAnsi="Times" w:cs="SimSun" w:hint="eastAsia"/>
         </w:rPr>
         <w:t>C</w:t>
       </w:r>
       <w:r>
         <w:rPr>
-          <w:rFonts w:ascii="Times" w:eastAsia="宋体" w:hAnsi="Times" w:cs="宋体"/>
+          <w:rFonts w:ascii="Times" w:eastAsia="SimSun" w:hAnsi="Times" w:cs="SimSun"/>
         </w:rPr>
         <w:t>UDA</w:t>
       </w:r>
       <w:r>
         <w:rPr>
-          <w:rFonts w:ascii="Times" w:eastAsia="宋体" w:hAnsi="Times" w:cs="宋体"/>
+          <w:rFonts w:ascii="Times" w:eastAsia="SimSun" w:hAnsi="Times" w:cs="SimSun"/>
         </w:rPr>
         <w:t xml:space="preserve"> = True</w:t>
       </w:r>
       <w:r>
         <w:rPr>
-          <w:rFonts w:ascii="Times" w:eastAsia="宋体" w:hAnsi="Times" w:cs="宋体"/>
+          <w:rFonts w:ascii="Times" w:eastAsia="SimSun" w:hAnsi="Times" w:cs="SimSun"/>
         </w:rPr>
         <w:t>说明一切成功</w:t>
       </w:r>
@@ -3939,12 +3756,12 @@
       <w:pPr>
         <w:spacing w:before="100" w:beforeAutospacing="1" w:after="100" w:afterAutospacing="1" w:line="240" w:lineRule="auto"/>
         <w:rPr>
-          <w:rFonts w:ascii="Times" w:eastAsia="宋体" w:hAnsi="Times" w:cs="宋体"/>
-        </w:rPr>
-      </w:pPr>
-      <w:r>
-        <w:rPr>
-          <w:rFonts w:ascii="Times" w:eastAsia="宋体" w:hAnsi="Times" w:cs="宋体"/>
+          <w:rFonts w:ascii="Times" w:eastAsia="SimSun" w:hAnsi="Times" w:cs="SimSun"/>
+        </w:rPr>
+      </w:pPr>
+      <w:r>
+        <w:rPr>
+          <w:rFonts w:ascii="Times" w:eastAsia="SimSun" w:hAnsi="Times" w:cs="SimSun"/>
           <w:noProof/>
         </w:rPr>
         <w:lastRenderedPageBreak/>
@@ -3964,7 +3781,7 @@
                     <pic:cNvPicPr/>
                   </pic:nvPicPr>
                   <pic:blipFill>
-                    <a:blip r:embed="rId15">
+                    <a:blip r:embed="rId16">
                       <a:extLst>
                         <a:ext uri="{28A0092B-C50C-407E-A947-70E740481C1C}">
                           <a14:useLocalDpi xmlns:a14="http://schemas.microsoft.com/office/drawing/2010/main" val="0"/>
@@ -4018,25 +3835,23 @@
       </w:r>
       <w:r>
         <w:rPr>
-          <w:rFonts w:ascii="Times" w:eastAsia="宋体" w:hAnsi="Times" w:cs="宋体"/>
+          <w:rFonts w:ascii="Times" w:eastAsia="SimSun" w:hAnsi="Times" w:cs="SimSun"/>
           <w:b/>
           <w:bCs/>
         </w:rPr>
         <w:t>：在</w:t>
       </w:r>
-      <w:proofErr w:type="spellStart"/>
-      <w:r>
-        <w:rPr>
-          <w:rFonts w:ascii="Times" w:eastAsia="宋体" w:hAnsi="Times" w:cs="宋体"/>
+      <w:r>
+        <w:rPr>
+          <w:rFonts w:ascii="Times" w:eastAsia="SimSun" w:hAnsi="Times" w:cs="SimSun"/>
           <w:b/>
           <w:bCs/>
         </w:rPr>
         <w:t>VSCode</w:t>
       </w:r>
-      <w:proofErr w:type="spellEnd"/>
-      <w:r>
-        <w:rPr>
-          <w:rFonts w:ascii="Times" w:eastAsia="宋体" w:hAnsi="Times" w:cs="宋体"/>
+      <w:r>
+        <w:rPr>
+          <w:rFonts w:ascii="Times" w:eastAsia="SimSun" w:hAnsi="Times" w:cs="SimSun"/>
           <w:b/>
           <w:bCs/>
         </w:rPr>
@@ -4044,7 +3859,7 @@
       </w:r>
       <w:r>
         <w:rPr>
-          <w:rFonts w:ascii="Times" w:eastAsia="宋体" w:hAnsi="Times" w:cs="宋体"/>
+          <w:rFonts w:ascii="Times" w:eastAsia="SimSun" w:hAnsi="Times" w:cs="SimSun"/>
           <w:b/>
           <w:bCs/>
         </w:rPr>
@@ -4055,32 +3870,30 @@
       <w:pPr>
         <w:spacing w:before="100" w:beforeAutospacing="1" w:after="100" w:afterAutospacing="1" w:line="240" w:lineRule="auto"/>
         <w:rPr>
-          <w:rFonts w:ascii="Times" w:eastAsia="宋体" w:hAnsi="Times" w:cs="Times New Roman"/>
-        </w:rPr>
-      </w:pPr>
-      <w:r>
-        <w:rPr>
-          <w:rFonts w:ascii="Times" w:eastAsia="宋体" w:hAnsi="Times" w:cs="Times New Roman"/>
+          <w:rFonts w:ascii="Times" w:eastAsia="SimSun" w:hAnsi="Times" w:cs="Times New Roman"/>
+        </w:rPr>
+      </w:pPr>
+      <w:r>
+        <w:rPr>
+          <w:rFonts w:ascii="Times" w:eastAsia="SimSun" w:hAnsi="Times" w:cs="Times New Roman"/>
         </w:rPr>
         <w:t>下载</w:t>
       </w:r>
-      <w:proofErr w:type="spellStart"/>
-      <w:r>
-        <w:rPr>
-          <w:rFonts w:ascii="Times" w:eastAsia="宋体" w:hAnsi="Times" w:cs="Times New Roman"/>
+      <w:r>
+        <w:rPr>
+          <w:rFonts w:ascii="Times" w:eastAsia="SimSun" w:hAnsi="Times" w:cs="Times New Roman"/>
         </w:rPr>
         <w:t>VScode</w:t>
       </w:r>
-      <w:proofErr w:type="spellEnd"/>
-      <w:r>
-        <w:rPr>
-          <w:rFonts w:ascii="Times" w:eastAsia="宋体" w:hAnsi="Times" w:cs="Times New Roman"/>
+      <w:r>
+        <w:rPr>
+          <w:rFonts w:ascii="Times" w:eastAsia="SimSun" w:hAnsi="Times" w:cs="Times New Roman"/>
         </w:rPr>
         <w:t>桌面版，</w:t>
       </w:r>
       <w:r>
         <w:rPr>
-          <w:rFonts w:ascii="Times" w:eastAsia="宋体" w:hAnsi="Times" w:cs="Times New Roman"/>
+          <w:rFonts w:ascii="Times" w:eastAsia="SimSun" w:hAnsi="Times" w:cs="Times New Roman"/>
           <w:b/>
           <w:bCs/>
         </w:rPr>
@@ -4088,7 +3901,7 @@
       </w:r>
       <w:r>
         <w:rPr>
-          <w:rFonts w:ascii="Times" w:eastAsia="宋体" w:hAnsi="Times" w:cs="Times New Roman"/>
+          <w:rFonts w:ascii="Times" w:eastAsia="SimSun" w:hAnsi="Times" w:cs="Times New Roman"/>
           <w:b/>
           <w:bCs/>
         </w:rPr>
@@ -4096,7 +3909,7 @@
       </w:r>
       <w:r>
         <w:rPr>
-          <w:rFonts w:ascii="Times" w:eastAsia="宋体" w:hAnsi="Times" w:cs="Times New Roman"/>
+          <w:rFonts w:ascii="Times" w:eastAsia="SimSun" w:hAnsi="Times" w:cs="Times New Roman"/>
           <w:b/>
           <w:bCs/>
         </w:rPr>
@@ -4104,7 +3917,7 @@
       </w:r>
       <w:r>
         <w:rPr>
-          <w:rFonts w:ascii="Times" w:eastAsia="宋体" w:hAnsi="Times" w:cs="Times New Roman"/>
+          <w:rFonts w:ascii="Times" w:eastAsia="SimSun" w:hAnsi="Times" w:cs="Times New Roman"/>
         </w:rPr>
         <w:t>。</w:t>
       </w:r>
@@ -4113,48 +3926,48 @@
       <w:pPr>
         <w:spacing w:before="100" w:beforeAutospacing="1" w:after="100" w:afterAutospacing="1" w:line="240" w:lineRule="auto"/>
         <w:rPr>
-          <w:rFonts w:ascii="Times" w:eastAsia="宋体" w:hAnsi="Times" w:cs="Times New Roman"/>
-        </w:rPr>
-      </w:pPr>
-      <w:r>
-        <w:rPr>
-          <w:rFonts w:ascii="Times" w:eastAsia="宋体" w:hAnsi="Times" w:cs="Times New Roman"/>
+          <w:rFonts w:ascii="Times" w:eastAsia="SimSun" w:hAnsi="Times" w:cs="Times New Roman"/>
+        </w:rPr>
+      </w:pPr>
+      <w:r>
+        <w:rPr>
+          <w:rFonts w:ascii="Times" w:eastAsia="SimSun" w:hAnsi="Times" w:cs="Times New Roman"/>
         </w:rPr>
         <w:t>在左边栏找到</w:t>
       </w:r>
       <w:r>
         <w:rPr>
-          <w:rFonts w:ascii="Times" w:eastAsia="宋体" w:hAnsi="Times" w:cs="Times New Roman"/>
+          <w:rFonts w:ascii="Times" w:eastAsia="SimSun" w:hAnsi="Times" w:cs="Times New Roman"/>
         </w:rPr>
         <w:t>E</w:t>
       </w:r>
       <w:r>
         <w:rPr>
-          <w:rFonts w:ascii="Times" w:eastAsia="宋体" w:hAnsi="Times" w:cs="Times New Roman"/>
+          <w:rFonts w:ascii="Times" w:eastAsia="SimSun" w:hAnsi="Times" w:cs="Times New Roman"/>
         </w:rPr>
         <w:t>xtensions</w:t>
       </w:r>
       <w:r>
         <w:rPr>
-          <w:rFonts w:ascii="Times" w:eastAsia="宋体" w:hAnsi="Times" w:cs="Times New Roman"/>
+          <w:rFonts w:ascii="Times" w:eastAsia="SimSun" w:hAnsi="Times" w:cs="Times New Roman"/>
         </w:rPr>
         <w:t>，下载</w:t>
       </w:r>
       <w:r>
         <w:rPr>
-          <w:rFonts w:ascii="Times" w:eastAsia="宋体" w:hAnsi="Times" w:cs="Times New Roman"/>
+          <w:rFonts w:ascii="Times" w:eastAsia="SimSun" w:hAnsi="Times" w:cs="Times New Roman"/>
         </w:rPr>
         <w:t>Dev Containers</w:t>
       </w:r>
       <w:r>
         <w:rPr>
-          <w:rFonts w:ascii="Times" w:eastAsia="宋体" w:hAnsi="Times" w:cs="Times New Roman"/>
+          <w:rFonts w:ascii="Times" w:eastAsia="SimSun" w:hAnsi="Times" w:cs="Times New Roman"/>
         </w:rPr>
         <w:t>和</w:t>
       </w:r>
       <w:r>
         <w:rPr>
-          <w:rFonts w:ascii="Times" w:eastAsia="宋体" w:hAnsi="Times" w:cs="Times New Roman"/>
+          <w:rFonts w:ascii="Times" w:eastAsia="SimSun" w:hAnsi="Times" w:cs="Times New Roman"/>
         </w:rPr>
         <w:t>Docker</w:t>
       </w:r>
@@ -4163,12 +3976,12 @@
       <w:pPr>
         <w:spacing w:before="100" w:beforeAutospacing="1" w:after="100" w:afterAutospacing="1" w:line="240" w:lineRule="auto"/>
         <w:rPr>
-          <w:rFonts w:ascii="Times" w:eastAsia="宋体" w:hAnsi="Times" w:cs="Times New Roman"/>
-        </w:rPr>
-      </w:pPr>
-      <w:r>
-        <w:rPr>
-          <w:rFonts w:ascii="Times" w:eastAsia="宋体" w:hAnsi="Times" w:cs="Times New Roman"/>
+          <w:rFonts w:ascii="Times" w:eastAsia="SimSun" w:hAnsi="Times" w:cs="Times New Roman"/>
+        </w:rPr>
+      </w:pPr>
+      <w:r>
+        <w:rPr>
+          <w:rFonts w:ascii="Times" w:eastAsia="SimSun" w:hAnsi="Times" w:cs="Times New Roman"/>
           <w:noProof/>
         </w:rPr>
         <w:drawing>
@@ -4187,7 +4000,7 @@
                     <pic:cNvPicPr/>
                   </pic:nvPicPr>
                   <pic:blipFill>
-                    <a:blip r:embed="rId16">
+                    <a:blip r:embed="rId17">
                       <a:extLst>
                         <a:ext uri="{28A0092B-C50C-407E-A947-70E740481C1C}">
                           <a14:useLocalDpi xmlns:a14="http://schemas.microsoft.com/office/drawing/2010/main" val="0"/>
@@ -4218,60 +4031,60 @@
       <w:pPr>
         <w:spacing w:before="100" w:beforeAutospacing="1" w:after="100" w:afterAutospacing="1" w:line="240" w:lineRule="auto"/>
         <w:rPr>
-          <w:rFonts w:ascii="Times" w:eastAsia="宋体" w:hAnsi="Times" w:cs="Times New Roman"/>
-        </w:rPr>
-      </w:pPr>
-      <w:r>
-        <w:rPr>
-          <w:rFonts w:ascii="Times" w:eastAsia="宋体" w:hAnsi="Times" w:cs="Times New Roman"/>
+          <w:rFonts w:ascii="Times" w:eastAsia="SimSun" w:hAnsi="Times" w:cs="Times New Roman"/>
+        </w:rPr>
+      </w:pPr>
+      <w:r>
+        <w:rPr>
+          <w:rFonts w:ascii="Times" w:eastAsia="SimSun" w:hAnsi="Times" w:cs="Times New Roman"/>
         </w:rPr>
         <w:t>下载完之后左边栏会出现一个新图标，</w:t>
       </w:r>
       <w:r>
         <w:rPr>
-          <w:rFonts w:ascii="Times" w:eastAsia="宋体" w:hAnsi="Times" w:cs="Times New Roman"/>
+          <w:rFonts w:ascii="Times" w:eastAsia="SimSun" w:hAnsi="Times" w:cs="Times New Roman"/>
           <w:color w:val="EE0000"/>
         </w:rPr>
         <w:t>点击它就能看到此时我们电脑里存在的</w:t>
       </w:r>
       <w:r>
         <w:rPr>
-          <w:rFonts w:ascii="Times" w:eastAsia="宋体" w:hAnsi="Times" w:cs="Times New Roman"/>
+          <w:rFonts w:ascii="Times" w:eastAsia="SimSun" w:hAnsi="Times" w:cs="Times New Roman"/>
           <w:color w:val="EE0000"/>
         </w:rPr>
         <w:t>docker image</w:t>
       </w:r>
       <w:r>
         <w:rPr>
-          <w:rFonts w:ascii="Times" w:eastAsia="宋体" w:hAnsi="Times" w:cs="Times New Roman"/>
+          <w:rFonts w:ascii="Times" w:eastAsia="SimSun" w:hAnsi="Times" w:cs="Times New Roman"/>
           <w:color w:val="EE0000"/>
         </w:rPr>
         <w:t>以及</w:t>
       </w:r>
       <w:r>
         <w:rPr>
-          <w:rFonts w:ascii="Times" w:eastAsia="宋体" w:hAnsi="Times" w:cs="Times New Roman"/>
+          <w:rFonts w:ascii="Times" w:eastAsia="SimSun" w:hAnsi="Times" w:cs="Times New Roman"/>
           <w:color w:val="EE0000"/>
         </w:rPr>
         <w:t>docker container</w:t>
       </w:r>
       <w:r>
         <w:rPr>
-          <w:rFonts w:ascii="Times" w:eastAsia="宋体" w:hAnsi="Times" w:cs="Times New Roman" w:hint="eastAsia"/>
+          <w:rFonts w:ascii="Times" w:eastAsia="SimSun" w:hAnsi="Times" w:cs="Times New Roman" w:hint="eastAsia"/>
           <w:color w:val="EE0000"/>
         </w:rPr>
         <w:t>（请确认已经能出现你装好的</w:t>
       </w:r>
       <w:r>
         <w:rPr>
-          <w:rFonts w:ascii="Times" w:eastAsia="宋体" w:hAnsi="Times" w:cs="Times New Roman" w:hint="eastAsia"/>
+          <w:rFonts w:ascii="Times" w:eastAsia="SimSun" w:hAnsi="Times" w:cs="Times New Roman" w:hint="eastAsia"/>
           <w:color w:val="EE0000"/>
         </w:rPr>
         <w:t>container</w:t>
       </w:r>
       <w:r>
         <w:rPr>
-          <w:rFonts w:ascii="Times" w:eastAsia="宋体" w:hAnsi="Times" w:cs="Times New Roman" w:hint="eastAsia"/>
+          <w:rFonts w:ascii="Times" w:eastAsia="SimSun" w:hAnsi="Times" w:cs="Times New Roman" w:hint="eastAsia"/>
           <w:color w:val="EE0000"/>
         </w:rPr>
         <w:t>）</w:t>
@@ -4281,12 +4094,12 @@
       <w:pPr>
         <w:spacing w:before="100" w:beforeAutospacing="1" w:after="100" w:afterAutospacing="1" w:line="240" w:lineRule="auto"/>
         <w:rPr>
-          <w:rFonts w:ascii="Times" w:eastAsia="宋体" w:hAnsi="Times" w:cs="Times New Roman"/>
-        </w:rPr>
-      </w:pPr>
-      <w:r>
-        <w:rPr>
-          <w:rFonts w:ascii="Times" w:eastAsia="宋体" w:hAnsi="Times" w:cs="Times New Roman"/>
+          <w:rFonts w:ascii="Times" w:eastAsia="SimSun" w:hAnsi="Times" w:cs="Times New Roman"/>
+        </w:rPr>
+      </w:pPr>
+      <w:r>
+        <w:rPr>
+          <w:rFonts w:ascii="Times" w:eastAsia="SimSun" w:hAnsi="Times" w:cs="Times New Roman"/>
           <w:noProof/>
         </w:rPr>
         <w:drawing>
@@ -4305,7 +4118,7 @@
                     <pic:cNvPicPr/>
                   </pic:nvPicPr>
                   <pic:blipFill>
-                    <a:blip r:embed="rId17">
+                    <a:blip r:embed="rId18">
                       <a:extLst>
                         <a:ext uri="{28A0092B-C50C-407E-A947-70E740481C1C}">
                           <a14:useLocalDpi xmlns:a14="http://schemas.microsoft.com/office/drawing/2010/main" val="0"/>
@@ -4336,38 +4149,36 @@
       <w:pPr>
         <w:spacing w:before="100" w:beforeAutospacing="1" w:after="100" w:afterAutospacing="1" w:line="240" w:lineRule="auto"/>
         <w:rPr>
-          <w:rFonts w:ascii="Times" w:eastAsia="宋体" w:hAnsi="Times" w:cs="Times New Roman"/>
-        </w:rPr>
-      </w:pPr>
-      <w:r>
-        <w:rPr>
-          <w:rFonts w:ascii="Times" w:eastAsia="宋体" w:hAnsi="Times" w:cs="Times New Roman" w:hint="eastAsia"/>
+          <w:rFonts w:ascii="Times" w:eastAsia="SimSun" w:hAnsi="Times" w:cs="Times New Roman"/>
+        </w:rPr>
+      </w:pPr>
+      <w:r>
+        <w:rPr>
+          <w:rFonts w:ascii="Times" w:eastAsia="SimSun" w:hAnsi="Times" w:cs="Times New Roman" w:hint="eastAsia"/>
         </w:rPr>
         <w:t>然后</w:t>
       </w:r>
       <w:r>
         <w:rPr>
-          <w:rFonts w:ascii="Times" w:eastAsia="宋体" w:hAnsi="Times" w:cs="Times New Roman"/>
+          <w:rFonts w:ascii="Times" w:eastAsia="SimSun" w:hAnsi="Times" w:cs="Times New Roman"/>
         </w:rPr>
         <w:t>在</w:t>
       </w:r>
-      <w:proofErr w:type="spellStart"/>
-      <w:r>
-        <w:rPr>
-          <w:rFonts w:ascii="Times" w:eastAsia="宋体" w:hAnsi="Times" w:cs="Times New Roman"/>
+      <w:r>
+        <w:rPr>
+          <w:rFonts w:ascii="Times" w:eastAsia="SimSun" w:hAnsi="Times" w:cs="Times New Roman"/>
         </w:rPr>
         <w:t>VSCode</w:t>
       </w:r>
-      <w:proofErr w:type="spellEnd"/>
-      <w:r>
-        <w:rPr>
-          <w:rFonts w:ascii="Times" w:eastAsia="宋体" w:hAnsi="Times" w:cs="Times New Roman" w:hint="eastAsia"/>
+      <w:r>
+        <w:rPr>
+          <w:rFonts w:ascii="Times" w:eastAsia="SimSun" w:hAnsi="Times" w:cs="Times New Roman" w:hint="eastAsia"/>
         </w:rPr>
         <w:t>界面的左下方有两个小蓝箭头</w:t>
       </w:r>
       <w:r>
         <w:rPr>
-          <w:rFonts w:ascii="Times" w:eastAsia="宋体" w:hAnsi="Times" w:cs="Times New Roman" w:hint="eastAsia"/>
+          <w:rFonts w:ascii="Times" w:eastAsia="SimSun" w:hAnsi="Times" w:cs="Times New Roman" w:hint="eastAsia"/>
           <w:noProof/>
           <w:lang w:val="zh-CN"/>
         </w:rPr>
@@ -4387,7 +4198,7 @@
                     <pic:cNvPicPr/>
                   </pic:nvPicPr>
                   <pic:blipFill>
-                    <a:blip r:embed="rId18">
+                    <a:blip r:embed="rId19">
                       <a:extLst>
                         <a:ext uri="{28A0092B-C50C-407E-A947-70E740481C1C}">
                           <a14:useLocalDpi xmlns:a14="http://schemas.microsoft.com/office/drawing/2010/main" val="0"/>
@@ -4415,43 +4226,43 @@
       </w:r>
       <w:r>
         <w:rPr>
-          <w:rFonts w:ascii="Times" w:eastAsia="宋体" w:hAnsi="Times" w:cs="Times New Roman" w:hint="eastAsia"/>
+          <w:rFonts w:ascii="Times" w:eastAsia="SimSun" w:hAnsi="Times" w:cs="Times New Roman" w:hint="eastAsia"/>
         </w:rPr>
         <w:t>，</w:t>
       </w:r>
       <w:r>
         <w:rPr>
-          <w:rFonts w:ascii="Times" w:eastAsia="宋体" w:hAnsi="Times" w:cs="Times New Roman" w:hint="eastAsia"/>
+          <w:rFonts w:ascii="Times" w:eastAsia="SimSun" w:hAnsi="Times" w:cs="Times New Roman" w:hint="eastAsia"/>
         </w:rPr>
         <w:t>点进它，然后上面下拉栏点进</w:t>
       </w:r>
       <w:r>
         <w:rPr>
-          <w:rFonts w:ascii="Times" w:eastAsia="宋体" w:hAnsi="Times" w:cs="Times New Roman" w:hint="eastAsia"/>
+          <w:rFonts w:ascii="Times" w:eastAsia="SimSun" w:hAnsi="Times" w:cs="Times New Roman" w:hint="eastAsia"/>
         </w:rPr>
         <w:t>Attach to Running Container,</w:t>
       </w:r>
       <w:r>
         <w:rPr>
-          <w:rFonts w:ascii="Times" w:eastAsia="宋体" w:hAnsi="Times" w:cs="Times New Roman"/>
+          <w:rFonts w:ascii="Times" w:eastAsia="SimSun" w:hAnsi="Times" w:cs="Times New Roman"/>
         </w:rPr>
         <w:t>选择</w:t>
       </w:r>
       <w:r>
         <w:rPr>
-          <w:rFonts w:ascii="Times" w:eastAsia="宋体" w:hAnsi="Times" w:cs="Times New Roman" w:hint="eastAsia"/>
+          <w:rFonts w:ascii="Times" w:eastAsia="SimSun" w:hAnsi="Times" w:cs="Times New Roman" w:hint="eastAsia"/>
         </w:rPr>
         <w:t>你想要的</w:t>
       </w:r>
       <w:r>
         <w:rPr>
-          <w:rFonts w:ascii="Times" w:eastAsia="宋体" w:hAnsi="Times" w:cs="Times New Roman"/>
+          <w:rFonts w:ascii="Times" w:eastAsia="SimSun" w:hAnsi="Times" w:cs="Times New Roman"/>
         </w:rPr>
         <w:t>container</w:t>
       </w:r>
       <w:r>
         <w:rPr>
-          <w:rFonts w:ascii="Times" w:eastAsia="宋体" w:hAnsi="Times" w:cs="Times New Roman"/>
+          <w:rFonts w:ascii="Times" w:eastAsia="SimSun" w:hAnsi="Times" w:cs="Times New Roman"/>
         </w:rPr>
         <w:t>后进入</w:t>
       </w:r>
@@ -4460,52 +4271,48 @@
       <w:pPr>
         <w:spacing w:before="100" w:beforeAutospacing="1" w:after="100" w:afterAutospacing="1" w:line="240" w:lineRule="auto"/>
         <w:rPr>
-          <w:rFonts w:ascii="Times" w:eastAsia="宋体" w:hAnsi="Times" w:cs="Times New Roman"/>
-          <w:b/>
-          <w:bCs/>
-        </w:rPr>
-      </w:pPr>
-      <w:r>
-        <w:rPr>
-          <w:rFonts w:ascii="Times" w:eastAsia="宋体" w:hAnsi="Times" w:cs="Times New Roman"/>
+          <w:rFonts w:ascii="Times" w:eastAsia="SimSun" w:hAnsi="Times" w:cs="Times New Roman"/>
+          <w:b/>
+          <w:bCs/>
+        </w:rPr>
+      </w:pPr>
+      <w:r>
+        <w:rPr>
+          <w:rFonts w:ascii="Times" w:eastAsia="SimSun" w:hAnsi="Times" w:cs="Times New Roman"/>
         </w:rPr>
         <w:t>此时会新跳出来一个</w:t>
       </w:r>
-      <w:proofErr w:type="spellStart"/>
-      <w:r>
-        <w:rPr>
-          <w:rFonts w:ascii="Times" w:eastAsia="宋体" w:hAnsi="Times" w:cs="Times New Roman"/>
+      <w:r>
+        <w:rPr>
+          <w:rFonts w:ascii="Times" w:eastAsia="SimSun" w:hAnsi="Times" w:cs="Times New Roman"/>
         </w:rPr>
         <w:t>vscode</w:t>
       </w:r>
-      <w:proofErr w:type="spellEnd"/>
-      <w:r>
-        <w:rPr>
-          <w:rFonts w:ascii="Times" w:eastAsia="宋体" w:hAnsi="Times" w:cs="Times New Roman"/>
+      <w:r>
+        <w:rPr>
+          <w:rFonts w:ascii="Times" w:eastAsia="SimSun" w:hAnsi="Times" w:cs="Times New Roman"/>
         </w:rPr>
         <w:t>的窗口，</w:t>
       </w:r>
       <w:r>
         <w:rPr>
-          <w:rFonts w:ascii="Times" w:eastAsia="宋体" w:hAnsi="Times" w:cs="Times New Roman"/>
+          <w:rFonts w:ascii="Times" w:eastAsia="SimSun" w:hAnsi="Times" w:cs="Times New Roman"/>
           <w:b/>
           <w:bCs/>
         </w:rPr>
         <w:t>它的左下角应该是</w:t>
       </w:r>
-      <w:proofErr w:type="spellStart"/>
-      <w:r>
-        <w:rPr>
-          <w:rFonts w:ascii="Times" w:eastAsia="宋体" w:hAnsi="Times" w:cs="Times New Roman"/>
+      <w:r>
+        <w:rPr>
+          <w:rFonts w:ascii="Times" w:eastAsia="SimSun" w:hAnsi="Times" w:cs="Times New Roman"/>
           <w:b/>
           <w:bCs/>
         </w:rPr>
         <w:t>ContainerXXX</w:t>
       </w:r>
-      <w:proofErr w:type="spellEnd"/>
-      <w:r>
-        <w:rPr>
-          <w:rFonts w:ascii="Times" w:eastAsia="宋体" w:hAnsi="Times" w:cs="Times New Roman"/>
+      <w:r>
+        <w:rPr>
+          <w:rFonts w:ascii="Times" w:eastAsia="SimSun" w:hAnsi="Times" w:cs="Times New Roman"/>
           <w:b/>
           <w:bCs/>
         </w:rPr>
@@ -4516,105 +4323,103 @@
       <w:pPr>
         <w:spacing w:before="100" w:beforeAutospacing="1" w:after="100" w:afterAutospacing="1" w:line="240" w:lineRule="auto"/>
         <w:rPr>
-          <w:rFonts w:ascii="Times" w:eastAsia="宋体" w:hAnsi="Times" w:cs="Times New Roman"/>
-        </w:rPr>
-      </w:pPr>
-      <w:r>
-        <w:rPr>
-          <w:rFonts w:ascii="Times" w:eastAsia="宋体" w:hAnsi="Times" w:cs="Times New Roman"/>
+          <w:rFonts w:ascii="Times" w:eastAsia="SimSun" w:hAnsi="Times" w:cs="Times New Roman"/>
+        </w:rPr>
+      </w:pPr>
+      <w:r>
+        <w:rPr>
+          <w:rFonts w:ascii="Times" w:eastAsia="SimSun" w:hAnsi="Times" w:cs="Times New Roman"/>
         </w:rPr>
         <w:t>在左边栏</w:t>
       </w:r>
       <w:r>
         <w:rPr>
-          <w:rFonts w:ascii="Times" w:eastAsia="宋体" w:hAnsi="Times" w:cs="Times New Roman"/>
+          <w:rFonts w:ascii="Times" w:eastAsia="SimSun" w:hAnsi="Times" w:cs="Times New Roman"/>
         </w:rPr>
         <w:t>Open f</w:t>
       </w:r>
       <w:r>
         <w:rPr>
-          <w:rFonts w:ascii="Times" w:eastAsia="宋体" w:hAnsi="Times" w:cs="Times New Roman" w:hint="eastAsia"/>
+          <w:rFonts w:ascii="Times" w:eastAsia="SimSun" w:hAnsi="Times" w:cs="Times New Roman" w:hint="eastAsia"/>
         </w:rPr>
         <w:t>old</w:t>
       </w:r>
       <w:r>
         <w:rPr>
-          <w:rFonts w:ascii="Times" w:eastAsia="宋体" w:hAnsi="Times" w:cs="Times New Roman"/>
+          <w:rFonts w:ascii="Times" w:eastAsia="SimSun" w:hAnsi="Times" w:cs="Times New Roman"/>
         </w:rPr>
         <w:t>e</w:t>
       </w:r>
       <w:r>
         <w:rPr>
-          <w:rFonts w:ascii="Times" w:eastAsia="宋体" w:hAnsi="Times" w:cs="Times New Roman" w:hint="eastAsia"/>
+          <w:rFonts w:ascii="Times" w:eastAsia="SimSun" w:hAnsi="Times" w:cs="Times New Roman" w:hint="eastAsia"/>
         </w:rPr>
         <w:t>r</w:t>
       </w:r>
       <w:r>
         <w:rPr>
-          <w:rFonts w:ascii="Times" w:eastAsia="宋体" w:hAnsi="Times" w:cs="Times New Roman"/>
+          <w:rFonts w:ascii="Times" w:eastAsia="SimSun" w:hAnsi="Times" w:cs="Times New Roman"/>
         </w:rPr>
         <w:t>里打开</w:t>
       </w:r>
       <w:r>
         <w:rPr>
-          <w:rFonts w:ascii="Times" w:eastAsia="宋体" w:hAnsi="Times" w:cs="Times New Roman"/>
+          <w:rFonts w:ascii="Times" w:eastAsia="SimSun" w:hAnsi="Times" w:cs="Times New Roman"/>
           <w:color w:val="EE0000"/>
         </w:rPr>
         <w:t>/host</w:t>
       </w:r>
       <w:r>
         <w:rPr>
-          <w:rFonts w:ascii="Times" w:eastAsia="宋体" w:hAnsi="Times" w:cs="Times New Roman"/>
+          <w:rFonts w:ascii="Times" w:eastAsia="SimSun" w:hAnsi="Times" w:cs="Times New Roman"/>
         </w:rPr>
         <w:t>，就会看到我们的</w:t>
       </w:r>
       <w:r>
         <w:rPr>
-          <w:rFonts w:ascii="Times" w:eastAsia="宋体" w:hAnsi="Times" w:cs="Times New Roman"/>
+          <w:rFonts w:ascii="Times" w:eastAsia="SimSun" w:hAnsi="Times" w:cs="Times New Roman"/>
         </w:rPr>
         <w:t>C</w:t>
       </w:r>
       <w:r>
         <w:rPr>
-          <w:rFonts w:ascii="Times" w:eastAsia="宋体" w:hAnsi="Times" w:cs="Times New Roman"/>
+          <w:rFonts w:ascii="Times" w:eastAsia="SimSun" w:hAnsi="Times" w:cs="Times New Roman"/>
         </w:rPr>
         <w:t>盘和</w:t>
       </w:r>
       <w:r>
         <w:rPr>
-          <w:rFonts w:ascii="Times" w:eastAsia="宋体" w:hAnsi="Times" w:cs="Times New Roman"/>
+          <w:rFonts w:ascii="Times" w:eastAsia="SimSun" w:hAnsi="Times" w:cs="Times New Roman"/>
         </w:rPr>
         <w:t>D</w:t>
       </w:r>
       <w:r>
         <w:rPr>
-          <w:rFonts w:ascii="Times" w:eastAsia="宋体" w:hAnsi="Times" w:cs="Times New Roman"/>
+          <w:rFonts w:ascii="Times" w:eastAsia="SimSun" w:hAnsi="Times" w:cs="Times New Roman"/>
         </w:rPr>
         <w:t>盘所有文件，说明此时在</w:t>
       </w:r>
-      <w:proofErr w:type="spellStart"/>
-      <w:r>
-        <w:rPr>
-          <w:rFonts w:ascii="Times" w:eastAsia="宋体" w:hAnsi="Times" w:cs="Times New Roman"/>
+      <w:r>
+        <w:rPr>
+          <w:rFonts w:ascii="Times" w:eastAsia="SimSun" w:hAnsi="Times" w:cs="Times New Roman"/>
         </w:rPr>
         <w:t>vscode</w:t>
       </w:r>
-      <w:proofErr w:type="spellEnd"/>
-      <w:r>
-        <w:rPr>
-          <w:rFonts w:ascii="Times" w:eastAsia="宋体" w:hAnsi="Times" w:cs="Times New Roman"/>
+      <w:r>
+        <w:rPr>
+          <w:rFonts w:ascii="Times" w:eastAsia="SimSun" w:hAnsi="Times" w:cs="Times New Roman"/>
         </w:rPr>
         <w:t>里我们已经能够同步</w:t>
       </w:r>
       <w:r>
         <w:rPr>
-          <w:rFonts w:ascii="Times" w:eastAsia="宋体" w:hAnsi="Times" w:cs="Times New Roman"/>
+          <w:rFonts w:ascii="Times" w:eastAsia="SimSun" w:hAnsi="Times" w:cs="Times New Roman"/>
         </w:rPr>
         <w:t>access</w:t>
       </w:r>
       <w:r>
         <w:rPr>
-          <w:rFonts w:ascii="Times" w:eastAsia="宋体" w:hAnsi="Times" w:cs="Times New Roman"/>
+          <w:rFonts w:ascii="Times" w:eastAsia="SimSun" w:hAnsi="Times" w:cs="Times New Roman"/>
         </w:rPr>
         <w:t>和编辑本地的文件</w:t>
       </w:r>
@@ -4623,28 +4428,28 @@
       <w:pPr>
         <w:spacing w:before="100" w:beforeAutospacing="1" w:after="100" w:afterAutospacing="1" w:line="240" w:lineRule="auto"/>
         <w:rPr>
-          <w:rFonts w:ascii="Times" w:eastAsia="宋体" w:hAnsi="Times" w:cs="Times New Roman"/>
-        </w:rPr>
-      </w:pPr>
-    </w:p>
-    <w:p>
-      <w:pPr>
-        <w:spacing w:before="100" w:beforeAutospacing="1" w:after="100" w:afterAutospacing="1" w:line="240" w:lineRule="auto"/>
-        <w:rPr>
-          <w:rFonts w:ascii="Times" w:eastAsia="宋体" w:hAnsi="Times" w:cs="Times New Roman"/>
-        </w:rPr>
-      </w:pPr>
-    </w:p>
-    <w:p>
-      <w:pPr>
-        <w:spacing w:before="100" w:beforeAutospacing="1" w:after="100" w:afterAutospacing="1" w:line="240" w:lineRule="auto"/>
-        <w:rPr>
-          <w:rFonts w:ascii="Times" w:eastAsia="宋体" w:hAnsi="Times" w:cs="Times New Roman"/>
-        </w:rPr>
-      </w:pPr>
-      <w:r>
-        <w:rPr>
-          <w:rFonts w:ascii="Times" w:eastAsia="宋体" w:hAnsi="Times" w:cs="Times New Roman"/>
+          <w:rFonts w:ascii="Times" w:eastAsia="SimSun" w:hAnsi="Times" w:cs="Times New Roman"/>
+        </w:rPr>
+      </w:pPr>
+    </w:p>
+    <w:p>
+      <w:pPr>
+        <w:spacing w:before="100" w:beforeAutospacing="1" w:after="100" w:afterAutospacing="1" w:line="240" w:lineRule="auto"/>
+        <w:rPr>
+          <w:rFonts w:ascii="Times" w:eastAsia="SimSun" w:hAnsi="Times" w:cs="Times New Roman"/>
+        </w:rPr>
+      </w:pPr>
+    </w:p>
+    <w:p>
+      <w:pPr>
+        <w:spacing w:before="100" w:beforeAutospacing="1" w:after="100" w:afterAutospacing="1" w:line="240" w:lineRule="auto"/>
+        <w:rPr>
+          <w:rFonts w:ascii="Times" w:eastAsia="SimSun" w:hAnsi="Times" w:cs="Times New Roman"/>
+        </w:rPr>
+      </w:pPr>
+      <w:r>
+        <w:rPr>
+          <w:rFonts w:ascii="Times" w:eastAsia="SimSun" w:hAnsi="Times" w:cs="Times New Roman"/>
         </w:rPr>
         <w:lastRenderedPageBreak/>
         <w:t>Q&amp;A</w:t>
@@ -4654,14 +4459,14 @@
       <w:pPr>
         <w:spacing w:before="100" w:beforeAutospacing="1" w:after="100" w:afterAutospacing="1" w:line="240" w:lineRule="auto"/>
         <w:rPr>
-          <w:rFonts w:ascii="Times" w:eastAsia="宋体" w:hAnsi="Times" w:cs="Times New Roman"/>
-          <w:b/>
-          <w:bCs/>
-        </w:rPr>
-      </w:pPr>
-      <w:r>
-        <w:rPr>
-          <w:rFonts w:ascii="Times" w:eastAsia="宋体" w:hAnsi="Times" w:cs="Times New Roman"/>
+          <w:rFonts w:ascii="Times" w:eastAsia="SimSun" w:hAnsi="Times" w:cs="Times New Roman"/>
+          <w:b/>
+          <w:bCs/>
+        </w:rPr>
+      </w:pPr>
+      <w:r>
+        <w:rPr>
+          <w:rFonts w:ascii="Times" w:eastAsia="SimSun" w:hAnsi="Times" w:cs="Times New Roman"/>
           <w:b/>
           <w:bCs/>
         </w:rPr>
@@ -4669,25 +4474,23 @@
       </w:r>
       <w:r>
         <w:rPr>
-          <w:rFonts w:ascii="Times" w:eastAsia="宋体" w:hAnsi="Times" w:cs="Times New Roman"/>
+          <w:rFonts w:ascii="Times" w:eastAsia="SimSun" w:hAnsi="Times" w:cs="Times New Roman"/>
           <w:b/>
           <w:bCs/>
         </w:rPr>
         <w:t>什么时候使用</w:t>
       </w:r>
-      <w:proofErr w:type="spellStart"/>
-      <w:r>
-        <w:rPr>
-          <w:rFonts w:ascii="Times" w:eastAsia="宋体" w:hAnsi="Times" w:cs="Times New Roman"/>
+      <w:r>
+        <w:rPr>
+          <w:rFonts w:ascii="Times" w:eastAsia="SimSun" w:hAnsi="Times" w:cs="Times New Roman"/>
           <w:b/>
           <w:bCs/>
         </w:rPr>
         <w:t>VScode</w:t>
       </w:r>
-      <w:proofErr w:type="spellEnd"/>
-      <w:r>
-        <w:rPr>
-          <w:rFonts w:ascii="Times" w:eastAsia="宋体" w:hAnsi="Times" w:cs="Times New Roman"/>
+      <w:r>
+        <w:rPr>
+          <w:rFonts w:ascii="Times" w:eastAsia="SimSun" w:hAnsi="Times" w:cs="Times New Roman"/>
           <w:b/>
           <w:bCs/>
         </w:rPr>
@@ -4695,7 +4498,7 @@
       </w:r>
       <w:r>
         <w:rPr>
-          <w:rFonts w:ascii="Times" w:eastAsia="宋体" w:hAnsi="Times" w:cs="Times New Roman"/>
+          <w:rFonts w:ascii="Times" w:eastAsia="SimSun" w:hAnsi="Times" w:cs="Times New Roman"/>
           <w:b/>
           <w:bCs/>
         </w:rPr>
@@ -4703,7 +4506,7 @@
       </w:r>
       <w:r>
         <w:rPr>
-          <w:rFonts w:ascii="Times" w:eastAsia="宋体" w:hAnsi="Times" w:cs="Times New Roman"/>
+          <w:rFonts w:ascii="Times" w:eastAsia="SimSun" w:hAnsi="Times" w:cs="Times New Roman"/>
           <w:b/>
           <w:bCs/>
         </w:rPr>
@@ -4711,7 +4514,7 @@
       </w:r>
       <w:r>
         <w:rPr>
-          <w:rFonts w:ascii="Times" w:eastAsia="宋体" w:hAnsi="Times" w:cs="Times New Roman"/>
+          <w:rFonts w:ascii="Times" w:eastAsia="SimSun" w:hAnsi="Times" w:cs="Times New Roman"/>
           <w:b/>
           <w:bCs/>
         </w:rPr>
@@ -4722,58 +4525,48 @@
       <w:pPr>
         <w:spacing w:before="100" w:beforeAutospacing="1" w:after="100" w:afterAutospacing="1" w:line="240" w:lineRule="auto"/>
         <w:rPr>
-          <w:rFonts w:ascii="Times" w:eastAsia="宋体" w:hAnsi="Times" w:cs="Times New Roman"/>
-        </w:rPr>
-      </w:pPr>
-      <w:proofErr w:type="spellStart"/>
-      <w:r>
-        <w:rPr>
-          <w:rFonts w:ascii="Times" w:eastAsia="宋体" w:hAnsi="Times" w:cs="Times New Roman"/>
+          <w:rFonts w:ascii="Times" w:eastAsia="SimSun" w:hAnsi="Times" w:cs="Times New Roman"/>
+        </w:rPr>
+      </w:pPr>
+      <w:r>
+        <w:rPr>
+          <w:rFonts w:ascii="Times" w:eastAsia="SimSun" w:hAnsi="Times" w:cs="Times New Roman"/>
         </w:rPr>
         <w:t>VScode</w:t>
       </w:r>
-      <w:proofErr w:type="spellEnd"/>
-      <w:r>
-        <w:rPr>
-          <w:rFonts w:ascii="Times" w:eastAsia="宋体" w:hAnsi="Times" w:cs="Times New Roman"/>
+      <w:r>
+        <w:rPr>
+          <w:rFonts w:ascii="Times" w:eastAsia="SimSun" w:hAnsi="Times" w:cs="Times New Roman"/>
         </w:rPr>
         <w:t>是用来写代码的，当你进入</w:t>
       </w:r>
-      <w:proofErr w:type="spellStart"/>
-      <w:r>
-        <w:rPr>
-          <w:rFonts w:ascii="Times" w:eastAsia="宋体" w:hAnsi="Times" w:cs="Times New Roman"/>
-        </w:rPr>
-        <w:t>vscode</w:t>
-      </w:r>
-      <w:proofErr w:type="spellEnd"/>
-      <w:r>
-        <w:rPr>
-          <w:rFonts w:ascii="Times" w:eastAsia="宋体" w:hAnsi="Times" w:cs="Times New Roman"/>
-        </w:rPr>
-        <w:t xml:space="preserve"> container</w:t>
-      </w:r>
-      <w:r>
-        <w:rPr>
-          <w:rFonts w:ascii="Times" w:eastAsia="宋体" w:hAnsi="Times" w:cs="Times New Roman"/>
+      <w:r>
+        <w:rPr>
+          <w:rFonts w:ascii="Times" w:eastAsia="SimSun" w:hAnsi="Times" w:cs="Times New Roman"/>
+        </w:rPr>
+        <w:t>vscode container</w:t>
+      </w:r>
+      <w:r>
+        <w:rPr>
+          <w:rFonts w:ascii="Times" w:eastAsia="SimSun" w:hAnsi="Times" w:cs="Times New Roman"/>
         </w:rPr>
         <w:t>后，你可以直接在左边的文件栏里</w:t>
       </w:r>
       <w:r>
         <w:rPr>
-          <w:rFonts w:ascii="Times" w:eastAsia="宋体" w:hAnsi="Times" w:cs="Times New Roman"/>
+          <w:rFonts w:ascii="Times" w:eastAsia="SimSun" w:hAnsi="Times" w:cs="Times New Roman"/>
         </w:rPr>
         <w:t>access/create/delete/edit</w:t>
       </w:r>
       <w:r>
         <w:rPr>
-          <w:rFonts w:ascii="Times" w:eastAsia="宋体" w:hAnsi="Times" w:cs="Times New Roman"/>
+          <w:rFonts w:ascii="Times" w:eastAsia="SimSun" w:hAnsi="Times" w:cs="Times New Roman"/>
         </w:rPr>
         <w:t>文件，这就是你写代码的过程。</w:t>
       </w:r>
       <w:r>
         <w:rPr>
-          <w:rFonts w:ascii="Times" w:eastAsia="宋体" w:hAnsi="Times" w:cs="Times New Roman" w:hint="eastAsia"/>
+          <w:rFonts w:ascii="Times" w:eastAsia="SimSun" w:hAnsi="Times" w:cs="Times New Roman" w:hint="eastAsia"/>
         </w:rPr>
         <w:t>你编辑过的文件是可以直接同步到本地的</w:t>
       </w:r>
@@ -4782,144 +4575,132 @@
       <w:pPr>
         <w:spacing w:before="100" w:beforeAutospacing="1" w:after="100" w:afterAutospacing="1" w:line="240" w:lineRule="auto"/>
         <w:rPr>
-          <w:rFonts w:ascii="Times" w:eastAsia="宋体" w:hAnsi="Times" w:cs="Times New Roman"/>
-        </w:rPr>
-      </w:pPr>
-      <w:r>
-        <w:rPr>
-          <w:rFonts w:ascii="Times" w:eastAsia="宋体" w:hAnsi="Times" w:cs="Times New Roman"/>
+          <w:rFonts w:ascii="Times" w:eastAsia="SimSun" w:hAnsi="Times" w:cs="Times New Roman"/>
+        </w:rPr>
+      </w:pPr>
+      <w:r>
+        <w:rPr>
+          <w:rFonts w:ascii="Times" w:eastAsia="SimSun" w:hAnsi="Times" w:cs="Times New Roman"/>
         </w:rPr>
         <w:t>网页里的</w:t>
       </w:r>
       <w:r>
         <w:rPr>
-          <w:rFonts w:ascii="Times" w:eastAsia="宋体" w:hAnsi="Times" w:cs="Times New Roman"/>
+          <w:rFonts w:ascii="Times" w:eastAsia="SimSun" w:hAnsi="Times" w:cs="Times New Roman"/>
         </w:rPr>
         <w:t>container</w:t>
       </w:r>
       <w:r>
         <w:rPr>
-          <w:rFonts w:ascii="Times" w:eastAsia="宋体" w:hAnsi="Times" w:cs="Times New Roman"/>
+          <w:rFonts w:ascii="Times" w:eastAsia="SimSun" w:hAnsi="Times" w:cs="Times New Roman"/>
         </w:rPr>
         <w:t>是</w:t>
       </w:r>
       <w:r>
         <w:rPr>
-          <w:rFonts w:ascii="Times" w:eastAsia="宋体" w:hAnsi="Times" w:cs="Times New Roman" w:hint="eastAsia"/>
+          <w:rFonts w:ascii="Times" w:eastAsia="SimSun" w:hAnsi="Times" w:cs="Times New Roman" w:hint="eastAsia"/>
         </w:rPr>
         <w:t>用来</w:t>
       </w:r>
       <w:r>
         <w:rPr>
-          <w:rFonts w:ascii="Times" w:eastAsia="宋体" w:hAnsi="Times" w:cs="Times New Roman"/>
+          <w:rFonts w:ascii="Times" w:eastAsia="SimSun" w:hAnsi="Times" w:cs="Times New Roman"/>
         </w:rPr>
         <w:t>运行文件的，当你在</w:t>
       </w:r>
-      <w:proofErr w:type="spellStart"/>
-      <w:r>
-        <w:rPr>
-          <w:rFonts w:ascii="Times" w:eastAsia="宋体" w:hAnsi="Times" w:cs="Times New Roman"/>
+      <w:r>
+        <w:rPr>
+          <w:rFonts w:ascii="Times" w:eastAsia="SimSun" w:hAnsi="Times" w:cs="Times New Roman"/>
         </w:rPr>
         <w:t>VScode</w:t>
       </w:r>
-      <w:proofErr w:type="spellEnd"/>
-      <w:r>
-        <w:rPr>
-          <w:rFonts w:ascii="Times" w:eastAsia="宋体" w:hAnsi="Times" w:cs="Times New Roman"/>
+      <w:r>
+        <w:rPr>
+          <w:rFonts w:ascii="Times" w:eastAsia="SimSun" w:hAnsi="Times" w:cs="Times New Roman"/>
         </w:rPr>
         <w:t>里写好你的文件后，</w:t>
       </w:r>
       <w:r>
         <w:rPr>
-          <w:rFonts w:ascii="Times" w:eastAsia="宋体" w:hAnsi="Times" w:cs="Times New Roman" w:hint="eastAsia"/>
+          <w:rFonts w:ascii="Times" w:eastAsia="SimSun" w:hAnsi="Times" w:cs="Times New Roman" w:hint="eastAsia"/>
         </w:rPr>
         <w:t>你的电脑本地</w:t>
       </w:r>
       <w:r>
         <w:rPr>
-          <w:rFonts w:ascii="Times" w:eastAsia="宋体" w:hAnsi="Times" w:cs="Times New Roman" w:hint="eastAsia"/>
+          <w:rFonts w:ascii="Times" w:eastAsia="SimSun" w:hAnsi="Times" w:cs="Times New Roman" w:hint="eastAsia"/>
         </w:rPr>
         <w:t xml:space="preserve"> </w:t>
       </w:r>
       <w:r>
         <w:rPr>
-          <w:rFonts w:ascii="Times" w:eastAsia="宋体" w:hAnsi="Times" w:cs="Times New Roman" w:hint="eastAsia"/>
+          <w:rFonts w:ascii="Times" w:eastAsia="SimSun" w:hAnsi="Times" w:cs="Times New Roman" w:hint="eastAsia"/>
         </w:rPr>
         <w:t>real-time</w:t>
       </w:r>
       <w:r>
         <w:rPr>
-          <w:rFonts w:ascii="Times" w:eastAsia="宋体" w:hAnsi="Times" w:cs="Times New Roman" w:hint="eastAsia"/>
+          <w:rFonts w:ascii="Times" w:eastAsia="SimSun" w:hAnsi="Times" w:cs="Times New Roman" w:hint="eastAsia"/>
         </w:rPr>
         <w:t>地更新了这个文件，然后你就可以</w:t>
       </w:r>
       <w:r>
         <w:rPr>
-          <w:rFonts w:ascii="Times" w:eastAsia="宋体" w:hAnsi="Times" w:cs="Times New Roman"/>
+          <w:rFonts w:ascii="Times" w:eastAsia="SimSun" w:hAnsi="Times" w:cs="Times New Roman"/>
         </w:rPr>
         <w:t>转去网页里的</w:t>
       </w:r>
       <w:r>
         <w:rPr>
-          <w:rFonts w:ascii="Times" w:eastAsia="宋体" w:hAnsi="Times" w:cs="Times New Roman"/>
+          <w:rFonts w:ascii="Times" w:eastAsia="SimSun" w:hAnsi="Times" w:cs="Times New Roman"/>
         </w:rPr>
         <w:t>terminal</w:t>
       </w:r>
       <w:r>
         <w:rPr>
-          <w:rFonts w:ascii="Times" w:eastAsia="宋体" w:hAnsi="Times" w:cs="Times New Roman"/>
+          <w:rFonts w:ascii="Times" w:eastAsia="SimSun" w:hAnsi="Times" w:cs="Times New Roman"/>
         </w:rPr>
         <w:t>运行这个文件。</w:t>
       </w:r>
       <w:r>
         <w:rPr>
-          <w:rFonts w:ascii="Times" w:eastAsia="宋体" w:hAnsi="Times" w:cs="Times New Roman" w:hint="eastAsia"/>
+          <w:rFonts w:ascii="Times" w:eastAsia="SimSun" w:hAnsi="Times" w:cs="Times New Roman" w:hint="eastAsia"/>
         </w:rPr>
         <w:t>同时网页也有</w:t>
       </w:r>
-      <w:proofErr w:type="spellStart"/>
-      <w:r>
-        <w:rPr>
-          <w:rFonts w:ascii="Times" w:eastAsia="宋体" w:hAnsi="Times" w:cs="Times New Roman" w:hint="eastAsia"/>
-        </w:rPr>
-        <w:t>jupyter</w:t>
-      </w:r>
-      <w:proofErr w:type="spellEnd"/>
-      <w:r>
-        <w:rPr>
-          <w:rFonts w:ascii="Times" w:eastAsia="宋体" w:hAnsi="Times" w:cs="Times New Roman" w:hint="eastAsia"/>
-        </w:rPr>
-        <w:t xml:space="preserve"> notebook</w:t>
-      </w:r>
-      <w:r>
-        <w:rPr>
-          <w:rFonts w:ascii="Times" w:eastAsia="宋体" w:hAnsi="Times" w:cs="Times New Roman" w:hint="eastAsia"/>
+      <w:r>
+        <w:rPr>
+          <w:rFonts w:ascii="Times" w:eastAsia="SimSun" w:hAnsi="Times" w:cs="Times New Roman" w:hint="eastAsia"/>
+        </w:rPr>
+        <w:t>jupyter notebook</w:t>
+      </w:r>
+      <w:r>
+        <w:rPr>
+          <w:rFonts w:ascii="Times" w:eastAsia="SimSun" w:hAnsi="Times" w:cs="Times New Roman" w:hint="eastAsia"/>
         </w:rPr>
         <w:t>的功能（</w:t>
       </w:r>
       <w:r>
         <w:rPr>
-          <w:rFonts w:ascii="Times" w:eastAsia="宋体" w:hAnsi="Times" w:cs="Times New Roman" w:hint="eastAsia"/>
+          <w:rFonts w:ascii="Times" w:eastAsia="SimSun" w:hAnsi="Times" w:cs="Times New Roman" w:hint="eastAsia"/>
         </w:rPr>
         <w:t>Notebook</w:t>
       </w:r>
       <w:r>
         <w:rPr>
-          <w:rFonts w:ascii="Times" w:eastAsia="宋体" w:hAnsi="Times" w:cs="Times New Roman" w:hint="eastAsia"/>
+          <w:rFonts w:ascii="Times" w:eastAsia="SimSun" w:hAnsi="Times" w:cs="Times New Roman" w:hint="eastAsia"/>
         </w:rPr>
         <w:t>那一栏），点进去可以创建</w:t>
       </w:r>
-      <w:proofErr w:type="spellStart"/>
-      <w:r>
-        <w:rPr>
-          <w:rFonts w:ascii="Times" w:eastAsia="宋体" w:hAnsi="Times" w:cs="Times New Roman" w:hint="eastAsia"/>
+      <w:r>
+        <w:rPr>
+          <w:rFonts w:ascii="Times" w:eastAsia="SimSun" w:hAnsi="Times" w:cs="Times New Roman" w:hint="eastAsia"/>
         </w:rPr>
         <w:t>jupyternotebook</w:t>
       </w:r>
-      <w:proofErr w:type="spellEnd"/>
-      <w:r>
-        <w:rPr>
-          <w:rFonts w:ascii="Times" w:eastAsia="宋体" w:hAnsi="Times" w:cs="Times New Roman" w:hint="eastAsia"/>
+      <w:r>
+        <w:rPr>
+          <w:rFonts w:ascii="Times" w:eastAsia="SimSun" w:hAnsi="Times" w:cs="Times New Roman" w:hint="eastAsia"/>
         </w:rPr>
         <w:t>，适合一些需要可视化的代码。</w:t>
       </w:r>
@@ -4928,12 +4709,12 @@
       <w:pPr>
         <w:spacing w:before="100" w:beforeAutospacing="1" w:after="100" w:afterAutospacing="1" w:line="240" w:lineRule="auto"/>
         <w:rPr>
-          <w:rFonts w:ascii="Times" w:eastAsia="宋体" w:hAnsi="Times" w:cs="Times New Roman"/>
-        </w:rPr>
-      </w:pPr>
-      <w:r>
-        <w:rPr>
-          <w:rFonts w:ascii="Times" w:eastAsia="宋体" w:hAnsi="Times" w:cs="宋体"/>
+          <w:rFonts w:ascii="Times" w:eastAsia="SimSun" w:hAnsi="Times" w:cs="Times New Roman"/>
+        </w:rPr>
+      </w:pPr>
+      <w:r>
+        <w:rPr>
+          <w:rFonts w:ascii="Times" w:eastAsia="SimSun" w:hAnsi="Times" w:cs="SimSun"/>
           <w:noProof/>
         </w:rPr>
         <w:drawing>
@@ -4952,7 +4733,7 @@
                     <pic:cNvPicPr/>
                   </pic:nvPicPr>
                   <pic:blipFill>
-                    <a:blip r:embed="rId14">
+                    <a:blip r:embed="rId15">
                       <a:extLst>
                         <a:ext uri="{28A0092B-C50C-407E-A947-70E740481C1C}">
                           <a14:useLocalDpi xmlns:a14="http://schemas.microsoft.com/office/drawing/2010/main" val="0"/>
@@ -4983,20 +4764,20 @@
       <w:pPr>
         <w:spacing w:before="100" w:beforeAutospacing="1" w:after="100" w:afterAutospacing="1" w:line="240" w:lineRule="auto"/>
         <w:rPr>
-          <w:rFonts w:ascii="Times" w:eastAsia="宋体" w:hAnsi="Times" w:cs="Times New Roman"/>
-          <w:b/>
-          <w:bCs/>
-        </w:rPr>
-      </w:pPr>
-      <w:r>
-        <w:rPr>
-          <w:rFonts w:ascii="Times" w:eastAsia="宋体" w:hAnsi="Times" w:cs="Times New Roman"/>
+          <w:rFonts w:ascii="Times" w:eastAsia="SimSun" w:hAnsi="Times" w:cs="Times New Roman"/>
+          <w:b/>
+          <w:bCs/>
+        </w:rPr>
+      </w:pPr>
+      <w:r>
+        <w:rPr>
+          <w:rFonts w:ascii="Times" w:eastAsia="SimSun" w:hAnsi="Times" w:cs="Times New Roman"/>
         </w:rPr>
         <w:t xml:space="preserve">2. </w:t>
       </w:r>
       <w:r>
         <w:rPr>
-          <w:rFonts w:ascii="Times" w:eastAsia="宋体" w:hAnsi="Times" w:cs="Times New Roman"/>
+          <w:rFonts w:ascii="Times" w:eastAsia="SimSun" w:hAnsi="Times" w:cs="Times New Roman"/>
           <w:b/>
           <w:bCs/>
         </w:rPr>
@@ -5004,7 +4785,7 @@
       </w:r>
       <w:r>
         <w:rPr>
-          <w:rFonts w:ascii="Times" w:eastAsia="宋体" w:hAnsi="Times" w:cs="Times New Roman"/>
+          <w:rFonts w:ascii="Times" w:eastAsia="SimSun" w:hAnsi="Times" w:cs="Times New Roman"/>
           <w:b/>
           <w:bCs/>
         </w:rPr>
@@ -5015,93 +4796,55 @@
       <w:pPr>
         <w:spacing w:before="100" w:beforeAutospacing="1" w:after="100" w:afterAutospacing="1" w:line="240" w:lineRule="auto"/>
         <w:rPr>
-          <w:rFonts w:ascii="Times" w:eastAsia="宋体" w:hAnsi="Times" w:cs="Times New Roman"/>
-        </w:rPr>
-      </w:pPr>
-      <w:r>
-        <w:rPr>
-          <w:rFonts w:ascii="Times" w:eastAsia="宋体" w:hAnsi="Times" w:cs="Times New Roman"/>
+          <w:rFonts w:ascii="Times" w:eastAsia="SimSun" w:hAnsi="Times" w:cs="Times New Roman"/>
+        </w:rPr>
+      </w:pPr>
+      <w:r>
+        <w:rPr>
+          <w:rFonts w:ascii="Times" w:eastAsia="SimSun" w:hAnsi="Times" w:cs="Times New Roman"/>
         </w:rPr>
         <w:t>查看：</w:t>
       </w:r>
-      <w:proofErr w:type="spellStart"/>
-      <w:r>
-        <w:rPr>
-          <w:rFonts w:ascii="Times" w:eastAsia="宋体" w:hAnsi="Times" w:cs="Times New Roman"/>
-        </w:rPr>
-        <w:t>sudo</w:t>
-      </w:r>
-      <w:proofErr w:type="spellEnd"/>
-      <w:r>
-        <w:rPr>
-          <w:rFonts w:ascii="Times" w:eastAsia="宋体" w:hAnsi="Times" w:cs="Times New Roman"/>
-        </w:rPr>
-        <w:t xml:space="preserve"> docker image ls</w:t>
-      </w:r>
-    </w:p>
-    <w:p>
-      <w:pPr>
-        <w:spacing w:before="100" w:beforeAutospacing="1" w:after="100" w:afterAutospacing="1" w:line="240" w:lineRule="auto"/>
-        <w:rPr>
-          <w:rFonts w:ascii="Times" w:eastAsia="宋体" w:hAnsi="Times" w:cs="Times New Roman"/>
-        </w:rPr>
-      </w:pPr>
-      <w:r>
-        <w:rPr>
-          <w:rFonts w:ascii="Times" w:eastAsia="宋体" w:hAnsi="Times" w:cs="Times New Roman"/>
+      <w:r>
+        <w:rPr>
+          <w:rFonts w:ascii="Times" w:eastAsia="SimSun" w:hAnsi="Times" w:cs="Times New Roman"/>
+        </w:rPr>
+        <w:t>sudo docker image ls</w:t>
+      </w:r>
+    </w:p>
+    <w:p>
+      <w:pPr>
+        <w:spacing w:before="100" w:beforeAutospacing="1" w:after="100" w:afterAutospacing="1" w:line="240" w:lineRule="auto"/>
+        <w:rPr>
+          <w:rFonts w:ascii="Times" w:eastAsia="SimSun" w:hAnsi="Times" w:cs="Times New Roman"/>
+        </w:rPr>
+      </w:pPr>
+      <w:r>
+        <w:rPr>
+          <w:rFonts w:ascii="Times" w:eastAsia="SimSun" w:hAnsi="Times" w:cs="Times New Roman"/>
         </w:rPr>
         <w:lastRenderedPageBreak/>
         <w:t>删除：</w:t>
       </w:r>
-      <w:proofErr w:type="spellStart"/>
-      <w:r>
-        <w:rPr>
-          <w:rFonts w:ascii="Times" w:eastAsia="宋体" w:hAnsi="Times" w:cs="Times New Roman"/>
-        </w:rPr>
-        <w:t>sudo</w:t>
-      </w:r>
-      <w:proofErr w:type="spellEnd"/>
-      <w:r>
-        <w:rPr>
-          <w:rFonts w:ascii="Times" w:eastAsia="宋体" w:hAnsi="Times" w:cs="Times New Roman"/>
-        </w:rPr>
-        <w:t xml:space="preserve"> docker </w:t>
-      </w:r>
-      <w:proofErr w:type="spellStart"/>
-      <w:r>
-        <w:rPr>
-          <w:rFonts w:ascii="Times" w:eastAsia="宋体" w:hAnsi="Times" w:cs="Times New Roman"/>
-        </w:rPr>
-        <w:t>rmi</w:t>
-      </w:r>
-      <w:proofErr w:type="spellEnd"/>
-      <w:r>
-        <w:rPr>
-          <w:rFonts w:ascii="Times" w:eastAsia="宋体" w:hAnsi="Times" w:cs="Times New Roman"/>
-        </w:rPr>
-        <w:t xml:space="preserve"> </w:t>
-      </w:r>
-      <w:proofErr w:type="spellStart"/>
-      <w:r>
-        <w:rPr>
-          <w:rFonts w:ascii="Times" w:eastAsia="宋体" w:hAnsi="Times" w:cs="Times New Roman"/>
-        </w:rPr>
-        <w:t>image_ID</w:t>
-      </w:r>
-      <w:proofErr w:type="spellEnd"/>
-    </w:p>
-    <w:p>
-      <w:pPr>
-        <w:spacing w:before="100" w:beforeAutospacing="1" w:after="100" w:afterAutospacing="1" w:line="240" w:lineRule="auto"/>
-        <w:rPr>
-          <w:rFonts w:ascii="Times" w:eastAsia="宋体" w:hAnsi="Times" w:cs="Times New Roman"/>
-          <w:b/>
-          <w:bCs/>
-        </w:rPr>
-      </w:pPr>
-      <w:r>
-        <w:rPr>
-          <w:rFonts w:ascii="Times" w:eastAsia="宋体" w:hAnsi="Times" w:cs="Times New Roman"/>
+      <w:r>
+        <w:rPr>
+          <w:rFonts w:ascii="Times" w:eastAsia="SimSun" w:hAnsi="Times" w:cs="Times New Roman"/>
+        </w:rPr>
+        <w:t>sudo docker rmi image_ID</w:t>
+      </w:r>
+    </w:p>
+    <w:p>
+      <w:pPr>
+        <w:spacing w:before="100" w:beforeAutospacing="1" w:after="100" w:afterAutospacing="1" w:line="240" w:lineRule="auto"/>
+        <w:rPr>
+          <w:rFonts w:ascii="Times" w:eastAsia="SimSun" w:hAnsi="Times" w:cs="Times New Roman"/>
+          <w:b/>
+          <w:bCs/>
+        </w:rPr>
+      </w:pPr>
+      <w:r>
+        <w:rPr>
+          <w:rFonts w:ascii="Times" w:eastAsia="SimSun" w:hAnsi="Times" w:cs="Times New Roman"/>
           <w:b/>
           <w:bCs/>
         </w:rPr>
@@ -5109,7 +4852,7 @@
       </w:r>
       <w:r>
         <w:rPr>
-          <w:rFonts w:ascii="Times" w:eastAsia="宋体" w:hAnsi="Times" w:cs="Times New Roman"/>
+          <w:rFonts w:ascii="Times" w:eastAsia="SimSun" w:hAnsi="Times" w:cs="Times New Roman"/>
           <w:b/>
           <w:bCs/>
         </w:rPr>
@@ -5117,7 +4860,7 @@
       </w:r>
       <w:r>
         <w:rPr>
-          <w:rFonts w:ascii="Times" w:eastAsia="宋体" w:hAnsi="Times" w:cs="Times New Roman"/>
+          <w:rFonts w:ascii="Times" w:eastAsia="SimSun" w:hAnsi="Times" w:cs="Times New Roman"/>
           <w:b/>
           <w:bCs/>
         </w:rPr>
@@ -5128,118 +4871,66 @@
       <w:pPr>
         <w:spacing w:before="100" w:beforeAutospacing="1" w:after="100" w:afterAutospacing="1" w:line="240" w:lineRule="auto"/>
         <w:rPr>
-          <w:rFonts w:ascii="Times" w:eastAsia="宋体" w:hAnsi="Times" w:cs="Times New Roman"/>
-        </w:rPr>
-      </w:pPr>
-      <w:r>
-        <w:rPr>
-          <w:rFonts w:ascii="Times" w:eastAsia="宋体" w:hAnsi="Times" w:cs="Times New Roman"/>
+          <w:rFonts w:ascii="Times" w:eastAsia="SimSun" w:hAnsi="Times" w:cs="Times New Roman"/>
+        </w:rPr>
+      </w:pPr>
+      <w:r>
+        <w:rPr>
+          <w:rFonts w:ascii="Times" w:eastAsia="SimSun" w:hAnsi="Times" w:cs="Times New Roman"/>
         </w:rPr>
         <w:t>查看：</w:t>
       </w:r>
       <w:r>
         <w:rPr>
-          <w:rFonts w:ascii="Times" w:eastAsia="宋体" w:hAnsi="Times" w:cs="Times New Roman"/>
-        </w:rPr>
-        <w:t xml:space="preserve"> </w:t>
-      </w:r>
-      <w:proofErr w:type="spellStart"/>
-      <w:r>
-        <w:rPr>
-          <w:rFonts w:ascii="Times" w:eastAsia="宋体" w:hAnsi="Times" w:cs="Times New Roman"/>
-        </w:rPr>
-        <w:t>sudo</w:t>
-      </w:r>
-      <w:proofErr w:type="spellEnd"/>
-      <w:r>
-        <w:rPr>
-          <w:rFonts w:ascii="Times" w:eastAsia="宋体" w:hAnsi="Times" w:cs="Times New Roman"/>
-        </w:rPr>
-        <w:t xml:space="preserve"> docker container ls</w:t>
-      </w:r>
-    </w:p>
-    <w:p>
-      <w:pPr>
-        <w:spacing w:before="100" w:beforeAutospacing="1" w:after="100" w:afterAutospacing="1" w:line="240" w:lineRule="auto"/>
-        <w:rPr>
-          <w:rFonts w:ascii="Times" w:eastAsia="宋体" w:hAnsi="Times" w:cs="Times New Roman"/>
-        </w:rPr>
-      </w:pPr>
-      <w:r>
-        <w:rPr>
-          <w:rFonts w:ascii="Times" w:eastAsia="宋体" w:hAnsi="Times" w:cs="Times New Roman"/>
+          <w:rFonts w:ascii="Times" w:eastAsia="SimSun" w:hAnsi="Times" w:cs="Times New Roman"/>
+        </w:rPr>
+        <w:t xml:space="preserve"> sudo docker container ls</w:t>
+      </w:r>
+    </w:p>
+    <w:p>
+      <w:pPr>
+        <w:spacing w:before="100" w:beforeAutospacing="1" w:after="100" w:afterAutospacing="1" w:line="240" w:lineRule="auto"/>
+        <w:rPr>
+          <w:rFonts w:ascii="Times" w:eastAsia="SimSun" w:hAnsi="Times" w:cs="Times New Roman"/>
+        </w:rPr>
+      </w:pPr>
+      <w:r>
+        <w:rPr>
+          <w:rFonts w:ascii="Times" w:eastAsia="SimSun" w:hAnsi="Times" w:cs="Times New Roman"/>
         </w:rPr>
         <w:t>删除：先</w:t>
       </w:r>
-      <w:proofErr w:type="spellStart"/>
-      <w:r>
-        <w:rPr>
-          <w:rFonts w:ascii="Times" w:eastAsia="宋体" w:hAnsi="Times" w:cs="Times New Roman"/>
-        </w:rPr>
-        <w:t>sudo</w:t>
-      </w:r>
-      <w:proofErr w:type="spellEnd"/>
-      <w:r>
-        <w:rPr>
-          <w:rFonts w:ascii="Times" w:eastAsia="宋体" w:hAnsi="Times" w:cs="Times New Roman"/>
-        </w:rPr>
-        <w:t xml:space="preserve"> docker container stop </w:t>
-      </w:r>
-      <w:proofErr w:type="spellStart"/>
-      <w:r>
-        <w:rPr>
-          <w:rFonts w:ascii="Times" w:eastAsia="宋体" w:hAnsi="Times" w:cs="Times New Roman"/>
-        </w:rPr>
-        <w:t>container_ID</w:t>
-      </w:r>
-      <w:proofErr w:type="spellEnd"/>
-      <w:r>
-        <w:rPr>
-          <w:rFonts w:ascii="Times" w:eastAsia="宋体" w:hAnsi="Times" w:cs="Times New Roman"/>
-        </w:rPr>
-        <w:t xml:space="preserve">, </w:t>
-      </w:r>
-      <w:r>
-        <w:rPr>
-          <w:rFonts w:ascii="Times" w:eastAsia="宋体" w:hAnsi="Times" w:cs="Times New Roman"/>
+      <w:r>
+        <w:rPr>
+          <w:rFonts w:ascii="Times" w:eastAsia="SimSun" w:hAnsi="Times" w:cs="Times New Roman"/>
+        </w:rPr>
+        <w:t xml:space="preserve">sudo docker container stop container_ID, </w:t>
+      </w:r>
+      <w:r>
+        <w:rPr>
+          <w:rFonts w:ascii="Times" w:eastAsia="SimSun" w:hAnsi="Times" w:cs="Times New Roman"/>
         </w:rPr>
         <w:t>然后再</w:t>
       </w:r>
-      <w:proofErr w:type="spellStart"/>
-      <w:r>
-        <w:rPr>
-          <w:rFonts w:ascii="Times" w:eastAsia="宋体" w:hAnsi="Times" w:cs="Times New Roman"/>
-        </w:rPr>
-        <w:t>sudo</w:t>
-      </w:r>
-      <w:proofErr w:type="spellEnd"/>
-      <w:r>
-        <w:rPr>
-          <w:rFonts w:ascii="Times" w:eastAsia="宋体" w:hAnsi="Times" w:cs="Times New Roman"/>
-        </w:rPr>
-        <w:t xml:space="preserve"> docker container rm </w:t>
-      </w:r>
-      <w:proofErr w:type="spellStart"/>
-      <w:r>
-        <w:rPr>
-          <w:rFonts w:ascii="Times" w:eastAsia="宋体" w:hAnsi="Times" w:cs="Times New Roman"/>
-        </w:rPr>
-        <w:t>container_ID</w:t>
-      </w:r>
-      <w:proofErr w:type="spellEnd"/>
-    </w:p>
-    <w:p>
-      <w:pPr>
-        <w:spacing w:before="100" w:beforeAutospacing="1" w:after="100" w:afterAutospacing="1" w:line="240" w:lineRule="auto"/>
-        <w:rPr>
-          <w:rFonts w:ascii="Times" w:eastAsia="宋体" w:hAnsi="Times" w:cs="Times New Roman"/>
-          <w:b/>
-          <w:bCs/>
-        </w:rPr>
-      </w:pPr>
-      <w:r>
-        <w:rPr>
-          <w:rFonts w:ascii="Times" w:eastAsia="宋体" w:hAnsi="Times" w:cs="Times New Roman"/>
+      <w:r>
+        <w:rPr>
+          <w:rFonts w:ascii="Times" w:eastAsia="SimSun" w:hAnsi="Times" w:cs="Times New Roman"/>
+        </w:rPr>
+        <w:t>sudo docker container rm container_ID</w:t>
+      </w:r>
+    </w:p>
+    <w:p>
+      <w:pPr>
+        <w:spacing w:before="100" w:beforeAutospacing="1" w:after="100" w:afterAutospacing="1" w:line="240" w:lineRule="auto"/>
+        <w:rPr>
+          <w:rFonts w:ascii="Times" w:eastAsia="SimSun" w:hAnsi="Times" w:cs="Times New Roman"/>
+          <w:b/>
+          <w:bCs/>
+        </w:rPr>
+      </w:pPr>
+      <w:r>
+        <w:rPr>
+          <w:rFonts w:ascii="Times" w:eastAsia="SimSun" w:hAnsi="Times" w:cs="Times New Roman"/>
           <w:b/>
           <w:bCs/>
         </w:rPr>
@@ -5247,7 +4938,7 @@
       </w:r>
       <w:r>
         <w:rPr>
-          <w:rFonts w:ascii="Times" w:eastAsia="宋体" w:hAnsi="Times" w:cs="Times New Roman"/>
+          <w:rFonts w:ascii="Times" w:eastAsia="SimSun" w:hAnsi="Times" w:cs="Times New Roman"/>
           <w:b/>
           <w:bCs/>
         </w:rPr>
@@ -5255,7 +4946,7 @@
       </w:r>
       <w:r>
         <w:rPr>
-          <w:rFonts w:ascii="Times" w:eastAsia="宋体" w:hAnsi="Times" w:cs="Times New Roman"/>
+          <w:rFonts w:ascii="Times" w:eastAsia="SimSun" w:hAnsi="Times" w:cs="Times New Roman"/>
           <w:b/>
           <w:bCs/>
         </w:rPr>
@@ -5263,7 +4954,7 @@
       </w:r>
       <w:r>
         <w:rPr>
-          <w:rFonts w:ascii="Times" w:eastAsia="宋体" w:hAnsi="Times" w:cs="Times New Roman"/>
+          <w:rFonts w:ascii="Times" w:eastAsia="SimSun" w:hAnsi="Times" w:cs="Times New Roman"/>
           <w:b/>
           <w:bCs/>
         </w:rPr>
@@ -5271,7 +4962,7 @@
       </w:r>
       <w:r>
         <w:rPr>
-          <w:rFonts w:ascii="Times" w:eastAsia="宋体" w:hAnsi="Times" w:cs="Times New Roman"/>
+          <w:rFonts w:ascii="Times" w:eastAsia="SimSun" w:hAnsi="Times" w:cs="Times New Roman"/>
           <w:b/>
           <w:bCs/>
         </w:rPr>
@@ -5279,7 +4970,7 @@
       </w:r>
       <w:r>
         <w:rPr>
-          <w:rFonts w:ascii="Times" w:eastAsia="宋体" w:hAnsi="Times" w:cs="Times New Roman"/>
+          <w:rFonts w:ascii="Times" w:eastAsia="SimSun" w:hAnsi="Times" w:cs="Times New Roman"/>
           <w:b/>
           <w:bCs/>
         </w:rPr>
@@ -5287,7 +4978,7 @@
       </w:r>
       <w:r>
         <w:rPr>
-          <w:rFonts w:ascii="Times" w:eastAsia="宋体" w:hAnsi="Times" w:cs="Times New Roman"/>
+          <w:rFonts w:ascii="Times" w:eastAsia="SimSun" w:hAnsi="Times" w:cs="Times New Roman"/>
           <w:b/>
           <w:bCs/>
         </w:rPr>
@@ -5298,72 +4989,62 @@
       <w:pPr>
         <w:spacing w:before="100" w:beforeAutospacing="1" w:after="100" w:afterAutospacing="1" w:line="240" w:lineRule="auto"/>
         <w:rPr>
-          <w:rFonts w:ascii="Times" w:eastAsia="宋体" w:hAnsi="Times" w:cs="Times New Roman"/>
-        </w:rPr>
-      </w:pPr>
-      <w:r>
-        <w:rPr>
-          <w:rFonts w:ascii="Times" w:eastAsia="宋体" w:hAnsi="Times" w:cs="Times New Roman" w:hint="eastAsia"/>
+          <w:rFonts w:ascii="Times" w:eastAsia="SimSun" w:hAnsi="Times" w:cs="Times New Roman"/>
+        </w:rPr>
+      </w:pPr>
+      <w:r>
+        <w:rPr>
+          <w:rFonts w:ascii="Times" w:eastAsia="SimSun" w:hAnsi="Times" w:cs="Times New Roman" w:hint="eastAsia"/>
         </w:rPr>
         <w:t>先进入</w:t>
       </w:r>
-      <w:proofErr w:type="spellStart"/>
-      <w:r>
-        <w:rPr>
-          <w:rFonts w:ascii="Times" w:eastAsia="宋体" w:hAnsi="Times" w:cs="Times New Roman" w:hint="eastAsia"/>
+      <w:r>
+        <w:rPr>
+          <w:rFonts w:ascii="Times" w:eastAsia="SimSun" w:hAnsi="Times" w:cs="Times New Roman" w:hint="eastAsia"/>
         </w:rPr>
         <w:t>wsl</w:t>
       </w:r>
-      <w:proofErr w:type="spellEnd"/>
-    </w:p>
-    <w:p>
-      <w:pPr>
-        <w:spacing w:before="100" w:beforeAutospacing="1" w:after="100" w:afterAutospacing="1" w:line="240" w:lineRule="auto"/>
-        <w:rPr>
-          <w:rFonts w:ascii="Times" w:eastAsia="宋体" w:hAnsi="Times" w:cs="Times New Roman"/>
-        </w:rPr>
-      </w:pPr>
-      <w:r>
-        <w:rPr>
-          <w:rFonts w:ascii="Times" w:eastAsia="宋体" w:hAnsi="Times" w:cs="Times New Roman" w:hint="eastAsia"/>
+    </w:p>
+    <w:p>
+      <w:pPr>
+        <w:spacing w:before="100" w:beforeAutospacing="1" w:after="100" w:afterAutospacing="1" w:line="240" w:lineRule="auto"/>
+        <w:rPr>
+          <w:rFonts w:ascii="Times" w:eastAsia="SimSun" w:hAnsi="Times" w:cs="Times New Roman"/>
+        </w:rPr>
+      </w:pPr>
+      <w:r>
+        <w:rPr>
+          <w:rFonts w:ascii="Times" w:eastAsia="SimSun" w:hAnsi="Times" w:cs="Times New Roman" w:hint="eastAsia"/>
         </w:rPr>
         <w:t>然后</w:t>
       </w:r>
-      <w:proofErr w:type="spellStart"/>
-      <w:r>
-        <w:rPr>
-          <w:rFonts w:ascii="Times" w:eastAsia="宋体" w:hAnsi="Times" w:cs="Times New Roman"/>
-        </w:rPr>
-        <w:t>sudo</w:t>
-      </w:r>
-      <w:proofErr w:type="spellEnd"/>
-      <w:r>
-        <w:rPr>
-          <w:rFonts w:ascii="Times" w:eastAsia="宋体" w:hAnsi="Times" w:cs="Times New Roman"/>
-        </w:rPr>
-        <w:t xml:space="preserve"> docker container ls</w:t>
-      </w:r>
-      <w:r>
-        <w:rPr>
-          <w:rFonts w:ascii="Times" w:eastAsia="宋体" w:hAnsi="Times" w:cs="Times New Roman"/>
+      <w:r>
+        <w:rPr>
+          <w:rFonts w:ascii="Times" w:eastAsia="SimSun" w:hAnsi="Times" w:cs="Times New Roman"/>
+        </w:rPr>
+        <w:t>sudo docker container ls</w:t>
+      </w:r>
+      <w:r>
+        <w:rPr>
+          <w:rFonts w:ascii="Times" w:eastAsia="SimSun" w:hAnsi="Times" w:cs="Times New Roman"/>
         </w:rPr>
         <w:t>获得当前</w:t>
       </w:r>
       <w:r>
         <w:rPr>
-          <w:rFonts w:ascii="Times" w:eastAsia="宋体" w:hAnsi="Times" w:cs="Times New Roman"/>
+          <w:rFonts w:ascii="Times" w:eastAsia="SimSun" w:hAnsi="Times" w:cs="Times New Roman"/>
         </w:rPr>
         <w:t>container</w:t>
       </w:r>
       <w:r>
         <w:rPr>
-          <w:rFonts w:ascii="Times" w:eastAsia="宋体" w:hAnsi="Times" w:cs="Times New Roman"/>
+          <w:rFonts w:ascii="Times" w:eastAsia="SimSun" w:hAnsi="Times" w:cs="Times New Roman"/>
         </w:rPr>
         <w:t>的</w:t>
       </w:r>
       <w:r>
         <w:rPr>
-          <w:rFonts w:ascii="Times" w:eastAsia="宋体" w:hAnsi="Times" w:cs="Times New Roman"/>
+          <w:rFonts w:ascii="Times" w:eastAsia="SimSun" w:hAnsi="Times" w:cs="Times New Roman"/>
         </w:rPr>
         <w:t>ID</w:t>
       </w:r>
@@ -5372,96 +5053,80 @@
       <w:pPr>
         <w:spacing w:before="100" w:beforeAutospacing="1" w:after="100" w:afterAutospacing="1" w:line="240" w:lineRule="auto"/>
         <w:rPr>
-          <w:rFonts w:ascii="Times" w:eastAsia="宋体" w:hAnsi="Times" w:cs="Times New Roman"/>
-        </w:rPr>
-      </w:pPr>
-      <w:r>
-        <w:rPr>
-          <w:rFonts w:ascii="Times" w:eastAsia="宋体" w:hAnsi="Times" w:cs="Times New Roman"/>
+          <w:rFonts w:ascii="Times" w:eastAsia="SimSun" w:hAnsi="Times" w:cs="Times New Roman"/>
+        </w:rPr>
+      </w:pPr>
+      <w:r>
+        <w:rPr>
+          <w:rFonts w:ascii="Times" w:eastAsia="SimSun" w:hAnsi="Times" w:cs="Times New Roman"/>
         </w:rPr>
         <w:t>然后在</w:t>
       </w:r>
-      <w:proofErr w:type="spellStart"/>
-      <w:r>
-        <w:rPr>
-          <w:rFonts w:ascii="Times" w:eastAsia="宋体" w:hAnsi="Times" w:cs="Times New Roman"/>
-        </w:rPr>
-        <w:t>wsl</w:t>
-      </w:r>
-      <w:proofErr w:type="spellEnd"/>
-      <w:r>
-        <w:rPr>
-          <w:rFonts w:ascii="Times" w:eastAsia="宋体" w:hAnsi="Times" w:cs="Times New Roman"/>
-        </w:rPr>
-        <w:t xml:space="preserve"> terminal</w:t>
-      </w:r>
-      <w:r>
-        <w:rPr>
-          <w:rFonts w:ascii="Times" w:eastAsia="宋体" w:hAnsi="Times" w:cs="Times New Roman"/>
+      <w:r>
+        <w:rPr>
+          <w:rFonts w:ascii="Times" w:eastAsia="SimSun" w:hAnsi="Times" w:cs="Times New Roman"/>
+        </w:rPr>
+        <w:t>wsl terminal</w:t>
+      </w:r>
+      <w:r>
+        <w:rPr>
+          <w:rFonts w:ascii="Times" w:eastAsia="SimSun" w:hAnsi="Times" w:cs="Times New Roman"/>
         </w:rPr>
         <w:t>里</w:t>
       </w:r>
-      <w:proofErr w:type="spellStart"/>
-      <w:r>
-        <w:rPr>
-          <w:rFonts w:ascii="Times" w:eastAsia="宋体" w:hAnsi="Times" w:cs="Times New Roman"/>
-        </w:rPr>
-        <w:t>sudo</w:t>
-      </w:r>
-      <w:proofErr w:type="spellEnd"/>
-      <w:r>
-        <w:rPr>
-          <w:rFonts w:ascii="Times" w:eastAsia="宋体" w:hAnsi="Times" w:cs="Times New Roman"/>
-        </w:rPr>
-        <w:t xml:space="preserve"> docker exec -it -u 0 ID bash</w:t>
-      </w:r>
-    </w:p>
-    <w:p>
-      <w:pPr>
-        <w:spacing w:before="100" w:beforeAutospacing="1" w:after="100" w:afterAutospacing="1" w:line="240" w:lineRule="auto"/>
-        <w:rPr>
-          <w:rFonts w:ascii="Times" w:eastAsia="宋体" w:hAnsi="Times" w:cs="Times New Roman"/>
-        </w:rPr>
-      </w:pPr>
-      <w:r>
-        <w:rPr>
-          <w:rFonts w:ascii="Times" w:eastAsia="宋体" w:hAnsi="Times" w:cs="Times New Roman"/>
+      <w:r>
+        <w:rPr>
+          <w:rFonts w:ascii="Times" w:eastAsia="SimSun" w:hAnsi="Times" w:cs="Times New Roman"/>
+        </w:rPr>
+        <w:t>sudo docker exec -it -u 0 ID bash</w:t>
+      </w:r>
+    </w:p>
+    <w:p>
+      <w:pPr>
+        <w:spacing w:before="100" w:beforeAutospacing="1" w:after="100" w:afterAutospacing="1" w:line="240" w:lineRule="auto"/>
+        <w:rPr>
+          <w:rFonts w:ascii="Times" w:eastAsia="SimSun" w:hAnsi="Times" w:cs="Times New Roman"/>
+        </w:rPr>
+      </w:pPr>
+      <w:r>
+        <w:rPr>
+          <w:rFonts w:ascii="Times" w:eastAsia="SimSun" w:hAnsi="Times" w:cs="Times New Roman"/>
         </w:rPr>
         <w:t>然后就可以进入</w:t>
       </w:r>
       <w:r>
         <w:rPr>
-          <w:rFonts w:ascii="Times" w:eastAsia="宋体" w:hAnsi="Times" w:cs="Times New Roman"/>
+          <w:rFonts w:ascii="Times" w:eastAsia="SimSun" w:hAnsi="Times" w:cs="Times New Roman"/>
         </w:rPr>
         <w:t>container</w:t>
       </w:r>
       <w:r>
         <w:rPr>
-          <w:rFonts w:ascii="Times" w:eastAsia="宋体" w:hAnsi="Times" w:cs="Times New Roman"/>
+          <w:rFonts w:ascii="Times" w:eastAsia="SimSun" w:hAnsi="Times" w:cs="Times New Roman"/>
         </w:rPr>
         <w:t>的</w:t>
       </w:r>
       <w:r>
         <w:rPr>
-          <w:rFonts w:ascii="Times" w:eastAsia="宋体" w:hAnsi="Times" w:cs="Times New Roman"/>
+          <w:rFonts w:ascii="Times" w:eastAsia="SimSun" w:hAnsi="Times" w:cs="Times New Roman"/>
         </w:rPr>
         <w:t>root</w:t>
       </w:r>
       <w:r>
         <w:rPr>
-          <w:rFonts w:ascii="Times" w:eastAsia="宋体" w:hAnsi="Times" w:cs="Times New Roman"/>
+          <w:rFonts w:ascii="Times" w:eastAsia="SimSun" w:hAnsi="Times" w:cs="Times New Roman"/>
         </w:rPr>
         <w:t>，用</w:t>
       </w:r>
       <w:r>
         <w:rPr>
-          <w:rFonts w:ascii="Times" w:eastAsia="宋体" w:hAnsi="Times" w:cs="Times New Roman"/>
+          <w:rFonts w:ascii="Times" w:eastAsia="SimSun" w:hAnsi="Times" w:cs="Times New Roman"/>
         </w:rPr>
         <w:t>pip install</w:t>
       </w:r>
       <w:r>
         <w:rPr>
-          <w:rFonts w:ascii="Times" w:eastAsia="宋体" w:hAnsi="Times" w:cs="Times New Roman"/>
+          <w:rFonts w:ascii="Times" w:eastAsia="SimSun" w:hAnsi="Times" w:cs="Times New Roman"/>
         </w:rPr>
         <w:t>安装</w:t>
       </w:r>
@@ -5470,32 +5135,30 @@
       <w:pPr>
         <w:spacing w:before="100" w:beforeAutospacing="1" w:after="100" w:afterAutospacing="1" w:line="240" w:lineRule="auto"/>
         <w:rPr>
-          <w:rFonts w:ascii="Times" w:eastAsia="宋体" w:hAnsi="Times" w:cs="Times New Roman"/>
-        </w:rPr>
-      </w:pPr>
-      <w:r>
-        <w:rPr>
-          <w:rFonts w:ascii="Times" w:eastAsia="宋体" w:hAnsi="Times" w:cs="Times New Roman"/>
+          <w:rFonts w:ascii="Times" w:eastAsia="SimSun" w:hAnsi="Times" w:cs="Times New Roman"/>
+        </w:rPr>
+      </w:pPr>
+      <w:r>
+        <w:rPr>
+          <w:rFonts w:ascii="Times" w:eastAsia="SimSun" w:hAnsi="Times" w:cs="Times New Roman"/>
         </w:rPr>
         <w:t>安装好后</w:t>
       </w:r>
-      <w:proofErr w:type="spellStart"/>
-      <w:r>
-        <w:rPr>
-          <w:rFonts w:ascii="Times" w:eastAsia="宋体" w:hAnsi="Times" w:cs="Times New Roman"/>
+      <w:r>
+        <w:rPr>
+          <w:rFonts w:ascii="Times" w:eastAsia="SimSun" w:hAnsi="Times" w:cs="Times New Roman"/>
         </w:rPr>
         <w:t>ctrl+A+D</w:t>
       </w:r>
-      <w:proofErr w:type="spellEnd"/>
-      <w:r>
-        <w:rPr>
-          <w:rFonts w:ascii="Times" w:eastAsia="宋体" w:hAnsi="Times" w:cs="Times New Roman"/>
+      <w:r>
+        <w:rPr>
+          <w:rFonts w:ascii="Times" w:eastAsia="SimSun" w:hAnsi="Times" w:cs="Times New Roman"/>
         </w:rPr>
         <w:t>退出</w:t>
       </w:r>
       <w:r>
         <w:rPr>
-          <w:rFonts w:ascii="Times" w:eastAsia="宋体" w:hAnsi="Times" w:cs="Times New Roman"/>
+          <w:rFonts w:ascii="Times" w:eastAsia="SimSun" w:hAnsi="Times" w:cs="Times New Roman"/>
         </w:rPr>
         <w:t>root</w:t>
       </w:r>
@@ -5504,60 +5167,60 @@
       <w:pPr>
         <w:spacing w:before="100" w:beforeAutospacing="1" w:after="100" w:afterAutospacing="1" w:line="240" w:lineRule="auto"/>
         <w:rPr>
-          <w:rFonts w:ascii="Times" w:eastAsia="宋体" w:hAnsi="Times" w:cs="Times New Roman"/>
-        </w:rPr>
-      </w:pPr>
-      <w:r>
-        <w:rPr>
-          <w:rFonts w:ascii="Times" w:eastAsia="宋体" w:hAnsi="Times" w:cs="Times New Roman"/>
+          <w:rFonts w:ascii="Times" w:eastAsia="SimSun" w:hAnsi="Times" w:cs="Times New Roman"/>
+        </w:rPr>
+      </w:pPr>
+      <w:r>
+        <w:rPr>
+          <w:rFonts w:ascii="Times" w:eastAsia="SimSun" w:hAnsi="Times" w:cs="Times New Roman"/>
         </w:rPr>
         <w:t xml:space="preserve">5. </w:t>
       </w:r>
       <w:r>
         <w:rPr>
-          <w:rFonts w:ascii="Times" w:eastAsia="宋体" w:hAnsi="Times" w:cs="Times New Roman" w:hint="eastAsia"/>
+          <w:rFonts w:ascii="Times" w:eastAsia="SimSun" w:hAnsi="Times" w:cs="Times New Roman" w:hint="eastAsia"/>
         </w:rPr>
         <w:t>如果在</w:t>
       </w:r>
       <w:r>
         <w:rPr>
-          <w:rFonts w:ascii="Times" w:eastAsia="宋体" w:hAnsi="Times" w:cs="Times New Roman" w:hint="eastAsia"/>
+          <w:rFonts w:ascii="Times" w:eastAsia="SimSun" w:hAnsi="Times" w:cs="Times New Roman" w:hint="eastAsia"/>
         </w:rPr>
         <w:t>container</w:t>
       </w:r>
       <w:r>
         <w:rPr>
-          <w:rFonts w:ascii="Times" w:eastAsia="宋体" w:hAnsi="Times" w:cs="Times New Roman" w:hint="eastAsia"/>
+          <w:rFonts w:ascii="Times" w:eastAsia="SimSun" w:hAnsi="Times" w:cs="Times New Roman" w:hint="eastAsia"/>
         </w:rPr>
         <w:t>里连不上</w:t>
       </w:r>
       <w:r>
         <w:rPr>
-          <w:rFonts w:ascii="Times" w:eastAsia="宋体" w:hAnsi="Times" w:cs="Times New Roman" w:hint="eastAsia"/>
+          <w:rFonts w:ascii="Times" w:eastAsia="SimSun" w:hAnsi="Times" w:cs="Times New Roman" w:hint="eastAsia"/>
         </w:rPr>
         <w:t>V</w:t>
       </w:r>
       <w:r>
         <w:rPr>
-          <w:rFonts w:ascii="Times" w:eastAsia="宋体" w:hAnsi="Times" w:cs="Times New Roman"/>
+          <w:rFonts w:ascii="Times" w:eastAsia="SimSun" w:hAnsi="Times" w:cs="Times New Roman"/>
         </w:rPr>
         <w:t>PN</w:t>
       </w:r>
       <w:r>
         <w:rPr>
-          <w:rFonts w:ascii="Times" w:eastAsia="宋体" w:hAnsi="Times" w:cs="Times New Roman" w:hint="eastAsia"/>
+          <w:rFonts w:ascii="Times" w:eastAsia="SimSun" w:hAnsi="Times" w:cs="Times New Roman" w:hint="eastAsia"/>
         </w:rPr>
         <w:t>（比如用不了</w:t>
       </w:r>
       <w:r>
         <w:rPr>
-          <w:rFonts w:ascii="Times" w:eastAsia="宋体" w:hAnsi="Times" w:cs="Times New Roman" w:hint="eastAsia"/>
+          <w:rFonts w:ascii="Times" w:eastAsia="SimSun" w:hAnsi="Times" w:cs="Times New Roman" w:hint="eastAsia"/>
         </w:rPr>
         <w:t>copilot</w:t>
       </w:r>
       <w:r>
         <w:rPr>
-          <w:rFonts w:ascii="Times" w:eastAsia="宋体" w:hAnsi="Times" w:cs="Times New Roman" w:hint="eastAsia"/>
+          <w:rFonts w:ascii="Times" w:eastAsia="SimSun" w:hAnsi="Times" w:cs="Times New Roman" w:hint="eastAsia"/>
         </w:rPr>
         <w:t>）</w:t>
       </w:r>
@@ -5566,36 +5229,36 @@
       <w:pPr>
         <w:spacing w:before="100" w:beforeAutospacing="1" w:after="100" w:afterAutospacing="1" w:line="240" w:lineRule="auto"/>
         <w:rPr>
-          <w:rFonts w:ascii="Times" w:eastAsia="宋体" w:hAnsi="Times" w:cs="Times New Roman"/>
-        </w:rPr>
-      </w:pPr>
-      <w:r>
-        <w:rPr>
-          <w:rFonts w:ascii="Times" w:eastAsia="宋体" w:hAnsi="Times" w:cs="Times New Roman" w:hint="eastAsia"/>
+          <w:rFonts w:ascii="Times" w:eastAsia="SimSun" w:hAnsi="Times" w:cs="Times New Roman"/>
+        </w:rPr>
+      </w:pPr>
+      <w:r>
+        <w:rPr>
+          <w:rFonts w:ascii="Times" w:eastAsia="SimSun" w:hAnsi="Times" w:cs="Times New Roman" w:hint="eastAsia"/>
         </w:rPr>
         <w:t>在</w:t>
       </w:r>
       <w:r>
         <w:rPr>
-          <w:rFonts w:ascii="Times" w:eastAsia="宋体" w:hAnsi="Times" w:cs="Times New Roman" w:hint="eastAsia"/>
+          <w:rFonts w:ascii="Times" w:eastAsia="SimSun" w:hAnsi="Times" w:cs="Times New Roman" w:hint="eastAsia"/>
         </w:rPr>
         <w:t>container</w:t>
       </w:r>
       <w:r>
         <w:rPr>
-          <w:rFonts w:ascii="Times" w:eastAsia="宋体" w:hAnsi="Times" w:cs="Times New Roman" w:hint="eastAsia"/>
+          <w:rFonts w:ascii="Times" w:eastAsia="SimSun" w:hAnsi="Times" w:cs="Times New Roman" w:hint="eastAsia"/>
         </w:rPr>
         <w:t>的</w:t>
       </w:r>
       <w:r>
         <w:rPr>
-          <w:rFonts w:ascii="Times" w:eastAsia="宋体" w:hAnsi="Times" w:cs="Times New Roman" w:hint="eastAsia"/>
+          <w:rFonts w:ascii="Times" w:eastAsia="SimSun" w:hAnsi="Times" w:cs="Times New Roman" w:hint="eastAsia"/>
         </w:rPr>
         <w:t>terminal</w:t>
       </w:r>
       <w:r>
         <w:rPr>
-          <w:rFonts w:ascii="Times" w:eastAsia="宋体" w:hAnsi="Times" w:cs="Times New Roman" w:hint="eastAsia"/>
+          <w:rFonts w:ascii="Times" w:eastAsia="SimSun" w:hAnsi="Times" w:cs="Times New Roman" w:hint="eastAsia"/>
         </w:rPr>
         <w:t>里输</w:t>
       </w:r>
@@ -5604,12 +5267,12 @@
       <w:pPr>
         <w:spacing w:before="100" w:beforeAutospacing="1" w:after="100" w:afterAutospacing="1" w:line="240" w:lineRule="auto"/>
         <w:rPr>
-          <w:rFonts w:ascii="Times" w:eastAsia="宋体" w:hAnsi="Times" w:cs="Times New Roman"/>
-        </w:rPr>
-      </w:pPr>
-      <w:r>
-        <w:rPr>
-          <w:rFonts w:ascii="Times" w:eastAsia="宋体" w:hAnsi="Times" w:cs="Times New Roman"/>
+          <w:rFonts w:ascii="Times" w:eastAsia="SimSun" w:hAnsi="Times" w:cs="Times New Roman"/>
+        </w:rPr>
+      </w:pPr>
+      <w:r>
+        <w:rPr>
+          <w:rFonts w:ascii="Times" w:eastAsia="SimSun" w:hAnsi="Times" w:cs="Times New Roman"/>
         </w:rPr>
         <w:t>(base) root@cf50883f4616:/host# echo $HTTP_PROXY</w:t>
       </w:r>
@@ -5618,18 +5281,18 @@
       <w:pPr>
         <w:spacing w:before="100" w:beforeAutospacing="1" w:after="100" w:afterAutospacing="1" w:line="240" w:lineRule="auto"/>
         <w:rPr>
-          <w:rFonts w:ascii="Times" w:eastAsia="宋体" w:hAnsi="Times" w:cs="Times New Roman"/>
-        </w:rPr>
-      </w:pPr>
-      <w:r>
-        <w:rPr>
-          <w:rFonts w:ascii="Times" w:eastAsia="宋体" w:hAnsi="Times" w:cs="Times New Roman"/>
+          <w:rFonts w:ascii="Times" w:eastAsia="SimSun" w:hAnsi="Times" w:cs="Times New Roman"/>
+        </w:rPr>
+      </w:pPr>
+      <w:r>
+        <w:rPr>
+          <w:rFonts w:ascii="Times" w:eastAsia="SimSun" w:hAnsi="Times" w:cs="Times New Roman"/>
         </w:rPr>
         <w:t xml:space="preserve"># </w:t>
       </w:r>
       <w:r>
         <w:rPr>
-          <w:rFonts w:ascii="Times" w:eastAsia="宋体" w:hAnsi="Times" w:cs="Times New Roman" w:hint="eastAsia"/>
+          <w:rFonts w:ascii="Times" w:eastAsia="SimSun" w:hAnsi="Times" w:cs="Times New Roman" w:hint="eastAsia"/>
         </w:rPr>
         <w:t>这里很可能会返回空白，接着输下面的内容：</w:t>
       </w:r>
@@ -5638,48 +5301,26 @@
       <w:pPr>
         <w:spacing w:before="100" w:beforeAutospacing="1" w:after="100" w:afterAutospacing="1" w:line="240" w:lineRule="auto"/>
         <w:rPr>
-          <w:rFonts w:ascii="Times" w:eastAsia="宋体" w:hAnsi="Times" w:cs="Times New Roman"/>
-        </w:rPr>
-      </w:pPr>
-      <w:r>
-        <w:rPr>
-          <w:rFonts w:ascii="Times" w:eastAsia="宋体" w:hAnsi="Times" w:cs="Times New Roman"/>
-        </w:rPr>
-        <w:t xml:space="preserve">(base) root@cf50883f4616:/host# unset HTTP_PROXY HTTPS_PROXY </w:t>
-      </w:r>
-      <w:proofErr w:type="spellStart"/>
-      <w:r>
-        <w:rPr>
-          <w:rFonts w:ascii="Times" w:eastAsia="宋体" w:hAnsi="Times" w:cs="Times New Roman"/>
-        </w:rPr>
-        <w:t>http_proxy</w:t>
-      </w:r>
-      <w:proofErr w:type="spellEnd"/>
-      <w:r>
-        <w:rPr>
-          <w:rFonts w:ascii="Times" w:eastAsia="宋体" w:hAnsi="Times" w:cs="Times New Roman"/>
-        </w:rPr>
-        <w:t xml:space="preserve"> </w:t>
-      </w:r>
-      <w:proofErr w:type="spellStart"/>
-      <w:r>
-        <w:rPr>
-          <w:rFonts w:ascii="Times" w:eastAsia="宋体" w:hAnsi="Times" w:cs="Times New Roman"/>
-        </w:rPr>
-        <w:t>https_proxy</w:t>
-      </w:r>
-      <w:proofErr w:type="spellEnd"/>
-    </w:p>
-    <w:p>
-      <w:pPr>
-        <w:spacing w:before="100" w:beforeAutospacing="1" w:after="100" w:afterAutospacing="1" w:line="240" w:lineRule="auto"/>
-        <w:rPr>
-          <w:rFonts w:ascii="Times" w:eastAsia="宋体" w:hAnsi="Times" w:cs="Times New Roman"/>
-        </w:rPr>
-      </w:pPr>
-      <w:r>
-        <w:rPr>
-          <w:rFonts w:ascii="Times" w:eastAsia="宋体" w:hAnsi="Times" w:cs="Times New Roman"/>
+          <w:rFonts w:ascii="Times" w:eastAsia="SimSun" w:hAnsi="Times" w:cs="Times New Roman"/>
+        </w:rPr>
+      </w:pPr>
+      <w:r>
+        <w:rPr>
+          <w:rFonts w:ascii="Times" w:eastAsia="SimSun" w:hAnsi="Times" w:cs="Times New Roman"/>
+        </w:rPr>
+        <w:t>(base) root@cf50883f4616:/host# unset HTTP_PROXY HTTPS_PROXY http_proxy https_proxy</w:t>
+      </w:r>
+    </w:p>
+    <w:p>
+      <w:pPr>
+        <w:spacing w:before="100" w:beforeAutospacing="1" w:after="100" w:afterAutospacing="1" w:line="240" w:lineRule="auto"/>
+        <w:rPr>
+          <w:rFonts w:ascii="Times" w:eastAsia="SimSun" w:hAnsi="Times" w:cs="Times New Roman"/>
+        </w:rPr>
+      </w:pPr>
+      <w:r>
+        <w:rPr>
+          <w:rFonts w:ascii="Times" w:eastAsia="SimSun" w:hAnsi="Times" w:cs="Times New Roman"/>
         </w:rPr>
         <w:t>(base) root@cf50883f4616:/host# export HTTP_PROXY=http://host.docker.internal:7890</w:t>
       </w:r>
@@ -5688,12 +5329,12 @@
       <w:pPr>
         <w:spacing w:before="100" w:beforeAutospacing="1" w:after="100" w:afterAutospacing="1" w:line="240" w:lineRule="auto"/>
         <w:rPr>
-          <w:rFonts w:ascii="Times" w:eastAsia="宋体" w:hAnsi="Times" w:cs="Times New Roman"/>
-        </w:rPr>
-      </w:pPr>
-      <w:r>
-        <w:rPr>
-          <w:rFonts w:ascii="Times" w:eastAsia="宋体" w:hAnsi="Times" w:cs="Times New Roman"/>
+          <w:rFonts w:ascii="Times" w:eastAsia="SimSun" w:hAnsi="Times" w:cs="Times New Roman"/>
+        </w:rPr>
+      </w:pPr>
+      <w:r>
+        <w:rPr>
+          <w:rFonts w:ascii="Times" w:eastAsia="SimSun" w:hAnsi="Times" w:cs="Times New Roman"/>
         </w:rPr>
         <w:t>(base) root@cf50883f4616:/host# export HTTPS_PROXY=http://host.docker.internal:7890</w:t>
       </w:r>
@@ -5702,35 +5343,21 @@
       <w:pPr>
         <w:spacing w:before="100" w:beforeAutospacing="1" w:after="100" w:afterAutospacing="1" w:line="240" w:lineRule="auto"/>
         <w:rPr>
-          <w:rFonts w:ascii="Times" w:eastAsia="宋体" w:hAnsi="Times" w:cs="Times New Roman"/>
-        </w:rPr>
-      </w:pPr>
-      <w:r>
-        <w:rPr>
-          <w:rFonts w:ascii="Times" w:eastAsia="宋体" w:hAnsi="Times" w:cs="Times New Roman"/>
-        </w:rPr>
-        <w:t>(base) root@cf50883f4616:/host# export NO_PROXY=localhost,127.0.</w:t>
-      </w:r>
-      <w:proofErr w:type="gramStart"/>
-      <w:r>
-        <w:rPr>
-          <w:rFonts w:ascii="Times" w:eastAsia="宋体" w:hAnsi="Times" w:cs="Times New Roman"/>
-        </w:rPr>
-        <w:t>0.1,::</w:t>
-      </w:r>
-      <w:proofErr w:type="gramEnd"/>
-      <w:r>
-        <w:rPr>
-          <w:rFonts w:ascii="Times" w:eastAsia="宋体" w:hAnsi="Times" w:cs="Times New Roman"/>
-        </w:rPr>
-        <w:t>1</w:t>
-      </w:r>
-    </w:p>
-    <w:p>
-      <w:pPr>
-        <w:spacing w:before="100" w:beforeAutospacing="1" w:after="100" w:afterAutospacing="1" w:line="240" w:lineRule="auto"/>
-        <w:rPr>
-          <w:rFonts w:ascii="Times" w:eastAsia="宋体" w:hAnsi="Times" w:cs="宋体"/>
+          <w:rFonts w:ascii="Times" w:eastAsia="SimSun" w:hAnsi="Times" w:cs="Times New Roman"/>
+        </w:rPr>
+      </w:pPr>
+      <w:r>
+        <w:rPr>
+          <w:rFonts w:ascii="Times" w:eastAsia="SimSun" w:hAnsi="Times" w:cs="Times New Roman"/>
+        </w:rPr>
+        <w:t>(base) root@cf50883f4616:/host# export NO_PROXY=localhost,127.0.0.1,::1</w:t>
+      </w:r>
+    </w:p>
+    <w:p>
+      <w:pPr>
+        <w:spacing w:before="100" w:beforeAutospacing="1" w:after="100" w:afterAutospacing="1" w:line="240" w:lineRule="auto"/>
+        <w:rPr>
+          <w:rFonts w:ascii="Times" w:eastAsia="SimSun" w:hAnsi="Times" w:cs="SimSun"/>
         </w:rPr>
       </w:pPr>
     </w:p>

--- a/XJTLU docker installation guidance.docx
+++ b/XJTLU docker installation guidance.docx
@@ -33,7 +33,21 @@
         <w:rPr>
           <w:rFonts w:ascii="Times" w:eastAsia="SimSun" w:hAnsi="Times" w:cs="Times New Roman"/>
         </w:rPr>
-        <w:t>Author: Zhennong Chen, Xingyi Yao</w:t>
+        <w:t xml:space="preserve">Author: Zhennong Chen, </w:t>
+      </w:r>
+      <w:proofErr w:type="spellStart"/>
+      <w:r>
+        <w:rPr>
+          <w:rFonts w:ascii="Times" w:eastAsia="SimSun" w:hAnsi="Times" w:cs="Times New Roman"/>
+        </w:rPr>
+        <w:t>Xingyi</w:t>
+      </w:r>
+      <w:proofErr w:type="spellEnd"/>
+      <w:r>
+        <w:rPr>
+          <w:rFonts w:ascii="Times" w:eastAsia="SimSun" w:hAnsi="Times" w:cs="Times New Roman"/>
+        </w:rPr>
+        <w:t xml:space="preserve"> Yao</w:t>
       </w:r>
     </w:p>
     <w:p>
@@ -83,12 +97,14 @@
         </w:rPr>
         <w:t>下载</w:t>
       </w:r>
+      <w:proofErr w:type="spellStart"/>
       <w:r>
         <w:rPr>
           <w:rFonts w:ascii="Times" w:eastAsia="SimSun" w:hAnsi="Times" w:cs="SimSun" w:hint="eastAsia"/>
         </w:rPr>
         <w:t>Github</w:t>
       </w:r>
+      <w:proofErr w:type="spellEnd"/>
       <w:r>
         <w:rPr>
           <w:rFonts w:ascii="Times" w:eastAsia="SimSun" w:hAnsi="Times" w:cs="SimSun"/>
@@ -127,15 +143,25 @@
         </w:rPr>
         <w:t>在</w:t>
       </w:r>
-      <w:hyperlink r:id="rId5" w:history="1">
-        <w:r>
-          <w:rPr>
-            <w:rStyle w:val="Hyperlink"/>
-            <w:rFonts w:ascii="Times" w:eastAsia="SimSun" w:hAnsi="Times" w:cs="SimSun"/>
-          </w:rPr>
-          <w:t>https://github.com/zhennongchen/Standard_dockers.git</w:t>
-        </w:r>
-      </w:hyperlink>
+      <w:r>
+        <w:fldChar w:fldCharType="begin"/>
+      </w:r>
+      <w:r>
+        <w:instrText>HYPERLINK "https://github.com/zhennongchen/Standard_dockers.git"</w:instrText>
+      </w:r>
+      <w:r>
+        <w:fldChar w:fldCharType="separate"/>
+      </w:r>
+      <w:r>
+        <w:rPr>
+          <w:rStyle w:val="Hyperlink"/>
+          <w:rFonts w:ascii="Times" w:eastAsia="SimSun" w:hAnsi="Times" w:cs="SimSun"/>
+        </w:rPr>
+        <w:t>https://github.com/zhennongchen/Standard_dockers.git</w:t>
+      </w:r>
+      <w:r>
+        <w:fldChar w:fldCharType="end"/>
+      </w:r>
       <w:r>
         <w:rPr>
           <w:rFonts w:ascii="Times" w:eastAsia="SimSun" w:hAnsi="Times" w:cs="SimSun" w:hint="eastAsia"/>
@@ -164,7 +190,21 @@
         <w:rPr>
           <w:rFonts w:ascii="Times" w:eastAsia="SimSun" w:hAnsi="Times" w:cs="SimSun"/>
         </w:rPr>
-        <w:t xml:space="preserve"> with Github Desktop</w:t>
+        <w:t xml:space="preserve"> with </w:t>
+      </w:r>
+      <w:proofErr w:type="spellStart"/>
+      <w:r>
+        <w:rPr>
+          <w:rFonts w:ascii="Times" w:eastAsia="SimSun" w:hAnsi="Times" w:cs="SimSun"/>
+        </w:rPr>
+        <w:t>Github</w:t>
+      </w:r>
+      <w:proofErr w:type="spellEnd"/>
+      <w:r>
+        <w:rPr>
+          <w:rFonts w:ascii="Times" w:eastAsia="SimSun" w:hAnsi="Times" w:cs="SimSun"/>
+        </w:rPr>
+        <w:t xml:space="preserve"> Desktop</w:t>
       </w:r>
       <w:r>
         <w:rPr>
@@ -356,12 +396,14 @@
           <w:rFonts w:ascii="Times" w:eastAsia="Times New Roman" w:hAnsi="Times" w:cs="Times New Roman"/>
         </w:rPr>
       </w:pPr>
+      <w:proofErr w:type="spellStart"/>
       <w:r>
         <w:rPr>
           <w:rFonts w:ascii="Times" w:eastAsia="Times New Roman" w:hAnsi="Times" w:cs="Times New Roman"/>
         </w:rPr>
         <w:t>nvidia-smi</w:t>
       </w:r>
+      <w:proofErr w:type="spellEnd"/>
     </w:p>
     <w:p>
       <w:pPr>
@@ -732,34 +774,44 @@
         </w:rPr>
         <w:t>先确认</w:t>
       </w:r>
+      <w:proofErr w:type="spellStart"/>
       <w:r>
         <w:rPr>
           <w:rFonts w:ascii="Times" w:eastAsia="SimSun" w:hAnsi="Times" w:cs="Times New Roman" w:hint="eastAsia"/>
         </w:rPr>
         <w:t>wsl</w:t>
       </w:r>
+      <w:proofErr w:type="spellEnd"/>
       <w:r>
         <w:rPr>
           <w:rFonts w:ascii="Times" w:eastAsia="SimSun" w:hAnsi="Times" w:cs="Times New Roman" w:hint="eastAsia"/>
         </w:rPr>
         <w:t>是否需要更新：</w:t>
       </w:r>
+      <w:proofErr w:type="spellStart"/>
       <w:r>
         <w:rPr>
           <w:rFonts w:ascii="Times" w:eastAsia="SimSun" w:hAnsi="Times" w:cs="Times New Roman" w:hint="eastAsia"/>
         </w:rPr>
-        <w:t xml:space="preserve">wsl </w:t>
-      </w:r>
-      <w:r>
-        <w:rPr>
-          <w:rFonts w:ascii="Times" w:eastAsia="SimSun" w:hAnsi="Times" w:cs="Times New Roman"/>
-        </w:rPr>
-        <w:t>–</w:t>
-      </w:r>
+        <w:t>wsl</w:t>
+      </w:r>
+      <w:proofErr w:type="spellEnd"/>
       <w:r>
         <w:rPr>
           <w:rFonts w:ascii="Times" w:eastAsia="SimSun" w:hAnsi="Times" w:cs="Times New Roman" w:hint="eastAsia"/>
         </w:rPr>
+        <w:t xml:space="preserve"> </w:t>
+      </w:r>
+      <w:r>
+        <w:rPr>
+          <w:rFonts w:ascii="Times" w:eastAsia="SimSun" w:hAnsi="Times" w:cs="Times New Roman" w:hint="eastAsia"/>
+        </w:rPr>
+        <w:t>--</w:t>
+      </w:r>
+      <w:r>
+        <w:rPr>
+          <w:rFonts w:ascii="Times" w:eastAsia="SimSun" w:hAnsi="Times" w:cs="Times New Roman" w:hint="eastAsia"/>
+        </w:rPr>
         <w:t>update</w:t>
       </w:r>
     </w:p>
@@ -786,13 +838,23 @@
           <w:bCs/>
         </w:rPr>
       </w:pPr>
-      <w:r>
-        <w:rPr>
-          <w:rFonts w:ascii="Times" w:eastAsia="Times New Roman" w:hAnsi="Times" w:cs="Times New Roman"/>
-          <w:b/>
-          <w:bCs/>
-        </w:rPr>
-        <w:t>wsl --install -d Ubuntu-22.04</w:t>
+      <w:proofErr w:type="spellStart"/>
+      <w:r>
+        <w:rPr>
+          <w:rFonts w:ascii="Times" w:eastAsia="Times New Roman" w:hAnsi="Times" w:cs="Times New Roman"/>
+          <w:b/>
+          <w:bCs/>
+        </w:rPr>
+        <w:t>wsl</w:t>
+      </w:r>
+      <w:proofErr w:type="spellEnd"/>
+      <w:r>
+        <w:rPr>
+          <w:rFonts w:ascii="Times" w:eastAsia="Times New Roman" w:hAnsi="Times" w:cs="Times New Roman"/>
+          <w:b/>
+          <w:bCs/>
+        </w:rPr>
+        <w:t xml:space="preserve"> --install -d Ubuntu-22.04</w:t>
       </w:r>
     </w:p>
     <w:p>
@@ -1019,6 +1081,7 @@
         </w:rPr>
         <w:t>在</w:t>
       </w:r>
+      <w:proofErr w:type="spellStart"/>
       <w:r>
         <w:rPr>
           <w:rFonts w:ascii="Times" w:eastAsia="SimSun" w:hAnsi="Times" w:cs="SimSun"/>
@@ -1035,6 +1098,7 @@
         </w:rPr>
         <w:t>owershell</w:t>
       </w:r>
+      <w:proofErr w:type="spellEnd"/>
       <w:r>
         <w:rPr>
           <w:rFonts w:ascii="Times" w:eastAsia="SimSun" w:hAnsi="Times" w:cs="SimSun"/>
@@ -1065,24 +1129,28 @@
         </w:rPr>
         <w:t>关掉</w:t>
       </w:r>
+      <w:proofErr w:type="spellStart"/>
       <w:r>
         <w:rPr>
           <w:rFonts w:ascii="Times" w:eastAsia="SimSun" w:hAnsi="Times" w:cs="SimSun"/>
         </w:rPr>
         <w:t>powershell</w:t>
       </w:r>
+      <w:proofErr w:type="spellEnd"/>
       <w:r>
         <w:rPr>
           <w:rFonts w:ascii="Times" w:eastAsia="SimSun" w:hAnsi="Times" w:cs="SimSun"/>
         </w:rPr>
         <w:t>然后重新打开一个新的</w:t>
       </w:r>
+      <w:proofErr w:type="spellStart"/>
       <w:r>
         <w:rPr>
           <w:rFonts w:ascii="Times" w:eastAsia="SimSun" w:hAnsi="Times" w:cs="SimSun"/>
         </w:rPr>
         <w:t>powershell</w:t>
       </w:r>
+      <w:proofErr w:type="spellEnd"/>
     </w:p>
     <w:p>
       <w:pPr>
@@ -1101,8 +1169,16 @@
         <w:rPr>
           <w:rFonts w:ascii="Times" w:eastAsia="SimSun" w:hAnsi="Times" w:cs="SimSun"/>
         </w:rPr>
-        <w:t xml:space="preserve"> wsl</w:t>
-      </w:r>
+        <w:t xml:space="preserve"> </w:t>
+      </w:r>
+      <w:proofErr w:type="spellStart"/>
+      <w:r>
+        <w:rPr>
+          <w:rFonts w:ascii="Times" w:eastAsia="SimSun" w:hAnsi="Times" w:cs="SimSun"/>
+        </w:rPr>
+        <w:t>wsl</w:t>
+      </w:r>
+      <w:proofErr w:type="spellEnd"/>
       <w:r>
         <w:rPr>
           <w:rFonts w:ascii="Times" w:eastAsia="SimSun" w:hAnsi="Times" w:cs="SimSun"/>
@@ -1150,7 +1226,7 @@
                     <pic:cNvPicPr/>
                   </pic:nvPicPr>
                   <pic:blipFill>
-                    <a:blip r:embed="rId6">
+                    <a:blip r:embed="rId5">
                       <a:extLst>
                         <a:ext uri="{28A0092B-C50C-407E-A947-70E740481C1C}">
                           <a14:useLocalDpi xmlns:a14="http://schemas.microsoft.com/office/drawing/2010/main" val="0"/>
@@ -1196,11 +1272,19 @@
         </w:rPr>
         <w:t xml:space="preserve"> </w:t>
       </w:r>
-      <w:r>
-        <w:rPr>
-          <w:rFonts w:ascii="Times" w:eastAsia="Times New Roman" w:hAnsi="Times" w:cs="Times New Roman"/>
-        </w:rPr>
-        <w:t>sudo apt-get update</w:t>
+      <w:proofErr w:type="spellStart"/>
+      <w:r>
+        <w:rPr>
+          <w:rFonts w:ascii="Times" w:eastAsia="Times New Roman" w:hAnsi="Times" w:cs="Times New Roman"/>
+        </w:rPr>
+        <w:t>sudo</w:t>
+      </w:r>
+      <w:proofErr w:type="spellEnd"/>
+      <w:r>
+        <w:rPr>
+          <w:rFonts w:ascii="Times" w:eastAsia="Times New Roman" w:hAnsi="Times" w:cs="Times New Roman"/>
+        </w:rPr>
+        <w:t xml:space="preserve"> apt-get update</w:t>
       </w:r>
     </w:p>
     <w:p>
@@ -1360,8 +1444,16 @@
         <w:rPr>
           <w:rFonts w:ascii="Times" w:eastAsia="SimSun" w:hAnsi="Times" w:cs="Times New Roman"/>
         </w:rPr>
-        <w:t>/mnt</w:t>
-      </w:r>
+        <w:t>/</w:t>
+      </w:r>
+      <w:proofErr w:type="spellStart"/>
+      <w:r>
+        <w:rPr>
+          <w:rFonts w:ascii="Times" w:eastAsia="SimSun" w:hAnsi="Times" w:cs="Times New Roman"/>
+        </w:rPr>
+        <w:t>mnt</w:t>
+      </w:r>
+      <w:proofErr w:type="spellEnd"/>
       <w:r>
         <w:rPr>
           <w:rFonts w:ascii="Times" w:eastAsia="SimSun" w:hAnsi="Times" w:cs="Times New Roman"/>
@@ -1386,8 +1478,27 @@
           <w:b/>
           <w:bCs/>
         </w:rPr>
-        <w:t>/mnt/d/</w:t>
-      </w:r>
+        <w:t>/</w:t>
+      </w:r>
+      <w:proofErr w:type="spellStart"/>
+      <w:r>
+        <w:rPr>
+          <w:rFonts w:ascii="Times" w:eastAsia="SimSun" w:hAnsi="Times" w:cs="Times New Roman"/>
+          <w:b/>
+          <w:bCs/>
+        </w:rPr>
+        <w:t>mnt</w:t>
+      </w:r>
+      <w:proofErr w:type="spellEnd"/>
+      <w:r>
+        <w:rPr>
+          <w:rFonts w:ascii="Times" w:eastAsia="SimSun" w:hAnsi="Times" w:cs="Times New Roman"/>
+          <w:b/>
+          <w:bCs/>
+        </w:rPr>
+        <w:t>/d/</w:t>
+      </w:r>
+      <w:proofErr w:type="spellStart"/>
       <w:r>
         <w:rPr>
           <w:rFonts w:ascii="Times" w:eastAsia="SimSun" w:hAnsi="Times" w:cs="Times New Roman"/>
@@ -1428,14 +1539,25 @@
         </w:rPr>
         <w:t>s</w:t>
       </w:r>
-      <w:r>
-        <w:rPr>
-          <w:rFonts w:ascii="Times" w:eastAsia="SimSun" w:hAnsi="Times" w:cs="Times New Roman"/>
-          <w:b/>
-          <w:bCs/>
-        </w:rPr>
-        <w:t>/docker_pytorch</w:t>
-      </w:r>
+      <w:proofErr w:type="spellEnd"/>
+      <w:r>
+        <w:rPr>
+          <w:rFonts w:ascii="Times" w:eastAsia="SimSun" w:hAnsi="Times" w:cs="Times New Roman"/>
+          <w:b/>
+          <w:bCs/>
+        </w:rPr>
+        <w:t>/</w:t>
+      </w:r>
+      <w:proofErr w:type="spellStart"/>
+      <w:r>
+        <w:rPr>
+          <w:rFonts w:ascii="Times" w:eastAsia="SimSun" w:hAnsi="Times" w:cs="Times New Roman"/>
+          <w:b/>
+          <w:bCs/>
+        </w:rPr>
+        <w:t>docker_pytorch</w:t>
+      </w:r>
+      <w:proofErr w:type="spellEnd"/>
     </w:p>
     <w:p>
       <w:pPr>
@@ -1482,13 +1604,30 @@
           <w:rFonts w:ascii="Times" w:eastAsia="SimSun" w:hAnsi="Times" w:cs="Times New Roman"/>
           <w:color w:val="4472C4" w:themeColor="accent1"/>
         </w:rPr>
-        <w:t>zhennongchen@5YPFKZ3:/mnt/d/</w:t>
-      </w:r>
+        <w:t>zhennongchen@5YPFKZ3:/</w:t>
+      </w:r>
+      <w:proofErr w:type="spellStart"/>
       <w:r>
         <w:rPr>
           <w:rFonts w:ascii="Times" w:eastAsia="SimSun" w:hAnsi="Times" w:cs="Times New Roman"/>
           <w:color w:val="4472C4" w:themeColor="accent1"/>
         </w:rPr>
+        <w:t>mnt</w:t>
+      </w:r>
+      <w:proofErr w:type="spellEnd"/>
+      <w:r>
+        <w:rPr>
+          <w:rFonts w:ascii="Times" w:eastAsia="SimSun" w:hAnsi="Times" w:cs="Times New Roman"/>
+          <w:color w:val="4472C4" w:themeColor="accent1"/>
+        </w:rPr>
+        <w:t>/d/</w:t>
+      </w:r>
+      <w:proofErr w:type="spellStart"/>
+      <w:r>
+        <w:rPr>
+          <w:rFonts w:ascii="Times" w:eastAsia="SimSun" w:hAnsi="Times" w:cs="Times New Roman"/>
+          <w:color w:val="4472C4" w:themeColor="accent1"/>
+        </w:rPr>
         <w:t>Standard_</w:t>
       </w:r>
       <w:r>
@@ -1505,28 +1644,29 @@
         </w:rPr>
         <w:t>s</w:t>
       </w:r>
+      <w:proofErr w:type="spellEnd"/>
       <w:r>
         <w:rPr>
           <w:rFonts w:ascii="Times" w:eastAsia="SimSun" w:hAnsi="Times" w:cs="Times New Roman"/>
           <w:color w:val="4472C4" w:themeColor="accent1"/>
         </w:rPr>
-        <w:t>/docker_pytorch$ ls</w:t>
-      </w:r>
-    </w:p>
-    <w:p>
-      <w:pPr>
-        <w:spacing w:before="100" w:beforeAutospacing="1" w:after="100" w:afterAutospacing="1" w:line="240" w:lineRule="auto"/>
+        <w:t>/</w:t>
+      </w:r>
+      <w:proofErr w:type="spellStart"/>
+      <w:r>
         <w:rPr>
           <w:rFonts w:ascii="Times" w:eastAsia="SimSun" w:hAnsi="Times" w:cs="Times New Roman"/>
           <w:color w:val="4472C4" w:themeColor="accent1"/>
         </w:rPr>
-      </w:pPr>
+        <w:t>docker_pytorch</w:t>
+      </w:r>
+      <w:proofErr w:type="spellEnd"/>
       <w:r>
         <w:rPr>
           <w:rFonts w:ascii="Times" w:eastAsia="SimSun" w:hAnsi="Times" w:cs="Times New Roman"/>
           <w:color w:val="4472C4" w:themeColor="accent1"/>
         </w:rPr>
-        <w:t>compile.sh          docker_build.sh  docker_run_compile.sh  entrypoint.sh     run_jupyter.sh</w:t>
+        <w:t>$ ls</w:t>
       </w:r>
     </w:p>
     <w:p>
@@ -1542,7 +1682,80 @@
           <w:rFonts w:ascii="Times" w:eastAsia="SimSun" w:hAnsi="Times" w:cs="Times New Roman"/>
           <w:color w:val="4472C4" w:themeColor="accent1"/>
         </w:rPr>
-        <w:t>docker-compose.yml  docker_run.sh    dockerfile             requirements.txt</w:t>
+        <w:t xml:space="preserve">compile.sh          </w:t>
+      </w:r>
+      <w:proofErr w:type="gramStart"/>
+      <w:r>
+        <w:rPr>
+          <w:rFonts w:ascii="Times" w:eastAsia="SimSun" w:hAnsi="Times" w:cs="Times New Roman"/>
+          <w:color w:val="4472C4" w:themeColor="accent1"/>
+        </w:rPr>
+        <w:t>docker_build.sh  docker_run_compile.sh</w:t>
+      </w:r>
+      <w:proofErr w:type="gramEnd"/>
+      <w:r>
+        <w:rPr>
+          <w:rFonts w:ascii="Times" w:eastAsia="SimSun" w:hAnsi="Times" w:cs="Times New Roman"/>
+          <w:color w:val="4472C4" w:themeColor="accent1"/>
+        </w:rPr>
+        <w:t xml:space="preserve">  entrypoint.sh     run_jupyter.sh</w:t>
+      </w:r>
+    </w:p>
+    <w:p>
+      <w:pPr>
+        <w:spacing w:before="100" w:beforeAutospacing="1" w:after="100" w:afterAutospacing="1" w:line="240" w:lineRule="auto"/>
+        <w:rPr>
+          <w:rFonts w:ascii="Times" w:eastAsia="SimSun" w:hAnsi="Times" w:cs="Times New Roman"/>
+          <w:color w:val="4472C4" w:themeColor="accent1"/>
+        </w:rPr>
+      </w:pPr>
+      <w:proofErr w:type="gramStart"/>
+      <w:r>
+        <w:rPr>
+          <w:rFonts w:ascii="Times" w:eastAsia="SimSun" w:hAnsi="Times" w:cs="Times New Roman"/>
+          <w:color w:val="4472C4" w:themeColor="accent1"/>
+        </w:rPr>
+        <w:t>docker-</w:t>
+      </w:r>
+      <w:proofErr w:type="spellStart"/>
+      <w:r>
+        <w:rPr>
+          <w:rFonts w:ascii="Times" w:eastAsia="SimSun" w:hAnsi="Times" w:cs="Times New Roman"/>
+          <w:color w:val="4472C4" w:themeColor="accent1"/>
+        </w:rPr>
+        <w:t>compose.yml</w:t>
+      </w:r>
+      <w:proofErr w:type="spellEnd"/>
+      <w:r>
+        <w:rPr>
+          <w:rFonts w:ascii="Times" w:eastAsia="SimSun" w:hAnsi="Times" w:cs="Times New Roman"/>
+          <w:color w:val="4472C4" w:themeColor="accent1"/>
+        </w:rPr>
+        <w:t xml:space="preserve">  docker_run.sh</w:t>
+      </w:r>
+      <w:proofErr w:type="gramEnd"/>
+      <w:r>
+        <w:rPr>
+          <w:rFonts w:ascii="Times" w:eastAsia="SimSun" w:hAnsi="Times" w:cs="Times New Roman"/>
+          <w:color w:val="4472C4" w:themeColor="accent1"/>
+        </w:rPr>
+        <w:t xml:space="preserve">    </w:t>
+      </w:r>
+      <w:proofErr w:type="spellStart"/>
+      <w:r>
+        <w:rPr>
+          <w:rFonts w:ascii="Times" w:eastAsia="SimSun" w:hAnsi="Times" w:cs="Times New Roman"/>
+          <w:color w:val="4472C4" w:themeColor="accent1"/>
+        </w:rPr>
+        <w:t>dockerfile</w:t>
+      </w:r>
+      <w:proofErr w:type="spellEnd"/>
+      <w:r>
+        <w:rPr>
+          <w:rFonts w:ascii="Times" w:eastAsia="SimSun" w:hAnsi="Times" w:cs="Times New Roman"/>
+          <w:color w:val="4472C4" w:themeColor="accent1"/>
+        </w:rPr>
+        <w:t xml:space="preserve">             requirements.txt</w:t>
       </w:r>
     </w:p>
     <w:p>
@@ -1676,7 +1889,7 @@
                     <pic:cNvPicPr/>
                   </pic:nvPicPr>
                   <pic:blipFill>
-                    <a:blip r:embed="rId7">
+                    <a:blip r:embed="rId6">
                       <a:extLst>
                         <a:ext uri="{28A0092B-C50C-407E-A947-70E740481C1C}">
                           <a14:useLocalDpi xmlns:a14="http://schemas.microsoft.com/office/drawing/2010/main" val="0"/>
@@ -1969,7 +2182,7 @@
                     <pic:cNvPicPr/>
                   </pic:nvPicPr>
                   <pic:blipFill>
-                    <a:blip r:embed="rId8">
+                    <a:blip r:embed="rId7">
                       <a:extLst>
                         <a:ext uri="{28A0092B-C50C-407E-A947-70E740481C1C}">
                           <a14:useLocalDpi xmlns:a14="http://schemas.microsoft.com/office/drawing/2010/main" val="0"/>
@@ -2123,7 +2336,7 @@
                     <pic:cNvPicPr/>
                   </pic:nvPicPr>
                   <pic:blipFill>
-                    <a:blip r:embed="rId9">
+                    <a:blip r:embed="rId8">
                       <a:extLst>
                         <a:ext uri="{28A0092B-C50C-407E-A947-70E740481C1C}">
                           <a14:useLocalDpi xmlns:a14="http://schemas.microsoft.com/office/drawing/2010/main" val="0"/>
@@ -2294,7 +2507,7 @@
                     <pic:cNvPicPr/>
                   </pic:nvPicPr>
                   <pic:blipFill>
-                    <a:blip r:embed="rId10">
+                    <a:blip r:embed="rId9">
                       <a:extLst>
                         <a:ext uri="{28A0092B-C50C-407E-A947-70E740481C1C}">
                           <a14:useLocalDpi xmlns:a14="http://schemas.microsoft.com/office/drawing/2010/main" val="0"/>
@@ -2468,7 +2681,21 @@
         <w:rPr>
           <w:rFonts w:ascii="Times" w:eastAsia="SimSun" w:hAnsi="Times" w:cs="Times New Roman"/>
         </w:rPr>
-        <w:t>FROM nvidia/cuda:11.0.3-cudnn8-devel-ubuntu20.04</w:t>
+        <w:t xml:space="preserve">FROM </w:t>
+      </w:r>
+      <w:proofErr w:type="spellStart"/>
+      <w:r>
+        <w:rPr>
+          <w:rFonts w:ascii="Times" w:eastAsia="SimSun" w:hAnsi="Times" w:cs="Times New Roman"/>
+        </w:rPr>
+        <w:t>nvidia</w:t>
+      </w:r>
+      <w:proofErr w:type="spellEnd"/>
+      <w:r>
+        <w:rPr>
+          <w:rFonts w:ascii="Times" w:eastAsia="SimSun" w:hAnsi="Times" w:cs="Times New Roman"/>
+        </w:rPr>
+        <w:t>/cuda:11.0.3-cudnn8-devel-ubuntu20.04</w:t>
       </w:r>
     </w:p>
     <w:p>
@@ -2484,12 +2711,14 @@
         </w:rPr>
         <w:t>然后去</w:t>
       </w:r>
+      <w:proofErr w:type="spellStart"/>
       <w:r>
         <w:rPr>
           <w:rFonts w:ascii="Times" w:eastAsia="SimSun" w:hAnsi="Times" w:cs="Times New Roman"/>
         </w:rPr>
         <w:t>wsl</w:t>
       </w:r>
+      <w:proofErr w:type="spellEnd"/>
       <w:r>
         <w:rPr>
           <w:rFonts w:ascii="Times" w:eastAsia="SimSun" w:hAnsi="Times" w:cs="Times New Roman"/>
@@ -2504,19 +2733,37 @@
         </w:rPr>
         <w:t>输入</w:t>
       </w:r>
-      <w:r>
-        <w:rPr>
-          <w:rFonts w:ascii="Times" w:eastAsia="SimSun" w:hAnsi="Times" w:cs="Times New Roman"/>
-          <w:b/>
-          <w:bCs/>
-        </w:rPr>
-        <w:t xml:space="preserve">sudo docker pull </w:t>
-      </w:r>
-      <w:r>
-        <w:rPr>
-          <w:rFonts w:ascii="Times" w:eastAsia="SimSun" w:hAnsi="Times" w:cs="Times New Roman"/>
-        </w:rPr>
-        <w:t>nvidia/cuda:11.0.3-cudnn8-devel-ubuntu20.04</w:t>
+      <w:proofErr w:type="spellStart"/>
+      <w:r>
+        <w:rPr>
+          <w:rFonts w:ascii="Times" w:eastAsia="SimSun" w:hAnsi="Times" w:cs="Times New Roman"/>
+          <w:b/>
+          <w:bCs/>
+        </w:rPr>
+        <w:t>sudo</w:t>
+      </w:r>
+      <w:proofErr w:type="spellEnd"/>
+      <w:r>
+        <w:rPr>
+          <w:rFonts w:ascii="Times" w:eastAsia="SimSun" w:hAnsi="Times" w:cs="Times New Roman"/>
+          <w:b/>
+          <w:bCs/>
+        </w:rPr>
+        <w:t xml:space="preserve"> docker pull </w:t>
+      </w:r>
+      <w:proofErr w:type="spellStart"/>
+      <w:r>
+        <w:rPr>
+          <w:rFonts w:ascii="Times" w:eastAsia="SimSun" w:hAnsi="Times" w:cs="Times New Roman"/>
+        </w:rPr>
+        <w:t>nvidia</w:t>
+      </w:r>
+      <w:proofErr w:type="spellEnd"/>
+      <w:r>
+        <w:rPr>
+          <w:rFonts w:ascii="Times" w:eastAsia="SimSun" w:hAnsi="Times" w:cs="Times New Roman"/>
+        </w:rPr>
+        <w:t>/cuda:11.0.3-cudnn8-devel-ubuntu20.04</w:t>
       </w:r>
     </w:p>
     <w:p>
@@ -2547,13 +2794,23 @@
         <w:lastRenderedPageBreak/>
         <w:t>即</w:t>
       </w:r>
-      <w:r>
-        <w:rPr>
-          <w:rFonts w:ascii="Times" w:eastAsia="SimSun" w:hAnsi="Times" w:cs="SimSun"/>
-          <w:b/>
-          <w:bCs/>
-        </w:rPr>
-        <w:t xml:space="preserve">sudo docker pull </w:t>
+      <w:proofErr w:type="spellStart"/>
+      <w:r>
+        <w:rPr>
+          <w:rFonts w:ascii="Times" w:eastAsia="SimSun" w:hAnsi="Times" w:cs="SimSun"/>
+          <w:b/>
+          <w:bCs/>
+        </w:rPr>
+        <w:t>sudo</w:t>
+      </w:r>
+      <w:proofErr w:type="spellEnd"/>
+      <w:r>
+        <w:rPr>
+          <w:rFonts w:ascii="Times" w:eastAsia="SimSun" w:hAnsi="Times" w:cs="SimSun"/>
+          <w:b/>
+          <w:bCs/>
+        </w:rPr>
+        <w:t xml:space="preserve"> docker pull </w:t>
       </w:r>
       <w:r>
         <w:rPr>
@@ -2847,11 +3104,19 @@
         </w:rPr>
         <w:t>输入</w:t>
       </w:r>
-      <w:r>
-        <w:rPr>
-          <w:rFonts w:ascii="Times" w:eastAsia="SimSun" w:hAnsi="Times" w:cs="SimSun"/>
-        </w:rPr>
-        <w:t>sudo docker image ls,</w:t>
+      <w:proofErr w:type="spellStart"/>
+      <w:r>
+        <w:rPr>
+          <w:rFonts w:ascii="Times" w:eastAsia="SimSun" w:hAnsi="Times" w:cs="SimSun"/>
+        </w:rPr>
+        <w:t>sudo</w:t>
+      </w:r>
+      <w:proofErr w:type="spellEnd"/>
+      <w:r>
+        <w:rPr>
+          <w:rFonts w:ascii="Times" w:eastAsia="SimSun" w:hAnsi="Times" w:cs="SimSun"/>
+        </w:rPr>
+        <w:t xml:space="preserve"> docker image ls,</w:t>
       </w:r>
       <w:r>
         <w:rPr>
@@ -2924,7 +3189,7 @@
                     <pic:cNvPicPr/>
                   </pic:nvPicPr>
                   <pic:blipFill>
-                    <a:blip r:embed="rId11">
+                    <a:blip r:embed="rId10">
                       <a:extLst>
                         <a:ext uri="{28A0092B-C50C-407E-A947-70E740481C1C}">
                           <a14:useLocalDpi xmlns:a14="http://schemas.microsoft.com/office/drawing/2010/main" val="0"/>
@@ -3032,12 +3297,14 @@
         </w:rPr>
         <w:t>在</w:t>
       </w:r>
+      <w:proofErr w:type="spellStart"/>
       <w:r>
         <w:rPr>
           <w:rFonts w:ascii="Times" w:eastAsia="SimSun" w:hAnsi="Times" w:cs="Times New Roman"/>
         </w:rPr>
         <w:t>wsl</w:t>
       </w:r>
+      <w:proofErr w:type="spellEnd"/>
       <w:r>
         <w:rPr>
           <w:rFonts w:ascii="Times" w:eastAsia="SimSun" w:hAnsi="Times" w:cs="Times New Roman"/>
@@ -3141,7 +3408,7 @@
                     <pic:cNvPicPr/>
                   </pic:nvPicPr>
                   <pic:blipFill>
-                    <a:blip r:embed="rId12">
+                    <a:blip r:embed="rId11">
                       <a:extLst>
                         <a:ext uri="{28A0092B-C50C-407E-A947-70E740481C1C}">
                           <a14:useLocalDpi xmlns:a14="http://schemas.microsoft.com/office/drawing/2010/main" val="0"/>
@@ -3234,7 +3501,7 @@
                     <pic:cNvPicPr/>
                   </pic:nvPicPr>
                   <pic:blipFill>
-                    <a:blip r:embed="rId13">
+                    <a:blip r:embed="rId12">
                       <a:extLst>
                         <a:ext uri="{28A0092B-C50C-407E-A947-70E740481C1C}">
                           <a14:useLocalDpi xmlns:a14="http://schemas.microsoft.com/office/drawing/2010/main" val="0"/>
@@ -3324,6 +3591,7 @@
         </w:rPr>
         <w:t>名字是</w:t>
       </w:r>
+      <w:proofErr w:type="spellStart"/>
       <w:r>
         <w:rPr>
           <w:rFonts w:ascii="Times" w:eastAsia="SimSun" w:hAnsi="Times" w:cs="SimSun"/>
@@ -3332,6 +3600,7 @@
         </w:rPr>
         <w:t>pytorch_container</w:t>
       </w:r>
+      <w:proofErr w:type="spellEnd"/>
       <w:r>
         <w:rPr>
           <w:rFonts w:ascii="Times" w:eastAsia="SimSun" w:hAnsi="Times" w:cs="SimSun" w:hint="eastAsia"/>
@@ -3471,6 +3740,7 @@
         </w:rPr>
         <w:t>（</w:t>
       </w:r>
+      <w:proofErr w:type="spellStart"/>
       <w:r>
         <w:rPr>
           <w:rFonts w:ascii="Times" w:eastAsia="SimSun" w:hAnsi="Times" w:cs="SimSun"/>
@@ -3479,6 +3749,7 @@
         </w:rPr>
         <w:t>C</w:t>
       </w:r>
+      <w:proofErr w:type="spellEnd"/>
       <w:r>
         <w:rPr>
           <w:rFonts w:ascii="Times" w:eastAsia="SimSun" w:hAnsi="Times" w:cs="SimSun"/>
@@ -3503,6 +3774,7 @@
         </w:rPr>
         <w:t>（</w:t>
       </w:r>
+      <w:proofErr w:type="spellStart"/>
       <w:r>
         <w:rPr>
           <w:rFonts w:ascii="Times" w:eastAsia="SimSun" w:hAnsi="Times" w:cs="SimSun"/>
@@ -3511,6 +3783,7 @@
         </w:rPr>
         <w:t>D</w:t>
       </w:r>
+      <w:proofErr w:type="spellEnd"/>
       <w:r>
         <w:rPr>
           <w:rFonts w:ascii="Times" w:eastAsia="SimSun" w:hAnsi="Times" w:cs="SimSun"/>
@@ -3601,17 +3874,27 @@
         </w:rPr>
         <w:t>地址栏输入</w:t>
       </w:r>
-      <w:hyperlink r:id="rId14" w:history="1">
-        <w:r>
-          <w:rPr>
-            <w:rStyle w:val="Hyperlink"/>
-            <w:rFonts w:ascii="Times" w:eastAsia="SimSun" w:hAnsi="Times" w:cs="Times New Roman"/>
-            <w:b/>
-            <w:bCs/>
-          </w:rPr>
-          <w:t>http://127.0.0.1:8888/lab</w:t>
-        </w:r>
-      </w:hyperlink>
+      <w:r>
+        <w:fldChar w:fldCharType="begin"/>
+      </w:r>
+      <w:r>
+        <w:instrText>HYPERLINK "http://127.0.0.1:8888/lab"</w:instrText>
+      </w:r>
+      <w:r>
+        <w:fldChar w:fldCharType="separate"/>
+      </w:r>
+      <w:r>
+        <w:rPr>
+          <w:rStyle w:val="Hyperlink"/>
+          <w:rFonts w:ascii="Times" w:eastAsia="SimSun" w:hAnsi="Times" w:cs="Times New Roman"/>
+          <w:b/>
+          <w:bCs/>
+        </w:rPr>
+        <w:t>http://127.0.0.1:8888/lab</w:t>
+      </w:r>
+      <w:r>
+        <w:fldChar w:fldCharType="end"/>
+      </w:r>
       <w:r>
         <w:rPr>
           <w:rFonts w:ascii="Times" w:eastAsia="SimSun" w:hAnsi="Times" w:cs="Times New Roman"/>
@@ -3620,6 +3903,7 @@
         </w:rPr>
         <w:t>，密码是</w:t>
       </w:r>
+      <w:proofErr w:type="spellStart"/>
       <w:r>
         <w:rPr>
           <w:rFonts w:ascii="Times" w:eastAsia="SimSun" w:hAnsi="Times" w:cs="Times New Roman"/>
@@ -3628,6 +3912,7 @@
         </w:rPr>
         <w:t>mypw</w:t>
       </w:r>
+      <w:proofErr w:type="spellEnd"/>
       <w:r>
         <w:rPr>
           <w:rFonts w:ascii="Times" w:eastAsia="SimSun" w:hAnsi="Times" w:cs="Times New Roman"/>
@@ -3663,7 +3948,7 @@
                     <pic:cNvPicPr/>
                   </pic:nvPicPr>
                   <pic:blipFill>
-                    <a:blip r:embed="rId15">
+                    <a:blip r:embed="rId13">
                       <a:extLst>
                         <a:ext uri="{28A0092B-C50C-407E-A947-70E740481C1C}">
                           <a14:useLocalDpi xmlns:a14="http://schemas.microsoft.com/office/drawing/2010/main" val="0"/>
@@ -3781,7 +4066,7 @@
                     <pic:cNvPicPr/>
                   </pic:nvPicPr>
                   <pic:blipFill>
-                    <a:blip r:embed="rId16">
+                    <a:blip r:embed="rId14">
                       <a:extLst>
                         <a:ext uri="{28A0092B-C50C-407E-A947-70E740481C1C}">
                           <a14:useLocalDpi xmlns:a14="http://schemas.microsoft.com/office/drawing/2010/main" val="0"/>
@@ -3841,6 +4126,7 @@
         </w:rPr>
         <w:t>：在</w:t>
       </w:r>
+      <w:proofErr w:type="spellStart"/>
       <w:r>
         <w:rPr>
           <w:rFonts w:ascii="Times" w:eastAsia="SimSun" w:hAnsi="Times" w:cs="SimSun"/>
@@ -3849,6 +4135,7 @@
         </w:rPr>
         <w:t>VSCode</w:t>
       </w:r>
+      <w:proofErr w:type="spellEnd"/>
       <w:r>
         <w:rPr>
           <w:rFonts w:ascii="Times" w:eastAsia="SimSun" w:hAnsi="Times" w:cs="SimSun"/>
@@ -3879,12 +4166,14 @@
         </w:rPr>
         <w:t>下载</w:t>
       </w:r>
+      <w:proofErr w:type="spellStart"/>
       <w:r>
         <w:rPr>
           <w:rFonts w:ascii="Times" w:eastAsia="SimSun" w:hAnsi="Times" w:cs="Times New Roman"/>
         </w:rPr>
         <w:t>VScode</w:t>
       </w:r>
+      <w:proofErr w:type="spellEnd"/>
       <w:r>
         <w:rPr>
           <w:rFonts w:ascii="Times" w:eastAsia="SimSun" w:hAnsi="Times" w:cs="Times New Roman"/>
@@ -4000,7 +4289,7 @@
                     <pic:cNvPicPr/>
                   </pic:nvPicPr>
                   <pic:blipFill>
-                    <a:blip r:embed="rId17">
+                    <a:blip r:embed="rId15">
                       <a:extLst>
                         <a:ext uri="{28A0092B-C50C-407E-A947-70E740481C1C}">
                           <a14:useLocalDpi xmlns:a14="http://schemas.microsoft.com/office/drawing/2010/main" val="0"/>
@@ -4118,7 +4407,7 @@
                     <pic:cNvPicPr/>
                   </pic:nvPicPr>
                   <pic:blipFill>
-                    <a:blip r:embed="rId18">
+                    <a:blip r:embed="rId16">
                       <a:extLst>
                         <a:ext uri="{28A0092B-C50C-407E-A947-70E740481C1C}">
                           <a14:useLocalDpi xmlns:a14="http://schemas.microsoft.com/office/drawing/2010/main" val="0"/>
@@ -4164,12 +4453,14 @@
         </w:rPr>
         <w:t>在</w:t>
       </w:r>
+      <w:proofErr w:type="spellStart"/>
       <w:r>
         <w:rPr>
           <w:rFonts w:ascii="Times" w:eastAsia="SimSun" w:hAnsi="Times" w:cs="Times New Roman"/>
         </w:rPr>
         <w:t>VSCode</w:t>
       </w:r>
+      <w:proofErr w:type="spellEnd"/>
       <w:r>
         <w:rPr>
           <w:rFonts w:ascii="Times" w:eastAsia="SimSun" w:hAnsi="Times" w:cs="Times New Roman" w:hint="eastAsia"/>
@@ -4198,7 +4489,7 @@
                     <pic:cNvPicPr/>
                   </pic:nvPicPr>
                   <pic:blipFill>
-                    <a:blip r:embed="rId19">
+                    <a:blip r:embed="rId17">
                       <a:extLst>
                         <a:ext uri="{28A0092B-C50C-407E-A947-70E740481C1C}">
                           <a14:useLocalDpi xmlns:a14="http://schemas.microsoft.com/office/drawing/2010/main" val="0"/>
@@ -4282,12 +4573,14 @@
         </w:rPr>
         <w:t>此时会新跳出来一个</w:t>
       </w:r>
+      <w:proofErr w:type="spellStart"/>
       <w:r>
         <w:rPr>
           <w:rFonts w:ascii="Times" w:eastAsia="SimSun" w:hAnsi="Times" w:cs="Times New Roman"/>
         </w:rPr>
         <w:t>vscode</w:t>
       </w:r>
+      <w:proofErr w:type="spellEnd"/>
       <w:r>
         <w:rPr>
           <w:rFonts w:ascii="Times" w:eastAsia="SimSun" w:hAnsi="Times" w:cs="Times New Roman"/>
@@ -4302,6 +4595,7 @@
         </w:rPr>
         <w:t>它的左下角应该是</w:t>
       </w:r>
+      <w:proofErr w:type="spellStart"/>
       <w:r>
         <w:rPr>
           <w:rFonts w:ascii="Times" w:eastAsia="SimSun" w:hAnsi="Times" w:cs="Times New Roman"/>
@@ -4310,6 +4604,7 @@
         </w:rPr>
         <w:t>ContainerXXX</w:t>
       </w:r>
+      <w:proofErr w:type="spellEnd"/>
       <w:r>
         <w:rPr>
           <w:rFonts w:ascii="Times" w:eastAsia="SimSun" w:hAnsi="Times" w:cs="Times New Roman"/>
@@ -4399,12 +4694,14 @@
         </w:rPr>
         <w:t>盘所有文件，说明此时在</w:t>
       </w:r>
+      <w:proofErr w:type="spellStart"/>
       <w:r>
         <w:rPr>
           <w:rFonts w:ascii="Times" w:eastAsia="SimSun" w:hAnsi="Times" w:cs="Times New Roman"/>
         </w:rPr>
         <w:t>vscode</w:t>
       </w:r>
+      <w:proofErr w:type="spellEnd"/>
       <w:r>
         <w:rPr>
           <w:rFonts w:ascii="Times" w:eastAsia="SimSun" w:hAnsi="Times" w:cs="Times New Roman"/>
@@ -4480,6 +4777,7 @@
         </w:rPr>
         <w:t>什么时候使用</w:t>
       </w:r>
+      <w:proofErr w:type="spellStart"/>
       <w:r>
         <w:rPr>
           <w:rFonts w:ascii="Times" w:eastAsia="SimSun" w:hAnsi="Times" w:cs="Times New Roman"/>
@@ -4488,6 +4786,7 @@
         </w:rPr>
         <w:t>VScode</w:t>
       </w:r>
+      <w:proofErr w:type="spellEnd"/>
       <w:r>
         <w:rPr>
           <w:rFonts w:ascii="Times" w:eastAsia="SimSun" w:hAnsi="Times" w:cs="Times New Roman"/>
@@ -4528,23 +4827,33 @@
           <w:rFonts w:ascii="Times" w:eastAsia="SimSun" w:hAnsi="Times" w:cs="Times New Roman"/>
         </w:rPr>
       </w:pPr>
+      <w:proofErr w:type="spellStart"/>
       <w:r>
         <w:rPr>
           <w:rFonts w:ascii="Times" w:eastAsia="SimSun" w:hAnsi="Times" w:cs="Times New Roman"/>
         </w:rPr>
         <w:t>VScode</w:t>
       </w:r>
+      <w:proofErr w:type="spellEnd"/>
       <w:r>
         <w:rPr>
           <w:rFonts w:ascii="Times" w:eastAsia="SimSun" w:hAnsi="Times" w:cs="Times New Roman"/>
         </w:rPr>
         <w:t>是用来写代码的，当你进入</w:t>
       </w:r>
-      <w:r>
-        <w:rPr>
-          <w:rFonts w:ascii="Times" w:eastAsia="SimSun" w:hAnsi="Times" w:cs="Times New Roman"/>
-        </w:rPr>
-        <w:t>vscode container</w:t>
+      <w:proofErr w:type="spellStart"/>
+      <w:r>
+        <w:rPr>
+          <w:rFonts w:ascii="Times" w:eastAsia="SimSun" w:hAnsi="Times" w:cs="Times New Roman"/>
+        </w:rPr>
+        <w:t>vscode</w:t>
+      </w:r>
+      <w:proofErr w:type="spellEnd"/>
+      <w:r>
+        <w:rPr>
+          <w:rFonts w:ascii="Times" w:eastAsia="SimSun" w:hAnsi="Times" w:cs="Times New Roman"/>
+        </w:rPr>
+        <w:t xml:space="preserve"> container</w:t>
       </w:r>
       <w:r>
         <w:rPr>
@@ -4608,12 +4917,14 @@
         </w:rPr>
         <w:t>运行文件的，当你在</w:t>
       </w:r>
+      <w:proofErr w:type="spellStart"/>
       <w:r>
         <w:rPr>
           <w:rFonts w:ascii="Times" w:eastAsia="SimSun" w:hAnsi="Times" w:cs="Times New Roman"/>
         </w:rPr>
         <w:t>VScode</w:t>
       </w:r>
+      <w:proofErr w:type="spellEnd"/>
       <w:r>
         <w:rPr>
           <w:rFonts w:ascii="Times" w:eastAsia="SimSun" w:hAnsi="Times" w:cs="Times New Roman"/>
@@ -4668,16 +4979,24 @@
         </w:rPr>
         <w:t>同时网页也有</w:t>
       </w:r>
+      <w:proofErr w:type="spellStart"/>
       <w:r>
         <w:rPr>
           <w:rFonts w:ascii="Times" w:eastAsia="SimSun" w:hAnsi="Times" w:cs="Times New Roman" w:hint="eastAsia"/>
         </w:rPr>
-        <w:t>jupyter notebook</w:t>
-      </w:r>
+        <w:t>jupyter</w:t>
+      </w:r>
+      <w:proofErr w:type="spellEnd"/>
       <w:r>
         <w:rPr>
           <w:rFonts w:ascii="Times" w:eastAsia="SimSun" w:hAnsi="Times" w:cs="Times New Roman" w:hint="eastAsia"/>
         </w:rPr>
+        <w:t xml:space="preserve"> notebook</w:t>
+      </w:r>
+      <w:r>
+        <w:rPr>
+          <w:rFonts w:ascii="Times" w:eastAsia="SimSun" w:hAnsi="Times" w:cs="Times New Roman" w:hint="eastAsia"/>
+        </w:rPr>
         <w:t>的功能（</w:t>
       </w:r>
       <w:r>
@@ -4692,12 +5011,14 @@
         </w:rPr>
         <w:t>那一栏），点进去可以创建</w:t>
       </w:r>
+      <w:proofErr w:type="spellStart"/>
       <w:r>
         <w:rPr>
           <w:rFonts w:ascii="Times" w:eastAsia="SimSun" w:hAnsi="Times" w:cs="Times New Roman" w:hint="eastAsia"/>
         </w:rPr>
         <w:t>jupyternotebook</w:t>
       </w:r>
+      <w:proofErr w:type="spellEnd"/>
       <w:r>
         <w:rPr>
           <w:rFonts w:ascii="Times" w:eastAsia="SimSun" w:hAnsi="Times" w:cs="Times New Roman" w:hint="eastAsia"/>
@@ -4733,7 +5054,7 @@
                     <pic:cNvPicPr/>
                   </pic:nvPicPr>
                   <pic:blipFill>
-                    <a:blip r:embed="rId15">
+                    <a:blip r:embed="rId13">
                       <a:extLst>
                         <a:ext uri="{28A0092B-C50C-407E-A947-70E740481C1C}">
                           <a14:useLocalDpi xmlns:a14="http://schemas.microsoft.com/office/drawing/2010/main" val="0"/>
@@ -4805,11 +5126,19 @@
         </w:rPr>
         <w:t>查看：</w:t>
       </w:r>
-      <w:r>
-        <w:rPr>
-          <w:rFonts w:ascii="Times" w:eastAsia="SimSun" w:hAnsi="Times" w:cs="Times New Roman"/>
-        </w:rPr>
-        <w:t>sudo docker image ls</w:t>
+      <w:proofErr w:type="spellStart"/>
+      <w:r>
+        <w:rPr>
+          <w:rFonts w:ascii="Times" w:eastAsia="SimSun" w:hAnsi="Times" w:cs="Times New Roman"/>
+        </w:rPr>
+        <w:t>sudo</w:t>
+      </w:r>
+      <w:proofErr w:type="spellEnd"/>
+      <w:r>
+        <w:rPr>
+          <w:rFonts w:ascii="Times" w:eastAsia="SimSun" w:hAnsi="Times" w:cs="Times New Roman"/>
+        </w:rPr>
+        <w:t xml:space="preserve"> docker image ls</w:t>
       </w:r>
     </w:p>
     <w:p>
@@ -4826,12 +5155,42 @@
         <w:lastRenderedPageBreak/>
         <w:t>删除：</w:t>
       </w:r>
-      <w:r>
-        <w:rPr>
-          <w:rFonts w:ascii="Times" w:eastAsia="SimSun" w:hAnsi="Times" w:cs="Times New Roman"/>
-        </w:rPr>
-        <w:t>sudo docker rmi image_ID</w:t>
-      </w:r>
+      <w:proofErr w:type="spellStart"/>
+      <w:r>
+        <w:rPr>
+          <w:rFonts w:ascii="Times" w:eastAsia="SimSun" w:hAnsi="Times" w:cs="Times New Roman"/>
+        </w:rPr>
+        <w:t>sudo</w:t>
+      </w:r>
+      <w:proofErr w:type="spellEnd"/>
+      <w:r>
+        <w:rPr>
+          <w:rFonts w:ascii="Times" w:eastAsia="SimSun" w:hAnsi="Times" w:cs="Times New Roman"/>
+        </w:rPr>
+        <w:t xml:space="preserve"> docker </w:t>
+      </w:r>
+      <w:proofErr w:type="spellStart"/>
+      <w:r>
+        <w:rPr>
+          <w:rFonts w:ascii="Times" w:eastAsia="SimSun" w:hAnsi="Times" w:cs="Times New Roman"/>
+        </w:rPr>
+        <w:t>rmi</w:t>
+      </w:r>
+      <w:proofErr w:type="spellEnd"/>
+      <w:r>
+        <w:rPr>
+          <w:rFonts w:ascii="Times" w:eastAsia="SimSun" w:hAnsi="Times" w:cs="Times New Roman"/>
+        </w:rPr>
+        <w:t xml:space="preserve"> </w:t>
+      </w:r>
+      <w:proofErr w:type="spellStart"/>
+      <w:r>
+        <w:rPr>
+          <w:rFonts w:ascii="Times" w:eastAsia="SimSun" w:hAnsi="Times" w:cs="Times New Roman"/>
+        </w:rPr>
+        <w:t>image_ID</w:t>
+      </w:r>
+      <w:proofErr w:type="spellEnd"/>
     </w:p>
     <w:p>
       <w:pPr>
@@ -4884,7 +5243,21 @@
         <w:rPr>
           <w:rFonts w:ascii="Times" w:eastAsia="SimSun" w:hAnsi="Times" w:cs="Times New Roman"/>
         </w:rPr>
-        <w:t xml:space="preserve"> sudo docker container ls</w:t>
+        <w:t xml:space="preserve"> </w:t>
+      </w:r>
+      <w:proofErr w:type="spellStart"/>
+      <w:r>
+        <w:rPr>
+          <w:rFonts w:ascii="Times" w:eastAsia="SimSun" w:hAnsi="Times" w:cs="Times New Roman"/>
+        </w:rPr>
+        <w:t>sudo</w:t>
+      </w:r>
+      <w:proofErr w:type="spellEnd"/>
+      <w:r>
+        <w:rPr>
+          <w:rFonts w:ascii="Times" w:eastAsia="SimSun" w:hAnsi="Times" w:cs="Times New Roman"/>
+        </w:rPr>
+        <w:t xml:space="preserve"> docker container ls</w:t>
       </w:r>
     </w:p>
     <w:p>
@@ -4900,11 +5273,33 @@
         </w:rPr>
         <w:t>删除：先</w:t>
       </w:r>
-      <w:r>
-        <w:rPr>
-          <w:rFonts w:ascii="Times" w:eastAsia="SimSun" w:hAnsi="Times" w:cs="Times New Roman"/>
-        </w:rPr>
-        <w:t xml:space="preserve">sudo docker container stop container_ID, </w:t>
+      <w:proofErr w:type="spellStart"/>
+      <w:r>
+        <w:rPr>
+          <w:rFonts w:ascii="Times" w:eastAsia="SimSun" w:hAnsi="Times" w:cs="Times New Roman"/>
+        </w:rPr>
+        <w:t>sudo</w:t>
+      </w:r>
+      <w:proofErr w:type="spellEnd"/>
+      <w:r>
+        <w:rPr>
+          <w:rFonts w:ascii="Times" w:eastAsia="SimSun" w:hAnsi="Times" w:cs="Times New Roman"/>
+        </w:rPr>
+        <w:t xml:space="preserve"> docker container stop </w:t>
+      </w:r>
+      <w:proofErr w:type="spellStart"/>
+      <w:r>
+        <w:rPr>
+          <w:rFonts w:ascii="Times" w:eastAsia="SimSun" w:hAnsi="Times" w:cs="Times New Roman"/>
+        </w:rPr>
+        <w:t>container_ID</w:t>
+      </w:r>
+      <w:proofErr w:type="spellEnd"/>
+      <w:r>
+        <w:rPr>
+          <w:rFonts w:ascii="Times" w:eastAsia="SimSun" w:hAnsi="Times" w:cs="Times New Roman"/>
+        </w:rPr>
+        <w:t xml:space="preserve">, </w:t>
       </w:r>
       <w:r>
         <w:rPr>
@@ -4912,12 +5307,28 @@
         </w:rPr>
         <w:t>然后再</w:t>
       </w:r>
-      <w:r>
-        <w:rPr>
-          <w:rFonts w:ascii="Times" w:eastAsia="SimSun" w:hAnsi="Times" w:cs="Times New Roman"/>
-        </w:rPr>
-        <w:t>sudo docker container rm container_ID</w:t>
-      </w:r>
+      <w:proofErr w:type="spellStart"/>
+      <w:r>
+        <w:rPr>
+          <w:rFonts w:ascii="Times" w:eastAsia="SimSun" w:hAnsi="Times" w:cs="Times New Roman"/>
+        </w:rPr>
+        <w:t>sudo</w:t>
+      </w:r>
+      <w:proofErr w:type="spellEnd"/>
+      <w:r>
+        <w:rPr>
+          <w:rFonts w:ascii="Times" w:eastAsia="SimSun" w:hAnsi="Times" w:cs="Times New Roman"/>
+        </w:rPr>
+        <w:t xml:space="preserve"> docker container rm </w:t>
+      </w:r>
+      <w:proofErr w:type="spellStart"/>
+      <w:r>
+        <w:rPr>
+          <w:rFonts w:ascii="Times" w:eastAsia="SimSun" w:hAnsi="Times" w:cs="Times New Roman"/>
+        </w:rPr>
+        <w:t>container_ID</w:t>
+      </w:r>
+      <w:proofErr w:type="spellEnd"/>
     </w:p>
     <w:p>
       <w:pPr>
@@ -4998,12 +5409,14 @@
         </w:rPr>
         <w:t>先进入</w:t>
       </w:r>
+      <w:proofErr w:type="spellStart"/>
       <w:r>
         <w:rPr>
           <w:rFonts w:ascii="Times" w:eastAsia="SimSun" w:hAnsi="Times" w:cs="Times New Roman" w:hint="eastAsia"/>
         </w:rPr>
         <w:t>wsl</w:t>
       </w:r>
+      <w:proofErr w:type="spellEnd"/>
     </w:p>
     <w:p>
       <w:pPr>
@@ -5018,11 +5431,19 @@
         </w:rPr>
         <w:t>然后</w:t>
       </w:r>
-      <w:r>
-        <w:rPr>
-          <w:rFonts w:ascii="Times" w:eastAsia="SimSun" w:hAnsi="Times" w:cs="Times New Roman"/>
-        </w:rPr>
-        <w:t>sudo docker container ls</w:t>
+      <w:proofErr w:type="spellStart"/>
+      <w:r>
+        <w:rPr>
+          <w:rFonts w:ascii="Times" w:eastAsia="SimSun" w:hAnsi="Times" w:cs="Times New Roman"/>
+        </w:rPr>
+        <w:t>sudo</w:t>
+      </w:r>
+      <w:proofErr w:type="spellEnd"/>
+      <w:r>
+        <w:rPr>
+          <w:rFonts w:ascii="Times" w:eastAsia="SimSun" w:hAnsi="Times" w:cs="Times New Roman"/>
+        </w:rPr>
+        <w:t xml:space="preserve"> docker container ls</w:t>
       </w:r>
       <w:r>
         <w:rPr>
@@ -5062,11 +5483,19 @@
         </w:rPr>
         <w:t>然后在</w:t>
       </w:r>
-      <w:r>
-        <w:rPr>
-          <w:rFonts w:ascii="Times" w:eastAsia="SimSun" w:hAnsi="Times" w:cs="Times New Roman"/>
-        </w:rPr>
-        <w:t>wsl terminal</w:t>
+      <w:proofErr w:type="spellStart"/>
+      <w:r>
+        <w:rPr>
+          <w:rFonts w:ascii="Times" w:eastAsia="SimSun" w:hAnsi="Times" w:cs="Times New Roman"/>
+        </w:rPr>
+        <w:t>wsl</w:t>
+      </w:r>
+      <w:proofErr w:type="spellEnd"/>
+      <w:r>
+        <w:rPr>
+          <w:rFonts w:ascii="Times" w:eastAsia="SimSun" w:hAnsi="Times" w:cs="Times New Roman"/>
+        </w:rPr>
+        <w:t xml:space="preserve"> terminal</w:t>
       </w:r>
       <w:r>
         <w:rPr>
@@ -5074,11 +5503,19 @@
         </w:rPr>
         <w:t>里</w:t>
       </w:r>
-      <w:r>
-        <w:rPr>
-          <w:rFonts w:ascii="Times" w:eastAsia="SimSun" w:hAnsi="Times" w:cs="Times New Roman"/>
-        </w:rPr>
-        <w:t>sudo docker exec -it -u 0 ID bash</w:t>
+      <w:proofErr w:type="spellStart"/>
+      <w:r>
+        <w:rPr>
+          <w:rFonts w:ascii="Times" w:eastAsia="SimSun" w:hAnsi="Times" w:cs="Times New Roman"/>
+        </w:rPr>
+        <w:t>sudo</w:t>
+      </w:r>
+      <w:proofErr w:type="spellEnd"/>
+      <w:r>
+        <w:rPr>
+          <w:rFonts w:ascii="Times" w:eastAsia="SimSun" w:hAnsi="Times" w:cs="Times New Roman"/>
+        </w:rPr>
+        <w:t xml:space="preserve"> docker exec -it -u 0 ID bash</w:t>
       </w:r>
     </w:p>
     <w:p>
@@ -5144,12 +5581,14 @@
         </w:rPr>
         <w:t>安装好后</w:t>
       </w:r>
+      <w:proofErr w:type="spellStart"/>
       <w:r>
         <w:rPr>
           <w:rFonts w:ascii="Times" w:eastAsia="SimSun" w:hAnsi="Times" w:cs="Times New Roman"/>
         </w:rPr>
         <w:t>ctrl+A+D</w:t>
       </w:r>
+      <w:proofErr w:type="spellEnd"/>
       <w:r>
         <w:rPr>
           <w:rFonts w:ascii="Times" w:eastAsia="SimSun" w:hAnsi="Times" w:cs="Times New Roman"/>
@@ -5308,8 +5747,30 @@
         <w:rPr>
           <w:rFonts w:ascii="Times" w:eastAsia="SimSun" w:hAnsi="Times" w:cs="Times New Roman"/>
         </w:rPr>
-        <w:t>(base) root@cf50883f4616:/host# unset HTTP_PROXY HTTPS_PROXY http_proxy https_proxy</w:t>
-      </w:r>
+        <w:t xml:space="preserve">(base) root@cf50883f4616:/host# unset HTTP_PROXY HTTPS_PROXY </w:t>
+      </w:r>
+      <w:proofErr w:type="spellStart"/>
+      <w:r>
+        <w:rPr>
+          <w:rFonts w:ascii="Times" w:eastAsia="SimSun" w:hAnsi="Times" w:cs="Times New Roman"/>
+        </w:rPr>
+        <w:t>http_proxy</w:t>
+      </w:r>
+      <w:proofErr w:type="spellEnd"/>
+      <w:r>
+        <w:rPr>
+          <w:rFonts w:ascii="Times" w:eastAsia="SimSun" w:hAnsi="Times" w:cs="Times New Roman"/>
+        </w:rPr>
+        <w:t xml:space="preserve"> </w:t>
+      </w:r>
+      <w:proofErr w:type="spellStart"/>
+      <w:r>
+        <w:rPr>
+          <w:rFonts w:ascii="Times" w:eastAsia="SimSun" w:hAnsi="Times" w:cs="Times New Roman"/>
+        </w:rPr>
+        <w:t>https_proxy</w:t>
+      </w:r>
+      <w:proofErr w:type="spellEnd"/>
     </w:p>
     <w:p>
       <w:pPr>
@@ -5350,7 +5811,21 @@
         <w:rPr>
           <w:rFonts w:ascii="Times" w:eastAsia="SimSun" w:hAnsi="Times" w:cs="Times New Roman"/>
         </w:rPr>
-        <w:t>(base) root@cf50883f4616:/host# export NO_PROXY=localhost,127.0.0.1,::1</w:t>
+        <w:t>(base) root@cf50883f4616:/host# export NO_PROXY=localhost,127.0.</w:t>
+      </w:r>
+      <w:proofErr w:type="gramStart"/>
+      <w:r>
+        <w:rPr>
+          <w:rFonts w:ascii="Times" w:eastAsia="SimSun" w:hAnsi="Times" w:cs="Times New Roman"/>
+        </w:rPr>
+        <w:t>0.1,::</w:t>
+      </w:r>
+      <w:proofErr w:type="gramEnd"/>
+      <w:r>
+        <w:rPr>
+          <w:rFonts w:ascii="Times" w:eastAsia="SimSun" w:hAnsi="Times" w:cs="Times New Roman"/>
+        </w:rPr>
+        <w:t>1</w:t>
       </w:r>
     </w:p>
     <w:p>
